--- a/hin/docx/31.content.docx
+++ b/hin/docx/31.content.docx
@@ -602,6 +602,20 @@
       </w:r>
       <w:r>
         <w:rPr>
+          <w:lang w:val="hi_IN" w:bidi="hi_IN"/>
+        </w:rPr>
+        <w:t>חֲז֖וֹן עֹֽבַדְיָ֑ה</w:t>
+      </w:r>
+    </w:p>
+    <w:p>
+      <w:pPr/>
+      <w:r>
+        <w:rPr>
+          <w:lang w:val="hi_IN" w:bidi="hi_IN"/>
+        </w:rPr>
+      </w:r>
+      <w:r>
+        <w:rPr>
           <w:b/>
           <w:lang w:val="hi_IN" w:bidi="hi_IN"/>
         </w:rPr>
@@ -711,6 +725,20 @@
       </w:r>
       <w:r>
         <w:rPr>
+          <w:lang w:val="hi_IN" w:bidi="hi_IN"/>
+        </w:rPr>
+        <w:t>עֹֽבַדְיָ֑ה</w:t>
+      </w:r>
+    </w:p>
+    <w:p>
+      <w:pPr/>
+      <w:r>
+        <w:rPr>
+          <w:lang w:val="hi_IN" w:bidi="hi_IN"/>
+        </w:rPr>
+      </w:r>
+      <w:r>
+        <w:rPr>
           <w:b/>
           <w:lang w:val="hi_IN" w:bidi="hi_IN"/>
         </w:rPr>
@@ -794,6 +822,20 @@
       </w:r>
       <w:r>
         <w:rPr>
+          <w:lang w:val="hi_IN" w:bidi="hi_IN"/>
+        </w:rPr>
+        <w:t>כֹּֽה־אָמַר֩ אֲדֹנָ֨⁠י יְהוִ֜ה</w:t>
+      </w:r>
+    </w:p>
+    <w:p>
+      <w:pPr/>
+      <w:r>
+        <w:rPr>
+          <w:lang w:val="hi_IN" w:bidi="hi_IN"/>
+        </w:rPr>
+      </w:r>
+      <w:r>
+        <w:rPr>
           <w:b/>
           <w:lang w:val="hi_IN" w:bidi="hi_IN"/>
         </w:rPr>
@@ -877,6 +919,20 @@
       </w:r>
       <w:r>
         <w:rPr>
+          <w:lang w:val="hi_IN" w:bidi="hi_IN"/>
+        </w:rPr>
+        <w:t>יְהוִ֜ה</w:t>
+      </w:r>
+    </w:p>
+    <w:p>
+      <w:pPr/>
+      <w:r>
+        <w:rPr>
+          <w:lang w:val="hi_IN" w:bidi="hi_IN"/>
+        </w:rPr>
+      </w:r>
+      <w:r>
+        <w:rPr>
           <w:b/>
           <w:lang w:val="hi_IN" w:bidi="hi_IN"/>
         </w:rPr>
@@ -960,6 +1016,20 @@
       </w:r>
       <w:r>
         <w:rPr>
+          <w:lang w:val="hi_IN" w:bidi="hi_IN"/>
+        </w:rPr>
+        <w:t>לֶ⁠אֱד֗וֹם</w:t>
+      </w:r>
+    </w:p>
+    <w:p>
+      <w:pPr/>
+      <w:r>
+        <w:rPr>
+          <w:lang w:val="hi_IN" w:bidi="hi_IN"/>
+        </w:rPr>
+      </w:r>
+      <w:r>
+        <w:rPr>
           <w:b/>
           <w:lang w:val="hi_IN" w:bidi="hi_IN"/>
         </w:rPr>
@@ -1056,6 +1126,20 @@
       </w:r>
       <w:r>
         <w:rPr>
+          <w:lang w:val="hi_IN" w:bidi="hi_IN"/>
+        </w:rPr>
+        <w:t>שָׁמַ֜עְנוּ</w:t>
+      </w:r>
+    </w:p>
+    <w:p>
+      <w:pPr/>
+      <w:r>
+        <w:rPr>
+          <w:lang w:val="hi_IN" w:bidi="hi_IN"/>
+        </w:rPr>
+      </w:r>
+      <w:r>
+        <w:rPr>
           <w:b/>
           <w:lang w:val="hi_IN" w:bidi="hi_IN"/>
         </w:rPr>
@@ -1152,6 +1236,20 @@
       </w:r>
       <w:r>
         <w:rPr>
+          <w:lang w:val="hi_IN" w:bidi="hi_IN"/>
+        </w:rPr>
+        <w:t>שָׁמַ֜עְנוּ</w:t>
+      </w:r>
+    </w:p>
+    <w:p>
+      <w:pPr/>
+      <w:r>
+        <w:rPr>
+          <w:lang w:val="hi_IN" w:bidi="hi_IN"/>
+        </w:rPr>
+      </w:r>
+      <w:r>
+        <w:rPr>
           <w:b/>
           <w:lang w:val="hi_IN" w:bidi="hi_IN"/>
         </w:rPr>
@@ -1248,6 +1346,20 @@
       </w:r>
       <w:r>
         <w:rPr>
+          <w:lang w:val="hi_IN" w:bidi="hi_IN"/>
+        </w:rPr>
+        <w:t>וְ⁠צִיר֙ &amp; שֻׁלָּ֔ח</w:t>
+      </w:r>
+    </w:p>
+    <w:p>
+      <w:pPr/>
+      <w:r>
+        <w:rPr>
+          <w:lang w:val="hi_IN" w:bidi="hi_IN"/>
+        </w:rPr>
+      </w:r>
+      <w:r>
+        <w:rPr>
           <w:b/>
           <w:lang w:val="hi_IN" w:bidi="hi_IN"/>
         </w:rPr>
@@ -1344,6 +1456,20 @@
       </w:r>
       <w:r>
         <w:rPr>
+          <w:lang w:val="hi_IN" w:bidi="hi_IN"/>
+        </w:rPr>
+        <w:t>וְ⁠צִיר֙ &amp; שֻׁלָּ֔ח</w:t>
+      </w:r>
+    </w:p>
+    <w:p>
+      <w:pPr/>
+      <w:r>
+        <w:rPr>
+          <w:lang w:val="hi_IN" w:bidi="hi_IN"/>
+        </w:rPr>
+      </w:r>
+      <w:r>
+        <w:rPr>
           <w:b/>
           <w:lang w:val="hi_IN" w:bidi="hi_IN"/>
         </w:rPr>
@@ -1440,6 +1566,20 @@
       </w:r>
       <w:r>
         <w:rPr>
+          <w:lang w:val="hi_IN" w:bidi="hi_IN"/>
+        </w:rPr>
+        <w:t>ק֛וּמוּ וְ⁠נָק֥וּמָה עָלֶי⁠הָ לַ⁠מִּלְחָמָֽה</w:t>
+      </w:r>
+    </w:p>
+    <w:p>
+      <w:pPr/>
+      <w:r>
+        <w:rPr>
+          <w:lang w:val="hi_IN" w:bidi="hi_IN"/>
+        </w:rPr>
+      </w:r>
+      <w:r>
+        <w:rPr>
           <w:b/>
           <w:lang w:val="hi_IN" w:bidi="hi_IN"/>
         </w:rPr>
@@ -1523,6 +1663,20 @@
       </w:r>
       <w:r>
         <w:rPr>
+          <w:lang w:val="hi_IN" w:bidi="hi_IN"/>
+        </w:rPr>
+        <w:t>ק֛וּמוּ</w:t>
+      </w:r>
+    </w:p>
+    <w:p>
+      <w:pPr/>
+      <w:r>
+        <w:rPr>
+          <w:lang w:val="hi_IN" w:bidi="hi_IN"/>
+        </w:rPr>
+      </w:r>
+      <w:r>
+        <w:rPr>
           <w:b/>
           <w:lang w:val="hi_IN" w:bidi="hi_IN"/>
         </w:rPr>
@@ -1606,6 +1760,20 @@
       </w:r>
       <w:r>
         <w:rPr>
+          <w:lang w:val="hi_IN" w:bidi="hi_IN"/>
+        </w:rPr>
+        <w:t>וְ⁠נָק֥וּמָה עָלֶי⁠הָ</w:t>
+      </w:r>
+    </w:p>
+    <w:p>
+      <w:pPr/>
+      <w:r>
+        <w:rPr>
+          <w:lang w:val="hi_IN" w:bidi="hi_IN"/>
+        </w:rPr>
+      </w:r>
+      <w:r>
+        <w:rPr>
           <w:b/>
           <w:lang w:val="hi_IN" w:bidi="hi_IN"/>
         </w:rPr>
@@ -1689,6 +1857,20 @@
       </w:r>
       <w:r>
         <w:rPr>
+          <w:lang w:val="hi_IN" w:bidi="hi_IN"/>
+        </w:rPr>
+        <w:t>וְ⁠נָק֥וּמָה עָלֶי⁠הָ</w:t>
+      </w:r>
+    </w:p>
+    <w:p>
+      <w:pPr/>
+      <w:r>
+        <w:rPr>
+          <w:lang w:val="hi_IN" w:bidi="hi_IN"/>
+        </w:rPr>
+      </w:r>
+      <w:r>
+        <w:rPr>
           <w:b/>
           <w:lang w:val="hi_IN" w:bidi="hi_IN"/>
         </w:rPr>
@@ -1785,6 +1967,20 @@
       </w:r>
       <w:r>
         <w:rPr>
+          <w:lang w:val="hi_IN" w:bidi="hi_IN"/>
+        </w:rPr>
+        <w:t>לַ⁠מִּלְחָמָֽה</w:t>
+      </w:r>
+    </w:p>
+    <w:p>
+      <w:pPr/>
+      <w:r>
+        <w:rPr>
+          <w:lang w:val="hi_IN" w:bidi="hi_IN"/>
+        </w:rPr>
+      </w:r>
+      <w:r>
+        <w:rPr>
           <w:b/>
           <w:lang w:val="hi_IN" w:bidi="hi_IN"/>
         </w:rPr>
@@ -1881,6 +2077,20 @@
       </w:r>
       <w:r>
         <w:rPr>
+          <w:lang w:val="hi_IN" w:bidi="hi_IN"/>
+        </w:rPr>
+        <w:t>הִנֵּ֥ה קָטֹ֛ן נְתַתִּ֖י⁠ךָ</w:t>
+      </w:r>
+    </w:p>
+    <w:p>
+      <w:pPr/>
+      <w:r>
+        <w:rPr>
+          <w:lang w:val="hi_IN" w:bidi="hi_IN"/>
+        </w:rPr>
+      </w:r>
+      <w:r>
+        <w:rPr>
           <w:b/>
           <w:lang w:val="hi_IN" w:bidi="hi_IN"/>
         </w:rPr>
@@ -1964,6 +2174,20 @@
       </w:r>
       <w:r>
         <w:rPr>
+          <w:lang w:val="hi_IN" w:bidi="hi_IN"/>
+        </w:rPr>
+        <w:t>הִנֵּ֥ה</w:t>
+      </w:r>
+    </w:p>
+    <w:p>
+      <w:pPr/>
+      <w:r>
+        <w:rPr>
+          <w:lang w:val="hi_IN" w:bidi="hi_IN"/>
+        </w:rPr>
+      </w:r>
+      <w:r>
+        <w:rPr>
           <w:b/>
           <w:lang w:val="hi_IN" w:bidi="hi_IN"/>
         </w:rPr>
@@ -2027,6 +2251,20 @@
       </w:r>
       <w:r>
         <w:rPr>
+          <w:lang w:val="hi_IN" w:bidi="hi_IN"/>
+        </w:rPr>
+        <w:t>קָטֹ֛ן נְתַתִּ֖י⁠ךָ בַּ⁠גּוֹיִ֑ם בָּז֥וּי אַתָּ֖ה מְאֹֽד</w:t>
+      </w:r>
+    </w:p>
+    <w:p>
+      <w:pPr/>
+      <w:r>
+        <w:rPr>
+          <w:lang w:val="hi_IN" w:bidi="hi_IN"/>
+        </w:rPr>
+      </w:r>
+      <w:r>
+        <w:rPr>
           <w:b/>
           <w:lang w:val="hi_IN" w:bidi="hi_IN"/>
         </w:rPr>
@@ -2110,6 +2348,20 @@
       </w:r>
       <w:r>
         <w:rPr>
+          <w:lang w:val="hi_IN" w:bidi="hi_IN"/>
+        </w:rPr>
+        <w:t>קָטֹ֛ן נְתַתִּ֖י⁠ךָ בַּ⁠גּוֹיִ֑ם</w:t>
+      </w:r>
+    </w:p>
+    <w:p>
+      <w:pPr/>
+      <w:r>
+        <w:rPr>
+          <w:lang w:val="hi_IN" w:bidi="hi_IN"/>
+        </w:rPr>
+      </w:r>
+      <w:r>
+        <w:rPr>
           <w:b/>
           <w:lang w:val="hi_IN" w:bidi="hi_IN"/>
         </w:rPr>
@@ -2193,6 +2445,20 @@
       </w:r>
       <w:r>
         <w:rPr>
+          <w:lang w:val="hi_IN" w:bidi="hi_IN"/>
+        </w:rPr>
+        <w:t>בָּז֥וּי אַתָּ֖ה מְאֹֽד</w:t>
+      </w:r>
+    </w:p>
+    <w:p>
+      <w:pPr/>
+      <w:r>
+        <w:rPr>
+          <w:lang w:val="hi_IN" w:bidi="hi_IN"/>
+        </w:rPr>
+      </w:r>
+      <w:r>
+        <w:rPr>
           <w:b/>
           <w:lang w:val="hi_IN" w:bidi="hi_IN"/>
         </w:rPr>
@@ -2276,6 +2542,20 @@
       </w:r>
       <w:r>
         <w:rPr>
+          <w:lang w:val="hi_IN" w:bidi="hi_IN"/>
+        </w:rPr>
+        <w:t>זְד֤וֹן לִבְּ⁠ךָ֙ הִשִּׁיאֶ֔⁠ךָ</w:t>
+      </w:r>
+    </w:p>
+    <w:p>
+      <w:pPr/>
+      <w:r>
+        <w:rPr>
+          <w:lang w:val="hi_IN" w:bidi="hi_IN"/>
+        </w:rPr>
+      </w:r>
+      <w:r>
+        <w:rPr>
           <w:b/>
           <w:lang w:val="hi_IN" w:bidi="hi_IN"/>
         </w:rPr>
@@ -2372,6 +2652,20 @@
       </w:r>
       <w:r>
         <w:rPr>
+          <w:lang w:val="hi_IN" w:bidi="hi_IN"/>
+        </w:rPr>
+        <w:t>זְד֤וֹן לִבְּ⁠ךָ֙ הִשִּׁיאֶ֔⁠ךָ</w:t>
+      </w:r>
+    </w:p>
+    <w:p>
+      <w:pPr/>
+      <w:r>
+        <w:rPr>
+          <w:lang w:val="hi_IN" w:bidi="hi_IN"/>
+        </w:rPr>
+      </w:r>
+      <w:r>
+        <w:rPr>
           <w:b/>
           <w:lang w:val="hi_IN" w:bidi="hi_IN"/>
         </w:rPr>
@@ -2468,6 +2762,20 @@
       </w:r>
       <w:r>
         <w:rPr>
+          <w:lang w:val="hi_IN" w:bidi="hi_IN"/>
+        </w:rPr>
+        <w:t>זְד֤וֹן לִבְּ⁠ךָ֙</w:t>
+      </w:r>
+    </w:p>
+    <w:p>
+      <w:pPr/>
+      <w:r>
+        <w:rPr>
+          <w:lang w:val="hi_IN" w:bidi="hi_IN"/>
+        </w:rPr>
+      </w:r>
+      <w:r>
+        <w:rPr>
           <w:b/>
           <w:lang w:val="hi_IN" w:bidi="hi_IN"/>
         </w:rPr>
@@ -2564,6 +2872,20 @@
       </w:r>
       <w:r>
         <w:rPr>
+          <w:lang w:val="hi_IN" w:bidi="hi_IN"/>
+        </w:rPr>
+        <w:t>זְד֤וֹן לִבְּ⁠ךָ֙</w:t>
+      </w:r>
+    </w:p>
+    <w:p>
+      <w:pPr/>
+      <w:r>
+        <w:rPr>
+          <w:lang w:val="hi_IN" w:bidi="hi_IN"/>
+        </w:rPr>
+      </w:r>
+      <w:r>
+        <w:rPr>
           <w:b/>
           <w:lang w:val="hi_IN" w:bidi="hi_IN"/>
         </w:rPr>
@@ -2660,6 +2982,20 @@
       </w:r>
       <w:r>
         <w:rPr>
+          <w:lang w:val="hi_IN" w:bidi="hi_IN"/>
+        </w:rPr>
+        <w:t>שֹׁכְנִ֥י בְ⁠חַגְוֵי־סֶּ֖לַע</w:t>
+      </w:r>
+    </w:p>
+    <w:p>
+      <w:pPr/>
+      <w:r>
+        <w:rPr>
+          <w:lang w:val="hi_IN" w:bidi="hi_IN"/>
+        </w:rPr>
+      </w:r>
+      <w:r>
+        <w:rPr>
           <w:b/>
           <w:lang w:val="hi_IN" w:bidi="hi_IN"/>
         </w:rPr>
@@ -2782,6 +3118,20 @@
       </w:r>
       <w:r>
         <w:rPr>
+          <w:lang w:val="hi_IN" w:bidi="hi_IN"/>
+        </w:rPr>
+        <w:t>בְ⁠חַגְוֵי־סֶּ֖לַע</w:t>
+      </w:r>
+    </w:p>
+    <w:p>
+      <w:pPr/>
+      <w:r>
+        <w:rPr>
+          <w:lang w:val="hi_IN" w:bidi="hi_IN"/>
+        </w:rPr>
+      </w:r>
+      <w:r>
+        <w:rPr>
           <w:b/>
           <w:lang w:val="hi_IN" w:bidi="hi_IN"/>
         </w:rPr>
@@ -2845,6 +3195,20 @@
       </w:r>
       <w:r>
         <w:rPr>
+          <w:lang w:val="hi_IN" w:bidi="hi_IN"/>
+        </w:rPr>
+        <w:t>אֹמֵ֣ר בְּ⁠לִבּ֔⁠וֹ</w:t>
+      </w:r>
+    </w:p>
+    <w:p>
+      <w:pPr/>
+      <w:r>
+        <w:rPr>
+          <w:lang w:val="hi_IN" w:bidi="hi_IN"/>
+        </w:rPr>
+      </w:r>
+      <w:r>
+        <w:rPr>
           <w:b/>
           <w:lang w:val="hi_IN" w:bidi="hi_IN"/>
         </w:rPr>
@@ -2967,6 +3331,20 @@
       </w:r>
       <w:r>
         <w:rPr>
+          <w:lang w:val="hi_IN" w:bidi="hi_IN"/>
+        </w:rPr>
+        <w:t>אֹמֵ֣ר בְּ⁠לִבּ֔⁠וֹ</w:t>
+      </w:r>
+    </w:p>
+    <w:p>
+      <w:pPr/>
+      <w:r>
+        <w:rPr>
+          <w:lang w:val="hi_IN" w:bidi="hi_IN"/>
+        </w:rPr>
+      </w:r>
+      <w:r>
+        <w:rPr>
           <w:b/>
           <w:lang w:val="hi_IN" w:bidi="hi_IN"/>
         </w:rPr>
@@ -3050,6 +3428,20 @@
       </w:r>
       <w:r>
         <w:rPr>
+          <w:lang w:val="hi_IN" w:bidi="hi_IN"/>
+        </w:rPr>
+        <w:t>מִ֥י יוֹרִדֵ֖⁠נִי אָֽרֶץ</w:t>
+      </w:r>
+    </w:p>
+    <w:p>
+      <w:pPr/>
+      <w:r>
+        <w:rPr>
+          <w:lang w:val="hi_IN" w:bidi="hi_IN"/>
+        </w:rPr>
+      </w:r>
+      <w:r>
+        <w:rPr>
           <w:b/>
           <w:lang w:val="hi_IN" w:bidi="hi_IN"/>
         </w:rPr>
@@ -3133,6 +3525,20 @@
       </w:r>
       <w:r>
         <w:rPr>
+          <w:lang w:val="hi_IN" w:bidi="hi_IN"/>
+        </w:rPr>
+        <w:t>אִם־תַּגְבִּ֣יהַּ כַּ⁠נֶּ֔שֶׁר וְ⁠אִם־בֵּ֥ין כּֽוֹכָבִ֖ים שִׂ֣ים קִנֶּ֑⁠ךָ</w:t>
+      </w:r>
+    </w:p>
+    <w:p>
+      <w:pPr/>
+      <w:r>
+        <w:rPr>
+          <w:lang w:val="hi_IN" w:bidi="hi_IN"/>
+        </w:rPr>
+      </w:r>
+      <w:r>
+        <w:rPr>
           <w:b/>
           <w:lang w:val="hi_IN" w:bidi="hi_IN"/>
         </w:rPr>
@@ -3216,6 +3622,20 @@
       </w:r>
       <w:r>
         <w:rPr>
+          <w:lang w:val="hi_IN" w:bidi="hi_IN"/>
+        </w:rPr>
+        <w:t>אִם־תַּגְבִּ֣יהַּ כַּ⁠נֶּ֔שֶׁר וְ⁠אִם־בֵּ֥ין כּֽוֹכָבִ֖ים שִׂ֣ים קִנֶּ֑⁠ךָ</w:t>
+      </w:r>
+    </w:p>
+    <w:p>
+      <w:pPr/>
+      <w:r>
+        <w:rPr>
+          <w:lang w:val="hi_IN" w:bidi="hi_IN"/>
+        </w:rPr>
+      </w:r>
+      <w:r>
+        <w:rPr>
           <w:b/>
           <w:lang w:val="hi_IN" w:bidi="hi_IN"/>
         </w:rPr>
@@ -3299,6 +3719,20 @@
       </w:r>
       <w:r>
         <w:rPr>
+          <w:lang w:val="hi_IN" w:bidi="hi_IN"/>
+        </w:rPr>
+        <w:t>שִׂ֣ים קִנֶּ֑⁠ךָ</w:t>
+      </w:r>
+    </w:p>
+    <w:p>
+      <w:pPr/>
+      <w:r>
+        <w:rPr>
+          <w:lang w:val="hi_IN" w:bidi="hi_IN"/>
+        </w:rPr>
+      </w:r>
+      <w:r>
+        <w:rPr>
           <w:b/>
           <w:lang w:val="hi_IN" w:bidi="hi_IN"/>
         </w:rPr>
@@ -3382,6 +3816,20 @@
       </w:r>
       <w:r>
         <w:rPr>
+          <w:lang w:val="hi_IN" w:bidi="hi_IN"/>
+        </w:rPr>
+        <w:t>מִ⁠שָּׁ֥ם אוֹרִֽידְ⁠ךָ֖</w:t>
+      </w:r>
+    </w:p>
+    <w:p>
+      <w:pPr/>
+      <w:r>
+        <w:rPr>
+          <w:lang w:val="hi_IN" w:bidi="hi_IN"/>
+        </w:rPr>
+      </w:r>
+      <w:r>
+        <w:rPr>
           <w:b/>
           <w:lang w:val="hi_IN" w:bidi="hi_IN"/>
         </w:rPr>
@@ -3478,6 +3926,20 @@
       </w:r>
       <w:r>
         <w:rPr>
+          <w:lang w:val="hi_IN" w:bidi="hi_IN"/>
+        </w:rPr>
+        <w:t>נְאֻם־יְהוָֽה</w:t>
+      </w:r>
+    </w:p>
+    <w:p>
+      <w:pPr/>
+      <w:r>
+        <w:rPr>
+          <w:lang w:val="hi_IN" w:bidi="hi_IN"/>
+        </w:rPr>
+      </w:r>
+      <w:r>
+        <w:rPr>
           <w:b/>
           <w:lang w:val="hi_IN" w:bidi="hi_IN"/>
         </w:rPr>
@@ -3561,6 +4023,20 @@
       </w:r>
       <w:r>
         <w:rPr>
+          <w:lang w:val="hi_IN" w:bidi="hi_IN"/>
+        </w:rPr>
+        <w:t>נְאֻם־יְהוָֽה</w:t>
+      </w:r>
+    </w:p>
+    <w:p>
+      <w:pPr/>
+      <w:r>
+        <w:rPr>
+          <w:lang w:val="hi_IN" w:bidi="hi_IN"/>
+        </w:rPr>
+      </w:r>
+      <w:r>
+        <w:rPr>
           <w:b/>
           <w:lang w:val="hi_IN" w:bidi="hi_IN"/>
         </w:rPr>
@@ -3657,6 +4133,20 @@
       </w:r>
       <w:r>
         <w:rPr>
+          <w:lang w:val="hi_IN" w:bidi="hi_IN"/>
+        </w:rPr>
+        <w:t>אִם־גַּנָּבִ֤ים בָּאֽוּ־לְ⁠ךָ֙ אִם־שׁ֣וֹדְדֵי לַ֔יְלָה</w:t>
+      </w:r>
+    </w:p>
+    <w:p>
+      <w:pPr/>
+      <w:r>
+        <w:rPr>
+          <w:lang w:val="hi_IN" w:bidi="hi_IN"/>
+        </w:rPr>
+      </w:r>
+      <w:r>
+        <w:rPr>
           <w:b/>
           <w:lang w:val="hi_IN" w:bidi="hi_IN"/>
         </w:rPr>
@@ -3740,6 +4230,20 @@
       </w:r>
       <w:r>
         <w:rPr>
+          <w:lang w:val="hi_IN" w:bidi="hi_IN"/>
+        </w:rPr>
+        <w:t>אֵ֣יךְ נִדְמֵ֔יתָה</w:t>
+      </w:r>
+    </w:p>
+    <w:p>
+      <w:pPr/>
+      <w:r>
+        <w:rPr>
+          <w:lang w:val="hi_IN" w:bidi="hi_IN"/>
+        </w:rPr>
+      </w:r>
+      <w:r>
+        <w:rPr>
           <w:b/>
           <w:lang w:val="hi_IN" w:bidi="hi_IN"/>
         </w:rPr>
@@ -3823,6 +4327,20 @@
       </w:r>
       <w:r>
         <w:rPr>
+          <w:lang w:val="hi_IN" w:bidi="hi_IN"/>
+        </w:rPr>
+        <w:t>אֵ֣יךְ נִדְמֵ֔יתָה</w:t>
+      </w:r>
+    </w:p>
+    <w:p>
+      <w:pPr/>
+      <w:r>
+        <w:rPr>
+          <w:lang w:val="hi_IN" w:bidi="hi_IN"/>
+        </w:rPr>
+      </w:r>
+      <w:r>
+        <w:rPr>
           <w:b/>
           <w:lang w:val="hi_IN" w:bidi="hi_IN"/>
         </w:rPr>
@@ -3906,6 +4424,20 @@
       </w:r>
       <w:r>
         <w:rPr>
+          <w:lang w:val="hi_IN" w:bidi="hi_IN"/>
+        </w:rPr>
+        <w:t>הֲ⁠ל֥וֹא יִגְנְב֖וּ דַּיָּ֑⁠ם</w:t>
+      </w:r>
+    </w:p>
+    <w:p>
+      <w:pPr/>
+      <w:r>
+        <w:rPr>
+          <w:lang w:val="hi_IN" w:bidi="hi_IN"/>
+        </w:rPr>
+      </w:r>
+      <w:r>
+        <w:rPr>
           <w:b/>
           <w:lang w:val="hi_IN" w:bidi="hi_IN"/>
         </w:rPr>
@@ -3989,6 +4521,20 @@
       </w:r>
       <w:r>
         <w:rPr>
+          <w:lang w:val="hi_IN" w:bidi="hi_IN"/>
+        </w:rPr>
+        <w:t>אִם־בֹּֽצְרִים֙ בָּ֣אוּ לָ֔⁠ךְ הֲ⁠ל֖וֹא יַשְׁאִ֥ירוּ עֹלֵלֽוֹת</w:t>
+      </w:r>
+    </w:p>
+    <w:p>
+      <w:pPr/>
+      <w:r>
+        <w:rPr>
+          <w:lang w:val="hi_IN" w:bidi="hi_IN"/>
+        </w:rPr>
+      </w:r>
+      <w:r>
+        <w:rPr>
           <w:b/>
           <w:lang w:val="hi_IN" w:bidi="hi_IN"/>
         </w:rPr>
@@ -4072,6 +4618,20 @@
       </w:r>
       <w:r>
         <w:rPr>
+          <w:lang w:val="hi_IN" w:bidi="hi_IN"/>
+        </w:rPr>
+        <w:t>אֵ֚יךְ</w:t>
+      </w:r>
+    </w:p>
+    <w:p>
+      <w:pPr/>
+      <w:r>
+        <w:rPr>
+          <w:lang w:val="hi_IN" w:bidi="hi_IN"/>
+        </w:rPr>
+      </w:r>
+      <w:r>
+        <w:rPr>
           <w:b/>
           <w:lang w:val="hi_IN" w:bidi="hi_IN"/>
         </w:rPr>
@@ -4168,6 +4728,20 @@
       </w:r>
       <w:r>
         <w:rPr>
+          <w:lang w:val="hi_IN" w:bidi="hi_IN"/>
+        </w:rPr>
+        <w:t>אֵ֚יךְ נֶחְפְּשׂ֣וּ עֵשָׂ֔ו</w:t>
+      </w:r>
+    </w:p>
+    <w:p>
+      <w:pPr/>
+      <w:r>
+        <w:rPr>
+          <w:lang w:val="hi_IN" w:bidi="hi_IN"/>
+        </w:rPr>
+      </w:r>
+      <w:r>
+        <w:rPr>
           <w:b/>
           <w:lang w:val="hi_IN" w:bidi="hi_IN"/>
         </w:rPr>
@@ -4251,6 +4825,20 @@
       </w:r>
       <w:r>
         <w:rPr>
+          <w:lang w:val="hi_IN" w:bidi="hi_IN"/>
+        </w:rPr>
+        <w:t>עֵשָׂ֔ו</w:t>
+      </w:r>
+    </w:p>
+    <w:p>
+      <w:pPr/>
+      <w:r>
+        <w:rPr>
+          <w:lang w:val="hi_IN" w:bidi="hi_IN"/>
+        </w:rPr>
+      </w:r>
+      <w:r>
+        <w:rPr>
           <w:b/>
           <w:lang w:val="hi_IN" w:bidi="hi_IN"/>
         </w:rPr>
@@ -4347,6 +4935,20 @@
       </w:r>
       <w:r>
         <w:rPr>
+          <w:lang w:val="hi_IN" w:bidi="hi_IN"/>
+        </w:rPr>
+        <w:t>נֶחְפְּשׂ֣וּ</w:t>
+      </w:r>
+    </w:p>
+    <w:p>
+      <w:pPr/>
+      <w:r>
+        <w:rPr>
+          <w:lang w:val="hi_IN" w:bidi="hi_IN"/>
+        </w:rPr>
+      </w:r>
+      <w:r>
+        <w:rPr>
           <w:b/>
           <w:lang w:val="hi_IN" w:bidi="hi_IN"/>
         </w:rPr>
@@ -4423,6 +5025,20 @@
       </w:r>
       <w:r>
         <w:rPr>
+          <w:lang w:val="hi_IN" w:bidi="hi_IN"/>
+        </w:rPr>
+        <w:t>נִבְע֖וּ מַצְפֻּנָֽי⁠ו</w:t>
+      </w:r>
+    </w:p>
+    <w:p>
+      <w:pPr/>
+      <w:r>
+        <w:rPr>
+          <w:lang w:val="hi_IN" w:bidi="hi_IN"/>
+        </w:rPr>
+      </w:r>
+      <w:r>
+        <w:rPr>
           <w:b/>
           <w:lang w:val="hi_IN" w:bidi="hi_IN"/>
         </w:rPr>
@@ -4506,6 +5122,20 @@
       </w:r>
       <w:r>
         <w:rPr>
+          <w:lang w:val="hi_IN" w:bidi="hi_IN"/>
+        </w:rPr>
+        <w:t>עַֽד־הַ⁠גְּב֣וּל שִׁלְּח֗וּ⁠ךָ כֹּ֚ל אַנְשֵׁ֣י בְרִיתֶ֔⁠ךָ</w:t>
+      </w:r>
+    </w:p>
+    <w:p>
+      <w:pPr/>
+      <w:r>
+        <w:rPr>
+          <w:lang w:val="hi_IN" w:bidi="hi_IN"/>
+        </w:rPr>
+      </w:r>
+      <w:r>
+        <w:rPr>
           <w:b/>
           <w:lang w:val="hi_IN" w:bidi="hi_IN"/>
         </w:rPr>
@@ -4602,6 +5232,20 @@
       </w:r>
       <w:r>
         <w:rPr>
+          <w:lang w:val="hi_IN" w:bidi="hi_IN"/>
+        </w:rPr>
+        <w:t>בְרִיתֶ֔⁠ךָ</w:t>
+      </w:r>
+    </w:p>
+    <w:p>
+      <w:pPr/>
+      <w:r>
+        <w:rPr>
+          <w:lang w:val="hi_IN" w:bidi="hi_IN"/>
+        </w:rPr>
+      </w:r>
+      <w:r>
+        <w:rPr>
           <w:b/>
           <w:lang w:val="hi_IN" w:bidi="hi_IN"/>
         </w:rPr>
@@ -4698,6 +5342,20 @@
       </w:r>
       <w:r>
         <w:rPr>
+          <w:lang w:val="hi_IN" w:bidi="hi_IN"/>
+        </w:rPr>
+        <w:t>עַֽד־הַ⁠גְּב֣וּל שִׁלְּח֗וּ⁠ךָ</w:t>
+      </w:r>
+    </w:p>
+    <w:p>
+      <w:pPr/>
+      <w:r>
+        <w:rPr>
+          <w:lang w:val="hi_IN" w:bidi="hi_IN"/>
+        </w:rPr>
+      </w:r>
+      <w:r>
+        <w:rPr>
           <w:b/>
           <w:lang w:val="hi_IN" w:bidi="hi_IN"/>
         </w:rPr>
@@ -4774,6 +5432,20 @@
       </w:r>
       <w:r>
         <w:rPr>
+          <w:lang w:val="hi_IN" w:bidi="hi_IN"/>
+        </w:rPr>
+        <w:t>כֹּ֚ל אַנְשֵׁ֣י בְרִיתֶ֔⁠ךָ &amp; אַנְשֵׁ֣י שְׁלֹמֶ֑⁠ךָ לַחְמְ⁠ךָ֗</w:t>
+      </w:r>
+    </w:p>
+    <w:p>
+      <w:pPr/>
+      <w:r>
+        <w:rPr>
+          <w:lang w:val="hi_IN" w:bidi="hi_IN"/>
+        </w:rPr>
+      </w:r>
+      <w:r>
+        <w:rPr>
           <w:b/>
           <w:lang w:val="hi_IN" w:bidi="hi_IN"/>
         </w:rPr>
@@ -4883,6 +5555,20 @@
       </w:r>
       <w:r>
         <w:rPr>
+          <w:lang w:val="hi_IN" w:bidi="hi_IN"/>
+        </w:rPr>
+        <w:t>לַחְמְ⁠ךָ֗ יָשִׂ֤ימוּ מָזוֹר֙ תַּחְתֶּ֔י⁠ךָ</w:t>
+      </w:r>
+    </w:p>
+    <w:p>
+      <w:pPr/>
+      <w:r>
+        <w:rPr>
+          <w:lang w:val="hi_IN" w:bidi="hi_IN"/>
+        </w:rPr>
+      </w:r>
+      <w:r>
+        <w:rPr>
           <w:b/>
           <w:lang w:val="hi_IN" w:bidi="hi_IN"/>
         </w:rPr>
@@ -4992,6 +5678,20 @@
       </w:r>
       <w:r>
         <w:rPr>
+          <w:lang w:val="hi_IN" w:bidi="hi_IN"/>
+        </w:rPr>
+        <w:t>אֵ֥ין תְּבוּנָ֖ה בּֽ⁠וֹ</w:t>
+      </w:r>
+    </w:p>
+    <w:p>
+      <w:pPr/>
+      <w:r>
+        <w:rPr>
+          <w:lang w:val="hi_IN" w:bidi="hi_IN"/>
+        </w:rPr>
+      </w:r>
+      <w:r>
+        <w:rPr>
           <w:b/>
           <w:lang w:val="hi_IN" w:bidi="hi_IN"/>
         </w:rPr>
@@ -5075,6 +5775,20 @@
       </w:r>
       <w:r>
         <w:rPr>
+          <w:lang w:val="hi_IN" w:bidi="hi_IN"/>
+        </w:rPr>
+        <w:t>אֵ֥ין תְּבוּנָ֖ה בּֽ⁠וֹ</w:t>
+      </w:r>
+    </w:p>
+    <w:p>
+      <w:pPr/>
+      <w:r>
+        <w:rPr>
+          <w:lang w:val="hi_IN" w:bidi="hi_IN"/>
+        </w:rPr>
+      </w:r>
+      <w:r>
+        <w:rPr>
           <w:b/>
           <w:lang w:val="hi_IN" w:bidi="hi_IN"/>
         </w:rPr>
@@ -5158,6 +5872,20 @@
       </w:r>
       <w:r>
         <w:rPr>
+          <w:lang w:val="hi_IN" w:bidi="hi_IN"/>
+        </w:rPr>
+        <w:t>בּֽ⁠וֹ</w:t>
+      </w:r>
+    </w:p>
+    <w:p>
+      <w:pPr/>
+      <w:r>
+        <w:rPr>
+          <w:lang w:val="hi_IN" w:bidi="hi_IN"/>
+        </w:rPr>
+      </w:r>
+      <w:r>
+        <w:rPr>
           <w:b/>
           <w:lang w:val="hi_IN" w:bidi="hi_IN"/>
         </w:rPr>
@@ -5254,6 +5982,20 @@
       </w:r>
       <w:r>
         <w:rPr>
+          <w:lang w:val="hi_IN" w:bidi="hi_IN"/>
+        </w:rPr>
+        <w:t>הֲ⁠ל֛וֹא בַּ⁠יּ֥וֹם הַ⁠ה֖וּא &amp; וְ⁠הַאֲבַדְתִּ֤י חֲכָמִים֙ מֵֽ⁠אֱד֔וֹם</w:t>
+      </w:r>
+    </w:p>
+    <w:p>
+      <w:pPr/>
+      <w:r>
+        <w:rPr>
+          <w:lang w:val="hi_IN" w:bidi="hi_IN"/>
+        </w:rPr>
+      </w:r>
+      <w:r>
+        <w:rPr>
           <w:b/>
           <w:lang w:val="hi_IN" w:bidi="hi_IN"/>
         </w:rPr>
@@ -5350,6 +6092,20 @@
       </w:r>
       <w:r>
         <w:rPr>
+          <w:lang w:val="hi_IN" w:bidi="hi_IN"/>
+        </w:rPr>
+        <w:t>וְ⁠הַאֲבַדְתִּ֤י חֲכָמִים֙ מֵֽ⁠אֱד֔וֹם</w:t>
+      </w:r>
+    </w:p>
+    <w:p>
+      <w:pPr/>
+      <w:r>
+        <w:rPr>
+          <w:lang w:val="hi_IN" w:bidi="hi_IN"/>
+        </w:rPr>
+      </w:r>
+      <w:r>
+        <w:rPr>
           <w:b/>
           <w:lang w:val="hi_IN" w:bidi="hi_IN"/>
         </w:rPr>
@@ -5459,6 +6215,20 @@
       </w:r>
       <w:r>
         <w:rPr>
+          <w:lang w:val="hi_IN" w:bidi="hi_IN"/>
+        </w:rPr>
+        <w:t>וּ⁠תְבוּנָ֖ה מֵ⁠הַ֥ר עֵשָֽׂו</w:t>
+      </w:r>
+    </w:p>
+    <w:p>
+      <w:pPr/>
+      <w:r>
+        <w:rPr>
+          <w:lang w:val="hi_IN" w:bidi="hi_IN"/>
+        </w:rPr>
+      </w:r>
+      <w:r>
+        <w:rPr>
           <w:b/>
           <w:lang w:val="hi_IN" w:bidi="hi_IN"/>
         </w:rPr>
@@ -5542,6 +6312,20 @@
       </w:r>
       <w:r>
         <w:rPr>
+          <w:lang w:val="hi_IN" w:bidi="hi_IN"/>
+        </w:rPr>
+        <w:t>וּ⁠תְבוּנָ֖ה מֵ⁠הַ֥ר עֵשָֽׂו</w:t>
+      </w:r>
+    </w:p>
+    <w:p>
+      <w:pPr/>
+      <w:r>
+        <w:rPr>
+          <w:lang w:val="hi_IN" w:bidi="hi_IN"/>
+        </w:rPr>
+      </w:r>
+      <w:r>
+        <w:rPr>
           <w:b/>
           <w:lang w:val="hi_IN" w:bidi="hi_IN"/>
         </w:rPr>
@@ -5638,6 +6422,20 @@
       </w:r>
       <w:r>
         <w:rPr>
+          <w:lang w:val="hi_IN" w:bidi="hi_IN"/>
+        </w:rPr>
+        <w:t>חֲכָמִים֙ מֵֽ⁠אֱד֔וֹם וּ⁠תְבוּנָ֖ה מֵ⁠הַ֥ר עֵשָֽׂו</w:t>
+      </w:r>
+    </w:p>
+    <w:p>
+      <w:pPr/>
+      <w:r>
+        <w:rPr>
+          <w:lang w:val="hi_IN" w:bidi="hi_IN"/>
+        </w:rPr>
+      </w:r>
+      <w:r>
+        <w:rPr>
           <w:b/>
           <w:lang w:val="hi_IN" w:bidi="hi_IN"/>
         </w:rPr>
@@ -5760,6 +6558,20 @@
       </w:r>
       <w:r>
         <w:rPr>
+          <w:lang w:val="hi_IN" w:bidi="hi_IN"/>
+        </w:rPr>
+        <w:t>וּ⁠תְבוּנָ֖ה</w:t>
+      </w:r>
+    </w:p>
+    <w:p>
+      <w:pPr/>
+      <w:r>
+        <w:rPr>
+          <w:lang w:val="hi_IN" w:bidi="hi_IN"/>
+        </w:rPr>
+      </w:r>
+      <w:r>
+        <w:rPr>
           <w:b/>
           <w:lang w:val="hi_IN" w:bidi="hi_IN"/>
         </w:rPr>
@@ -5843,6 +6655,20 @@
       </w:r>
       <w:r>
         <w:rPr>
+          <w:lang w:val="hi_IN" w:bidi="hi_IN"/>
+        </w:rPr>
+        <w:t>מֵ⁠הַ֥ר עֵשָֽׂו</w:t>
+      </w:r>
+    </w:p>
+    <w:p>
+      <w:pPr/>
+      <w:r>
+        <w:rPr>
+          <w:lang w:val="hi_IN" w:bidi="hi_IN"/>
+        </w:rPr>
+      </w:r>
+      <w:r>
+        <w:rPr>
           <w:b/>
           <w:lang w:val="hi_IN" w:bidi="hi_IN"/>
         </w:rPr>
@@ -5928,6 +6754,20 @@
         <w:rPr>
           <w:lang w:val="hi_IN" w:bidi="hi_IN"/>
         </w:rPr>
+      </w:r>
+    </w:p>
+    <w:p>
+      <w:pPr/>
+      <w:r>
+        <w:rPr>
+          <w:lang w:val="hi_IN" w:bidi="hi_IN"/>
+        </w:rPr>
+      </w:r>
+      <w:r>
+        <w:rPr>
+          <w:lang w:val="hi_IN" w:bidi="hi_IN"/>
+        </w:rPr>
+        <w:t>עֵשָֽׂו</w:t>
       </w:r>
     </w:p>
     <w:p>
@@ -6040,6 +6880,20 @@
       </w:r>
       <w:r>
         <w:rPr>
+          <w:lang w:val="hi_IN" w:bidi="hi_IN"/>
+        </w:rPr>
+        <w:t>וְ⁠חַתּ֥וּ גִבּוֹרֶ֖י⁠ךָ תֵּימָ֑ן</w:t>
+      </w:r>
+    </w:p>
+    <w:p>
+      <w:pPr/>
+      <w:r>
+        <w:rPr>
+          <w:lang w:val="hi_IN" w:bidi="hi_IN"/>
+        </w:rPr>
+      </w:r>
+      <w:r>
+        <w:rPr>
           <w:b/>
           <w:lang w:val="hi_IN" w:bidi="hi_IN"/>
         </w:rPr>
@@ -6136,6 +6990,20 @@
       </w:r>
       <w:r>
         <w:rPr>
+          <w:lang w:val="hi_IN" w:bidi="hi_IN"/>
+        </w:rPr>
+        <w:t>תֵּימָ֑ן</w:t>
+      </w:r>
+    </w:p>
+    <w:p>
+      <w:pPr/>
+      <w:r>
+        <w:rPr>
+          <w:lang w:val="hi_IN" w:bidi="hi_IN"/>
+        </w:rPr>
+      </w:r>
+      <w:r>
+        <w:rPr>
           <w:b/>
           <w:lang w:val="hi_IN" w:bidi="hi_IN"/>
         </w:rPr>
@@ -6219,6 +7087,20 @@
       </w:r>
       <w:r>
         <w:rPr>
+          <w:lang w:val="hi_IN" w:bidi="hi_IN"/>
+        </w:rPr>
+        <w:t>לְמַ֧עַן</w:t>
+      </w:r>
+    </w:p>
+    <w:p>
+      <w:pPr/>
+      <w:r>
+        <w:rPr>
+          <w:lang w:val="hi_IN" w:bidi="hi_IN"/>
+        </w:rPr>
+      </w:r>
+      <w:r>
+        <w:rPr>
           <w:b/>
           <w:lang w:val="hi_IN" w:bidi="hi_IN"/>
         </w:rPr>
@@ -6302,6 +7184,20 @@
       </w:r>
       <w:r>
         <w:rPr>
+          <w:lang w:val="hi_IN" w:bidi="hi_IN"/>
+        </w:rPr>
+        <w:t>יִכָּֽרֶת־אִ֛ישׁ</w:t>
+      </w:r>
+    </w:p>
+    <w:p>
+      <w:pPr/>
+      <w:r>
+        <w:rPr>
+          <w:lang w:val="hi_IN" w:bidi="hi_IN"/>
+        </w:rPr>
+      </w:r>
+      <w:r>
+        <w:rPr>
           <w:b/>
           <w:lang w:val="hi_IN" w:bidi="hi_IN"/>
         </w:rPr>
@@ -6411,6 +7307,20 @@
       </w:r>
       <w:r>
         <w:rPr>
+          <w:lang w:val="hi_IN" w:bidi="hi_IN"/>
+        </w:rPr>
+        <w:t>יִכָּֽרֶת־אִ֛ישׁ</w:t>
+      </w:r>
+    </w:p>
+    <w:p>
+      <w:pPr/>
+      <w:r>
+        <w:rPr>
+          <w:lang w:val="hi_IN" w:bidi="hi_IN"/>
+        </w:rPr>
+      </w:r>
+      <w:r>
+        <w:rPr>
           <w:b/>
           <w:lang w:val="hi_IN" w:bidi="hi_IN"/>
         </w:rPr>
@@ -6507,6 +7417,20 @@
       </w:r>
       <w:r>
         <w:rPr>
+          <w:lang w:val="hi_IN" w:bidi="hi_IN"/>
+        </w:rPr>
+        <w:t>אִ֛ישׁ</w:t>
+      </w:r>
+    </w:p>
+    <w:p>
+      <w:pPr/>
+      <w:r>
+        <w:rPr>
+          <w:lang w:val="hi_IN" w:bidi="hi_IN"/>
+        </w:rPr>
+      </w:r>
+      <w:r>
+        <w:rPr>
           <w:b/>
           <w:lang w:val="hi_IN" w:bidi="hi_IN"/>
         </w:rPr>
@@ -6603,6 +7527,20 @@
       </w:r>
       <w:r>
         <w:rPr>
+          <w:lang w:val="hi_IN" w:bidi="hi_IN"/>
+        </w:rPr>
+        <w:t>מֵ⁠הַ֥ר עֵשָׂ֖ו</w:t>
+      </w:r>
+    </w:p>
+    <w:p>
+      <w:pPr/>
+      <w:r>
+        <w:rPr>
+          <w:lang w:val="hi_IN" w:bidi="hi_IN"/>
+        </w:rPr>
+      </w:r>
+      <w:r>
+        <w:rPr>
           <w:b/>
           <w:lang w:val="hi_IN" w:bidi="hi_IN"/>
         </w:rPr>
@@ -6686,6 +7624,20 @@
       </w:r>
       <w:r>
         <w:rPr>
+          <w:lang w:val="hi_IN" w:bidi="hi_IN"/>
+        </w:rPr>
+        <w:t>מִ⁠קָּֽטֶל</w:t>
+      </w:r>
+    </w:p>
+    <w:p>
+      <w:pPr/>
+      <w:r>
+        <w:rPr>
+          <w:lang w:val="hi_IN" w:bidi="hi_IN"/>
+        </w:rPr>
+      </w:r>
+      <w:r>
+        <w:rPr>
           <w:b/>
           <w:lang w:val="hi_IN" w:bidi="hi_IN"/>
         </w:rPr>
@@ -6878,6 +7830,20 @@
       </w:r>
       <w:r>
         <w:rPr>
+          <w:lang w:val="hi_IN" w:bidi="hi_IN"/>
+        </w:rPr>
+        <w:t>אָחִ֥י⁠ךָ</w:t>
+      </w:r>
+    </w:p>
+    <w:p>
+      <w:pPr/>
+      <w:r>
+        <w:rPr>
+          <w:lang w:val="hi_IN" w:bidi="hi_IN"/>
+        </w:rPr>
+      </w:r>
+      <w:r>
+        <w:rPr>
           <w:b/>
           <w:lang w:val="hi_IN" w:bidi="hi_IN"/>
         </w:rPr>
@@ -6974,6 +7940,20 @@
       </w:r>
       <w:r>
         <w:rPr>
+          <w:lang w:val="hi_IN" w:bidi="hi_IN"/>
+        </w:rPr>
+        <w:t>יַעֲקֹ֖ב</w:t>
+      </w:r>
+    </w:p>
+    <w:p>
+      <w:pPr/>
+      <w:r>
+        <w:rPr>
+          <w:lang w:val="hi_IN" w:bidi="hi_IN"/>
+        </w:rPr>
+      </w:r>
+      <w:r>
+        <w:rPr>
           <w:b/>
           <w:lang w:val="hi_IN" w:bidi="hi_IN"/>
         </w:rPr>
@@ -7070,6 +8050,20 @@
       </w:r>
       <w:r>
         <w:rPr>
+          <w:lang w:val="hi_IN" w:bidi="hi_IN"/>
+        </w:rPr>
+        <w:t>תְּכַסְּ⁠ךָ֣ בוּשָׁ֑ה</w:t>
+      </w:r>
+    </w:p>
+    <w:p>
+      <w:pPr/>
+      <w:r>
+        <w:rPr>
+          <w:lang w:val="hi_IN" w:bidi="hi_IN"/>
+        </w:rPr>
+      </w:r>
+      <w:r>
+        <w:rPr>
           <w:b/>
           <w:lang w:val="hi_IN" w:bidi="hi_IN"/>
         </w:rPr>
@@ -7166,6 +8160,20 @@
       </w:r>
       <w:r>
         <w:rPr>
+          <w:lang w:val="hi_IN" w:bidi="hi_IN"/>
+        </w:rPr>
+        <w:t>תְּכַסְּ⁠ךָ֣ בוּשָׁ֑ה</w:t>
+      </w:r>
+    </w:p>
+    <w:p>
+      <w:pPr/>
+      <w:r>
+        <w:rPr>
+          <w:lang w:val="hi_IN" w:bidi="hi_IN"/>
+        </w:rPr>
+      </w:r>
+      <w:r>
+        <w:rPr>
           <w:b/>
           <w:lang w:val="hi_IN" w:bidi="hi_IN"/>
         </w:rPr>
@@ -7262,6 +8270,20 @@
       </w:r>
       <w:r>
         <w:rPr>
+          <w:lang w:val="hi_IN" w:bidi="hi_IN"/>
+        </w:rPr>
+        <w:t>וְ⁠נִכְרַ֖תָּ</w:t>
+      </w:r>
+    </w:p>
+    <w:p>
+      <w:pPr/>
+      <w:r>
+        <w:rPr>
+          <w:lang w:val="hi_IN" w:bidi="hi_IN"/>
+        </w:rPr>
+      </w:r>
+      <w:r>
+        <w:rPr>
           <w:b/>
           <w:lang w:val="hi_IN" w:bidi="hi_IN"/>
         </w:rPr>
@@ -7345,6 +8367,20 @@
       </w:r>
       <w:r>
         <w:rPr>
+          <w:lang w:val="hi_IN" w:bidi="hi_IN"/>
+        </w:rPr>
+        <w:t>וְ⁠נִכְרַ֖תָּ</w:t>
+      </w:r>
+    </w:p>
+    <w:p>
+      <w:pPr/>
+      <w:r>
+        <w:rPr>
+          <w:lang w:val="hi_IN" w:bidi="hi_IN"/>
+        </w:rPr>
+      </w:r>
+      <w:r>
+        <w:rPr>
           <w:b/>
           <w:lang w:val="hi_IN" w:bidi="hi_IN"/>
         </w:rPr>
@@ -7417,6 +8453,20 @@
         <w:rPr>
           <w:lang w:val="hi_IN" w:bidi="hi_IN"/>
         </w:rPr>
+      </w:r>
+    </w:p>
+    <w:p>
+      <w:pPr/>
+      <w:r>
+        <w:rPr>
+          <w:lang w:val="hi_IN" w:bidi="hi_IN"/>
+        </w:rPr>
+      </w:r>
+      <w:r>
+        <w:rPr>
+          <w:lang w:val="hi_IN" w:bidi="hi_IN"/>
+        </w:rPr>
+        <w:t>וְ⁠נִכְרַ֖תָּ</w:t>
       </w:r>
     </w:p>
     <w:p>
@@ -7542,6 +8592,20 @@
       </w:r>
       <w:r>
         <w:rPr>
+          <w:lang w:val="hi_IN" w:bidi="hi_IN"/>
+        </w:rPr>
+        <w:t>עֲמָֽדְ⁠ךָ֣ מִ⁠נֶּ֔גֶד</w:t>
+      </w:r>
+    </w:p>
+    <w:p>
+      <w:pPr/>
+      <w:r>
+        <w:rPr>
+          <w:lang w:val="hi_IN" w:bidi="hi_IN"/>
+        </w:rPr>
+      </w:r>
+      <w:r>
+        <w:rPr>
           <w:b/>
           <w:lang w:val="hi_IN" w:bidi="hi_IN"/>
         </w:rPr>
@@ -7614,6 +8678,20 @@
         <w:rPr>
           <w:lang w:val="hi_IN" w:bidi="hi_IN"/>
         </w:rPr>
+      </w:r>
+    </w:p>
+    <w:p>
+      <w:pPr/>
+      <w:r>
+        <w:rPr>
+          <w:lang w:val="hi_IN" w:bidi="hi_IN"/>
+        </w:rPr>
+      </w:r>
+      <w:r>
+        <w:rPr>
+          <w:lang w:val="hi_IN" w:bidi="hi_IN"/>
+        </w:rPr>
+        <w:t>שְׁב֥וֹת זָרִ֖ים חֵיל֑⁠וֹ וְ⁠נָכְרִ֞ים בָּ֣אוּ שְׁעָרָ֗יו</w:t>
       </w:r>
     </w:p>
     <w:p>
@@ -7848,6 +8926,20 @@
       </w:r>
       <w:r>
         <w:rPr>
+          <w:lang w:val="hi_IN" w:bidi="hi_IN"/>
+        </w:rPr>
+        <w:t>חֵיל֑⁠וֹ</w:t>
+      </w:r>
+    </w:p>
+    <w:p>
+      <w:pPr/>
+      <w:r>
+        <w:rPr>
+          <w:lang w:val="hi_IN" w:bidi="hi_IN"/>
+        </w:rPr>
+      </w:r>
+      <w:r>
+        <w:rPr>
           <w:b/>
           <w:lang w:val="hi_IN" w:bidi="hi_IN"/>
         </w:rPr>
@@ -7942,6 +9034,20 @@
       </w:r>
       <w:r>
         <w:rPr>
+          <w:lang w:val="hi_IN" w:bidi="hi_IN"/>
+        </w:rPr>
+        <w:t>שְׁעָרָ֗יו</w:t>
+      </w:r>
+    </w:p>
+    <w:p>
+      <w:pPr/>
+      <w:r>
+        <w:rPr>
+          <w:lang w:val="hi_IN" w:bidi="hi_IN"/>
+        </w:rPr>
+      </w:r>
+      <w:r>
+        <w:rPr>
           <w:b/>
           <w:lang w:val="hi_IN" w:bidi="hi_IN"/>
         </w:rPr>
@@ -8038,6 +9144,20 @@
       </w:r>
       <w:r>
         <w:rPr>
+          <w:lang w:val="hi_IN" w:bidi="hi_IN"/>
+        </w:rPr>
+        <w:t>וְ⁠עַל־יְרוּשָׁלִַ֨ם֙ יַדּ֣וּ גוֹרָ֔ל</w:t>
+      </w:r>
+    </w:p>
+    <w:p>
+      <w:pPr/>
+      <w:r>
+        <w:rPr>
+          <w:lang w:val="hi_IN" w:bidi="hi_IN"/>
+        </w:rPr>
+      </w:r>
+      <w:r>
+        <w:rPr>
           <w:b/>
           <w:lang w:val="hi_IN" w:bidi="hi_IN"/>
         </w:rPr>
@@ -8134,6 +9254,20 @@
       </w:r>
       <w:r>
         <w:rPr>
+          <w:lang w:val="hi_IN" w:bidi="hi_IN"/>
+        </w:rPr>
+        <w:t>גַּם־אַתָּ֖ה כְּ⁠אַחַ֥ד מֵ⁠הֶֽם</w:t>
+      </w:r>
+    </w:p>
+    <w:p>
+      <w:pPr/>
+      <w:r>
+        <w:rPr>
+          <w:lang w:val="hi_IN" w:bidi="hi_IN"/>
+        </w:rPr>
+      </w:r>
+      <w:r>
+        <w:rPr>
           <w:b/>
           <w:lang w:val="hi_IN" w:bidi="hi_IN"/>
         </w:rPr>
@@ -8243,6 +9377,20 @@
       </w:r>
       <w:r>
         <w:rPr>
+          <w:lang w:val="hi_IN" w:bidi="hi_IN"/>
+        </w:rPr>
+        <w:t>וְ⁠אַל &amp; וְ⁠אַל &amp; וְ⁠אַל</w:t>
+      </w:r>
+    </w:p>
+    <w:p>
+      <w:pPr/>
+      <w:r>
+        <w:rPr>
+          <w:lang w:val="hi_IN" w:bidi="hi_IN"/>
+        </w:rPr>
+      </w:r>
+      <w:r>
+        <w:rPr>
           <w:b/>
           <w:lang w:val="hi_IN" w:bidi="hi_IN"/>
         </w:rPr>
@@ -8326,6 +9474,20 @@
       </w:r>
       <w:r>
         <w:rPr>
+          <w:lang w:val="hi_IN" w:bidi="hi_IN"/>
+        </w:rPr>
+        <w:t>וְ⁠אַל־תֵּ֤רֶא</w:t>
+      </w:r>
+    </w:p>
+    <w:p>
+      <w:pPr/>
+      <w:r>
+        <w:rPr>
+          <w:lang w:val="hi_IN" w:bidi="hi_IN"/>
+        </w:rPr>
+      </w:r>
+      <w:r>
+        <w:rPr>
           <w:b/>
           <w:lang w:val="hi_IN" w:bidi="hi_IN"/>
         </w:rPr>
@@ -8435,6 +9597,20 @@
       </w:r>
       <w:r>
         <w:rPr>
+          <w:lang w:val="hi_IN" w:bidi="hi_IN"/>
+        </w:rPr>
+        <w:t>בְ⁠יוֹם־אָחִ֨י⁠ךָ֙ בְּ⁠י֣וֹם נָכְר֔⁠וֹ</w:t>
+      </w:r>
+    </w:p>
+    <w:p>
+      <w:pPr/>
+      <w:r>
+        <w:rPr>
+          <w:lang w:val="hi_IN" w:bidi="hi_IN"/>
+        </w:rPr>
+      </w:r>
+      <w:r>
+        <w:rPr>
           <w:b/>
           <w:lang w:val="hi_IN" w:bidi="hi_IN"/>
         </w:rPr>
@@ -8544,6 +9720,20 @@
       </w:r>
       <w:r>
         <w:rPr>
+          <w:lang w:val="hi_IN" w:bidi="hi_IN"/>
+        </w:rPr>
+        <w:t>בְ⁠יוֹם</w:t>
+      </w:r>
+    </w:p>
+    <w:p>
+      <w:pPr/>
+      <w:r>
+        <w:rPr>
+          <w:lang w:val="hi_IN" w:bidi="hi_IN"/>
+        </w:rPr>
+      </w:r>
+      <w:r>
+        <w:rPr>
           <w:b/>
           <w:lang w:val="hi_IN" w:bidi="hi_IN"/>
         </w:rPr>
@@ -8629,6 +9819,20 @@
         <w:rPr>
           <w:lang w:val="hi_IN" w:bidi="hi_IN"/>
         </w:rPr>
+      </w:r>
+    </w:p>
+    <w:p>
+      <w:pPr/>
+      <w:r>
+        <w:rPr>
+          <w:lang w:val="hi_IN" w:bidi="hi_IN"/>
+        </w:rPr>
+      </w:r>
+      <w:r>
+        <w:rPr>
+          <w:lang w:val="hi_IN" w:bidi="hi_IN"/>
+        </w:rPr>
+        <w:t>אָחִ֨י⁠ךָ֙</w:t>
       </w:r>
     </w:p>
     <w:p>
@@ -8754,6 +9958,20 @@
       </w:r>
       <w:r>
         <w:rPr>
+          <w:lang w:val="hi_IN" w:bidi="hi_IN"/>
+        </w:rPr>
+        <w:t>לִ⁠בְנֵֽי־יְהוּדָ֖ה</w:t>
+      </w:r>
+    </w:p>
+    <w:p>
+      <w:pPr/>
+      <w:r>
+        <w:rPr>
+          <w:lang w:val="hi_IN" w:bidi="hi_IN"/>
+        </w:rPr>
+      </w:r>
+      <w:r>
+        <w:rPr>
           <w:b/>
           <w:lang w:val="hi_IN" w:bidi="hi_IN"/>
         </w:rPr>
@@ -8850,6 +10068,20 @@
       </w:r>
       <w:r>
         <w:rPr>
+          <w:lang w:val="hi_IN" w:bidi="hi_IN"/>
+        </w:rPr>
+        <w:t>וְ⁠אַל־תַּגְדֵּ֥ל פִּ֖י⁠ךָ</w:t>
+      </w:r>
+    </w:p>
+    <w:p>
+      <w:pPr/>
+      <w:r>
+        <w:rPr>
+          <w:lang w:val="hi_IN" w:bidi="hi_IN"/>
+        </w:rPr>
+      </w:r>
+      <w:r>
+        <w:rPr>
           <w:b/>
           <w:lang w:val="hi_IN" w:bidi="hi_IN"/>
         </w:rPr>
@@ -8933,6 +10165,20 @@
       </w:r>
       <w:r>
         <w:rPr>
+          <w:lang w:val="hi_IN" w:bidi="hi_IN"/>
+        </w:rPr>
+        <w:t>בְּ⁠י֣וֹם אֵידָ֔⁠ם &amp; בְּ⁠י֣וֹם אֵיד֑⁠וֹ &amp; בְּ⁠י֥וֹם אֵידֽ⁠וֹ</w:t>
+      </w:r>
+    </w:p>
+    <w:p>
+      <w:pPr/>
+      <w:r>
+        <w:rPr>
+          <w:lang w:val="hi_IN" w:bidi="hi_IN"/>
+        </w:rPr>
+      </w:r>
+      <w:r>
+        <w:rPr>
           <w:b/>
           <w:lang w:val="hi_IN" w:bidi="hi_IN"/>
         </w:rPr>
@@ -9031,6 +10277,20 @@
         <w:rPr>
           <w:lang w:val="hi_IN" w:bidi="hi_IN"/>
         </w:rPr>
+      </w:r>
+    </w:p>
+    <w:p>
+      <w:pPr/>
+      <w:r>
+        <w:rPr>
+          <w:lang w:val="hi_IN" w:bidi="hi_IN"/>
+        </w:rPr>
+      </w:r>
+      <w:r>
+        <w:rPr>
+          <w:lang w:val="hi_IN" w:bidi="hi_IN"/>
+        </w:rPr>
+        <w:t>אֵידָ֔⁠ם &amp; אֵיד֑⁠וֹ &amp; אֵידֽ⁠וֹ</w:t>
       </w:r>
     </w:p>
     <w:p>
@@ -9208,6 +10468,20 @@
       </w:r>
       <w:r>
         <w:rPr>
+          <w:lang w:val="hi_IN" w:bidi="hi_IN"/>
+        </w:rPr>
+        <w:t>גַם־אַתָּ֛ה</w:t>
+      </w:r>
+    </w:p>
+    <w:p>
+      <w:pPr/>
+      <w:r>
+        <w:rPr>
+          <w:lang w:val="hi_IN" w:bidi="hi_IN"/>
+        </w:rPr>
+      </w:r>
+      <w:r>
+        <w:rPr>
           <w:b/>
           <w:lang w:val="hi_IN" w:bidi="hi_IN"/>
         </w:rPr>
@@ -9280,6 +10554,20 @@
         <w:rPr>
           <w:lang w:val="hi_IN" w:bidi="hi_IN"/>
         </w:rPr>
+      </w:r>
+    </w:p>
+    <w:p>
+      <w:pPr/>
+      <w:r>
+        <w:rPr>
+          <w:lang w:val="hi_IN" w:bidi="hi_IN"/>
+        </w:rPr>
+      </w:r>
+      <w:r>
+        <w:rPr>
+          <w:lang w:val="hi_IN" w:bidi="hi_IN"/>
+        </w:rPr>
+        <w:t>אַל־תֵּ֧רֶא</w:t>
       </w:r>
     </w:p>
     <w:p>
@@ -9405,6 +10693,20 @@
       </w:r>
       <w:r>
         <w:rPr>
+          <w:lang w:val="hi_IN" w:bidi="hi_IN"/>
+        </w:rPr>
+        <w:t>וְ⁠אַל־תִּשְׁלַ֥חְנָה בְ⁠חֵיל֖⁠וֹ</w:t>
+      </w:r>
+    </w:p>
+    <w:p>
+      <w:pPr/>
+      <w:r>
+        <w:rPr>
+          <w:lang w:val="hi_IN" w:bidi="hi_IN"/>
+        </w:rPr>
+      </w:r>
+      <w:r>
+        <w:rPr>
           <w:b/>
           <w:lang w:val="hi_IN" w:bidi="hi_IN"/>
         </w:rPr>
@@ -9501,6 +10803,20 @@
       </w:r>
       <w:r>
         <w:rPr>
+          <w:lang w:val="hi_IN" w:bidi="hi_IN"/>
+        </w:rPr>
+        <w:t>הַ⁠פֶּ֔רֶק</w:t>
+      </w:r>
+    </w:p>
+    <w:p>
+      <w:pPr/>
+      <w:r>
+        <w:rPr>
+          <w:lang w:val="hi_IN" w:bidi="hi_IN"/>
+        </w:rPr>
+      </w:r>
+      <w:r>
+        <w:rPr>
           <w:b/>
           <w:lang w:val="hi_IN" w:bidi="hi_IN"/>
         </w:rPr>
@@ -9586,6 +10902,20 @@
         <w:rPr>
           <w:lang w:val="hi_IN" w:bidi="hi_IN"/>
         </w:rPr>
+      </w:r>
+    </w:p>
+    <w:p>
+      <w:pPr/>
+      <w:r>
+        <w:rPr>
+          <w:lang w:val="hi_IN" w:bidi="hi_IN"/>
+        </w:rPr>
+      </w:r>
+      <w:r>
+        <w:rPr>
+          <w:lang w:val="hi_IN" w:bidi="hi_IN"/>
+        </w:rPr>
+        <w:t>לְ⁠הַכְרִ֖ית</w:t>
       </w:r>
     </w:p>
     <w:p>
@@ -9711,6 +11041,20 @@
       </w:r>
       <w:r>
         <w:rPr>
+          <w:lang w:val="hi_IN" w:bidi="hi_IN"/>
+        </w:rPr>
+        <w:t>וְ⁠אַל־תַּסְגֵּ֥ר שְׂרִידָ֖י⁠ו</w:t>
+      </w:r>
+    </w:p>
+    <w:p>
+      <w:pPr/>
+      <w:r>
+        <w:rPr>
+          <w:lang w:val="hi_IN" w:bidi="hi_IN"/>
+        </w:rPr>
+      </w:r>
+      <w:r>
+        <w:rPr>
           <w:b/>
           <w:lang w:val="hi_IN" w:bidi="hi_IN"/>
         </w:rPr>
@@ -9857,6 +11201,20 @@
       </w:r>
       <w:r>
         <w:rPr>
+          <w:lang w:val="hi_IN" w:bidi="hi_IN"/>
+        </w:rPr>
+        <w:t>כִּֽי־קָר֥וֹב יוֹם־יְהוָ֖ה עַל־כָּל־הַ⁠גּוֹיִ֑ם</w:t>
+      </w:r>
+    </w:p>
+    <w:p>
+      <w:pPr/>
+      <w:r>
+        <w:rPr>
+          <w:lang w:val="hi_IN" w:bidi="hi_IN"/>
+        </w:rPr>
+      </w:r>
+      <w:r>
+        <w:rPr>
           <w:b/>
           <w:lang w:val="hi_IN" w:bidi="hi_IN"/>
         </w:rPr>
@@ -9940,6 +11298,20 @@
       </w:r>
       <w:r>
         <w:rPr>
+          <w:lang w:val="hi_IN" w:bidi="hi_IN"/>
+        </w:rPr>
+        <w:t>יוֹם־יְהוָ֖ה</w:t>
+      </w:r>
+    </w:p>
+    <w:p>
+      <w:pPr/>
+      <w:r>
+        <w:rPr>
+          <w:lang w:val="hi_IN" w:bidi="hi_IN"/>
+        </w:rPr>
+      </w:r>
+      <w:r>
+        <w:rPr>
           <w:b/>
           <w:lang w:val="hi_IN" w:bidi="hi_IN"/>
         </w:rPr>
@@ -10036,6 +11408,20 @@
       </w:r>
       <w:r>
         <w:rPr>
+          <w:lang w:val="hi_IN" w:bidi="hi_IN"/>
+        </w:rPr>
+        <w:t>קָר֥וֹב</w:t>
+      </w:r>
+    </w:p>
+    <w:p>
+      <w:pPr/>
+      <w:r>
+        <w:rPr>
+          <w:lang w:val="hi_IN" w:bidi="hi_IN"/>
+        </w:rPr>
+      </w:r>
+      <w:r>
+        <w:rPr>
           <w:b/>
           <w:lang w:val="hi_IN" w:bidi="hi_IN"/>
         </w:rPr>
@@ -10112,6 +11498,20 @@
       </w:r>
       <w:r>
         <w:rPr>
+          <w:lang w:val="hi_IN" w:bidi="hi_IN"/>
+        </w:rPr>
+        <w:t>יֵעָ֣שֶׂה לָּ֔⁠ךְ</w:t>
+      </w:r>
+    </w:p>
+    <w:p>
+      <w:pPr/>
+      <w:r>
+        <w:rPr>
+          <w:lang w:val="hi_IN" w:bidi="hi_IN"/>
+        </w:rPr>
+      </w:r>
+      <w:r>
+        <w:rPr>
           <w:b/>
           <w:lang w:val="hi_IN" w:bidi="hi_IN"/>
         </w:rPr>
@@ -10195,6 +11595,20 @@
       </w:r>
       <w:r>
         <w:rPr>
+          <w:lang w:val="hi_IN" w:bidi="hi_IN"/>
+        </w:rPr>
+        <w:t>גְּמֻלְ⁠ךָ֖ יָשׁ֥וּב בְּ⁠רֹאשֶֽׁ⁠ךָ</w:t>
+      </w:r>
+    </w:p>
+    <w:p>
+      <w:pPr/>
+      <w:r>
+        <w:rPr>
+          <w:lang w:val="hi_IN" w:bidi="hi_IN"/>
+        </w:rPr>
+      </w:r>
+      <w:r>
+        <w:rPr>
           <w:b/>
           <w:lang w:val="hi_IN" w:bidi="hi_IN"/>
         </w:rPr>
@@ -10278,6 +11692,20 @@
       </w:r>
       <w:r>
         <w:rPr>
+          <w:lang w:val="hi_IN" w:bidi="hi_IN"/>
+        </w:rPr>
+        <w:t>בְּ⁠רֹאשֶֽׁ⁠ךָ</w:t>
+      </w:r>
+    </w:p>
+    <w:p>
+      <w:pPr/>
+      <w:r>
+        <w:rPr>
+          <w:lang w:val="hi_IN" w:bidi="hi_IN"/>
+        </w:rPr>
+      </w:r>
+      <w:r>
+        <w:rPr>
           <w:b/>
           <w:lang w:val="hi_IN" w:bidi="hi_IN"/>
         </w:rPr>
@@ -10374,6 +11802,20 @@
       </w:r>
       <w:r>
         <w:rPr>
+          <w:lang w:val="hi_IN" w:bidi="hi_IN"/>
+        </w:rPr>
+        <w:t>כִּ֗י כַּֽ⁠אֲשֶׁ֤ר שְׁתִיתֶם֙</w:t>
+      </w:r>
+    </w:p>
+    <w:p>
+      <w:pPr/>
+      <w:r>
+        <w:rPr>
+          <w:lang w:val="hi_IN" w:bidi="hi_IN"/>
+        </w:rPr>
+      </w:r>
+      <w:r>
+        <w:rPr>
           <w:b/>
           <w:lang w:val="hi_IN" w:bidi="hi_IN"/>
         </w:rPr>
@@ -10511,6 +11953,20 @@
         <w:rPr>
           <w:lang w:val="hi_IN" w:bidi="hi_IN"/>
         </w:rPr>
+      </w:r>
+    </w:p>
+    <w:p>
+      <w:pPr/>
+      <w:r>
+        <w:rPr>
+          <w:lang w:val="hi_IN" w:bidi="hi_IN"/>
+        </w:rPr>
+      </w:r>
+      <w:r>
+        <w:rPr>
+          <w:lang w:val="hi_IN" w:bidi="hi_IN"/>
+        </w:rPr>
+        <w:t>כַּֽ⁠אֲשֶׁ֤ר שְׁתִיתֶם֙</w:t>
       </w:r>
     </w:p>
     <w:p>
@@ -10680,6 +12136,20 @@
       </w:r>
       <w:r>
         <w:rPr>
+          <w:lang w:val="hi_IN" w:bidi="hi_IN"/>
+        </w:rPr>
+        <w:t>שְׁתִיתֶם֙</w:t>
+      </w:r>
+    </w:p>
+    <w:p>
+      <w:pPr/>
+      <w:r>
+        <w:rPr>
+          <w:lang w:val="hi_IN" w:bidi="hi_IN"/>
+        </w:rPr>
+      </w:r>
+      <w:r>
+        <w:rPr>
           <w:b/>
           <w:lang w:val="hi_IN" w:bidi="hi_IN"/>
         </w:rPr>
@@ -10776,6 +12246,20 @@
       </w:r>
       <w:r>
         <w:rPr>
+          <w:lang w:val="hi_IN" w:bidi="hi_IN"/>
+        </w:rPr>
+        <w:t>עַל־הַ֣ר קָדְשִׁ֔⁠י</w:t>
+      </w:r>
+    </w:p>
+    <w:p>
+      <w:pPr/>
+      <w:r>
+        <w:rPr>
+          <w:lang w:val="hi_IN" w:bidi="hi_IN"/>
+        </w:rPr>
+      </w:r>
+      <w:r>
+        <w:rPr>
           <w:b/>
           <w:lang w:val="hi_IN" w:bidi="hi_IN"/>
         </w:rPr>
@@ -10872,6 +12356,20 @@
       </w:r>
       <w:r>
         <w:rPr>
+          <w:lang w:val="hi_IN" w:bidi="hi_IN"/>
+        </w:rPr>
+        <w:t>יִשְׁתּ֥וּ כָֽל־הַ⁠גּוֹיִ֖ם תָּמִ֑יד</w:t>
+      </w:r>
+    </w:p>
+    <w:p>
+      <w:pPr/>
+      <w:r>
+        <w:rPr>
+          <w:lang w:val="hi_IN" w:bidi="hi_IN"/>
+        </w:rPr>
+      </w:r>
+      <w:r>
+        <w:rPr>
           <w:b/>
           <w:lang w:val="hi_IN" w:bidi="hi_IN"/>
         </w:rPr>
@@ -10968,6 +12466,20 @@
       </w:r>
       <w:r>
         <w:rPr>
+          <w:lang w:val="hi_IN" w:bidi="hi_IN"/>
+        </w:rPr>
+        <w:t>וְ⁠שָׁת֣וּ וְ⁠לָע֔וּ</w:t>
+      </w:r>
+    </w:p>
+    <w:p>
+      <w:pPr/>
+      <w:r>
+        <w:rPr>
+          <w:lang w:val="hi_IN" w:bidi="hi_IN"/>
+        </w:rPr>
+      </w:r>
+      <w:r>
+        <w:rPr>
           <w:b/>
           <w:lang w:val="hi_IN" w:bidi="hi_IN"/>
         </w:rPr>
@@ -11077,6 +12589,20 @@
       </w:r>
       <w:r>
         <w:rPr>
+          <w:lang w:val="hi_IN" w:bidi="hi_IN"/>
+        </w:rPr>
+        <w:t>וְ⁠שָׁת֣וּ וְ⁠לָע֔וּ</w:t>
+      </w:r>
+    </w:p>
+    <w:p>
+      <w:pPr/>
+      <w:r>
+        <w:rPr>
+          <w:lang w:val="hi_IN" w:bidi="hi_IN"/>
+        </w:rPr>
+      </w:r>
+      <w:r>
+        <w:rPr>
           <w:b/>
           <w:lang w:val="hi_IN" w:bidi="hi_IN"/>
         </w:rPr>
@@ -11162,6 +12688,20 @@
         <w:rPr>
           <w:lang w:val="hi_IN" w:bidi="hi_IN"/>
         </w:rPr>
+      </w:r>
+    </w:p>
+    <w:p>
+      <w:pPr/>
+      <w:r>
+        <w:rPr>
+          <w:lang w:val="hi_IN" w:bidi="hi_IN"/>
+        </w:rPr>
+      </w:r>
+      <w:r>
+        <w:rPr>
+          <w:lang w:val="hi_IN" w:bidi="hi_IN"/>
+        </w:rPr>
+        <w:t>וּ⁠בְ⁠הַ֥ר צִיּ֛וֹן תִּהְיֶ֥ה פְלֵיטָ֖ה</w:t>
       </w:r>
     </w:p>
     <w:p>
@@ -11287,6 +12827,20 @@
       </w:r>
       <w:r>
         <w:rPr>
+          <w:lang w:val="hi_IN" w:bidi="hi_IN"/>
+        </w:rPr>
+        <w:t>וּ⁠בְ⁠הַ֥ר צִיּ֛וֹן</w:t>
+      </w:r>
+    </w:p>
+    <w:p>
+      <w:pPr/>
+      <w:r>
+        <w:rPr>
+          <w:lang w:val="hi_IN" w:bidi="hi_IN"/>
+        </w:rPr>
+      </w:r>
+      <w:r>
+        <w:rPr>
           <w:b/>
           <w:lang w:val="hi_IN" w:bidi="hi_IN"/>
         </w:rPr>
@@ -11370,6 +12924,20 @@
       </w:r>
       <w:r>
         <w:rPr>
+          <w:lang w:val="hi_IN" w:bidi="hi_IN"/>
+        </w:rPr>
+        <w:t>וְ⁠הָ֣יָה קֹ֑דֶשׁ</w:t>
+      </w:r>
+    </w:p>
+    <w:p>
+      <w:pPr/>
+      <w:r>
+        <w:rPr>
+          <w:lang w:val="hi_IN" w:bidi="hi_IN"/>
+        </w:rPr>
+      </w:r>
+      <w:r>
+        <w:rPr>
           <w:b/>
           <w:lang w:val="hi_IN" w:bidi="hi_IN"/>
         </w:rPr>
@@ -11466,6 +13034,20 @@
       </w:r>
       <w:r>
         <w:rPr>
+          <w:lang w:val="hi_IN" w:bidi="hi_IN"/>
+        </w:rPr>
+        <w:t>בֵּ֣ית יַֽעֲקֹ֔ב</w:t>
+      </w:r>
+    </w:p>
+    <w:p>
+      <w:pPr/>
+      <w:r>
+        <w:rPr>
+          <w:lang w:val="hi_IN" w:bidi="hi_IN"/>
+        </w:rPr>
+      </w:r>
+      <w:r>
+        <w:rPr>
           <w:b/>
           <w:lang w:val="hi_IN" w:bidi="hi_IN"/>
         </w:rPr>
@@ -11562,6 +13144,20 @@
       </w:r>
       <w:r>
         <w:rPr>
+          <w:lang w:val="hi_IN" w:bidi="hi_IN"/>
+        </w:rPr>
+        <w:t>אֵ֖ת מוֹרָֽשֵׁי⁠הֶם</w:t>
+      </w:r>
+    </w:p>
+    <w:p>
+      <w:pPr/>
+      <w:r>
+        <w:rPr>
+          <w:lang w:val="hi_IN" w:bidi="hi_IN"/>
+        </w:rPr>
+      </w:r>
+      <w:r>
+        <w:rPr>
           <w:b/>
           <w:lang w:val="hi_IN" w:bidi="hi_IN"/>
         </w:rPr>
@@ -11638,6 +13234,20 @@
       </w:r>
       <w:r>
         <w:rPr>
+          <w:lang w:val="hi_IN" w:bidi="hi_IN"/>
+        </w:rPr>
+        <w:t>וְ⁠הָיָה֩ בֵית־יַעֲקֹ֨ב אֵ֜שׁ וּ⁠בֵ֧ית יוֹסֵ֣ף לֶהָבָ֗ה</w:t>
+      </w:r>
+    </w:p>
+    <w:p>
+      <w:pPr/>
+      <w:r>
+        <w:rPr>
+          <w:lang w:val="hi_IN" w:bidi="hi_IN"/>
+        </w:rPr>
+      </w:r>
+      <w:r>
+        <w:rPr>
           <w:b/>
           <w:lang w:val="hi_IN" w:bidi="hi_IN"/>
         </w:rPr>
@@ -11747,6 +13357,20 @@
       </w:r>
       <w:r>
         <w:rPr>
+          <w:lang w:val="hi_IN" w:bidi="hi_IN"/>
+        </w:rPr>
+        <w:t>בֵית־יַעֲקֹ֨ב</w:t>
+      </w:r>
+    </w:p>
+    <w:p>
+      <w:pPr/>
+      <w:r>
+        <w:rPr>
+          <w:lang w:val="hi_IN" w:bidi="hi_IN"/>
+        </w:rPr>
+      </w:r>
+      <w:r>
+        <w:rPr>
           <w:b/>
           <w:lang w:val="hi_IN" w:bidi="hi_IN"/>
         </w:rPr>
@@ -11843,6 +13467,20 @@
       </w:r>
       <w:r>
         <w:rPr>
+          <w:lang w:val="hi_IN" w:bidi="hi_IN"/>
+        </w:rPr>
+        <w:t>וּ⁠בֵ֧ית יוֹסֵ֣ף</w:t>
+      </w:r>
+    </w:p>
+    <w:p>
+      <w:pPr/>
+      <w:r>
+        <w:rPr>
+          <w:lang w:val="hi_IN" w:bidi="hi_IN"/>
+        </w:rPr>
+      </w:r>
+      <w:r>
+        <w:rPr>
           <w:b/>
           <w:lang w:val="hi_IN" w:bidi="hi_IN"/>
         </w:rPr>
@@ -11926,6 +13564,20 @@
       </w:r>
       <w:r>
         <w:rPr>
+          <w:lang w:val="hi_IN" w:bidi="hi_IN"/>
+        </w:rPr>
+        <w:t>וּ⁠בֵ֤ית עֵשָׂו֙ &amp; לְ⁠בֵ֣ית עֵשָׂ֔ו</w:t>
+      </w:r>
+    </w:p>
+    <w:p>
+      <w:pPr/>
+      <w:r>
+        <w:rPr>
+          <w:lang w:val="hi_IN" w:bidi="hi_IN"/>
+        </w:rPr>
+      </w:r>
+      <w:r>
+        <w:rPr>
           <w:b/>
           <w:lang w:val="hi_IN" w:bidi="hi_IN"/>
         </w:rPr>
@@ -12022,6 +13674,20 @@
       </w:r>
       <w:r>
         <w:rPr>
+          <w:lang w:val="hi_IN" w:bidi="hi_IN"/>
+        </w:rPr>
+        <w:t>אֵ֜שׁ &amp; לֶהָבָ֗ה &amp; לְ⁠קַ֔שׁ</w:t>
+      </w:r>
+    </w:p>
+    <w:p>
+      <w:pPr/>
+      <w:r>
+        <w:rPr>
+          <w:lang w:val="hi_IN" w:bidi="hi_IN"/>
+        </w:rPr>
+      </w:r>
+      <w:r>
+        <w:rPr>
           <w:b/>
           <w:lang w:val="hi_IN" w:bidi="hi_IN"/>
         </w:rPr>
@@ -12131,6 +13797,20 @@
       </w:r>
       <w:r>
         <w:rPr>
+          <w:lang w:val="hi_IN" w:bidi="hi_IN"/>
+        </w:rPr>
+        <w:t>לְ⁠קַ֔שׁ</w:t>
+      </w:r>
+    </w:p>
+    <w:p>
+      <w:pPr/>
+      <w:r>
+        <w:rPr>
+          <w:lang w:val="hi_IN" w:bidi="hi_IN"/>
+        </w:rPr>
+      </w:r>
+      <w:r>
+        <w:rPr>
           <w:b/>
           <w:lang w:val="hi_IN" w:bidi="hi_IN"/>
         </w:rPr>
@@ -12227,6 +13907,20 @@
       </w:r>
       <w:r>
         <w:rPr>
+          <w:lang w:val="hi_IN" w:bidi="hi_IN"/>
+        </w:rPr>
+        <w:t>וְ⁠דָלְק֥וּ בָ⁠הֶ֖ם וַ⁠אֲכָל֑וּ⁠ם</w:t>
+      </w:r>
+    </w:p>
+    <w:p>
+      <w:pPr/>
+      <w:r>
+        <w:rPr>
+          <w:lang w:val="hi_IN" w:bidi="hi_IN"/>
+        </w:rPr>
+      </w:r>
+      <w:r>
+        <w:rPr>
           <w:b/>
           <w:lang w:val="hi_IN" w:bidi="hi_IN"/>
         </w:rPr>
@@ -12336,6 +14030,20 @@
       </w:r>
       <w:r>
         <w:rPr>
+          <w:lang w:val="hi_IN" w:bidi="hi_IN"/>
+        </w:rPr>
+        <w:t>כִּ֥י</w:t>
+      </w:r>
+    </w:p>
+    <w:p>
+      <w:pPr/>
+      <w:r>
+        <w:rPr>
+          <w:lang w:val="hi_IN" w:bidi="hi_IN"/>
+        </w:rPr>
+      </w:r>
+      <w:r>
+        <w:rPr>
           <w:b/>
           <w:lang w:val="hi_IN" w:bidi="hi_IN"/>
         </w:rPr>
@@ -12432,6 +14140,20 @@
       </w:r>
       <w:r>
         <w:rPr>
+          <w:lang w:val="hi_IN" w:bidi="hi_IN"/>
+        </w:rPr>
+        <w:t>כִּ֥י יְהוָ֖ה דִּבֵּֽר</w:t>
+      </w:r>
+    </w:p>
+    <w:p>
+      <w:pPr/>
+      <w:r>
+        <w:rPr>
+          <w:lang w:val="hi_IN" w:bidi="hi_IN"/>
+        </w:rPr>
+      </w:r>
+      <w:r>
+        <w:rPr>
           <w:b/>
           <w:lang w:val="hi_IN" w:bidi="hi_IN"/>
         </w:rPr>
@@ -12515,6 +14237,20 @@
       </w:r>
       <w:r>
         <w:rPr>
+          <w:lang w:val="hi_IN" w:bidi="hi_IN"/>
+        </w:rPr>
+        <w:t>וְ⁠יָרְשׁ֨וּ</w:t>
+      </w:r>
+    </w:p>
+    <w:p>
+      <w:pPr/>
+      <w:r>
+        <w:rPr>
+          <w:lang w:val="hi_IN" w:bidi="hi_IN"/>
+        </w:rPr>
+      </w:r>
+      <w:r>
+        <w:rPr>
           <w:b/>
           <w:lang w:val="hi_IN" w:bidi="hi_IN"/>
         </w:rPr>
@@ -12578,6 +14314,20 @@
       </w:r>
       <w:r>
         <w:rPr>
+          <w:lang w:val="hi_IN" w:bidi="hi_IN"/>
+        </w:rPr>
+        <w:t>הַ⁠נֶּ֜גֶב</w:t>
+      </w:r>
+    </w:p>
+    <w:p>
+      <w:pPr/>
+      <w:r>
+        <w:rPr>
+          <w:lang w:val="hi_IN" w:bidi="hi_IN"/>
+        </w:rPr>
+      </w:r>
+      <w:r>
+        <w:rPr>
           <w:b/>
           <w:lang w:val="hi_IN" w:bidi="hi_IN"/>
         </w:rPr>
@@ -12674,6 +14424,20 @@
       </w:r>
       <w:r>
         <w:rPr>
+          <w:lang w:val="hi_IN" w:bidi="hi_IN"/>
+        </w:rPr>
+        <w:t>אֶת־הַ֣ר עֵשָׂ֗ו</w:t>
+      </w:r>
+    </w:p>
+    <w:p>
+      <w:pPr/>
+      <w:r>
+        <w:rPr>
+          <w:lang w:val="hi_IN" w:bidi="hi_IN"/>
+        </w:rPr>
+      </w:r>
+      <w:r>
+        <w:rPr>
           <w:b/>
           <w:lang w:val="hi_IN" w:bidi="hi_IN"/>
         </w:rPr>
@@ -12757,6 +14521,20 @@
       </w:r>
       <w:r>
         <w:rPr>
+          <w:lang w:val="hi_IN" w:bidi="hi_IN"/>
+        </w:rPr>
+        <w:t>וְ⁠הַ⁠שְּׁפֵלָה֙</w:t>
+      </w:r>
+    </w:p>
+    <w:p>
+      <w:pPr/>
+      <w:r>
+        <w:rPr>
+          <w:lang w:val="hi_IN" w:bidi="hi_IN"/>
+        </w:rPr>
+      </w:r>
+      <w:r>
+        <w:rPr>
           <w:b/>
           <w:lang w:val="hi_IN" w:bidi="hi_IN"/>
         </w:rPr>
@@ -12853,6 +14631,20 @@
       </w:r>
       <w:r>
         <w:rPr>
+          <w:lang w:val="hi_IN" w:bidi="hi_IN"/>
+        </w:rPr>
+        <w:t>וְ⁠הַ⁠שְּׁפֵלָה֙ אֶת־פְּלִשְׁתִּ֔ים</w:t>
+      </w:r>
+    </w:p>
+    <w:p>
+      <w:pPr/>
+      <w:r>
+        <w:rPr>
+          <w:lang w:val="hi_IN" w:bidi="hi_IN"/>
+        </w:rPr>
+      </w:r>
+      <w:r>
+        <w:rPr>
           <w:b/>
           <w:lang w:val="hi_IN" w:bidi="hi_IN"/>
         </w:rPr>
@@ -12949,6 +14741,20 @@
       </w:r>
       <w:r>
         <w:rPr>
+          <w:lang w:val="hi_IN" w:bidi="hi_IN"/>
+        </w:rPr>
+        <w:t>אֶת־פְּלִשְׁתִּ֔ים</w:t>
+      </w:r>
+    </w:p>
+    <w:p>
+      <w:pPr/>
+      <w:r>
+        <w:rPr>
+          <w:lang w:val="hi_IN" w:bidi="hi_IN"/>
+        </w:rPr>
+      </w:r>
+      <w:r>
+        <w:rPr>
           <w:b/>
           <w:lang w:val="hi_IN" w:bidi="hi_IN"/>
         </w:rPr>
@@ -13045,6 +14851,20 @@
       </w:r>
       <w:r>
         <w:rPr>
+          <w:lang w:val="hi_IN" w:bidi="hi_IN"/>
+        </w:rPr>
+        <w:t>וְ⁠יָרְשׁוּ֙</w:t>
+      </w:r>
+    </w:p>
+    <w:p>
+      <w:pPr/>
+      <w:r>
+        <w:rPr>
+          <w:lang w:val="hi_IN" w:bidi="hi_IN"/>
+        </w:rPr>
+      </w:r>
+      <w:r>
+        <w:rPr>
           <w:b/>
           <w:lang w:val="hi_IN" w:bidi="hi_IN"/>
         </w:rPr>
@@ -13108,6 +14928,20 @@
       </w:r>
       <w:r>
         <w:rPr>
+          <w:lang w:val="hi_IN" w:bidi="hi_IN"/>
+        </w:rPr>
+        <w:t>אֶת־שְׂדֵ֣ה אֶפְרַ֔יִם וְ⁠אֵ֖ת שְׂדֵ֣ה שֹׁמְר֑וֹן</w:t>
+      </w:r>
+    </w:p>
+    <w:p>
+      <w:pPr/>
+      <w:r>
+        <w:rPr>
+          <w:lang w:val="hi_IN" w:bidi="hi_IN"/>
+        </w:rPr>
+      </w:r>
+      <w:r>
+        <w:rPr>
           <w:b/>
           <w:lang w:val="hi_IN" w:bidi="hi_IN"/>
         </w:rPr>
@@ -13230,6 +15064,20 @@
       </w:r>
       <w:r>
         <w:rPr>
+          <w:lang w:val="hi_IN" w:bidi="hi_IN"/>
+        </w:rPr>
+        <w:t>וּ⁠בִנְיָמִ֖ן</w:t>
+      </w:r>
+    </w:p>
+    <w:p>
+      <w:pPr/>
+      <w:r>
+        <w:rPr>
+          <w:lang w:val="hi_IN" w:bidi="hi_IN"/>
+        </w:rPr>
+      </w:r>
+      <w:r>
+        <w:rPr>
           <w:b/>
           <w:lang w:val="hi_IN" w:bidi="hi_IN"/>
         </w:rPr>
@@ -13326,6 +15174,20 @@
       </w:r>
       <w:r>
         <w:rPr>
+          <w:lang w:val="hi_IN" w:bidi="hi_IN"/>
+        </w:rPr>
+        <w:t>וּ⁠בִנְיָמִ֖ן אֶת־הַ⁠גִּלְעָֽד</w:t>
+      </w:r>
+    </w:p>
+    <w:p>
+      <w:pPr/>
+      <w:r>
+        <w:rPr>
+          <w:lang w:val="hi_IN" w:bidi="hi_IN"/>
+        </w:rPr>
+      </w:r>
+      <w:r>
+        <w:rPr>
           <w:b/>
           <w:lang w:val="hi_IN" w:bidi="hi_IN"/>
         </w:rPr>
@@ -13422,6 +15284,20 @@
       </w:r>
       <w:r>
         <w:rPr>
+          <w:lang w:val="hi_IN" w:bidi="hi_IN"/>
+        </w:rPr>
+        <w:t>אֶת־הַ⁠גִּלְעָֽד</w:t>
+      </w:r>
+    </w:p>
+    <w:p>
+      <w:pPr/>
+      <w:r>
+        <w:rPr>
+          <w:lang w:val="hi_IN" w:bidi="hi_IN"/>
+        </w:rPr>
+      </w:r>
+      <w:r>
+        <w:rPr>
           <w:b/>
           <w:lang w:val="hi_IN" w:bidi="hi_IN"/>
         </w:rPr>
@@ -13518,6 +15394,20 @@
       </w:r>
       <w:r>
         <w:rPr>
+          <w:lang w:val="hi_IN" w:bidi="hi_IN"/>
+        </w:rPr>
+        <w:t>וְ⁠גָלֻ֣ת הַֽ⁠חֵל־הַ֠⁠זֶּה</w:t>
+      </w:r>
+    </w:p>
+    <w:p>
+      <w:pPr/>
+      <w:r>
+        <w:rPr>
+          <w:lang w:val="hi_IN" w:bidi="hi_IN"/>
+        </w:rPr>
+      </w:r>
+      <w:r>
+        <w:rPr>
           <w:b/>
           <w:lang w:val="hi_IN" w:bidi="hi_IN"/>
         </w:rPr>
@@ -13614,6 +15504,20 @@
       </w:r>
       <w:r>
         <w:rPr>
+          <w:lang w:val="hi_IN" w:bidi="hi_IN"/>
+        </w:rPr>
+        <w:t>הַֽ⁠חֵל</w:t>
+      </w:r>
+    </w:p>
+    <w:p>
+      <w:pPr/>
+      <w:r>
+        <w:rPr>
+          <w:lang w:val="hi_IN" w:bidi="hi_IN"/>
+        </w:rPr>
+      </w:r>
+      <w:r>
+        <w:rPr>
           <w:b/>
           <w:lang w:val="hi_IN" w:bidi="hi_IN"/>
         </w:rPr>
@@ -13690,6 +15594,20 @@
       </w:r>
       <w:r>
         <w:rPr>
+          <w:lang w:val="hi_IN" w:bidi="hi_IN"/>
+        </w:rPr>
+        <w:t>לִ⁠בְנֵ֨י יִשְׂרָאֵ֤ל</w:t>
+      </w:r>
+    </w:p>
+    <w:p>
+      <w:pPr/>
+      <w:r>
+        <w:rPr>
+          <w:lang w:val="hi_IN" w:bidi="hi_IN"/>
+        </w:rPr>
+      </w:r>
+      <w:r>
+        <w:rPr>
           <w:b/>
           <w:lang w:val="hi_IN" w:bidi="hi_IN"/>
         </w:rPr>
@@ -13825,6 +15743,20 @@
       </w:r>
       <w:r>
         <w:rPr>
+          <w:lang w:val="hi_IN" w:bidi="hi_IN"/>
+        </w:rPr>
+        <w:t>אֲשֶֽׁר־כְּנַעֲנִים֙</w:t>
+      </w:r>
+    </w:p>
+    <w:p>
+      <w:pPr/>
+      <w:r>
+        <w:rPr>
+          <w:lang w:val="hi_IN" w:bidi="hi_IN"/>
+        </w:rPr>
+      </w:r>
+      <w:r>
+        <w:rPr>
           <w:b/>
           <w:lang w:val="hi_IN" w:bidi="hi_IN"/>
         </w:rPr>
@@ -13908,6 +15840,20 @@
       </w:r>
       <w:r>
         <w:rPr>
+          <w:lang w:val="hi_IN" w:bidi="hi_IN"/>
+        </w:rPr>
+        <w:t>עַד־צָ֣רְפַ֔ת</w:t>
+      </w:r>
+    </w:p>
+    <w:p>
+      <w:pPr/>
+      <w:r>
+        <w:rPr>
+          <w:lang w:val="hi_IN" w:bidi="hi_IN"/>
+        </w:rPr>
+      </w:r>
+      <w:r>
+        <w:rPr>
           <w:b/>
           <w:lang w:val="hi_IN" w:bidi="hi_IN"/>
         </w:rPr>
@@ -13991,6 +15937,20 @@
       </w:r>
       <w:r>
         <w:rPr>
+          <w:lang w:val="hi_IN" w:bidi="hi_IN"/>
+        </w:rPr>
+        <w:t>עַד־צָ֣רְפַ֔ת</w:t>
+      </w:r>
+    </w:p>
+    <w:p>
+      <w:pPr/>
+      <w:r>
+        <w:rPr>
+          <w:lang w:val="hi_IN" w:bidi="hi_IN"/>
+        </w:rPr>
+      </w:r>
+      <w:r>
+        <w:rPr>
           <w:b/>
           <w:lang w:val="hi_IN" w:bidi="hi_IN"/>
         </w:rPr>
@@ -14087,6 +16047,20 @@
       </w:r>
       <w:r>
         <w:rPr>
+          <w:lang w:val="hi_IN" w:bidi="hi_IN"/>
+        </w:rPr>
+        <w:t>וְ⁠גָלֻ֥ת יְרוּשָׁלִַ֖ם</w:t>
+      </w:r>
+    </w:p>
+    <w:p>
+      <w:pPr/>
+      <w:r>
+        <w:rPr>
+          <w:lang w:val="hi_IN" w:bidi="hi_IN"/>
+        </w:rPr>
+      </w:r>
+      <w:r>
+        <w:rPr>
           <w:b/>
           <w:lang w:val="hi_IN" w:bidi="hi_IN"/>
         </w:rPr>
@@ -14183,6 +16157,20 @@
       </w:r>
       <w:r>
         <w:rPr>
+          <w:lang w:val="hi_IN" w:bidi="hi_IN"/>
+        </w:rPr>
+        <w:t>בִּ⁠סְפָרַ֑ד</w:t>
+      </w:r>
+    </w:p>
+    <w:p>
+      <w:pPr/>
+      <w:r>
+        <w:rPr>
+          <w:lang w:val="hi_IN" w:bidi="hi_IN"/>
+        </w:rPr>
+      </w:r>
+      <w:r>
+        <w:rPr>
           <w:b/>
           <w:lang w:val="hi_IN" w:bidi="hi_IN"/>
         </w:rPr>
@@ -14279,6 +16267,20 @@
       </w:r>
       <w:r>
         <w:rPr>
+          <w:lang w:val="hi_IN" w:bidi="hi_IN"/>
+        </w:rPr>
+        <w:t>יִֽרְשׁ֕וּ</w:t>
+      </w:r>
+    </w:p>
+    <w:p>
+      <w:pPr/>
+      <w:r>
+        <w:rPr>
+          <w:lang w:val="hi_IN" w:bidi="hi_IN"/>
+        </w:rPr>
+      </w:r>
+      <w:r>
+        <w:rPr>
           <w:b/>
           <w:lang w:val="hi_IN" w:bidi="hi_IN"/>
         </w:rPr>
@@ -14364,6 +16366,20 @@
         <w:rPr>
           <w:lang w:val="hi_IN" w:bidi="hi_IN"/>
         </w:rPr>
+      </w:r>
+    </w:p>
+    <w:p>
+      <w:pPr/>
+      <w:r>
+        <w:rPr>
+          <w:lang w:val="hi_IN" w:bidi="hi_IN"/>
+        </w:rPr>
+      </w:r>
+      <w:r>
+        <w:rPr>
+          <w:lang w:val="hi_IN" w:bidi="hi_IN"/>
+        </w:rPr>
+        <w:t>הַ⁠נֶּֽגֶב</w:t>
       </w:r>
     </w:p>
     <w:p>
@@ -14489,6 +16505,20 @@
       </w:r>
       <w:r>
         <w:rPr>
+          <w:lang w:val="hi_IN" w:bidi="hi_IN"/>
+        </w:rPr>
+        <w:t>וְ⁠עָל֤וּ מֽוֹשִׁעִים֙ בְּ⁠הַ֣ר צִיּ֔וֹן לִ⁠שְׁפֹּ֖ט אֶת־הַ֣ר עֵשָׂ֑ו</w:t>
+      </w:r>
+    </w:p>
+    <w:p>
+      <w:pPr/>
+      <w:r>
+        <w:rPr>
+          <w:lang w:val="hi_IN" w:bidi="hi_IN"/>
+        </w:rPr>
+      </w:r>
+      <w:r>
+        <w:rPr>
           <w:b/>
           <w:lang w:val="hi_IN" w:bidi="hi_IN"/>
         </w:rPr>
@@ -14598,6 +16628,20 @@
       </w:r>
       <w:r>
         <w:rPr>
+          <w:lang w:val="hi_IN" w:bidi="hi_IN"/>
+        </w:rPr>
+        <w:t>מֽוֹשִׁעִים֙</w:t>
+      </w:r>
+    </w:p>
+    <w:p>
+      <w:pPr/>
+      <w:r>
+        <w:rPr>
+          <w:lang w:val="hi_IN" w:bidi="hi_IN"/>
+        </w:rPr>
+      </w:r>
+      <w:r>
+        <w:rPr>
           <w:b/>
           <w:lang w:val="hi_IN" w:bidi="hi_IN"/>
         </w:rPr>
@@ -14674,6 +16718,20 @@
       </w:r>
       <w:r>
         <w:rPr>
+          <w:lang w:val="hi_IN" w:bidi="hi_IN"/>
+        </w:rPr>
+        <w:t>בְּ⁠הַ֣ר צִיּ֔וֹן</w:t>
+      </w:r>
+    </w:p>
+    <w:p>
+      <w:pPr/>
+      <w:r>
+        <w:rPr>
+          <w:lang w:val="hi_IN" w:bidi="hi_IN"/>
+        </w:rPr>
+      </w:r>
+      <w:r>
+        <w:rPr>
           <w:b/>
           <w:lang w:val="hi_IN" w:bidi="hi_IN"/>
         </w:rPr>
@@ -14770,6 +16828,20 @@
       </w:r>
       <w:r>
         <w:rPr>
+          <w:lang w:val="hi_IN" w:bidi="hi_IN"/>
+        </w:rPr>
+        <w:t>אֶת־הַ֣ר עֵשָׂ֑ו</w:t>
+      </w:r>
+    </w:p>
+    <w:p>
+      <w:pPr/>
+      <w:r>
+        <w:rPr>
+          <w:lang w:val="hi_IN" w:bidi="hi_IN"/>
+        </w:rPr>
+      </w:r>
+      <w:r>
+        <w:rPr>
           <w:b/>
           <w:lang w:val="hi_IN" w:bidi="hi_IN"/>
         </w:rPr>
@@ -14855,6 +16927,20 @@
         <w:rPr>
           <w:lang w:val="hi_IN" w:bidi="hi_IN"/>
         </w:rPr>
+      </w:r>
+    </w:p>
+    <w:p>
+      <w:pPr/>
+      <w:r>
+        <w:rPr>
+          <w:lang w:val="hi_IN" w:bidi="hi_IN"/>
+        </w:rPr>
+      </w:r>
+      <w:r>
+        <w:rPr>
+          <w:lang w:val="hi_IN" w:bidi="hi_IN"/>
+        </w:rPr>
+        <w:t>וְ⁠הָיְתָ֥ה לַֽ⁠יהוָ֖ה הַ⁠מְּלוּכָֽה</w:t>
       </w:r>
     </w:p>
     <w:p>

--- a/hin/docx/31.content.docx
+++ b/hin/docx/31.content.docx
@@ -28,49 +28,15 @@
       </w:r>
     </w:p>
     <w:p>
-      <w:pPr>
-        <w:pStyle w:val="Heading2"/>
-      </w:pPr>
-      <w:r>
-        <w:rPr>
-          <w:lang w:val="hi_IN" w:bidi="hi_IN"/>
-        </w:rPr>
-        <w:t>License Information</w:t>
-      </w:r>
-      <w:r>
-        <w:rPr>
-          <w:lang w:val="hi_IN" w:bidi="hi_IN"/>
-        </w:rPr>
-      </w:r>
-    </w:p>
-    <w:p>
-      <w:pPr/>
-      <w:r>
-        <w:rPr>
-          <w:lang w:val="hi_IN" w:bidi="hi_IN"/>
-        </w:rPr>
-      </w:r>
-      <w:r>
-        <w:rPr>
-          <w:b/>
-          <w:lang w:val="hi_IN" w:bidi="hi_IN"/>
-        </w:rPr>
-        <w:t>अनुवाद नोट्स (अनफोल्डिंग वर्ड)</w:t>
-      </w:r>
-      <w:r>
-        <w:rPr>
-          <w:lang w:val="hi_IN" w:bidi="hi_IN"/>
-        </w:rPr>
-        <w:t xml:space="preserve"> (Hindi) is based on</w:t>
-      </w:r>
-      <w:r>
-        <w:rPr>
-          <w:lang w:val="hi_IN" w:bidi="hi_IN"/>
-        </w:rPr>
-        <w:t xml:space="preserve">: </w:t>
-      </w:r>
-      <w:r>
-        <w:rPr>
+      <w:pPr/>
+      <w:r>
+        <w:rPr>
+          <w:lang w:val="hi_IN" w:bidi="hi_IN"/>
+        </w:rPr>
+      </w:r>
+      <w:r>
+        <w:rPr>
+          <w:b/>
           <w:lang w:val="hi_IN" w:bidi="hi_IN"/>
         </w:rPr>
         <w:t>unfoldingWord® Translation Notes</w:t>
@@ -79,62 +45,31 @@
         <w:rPr>
           <w:lang w:val="hi_IN" w:bidi="hi_IN"/>
         </w:rPr>
-        <w:t xml:space="preserve">, </w:t>
-      </w:r>
-      <w:hyperlink r:id="rId13">
-        <w:r>
-          <w:rPr>
-            <w:lang w:val="hi_IN" w:bidi="hi_IN"/>
-          </w:rPr>
-          <w:rPr>
-            <w:color w:val="0000EE"/>
-            <w:u w:val="single"/>
-          </w:rPr>
-          <w:t>unfoldingWord</w:t>
-        </w:r>
-      </w:hyperlink>
-      <w:r>
-        <w:rPr>
-          <w:lang w:val="hi_IN" w:bidi="hi_IN"/>
-        </w:rPr>
-        <w:t xml:space="preserve">, 2022, which is licensed under a </w:t>
-      </w:r>
-      <w:hyperlink r:id="rId14">
-        <w:r>
-          <w:rPr>
-            <w:lang w:val="hi_IN" w:bidi="hi_IN"/>
-          </w:rPr>
-          <w:rPr>
-            <w:color w:val="0000EE"/>
-            <w:u w:val="single"/>
-          </w:rPr>
-          <w:t>CC BY-SA 4.0 license</w:t>
-        </w:r>
-      </w:hyperlink>
-      <w:r>
-        <w:rPr>
-          <w:lang w:val="hi_IN" w:bidi="hi_IN"/>
-        </w:rPr>
-        <w:t>.</w:t>
-      </w:r>
-      <w:r>
-        <w:rPr>
-          <w:lang w:val="hi_IN" w:bidi="hi_IN"/>
-        </w:rPr>
-      </w:r>
-    </w:p>
-    <w:p>
-      <w:pPr/>
-      <w:r>
-        <w:rPr>
-          <w:lang w:val="hi_IN" w:bidi="hi_IN"/>
-        </w:rPr>
-      </w:r>
-      <w:r>
-        <w:rPr>
-          <w:lang w:val="hi_IN" w:bidi="hi_IN"/>
-        </w:rPr>
-        <w:t>This PDF version is provided under the same license.</w:t>
+        <w:t xml:space="preserve"> © 2022 unfoldingWord. Released under CC BY-SA 4.0 license. </w:t>
+      </w:r>
+      <w:r>
+        <w:rPr>
+          <w:lang w:val="hi_IN" w:bidi="hi_IN"/>
+        </w:rPr>
+        <w:t>unfoldingWord® Translation Notes</w:t>
+      </w:r>
+      <w:r>
+        <w:rPr>
+          <w:lang w:val="hi_IN" w:bidi="hi_IN"/>
+        </w:rPr>
+        <w:t xml:space="preserve"> has been adapted in the following languages: Tok Pisin, Arabic (عربي), French (Français), Hindi (हिंदी), Indonesian (Bahasa Indonesia), Portuguese (Português), Russian (Русский), Spanish (Español), Swahili (Kiswahili), and Simplified Chinese (简体中文) from </w:t>
+      </w:r>
+      <w:r>
+        <w:rPr>
+          <w:lang w:val="hi_IN" w:bidi="hi_IN"/>
+        </w:rPr>
+        <w:t>unfoldingWord® Translation Notes</w:t>
+      </w:r>
+      <w:r>
+        <w:rPr>
+          <w:lang w:val="hi_IN" w:bidi="hi_IN"/>
+        </w:rPr>
+        <w:t xml:space="preserve"> © 2022 unfoldingWord. Released under CC BY-SA 4.0 license by Mission Mutual</w:t>
       </w:r>
       <w:r>
         <w:rPr>
@@ -602,20 +537,6 @@
       </w:r>
       <w:r>
         <w:rPr>
-          <w:lang w:val="hi_IN" w:bidi="hi_IN"/>
-        </w:rPr>
-        <w:t>חֲז֖וֹן עֹֽבַדְיָ֑ה</w:t>
-      </w:r>
-    </w:p>
-    <w:p>
-      <w:pPr/>
-      <w:r>
-        <w:rPr>
-          <w:lang w:val="hi_IN" w:bidi="hi_IN"/>
-        </w:rPr>
-      </w:r>
-      <w:r>
-        <w:rPr>
           <w:b/>
           <w:lang w:val="hi_IN" w:bidi="hi_IN"/>
         </w:rPr>
@@ -725,20 +646,6 @@
       </w:r>
       <w:r>
         <w:rPr>
-          <w:lang w:val="hi_IN" w:bidi="hi_IN"/>
-        </w:rPr>
-        <w:t>עֹֽבַדְיָ֑ה</w:t>
-      </w:r>
-    </w:p>
-    <w:p>
-      <w:pPr/>
-      <w:r>
-        <w:rPr>
-          <w:lang w:val="hi_IN" w:bidi="hi_IN"/>
-        </w:rPr>
-      </w:r>
-      <w:r>
-        <w:rPr>
           <w:b/>
           <w:lang w:val="hi_IN" w:bidi="hi_IN"/>
         </w:rPr>
@@ -822,20 +729,6 @@
       </w:r>
       <w:r>
         <w:rPr>
-          <w:lang w:val="hi_IN" w:bidi="hi_IN"/>
-        </w:rPr>
-        <w:t>כֹּֽה־אָמַר֩ אֲדֹנָ֨⁠י יְהוִ֜ה</w:t>
-      </w:r>
-    </w:p>
-    <w:p>
-      <w:pPr/>
-      <w:r>
-        <w:rPr>
-          <w:lang w:val="hi_IN" w:bidi="hi_IN"/>
-        </w:rPr>
-      </w:r>
-      <w:r>
-        <w:rPr>
           <w:b/>
           <w:lang w:val="hi_IN" w:bidi="hi_IN"/>
         </w:rPr>
@@ -919,20 +812,6 @@
       </w:r>
       <w:r>
         <w:rPr>
-          <w:lang w:val="hi_IN" w:bidi="hi_IN"/>
-        </w:rPr>
-        <w:t>יְהוִ֜ה</w:t>
-      </w:r>
-    </w:p>
-    <w:p>
-      <w:pPr/>
-      <w:r>
-        <w:rPr>
-          <w:lang w:val="hi_IN" w:bidi="hi_IN"/>
-        </w:rPr>
-      </w:r>
-      <w:r>
-        <w:rPr>
           <w:b/>
           <w:lang w:val="hi_IN" w:bidi="hi_IN"/>
         </w:rPr>
@@ -1016,20 +895,6 @@
       </w:r>
       <w:r>
         <w:rPr>
-          <w:lang w:val="hi_IN" w:bidi="hi_IN"/>
-        </w:rPr>
-        <w:t>לֶ⁠אֱד֗וֹם</w:t>
-      </w:r>
-    </w:p>
-    <w:p>
-      <w:pPr/>
-      <w:r>
-        <w:rPr>
-          <w:lang w:val="hi_IN" w:bidi="hi_IN"/>
-        </w:rPr>
-      </w:r>
-      <w:r>
-        <w:rPr>
           <w:b/>
           <w:lang w:val="hi_IN" w:bidi="hi_IN"/>
         </w:rPr>
@@ -1126,20 +991,6 @@
       </w:r>
       <w:r>
         <w:rPr>
-          <w:lang w:val="hi_IN" w:bidi="hi_IN"/>
-        </w:rPr>
-        <w:t>שָׁמַ֜עְנוּ</w:t>
-      </w:r>
-    </w:p>
-    <w:p>
-      <w:pPr/>
-      <w:r>
-        <w:rPr>
-          <w:lang w:val="hi_IN" w:bidi="hi_IN"/>
-        </w:rPr>
-      </w:r>
-      <w:r>
-        <w:rPr>
           <w:b/>
           <w:lang w:val="hi_IN" w:bidi="hi_IN"/>
         </w:rPr>
@@ -1236,20 +1087,6 @@
       </w:r>
       <w:r>
         <w:rPr>
-          <w:lang w:val="hi_IN" w:bidi="hi_IN"/>
-        </w:rPr>
-        <w:t>שָׁמַ֜עְנוּ</w:t>
-      </w:r>
-    </w:p>
-    <w:p>
-      <w:pPr/>
-      <w:r>
-        <w:rPr>
-          <w:lang w:val="hi_IN" w:bidi="hi_IN"/>
-        </w:rPr>
-      </w:r>
-      <w:r>
-        <w:rPr>
           <w:b/>
           <w:lang w:val="hi_IN" w:bidi="hi_IN"/>
         </w:rPr>
@@ -1346,20 +1183,6 @@
       </w:r>
       <w:r>
         <w:rPr>
-          <w:lang w:val="hi_IN" w:bidi="hi_IN"/>
-        </w:rPr>
-        <w:t>וְ⁠צִיר֙ &amp; שֻׁלָּ֔ח</w:t>
-      </w:r>
-    </w:p>
-    <w:p>
-      <w:pPr/>
-      <w:r>
-        <w:rPr>
-          <w:lang w:val="hi_IN" w:bidi="hi_IN"/>
-        </w:rPr>
-      </w:r>
-      <w:r>
-        <w:rPr>
           <w:b/>
           <w:lang w:val="hi_IN" w:bidi="hi_IN"/>
         </w:rPr>
@@ -1456,20 +1279,6 @@
       </w:r>
       <w:r>
         <w:rPr>
-          <w:lang w:val="hi_IN" w:bidi="hi_IN"/>
-        </w:rPr>
-        <w:t>וְ⁠צִיר֙ &amp; שֻׁלָּ֔ח</w:t>
-      </w:r>
-    </w:p>
-    <w:p>
-      <w:pPr/>
-      <w:r>
-        <w:rPr>
-          <w:lang w:val="hi_IN" w:bidi="hi_IN"/>
-        </w:rPr>
-      </w:r>
-      <w:r>
-        <w:rPr>
           <w:b/>
           <w:lang w:val="hi_IN" w:bidi="hi_IN"/>
         </w:rPr>
@@ -1566,20 +1375,6 @@
       </w:r>
       <w:r>
         <w:rPr>
-          <w:lang w:val="hi_IN" w:bidi="hi_IN"/>
-        </w:rPr>
-        <w:t>ק֛וּמוּ וְ⁠נָק֥וּמָה עָלֶי⁠הָ לַ⁠מִּלְחָמָֽה</w:t>
-      </w:r>
-    </w:p>
-    <w:p>
-      <w:pPr/>
-      <w:r>
-        <w:rPr>
-          <w:lang w:val="hi_IN" w:bidi="hi_IN"/>
-        </w:rPr>
-      </w:r>
-      <w:r>
-        <w:rPr>
           <w:b/>
           <w:lang w:val="hi_IN" w:bidi="hi_IN"/>
         </w:rPr>
@@ -1663,20 +1458,6 @@
       </w:r>
       <w:r>
         <w:rPr>
-          <w:lang w:val="hi_IN" w:bidi="hi_IN"/>
-        </w:rPr>
-        <w:t>ק֛וּמוּ</w:t>
-      </w:r>
-    </w:p>
-    <w:p>
-      <w:pPr/>
-      <w:r>
-        <w:rPr>
-          <w:lang w:val="hi_IN" w:bidi="hi_IN"/>
-        </w:rPr>
-      </w:r>
-      <w:r>
-        <w:rPr>
           <w:b/>
           <w:lang w:val="hi_IN" w:bidi="hi_IN"/>
         </w:rPr>
@@ -1760,20 +1541,6 @@
       </w:r>
       <w:r>
         <w:rPr>
-          <w:lang w:val="hi_IN" w:bidi="hi_IN"/>
-        </w:rPr>
-        <w:t>וְ⁠נָק֥וּמָה עָלֶי⁠הָ</w:t>
-      </w:r>
-    </w:p>
-    <w:p>
-      <w:pPr/>
-      <w:r>
-        <w:rPr>
-          <w:lang w:val="hi_IN" w:bidi="hi_IN"/>
-        </w:rPr>
-      </w:r>
-      <w:r>
-        <w:rPr>
           <w:b/>
           <w:lang w:val="hi_IN" w:bidi="hi_IN"/>
         </w:rPr>
@@ -1857,20 +1624,6 @@
       </w:r>
       <w:r>
         <w:rPr>
-          <w:lang w:val="hi_IN" w:bidi="hi_IN"/>
-        </w:rPr>
-        <w:t>וְ⁠נָק֥וּמָה עָלֶי⁠הָ</w:t>
-      </w:r>
-    </w:p>
-    <w:p>
-      <w:pPr/>
-      <w:r>
-        <w:rPr>
-          <w:lang w:val="hi_IN" w:bidi="hi_IN"/>
-        </w:rPr>
-      </w:r>
-      <w:r>
-        <w:rPr>
           <w:b/>
           <w:lang w:val="hi_IN" w:bidi="hi_IN"/>
         </w:rPr>
@@ -1967,20 +1720,6 @@
       </w:r>
       <w:r>
         <w:rPr>
-          <w:lang w:val="hi_IN" w:bidi="hi_IN"/>
-        </w:rPr>
-        <w:t>לַ⁠מִּלְחָמָֽה</w:t>
-      </w:r>
-    </w:p>
-    <w:p>
-      <w:pPr/>
-      <w:r>
-        <w:rPr>
-          <w:lang w:val="hi_IN" w:bidi="hi_IN"/>
-        </w:rPr>
-      </w:r>
-      <w:r>
-        <w:rPr>
           <w:b/>
           <w:lang w:val="hi_IN" w:bidi="hi_IN"/>
         </w:rPr>
@@ -2077,20 +1816,6 @@
       </w:r>
       <w:r>
         <w:rPr>
-          <w:lang w:val="hi_IN" w:bidi="hi_IN"/>
-        </w:rPr>
-        <w:t>הִנֵּ֥ה קָטֹ֛ן נְתַתִּ֖י⁠ךָ</w:t>
-      </w:r>
-    </w:p>
-    <w:p>
-      <w:pPr/>
-      <w:r>
-        <w:rPr>
-          <w:lang w:val="hi_IN" w:bidi="hi_IN"/>
-        </w:rPr>
-      </w:r>
-      <w:r>
-        <w:rPr>
           <w:b/>
           <w:lang w:val="hi_IN" w:bidi="hi_IN"/>
         </w:rPr>
@@ -2174,20 +1899,6 @@
       </w:r>
       <w:r>
         <w:rPr>
-          <w:lang w:val="hi_IN" w:bidi="hi_IN"/>
-        </w:rPr>
-        <w:t>הִנֵּ֥ה</w:t>
-      </w:r>
-    </w:p>
-    <w:p>
-      <w:pPr/>
-      <w:r>
-        <w:rPr>
-          <w:lang w:val="hi_IN" w:bidi="hi_IN"/>
-        </w:rPr>
-      </w:r>
-      <w:r>
-        <w:rPr>
           <w:b/>
           <w:lang w:val="hi_IN" w:bidi="hi_IN"/>
         </w:rPr>
@@ -2251,20 +1962,6 @@
       </w:r>
       <w:r>
         <w:rPr>
-          <w:lang w:val="hi_IN" w:bidi="hi_IN"/>
-        </w:rPr>
-        <w:t>קָטֹ֛ן נְתַתִּ֖י⁠ךָ בַּ⁠גּוֹיִ֑ם בָּז֥וּי אַתָּ֖ה מְאֹֽד</w:t>
-      </w:r>
-    </w:p>
-    <w:p>
-      <w:pPr/>
-      <w:r>
-        <w:rPr>
-          <w:lang w:val="hi_IN" w:bidi="hi_IN"/>
-        </w:rPr>
-      </w:r>
-      <w:r>
-        <w:rPr>
           <w:b/>
           <w:lang w:val="hi_IN" w:bidi="hi_IN"/>
         </w:rPr>
@@ -2348,20 +2045,6 @@
       </w:r>
       <w:r>
         <w:rPr>
-          <w:lang w:val="hi_IN" w:bidi="hi_IN"/>
-        </w:rPr>
-        <w:t>קָטֹ֛ן נְתַתִּ֖י⁠ךָ בַּ⁠גּוֹיִ֑ם</w:t>
-      </w:r>
-    </w:p>
-    <w:p>
-      <w:pPr/>
-      <w:r>
-        <w:rPr>
-          <w:lang w:val="hi_IN" w:bidi="hi_IN"/>
-        </w:rPr>
-      </w:r>
-      <w:r>
-        <w:rPr>
           <w:b/>
           <w:lang w:val="hi_IN" w:bidi="hi_IN"/>
         </w:rPr>
@@ -2445,20 +2128,6 @@
       </w:r>
       <w:r>
         <w:rPr>
-          <w:lang w:val="hi_IN" w:bidi="hi_IN"/>
-        </w:rPr>
-        <w:t>בָּז֥וּי אַתָּ֖ה מְאֹֽד</w:t>
-      </w:r>
-    </w:p>
-    <w:p>
-      <w:pPr/>
-      <w:r>
-        <w:rPr>
-          <w:lang w:val="hi_IN" w:bidi="hi_IN"/>
-        </w:rPr>
-      </w:r>
-      <w:r>
-        <w:rPr>
           <w:b/>
           <w:lang w:val="hi_IN" w:bidi="hi_IN"/>
         </w:rPr>
@@ -2542,20 +2211,6 @@
       </w:r>
       <w:r>
         <w:rPr>
-          <w:lang w:val="hi_IN" w:bidi="hi_IN"/>
-        </w:rPr>
-        <w:t>זְד֤וֹן לִבְּ⁠ךָ֙ הִשִּׁיאֶ֔⁠ךָ</w:t>
-      </w:r>
-    </w:p>
-    <w:p>
-      <w:pPr/>
-      <w:r>
-        <w:rPr>
-          <w:lang w:val="hi_IN" w:bidi="hi_IN"/>
-        </w:rPr>
-      </w:r>
-      <w:r>
-        <w:rPr>
           <w:b/>
           <w:lang w:val="hi_IN" w:bidi="hi_IN"/>
         </w:rPr>
@@ -2652,20 +2307,6 @@
       </w:r>
       <w:r>
         <w:rPr>
-          <w:lang w:val="hi_IN" w:bidi="hi_IN"/>
-        </w:rPr>
-        <w:t>זְד֤וֹן לִבְּ⁠ךָ֙ הִשִּׁיאֶ֔⁠ךָ</w:t>
-      </w:r>
-    </w:p>
-    <w:p>
-      <w:pPr/>
-      <w:r>
-        <w:rPr>
-          <w:lang w:val="hi_IN" w:bidi="hi_IN"/>
-        </w:rPr>
-      </w:r>
-      <w:r>
-        <w:rPr>
           <w:b/>
           <w:lang w:val="hi_IN" w:bidi="hi_IN"/>
         </w:rPr>
@@ -2762,20 +2403,6 @@
       </w:r>
       <w:r>
         <w:rPr>
-          <w:lang w:val="hi_IN" w:bidi="hi_IN"/>
-        </w:rPr>
-        <w:t>זְד֤וֹן לִבְּ⁠ךָ֙</w:t>
-      </w:r>
-    </w:p>
-    <w:p>
-      <w:pPr/>
-      <w:r>
-        <w:rPr>
-          <w:lang w:val="hi_IN" w:bidi="hi_IN"/>
-        </w:rPr>
-      </w:r>
-      <w:r>
-        <w:rPr>
           <w:b/>
           <w:lang w:val="hi_IN" w:bidi="hi_IN"/>
         </w:rPr>
@@ -2872,20 +2499,6 @@
       </w:r>
       <w:r>
         <w:rPr>
-          <w:lang w:val="hi_IN" w:bidi="hi_IN"/>
-        </w:rPr>
-        <w:t>זְד֤וֹן לִבְּ⁠ךָ֙</w:t>
-      </w:r>
-    </w:p>
-    <w:p>
-      <w:pPr/>
-      <w:r>
-        <w:rPr>
-          <w:lang w:val="hi_IN" w:bidi="hi_IN"/>
-        </w:rPr>
-      </w:r>
-      <w:r>
-        <w:rPr>
           <w:b/>
           <w:lang w:val="hi_IN" w:bidi="hi_IN"/>
         </w:rPr>
@@ -2982,20 +2595,6 @@
       </w:r>
       <w:r>
         <w:rPr>
-          <w:lang w:val="hi_IN" w:bidi="hi_IN"/>
-        </w:rPr>
-        <w:t>שֹׁכְנִ֥י בְ⁠חַגְוֵי־סֶּ֖לַע</w:t>
-      </w:r>
-    </w:p>
-    <w:p>
-      <w:pPr/>
-      <w:r>
-        <w:rPr>
-          <w:lang w:val="hi_IN" w:bidi="hi_IN"/>
-        </w:rPr>
-      </w:r>
-      <w:r>
-        <w:rPr>
           <w:b/>
           <w:lang w:val="hi_IN" w:bidi="hi_IN"/>
         </w:rPr>
@@ -3118,20 +2717,6 @@
       </w:r>
       <w:r>
         <w:rPr>
-          <w:lang w:val="hi_IN" w:bidi="hi_IN"/>
-        </w:rPr>
-        <w:t>בְ⁠חַגְוֵי־סֶּ֖לַע</w:t>
-      </w:r>
-    </w:p>
-    <w:p>
-      <w:pPr/>
-      <w:r>
-        <w:rPr>
-          <w:lang w:val="hi_IN" w:bidi="hi_IN"/>
-        </w:rPr>
-      </w:r>
-      <w:r>
-        <w:rPr>
           <w:b/>
           <w:lang w:val="hi_IN" w:bidi="hi_IN"/>
         </w:rPr>
@@ -3195,20 +2780,6 @@
       </w:r>
       <w:r>
         <w:rPr>
-          <w:lang w:val="hi_IN" w:bidi="hi_IN"/>
-        </w:rPr>
-        <w:t>אֹמֵ֣ר בְּ⁠לִבּ֔⁠וֹ</w:t>
-      </w:r>
-    </w:p>
-    <w:p>
-      <w:pPr/>
-      <w:r>
-        <w:rPr>
-          <w:lang w:val="hi_IN" w:bidi="hi_IN"/>
-        </w:rPr>
-      </w:r>
-      <w:r>
-        <w:rPr>
           <w:b/>
           <w:lang w:val="hi_IN" w:bidi="hi_IN"/>
         </w:rPr>
@@ -3331,20 +2902,6 @@
       </w:r>
       <w:r>
         <w:rPr>
-          <w:lang w:val="hi_IN" w:bidi="hi_IN"/>
-        </w:rPr>
-        <w:t>אֹמֵ֣ר בְּ⁠לִבּ֔⁠וֹ</w:t>
-      </w:r>
-    </w:p>
-    <w:p>
-      <w:pPr/>
-      <w:r>
-        <w:rPr>
-          <w:lang w:val="hi_IN" w:bidi="hi_IN"/>
-        </w:rPr>
-      </w:r>
-      <w:r>
-        <w:rPr>
           <w:b/>
           <w:lang w:val="hi_IN" w:bidi="hi_IN"/>
         </w:rPr>
@@ -3428,20 +2985,6 @@
       </w:r>
       <w:r>
         <w:rPr>
-          <w:lang w:val="hi_IN" w:bidi="hi_IN"/>
-        </w:rPr>
-        <w:t>מִ֥י יוֹרִדֵ֖⁠נִי אָֽרֶץ</w:t>
-      </w:r>
-    </w:p>
-    <w:p>
-      <w:pPr/>
-      <w:r>
-        <w:rPr>
-          <w:lang w:val="hi_IN" w:bidi="hi_IN"/>
-        </w:rPr>
-      </w:r>
-      <w:r>
-        <w:rPr>
           <w:b/>
           <w:lang w:val="hi_IN" w:bidi="hi_IN"/>
         </w:rPr>
@@ -3525,20 +3068,6 @@
       </w:r>
       <w:r>
         <w:rPr>
-          <w:lang w:val="hi_IN" w:bidi="hi_IN"/>
-        </w:rPr>
-        <w:t>אִם־תַּגְבִּ֣יהַּ כַּ⁠נֶּ֔שֶׁר וְ⁠אִם־בֵּ֥ין כּֽוֹכָבִ֖ים שִׂ֣ים קִנֶּ֑⁠ךָ</w:t>
-      </w:r>
-    </w:p>
-    <w:p>
-      <w:pPr/>
-      <w:r>
-        <w:rPr>
-          <w:lang w:val="hi_IN" w:bidi="hi_IN"/>
-        </w:rPr>
-      </w:r>
-      <w:r>
-        <w:rPr>
           <w:b/>
           <w:lang w:val="hi_IN" w:bidi="hi_IN"/>
         </w:rPr>
@@ -3622,20 +3151,6 @@
       </w:r>
       <w:r>
         <w:rPr>
-          <w:lang w:val="hi_IN" w:bidi="hi_IN"/>
-        </w:rPr>
-        <w:t>אִם־תַּגְבִּ֣יהַּ כַּ⁠נֶּ֔שֶׁר וְ⁠אִם־בֵּ֥ין כּֽוֹכָבִ֖ים שִׂ֣ים קִנֶּ֑⁠ךָ</w:t>
-      </w:r>
-    </w:p>
-    <w:p>
-      <w:pPr/>
-      <w:r>
-        <w:rPr>
-          <w:lang w:val="hi_IN" w:bidi="hi_IN"/>
-        </w:rPr>
-      </w:r>
-      <w:r>
-        <w:rPr>
           <w:b/>
           <w:lang w:val="hi_IN" w:bidi="hi_IN"/>
         </w:rPr>
@@ -3719,20 +3234,6 @@
       </w:r>
       <w:r>
         <w:rPr>
-          <w:lang w:val="hi_IN" w:bidi="hi_IN"/>
-        </w:rPr>
-        <w:t>שִׂ֣ים קִנֶּ֑⁠ךָ</w:t>
-      </w:r>
-    </w:p>
-    <w:p>
-      <w:pPr/>
-      <w:r>
-        <w:rPr>
-          <w:lang w:val="hi_IN" w:bidi="hi_IN"/>
-        </w:rPr>
-      </w:r>
-      <w:r>
-        <w:rPr>
           <w:b/>
           <w:lang w:val="hi_IN" w:bidi="hi_IN"/>
         </w:rPr>
@@ -3816,20 +3317,6 @@
       </w:r>
       <w:r>
         <w:rPr>
-          <w:lang w:val="hi_IN" w:bidi="hi_IN"/>
-        </w:rPr>
-        <w:t>מִ⁠שָּׁ֥ם אוֹרִֽידְ⁠ךָ֖</w:t>
-      </w:r>
-    </w:p>
-    <w:p>
-      <w:pPr/>
-      <w:r>
-        <w:rPr>
-          <w:lang w:val="hi_IN" w:bidi="hi_IN"/>
-        </w:rPr>
-      </w:r>
-      <w:r>
-        <w:rPr>
           <w:b/>
           <w:lang w:val="hi_IN" w:bidi="hi_IN"/>
         </w:rPr>
@@ -3926,20 +3413,6 @@
       </w:r>
       <w:r>
         <w:rPr>
-          <w:lang w:val="hi_IN" w:bidi="hi_IN"/>
-        </w:rPr>
-        <w:t>נְאֻם־יְהוָֽה</w:t>
-      </w:r>
-    </w:p>
-    <w:p>
-      <w:pPr/>
-      <w:r>
-        <w:rPr>
-          <w:lang w:val="hi_IN" w:bidi="hi_IN"/>
-        </w:rPr>
-      </w:r>
-      <w:r>
-        <w:rPr>
           <w:b/>
           <w:lang w:val="hi_IN" w:bidi="hi_IN"/>
         </w:rPr>
@@ -4023,20 +3496,6 @@
       </w:r>
       <w:r>
         <w:rPr>
-          <w:lang w:val="hi_IN" w:bidi="hi_IN"/>
-        </w:rPr>
-        <w:t>נְאֻם־יְהוָֽה</w:t>
-      </w:r>
-    </w:p>
-    <w:p>
-      <w:pPr/>
-      <w:r>
-        <w:rPr>
-          <w:lang w:val="hi_IN" w:bidi="hi_IN"/>
-        </w:rPr>
-      </w:r>
-      <w:r>
-        <w:rPr>
           <w:b/>
           <w:lang w:val="hi_IN" w:bidi="hi_IN"/>
         </w:rPr>
@@ -4133,20 +3592,6 @@
       </w:r>
       <w:r>
         <w:rPr>
-          <w:lang w:val="hi_IN" w:bidi="hi_IN"/>
-        </w:rPr>
-        <w:t>אִם־גַּנָּבִ֤ים בָּאֽוּ־לְ⁠ךָ֙ אִם־שׁ֣וֹדְדֵי לַ֔יְלָה</w:t>
-      </w:r>
-    </w:p>
-    <w:p>
-      <w:pPr/>
-      <w:r>
-        <w:rPr>
-          <w:lang w:val="hi_IN" w:bidi="hi_IN"/>
-        </w:rPr>
-      </w:r>
-      <w:r>
-        <w:rPr>
           <w:b/>
           <w:lang w:val="hi_IN" w:bidi="hi_IN"/>
         </w:rPr>
@@ -4230,20 +3675,6 @@
       </w:r>
       <w:r>
         <w:rPr>
-          <w:lang w:val="hi_IN" w:bidi="hi_IN"/>
-        </w:rPr>
-        <w:t>אֵ֣יךְ נִדְמֵ֔יתָה</w:t>
-      </w:r>
-    </w:p>
-    <w:p>
-      <w:pPr/>
-      <w:r>
-        <w:rPr>
-          <w:lang w:val="hi_IN" w:bidi="hi_IN"/>
-        </w:rPr>
-      </w:r>
-      <w:r>
-        <w:rPr>
           <w:b/>
           <w:lang w:val="hi_IN" w:bidi="hi_IN"/>
         </w:rPr>
@@ -4327,20 +3758,6 @@
       </w:r>
       <w:r>
         <w:rPr>
-          <w:lang w:val="hi_IN" w:bidi="hi_IN"/>
-        </w:rPr>
-        <w:t>אֵ֣יךְ נִדְמֵ֔יתָה</w:t>
-      </w:r>
-    </w:p>
-    <w:p>
-      <w:pPr/>
-      <w:r>
-        <w:rPr>
-          <w:lang w:val="hi_IN" w:bidi="hi_IN"/>
-        </w:rPr>
-      </w:r>
-      <w:r>
-        <w:rPr>
           <w:b/>
           <w:lang w:val="hi_IN" w:bidi="hi_IN"/>
         </w:rPr>
@@ -4424,20 +3841,6 @@
       </w:r>
       <w:r>
         <w:rPr>
-          <w:lang w:val="hi_IN" w:bidi="hi_IN"/>
-        </w:rPr>
-        <w:t>הֲ⁠ל֥וֹא יִגְנְב֖וּ דַּיָּ֑⁠ם</w:t>
-      </w:r>
-    </w:p>
-    <w:p>
-      <w:pPr/>
-      <w:r>
-        <w:rPr>
-          <w:lang w:val="hi_IN" w:bidi="hi_IN"/>
-        </w:rPr>
-      </w:r>
-      <w:r>
-        <w:rPr>
           <w:b/>
           <w:lang w:val="hi_IN" w:bidi="hi_IN"/>
         </w:rPr>
@@ -4521,20 +3924,6 @@
       </w:r>
       <w:r>
         <w:rPr>
-          <w:lang w:val="hi_IN" w:bidi="hi_IN"/>
-        </w:rPr>
-        <w:t>אִם־בֹּֽצְרִים֙ בָּ֣אוּ לָ֔⁠ךְ הֲ⁠ל֖וֹא יַשְׁאִ֥ירוּ עֹלֵלֽוֹת</w:t>
-      </w:r>
-    </w:p>
-    <w:p>
-      <w:pPr/>
-      <w:r>
-        <w:rPr>
-          <w:lang w:val="hi_IN" w:bidi="hi_IN"/>
-        </w:rPr>
-      </w:r>
-      <w:r>
-        <w:rPr>
           <w:b/>
           <w:lang w:val="hi_IN" w:bidi="hi_IN"/>
         </w:rPr>
@@ -4618,20 +4007,6 @@
       </w:r>
       <w:r>
         <w:rPr>
-          <w:lang w:val="hi_IN" w:bidi="hi_IN"/>
-        </w:rPr>
-        <w:t>אֵ֚יךְ</w:t>
-      </w:r>
-    </w:p>
-    <w:p>
-      <w:pPr/>
-      <w:r>
-        <w:rPr>
-          <w:lang w:val="hi_IN" w:bidi="hi_IN"/>
-        </w:rPr>
-      </w:r>
-      <w:r>
-        <w:rPr>
           <w:b/>
           <w:lang w:val="hi_IN" w:bidi="hi_IN"/>
         </w:rPr>
@@ -4728,20 +4103,6 @@
       </w:r>
       <w:r>
         <w:rPr>
-          <w:lang w:val="hi_IN" w:bidi="hi_IN"/>
-        </w:rPr>
-        <w:t>אֵ֚יךְ נֶחְפְּשׂ֣וּ עֵשָׂ֔ו</w:t>
-      </w:r>
-    </w:p>
-    <w:p>
-      <w:pPr/>
-      <w:r>
-        <w:rPr>
-          <w:lang w:val="hi_IN" w:bidi="hi_IN"/>
-        </w:rPr>
-      </w:r>
-      <w:r>
-        <w:rPr>
           <w:b/>
           <w:lang w:val="hi_IN" w:bidi="hi_IN"/>
         </w:rPr>
@@ -4825,20 +4186,6 @@
       </w:r>
       <w:r>
         <w:rPr>
-          <w:lang w:val="hi_IN" w:bidi="hi_IN"/>
-        </w:rPr>
-        <w:t>עֵשָׂ֔ו</w:t>
-      </w:r>
-    </w:p>
-    <w:p>
-      <w:pPr/>
-      <w:r>
-        <w:rPr>
-          <w:lang w:val="hi_IN" w:bidi="hi_IN"/>
-        </w:rPr>
-      </w:r>
-      <w:r>
-        <w:rPr>
           <w:b/>
           <w:lang w:val="hi_IN" w:bidi="hi_IN"/>
         </w:rPr>
@@ -4935,20 +4282,6 @@
       </w:r>
       <w:r>
         <w:rPr>
-          <w:lang w:val="hi_IN" w:bidi="hi_IN"/>
-        </w:rPr>
-        <w:t>נֶחְפְּשׂ֣וּ</w:t>
-      </w:r>
-    </w:p>
-    <w:p>
-      <w:pPr/>
-      <w:r>
-        <w:rPr>
-          <w:lang w:val="hi_IN" w:bidi="hi_IN"/>
-        </w:rPr>
-      </w:r>
-      <w:r>
-        <w:rPr>
           <w:b/>
           <w:lang w:val="hi_IN" w:bidi="hi_IN"/>
         </w:rPr>
@@ -5025,20 +4358,6 @@
       </w:r>
       <w:r>
         <w:rPr>
-          <w:lang w:val="hi_IN" w:bidi="hi_IN"/>
-        </w:rPr>
-        <w:t>נִבְע֖וּ מַצְפֻּנָֽי⁠ו</w:t>
-      </w:r>
-    </w:p>
-    <w:p>
-      <w:pPr/>
-      <w:r>
-        <w:rPr>
-          <w:lang w:val="hi_IN" w:bidi="hi_IN"/>
-        </w:rPr>
-      </w:r>
-      <w:r>
-        <w:rPr>
           <w:b/>
           <w:lang w:val="hi_IN" w:bidi="hi_IN"/>
         </w:rPr>
@@ -5122,20 +4441,6 @@
       </w:r>
       <w:r>
         <w:rPr>
-          <w:lang w:val="hi_IN" w:bidi="hi_IN"/>
-        </w:rPr>
-        <w:t>עַֽד־הַ⁠גְּב֣וּל שִׁלְּח֗וּ⁠ךָ כֹּ֚ל אַנְשֵׁ֣י בְרִיתֶ֔⁠ךָ</w:t>
-      </w:r>
-    </w:p>
-    <w:p>
-      <w:pPr/>
-      <w:r>
-        <w:rPr>
-          <w:lang w:val="hi_IN" w:bidi="hi_IN"/>
-        </w:rPr>
-      </w:r>
-      <w:r>
-        <w:rPr>
           <w:b/>
           <w:lang w:val="hi_IN" w:bidi="hi_IN"/>
         </w:rPr>
@@ -5232,20 +4537,6 @@
       </w:r>
       <w:r>
         <w:rPr>
-          <w:lang w:val="hi_IN" w:bidi="hi_IN"/>
-        </w:rPr>
-        <w:t>בְרִיתֶ֔⁠ךָ</w:t>
-      </w:r>
-    </w:p>
-    <w:p>
-      <w:pPr/>
-      <w:r>
-        <w:rPr>
-          <w:lang w:val="hi_IN" w:bidi="hi_IN"/>
-        </w:rPr>
-      </w:r>
-      <w:r>
-        <w:rPr>
           <w:b/>
           <w:lang w:val="hi_IN" w:bidi="hi_IN"/>
         </w:rPr>
@@ -5342,20 +4633,6 @@
       </w:r>
       <w:r>
         <w:rPr>
-          <w:lang w:val="hi_IN" w:bidi="hi_IN"/>
-        </w:rPr>
-        <w:t>עַֽד־הַ⁠גְּב֣וּל שִׁלְּח֗וּ⁠ךָ</w:t>
-      </w:r>
-    </w:p>
-    <w:p>
-      <w:pPr/>
-      <w:r>
-        <w:rPr>
-          <w:lang w:val="hi_IN" w:bidi="hi_IN"/>
-        </w:rPr>
-      </w:r>
-      <w:r>
-        <w:rPr>
           <w:b/>
           <w:lang w:val="hi_IN" w:bidi="hi_IN"/>
         </w:rPr>
@@ -5432,20 +4709,6 @@
       </w:r>
       <w:r>
         <w:rPr>
-          <w:lang w:val="hi_IN" w:bidi="hi_IN"/>
-        </w:rPr>
-        <w:t>כֹּ֚ל אַנְשֵׁ֣י בְרִיתֶ֔⁠ךָ &amp; אַנְשֵׁ֣י שְׁלֹמֶ֑⁠ךָ לַחְמְ⁠ךָ֗</w:t>
-      </w:r>
-    </w:p>
-    <w:p>
-      <w:pPr/>
-      <w:r>
-        <w:rPr>
-          <w:lang w:val="hi_IN" w:bidi="hi_IN"/>
-        </w:rPr>
-      </w:r>
-      <w:r>
-        <w:rPr>
           <w:b/>
           <w:lang w:val="hi_IN" w:bidi="hi_IN"/>
         </w:rPr>
@@ -5555,20 +4818,6 @@
       </w:r>
       <w:r>
         <w:rPr>
-          <w:lang w:val="hi_IN" w:bidi="hi_IN"/>
-        </w:rPr>
-        <w:t>לַחְמְ⁠ךָ֗ יָשִׂ֤ימוּ מָזוֹר֙ תַּחְתֶּ֔י⁠ךָ</w:t>
-      </w:r>
-    </w:p>
-    <w:p>
-      <w:pPr/>
-      <w:r>
-        <w:rPr>
-          <w:lang w:val="hi_IN" w:bidi="hi_IN"/>
-        </w:rPr>
-      </w:r>
-      <w:r>
-        <w:rPr>
           <w:b/>
           <w:lang w:val="hi_IN" w:bidi="hi_IN"/>
         </w:rPr>
@@ -5678,20 +4927,6 @@
       </w:r>
       <w:r>
         <w:rPr>
-          <w:lang w:val="hi_IN" w:bidi="hi_IN"/>
-        </w:rPr>
-        <w:t>אֵ֥ין תְּבוּנָ֖ה בּֽ⁠וֹ</w:t>
-      </w:r>
-    </w:p>
-    <w:p>
-      <w:pPr/>
-      <w:r>
-        <w:rPr>
-          <w:lang w:val="hi_IN" w:bidi="hi_IN"/>
-        </w:rPr>
-      </w:r>
-      <w:r>
-        <w:rPr>
           <w:b/>
           <w:lang w:val="hi_IN" w:bidi="hi_IN"/>
         </w:rPr>
@@ -5775,20 +5010,6 @@
       </w:r>
       <w:r>
         <w:rPr>
-          <w:lang w:val="hi_IN" w:bidi="hi_IN"/>
-        </w:rPr>
-        <w:t>אֵ֥ין תְּבוּנָ֖ה בּֽ⁠וֹ</w:t>
-      </w:r>
-    </w:p>
-    <w:p>
-      <w:pPr/>
-      <w:r>
-        <w:rPr>
-          <w:lang w:val="hi_IN" w:bidi="hi_IN"/>
-        </w:rPr>
-      </w:r>
-      <w:r>
-        <w:rPr>
           <w:b/>
           <w:lang w:val="hi_IN" w:bidi="hi_IN"/>
         </w:rPr>
@@ -5872,20 +5093,6 @@
       </w:r>
       <w:r>
         <w:rPr>
-          <w:lang w:val="hi_IN" w:bidi="hi_IN"/>
-        </w:rPr>
-        <w:t>בּֽ⁠וֹ</w:t>
-      </w:r>
-    </w:p>
-    <w:p>
-      <w:pPr/>
-      <w:r>
-        <w:rPr>
-          <w:lang w:val="hi_IN" w:bidi="hi_IN"/>
-        </w:rPr>
-      </w:r>
-      <w:r>
-        <w:rPr>
           <w:b/>
           <w:lang w:val="hi_IN" w:bidi="hi_IN"/>
         </w:rPr>
@@ -5982,20 +5189,6 @@
       </w:r>
       <w:r>
         <w:rPr>
-          <w:lang w:val="hi_IN" w:bidi="hi_IN"/>
-        </w:rPr>
-        <w:t>הֲ⁠ל֛וֹא בַּ⁠יּ֥וֹם הַ⁠ה֖וּא &amp; וְ⁠הַאֲבַדְתִּ֤י חֲכָמִים֙ מֵֽ⁠אֱד֔וֹם</w:t>
-      </w:r>
-    </w:p>
-    <w:p>
-      <w:pPr/>
-      <w:r>
-        <w:rPr>
-          <w:lang w:val="hi_IN" w:bidi="hi_IN"/>
-        </w:rPr>
-      </w:r>
-      <w:r>
-        <w:rPr>
           <w:b/>
           <w:lang w:val="hi_IN" w:bidi="hi_IN"/>
         </w:rPr>
@@ -6092,20 +5285,6 @@
       </w:r>
       <w:r>
         <w:rPr>
-          <w:lang w:val="hi_IN" w:bidi="hi_IN"/>
-        </w:rPr>
-        <w:t>וְ⁠הַאֲבַדְתִּ֤י חֲכָמִים֙ מֵֽ⁠אֱד֔וֹם</w:t>
-      </w:r>
-    </w:p>
-    <w:p>
-      <w:pPr/>
-      <w:r>
-        <w:rPr>
-          <w:lang w:val="hi_IN" w:bidi="hi_IN"/>
-        </w:rPr>
-      </w:r>
-      <w:r>
-        <w:rPr>
           <w:b/>
           <w:lang w:val="hi_IN" w:bidi="hi_IN"/>
         </w:rPr>
@@ -6215,20 +5394,6 @@
       </w:r>
       <w:r>
         <w:rPr>
-          <w:lang w:val="hi_IN" w:bidi="hi_IN"/>
-        </w:rPr>
-        <w:t>וּ⁠תְבוּנָ֖ה מֵ⁠הַ֥ר עֵשָֽׂו</w:t>
-      </w:r>
-    </w:p>
-    <w:p>
-      <w:pPr/>
-      <w:r>
-        <w:rPr>
-          <w:lang w:val="hi_IN" w:bidi="hi_IN"/>
-        </w:rPr>
-      </w:r>
-      <w:r>
-        <w:rPr>
           <w:b/>
           <w:lang w:val="hi_IN" w:bidi="hi_IN"/>
         </w:rPr>
@@ -6312,20 +5477,6 @@
       </w:r>
       <w:r>
         <w:rPr>
-          <w:lang w:val="hi_IN" w:bidi="hi_IN"/>
-        </w:rPr>
-        <w:t>וּ⁠תְבוּנָ֖ה מֵ⁠הַ֥ר עֵשָֽׂו</w:t>
-      </w:r>
-    </w:p>
-    <w:p>
-      <w:pPr/>
-      <w:r>
-        <w:rPr>
-          <w:lang w:val="hi_IN" w:bidi="hi_IN"/>
-        </w:rPr>
-      </w:r>
-      <w:r>
-        <w:rPr>
           <w:b/>
           <w:lang w:val="hi_IN" w:bidi="hi_IN"/>
         </w:rPr>
@@ -6422,20 +5573,6 @@
       </w:r>
       <w:r>
         <w:rPr>
-          <w:lang w:val="hi_IN" w:bidi="hi_IN"/>
-        </w:rPr>
-        <w:t>חֲכָמִים֙ מֵֽ⁠אֱד֔וֹם וּ⁠תְבוּנָ֖ה מֵ⁠הַ֥ר עֵשָֽׂו</w:t>
-      </w:r>
-    </w:p>
-    <w:p>
-      <w:pPr/>
-      <w:r>
-        <w:rPr>
-          <w:lang w:val="hi_IN" w:bidi="hi_IN"/>
-        </w:rPr>
-      </w:r>
-      <w:r>
-        <w:rPr>
           <w:b/>
           <w:lang w:val="hi_IN" w:bidi="hi_IN"/>
         </w:rPr>
@@ -6558,20 +5695,6 @@
       </w:r>
       <w:r>
         <w:rPr>
-          <w:lang w:val="hi_IN" w:bidi="hi_IN"/>
-        </w:rPr>
-        <w:t>וּ⁠תְבוּנָ֖ה</w:t>
-      </w:r>
-    </w:p>
-    <w:p>
-      <w:pPr/>
-      <w:r>
-        <w:rPr>
-          <w:lang w:val="hi_IN" w:bidi="hi_IN"/>
-        </w:rPr>
-      </w:r>
-      <w:r>
-        <w:rPr>
           <w:b/>
           <w:lang w:val="hi_IN" w:bidi="hi_IN"/>
         </w:rPr>
@@ -6655,20 +5778,6 @@
       </w:r>
       <w:r>
         <w:rPr>
-          <w:lang w:val="hi_IN" w:bidi="hi_IN"/>
-        </w:rPr>
-        <w:t>מֵ⁠הַ֥ר עֵשָֽׂו</w:t>
-      </w:r>
-    </w:p>
-    <w:p>
-      <w:pPr/>
-      <w:r>
-        <w:rPr>
-          <w:lang w:val="hi_IN" w:bidi="hi_IN"/>
-        </w:rPr>
-      </w:r>
-      <w:r>
-        <w:rPr>
           <w:b/>
           <w:lang w:val="hi_IN" w:bidi="hi_IN"/>
         </w:rPr>
@@ -6765,20 +5874,6 @@
       </w:r>
       <w:r>
         <w:rPr>
-          <w:lang w:val="hi_IN" w:bidi="hi_IN"/>
-        </w:rPr>
-        <w:t>עֵשָֽׂו</w:t>
-      </w:r>
-    </w:p>
-    <w:p>
-      <w:pPr/>
-      <w:r>
-        <w:rPr>
-          <w:lang w:val="hi_IN" w:bidi="hi_IN"/>
-        </w:rPr>
-      </w:r>
-      <w:r>
-        <w:rPr>
           <w:b/>
           <w:lang w:val="hi_IN" w:bidi="hi_IN"/>
         </w:rPr>
@@ -6798,7 +5893,7 @@
         </w:rPr>
         <w:t xml:space="preserve">"यह उस पुरुष का नाम है जो एदोमियों का पूर्वज था| देखें कि आपने इसका अनुवाद </w:t>
       </w:r>
-      <w:hyperlink r:id="rId15">
+      <w:hyperlink r:id="rId13">
         <w:r>
           <w:rPr>
             <w:lang w:val="hi_IN" w:bidi="hi_IN"/>
@@ -6880,20 +5975,6 @@
       </w:r>
       <w:r>
         <w:rPr>
-          <w:lang w:val="hi_IN" w:bidi="hi_IN"/>
-        </w:rPr>
-        <w:t>וְ⁠חַתּ֥וּ גִבּוֹרֶ֖י⁠ךָ תֵּימָ֑ן</w:t>
-      </w:r>
-    </w:p>
-    <w:p>
-      <w:pPr/>
-      <w:r>
-        <w:rPr>
-          <w:lang w:val="hi_IN" w:bidi="hi_IN"/>
-        </w:rPr>
-      </w:r>
-      <w:r>
-        <w:rPr>
           <w:b/>
           <w:lang w:val="hi_IN" w:bidi="hi_IN"/>
         </w:rPr>
@@ -6990,20 +6071,6 @@
       </w:r>
       <w:r>
         <w:rPr>
-          <w:lang w:val="hi_IN" w:bidi="hi_IN"/>
-        </w:rPr>
-        <w:t>תֵּימָ֑ן</w:t>
-      </w:r>
-    </w:p>
-    <w:p>
-      <w:pPr/>
-      <w:r>
-        <w:rPr>
-          <w:lang w:val="hi_IN" w:bidi="hi_IN"/>
-        </w:rPr>
-      </w:r>
-      <w:r>
-        <w:rPr>
           <w:b/>
           <w:lang w:val="hi_IN" w:bidi="hi_IN"/>
         </w:rPr>
@@ -7087,20 +6154,6 @@
       </w:r>
       <w:r>
         <w:rPr>
-          <w:lang w:val="hi_IN" w:bidi="hi_IN"/>
-        </w:rPr>
-        <w:t>לְמַ֧עַן</w:t>
-      </w:r>
-    </w:p>
-    <w:p>
-      <w:pPr/>
-      <w:r>
-        <w:rPr>
-          <w:lang w:val="hi_IN" w:bidi="hi_IN"/>
-        </w:rPr>
-      </w:r>
-      <w:r>
-        <w:rPr>
           <w:b/>
           <w:lang w:val="hi_IN" w:bidi="hi_IN"/>
         </w:rPr>
@@ -7184,20 +6237,6 @@
       </w:r>
       <w:r>
         <w:rPr>
-          <w:lang w:val="hi_IN" w:bidi="hi_IN"/>
-        </w:rPr>
-        <w:t>יִכָּֽרֶת־אִ֛ישׁ</w:t>
-      </w:r>
-    </w:p>
-    <w:p>
-      <w:pPr/>
-      <w:r>
-        <w:rPr>
-          <w:lang w:val="hi_IN" w:bidi="hi_IN"/>
-        </w:rPr>
-      </w:r>
-      <w:r>
-        <w:rPr>
           <w:b/>
           <w:lang w:val="hi_IN" w:bidi="hi_IN"/>
         </w:rPr>
@@ -7307,20 +6346,6 @@
       </w:r>
       <w:r>
         <w:rPr>
-          <w:lang w:val="hi_IN" w:bidi="hi_IN"/>
-        </w:rPr>
-        <w:t>יִכָּֽרֶת־אִ֛ישׁ</w:t>
-      </w:r>
-    </w:p>
-    <w:p>
-      <w:pPr/>
-      <w:r>
-        <w:rPr>
-          <w:lang w:val="hi_IN" w:bidi="hi_IN"/>
-        </w:rPr>
-      </w:r>
-      <w:r>
-        <w:rPr>
           <w:b/>
           <w:lang w:val="hi_IN" w:bidi="hi_IN"/>
         </w:rPr>
@@ -7417,20 +6442,6 @@
       </w:r>
       <w:r>
         <w:rPr>
-          <w:lang w:val="hi_IN" w:bidi="hi_IN"/>
-        </w:rPr>
-        <w:t>אִ֛ישׁ</w:t>
-      </w:r>
-    </w:p>
-    <w:p>
-      <w:pPr/>
-      <w:r>
-        <w:rPr>
-          <w:lang w:val="hi_IN" w:bidi="hi_IN"/>
-        </w:rPr>
-      </w:r>
-      <w:r>
-        <w:rPr>
           <w:b/>
           <w:lang w:val="hi_IN" w:bidi="hi_IN"/>
         </w:rPr>
@@ -7527,20 +6538,6 @@
       </w:r>
       <w:r>
         <w:rPr>
-          <w:lang w:val="hi_IN" w:bidi="hi_IN"/>
-        </w:rPr>
-        <w:t>מֵ⁠הַ֥ר עֵשָׂ֖ו</w:t>
-      </w:r>
-    </w:p>
-    <w:p>
-      <w:pPr/>
-      <w:r>
-        <w:rPr>
-          <w:lang w:val="hi_IN" w:bidi="hi_IN"/>
-        </w:rPr>
-      </w:r>
-      <w:r>
-        <w:rPr>
           <w:b/>
           <w:lang w:val="hi_IN" w:bidi="hi_IN"/>
         </w:rPr>
@@ -7624,20 +6621,6 @@
       </w:r>
       <w:r>
         <w:rPr>
-          <w:lang w:val="hi_IN" w:bidi="hi_IN"/>
-        </w:rPr>
-        <w:t>מִ⁠קָּֽטֶל</w:t>
-      </w:r>
-    </w:p>
-    <w:p>
-      <w:pPr/>
-      <w:r>
-        <w:rPr>
-          <w:lang w:val="hi_IN" w:bidi="hi_IN"/>
-        </w:rPr>
-      </w:r>
-      <w:r>
-        <w:rPr>
           <w:b/>
           <w:lang w:val="hi_IN" w:bidi="hi_IN"/>
         </w:rPr>
@@ -7830,20 +6813,6 @@
       </w:r>
       <w:r>
         <w:rPr>
-          <w:lang w:val="hi_IN" w:bidi="hi_IN"/>
-        </w:rPr>
-        <w:t>אָחִ֥י⁠ךָ</w:t>
-      </w:r>
-    </w:p>
-    <w:p>
-      <w:pPr/>
-      <w:r>
-        <w:rPr>
-          <w:lang w:val="hi_IN" w:bidi="hi_IN"/>
-        </w:rPr>
-      </w:r>
-      <w:r>
-        <w:rPr>
           <w:b/>
           <w:lang w:val="hi_IN" w:bidi="hi_IN"/>
         </w:rPr>
@@ -7940,20 +6909,6 @@
       </w:r>
       <w:r>
         <w:rPr>
-          <w:lang w:val="hi_IN" w:bidi="hi_IN"/>
-        </w:rPr>
-        <w:t>יַעֲקֹ֖ב</w:t>
-      </w:r>
-    </w:p>
-    <w:p>
-      <w:pPr/>
-      <w:r>
-        <w:rPr>
-          <w:lang w:val="hi_IN" w:bidi="hi_IN"/>
-        </w:rPr>
-      </w:r>
-      <w:r>
-        <w:rPr>
           <w:b/>
           <w:lang w:val="hi_IN" w:bidi="hi_IN"/>
         </w:rPr>
@@ -8050,20 +7005,6 @@
       </w:r>
       <w:r>
         <w:rPr>
-          <w:lang w:val="hi_IN" w:bidi="hi_IN"/>
-        </w:rPr>
-        <w:t>תְּכַסְּ⁠ךָ֣ בוּשָׁ֑ה</w:t>
-      </w:r>
-    </w:p>
-    <w:p>
-      <w:pPr/>
-      <w:r>
-        <w:rPr>
-          <w:lang w:val="hi_IN" w:bidi="hi_IN"/>
-        </w:rPr>
-      </w:r>
-      <w:r>
-        <w:rPr>
           <w:b/>
           <w:lang w:val="hi_IN" w:bidi="hi_IN"/>
         </w:rPr>
@@ -8160,20 +7101,6 @@
       </w:r>
       <w:r>
         <w:rPr>
-          <w:lang w:val="hi_IN" w:bidi="hi_IN"/>
-        </w:rPr>
-        <w:t>תְּכַסְּ⁠ךָ֣ בוּשָׁ֑ה</w:t>
-      </w:r>
-    </w:p>
-    <w:p>
-      <w:pPr/>
-      <w:r>
-        <w:rPr>
-          <w:lang w:val="hi_IN" w:bidi="hi_IN"/>
-        </w:rPr>
-      </w:r>
-      <w:r>
-        <w:rPr>
           <w:b/>
           <w:lang w:val="hi_IN" w:bidi="hi_IN"/>
         </w:rPr>
@@ -8270,20 +7197,6 @@
       </w:r>
       <w:r>
         <w:rPr>
-          <w:lang w:val="hi_IN" w:bidi="hi_IN"/>
-        </w:rPr>
-        <w:t>וְ⁠נִכְרַ֖תָּ</w:t>
-      </w:r>
-    </w:p>
-    <w:p>
-      <w:pPr/>
-      <w:r>
-        <w:rPr>
-          <w:lang w:val="hi_IN" w:bidi="hi_IN"/>
-        </w:rPr>
-      </w:r>
-      <w:r>
-        <w:rPr>
           <w:b/>
           <w:lang w:val="hi_IN" w:bidi="hi_IN"/>
         </w:rPr>
@@ -8367,20 +7280,6 @@
       </w:r>
       <w:r>
         <w:rPr>
-          <w:lang w:val="hi_IN" w:bidi="hi_IN"/>
-        </w:rPr>
-        <w:t>וְ⁠נִכְרַ֖תָּ</w:t>
-      </w:r>
-    </w:p>
-    <w:p>
-      <w:pPr/>
-      <w:r>
-        <w:rPr>
-          <w:lang w:val="hi_IN" w:bidi="hi_IN"/>
-        </w:rPr>
-      </w:r>
-      <w:r>
-        <w:rPr>
           <w:b/>
           <w:lang w:val="hi_IN" w:bidi="hi_IN"/>
         </w:rPr>
@@ -8464,20 +7363,6 @@
       </w:r>
       <w:r>
         <w:rPr>
-          <w:lang w:val="hi_IN" w:bidi="hi_IN"/>
-        </w:rPr>
-        <w:t>וְ⁠נִכְרַ֖תָּ</w:t>
-      </w:r>
-    </w:p>
-    <w:p>
-      <w:pPr/>
-      <w:r>
-        <w:rPr>
-          <w:lang w:val="hi_IN" w:bidi="hi_IN"/>
-        </w:rPr>
-      </w:r>
-      <w:r>
-        <w:rPr>
           <w:b/>
           <w:lang w:val="hi_IN" w:bidi="hi_IN"/>
         </w:rPr>
@@ -8497,7 +7382,7 @@
         </w:rPr>
         <w:t xml:space="preserve">"जैसा </w:t>
       </w:r>
-      <w:hyperlink r:id="rId15">
+      <w:hyperlink r:id="rId13">
         <w:r>
           <w:rPr>
             <w:lang w:val="hi_IN" w:bidi="hi_IN"/>
@@ -8592,20 +7477,6 @@
       </w:r>
       <w:r>
         <w:rPr>
-          <w:lang w:val="hi_IN" w:bidi="hi_IN"/>
-        </w:rPr>
-        <w:t>עֲמָֽדְ⁠ךָ֣ מִ⁠נֶּ֔גֶד</w:t>
-      </w:r>
-    </w:p>
-    <w:p>
-      <w:pPr/>
-      <w:r>
-        <w:rPr>
-          <w:lang w:val="hi_IN" w:bidi="hi_IN"/>
-        </w:rPr>
-      </w:r>
-      <w:r>
-        <w:rPr>
           <w:b/>
           <w:lang w:val="hi_IN" w:bidi="hi_IN"/>
         </w:rPr>
@@ -8689,20 +7560,6 @@
       </w:r>
       <w:r>
         <w:rPr>
-          <w:lang w:val="hi_IN" w:bidi="hi_IN"/>
-        </w:rPr>
-        <w:t>שְׁב֥וֹת זָרִ֖ים חֵיל֑⁠וֹ וְ⁠נָכְרִ֞ים בָּ֣אוּ שְׁעָרָ֗יו</w:t>
-      </w:r>
-    </w:p>
-    <w:p>
-      <w:pPr/>
-      <w:r>
-        <w:rPr>
-          <w:lang w:val="hi_IN" w:bidi="hi_IN"/>
-        </w:rPr>
-      </w:r>
-      <w:r>
-        <w:rPr>
           <w:b/>
           <w:lang w:val="hi_IN" w:bidi="hi_IN"/>
         </w:rPr>
@@ -8831,7 +7688,7 @@
         </w:rPr>
         <w:t xml:space="preserve"> का सन्दर्भ </w:t>
       </w:r>
-      <w:hyperlink r:id="rId15">
+      <w:hyperlink r:id="rId13">
         <w:r>
           <w:rPr>
             <w:lang w:val="hi_IN" w:bidi="hi_IN"/>
@@ -8926,20 +7783,6 @@
       </w:r>
       <w:r>
         <w:rPr>
-          <w:lang w:val="hi_IN" w:bidi="hi_IN"/>
-        </w:rPr>
-        <w:t>חֵיל֑⁠וֹ</w:t>
-      </w:r>
-    </w:p>
-    <w:p>
-      <w:pPr/>
-      <w:r>
-        <w:rPr>
-          <w:lang w:val="hi_IN" w:bidi="hi_IN"/>
-        </w:rPr>
-      </w:r>
-      <w:r>
-        <w:rPr>
           <w:b/>
           <w:lang w:val="hi_IN" w:bidi="hi_IN"/>
         </w:rPr>
@@ -8972,7 +7815,7 @@
         </w:rPr>
         <w:t xml:space="preserve"> का अभिप्राय ""सेना"" भी हो सकता है परन्तु </w:t>
       </w:r>
-      <w:hyperlink r:id="rId15">
+      <w:hyperlink r:id="rId13">
         <w:r>
           <w:rPr>
             <w:lang w:val="hi_IN" w:bidi="hi_IN"/>
@@ -9034,20 +7877,6 @@
       </w:r>
       <w:r>
         <w:rPr>
-          <w:lang w:val="hi_IN" w:bidi="hi_IN"/>
-        </w:rPr>
-        <w:t>שְׁעָרָ֗יו</w:t>
-      </w:r>
-    </w:p>
-    <w:p>
-      <w:pPr/>
-      <w:r>
-        <w:rPr>
-          <w:lang w:val="hi_IN" w:bidi="hi_IN"/>
-        </w:rPr>
-      </w:r>
-      <w:r>
-        <w:rPr>
           <w:b/>
           <w:lang w:val="hi_IN" w:bidi="hi_IN"/>
         </w:rPr>
@@ -9144,20 +7973,6 @@
       </w:r>
       <w:r>
         <w:rPr>
-          <w:lang w:val="hi_IN" w:bidi="hi_IN"/>
-        </w:rPr>
-        <w:t>וְ⁠עַל־יְרוּשָׁלִַ֨ם֙ יַדּ֣וּ גוֹרָ֔ל</w:t>
-      </w:r>
-    </w:p>
-    <w:p>
-      <w:pPr/>
-      <w:r>
-        <w:rPr>
-          <w:lang w:val="hi_IN" w:bidi="hi_IN"/>
-        </w:rPr>
-      </w:r>
-      <w:r>
-        <w:rPr>
           <w:b/>
           <w:lang w:val="hi_IN" w:bidi="hi_IN"/>
         </w:rPr>
@@ -9254,20 +8069,6 @@
       </w:r>
       <w:r>
         <w:rPr>
-          <w:lang w:val="hi_IN" w:bidi="hi_IN"/>
-        </w:rPr>
-        <w:t>גַּם־אַתָּ֖ה כְּ⁠אַחַ֥ד מֵ⁠הֶֽם</w:t>
-      </w:r>
-    </w:p>
-    <w:p>
-      <w:pPr/>
-      <w:r>
-        <w:rPr>
-          <w:lang w:val="hi_IN" w:bidi="hi_IN"/>
-        </w:rPr>
-      </w:r>
-      <w:r>
-        <w:rPr>
           <w:b/>
           <w:lang w:val="hi_IN" w:bidi="hi_IN"/>
         </w:rPr>
@@ -9377,20 +8178,6 @@
       </w:r>
       <w:r>
         <w:rPr>
-          <w:lang w:val="hi_IN" w:bidi="hi_IN"/>
-        </w:rPr>
-        <w:t>וְ⁠אַל &amp; וְ⁠אַל &amp; וְ⁠אַל</w:t>
-      </w:r>
-    </w:p>
-    <w:p>
-      <w:pPr/>
-      <w:r>
-        <w:rPr>
-          <w:lang w:val="hi_IN" w:bidi="hi_IN"/>
-        </w:rPr>
-      </w:r>
-      <w:r>
-        <w:rPr>
           <w:b/>
           <w:lang w:val="hi_IN" w:bidi="hi_IN"/>
         </w:rPr>
@@ -9474,20 +8261,6 @@
       </w:r>
       <w:r>
         <w:rPr>
-          <w:lang w:val="hi_IN" w:bidi="hi_IN"/>
-        </w:rPr>
-        <w:t>וְ⁠אַל־תֵּ֤רֶא</w:t>
-      </w:r>
-    </w:p>
-    <w:p>
-      <w:pPr/>
-      <w:r>
-        <w:rPr>
-          <w:lang w:val="hi_IN" w:bidi="hi_IN"/>
-        </w:rPr>
-      </w:r>
-      <w:r>
-        <w:rPr>
           <w:b/>
           <w:lang w:val="hi_IN" w:bidi="hi_IN"/>
         </w:rPr>
@@ -9597,20 +8370,6 @@
       </w:r>
       <w:r>
         <w:rPr>
-          <w:lang w:val="hi_IN" w:bidi="hi_IN"/>
-        </w:rPr>
-        <w:t>בְ⁠יוֹם־אָחִ֨י⁠ךָ֙ בְּ⁠י֣וֹם נָכְר֔⁠וֹ</w:t>
-      </w:r>
-    </w:p>
-    <w:p>
-      <w:pPr/>
-      <w:r>
-        <w:rPr>
-          <w:lang w:val="hi_IN" w:bidi="hi_IN"/>
-        </w:rPr>
-      </w:r>
-      <w:r>
-        <w:rPr>
           <w:b/>
           <w:lang w:val="hi_IN" w:bidi="hi_IN"/>
         </w:rPr>
@@ -9720,20 +8479,6 @@
       </w:r>
       <w:r>
         <w:rPr>
-          <w:lang w:val="hi_IN" w:bidi="hi_IN"/>
-        </w:rPr>
-        <w:t>בְ⁠יוֹם</w:t>
-      </w:r>
-    </w:p>
-    <w:p>
-      <w:pPr/>
-      <w:r>
-        <w:rPr>
-          <w:lang w:val="hi_IN" w:bidi="hi_IN"/>
-        </w:rPr>
-      </w:r>
-      <w:r>
-        <w:rPr>
           <w:b/>
           <w:lang w:val="hi_IN" w:bidi="hi_IN"/>
         </w:rPr>
@@ -9830,20 +8575,6 @@
       </w:r>
       <w:r>
         <w:rPr>
-          <w:lang w:val="hi_IN" w:bidi="hi_IN"/>
-        </w:rPr>
-        <w:t>אָחִ֨י⁠ךָ֙</w:t>
-      </w:r>
-    </w:p>
-    <w:p>
-      <w:pPr/>
-      <w:r>
-        <w:rPr>
-          <w:lang w:val="hi_IN" w:bidi="hi_IN"/>
-        </w:rPr>
-      </w:r>
-      <w:r>
-        <w:rPr>
           <w:b/>
           <w:lang w:val="hi_IN" w:bidi="hi_IN"/>
         </w:rPr>
@@ -9863,7 +8594,7 @@
         </w:rPr>
         <w:t xml:space="preserve">जैसा </w:t>
       </w:r>
-      <w:hyperlink r:id="rId15">
+      <w:hyperlink r:id="rId13">
         <w:r>
           <w:rPr>
             <w:lang w:val="hi_IN" w:bidi="hi_IN"/>
@@ -9958,20 +8689,6 @@
       </w:r>
       <w:r>
         <w:rPr>
-          <w:lang w:val="hi_IN" w:bidi="hi_IN"/>
-        </w:rPr>
-        <w:t>לִ⁠בְנֵֽי־יְהוּדָ֖ה</w:t>
-      </w:r>
-    </w:p>
-    <w:p>
-      <w:pPr/>
-      <w:r>
-        <w:rPr>
-          <w:lang w:val="hi_IN" w:bidi="hi_IN"/>
-        </w:rPr>
-      </w:r>
-      <w:r>
-        <w:rPr>
           <w:b/>
           <w:lang w:val="hi_IN" w:bidi="hi_IN"/>
         </w:rPr>
@@ -10068,20 +8785,6 @@
       </w:r>
       <w:r>
         <w:rPr>
-          <w:lang w:val="hi_IN" w:bidi="hi_IN"/>
-        </w:rPr>
-        <w:t>וְ⁠אַל־תַּגְדֵּ֥ל פִּ֖י⁠ךָ</w:t>
-      </w:r>
-    </w:p>
-    <w:p>
-      <w:pPr/>
-      <w:r>
-        <w:rPr>
-          <w:lang w:val="hi_IN" w:bidi="hi_IN"/>
-        </w:rPr>
-      </w:r>
-      <w:r>
-        <w:rPr>
           <w:b/>
           <w:lang w:val="hi_IN" w:bidi="hi_IN"/>
         </w:rPr>
@@ -10165,20 +8868,6 @@
       </w:r>
       <w:r>
         <w:rPr>
-          <w:lang w:val="hi_IN" w:bidi="hi_IN"/>
-        </w:rPr>
-        <w:t>בְּ⁠י֣וֹם אֵידָ֔⁠ם &amp; בְּ⁠י֣וֹם אֵיד֑⁠וֹ &amp; בְּ⁠י֥וֹם אֵידֽ⁠וֹ</w:t>
-      </w:r>
-    </w:p>
-    <w:p>
-      <w:pPr/>
-      <w:r>
-        <w:rPr>
-          <w:lang w:val="hi_IN" w:bidi="hi_IN"/>
-        </w:rPr>
-      </w:r>
-      <w:r>
-        <w:rPr>
           <w:b/>
           <w:lang w:val="hi_IN" w:bidi="hi_IN"/>
         </w:rPr>
@@ -10288,20 +8977,6 @@
       </w:r>
       <w:r>
         <w:rPr>
-          <w:lang w:val="hi_IN" w:bidi="hi_IN"/>
-        </w:rPr>
-        <w:t>אֵידָ֔⁠ם &amp; אֵיד֑⁠וֹ &amp; אֵידֽ⁠וֹ</w:t>
-      </w:r>
-    </w:p>
-    <w:p>
-      <w:pPr/>
-      <w:r>
-        <w:rPr>
-          <w:lang w:val="hi_IN" w:bidi="hi_IN"/>
-        </w:rPr>
-      </w:r>
-      <w:r>
-        <w:rPr>
           <w:b/>
           <w:lang w:val="hi_IN" w:bidi="hi_IN"/>
         </w:rPr>
@@ -10386,7 +9061,7 @@
         </w:rPr>
         <w:t xml:space="preserve"> से संबोधित किया गया है (देखें </w:t>
       </w:r>
-      <w:hyperlink r:id="rId15">
+      <w:hyperlink r:id="rId13">
         <w:r>
           <w:rPr>
             <w:lang w:val="hi_IN" w:bidi="hi_IN"/>
@@ -10468,20 +9143,6 @@
       </w:r>
       <w:r>
         <w:rPr>
-          <w:lang w:val="hi_IN" w:bidi="hi_IN"/>
-        </w:rPr>
-        <w:t>גַם־אַתָּ֛ה</w:t>
-      </w:r>
-    </w:p>
-    <w:p>
-      <w:pPr/>
-      <w:r>
-        <w:rPr>
-          <w:lang w:val="hi_IN" w:bidi="hi_IN"/>
-        </w:rPr>
-      </w:r>
-      <w:r>
-        <w:rPr>
           <w:b/>
           <w:lang w:val="hi_IN" w:bidi="hi_IN"/>
         </w:rPr>
@@ -10565,20 +9226,6 @@
       </w:r>
       <w:r>
         <w:rPr>
-          <w:lang w:val="hi_IN" w:bidi="hi_IN"/>
-        </w:rPr>
-        <w:t>אַל־תֵּ֧רֶא</w:t>
-      </w:r>
-    </w:p>
-    <w:p>
-      <w:pPr/>
-      <w:r>
-        <w:rPr>
-          <w:lang w:val="hi_IN" w:bidi="hi_IN"/>
-        </w:rPr>
-      </w:r>
-      <w:r>
-        <w:rPr>
           <w:b/>
           <w:lang w:val="hi_IN" w:bidi="hi_IN"/>
         </w:rPr>
@@ -10611,7 +9258,7 @@
         </w:rPr>
         <w:t xml:space="preserve"> ""देख कर आनंदित होना"" के लिए एक मुहावरा है| देखें कि आपने इस पद का अनुवाद </w:t>
       </w:r>
-      <w:hyperlink r:id="rId15">
+      <w:hyperlink r:id="rId13">
         <w:r>
           <w:rPr>
             <w:lang w:val="hi_IN" w:bidi="hi_IN"/>
@@ -10693,20 +9340,6 @@
       </w:r>
       <w:r>
         <w:rPr>
-          <w:lang w:val="hi_IN" w:bidi="hi_IN"/>
-        </w:rPr>
-        <w:t>וְ⁠אַל־תִּשְׁלַ֥חְנָה בְ⁠חֵיל֖⁠וֹ</w:t>
-      </w:r>
-    </w:p>
-    <w:p>
-      <w:pPr/>
-      <w:r>
-        <w:rPr>
-          <w:lang w:val="hi_IN" w:bidi="hi_IN"/>
-        </w:rPr>
-      </w:r>
-      <w:r>
-        <w:rPr>
           <w:b/>
           <w:lang w:val="hi_IN" w:bidi="hi_IN"/>
         </w:rPr>
@@ -10803,20 +9436,6 @@
       </w:r>
       <w:r>
         <w:rPr>
-          <w:lang w:val="hi_IN" w:bidi="hi_IN"/>
-        </w:rPr>
-        <w:t>הַ⁠פֶּ֔רֶק</w:t>
-      </w:r>
-    </w:p>
-    <w:p>
-      <w:pPr/>
-      <w:r>
-        <w:rPr>
-          <w:lang w:val="hi_IN" w:bidi="hi_IN"/>
-        </w:rPr>
-      </w:r>
-      <w:r>
-        <w:rPr>
           <w:b/>
           <w:lang w:val="hi_IN" w:bidi="hi_IN"/>
         </w:rPr>
@@ -10913,20 +9532,6 @@
       </w:r>
       <w:r>
         <w:rPr>
-          <w:lang w:val="hi_IN" w:bidi="hi_IN"/>
-        </w:rPr>
-        <w:t>לְ⁠הַכְרִ֖ית</w:t>
-      </w:r>
-    </w:p>
-    <w:p>
-      <w:pPr/>
-      <w:r>
-        <w:rPr>
-          <w:lang w:val="hi_IN" w:bidi="hi_IN"/>
-        </w:rPr>
-      </w:r>
-      <w:r>
-        <w:rPr>
           <w:b/>
           <w:lang w:val="hi_IN" w:bidi="hi_IN"/>
         </w:rPr>
@@ -10959,7 +9564,7 @@
         </w:rPr>
         <w:t xml:space="preserve"> एक रूपक है जिसका अर्थ है, ""मार डालने के लिए|"" यह संभवतः फसल काटने के समय अन्न काटने की तुलना में है| देखें कि आपने इसी रूपक का अनुवाद </w:t>
       </w:r>
-      <w:hyperlink r:id="rId15">
+      <w:hyperlink r:id="rId13">
         <w:r>
           <w:rPr>
             <w:lang w:val="hi_IN" w:bidi="hi_IN"/>
@@ -11041,20 +9646,6 @@
       </w:r>
       <w:r>
         <w:rPr>
-          <w:lang w:val="hi_IN" w:bidi="hi_IN"/>
-        </w:rPr>
-        <w:t>וְ⁠אַל־תַּסְגֵּ֥ר שְׂרִידָ֖י⁠ו</w:t>
-      </w:r>
-    </w:p>
-    <w:p>
-      <w:pPr/>
-      <w:r>
-        <w:rPr>
-          <w:lang w:val="hi_IN" w:bidi="hi_IN"/>
-        </w:rPr>
-      </w:r>
-      <w:r>
-        <w:rPr>
           <w:b/>
           <w:lang w:val="hi_IN" w:bidi="hi_IN"/>
         </w:rPr>
@@ -11201,20 +9792,6 @@
       </w:r>
       <w:r>
         <w:rPr>
-          <w:lang w:val="hi_IN" w:bidi="hi_IN"/>
-        </w:rPr>
-        <w:t>כִּֽי־קָר֥וֹב יוֹם־יְהוָ֖ה עַל־כָּל־הַ⁠גּוֹיִ֑ם</w:t>
-      </w:r>
-    </w:p>
-    <w:p>
-      <w:pPr/>
-      <w:r>
-        <w:rPr>
-          <w:lang w:val="hi_IN" w:bidi="hi_IN"/>
-        </w:rPr>
-      </w:r>
-      <w:r>
-        <w:rPr>
           <w:b/>
           <w:lang w:val="hi_IN" w:bidi="hi_IN"/>
         </w:rPr>
@@ -11298,20 +9875,6 @@
       </w:r>
       <w:r>
         <w:rPr>
-          <w:lang w:val="hi_IN" w:bidi="hi_IN"/>
-        </w:rPr>
-        <w:t>יוֹם־יְהוָ֖ה</w:t>
-      </w:r>
-    </w:p>
-    <w:p>
-      <w:pPr/>
-      <w:r>
-        <w:rPr>
-          <w:lang w:val="hi_IN" w:bidi="hi_IN"/>
-        </w:rPr>
-      </w:r>
-      <w:r>
-        <w:rPr>
           <w:b/>
           <w:lang w:val="hi_IN" w:bidi="hi_IN"/>
         </w:rPr>
@@ -11408,20 +9971,6 @@
       </w:r>
       <w:r>
         <w:rPr>
-          <w:lang w:val="hi_IN" w:bidi="hi_IN"/>
-        </w:rPr>
-        <w:t>קָר֥וֹב</w:t>
-      </w:r>
-    </w:p>
-    <w:p>
-      <w:pPr/>
-      <w:r>
-        <w:rPr>
-          <w:lang w:val="hi_IN" w:bidi="hi_IN"/>
-        </w:rPr>
-      </w:r>
-      <w:r>
-        <w:rPr>
           <w:b/>
           <w:lang w:val="hi_IN" w:bidi="hi_IN"/>
         </w:rPr>
@@ -11498,20 +10047,6 @@
       </w:r>
       <w:r>
         <w:rPr>
-          <w:lang w:val="hi_IN" w:bidi="hi_IN"/>
-        </w:rPr>
-        <w:t>יֵעָ֣שֶׂה לָּ֔⁠ךְ</w:t>
-      </w:r>
-    </w:p>
-    <w:p>
-      <w:pPr/>
-      <w:r>
-        <w:rPr>
-          <w:lang w:val="hi_IN" w:bidi="hi_IN"/>
-        </w:rPr>
-      </w:r>
-      <w:r>
-        <w:rPr>
           <w:b/>
           <w:lang w:val="hi_IN" w:bidi="hi_IN"/>
         </w:rPr>
@@ -11595,20 +10130,6 @@
       </w:r>
       <w:r>
         <w:rPr>
-          <w:lang w:val="hi_IN" w:bidi="hi_IN"/>
-        </w:rPr>
-        <w:t>גְּמֻלְ⁠ךָ֖ יָשׁ֥וּב בְּ⁠רֹאשֶֽׁ⁠ךָ</w:t>
-      </w:r>
-    </w:p>
-    <w:p>
-      <w:pPr/>
-      <w:r>
-        <w:rPr>
-          <w:lang w:val="hi_IN" w:bidi="hi_IN"/>
-        </w:rPr>
-      </w:r>
-      <w:r>
-        <w:rPr>
           <w:b/>
           <w:lang w:val="hi_IN" w:bidi="hi_IN"/>
         </w:rPr>
@@ -11692,20 +10213,6 @@
       </w:r>
       <w:r>
         <w:rPr>
-          <w:lang w:val="hi_IN" w:bidi="hi_IN"/>
-        </w:rPr>
-        <w:t>בְּ⁠רֹאשֶֽׁ⁠ךָ</w:t>
-      </w:r>
-    </w:p>
-    <w:p>
-      <w:pPr/>
-      <w:r>
-        <w:rPr>
-          <w:lang w:val="hi_IN" w:bidi="hi_IN"/>
-        </w:rPr>
-      </w:r>
-      <w:r>
-        <w:rPr>
           <w:b/>
           <w:lang w:val="hi_IN" w:bidi="hi_IN"/>
         </w:rPr>
@@ -11802,20 +10309,6 @@
       </w:r>
       <w:r>
         <w:rPr>
-          <w:lang w:val="hi_IN" w:bidi="hi_IN"/>
-        </w:rPr>
-        <w:t>כִּ֗י כַּֽ⁠אֲשֶׁ֤ר שְׁתִיתֶם֙</w:t>
-      </w:r>
-    </w:p>
-    <w:p>
-      <w:pPr/>
-      <w:r>
-        <w:rPr>
-          <w:lang w:val="hi_IN" w:bidi="hi_IN"/>
-        </w:rPr>
-      </w:r>
-      <w:r>
-        <w:rPr>
           <w:b/>
           <w:lang w:val="hi_IN" w:bidi="hi_IN"/>
         </w:rPr>
@@ -11964,20 +10457,6 @@
       </w:r>
       <w:r>
         <w:rPr>
-          <w:lang w:val="hi_IN" w:bidi="hi_IN"/>
-        </w:rPr>
-        <w:t>כַּֽ⁠אֲשֶׁ֤ר שְׁתִיתֶם֙</w:t>
-      </w:r>
-    </w:p>
-    <w:p>
-      <w:pPr/>
-      <w:r>
-        <w:rPr>
-          <w:lang w:val="hi_IN" w:bidi="hi_IN"/>
-        </w:rPr>
-      </w:r>
-      <w:r>
-        <w:rPr>
           <w:b/>
           <w:lang w:val="hi_IN" w:bidi="hi_IN"/>
         </w:rPr>
@@ -12023,7 +10502,7 @@
         </w:rPr>
         <w:t xml:space="preserve">"ओबद्याह की सम्पूर्ण पुस्तक में एदोम जाति को एकवचन पुल्लिंग ""तू"" से संबोधित किया गया है| (केवल एकमात्र स्थान </w:t>
       </w:r>
-      <w:hyperlink r:id="rId15">
+      <w:hyperlink r:id="rId13">
         <w:r>
           <w:rPr>
             <w:lang w:val="hi_IN" w:bidi="hi_IN"/>
@@ -12054,7 +10533,7 @@
         </w:rPr>
         <w:t xml:space="preserve"> पुल्लिंग बहुवचन है| यह किसके सन्दर्भ में है इसकी दो संभावनाएं हैं: (1) इसका सन्दर्भ इस्राएलियों से है| इससे प्रकट होगा कि एकवचन से बहुवचन में क्यों परिवर्तन आया| जिस प्रकार ओबद्याह </w:t>
       </w:r>
-      <w:hyperlink r:id="rId15">
+      <w:hyperlink r:id="rId13">
         <w:r>
           <w:rPr>
             <w:lang w:val="hi_IN" w:bidi="hi_IN"/>
@@ -12136,20 +10615,6 @@
       </w:r>
       <w:r>
         <w:rPr>
-          <w:lang w:val="hi_IN" w:bidi="hi_IN"/>
-        </w:rPr>
-        <w:t>שְׁתִיתֶם֙</w:t>
-      </w:r>
-    </w:p>
-    <w:p>
-      <w:pPr/>
-      <w:r>
-        <w:rPr>
-          <w:lang w:val="hi_IN" w:bidi="hi_IN"/>
-        </w:rPr>
-      </w:r>
-      <w:r>
-        <w:rPr>
           <w:b/>
           <w:lang w:val="hi_IN" w:bidi="hi_IN"/>
         </w:rPr>
@@ -12246,20 +10711,6 @@
       </w:r>
       <w:r>
         <w:rPr>
-          <w:lang w:val="hi_IN" w:bidi="hi_IN"/>
-        </w:rPr>
-        <w:t>עַל־הַ֣ר קָדְשִׁ֔⁠י</w:t>
-      </w:r>
-    </w:p>
-    <w:p>
-      <w:pPr/>
-      <w:r>
-        <w:rPr>
-          <w:lang w:val="hi_IN" w:bidi="hi_IN"/>
-        </w:rPr>
-      </w:r>
-      <w:r>
-        <w:rPr>
           <w:b/>
           <w:lang w:val="hi_IN" w:bidi="hi_IN"/>
         </w:rPr>
@@ -12356,20 +10807,6 @@
       </w:r>
       <w:r>
         <w:rPr>
-          <w:lang w:val="hi_IN" w:bidi="hi_IN"/>
-        </w:rPr>
-        <w:t>יִשְׁתּ֥וּ כָֽל־הַ⁠גּוֹיִ֖ם תָּמִ֑יד</w:t>
-      </w:r>
-    </w:p>
-    <w:p>
-      <w:pPr/>
-      <w:r>
-        <w:rPr>
-          <w:lang w:val="hi_IN" w:bidi="hi_IN"/>
-        </w:rPr>
-      </w:r>
-      <w:r>
-        <w:rPr>
           <w:b/>
           <w:lang w:val="hi_IN" w:bidi="hi_IN"/>
         </w:rPr>
@@ -12466,20 +10903,6 @@
       </w:r>
       <w:r>
         <w:rPr>
-          <w:lang w:val="hi_IN" w:bidi="hi_IN"/>
-        </w:rPr>
-        <w:t>וְ⁠שָׁת֣וּ וְ⁠לָע֔וּ</w:t>
-      </w:r>
-    </w:p>
-    <w:p>
-      <w:pPr/>
-      <w:r>
-        <w:rPr>
-          <w:lang w:val="hi_IN" w:bidi="hi_IN"/>
-        </w:rPr>
-      </w:r>
-      <w:r>
-        <w:rPr>
           <w:b/>
           <w:lang w:val="hi_IN" w:bidi="hi_IN"/>
         </w:rPr>
@@ -12589,20 +11012,6 @@
       </w:r>
       <w:r>
         <w:rPr>
-          <w:lang w:val="hi_IN" w:bidi="hi_IN"/>
-        </w:rPr>
-        <w:t>וְ⁠שָׁת֣וּ וְ⁠לָע֔וּ</w:t>
-      </w:r>
-    </w:p>
-    <w:p>
-      <w:pPr/>
-      <w:r>
-        <w:rPr>
-          <w:lang w:val="hi_IN" w:bidi="hi_IN"/>
-        </w:rPr>
-      </w:r>
-      <w:r>
-        <w:rPr>
           <w:b/>
           <w:lang w:val="hi_IN" w:bidi="hi_IN"/>
         </w:rPr>
@@ -12699,20 +11108,6 @@
       </w:r>
       <w:r>
         <w:rPr>
-          <w:lang w:val="hi_IN" w:bidi="hi_IN"/>
-        </w:rPr>
-        <w:t>וּ⁠בְ⁠הַ֥ר צִיּ֛וֹן תִּהְיֶ֥ה פְלֵיטָ֖ה</w:t>
-      </w:r>
-    </w:p>
-    <w:p>
-      <w:pPr/>
-      <w:r>
-        <w:rPr>
-          <w:lang w:val="hi_IN" w:bidi="hi_IN"/>
-        </w:rPr>
-      </w:r>
-      <w:r>
-        <w:rPr>
           <w:b/>
           <w:lang w:val="hi_IN" w:bidi="hi_IN"/>
         </w:rPr>
@@ -12745,7 +11140,7 @@
         </w:rPr>
         <w:t xml:space="preserve"> उन इस्राएलियों के सन्दर्भ में है जो यहोवा द्वारा अन्य जातियों को दण्डित करने के उपरान्त यरूशलेम में जीवित रहेंगे| जैसा </w:t>
       </w:r>
-      <w:hyperlink r:id="rId16">
+      <w:hyperlink r:id="rId14">
         <w:r>
           <w:rPr>
             <w:lang w:val="hi_IN" w:bidi="hi_IN"/>
@@ -12827,20 +11222,6 @@
       </w:r>
       <w:r>
         <w:rPr>
-          <w:lang w:val="hi_IN" w:bidi="hi_IN"/>
-        </w:rPr>
-        <w:t>וּ⁠בְ⁠הַ֥ר צִיּ֛וֹן</w:t>
-      </w:r>
-    </w:p>
-    <w:p>
-      <w:pPr/>
-      <w:r>
-        <w:rPr>
-          <w:lang w:val="hi_IN" w:bidi="hi_IN"/>
-        </w:rPr>
-      </w:r>
-      <w:r>
-        <w:rPr>
           <w:b/>
           <w:lang w:val="hi_IN" w:bidi="hi_IN"/>
         </w:rPr>
@@ -12924,20 +11305,6 @@
       </w:r>
       <w:r>
         <w:rPr>
-          <w:lang w:val="hi_IN" w:bidi="hi_IN"/>
-        </w:rPr>
-        <w:t>וְ⁠הָ֣יָה קֹ֑דֶשׁ</w:t>
-      </w:r>
-    </w:p>
-    <w:p>
-      <w:pPr/>
-      <w:r>
-        <w:rPr>
-          <w:lang w:val="hi_IN" w:bidi="hi_IN"/>
-        </w:rPr>
-      </w:r>
-      <w:r>
-        <w:rPr>
           <w:b/>
           <w:lang w:val="hi_IN" w:bidi="hi_IN"/>
         </w:rPr>
@@ -13034,20 +11401,6 @@
       </w:r>
       <w:r>
         <w:rPr>
-          <w:lang w:val="hi_IN" w:bidi="hi_IN"/>
-        </w:rPr>
-        <w:t>בֵּ֣ית יַֽעֲקֹ֔ב</w:t>
-      </w:r>
-    </w:p>
-    <w:p>
-      <w:pPr/>
-      <w:r>
-        <w:rPr>
-          <w:lang w:val="hi_IN" w:bidi="hi_IN"/>
-        </w:rPr>
-      </w:r>
-      <w:r>
-        <w:rPr>
           <w:b/>
           <w:lang w:val="hi_IN" w:bidi="hi_IN"/>
         </w:rPr>
@@ -13144,20 +11497,6 @@
       </w:r>
       <w:r>
         <w:rPr>
-          <w:lang w:val="hi_IN" w:bidi="hi_IN"/>
-        </w:rPr>
-        <w:t>אֵ֖ת מוֹרָֽשֵׁי⁠הֶם</w:t>
-      </w:r>
-    </w:p>
-    <w:p>
-      <w:pPr/>
-      <w:r>
-        <w:rPr>
-          <w:lang w:val="hi_IN" w:bidi="hi_IN"/>
-        </w:rPr>
-      </w:r>
-      <w:r>
-        <w:rPr>
           <w:b/>
           <w:lang w:val="hi_IN" w:bidi="hi_IN"/>
         </w:rPr>
@@ -13234,20 +11573,6 @@
       </w:r>
       <w:r>
         <w:rPr>
-          <w:lang w:val="hi_IN" w:bidi="hi_IN"/>
-        </w:rPr>
-        <w:t>וְ⁠הָיָה֩ בֵית־יַעֲקֹ֨ב אֵ֜שׁ וּ⁠בֵ֧ית יוֹסֵ֣ף לֶהָבָ֗ה</w:t>
-      </w:r>
-    </w:p>
-    <w:p>
-      <w:pPr/>
-      <w:r>
-        <w:rPr>
-          <w:lang w:val="hi_IN" w:bidi="hi_IN"/>
-        </w:rPr>
-      </w:r>
-      <w:r>
-        <w:rPr>
           <w:b/>
           <w:lang w:val="hi_IN" w:bidi="hi_IN"/>
         </w:rPr>
@@ -13357,20 +11682,6 @@
       </w:r>
       <w:r>
         <w:rPr>
-          <w:lang w:val="hi_IN" w:bidi="hi_IN"/>
-        </w:rPr>
-        <w:t>בֵית־יַעֲקֹ֨ב</w:t>
-      </w:r>
-    </w:p>
-    <w:p>
-      <w:pPr/>
-      <w:r>
-        <w:rPr>
-          <w:lang w:val="hi_IN" w:bidi="hi_IN"/>
-        </w:rPr>
-      </w:r>
-      <w:r>
-        <w:rPr>
           <w:b/>
           <w:lang w:val="hi_IN" w:bidi="hi_IN"/>
         </w:rPr>
@@ -13467,20 +11778,6 @@
       </w:r>
       <w:r>
         <w:rPr>
-          <w:lang w:val="hi_IN" w:bidi="hi_IN"/>
-        </w:rPr>
-        <w:t>וּ⁠בֵ֧ית יוֹסֵ֣ף</w:t>
-      </w:r>
-    </w:p>
-    <w:p>
-      <w:pPr/>
-      <w:r>
-        <w:rPr>
-          <w:lang w:val="hi_IN" w:bidi="hi_IN"/>
-        </w:rPr>
-      </w:r>
-      <w:r>
-        <w:rPr>
           <w:b/>
           <w:lang w:val="hi_IN" w:bidi="hi_IN"/>
         </w:rPr>
@@ -13564,20 +11861,6 @@
       </w:r>
       <w:r>
         <w:rPr>
-          <w:lang w:val="hi_IN" w:bidi="hi_IN"/>
-        </w:rPr>
-        <w:t>וּ⁠בֵ֤ית עֵשָׂו֙ &amp; לְ⁠בֵ֣ית עֵשָׂ֔ו</w:t>
-      </w:r>
-    </w:p>
-    <w:p>
-      <w:pPr/>
-      <w:r>
-        <w:rPr>
-          <w:lang w:val="hi_IN" w:bidi="hi_IN"/>
-        </w:rPr>
-      </w:r>
-      <w:r>
-        <w:rPr>
           <w:b/>
           <w:lang w:val="hi_IN" w:bidi="hi_IN"/>
         </w:rPr>
@@ -13674,20 +11957,6 @@
       </w:r>
       <w:r>
         <w:rPr>
-          <w:lang w:val="hi_IN" w:bidi="hi_IN"/>
-        </w:rPr>
-        <w:t>אֵ֜שׁ &amp; לֶהָבָ֗ה &amp; לְ⁠קַ֔שׁ</w:t>
-      </w:r>
-    </w:p>
-    <w:p>
-      <w:pPr/>
-      <w:r>
-        <w:rPr>
-          <w:lang w:val="hi_IN" w:bidi="hi_IN"/>
-        </w:rPr>
-      </w:r>
-      <w:r>
-        <w:rPr>
           <w:b/>
           <w:lang w:val="hi_IN" w:bidi="hi_IN"/>
         </w:rPr>
@@ -13797,20 +12066,6 @@
       </w:r>
       <w:r>
         <w:rPr>
-          <w:lang w:val="hi_IN" w:bidi="hi_IN"/>
-        </w:rPr>
-        <w:t>לְ⁠קַ֔שׁ</w:t>
-      </w:r>
-    </w:p>
-    <w:p>
-      <w:pPr/>
-      <w:r>
-        <w:rPr>
-          <w:lang w:val="hi_IN" w:bidi="hi_IN"/>
-        </w:rPr>
-      </w:r>
-      <w:r>
-        <w:rPr>
           <w:b/>
           <w:lang w:val="hi_IN" w:bidi="hi_IN"/>
         </w:rPr>
@@ -13907,20 +12162,6 @@
       </w:r>
       <w:r>
         <w:rPr>
-          <w:lang w:val="hi_IN" w:bidi="hi_IN"/>
-        </w:rPr>
-        <w:t>וְ⁠דָלְק֥וּ בָ⁠הֶ֖ם וַ⁠אֲכָל֑וּ⁠ם</w:t>
-      </w:r>
-    </w:p>
-    <w:p>
-      <w:pPr/>
-      <w:r>
-        <w:rPr>
-          <w:lang w:val="hi_IN" w:bidi="hi_IN"/>
-        </w:rPr>
-      </w:r>
-      <w:r>
-        <w:rPr>
           <w:b/>
           <w:lang w:val="hi_IN" w:bidi="hi_IN"/>
         </w:rPr>
@@ -14030,20 +12271,6 @@
       </w:r>
       <w:r>
         <w:rPr>
-          <w:lang w:val="hi_IN" w:bidi="hi_IN"/>
-        </w:rPr>
-        <w:t>כִּ֥י</w:t>
-      </w:r>
-    </w:p>
-    <w:p>
-      <w:pPr/>
-      <w:r>
-        <w:rPr>
-          <w:lang w:val="hi_IN" w:bidi="hi_IN"/>
-        </w:rPr>
-      </w:r>
-      <w:r>
-        <w:rPr>
           <w:b/>
           <w:lang w:val="hi_IN" w:bidi="hi_IN"/>
         </w:rPr>
@@ -14140,20 +12367,6 @@
       </w:r>
       <w:r>
         <w:rPr>
-          <w:lang w:val="hi_IN" w:bidi="hi_IN"/>
-        </w:rPr>
-        <w:t>כִּ֥י יְהוָ֖ה דִּבֵּֽר</w:t>
-      </w:r>
-    </w:p>
-    <w:p>
-      <w:pPr/>
-      <w:r>
-        <w:rPr>
-          <w:lang w:val="hi_IN" w:bidi="hi_IN"/>
-        </w:rPr>
-      </w:r>
-      <w:r>
-        <w:rPr>
           <w:b/>
           <w:lang w:val="hi_IN" w:bidi="hi_IN"/>
         </w:rPr>
@@ -14237,20 +12450,6 @@
       </w:r>
       <w:r>
         <w:rPr>
-          <w:lang w:val="hi_IN" w:bidi="hi_IN"/>
-        </w:rPr>
-        <w:t>וְ⁠יָרְשׁ֨וּ</w:t>
-      </w:r>
-    </w:p>
-    <w:p>
-      <w:pPr/>
-      <w:r>
-        <w:rPr>
-          <w:lang w:val="hi_IN" w:bidi="hi_IN"/>
-        </w:rPr>
-      </w:r>
-      <w:r>
-        <w:rPr>
           <w:b/>
           <w:lang w:val="hi_IN" w:bidi="hi_IN"/>
         </w:rPr>
@@ -14314,20 +12513,6 @@
       </w:r>
       <w:r>
         <w:rPr>
-          <w:lang w:val="hi_IN" w:bidi="hi_IN"/>
-        </w:rPr>
-        <w:t>הַ⁠נֶּ֜גֶב</w:t>
-      </w:r>
-    </w:p>
-    <w:p>
-      <w:pPr/>
-      <w:r>
-        <w:rPr>
-          <w:lang w:val="hi_IN" w:bidi="hi_IN"/>
-        </w:rPr>
-      </w:r>
-      <w:r>
-        <w:rPr>
           <w:b/>
           <w:lang w:val="hi_IN" w:bidi="hi_IN"/>
         </w:rPr>
@@ -14424,20 +12609,6 @@
       </w:r>
       <w:r>
         <w:rPr>
-          <w:lang w:val="hi_IN" w:bidi="hi_IN"/>
-        </w:rPr>
-        <w:t>אֶת־הַ֣ר עֵשָׂ֗ו</w:t>
-      </w:r>
-    </w:p>
-    <w:p>
-      <w:pPr/>
-      <w:r>
-        <w:rPr>
-          <w:lang w:val="hi_IN" w:bidi="hi_IN"/>
-        </w:rPr>
-      </w:r>
-      <w:r>
-        <w:rPr>
           <w:b/>
           <w:lang w:val="hi_IN" w:bidi="hi_IN"/>
         </w:rPr>
@@ -14521,20 +12692,6 @@
       </w:r>
       <w:r>
         <w:rPr>
-          <w:lang w:val="hi_IN" w:bidi="hi_IN"/>
-        </w:rPr>
-        <w:t>וְ⁠הַ⁠שְּׁפֵלָה֙</w:t>
-      </w:r>
-    </w:p>
-    <w:p>
-      <w:pPr/>
-      <w:r>
-        <w:rPr>
-          <w:lang w:val="hi_IN" w:bidi="hi_IN"/>
-        </w:rPr>
-      </w:r>
-      <w:r>
-        <w:rPr>
           <w:b/>
           <w:lang w:val="hi_IN" w:bidi="hi_IN"/>
         </w:rPr>
@@ -14631,20 +12788,6 @@
       </w:r>
       <w:r>
         <w:rPr>
-          <w:lang w:val="hi_IN" w:bidi="hi_IN"/>
-        </w:rPr>
-        <w:t>וְ⁠הַ⁠שְּׁפֵלָה֙ אֶת־פְּלִשְׁתִּ֔ים</w:t>
-      </w:r>
-    </w:p>
-    <w:p>
-      <w:pPr/>
-      <w:r>
-        <w:rPr>
-          <w:lang w:val="hi_IN" w:bidi="hi_IN"/>
-        </w:rPr>
-      </w:r>
-      <w:r>
-        <w:rPr>
           <w:b/>
           <w:lang w:val="hi_IN" w:bidi="hi_IN"/>
         </w:rPr>
@@ -14741,20 +12884,6 @@
       </w:r>
       <w:r>
         <w:rPr>
-          <w:lang w:val="hi_IN" w:bidi="hi_IN"/>
-        </w:rPr>
-        <w:t>אֶת־פְּלִשְׁתִּ֔ים</w:t>
-      </w:r>
-    </w:p>
-    <w:p>
-      <w:pPr/>
-      <w:r>
-        <w:rPr>
-          <w:lang w:val="hi_IN" w:bidi="hi_IN"/>
-        </w:rPr>
-      </w:r>
-      <w:r>
-        <w:rPr>
           <w:b/>
           <w:lang w:val="hi_IN" w:bidi="hi_IN"/>
         </w:rPr>
@@ -14851,20 +12980,6 @@
       </w:r>
       <w:r>
         <w:rPr>
-          <w:lang w:val="hi_IN" w:bidi="hi_IN"/>
-        </w:rPr>
-        <w:t>וְ⁠יָרְשׁוּ֙</w:t>
-      </w:r>
-    </w:p>
-    <w:p>
-      <w:pPr/>
-      <w:r>
-        <w:rPr>
-          <w:lang w:val="hi_IN" w:bidi="hi_IN"/>
-        </w:rPr>
-      </w:r>
-      <w:r>
-        <w:rPr>
           <w:b/>
           <w:lang w:val="hi_IN" w:bidi="hi_IN"/>
         </w:rPr>
@@ -14928,20 +13043,6 @@
       </w:r>
       <w:r>
         <w:rPr>
-          <w:lang w:val="hi_IN" w:bidi="hi_IN"/>
-        </w:rPr>
-        <w:t>אֶת־שְׂדֵ֣ה אֶפְרַ֔יִם וְ⁠אֵ֖ת שְׂדֵ֣ה שֹׁמְר֑וֹן</w:t>
-      </w:r>
-    </w:p>
-    <w:p>
-      <w:pPr/>
-      <w:r>
-        <w:rPr>
-          <w:lang w:val="hi_IN" w:bidi="hi_IN"/>
-        </w:rPr>
-      </w:r>
-      <w:r>
-        <w:rPr>
           <w:b/>
           <w:lang w:val="hi_IN" w:bidi="hi_IN"/>
         </w:rPr>
@@ -15064,20 +13165,6 @@
       </w:r>
       <w:r>
         <w:rPr>
-          <w:lang w:val="hi_IN" w:bidi="hi_IN"/>
-        </w:rPr>
-        <w:t>וּ⁠בִנְיָמִ֖ן</w:t>
-      </w:r>
-    </w:p>
-    <w:p>
-      <w:pPr/>
-      <w:r>
-        <w:rPr>
-          <w:lang w:val="hi_IN" w:bidi="hi_IN"/>
-        </w:rPr>
-      </w:r>
-      <w:r>
-        <w:rPr>
           <w:b/>
           <w:lang w:val="hi_IN" w:bidi="hi_IN"/>
         </w:rPr>
@@ -15174,20 +13261,6 @@
       </w:r>
       <w:r>
         <w:rPr>
-          <w:lang w:val="hi_IN" w:bidi="hi_IN"/>
-        </w:rPr>
-        <w:t>וּ⁠בִנְיָמִ֖ן אֶת־הַ⁠גִּלְעָֽד</w:t>
-      </w:r>
-    </w:p>
-    <w:p>
-      <w:pPr/>
-      <w:r>
-        <w:rPr>
-          <w:lang w:val="hi_IN" w:bidi="hi_IN"/>
-        </w:rPr>
-      </w:r>
-      <w:r>
-        <w:rPr>
           <w:b/>
           <w:lang w:val="hi_IN" w:bidi="hi_IN"/>
         </w:rPr>
@@ -15284,20 +13357,6 @@
       </w:r>
       <w:r>
         <w:rPr>
-          <w:lang w:val="hi_IN" w:bidi="hi_IN"/>
-        </w:rPr>
-        <w:t>אֶת־הַ⁠גִּלְעָֽד</w:t>
-      </w:r>
-    </w:p>
-    <w:p>
-      <w:pPr/>
-      <w:r>
-        <w:rPr>
-          <w:lang w:val="hi_IN" w:bidi="hi_IN"/>
-        </w:rPr>
-      </w:r>
-      <w:r>
-        <w:rPr>
           <w:b/>
           <w:lang w:val="hi_IN" w:bidi="hi_IN"/>
         </w:rPr>
@@ -15394,20 +13453,6 @@
       </w:r>
       <w:r>
         <w:rPr>
-          <w:lang w:val="hi_IN" w:bidi="hi_IN"/>
-        </w:rPr>
-        <w:t>וְ⁠גָלֻ֣ת הַֽ⁠חֵל־הַ֠⁠זֶּה</w:t>
-      </w:r>
-    </w:p>
-    <w:p>
-      <w:pPr/>
-      <w:r>
-        <w:rPr>
-          <w:lang w:val="hi_IN" w:bidi="hi_IN"/>
-        </w:rPr>
-      </w:r>
-      <w:r>
-        <w:rPr>
           <w:b/>
           <w:lang w:val="hi_IN" w:bidi="hi_IN"/>
         </w:rPr>
@@ -15504,20 +13549,6 @@
       </w:r>
       <w:r>
         <w:rPr>
-          <w:lang w:val="hi_IN" w:bidi="hi_IN"/>
-        </w:rPr>
-        <w:t>הַֽ⁠חֵל</w:t>
-      </w:r>
-    </w:p>
-    <w:p>
-      <w:pPr/>
-      <w:r>
-        <w:rPr>
-          <w:lang w:val="hi_IN" w:bidi="hi_IN"/>
-        </w:rPr>
-      </w:r>
-      <w:r>
-        <w:rPr>
           <w:b/>
           <w:lang w:val="hi_IN" w:bidi="hi_IN"/>
         </w:rPr>
@@ -15594,20 +13625,6 @@
       </w:r>
       <w:r>
         <w:rPr>
-          <w:lang w:val="hi_IN" w:bidi="hi_IN"/>
-        </w:rPr>
-        <w:t>לִ⁠בְנֵ֨י יִשְׂרָאֵ֤ל</w:t>
-      </w:r>
-    </w:p>
-    <w:p>
-      <w:pPr/>
-      <w:r>
-        <w:rPr>
-          <w:lang w:val="hi_IN" w:bidi="hi_IN"/>
-        </w:rPr>
-      </w:r>
-      <w:r>
-        <w:rPr>
           <w:b/>
           <w:lang w:val="hi_IN" w:bidi="hi_IN"/>
         </w:rPr>
@@ -15743,20 +13760,6 @@
       </w:r>
       <w:r>
         <w:rPr>
-          <w:lang w:val="hi_IN" w:bidi="hi_IN"/>
-        </w:rPr>
-        <w:t>אֲשֶֽׁר־כְּנַעֲנִים֙</w:t>
-      </w:r>
-    </w:p>
-    <w:p>
-      <w:pPr/>
-      <w:r>
-        <w:rPr>
-          <w:lang w:val="hi_IN" w:bidi="hi_IN"/>
-        </w:rPr>
-      </w:r>
-      <w:r>
-        <w:rPr>
           <w:b/>
           <w:lang w:val="hi_IN" w:bidi="hi_IN"/>
         </w:rPr>
@@ -15840,20 +13843,6 @@
       </w:r>
       <w:r>
         <w:rPr>
-          <w:lang w:val="hi_IN" w:bidi="hi_IN"/>
-        </w:rPr>
-        <w:t>עַד־צָ֣רְפַ֔ת</w:t>
-      </w:r>
-    </w:p>
-    <w:p>
-      <w:pPr/>
-      <w:r>
-        <w:rPr>
-          <w:lang w:val="hi_IN" w:bidi="hi_IN"/>
-        </w:rPr>
-      </w:r>
-      <w:r>
-        <w:rPr>
           <w:b/>
           <w:lang w:val="hi_IN" w:bidi="hi_IN"/>
         </w:rPr>
@@ -15937,20 +13926,6 @@
       </w:r>
       <w:r>
         <w:rPr>
-          <w:lang w:val="hi_IN" w:bidi="hi_IN"/>
-        </w:rPr>
-        <w:t>עַד־צָ֣רְפַ֔ת</w:t>
-      </w:r>
-    </w:p>
-    <w:p>
-      <w:pPr/>
-      <w:r>
-        <w:rPr>
-          <w:lang w:val="hi_IN" w:bidi="hi_IN"/>
-        </w:rPr>
-      </w:r>
-      <w:r>
-        <w:rPr>
           <w:b/>
           <w:lang w:val="hi_IN" w:bidi="hi_IN"/>
         </w:rPr>
@@ -16047,20 +14022,6 @@
       </w:r>
       <w:r>
         <w:rPr>
-          <w:lang w:val="hi_IN" w:bidi="hi_IN"/>
-        </w:rPr>
-        <w:t>וְ⁠גָלֻ֥ת יְרוּשָׁלִַ֖ם</w:t>
-      </w:r>
-    </w:p>
-    <w:p>
-      <w:pPr/>
-      <w:r>
-        <w:rPr>
-          <w:lang w:val="hi_IN" w:bidi="hi_IN"/>
-        </w:rPr>
-      </w:r>
-      <w:r>
-        <w:rPr>
           <w:b/>
           <w:lang w:val="hi_IN" w:bidi="hi_IN"/>
         </w:rPr>
@@ -16157,20 +14118,6 @@
       </w:r>
       <w:r>
         <w:rPr>
-          <w:lang w:val="hi_IN" w:bidi="hi_IN"/>
-        </w:rPr>
-        <w:t>בִּ⁠סְפָרַ֑ד</w:t>
-      </w:r>
-    </w:p>
-    <w:p>
-      <w:pPr/>
-      <w:r>
-        <w:rPr>
-          <w:lang w:val="hi_IN" w:bidi="hi_IN"/>
-        </w:rPr>
-      </w:r>
-      <w:r>
-        <w:rPr>
           <w:b/>
           <w:lang w:val="hi_IN" w:bidi="hi_IN"/>
         </w:rPr>
@@ -16267,20 +14214,6 @@
       </w:r>
       <w:r>
         <w:rPr>
-          <w:lang w:val="hi_IN" w:bidi="hi_IN"/>
-        </w:rPr>
-        <w:t>יִֽרְשׁ֕וּ</w:t>
-      </w:r>
-    </w:p>
-    <w:p>
-      <w:pPr/>
-      <w:r>
-        <w:rPr>
-          <w:lang w:val="hi_IN" w:bidi="hi_IN"/>
-        </w:rPr>
-      </w:r>
-      <w:r>
-        <w:rPr>
           <w:b/>
           <w:lang w:val="hi_IN" w:bidi="hi_IN"/>
         </w:rPr>
@@ -16377,20 +14310,6 @@
       </w:r>
       <w:r>
         <w:rPr>
-          <w:lang w:val="hi_IN" w:bidi="hi_IN"/>
-        </w:rPr>
-        <w:t>הַ⁠נֶּֽגֶב</w:t>
-      </w:r>
-    </w:p>
-    <w:p>
-      <w:pPr/>
-      <w:r>
-        <w:rPr>
-          <w:lang w:val="hi_IN" w:bidi="hi_IN"/>
-        </w:rPr>
-      </w:r>
-      <w:r>
-        <w:rPr>
           <w:b/>
           <w:lang w:val="hi_IN" w:bidi="hi_IN"/>
         </w:rPr>
@@ -16423,7 +14342,7 @@
         </w:rPr>
         <w:t xml:space="preserve"> यहूदा के दक्षिणी, निर्जल, चट्टानी और बंजर स्थान का नाम है| देखें की आपने इसका अनुवाद </w:t>
       </w:r>
-      <w:hyperlink r:id="rId17">
+      <w:hyperlink r:id="rId15">
         <w:r>
           <w:rPr>
             <w:lang w:val="hi_IN" w:bidi="hi_IN"/>
@@ -16505,20 +14424,6 @@
       </w:r>
       <w:r>
         <w:rPr>
-          <w:lang w:val="hi_IN" w:bidi="hi_IN"/>
-        </w:rPr>
-        <w:t>וְ⁠עָל֤וּ מֽוֹשִׁעִים֙ בְּ⁠הַ֣ר צִיּ֔וֹן לִ⁠שְׁפֹּ֖ט אֶת־הַ֣ר עֵשָׂ֑ו</w:t>
-      </w:r>
-    </w:p>
-    <w:p>
-      <w:pPr/>
-      <w:r>
-        <w:rPr>
-          <w:lang w:val="hi_IN" w:bidi="hi_IN"/>
-        </w:rPr>
-      </w:r>
-      <w:r>
-        <w:rPr>
           <w:b/>
           <w:lang w:val="hi_IN" w:bidi="hi_IN"/>
         </w:rPr>
@@ -16628,20 +14533,6 @@
       </w:r>
       <w:r>
         <w:rPr>
-          <w:lang w:val="hi_IN" w:bidi="hi_IN"/>
-        </w:rPr>
-        <w:t>מֽוֹשִׁעִים֙</w:t>
-      </w:r>
-    </w:p>
-    <w:p>
-      <w:pPr/>
-      <w:r>
-        <w:rPr>
-          <w:lang w:val="hi_IN" w:bidi="hi_IN"/>
-        </w:rPr>
-      </w:r>
-      <w:r>
-        <w:rPr>
           <w:b/>
           <w:lang w:val="hi_IN" w:bidi="hi_IN"/>
         </w:rPr>
@@ -16718,20 +14609,6 @@
       </w:r>
       <w:r>
         <w:rPr>
-          <w:lang w:val="hi_IN" w:bidi="hi_IN"/>
-        </w:rPr>
-        <w:t>בְּ⁠הַ֣ר צִיּ֔וֹן</w:t>
-      </w:r>
-    </w:p>
-    <w:p>
-      <w:pPr/>
-      <w:r>
-        <w:rPr>
-          <w:lang w:val="hi_IN" w:bidi="hi_IN"/>
-        </w:rPr>
-      </w:r>
-      <w:r>
-        <w:rPr>
           <w:b/>
           <w:lang w:val="hi_IN" w:bidi="hi_IN"/>
         </w:rPr>
@@ -16828,20 +14705,6 @@
       </w:r>
       <w:r>
         <w:rPr>
-          <w:lang w:val="hi_IN" w:bidi="hi_IN"/>
-        </w:rPr>
-        <w:t>אֶת־הַ֣ר עֵשָׂ֑ו</w:t>
-      </w:r>
-    </w:p>
-    <w:p>
-      <w:pPr/>
-      <w:r>
-        <w:rPr>
-          <w:lang w:val="hi_IN" w:bidi="hi_IN"/>
-        </w:rPr>
-      </w:r>
-      <w:r>
-        <w:rPr>
           <w:b/>
           <w:lang w:val="hi_IN" w:bidi="hi_IN"/>
         </w:rPr>
@@ -16927,20 +14790,6 @@
         <w:rPr>
           <w:lang w:val="hi_IN" w:bidi="hi_IN"/>
         </w:rPr>
-      </w:r>
-    </w:p>
-    <w:p>
-      <w:pPr/>
-      <w:r>
-        <w:rPr>
-          <w:lang w:val="hi_IN" w:bidi="hi_IN"/>
-        </w:rPr>
-      </w:r>
-      <w:r>
-        <w:rPr>
-          <w:lang w:val="hi_IN" w:bidi="hi_IN"/>
-        </w:rPr>
-        <w:t>וְ⁠הָיְתָ֥ה לַֽ⁠יהוָ֖ה הַ⁠מְּלוּכָֽה</w:t>
       </w:r>
     </w:p>
     <w:p>

--- a/hin/docx/31.content.docx
+++ b/hin/docx/31.content.docx
@@ -28,15 +28,49 @@
       </w:r>
     </w:p>
     <w:p>
-      <w:pPr/>
-      <w:r>
-        <w:rPr>
-          <w:lang w:val="hi_IN" w:bidi="hi_IN"/>
-        </w:rPr>
-      </w:r>
-      <w:r>
-        <w:rPr>
-          <w:b/>
+      <w:pPr>
+        <w:pStyle w:val="Heading2"/>
+      </w:pPr>
+      <w:r>
+        <w:rPr>
+          <w:lang w:val="hi_IN" w:bidi="hi_IN"/>
+        </w:rPr>
+        <w:t>License Information</w:t>
+      </w:r>
+      <w:r>
+        <w:rPr>
+          <w:lang w:val="hi_IN" w:bidi="hi_IN"/>
+        </w:rPr>
+      </w:r>
+    </w:p>
+    <w:p>
+      <w:pPr/>
+      <w:r>
+        <w:rPr>
+          <w:lang w:val="hi_IN" w:bidi="hi_IN"/>
+        </w:rPr>
+      </w:r>
+      <w:r>
+        <w:rPr>
+          <w:b/>
+          <w:lang w:val="hi_IN" w:bidi="hi_IN"/>
+        </w:rPr>
+        <w:t>अनुवाद नोट्स (अनफोल्डिंग वर्ड)</w:t>
+      </w:r>
+      <w:r>
+        <w:rPr>
+          <w:lang w:val="hi_IN" w:bidi="hi_IN"/>
+        </w:rPr>
+        <w:t xml:space="preserve"> (Hindi) is based on</w:t>
+      </w:r>
+      <w:r>
+        <w:rPr>
+          <w:lang w:val="hi_IN" w:bidi="hi_IN"/>
+        </w:rPr>
+        <w:t xml:space="preserve">: </w:t>
+      </w:r>
+      <w:r>
+        <w:rPr>
           <w:lang w:val="hi_IN" w:bidi="hi_IN"/>
         </w:rPr>
         <w:t>unfoldingWord® Translation Notes</w:t>
@@ -45,31 +79,62 @@
         <w:rPr>
           <w:lang w:val="hi_IN" w:bidi="hi_IN"/>
         </w:rPr>
-        <w:t xml:space="preserve"> © 2022 unfoldingWord. Released under CC BY-SA 4.0 license. </w:t>
-      </w:r>
-      <w:r>
-        <w:rPr>
-          <w:lang w:val="hi_IN" w:bidi="hi_IN"/>
-        </w:rPr>
-        <w:t>unfoldingWord® Translation Notes</w:t>
-      </w:r>
-      <w:r>
-        <w:rPr>
-          <w:lang w:val="hi_IN" w:bidi="hi_IN"/>
-        </w:rPr>
-        <w:t xml:space="preserve"> has been adapted in the following languages: Tok Pisin, Arabic (عربي), French (Français), Hindi (हिंदी), Indonesian (Bahasa Indonesia), Portuguese (Português), Russian (Русский), Spanish (Español), Swahili (Kiswahili), and Simplified Chinese (简体中文) from </w:t>
-      </w:r>
-      <w:r>
-        <w:rPr>
-          <w:lang w:val="hi_IN" w:bidi="hi_IN"/>
-        </w:rPr>
-        <w:t>unfoldingWord® Translation Notes</w:t>
-      </w:r>
-      <w:r>
-        <w:rPr>
-          <w:lang w:val="hi_IN" w:bidi="hi_IN"/>
-        </w:rPr>
-        <w:t xml:space="preserve"> © 2022 unfoldingWord. Released under CC BY-SA 4.0 license by Mission Mutual</w:t>
+        <w:t xml:space="preserve">, </w:t>
+      </w:r>
+      <w:hyperlink r:id="rId13">
+        <w:r>
+          <w:rPr>
+            <w:lang w:val="hi_IN" w:bidi="hi_IN"/>
+          </w:rPr>
+          <w:rPr>
+            <w:color w:val="0000EE"/>
+            <w:u w:val="single"/>
+          </w:rPr>
+          <w:t>unfoldingWord</w:t>
+        </w:r>
+      </w:hyperlink>
+      <w:r>
+        <w:rPr>
+          <w:lang w:val="hi_IN" w:bidi="hi_IN"/>
+        </w:rPr>
+        <w:t xml:space="preserve">, 2022, which is licensed under a </w:t>
+      </w:r>
+      <w:hyperlink r:id="rId14">
+        <w:r>
+          <w:rPr>
+            <w:lang w:val="hi_IN" w:bidi="hi_IN"/>
+          </w:rPr>
+          <w:rPr>
+            <w:color w:val="0000EE"/>
+            <w:u w:val="single"/>
+          </w:rPr>
+          <w:t>CC BY-SA 4.0 license</w:t>
+        </w:r>
+      </w:hyperlink>
+      <w:r>
+        <w:rPr>
+          <w:lang w:val="hi_IN" w:bidi="hi_IN"/>
+        </w:rPr>
+        <w:t>.</w:t>
+      </w:r>
+      <w:r>
+        <w:rPr>
+          <w:lang w:val="hi_IN" w:bidi="hi_IN"/>
+        </w:rPr>
+      </w:r>
+    </w:p>
+    <w:p>
+      <w:pPr/>
+      <w:r>
+        <w:rPr>
+          <w:lang w:val="hi_IN" w:bidi="hi_IN"/>
+        </w:rPr>
+      </w:r>
+      <w:r>
+        <w:rPr>
+          <w:lang w:val="hi_IN" w:bidi="hi_IN"/>
+        </w:rPr>
+        <w:t>This PDF version is provided under the same license.</w:t>
       </w:r>
       <w:r>
         <w:rPr>
@@ -537,6 +602,20 @@
       </w:r>
       <w:r>
         <w:rPr>
+          <w:lang w:val="hi_IN" w:bidi="hi_IN"/>
+        </w:rPr>
+        <w:t>חֲז֖וֹן עֹֽבַדְיָ֑ה</w:t>
+      </w:r>
+    </w:p>
+    <w:p>
+      <w:pPr/>
+      <w:r>
+        <w:rPr>
+          <w:lang w:val="hi_IN" w:bidi="hi_IN"/>
+        </w:rPr>
+      </w:r>
+      <w:r>
+        <w:rPr>
           <w:b/>
           <w:lang w:val="hi_IN" w:bidi="hi_IN"/>
         </w:rPr>
@@ -646,6 +725,20 @@
       </w:r>
       <w:r>
         <w:rPr>
+          <w:lang w:val="hi_IN" w:bidi="hi_IN"/>
+        </w:rPr>
+        <w:t>עֹֽבַדְיָ֑ה</w:t>
+      </w:r>
+    </w:p>
+    <w:p>
+      <w:pPr/>
+      <w:r>
+        <w:rPr>
+          <w:lang w:val="hi_IN" w:bidi="hi_IN"/>
+        </w:rPr>
+      </w:r>
+      <w:r>
+        <w:rPr>
           <w:b/>
           <w:lang w:val="hi_IN" w:bidi="hi_IN"/>
         </w:rPr>
@@ -729,6 +822,20 @@
       </w:r>
       <w:r>
         <w:rPr>
+          <w:lang w:val="hi_IN" w:bidi="hi_IN"/>
+        </w:rPr>
+        <w:t>כֹּֽה־אָמַר֩ אֲדֹנָ֨⁠י יְהוִ֜ה</w:t>
+      </w:r>
+    </w:p>
+    <w:p>
+      <w:pPr/>
+      <w:r>
+        <w:rPr>
+          <w:lang w:val="hi_IN" w:bidi="hi_IN"/>
+        </w:rPr>
+      </w:r>
+      <w:r>
+        <w:rPr>
           <w:b/>
           <w:lang w:val="hi_IN" w:bidi="hi_IN"/>
         </w:rPr>
@@ -812,6 +919,20 @@
       </w:r>
       <w:r>
         <w:rPr>
+          <w:lang w:val="hi_IN" w:bidi="hi_IN"/>
+        </w:rPr>
+        <w:t>יְהוִ֜ה</w:t>
+      </w:r>
+    </w:p>
+    <w:p>
+      <w:pPr/>
+      <w:r>
+        <w:rPr>
+          <w:lang w:val="hi_IN" w:bidi="hi_IN"/>
+        </w:rPr>
+      </w:r>
+      <w:r>
+        <w:rPr>
           <w:b/>
           <w:lang w:val="hi_IN" w:bidi="hi_IN"/>
         </w:rPr>
@@ -895,6 +1016,20 @@
       </w:r>
       <w:r>
         <w:rPr>
+          <w:lang w:val="hi_IN" w:bidi="hi_IN"/>
+        </w:rPr>
+        <w:t>לֶ⁠אֱד֗וֹם</w:t>
+      </w:r>
+    </w:p>
+    <w:p>
+      <w:pPr/>
+      <w:r>
+        <w:rPr>
+          <w:lang w:val="hi_IN" w:bidi="hi_IN"/>
+        </w:rPr>
+      </w:r>
+      <w:r>
+        <w:rPr>
           <w:b/>
           <w:lang w:val="hi_IN" w:bidi="hi_IN"/>
         </w:rPr>
@@ -991,6 +1126,20 @@
       </w:r>
       <w:r>
         <w:rPr>
+          <w:lang w:val="hi_IN" w:bidi="hi_IN"/>
+        </w:rPr>
+        <w:t>שָׁמַ֜עְנוּ</w:t>
+      </w:r>
+    </w:p>
+    <w:p>
+      <w:pPr/>
+      <w:r>
+        <w:rPr>
+          <w:lang w:val="hi_IN" w:bidi="hi_IN"/>
+        </w:rPr>
+      </w:r>
+      <w:r>
+        <w:rPr>
           <w:b/>
           <w:lang w:val="hi_IN" w:bidi="hi_IN"/>
         </w:rPr>
@@ -1087,6 +1236,20 @@
       </w:r>
       <w:r>
         <w:rPr>
+          <w:lang w:val="hi_IN" w:bidi="hi_IN"/>
+        </w:rPr>
+        <w:t>שָׁמַ֜עְנוּ</w:t>
+      </w:r>
+    </w:p>
+    <w:p>
+      <w:pPr/>
+      <w:r>
+        <w:rPr>
+          <w:lang w:val="hi_IN" w:bidi="hi_IN"/>
+        </w:rPr>
+      </w:r>
+      <w:r>
+        <w:rPr>
           <w:b/>
           <w:lang w:val="hi_IN" w:bidi="hi_IN"/>
         </w:rPr>
@@ -1183,6 +1346,20 @@
       </w:r>
       <w:r>
         <w:rPr>
+          <w:lang w:val="hi_IN" w:bidi="hi_IN"/>
+        </w:rPr>
+        <w:t>וְ⁠צִיר֙ &amp; שֻׁלָּ֔ח</w:t>
+      </w:r>
+    </w:p>
+    <w:p>
+      <w:pPr/>
+      <w:r>
+        <w:rPr>
+          <w:lang w:val="hi_IN" w:bidi="hi_IN"/>
+        </w:rPr>
+      </w:r>
+      <w:r>
+        <w:rPr>
           <w:b/>
           <w:lang w:val="hi_IN" w:bidi="hi_IN"/>
         </w:rPr>
@@ -1279,6 +1456,20 @@
       </w:r>
       <w:r>
         <w:rPr>
+          <w:lang w:val="hi_IN" w:bidi="hi_IN"/>
+        </w:rPr>
+        <w:t>וְ⁠צִיר֙ &amp; שֻׁלָּ֔ח</w:t>
+      </w:r>
+    </w:p>
+    <w:p>
+      <w:pPr/>
+      <w:r>
+        <w:rPr>
+          <w:lang w:val="hi_IN" w:bidi="hi_IN"/>
+        </w:rPr>
+      </w:r>
+      <w:r>
+        <w:rPr>
           <w:b/>
           <w:lang w:val="hi_IN" w:bidi="hi_IN"/>
         </w:rPr>
@@ -1375,6 +1566,20 @@
       </w:r>
       <w:r>
         <w:rPr>
+          <w:lang w:val="hi_IN" w:bidi="hi_IN"/>
+        </w:rPr>
+        <w:t>ק֛וּמוּ וְ⁠נָק֥וּמָה עָלֶי⁠הָ לַ⁠מִּלְחָמָֽה</w:t>
+      </w:r>
+    </w:p>
+    <w:p>
+      <w:pPr/>
+      <w:r>
+        <w:rPr>
+          <w:lang w:val="hi_IN" w:bidi="hi_IN"/>
+        </w:rPr>
+      </w:r>
+      <w:r>
+        <w:rPr>
           <w:b/>
           <w:lang w:val="hi_IN" w:bidi="hi_IN"/>
         </w:rPr>
@@ -1458,6 +1663,20 @@
       </w:r>
       <w:r>
         <w:rPr>
+          <w:lang w:val="hi_IN" w:bidi="hi_IN"/>
+        </w:rPr>
+        <w:t>ק֛וּמוּ</w:t>
+      </w:r>
+    </w:p>
+    <w:p>
+      <w:pPr/>
+      <w:r>
+        <w:rPr>
+          <w:lang w:val="hi_IN" w:bidi="hi_IN"/>
+        </w:rPr>
+      </w:r>
+      <w:r>
+        <w:rPr>
           <w:b/>
           <w:lang w:val="hi_IN" w:bidi="hi_IN"/>
         </w:rPr>
@@ -1541,6 +1760,20 @@
       </w:r>
       <w:r>
         <w:rPr>
+          <w:lang w:val="hi_IN" w:bidi="hi_IN"/>
+        </w:rPr>
+        <w:t>וְ⁠נָק֥וּמָה עָלֶי⁠הָ</w:t>
+      </w:r>
+    </w:p>
+    <w:p>
+      <w:pPr/>
+      <w:r>
+        <w:rPr>
+          <w:lang w:val="hi_IN" w:bidi="hi_IN"/>
+        </w:rPr>
+      </w:r>
+      <w:r>
+        <w:rPr>
           <w:b/>
           <w:lang w:val="hi_IN" w:bidi="hi_IN"/>
         </w:rPr>
@@ -1624,6 +1857,20 @@
       </w:r>
       <w:r>
         <w:rPr>
+          <w:lang w:val="hi_IN" w:bidi="hi_IN"/>
+        </w:rPr>
+        <w:t>וְ⁠נָק֥וּמָה עָלֶי⁠הָ</w:t>
+      </w:r>
+    </w:p>
+    <w:p>
+      <w:pPr/>
+      <w:r>
+        <w:rPr>
+          <w:lang w:val="hi_IN" w:bidi="hi_IN"/>
+        </w:rPr>
+      </w:r>
+      <w:r>
+        <w:rPr>
           <w:b/>
           <w:lang w:val="hi_IN" w:bidi="hi_IN"/>
         </w:rPr>
@@ -1720,6 +1967,20 @@
       </w:r>
       <w:r>
         <w:rPr>
+          <w:lang w:val="hi_IN" w:bidi="hi_IN"/>
+        </w:rPr>
+        <w:t>לַ⁠מִּלְחָמָֽה</w:t>
+      </w:r>
+    </w:p>
+    <w:p>
+      <w:pPr/>
+      <w:r>
+        <w:rPr>
+          <w:lang w:val="hi_IN" w:bidi="hi_IN"/>
+        </w:rPr>
+      </w:r>
+      <w:r>
+        <w:rPr>
           <w:b/>
           <w:lang w:val="hi_IN" w:bidi="hi_IN"/>
         </w:rPr>
@@ -1816,6 +2077,20 @@
       </w:r>
       <w:r>
         <w:rPr>
+          <w:lang w:val="hi_IN" w:bidi="hi_IN"/>
+        </w:rPr>
+        <w:t>הִנֵּ֥ה קָטֹ֛ן נְתַתִּ֖י⁠ךָ</w:t>
+      </w:r>
+    </w:p>
+    <w:p>
+      <w:pPr/>
+      <w:r>
+        <w:rPr>
+          <w:lang w:val="hi_IN" w:bidi="hi_IN"/>
+        </w:rPr>
+      </w:r>
+      <w:r>
+        <w:rPr>
           <w:b/>
           <w:lang w:val="hi_IN" w:bidi="hi_IN"/>
         </w:rPr>
@@ -1899,6 +2174,20 @@
       </w:r>
       <w:r>
         <w:rPr>
+          <w:lang w:val="hi_IN" w:bidi="hi_IN"/>
+        </w:rPr>
+        <w:t>הִנֵּ֥ה</w:t>
+      </w:r>
+    </w:p>
+    <w:p>
+      <w:pPr/>
+      <w:r>
+        <w:rPr>
+          <w:lang w:val="hi_IN" w:bidi="hi_IN"/>
+        </w:rPr>
+      </w:r>
+      <w:r>
+        <w:rPr>
           <w:b/>
           <w:lang w:val="hi_IN" w:bidi="hi_IN"/>
         </w:rPr>
@@ -1962,6 +2251,20 @@
       </w:r>
       <w:r>
         <w:rPr>
+          <w:lang w:val="hi_IN" w:bidi="hi_IN"/>
+        </w:rPr>
+        <w:t>קָטֹ֛ן נְתַתִּ֖י⁠ךָ בַּ⁠גּוֹיִ֑ם בָּז֥וּי אַתָּ֖ה מְאֹֽד</w:t>
+      </w:r>
+    </w:p>
+    <w:p>
+      <w:pPr/>
+      <w:r>
+        <w:rPr>
+          <w:lang w:val="hi_IN" w:bidi="hi_IN"/>
+        </w:rPr>
+      </w:r>
+      <w:r>
+        <w:rPr>
           <w:b/>
           <w:lang w:val="hi_IN" w:bidi="hi_IN"/>
         </w:rPr>
@@ -2045,6 +2348,20 @@
       </w:r>
       <w:r>
         <w:rPr>
+          <w:lang w:val="hi_IN" w:bidi="hi_IN"/>
+        </w:rPr>
+        <w:t>קָטֹ֛ן נְתַתִּ֖י⁠ךָ בַּ⁠גּוֹיִ֑ם</w:t>
+      </w:r>
+    </w:p>
+    <w:p>
+      <w:pPr/>
+      <w:r>
+        <w:rPr>
+          <w:lang w:val="hi_IN" w:bidi="hi_IN"/>
+        </w:rPr>
+      </w:r>
+      <w:r>
+        <w:rPr>
           <w:b/>
           <w:lang w:val="hi_IN" w:bidi="hi_IN"/>
         </w:rPr>
@@ -2128,6 +2445,20 @@
       </w:r>
       <w:r>
         <w:rPr>
+          <w:lang w:val="hi_IN" w:bidi="hi_IN"/>
+        </w:rPr>
+        <w:t>בָּז֥וּי אַתָּ֖ה מְאֹֽד</w:t>
+      </w:r>
+    </w:p>
+    <w:p>
+      <w:pPr/>
+      <w:r>
+        <w:rPr>
+          <w:lang w:val="hi_IN" w:bidi="hi_IN"/>
+        </w:rPr>
+      </w:r>
+      <w:r>
+        <w:rPr>
           <w:b/>
           <w:lang w:val="hi_IN" w:bidi="hi_IN"/>
         </w:rPr>
@@ -2211,6 +2542,20 @@
       </w:r>
       <w:r>
         <w:rPr>
+          <w:lang w:val="hi_IN" w:bidi="hi_IN"/>
+        </w:rPr>
+        <w:t>זְד֤וֹן לִבְּ⁠ךָ֙ הִשִּׁיאֶ֔⁠ךָ</w:t>
+      </w:r>
+    </w:p>
+    <w:p>
+      <w:pPr/>
+      <w:r>
+        <w:rPr>
+          <w:lang w:val="hi_IN" w:bidi="hi_IN"/>
+        </w:rPr>
+      </w:r>
+      <w:r>
+        <w:rPr>
           <w:b/>
           <w:lang w:val="hi_IN" w:bidi="hi_IN"/>
         </w:rPr>
@@ -2307,6 +2652,20 @@
       </w:r>
       <w:r>
         <w:rPr>
+          <w:lang w:val="hi_IN" w:bidi="hi_IN"/>
+        </w:rPr>
+        <w:t>זְד֤וֹן לִבְּ⁠ךָ֙ הִשִּׁיאֶ֔⁠ךָ</w:t>
+      </w:r>
+    </w:p>
+    <w:p>
+      <w:pPr/>
+      <w:r>
+        <w:rPr>
+          <w:lang w:val="hi_IN" w:bidi="hi_IN"/>
+        </w:rPr>
+      </w:r>
+      <w:r>
+        <w:rPr>
           <w:b/>
           <w:lang w:val="hi_IN" w:bidi="hi_IN"/>
         </w:rPr>
@@ -2403,6 +2762,20 @@
       </w:r>
       <w:r>
         <w:rPr>
+          <w:lang w:val="hi_IN" w:bidi="hi_IN"/>
+        </w:rPr>
+        <w:t>זְד֤וֹן לִבְּ⁠ךָ֙</w:t>
+      </w:r>
+    </w:p>
+    <w:p>
+      <w:pPr/>
+      <w:r>
+        <w:rPr>
+          <w:lang w:val="hi_IN" w:bidi="hi_IN"/>
+        </w:rPr>
+      </w:r>
+      <w:r>
+        <w:rPr>
           <w:b/>
           <w:lang w:val="hi_IN" w:bidi="hi_IN"/>
         </w:rPr>
@@ -2499,6 +2872,20 @@
       </w:r>
       <w:r>
         <w:rPr>
+          <w:lang w:val="hi_IN" w:bidi="hi_IN"/>
+        </w:rPr>
+        <w:t>זְד֤וֹן לִבְּ⁠ךָ֙</w:t>
+      </w:r>
+    </w:p>
+    <w:p>
+      <w:pPr/>
+      <w:r>
+        <w:rPr>
+          <w:lang w:val="hi_IN" w:bidi="hi_IN"/>
+        </w:rPr>
+      </w:r>
+      <w:r>
+        <w:rPr>
           <w:b/>
           <w:lang w:val="hi_IN" w:bidi="hi_IN"/>
         </w:rPr>
@@ -2595,6 +2982,20 @@
       </w:r>
       <w:r>
         <w:rPr>
+          <w:lang w:val="hi_IN" w:bidi="hi_IN"/>
+        </w:rPr>
+        <w:t>שֹׁכְנִ֥י בְ⁠חַגְוֵי־סֶּ֖לַע</w:t>
+      </w:r>
+    </w:p>
+    <w:p>
+      <w:pPr/>
+      <w:r>
+        <w:rPr>
+          <w:lang w:val="hi_IN" w:bidi="hi_IN"/>
+        </w:rPr>
+      </w:r>
+      <w:r>
+        <w:rPr>
           <w:b/>
           <w:lang w:val="hi_IN" w:bidi="hi_IN"/>
         </w:rPr>
@@ -2717,6 +3118,20 @@
       </w:r>
       <w:r>
         <w:rPr>
+          <w:lang w:val="hi_IN" w:bidi="hi_IN"/>
+        </w:rPr>
+        <w:t>בְ⁠חַגְוֵי־סֶּ֖לַע</w:t>
+      </w:r>
+    </w:p>
+    <w:p>
+      <w:pPr/>
+      <w:r>
+        <w:rPr>
+          <w:lang w:val="hi_IN" w:bidi="hi_IN"/>
+        </w:rPr>
+      </w:r>
+      <w:r>
+        <w:rPr>
           <w:b/>
           <w:lang w:val="hi_IN" w:bidi="hi_IN"/>
         </w:rPr>
@@ -2780,6 +3195,20 @@
       </w:r>
       <w:r>
         <w:rPr>
+          <w:lang w:val="hi_IN" w:bidi="hi_IN"/>
+        </w:rPr>
+        <w:t>אֹמֵ֣ר בְּ⁠לִבּ֔⁠וֹ</w:t>
+      </w:r>
+    </w:p>
+    <w:p>
+      <w:pPr/>
+      <w:r>
+        <w:rPr>
+          <w:lang w:val="hi_IN" w:bidi="hi_IN"/>
+        </w:rPr>
+      </w:r>
+      <w:r>
+        <w:rPr>
           <w:b/>
           <w:lang w:val="hi_IN" w:bidi="hi_IN"/>
         </w:rPr>
@@ -2902,6 +3331,20 @@
       </w:r>
       <w:r>
         <w:rPr>
+          <w:lang w:val="hi_IN" w:bidi="hi_IN"/>
+        </w:rPr>
+        <w:t>אֹמֵ֣ר בְּ⁠לִבּ֔⁠וֹ</w:t>
+      </w:r>
+    </w:p>
+    <w:p>
+      <w:pPr/>
+      <w:r>
+        <w:rPr>
+          <w:lang w:val="hi_IN" w:bidi="hi_IN"/>
+        </w:rPr>
+      </w:r>
+      <w:r>
+        <w:rPr>
           <w:b/>
           <w:lang w:val="hi_IN" w:bidi="hi_IN"/>
         </w:rPr>
@@ -2985,6 +3428,20 @@
       </w:r>
       <w:r>
         <w:rPr>
+          <w:lang w:val="hi_IN" w:bidi="hi_IN"/>
+        </w:rPr>
+        <w:t>מִ֥י יוֹרִדֵ֖⁠נִי אָֽרֶץ</w:t>
+      </w:r>
+    </w:p>
+    <w:p>
+      <w:pPr/>
+      <w:r>
+        <w:rPr>
+          <w:lang w:val="hi_IN" w:bidi="hi_IN"/>
+        </w:rPr>
+      </w:r>
+      <w:r>
+        <w:rPr>
           <w:b/>
           <w:lang w:val="hi_IN" w:bidi="hi_IN"/>
         </w:rPr>
@@ -3068,6 +3525,20 @@
       </w:r>
       <w:r>
         <w:rPr>
+          <w:lang w:val="hi_IN" w:bidi="hi_IN"/>
+        </w:rPr>
+        <w:t>אִם־תַּגְבִּ֣יהַּ כַּ⁠נֶּ֔שֶׁר וְ⁠אִם־בֵּ֥ין כּֽוֹכָבִ֖ים שִׂ֣ים קִנֶּ֑⁠ךָ</w:t>
+      </w:r>
+    </w:p>
+    <w:p>
+      <w:pPr/>
+      <w:r>
+        <w:rPr>
+          <w:lang w:val="hi_IN" w:bidi="hi_IN"/>
+        </w:rPr>
+      </w:r>
+      <w:r>
+        <w:rPr>
           <w:b/>
           <w:lang w:val="hi_IN" w:bidi="hi_IN"/>
         </w:rPr>
@@ -3151,6 +3622,20 @@
       </w:r>
       <w:r>
         <w:rPr>
+          <w:lang w:val="hi_IN" w:bidi="hi_IN"/>
+        </w:rPr>
+        <w:t>אִם־תַּגְבִּ֣יהַּ כַּ⁠נֶּ֔שֶׁר וְ⁠אִם־בֵּ֥ין כּֽוֹכָבִ֖ים שִׂ֣ים קִנֶּ֑⁠ךָ</w:t>
+      </w:r>
+    </w:p>
+    <w:p>
+      <w:pPr/>
+      <w:r>
+        <w:rPr>
+          <w:lang w:val="hi_IN" w:bidi="hi_IN"/>
+        </w:rPr>
+      </w:r>
+      <w:r>
+        <w:rPr>
           <w:b/>
           <w:lang w:val="hi_IN" w:bidi="hi_IN"/>
         </w:rPr>
@@ -3234,6 +3719,20 @@
       </w:r>
       <w:r>
         <w:rPr>
+          <w:lang w:val="hi_IN" w:bidi="hi_IN"/>
+        </w:rPr>
+        <w:t>שִׂ֣ים קִנֶּ֑⁠ךָ</w:t>
+      </w:r>
+    </w:p>
+    <w:p>
+      <w:pPr/>
+      <w:r>
+        <w:rPr>
+          <w:lang w:val="hi_IN" w:bidi="hi_IN"/>
+        </w:rPr>
+      </w:r>
+      <w:r>
+        <w:rPr>
           <w:b/>
           <w:lang w:val="hi_IN" w:bidi="hi_IN"/>
         </w:rPr>
@@ -3317,6 +3816,20 @@
       </w:r>
       <w:r>
         <w:rPr>
+          <w:lang w:val="hi_IN" w:bidi="hi_IN"/>
+        </w:rPr>
+        <w:t>מִ⁠שָּׁ֥ם אוֹרִֽידְ⁠ךָ֖</w:t>
+      </w:r>
+    </w:p>
+    <w:p>
+      <w:pPr/>
+      <w:r>
+        <w:rPr>
+          <w:lang w:val="hi_IN" w:bidi="hi_IN"/>
+        </w:rPr>
+      </w:r>
+      <w:r>
+        <w:rPr>
           <w:b/>
           <w:lang w:val="hi_IN" w:bidi="hi_IN"/>
         </w:rPr>
@@ -3413,6 +3926,20 @@
       </w:r>
       <w:r>
         <w:rPr>
+          <w:lang w:val="hi_IN" w:bidi="hi_IN"/>
+        </w:rPr>
+        <w:t>נְאֻם־יְהוָֽה</w:t>
+      </w:r>
+    </w:p>
+    <w:p>
+      <w:pPr/>
+      <w:r>
+        <w:rPr>
+          <w:lang w:val="hi_IN" w:bidi="hi_IN"/>
+        </w:rPr>
+      </w:r>
+      <w:r>
+        <w:rPr>
           <w:b/>
           <w:lang w:val="hi_IN" w:bidi="hi_IN"/>
         </w:rPr>
@@ -3496,6 +4023,20 @@
       </w:r>
       <w:r>
         <w:rPr>
+          <w:lang w:val="hi_IN" w:bidi="hi_IN"/>
+        </w:rPr>
+        <w:t>נְאֻם־יְהוָֽה</w:t>
+      </w:r>
+    </w:p>
+    <w:p>
+      <w:pPr/>
+      <w:r>
+        <w:rPr>
+          <w:lang w:val="hi_IN" w:bidi="hi_IN"/>
+        </w:rPr>
+      </w:r>
+      <w:r>
+        <w:rPr>
           <w:b/>
           <w:lang w:val="hi_IN" w:bidi="hi_IN"/>
         </w:rPr>
@@ -3592,6 +4133,20 @@
       </w:r>
       <w:r>
         <w:rPr>
+          <w:lang w:val="hi_IN" w:bidi="hi_IN"/>
+        </w:rPr>
+        <w:t>אִם־גַּנָּבִ֤ים בָּאֽוּ־לְ⁠ךָ֙ אִם־שׁ֣וֹדְדֵי לַ֔יְלָה</w:t>
+      </w:r>
+    </w:p>
+    <w:p>
+      <w:pPr/>
+      <w:r>
+        <w:rPr>
+          <w:lang w:val="hi_IN" w:bidi="hi_IN"/>
+        </w:rPr>
+      </w:r>
+      <w:r>
+        <w:rPr>
           <w:b/>
           <w:lang w:val="hi_IN" w:bidi="hi_IN"/>
         </w:rPr>
@@ -3675,6 +4230,20 @@
       </w:r>
       <w:r>
         <w:rPr>
+          <w:lang w:val="hi_IN" w:bidi="hi_IN"/>
+        </w:rPr>
+        <w:t>אֵ֣יךְ נִדְמֵ֔יתָה</w:t>
+      </w:r>
+    </w:p>
+    <w:p>
+      <w:pPr/>
+      <w:r>
+        <w:rPr>
+          <w:lang w:val="hi_IN" w:bidi="hi_IN"/>
+        </w:rPr>
+      </w:r>
+      <w:r>
+        <w:rPr>
           <w:b/>
           <w:lang w:val="hi_IN" w:bidi="hi_IN"/>
         </w:rPr>
@@ -3758,6 +4327,20 @@
       </w:r>
       <w:r>
         <w:rPr>
+          <w:lang w:val="hi_IN" w:bidi="hi_IN"/>
+        </w:rPr>
+        <w:t>אֵ֣יךְ נִדְמֵ֔יתָה</w:t>
+      </w:r>
+    </w:p>
+    <w:p>
+      <w:pPr/>
+      <w:r>
+        <w:rPr>
+          <w:lang w:val="hi_IN" w:bidi="hi_IN"/>
+        </w:rPr>
+      </w:r>
+      <w:r>
+        <w:rPr>
           <w:b/>
           <w:lang w:val="hi_IN" w:bidi="hi_IN"/>
         </w:rPr>
@@ -3841,6 +4424,20 @@
       </w:r>
       <w:r>
         <w:rPr>
+          <w:lang w:val="hi_IN" w:bidi="hi_IN"/>
+        </w:rPr>
+        <w:t>הֲ⁠ל֥וֹא יִגְנְב֖וּ דַּיָּ֑⁠ם</w:t>
+      </w:r>
+    </w:p>
+    <w:p>
+      <w:pPr/>
+      <w:r>
+        <w:rPr>
+          <w:lang w:val="hi_IN" w:bidi="hi_IN"/>
+        </w:rPr>
+      </w:r>
+      <w:r>
+        <w:rPr>
           <w:b/>
           <w:lang w:val="hi_IN" w:bidi="hi_IN"/>
         </w:rPr>
@@ -3924,6 +4521,20 @@
       </w:r>
       <w:r>
         <w:rPr>
+          <w:lang w:val="hi_IN" w:bidi="hi_IN"/>
+        </w:rPr>
+        <w:t>אִם־בֹּֽצְרִים֙ בָּ֣אוּ לָ֔⁠ךְ הֲ⁠ל֖וֹא יַשְׁאִ֥ירוּ עֹלֵלֽוֹת</w:t>
+      </w:r>
+    </w:p>
+    <w:p>
+      <w:pPr/>
+      <w:r>
+        <w:rPr>
+          <w:lang w:val="hi_IN" w:bidi="hi_IN"/>
+        </w:rPr>
+      </w:r>
+      <w:r>
+        <w:rPr>
           <w:b/>
           <w:lang w:val="hi_IN" w:bidi="hi_IN"/>
         </w:rPr>
@@ -4007,6 +4618,20 @@
       </w:r>
       <w:r>
         <w:rPr>
+          <w:lang w:val="hi_IN" w:bidi="hi_IN"/>
+        </w:rPr>
+        <w:t>אֵ֚יךְ</w:t>
+      </w:r>
+    </w:p>
+    <w:p>
+      <w:pPr/>
+      <w:r>
+        <w:rPr>
+          <w:lang w:val="hi_IN" w:bidi="hi_IN"/>
+        </w:rPr>
+      </w:r>
+      <w:r>
+        <w:rPr>
           <w:b/>
           <w:lang w:val="hi_IN" w:bidi="hi_IN"/>
         </w:rPr>
@@ -4103,6 +4728,20 @@
       </w:r>
       <w:r>
         <w:rPr>
+          <w:lang w:val="hi_IN" w:bidi="hi_IN"/>
+        </w:rPr>
+        <w:t>אֵ֚יךְ נֶחְפְּשׂ֣וּ עֵשָׂ֔ו</w:t>
+      </w:r>
+    </w:p>
+    <w:p>
+      <w:pPr/>
+      <w:r>
+        <w:rPr>
+          <w:lang w:val="hi_IN" w:bidi="hi_IN"/>
+        </w:rPr>
+      </w:r>
+      <w:r>
+        <w:rPr>
           <w:b/>
           <w:lang w:val="hi_IN" w:bidi="hi_IN"/>
         </w:rPr>
@@ -4186,6 +4825,20 @@
       </w:r>
       <w:r>
         <w:rPr>
+          <w:lang w:val="hi_IN" w:bidi="hi_IN"/>
+        </w:rPr>
+        <w:t>עֵשָׂ֔ו</w:t>
+      </w:r>
+    </w:p>
+    <w:p>
+      <w:pPr/>
+      <w:r>
+        <w:rPr>
+          <w:lang w:val="hi_IN" w:bidi="hi_IN"/>
+        </w:rPr>
+      </w:r>
+      <w:r>
+        <w:rPr>
           <w:b/>
           <w:lang w:val="hi_IN" w:bidi="hi_IN"/>
         </w:rPr>
@@ -4282,6 +4935,20 @@
       </w:r>
       <w:r>
         <w:rPr>
+          <w:lang w:val="hi_IN" w:bidi="hi_IN"/>
+        </w:rPr>
+        <w:t>נֶחְפְּשׂ֣וּ</w:t>
+      </w:r>
+    </w:p>
+    <w:p>
+      <w:pPr/>
+      <w:r>
+        <w:rPr>
+          <w:lang w:val="hi_IN" w:bidi="hi_IN"/>
+        </w:rPr>
+      </w:r>
+      <w:r>
+        <w:rPr>
           <w:b/>
           <w:lang w:val="hi_IN" w:bidi="hi_IN"/>
         </w:rPr>
@@ -4358,6 +5025,20 @@
       </w:r>
       <w:r>
         <w:rPr>
+          <w:lang w:val="hi_IN" w:bidi="hi_IN"/>
+        </w:rPr>
+        <w:t>נִבְע֖וּ מַצְפֻּנָֽי⁠ו</w:t>
+      </w:r>
+    </w:p>
+    <w:p>
+      <w:pPr/>
+      <w:r>
+        <w:rPr>
+          <w:lang w:val="hi_IN" w:bidi="hi_IN"/>
+        </w:rPr>
+      </w:r>
+      <w:r>
+        <w:rPr>
           <w:b/>
           <w:lang w:val="hi_IN" w:bidi="hi_IN"/>
         </w:rPr>
@@ -4441,6 +5122,20 @@
       </w:r>
       <w:r>
         <w:rPr>
+          <w:lang w:val="hi_IN" w:bidi="hi_IN"/>
+        </w:rPr>
+        <w:t>עַֽד־הַ⁠גְּב֣וּל שִׁלְּח֗וּ⁠ךָ כֹּ֚ל אַנְשֵׁ֣י בְרִיתֶ֔⁠ךָ</w:t>
+      </w:r>
+    </w:p>
+    <w:p>
+      <w:pPr/>
+      <w:r>
+        <w:rPr>
+          <w:lang w:val="hi_IN" w:bidi="hi_IN"/>
+        </w:rPr>
+      </w:r>
+      <w:r>
+        <w:rPr>
           <w:b/>
           <w:lang w:val="hi_IN" w:bidi="hi_IN"/>
         </w:rPr>
@@ -4537,6 +5232,20 @@
       </w:r>
       <w:r>
         <w:rPr>
+          <w:lang w:val="hi_IN" w:bidi="hi_IN"/>
+        </w:rPr>
+        <w:t>בְרִיתֶ֔⁠ךָ</w:t>
+      </w:r>
+    </w:p>
+    <w:p>
+      <w:pPr/>
+      <w:r>
+        <w:rPr>
+          <w:lang w:val="hi_IN" w:bidi="hi_IN"/>
+        </w:rPr>
+      </w:r>
+      <w:r>
+        <w:rPr>
           <w:b/>
           <w:lang w:val="hi_IN" w:bidi="hi_IN"/>
         </w:rPr>
@@ -4633,6 +5342,20 @@
       </w:r>
       <w:r>
         <w:rPr>
+          <w:lang w:val="hi_IN" w:bidi="hi_IN"/>
+        </w:rPr>
+        <w:t>עַֽד־הַ⁠גְּב֣וּל שִׁלְּח֗וּ⁠ךָ</w:t>
+      </w:r>
+    </w:p>
+    <w:p>
+      <w:pPr/>
+      <w:r>
+        <w:rPr>
+          <w:lang w:val="hi_IN" w:bidi="hi_IN"/>
+        </w:rPr>
+      </w:r>
+      <w:r>
+        <w:rPr>
           <w:b/>
           <w:lang w:val="hi_IN" w:bidi="hi_IN"/>
         </w:rPr>
@@ -4709,6 +5432,20 @@
       </w:r>
       <w:r>
         <w:rPr>
+          <w:lang w:val="hi_IN" w:bidi="hi_IN"/>
+        </w:rPr>
+        <w:t>כֹּ֚ל אַנְשֵׁ֣י בְרִיתֶ֔⁠ךָ &amp; אַנְשֵׁ֣י שְׁלֹמֶ֑⁠ךָ לַחְמְ⁠ךָ֗</w:t>
+      </w:r>
+    </w:p>
+    <w:p>
+      <w:pPr/>
+      <w:r>
+        <w:rPr>
+          <w:lang w:val="hi_IN" w:bidi="hi_IN"/>
+        </w:rPr>
+      </w:r>
+      <w:r>
+        <w:rPr>
           <w:b/>
           <w:lang w:val="hi_IN" w:bidi="hi_IN"/>
         </w:rPr>
@@ -4818,6 +5555,20 @@
       </w:r>
       <w:r>
         <w:rPr>
+          <w:lang w:val="hi_IN" w:bidi="hi_IN"/>
+        </w:rPr>
+        <w:t>לַחְמְ⁠ךָ֗ יָשִׂ֤ימוּ מָזוֹר֙ תַּחְתֶּ֔י⁠ךָ</w:t>
+      </w:r>
+    </w:p>
+    <w:p>
+      <w:pPr/>
+      <w:r>
+        <w:rPr>
+          <w:lang w:val="hi_IN" w:bidi="hi_IN"/>
+        </w:rPr>
+      </w:r>
+      <w:r>
+        <w:rPr>
           <w:b/>
           <w:lang w:val="hi_IN" w:bidi="hi_IN"/>
         </w:rPr>
@@ -4927,6 +5678,20 @@
       </w:r>
       <w:r>
         <w:rPr>
+          <w:lang w:val="hi_IN" w:bidi="hi_IN"/>
+        </w:rPr>
+        <w:t>אֵ֥ין תְּבוּנָ֖ה בּֽ⁠וֹ</w:t>
+      </w:r>
+    </w:p>
+    <w:p>
+      <w:pPr/>
+      <w:r>
+        <w:rPr>
+          <w:lang w:val="hi_IN" w:bidi="hi_IN"/>
+        </w:rPr>
+      </w:r>
+      <w:r>
+        <w:rPr>
           <w:b/>
           <w:lang w:val="hi_IN" w:bidi="hi_IN"/>
         </w:rPr>
@@ -5010,6 +5775,20 @@
       </w:r>
       <w:r>
         <w:rPr>
+          <w:lang w:val="hi_IN" w:bidi="hi_IN"/>
+        </w:rPr>
+        <w:t>אֵ֥ין תְּבוּנָ֖ה בּֽ⁠וֹ</w:t>
+      </w:r>
+    </w:p>
+    <w:p>
+      <w:pPr/>
+      <w:r>
+        <w:rPr>
+          <w:lang w:val="hi_IN" w:bidi="hi_IN"/>
+        </w:rPr>
+      </w:r>
+      <w:r>
+        <w:rPr>
           <w:b/>
           <w:lang w:val="hi_IN" w:bidi="hi_IN"/>
         </w:rPr>
@@ -5093,6 +5872,20 @@
       </w:r>
       <w:r>
         <w:rPr>
+          <w:lang w:val="hi_IN" w:bidi="hi_IN"/>
+        </w:rPr>
+        <w:t>בּֽ⁠וֹ</w:t>
+      </w:r>
+    </w:p>
+    <w:p>
+      <w:pPr/>
+      <w:r>
+        <w:rPr>
+          <w:lang w:val="hi_IN" w:bidi="hi_IN"/>
+        </w:rPr>
+      </w:r>
+      <w:r>
+        <w:rPr>
           <w:b/>
           <w:lang w:val="hi_IN" w:bidi="hi_IN"/>
         </w:rPr>
@@ -5189,6 +5982,20 @@
       </w:r>
       <w:r>
         <w:rPr>
+          <w:lang w:val="hi_IN" w:bidi="hi_IN"/>
+        </w:rPr>
+        <w:t>הֲ⁠ל֛וֹא בַּ⁠יּ֥וֹם הַ⁠ה֖וּא &amp; וְ⁠הַאֲבַדְתִּ֤י חֲכָמִים֙ מֵֽ⁠אֱד֔וֹם</w:t>
+      </w:r>
+    </w:p>
+    <w:p>
+      <w:pPr/>
+      <w:r>
+        <w:rPr>
+          <w:lang w:val="hi_IN" w:bidi="hi_IN"/>
+        </w:rPr>
+      </w:r>
+      <w:r>
+        <w:rPr>
           <w:b/>
           <w:lang w:val="hi_IN" w:bidi="hi_IN"/>
         </w:rPr>
@@ -5285,6 +6092,20 @@
       </w:r>
       <w:r>
         <w:rPr>
+          <w:lang w:val="hi_IN" w:bidi="hi_IN"/>
+        </w:rPr>
+        <w:t>וְ⁠הַאֲבַדְתִּ֤י חֲכָמִים֙ מֵֽ⁠אֱד֔וֹם</w:t>
+      </w:r>
+    </w:p>
+    <w:p>
+      <w:pPr/>
+      <w:r>
+        <w:rPr>
+          <w:lang w:val="hi_IN" w:bidi="hi_IN"/>
+        </w:rPr>
+      </w:r>
+      <w:r>
+        <w:rPr>
           <w:b/>
           <w:lang w:val="hi_IN" w:bidi="hi_IN"/>
         </w:rPr>
@@ -5394,6 +6215,20 @@
       </w:r>
       <w:r>
         <w:rPr>
+          <w:lang w:val="hi_IN" w:bidi="hi_IN"/>
+        </w:rPr>
+        <w:t>וּ⁠תְבוּנָ֖ה מֵ⁠הַ֥ר עֵשָֽׂו</w:t>
+      </w:r>
+    </w:p>
+    <w:p>
+      <w:pPr/>
+      <w:r>
+        <w:rPr>
+          <w:lang w:val="hi_IN" w:bidi="hi_IN"/>
+        </w:rPr>
+      </w:r>
+      <w:r>
+        <w:rPr>
           <w:b/>
           <w:lang w:val="hi_IN" w:bidi="hi_IN"/>
         </w:rPr>
@@ -5477,6 +6312,20 @@
       </w:r>
       <w:r>
         <w:rPr>
+          <w:lang w:val="hi_IN" w:bidi="hi_IN"/>
+        </w:rPr>
+        <w:t>וּ⁠תְבוּנָ֖ה מֵ⁠הַ֥ר עֵשָֽׂו</w:t>
+      </w:r>
+    </w:p>
+    <w:p>
+      <w:pPr/>
+      <w:r>
+        <w:rPr>
+          <w:lang w:val="hi_IN" w:bidi="hi_IN"/>
+        </w:rPr>
+      </w:r>
+      <w:r>
+        <w:rPr>
           <w:b/>
           <w:lang w:val="hi_IN" w:bidi="hi_IN"/>
         </w:rPr>
@@ -5573,6 +6422,20 @@
       </w:r>
       <w:r>
         <w:rPr>
+          <w:lang w:val="hi_IN" w:bidi="hi_IN"/>
+        </w:rPr>
+        <w:t>חֲכָמִים֙ מֵֽ⁠אֱד֔וֹם וּ⁠תְבוּנָ֖ה מֵ⁠הַ֥ר עֵשָֽׂו</w:t>
+      </w:r>
+    </w:p>
+    <w:p>
+      <w:pPr/>
+      <w:r>
+        <w:rPr>
+          <w:lang w:val="hi_IN" w:bidi="hi_IN"/>
+        </w:rPr>
+      </w:r>
+      <w:r>
+        <w:rPr>
           <w:b/>
           <w:lang w:val="hi_IN" w:bidi="hi_IN"/>
         </w:rPr>
@@ -5695,6 +6558,20 @@
       </w:r>
       <w:r>
         <w:rPr>
+          <w:lang w:val="hi_IN" w:bidi="hi_IN"/>
+        </w:rPr>
+        <w:t>וּ⁠תְבוּנָ֖ה</w:t>
+      </w:r>
+    </w:p>
+    <w:p>
+      <w:pPr/>
+      <w:r>
+        <w:rPr>
+          <w:lang w:val="hi_IN" w:bidi="hi_IN"/>
+        </w:rPr>
+      </w:r>
+      <w:r>
+        <w:rPr>
           <w:b/>
           <w:lang w:val="hi_IN" w:bidi="hi_IN"/>
         </w:rPr>
@@ -5778,6 +6655,20 @@
       </w:r>
       <w:r>
         <w:rPr>
+          <w:lang w:val="hi_IN" w:bidi="hi_IN"/>
+        </w:rPr>
+        <w:t>מֵ⁠הַ֥ר עֵשָֽׂו</w:t>
+      </w:r>
+    </w:p>
+    <w:p>
+      <w:pPr/>
+      <w:r>
+        <w:rPr>
+          <w:lang w:val="hi_IN" w:bidi="hi_IN"/>
+        </w:rPr>
+      </w:r>
+      <w:r>
+        <w:rPr>
           <w:b/>
           <w:lang w:val="hi_IN" w:bidi="hi_IN"/>
         </w:rPr>
@@ -5874,6 +6765,20 @@
       </w:r>
       <w:r>
         <w:rPr>
+          <w:lang w:val="hi_IN" w:bidi="hi_IN"/>
+        </w:rPr>
+        <w:t>עֵשָֽׂו</w:t>
+      </w:r>
+    </w:p>
+    <w:p>
+      <w:pPr/>
+      <w:r>
+        <w:rPr>
+          <w:lang w:val="hi_IN" w:bidi="hi_IN"/>
+        </w:rPr>
+      </w:r>
+      <w:r>
+        <w:rPr>
           <w:b/>
           <w:lang w:val="hi_IN" w:bidi="hi_IN"/>
         </w:rPr>
@@ -5893,7 +6798,7 @@
         </w:rPr>
         <w:t xml:space="preserve">"यह उस पुरुष का नाम है जो एदोमियों का पूर्वज था| देखें कि आपने इसका अनुवाद </w:t>
       </w:r>
-      <w:hyperlink r:id="rId13">
+      <w:hyperlink r:id="rId15">
         <w:r>
           <w:rPr>
             <w:lang w:val="hi_IN" w:bidi="hi_IN"/>
@@ -5975,6 +6880,20 @@
       </w:r>
       <w:r>
         <w:rPr>
+          <w:lang w:val="hi_IN" w:bidi="hi_IN"/>
+        </w:rPr>
+        <w:t>וְ⁠חַתּ֥וּ גִבּוֹרֶ֖י⁠ךָ תֵּימָ֑ן</w:t>
+      </w:r>
+    </w:p>
+    <w:p>
+      <w:pPr/>
+      <w:r>
+        <w:rPr>
+          <w:lang w:val="hi_IN" w:bidi="hi_IN"/>
+        </w:rPr>
+      </w:r>
+      <w:r>
+        <w:rPr>
           <w:b/>
           <w:lang w:val="hi_IN" w:bidi="hi_IN"/>
         </w:rPr>
@@ -6071,6 +6990,20 @@
       </w:r>
       <w:r>
         <w:rPr>
+          <w:lang w:val="hi_IN" w:bidi="hi_IN"/>
+        </w:rPr>
+        <w:t>תֵּימָ֑ן</w:t>
+      </w:r>
+    </w:p>
+    <w:p>
+      <w:pPr/>
+      <w:r>
+        <w:rPr>
+          <w:lang w:val="hi_IN" w:bidi="hi_IN"/>
+        </w:rPr>
+      </w:r>
+      <w:r>
+        <w:rPr>
           <w:b/>
           <w:lang w:val="hi_IN" w:bidi="hi_IN"/>
         </w:rPr>
@@ -6154,6 +7087,20 @@
       </w:r>
       <w:r>
         <w:rPr>
+          <w:lang w:val="hi_IN" w:bidi="hi_IN"/>
+        </w:rPr>
+        <w:t>לְמַ֧עַן</w:t>
+      </w:r>
+    </w:p>
+    <w:p>
+      <w:pPr/>
+      <w:r>
+        <w:rPr>
+          <w:lang w:val="hi_IN" w:bidi="hi_IN"/>
+        </w:rPr>
+      </w:r>
+      <w:r>
+        <w:rPr>
           <w:b/>
           <w:lang w:val="hi_IN" w:bidi="hi_IN"/>
         </w:rPr>
@@ -6237,6 +7184,20 @@
       </w:r>
       <w:r>
         <w:rPr>
+          <w:lang w:val="hi_IN" w:bidi="hi_IN"/>
+        </w:rPr>
+        <w:t>יִכָּֽרֶת־אִ֛ישׁ</w:t>
+      </w:r>
+    </w:p>
+    <w:p>
+      <w:pPr/>
+      <w:r>
+        <w:rPr>
+          <w:lang w:val="hi_IN" w:bidi="hi_IN"/>
+        </w:rPr>
+      </w:r>
+      <w:r>
+        <w:rPr>
           <w:b/>
           <w:lang w:val="hi_IN" w:bidi="hi_IN"/>
         </w:rPr>
@@ -6346,6 +7307,20 @@
       </w:r>
       <w:r>
         <w:rPr>
+          <w:lang w:val="hi_IN" w:bidi="hi_IN"/>
+        </w:rPr>
+        <w:t>יִכָּֽרֶת־אִ֛ישׁ</w:t>
+      </w:r>
+    </w:p>
+    <w:p>
+      <w:pPr/>
+      <w:r>
+        <w:rPr>
+          <w:lang w:val="hi_IN" w:bidi="hi_IN"/>
+        </w:rPr>
+      </w:r>
+      <w:r>
+        <w:rPr>
           <w:b/>
           <w:lang w:val="hi_IN" w:bidi="hi_IN"/>
         </w:rPr>
@@ -6442,6 +7417,20 @@
       </w:r>
       <w:r>
         <w:rPr>
+          <w:lang w:val="hi_IN" w:bidi="hi_IN"/>
+        </w:rPr>
+        <w:t>אִ֛ישׁ</w:t>
+      </w:r>
+    </w:p>
+    <w:p>
+      <w:pPr/>
+      <w:r>
+        <w:rPr>
+          <w:lang w:val="hi_IN" w:bidi="hi_IN"/>
+        </w:rPr>
+      </w:r>
+      <w:r>
+        <w:rPr>
           <w:b/>
           <w:lang w:val="hi_IN" w:bidi="hi_IN"/>
         </w:rPr>
@@ -6538,6 +7527,20 @@
       </w:r>
       <w:r>
         <w:rPr>
+          <w:lang w:val="hi_IN" w:bidi="hi_IN"/>
+        </w:rPr>
+        <w:t>מֵ⁠הַ֥ר עֵשָׂ֖ו</w:t>
+      </w:r>
+    </w:p>
+    <w:p>
+      <w:pPr/>
+      <w:r>
+        <w:rPr>
+          <w:lang w:val="hi_IN" w:bidi="hi_IN"/>
+        </w:rPr>
+      </w:r>
+      <w:r>
+        <w:rPr>
           <w:b/>
           <w:lang w:val="hi_IN" w:bidi="hi_IN"/>
         </w:rPr>
@@ -6621,6 +7624,20 @@
       </w:r>
       <w:r>
         <w:rPr>
+          <w:lang w:val="hi_IN" w:bidi="hi_IN"/>
+        </w:rPr>
+        <w:t>מִ⁠קָּֽטֶל</w:t>
+      </w:r>
+    </w:p>
+    <w:p>
+      <w:pPr/>
+      <w:r>
+        <w:rPr>
+          <w:lang w:val="hi_IN" w:bidi="hi_IN"/>
+        </w:rPr>
+      </w:r>
+      <w:r>
+        <w:rPr>
           <w:b/>
           <w:lang w:val="hi_IN" w:bidi="hi_IN"/>
         </w:rPr>
@@ -6813,6 +7830,20 @@
       </w:r>
       <w:r>
         <w:rPr>
+          <w:lang w:val="hi_IN" w:bidi="hi_IN"/>
+        </w:rPr>
+        <w:t>אָחִ֥י⁠ךָ</w:t>
+      </w:r>
+    </w:p>
+    <w:p>
+      <w:pPr/>
+      <w:r>
+        <w:rPr>
+          <w:lang w:val="hi_IN" w:bidi="hi_IN"/>
+        </w:rPr>
+      </w:r>
+      <w:r>
+        <w:rPr>
           <w:b/>
           <w:lang w:val="hi_IN" w:bidi="hi_IN"/>
         </w:rPr>
@@ -6909,6 +7940,20 @@
       </w:r>
       <w:r>
         <w:rPr>
+          <w:lang w:val="hi_IN" w:bidi="hi_IN"/>
+        </w:rPr>
+        <w:t>יַעֲקֹ֖ב</w:t>
+      </w:r>
+    </w:p>
+    <w:p>
+      <w:pPr/>
+      <w:r>
+        <w:rPr>
+          <w:lang w:val="hi_IN" w:bidi="hi_IN"/>
+        </w:rPr>
+      </w:r>
+      <w:r>
+        <w:rPr>
           <w:b/>
           <w:lang w:val="hi_IN" w:bidi="hi_IN"/>
         </w:rPr>
@@ -7005,6 +8050,20 @@
       </w:r>
       <w:r>
         <w:rPr>
+          <w:lang w:val="hi_IN" w:bidi="hi_IN"/>
+        </w:rPr>
+        <w:t>תְּכַסְּ⁠ךָ֣ בוּשָׁ֑ה</w:t>
+      </w:r>
+    </w:p>
+    <w:p>
+      <w:pPr/>
+      <w:r>
+        <w:rPr>
+          <w:lang w:val="hi_IN" w:bidi="hi_IN"/>
+        </w:rPr>
+      </w:r>
+      <w:r>
+        <w:rPr>
           <w:b/>
           <w:lang w:val="hi_IN" w:bidi="hi_IN"/>
         </w:rPr>
@@ -7101,6 +8160,20 @@
       </w:r>
       <w:r>
         <w:rPr>
+          <w:lang w:val="hi_IN" w:bidi="hi_IN"/>
+        </w:rPr>
+        <w:t>תְּכַסְּ⁠ךָ֣ בוּשָׁ֑ה</w:t>
+      </w:r>
+    </w:p>
+    <w:p>
+      <w:pPr/>
+      <w:r>
+        <w:rPr>
+          <w:lang w:val="hi_IN" w:bidi="hi_IN"/>
+        </w:rPr>
+      </w:r>
+      <w:r>
+        <w:rPr>
           <w:b/>
           <w:lang w:val="hi_IN" w:bidi="hi_IN"/>
         </w:rPr>
@@ -7197,6 +8270,20 @@
       </w:r>
       <w:r>
         <w:rPr>
+          <w:lang w:val="hi_IN" w:bidi="hi_IN"/>
+        </w:rPr>
+        <w:t>וְ⁠נִכְרַ֖תָּ</w:t>
+      </w:r>
+    </w:p>
+    <w:p>
+      <w:pPr/>
+      <w:r>
+        <w:rPr>
+          <w:lang w:val="hi_IN" w:bidi="hi_IN"/>
+        </w:rPr>
+      </w:r>
+      <w:r>
+        <w:rPr>
           <w:b/>
           <w:lang w:val="hi_IN" w:bidi="hi_IN"/>
         </w:rPr>
@@ -7280,6 +8367,20 @@
       </w:r>
       <w:r>
         <w:rPr>
+          <w:lang w:val="hi_IN" w:bidi="hi_IN"/>
+        </w:rPr>
+        <w:t>וְ⁠נִכְרַ֖תָּ</w:t>
+      </w:r>
+    </w:p>
+    <w:p>
+      <w:pPr/>
+      <w:r>
+        <w:rPr>
+          <w:lang w:val="hi_IN" w:bidi="hi_IN"/>
+        </w:rPr>
+      </w:r>
+      <w:r>
+        <w:rPr>
           <w:b/>
           <w:lang w:val="hi_IN" w:bidi="hi_IN"/>
         </w:rPr>
@@ -7363,6 +8464,20 @@
       </w:r>
       <w:r>
         <w:rPr>
+          <w:lang w:val="hi_IN" w:bidi="hi_IN"/>
+        </w:rPr>
+        <w:t>וְ⁠נִכְרַ֖תָּ</w:t>
+      </w:r>
+    </w:p>
+    <w:p>
+      <w:pPr/>
+      <w:r>
+        <w:rPr>
+          <w:lang w:val="hi_IN" w:bidi="hi_IN"/>
+        </w:rPr>
+      </w:r>
+      <w:r>
+        <w:rPr>
           <w:b/>
           <w:lang w:val="hi_IN" w:bidi="hi_IN"/>
         </w:rPr>
@@ -7382,7 +8497,7 @@
         </w:rPr>
         <w:t xml:space="preserve">"जैसा </w:t>
       </w:r>
-      <w:hyperlink r:id="rId13">
+      <w:hyperlink r:id="rId15">
         <w:r>
           <w:rPr>
             <w:lang w:val="hi_IN" w:bidi="hi_IN"/>
@@ -7477,6 +8592,20 @@
       </w:r>
       <w:r>
         <w:rPr>
+          <w:lang w:val="hi_IN" w:bidi="hi_IN"/>
+        </w:rPr>
+        <w:t>עֲמָֽדְ⁠ךָ֣ מִ⁠נֶּ֔גֶד</w:t>
+      </w:r>
+    </w:p>
+    <w:p>
+      <w:pPr/>
+      <w:r>
+        <w:rPr>
+          <w:lang w:val="hi_IN" w:bidi="hi_IN"/>
+        </w:rPr>
+      </w:r>
+      <w:r>
+        <w:rPr>
           <w:b/>
           <w:lang w:val="hi_IN" w:bidi="hi_IN"/>
         </w:rPr>
@@ -7560,6 +8689,20 @@
       </w:r>
       <w:r>
         <w:rPr>
+          <w:lang w:val="hi_IN" w:bidi="hi_IN"/>
+        </w:rPr>
+        <w:t>שְׁב֥וֹת זָרִ֖ים חֵיל֑⁠וֹ וְ⁠נָכְרִ֞ים בָּ֣אוּ שְׁעָרָ֗יו</w:t>
+      </w:r>
+    </w:p>
+    <w:p>
+      <w:pPr/>
+      <w:r>
+        <w:rPr>
+          <w:lang w:val="hi_IN" w:bidi="hi_IN"/>
+        </w:rPr>
+      </w:r>
+      <w:r>
+        <w:rPr>
           <w:b/>
           <w:lang w:val="hi_IN" w:bidi="hi_IN"/>
         </w:rPr>
@@ -7688,7 +8831,7 @@
         </w:rPr>
         <w:t xml:space="preserve"> का सन्दर्भ </w:t>
       </w:r>
-      <w:hyperlink r:id="rId13">
+      <w:hyperlink r:id="rId15">
         <w:r>
           <w:rPr>
             <w:lang w:val="hi_IN" w:bidi="hi_IN"/>
@@ -7783,6 +8926,20 @@
       </w:r>
       <w:r>
         <w:rPr>
+          <w:lang w:val="hi_IN" w:bidi="hi_IN"/>
+        </w:rPr>
+        <w:t>חֵיל֑⁠וֹ</w:t>
+      </w:r>
+    </w:p>
+    <w:p>
+      <w:pPr/>
+      <w:r>
+        <w:rPr>
+          <w:lang w:val="hi_IN" w:bidi="hi_IN"/>
+        </w:rPr>
+      </w:r>
+      <w:r>
+        <w:rPr>
           <w:b/>
           <w:lang w:val="hi_IN" w:bidi="hi_IN"/>
         </w:rPr>
@@ -7815,7 +8972,7 @@
         </w:rPr>
         <w:t xml:space="preserve"> का अभिप्राय ""सेना"" भी हो सकता है परन्तु </w:t>
       </w:r>
-      <w:hyperlink r:id="rId13">
+      <w:hyperlink r:id="rId15">
         <w:r>
           <w:rPr>
             <w:lang w:val="hi_IN" w:bidi="hi_IN"/>
@@ -7877,6 +9034,20 @@
       </w:r>
       <w:r>
         <w:rPr>
+          <w:lang w:val="hi_IN" w:bidi="hi_IN"/>
+        </w:rPr>
+        <w:t>שְׁעָרָ֗יו</w:t>
+      </w:r>
+    </w:p>
+    <w:p>
+      <w:pPr/>
+      <w:r>
+        <w:rPr>
+          <w:lang w:val="hi_IN" w:bidi="hi_IN"/>
+        </w:rPr>
+      </w:r>
+      <w:r>
+        <w:rPr>
           <w:b/>
           <w:lang w:val="hi_IN" w:bidi="hi_IN"/>
         </w:rPr>
@@ -7973,6 +9144,20 @@
       </w:r>
       <w:r>
         <w:rPr>
+          <w:lang w:val="hi_IN" w:bidi="hi_IN"/>
+        </w:rPr>
+        <w:t>וְ⁠עַל־יְרוּשָׁלִַ֨ם֙ יַדּ֣וּ גוֹרָ֔ל</w:t>
+      </w:r>
+    </w:p>
+    <w:p>
+      <w:pPr/>
+      <w:r>
+        <w:rPr>
+          <w:lang w:val="hi_IN" w:bidi="hi_IN"/>
+        </w:rPr>
+      </w:r>
+      <w:r>
+        <w:rPr>
           <w:b/>
           <w:lang w:val="hi_IN" w:bidi="hi_IN"/>
         </w:rPr>
@@ -8069,6 +9254,20 @@
       </w:r>
       <w:r>
         <w:rPr>
+          <w:lang w:val="hi_IN" w:bidi="hi_IN"/>
+        </w:rPr>
+        <w:t>גַּם־אַתָּ֖ה כְּ⁠אַחַ֥ד מֵ⁠הֶֽם</w:t>
+      </w:r>
+    </w:p>
+    <w:p>
+      <w:pPr/>
+      <w:r>
+        <w:rPr>
+          <w:lang w:val="hi_IN" w:bidi="hi_IN"/>
+        </w:rPr>
+      </w:r>
+      <w:r>
+        <w:rPr>
           <w:b/>
           <w:lang w:val="hi_IN" w:bidi="hi_IN"/>
         </w:rPr>
@@ -8178,6 +9377,20 @@
       </w:r>
       <w:r>
         <w:rPr>
+          <w:lang w:val="hi_IN" w:bidi="hi_IN"/>
+        </w:rPr>
+        <w:t>וְ⁠אַל &amp; וְ⁠אַל &amp; וְ⁠אַל</w:t>
+      </w:r>
+    </w:p>
+    <w:p>
+      <w:pPr/>
+      <w:r>
+        <w:rPr>
+          <w:lang w:val="hi_IN" w:bidi="hi_IN"/>
+        </w:rPr>
+      </w:r>
+      <w:r>
+        <w:rPr>
           <w:b/>
           <w:lang w:val="hi_IN" w:bidi="hi_IN"/>
         </w:rPr>
@@ -8261,6 +9474,20 @@
       </w:r>
       <w:r>
         <w:rPr>
+          <w:lang w:val="hi_IN" w:bidi="hi_IN"/>
+        </w:rPr>
+        <w:t>וְ⁠אַל־תֵּ֤רֶא</w:t>
+      </w:r>
+    </w:p>
+    <w:p>
+      <w:pPr/>
+      <w:r>
+        <w:rPr>
+          <w:lang w:val="hi_IN" w:bidi="hi_IN"/>
+        </w:rPr>
+      </w:r>
+      <w:r>
+        <w:rPr>
           <w:b/>
           <w:lang w:val="hi_IN" w:bidi="hi_IN"/>
         </w:rPr>
@@ -8370,6 +9597,20 @@
       </w:r>
       <w:r>
         <w:rPr>
+          <w:lang w:val="hi_IN" w:bidi="hi_IN"/>
+        </w:rPr>
+        <w:t>בְ⁠יוֹם־אָחִ֨י⁠ךָ֙ בְּ⁠י֣וֹם נָכְר֔⁠וֹ</w:t>
+      </w:r>
+    </w:p>
+    <w:p>
+      <w:pPr/>
+      <w:r>
+        <w:rPr>
+          <w:lang w:val="hi_IN" w:bidi="hi_IN"/>
+        </w:rPr>
+      </w:r>
+      <w:r>
+        <w:rPr>
           <w:b/>
           <w:lang w:val="hi_IN" w:bidi="hi_IN"/>
         </w:rPr>
@@ -8479,6 +9720,20 @@
       </w:r>
       <w:r>
         <w:rPr>
+          <w:lang w:val="hi_IN" w:bidi="hi_IN"/>
+        </w:rPr>
+        <w:t>בְ⁠יוֹם</w:t>
+      </w:r>
+    </w:p>
+    <w:p>
+      <w:pPr/>
+      <w:r>
+        <w:rPr>
+          <w:lang w:val="hi_IN" w:bidi="hi_IN"/>
+        </w:rPr>
+      </w:r>
+      <w:r>
+        <w:rPr>
           <w:b/>
           <w:lang w:val="hi_IN" w:bidi="hi_IN"/>
         </w:rPr>
@@ -8575,6 +9830,20 @@
       </w:r>
       <w:r>
         <w:rPr>
+          <w:lang w:val="hi_IN" w:bidi="hi_IN"/>
+        </w:rPr>
+        <w:t>אָחִ֨י⁠ךָ֙</w:t>
+      </w:r>
+    </w:p>
+    <w:p>
+      <w:pPr/>
+      <w:r>
+        <w:rPr>
+          <w:lang w:val="hi_IN" w:bidi="hi_IN"/>
+        </w:rPr>
+      </w:r>
+      <w:r>
+        <w:rPr>
           <w:b/>
           <w:lang w:val="hi_IN" w:bidi="hi_IN"/>
         </w:rPr>
@@ -8594,7 +9863,7 @@
         </w:rPr>
         <w:t xml:space="preserve">जैसा </w:t>
       </w:r>
-      <w:hyperlink r:id="rId13">
+      <w:hyperlink r:id="rId15">
         <w:r>
           <w:rPr>
             <w:lang w:val="hi_IN" w:bidi="hi_IN"/>
@@ -8689,6 +9958,20 @@
       </w:r>
       <w:r>
         <w:rPr>
+          <w:lang w:val="hi_IN" w:bidi="hi_IN"/>
+        </w:rPr>
+        <w:t>לִ⁠בְנֵֽי־יְהוּדָ֖ה</w:t>
+      </w:r>
+    </w:p>
+    <w:p>
+      <w:pPr/>
+      <w:r>
+        <w:rPr>
+          <w:lang w:val="hi_IN" w:bidi="hi_IN"/>
+        </w:rPr>
+      </w:r>
+      <w:r>
+        <w:rPr>
           <w:b/>
           <w:lang w:val="hi_IN" w:bidi="hi_IN"/>
         </w:rPr>
@@ -8785,6 +10068,20 @@
       </w:r>
       <w:r>
         <w:rPr>
+          <w:lang w:val="hi_IN" w:bidi="hi_IN"/>
+        </w:rPr>
+        <w:t>וְ⁠אַל־תַּגְדֵּ֥ל פִּ֖י⁠ךָ</w:t>
+      </w:r>
+    </w:p>
+    <w:p>
+      <w:pPr/>
+      <w:r>
+        <w:rPr>
+          <w:lang w:val="hi_IN" w:bidi="hi_IN"/>
+        </w:rPr>
+      </w:r>
+      <w:r>
+        <w:rPr>
           <w:b/>
           <w:lang w:val="hi_IN" w:bidi="hi_IN"/>
         </w:rPr>
@@ -8868,6 +10165,20 @@
       </w:r>
       <w:r>
         <w:rPr>
+          <w:lang w:val="hi_IN" w:bidi="hi_IN"/>
+        </w:rPr>
+        <w:t>בְּ⁠י֣וֹם אֵידָ֔⁠ם &amp; בְּ⁠י֣וֹם אֵיד֑⁠וֹ &amp; בְּ⁠י֥וֹם אֵידֽ⁠וֹ</w:t>
+      </w:r>
+    </w:p>
+    <w:p>
+      <w:pPr/>
+      <w:r>
+        <w:rPr>
+          <w:lang w:val="hi_IN" w:bidi="hi_IN"/>
+        </w:rPr>
+      </w:r>
+      <w:r>
+        <w:rPr>
           <w:b/>
           <w:lang w:val="hi_IN" w:bidi="hi_IN"/>
         </w:rPr>
@@ -8977,6 +10288,20 @@
       </w:r>
       <w:r>
         <w:rPr>
+          <w:lang w:val="hi_IN" w:bidi="hi_IN"/>
+        </w:rPr>
+        <w:t>אֵידָ֔⁠ם &amp; אֵיד֑⁠וֹ &amp; אֵידֽ⁠וֹ</w:t>
+      </w:r>
+    </w:p>
+    <w:p>
+      <w:pPr/>
+      <w:r>
+        <w:rPr>
+          <w:lang w:val="hi_IN" w:bidi="hi_IN"/>
+        </w:rPr>
+      </w:r>
+      <w:r>
+        <w:rPr>
           <w:b/>
           <w:lang w:val="hi_IN" w:bidi="hi_IN"/>
         </w:rPr>
@@ -9061,7 +10386,7 @@
         </w:rPr>
         <w:t xml:space="preserve"> से संबोधित किया गया है (देखें </w:t>
       </w:r>
-      <w:hyperlink r:id="rId13">
+      <w:hyperlink r:id="rId15">
         <w:r>
           <w:rPr>
             <w:lang w:val="hi_IN" w:bidi="hi_IN"/>
@@ -9143,6 +10468,20 @@
       </w:r>
       <w:r>
         <w:rPr>
+          <w:lang w:val="hi_IN" w:bidi="hi_IN"/>
+        </w:rPr>
+        <w:t>גַם־אַתָּ֛ה</w:t>
+      </w:r>
+    </w:p>
+    <w:p>
+      <w:pPr/>
+      <w:r>
+        <w:rPr>
+          <w:lang w:val="hi_IN" w:bidi="hi_IN"/>
+        </w:rPr>
+      </w:r>
+      <w:r>
+        <w:rPr>
           <w:b/>
           <w:lang w:val="hi_IN" w:bidi="hi_IN"/>
         </w:rPr>
@@ -9226,6 +10565,20 @@
       </w:r>
       <w:r>
         <w:rPr>
+          <w:lang w:val="hi_IN" w:bidi="hi_IN"/>
+        </w:rPr>
+        <w:t>אַל־תֵּ֧רֶא</w:t>
+      </w:r>
+    </w:p>
+    <w:p>
+      <w:pPr/>
+      <w:r>
+        <w:rPr>
+          <w:lang w:val="hi_IN" w:bidi="hi_IN"/>
+        </w:rPr>
+      </w:r>
+      <w:r>
+        <w:rPr>
           <w:b/>
           <w:lang w:val="hi_IN" w:bidi="hi_IN"/>
         </w:rPr>
@@ -9258,7 +10611,7 @@
         </w:rPr>
         <w:t xml:space="preserve"> ""देख कर आनंदित होना"" के लिए एक मुहावरा है| देखें कि आपने इस पद का अनुवाद </w:t>
       </w:r>
-      <w:hyperlink r:id="rId13">
+      <w:hyperlink r:id="rId15">
         <w:r>
           <w:rPr>
             <w:lang w:val="hi_IN" w:bidi="hi_IN"/>
@@ -9340,6 +10693,20 @@
       </w:r>
       <w:r>
         <w:rPr>
+          <w:lang w:val="hi_IN" w:bidi="hi_IN"/>
+        </w:rPr>
+        <w:t>וְ⁠אַל־תִּשְׁלַ֥חְנָה בְ⁠חֵיל֖⁠וֹ</w:t>
+      </w:r>
+    </w:p>
+    <w:p>
+      <w:pPr/>
+      <w:r>
+        <w:rPr>
+          <w:lang w:val="hi_IN" w:bidi="hi_IN"/>
+        </w:rPr>
+      </w:r>
+      <w:r>
+        <w:rPr>
           <w:b/>
           <w:lang w:val="hi_IN" w:bidi="hi_IN"/>
         </w:rPr>
@@ -9436,6 +10803,20 @@
       </w:r>
       <w:r>
         <w:rPr>
+          <w:lang w:val="hi_IN" w:bidi="hi_IN"/>
+        </w:rPr>
+        <w:t>הַ⁠פֶּ֔רֶק</w:t>
+      </w:r>
+    </w:p>
+    <w:p>
+      <w:pPr/>
+      <w:r>
+        <w:rPr>
+          <w:lang w:val="hi_IN" w:bidi="hi_IN"/>
+        </w:rPr>
+      </w:r>
+      <w:r>
+        <w:rPr>
           <w:b/>
           <w:lang w:val="hi_IN" w:bidi="hi_IN"/>
         </w:rPr>
@@ -9532,6 +10913,20 @@
       </w:r>
       <w:r>
         <w:rPr>
+          <w:lang w:val="hi_IN" w:bidi="hi_IN"/>
+        </w:rPr>
+        <w:t>לְ⁠הַכְרִ֖ית</w:t>
+      </w:r>
+    </w:p>
+    <w:p>
+      <w:pPr/>
+      <w:r>
+        <w:rPr>
+          <w:lang w:val="hi_IN" w:bidi="hi_IN"/>
+        </w:rPr>
+      </w:r>
+      <w:r>
+        <w:rPr>
           <w:b/>
           <w:lang w:val="hi_IN" w:bidi="hi_IN"/>
         </w:rPr>
@@ -9564,7 +10959,7 @@
         </w:rPr>
         <w:t xml:space="preserve"> एक रूपक है जिसका अर्थ है, ""मार डालने के लिए|"" यह संभवतः फसल काटने के समय अन्न काटने की तुलना में है| देखें कि आपने इसी रूपक का अनुवाद </w:t>
       </w:r>
-      <w:hyperlink r:id="rId13">
+      <w:hyperlink r:id="rId15">
         <w:r>
           <w:rPr>
             <w:lang w:val="hi_IN" w:bidi="hi_IN"/>
@@ -9646,6 +11041,20 @@
       </w:r>
       <w:r>
         <w:rPr>
+          <w:lang w:val="hi_IN" w:bidi="hi_IN"/>
+        </w:rPr>
+        <w:t>וְ⁠אַל־תַּסְגֵּ֥ר שְׂרִידָ֖י⁠ו</w:t>
+      </w:r>
+    </w:p>
+    <w:p>
+      <w:pPr/>
+      <w:r>
+        <w:rPr>
+          <w:lang w:val="hi_IN" w:bidi="hi_IN"/>
+        </w:rPr>
+      </w:r>
+      <w:r>
+        <w:rPr>
           <w:b/>
           <w:lang w:val="hi_IN" w:bidi="hi_IN"/>
         </w:rPr>
@@ -9792,6 +11201,20 @@
       </w:r>
       <w:r>
         <w:rPr>
+          <w:lang w:val="hi_IN" w:bidi="hi_IN"/>
+        </w:rPr>
+        <w:t>כִּֽי־קָר֥וֹב יוֹם־יְהוָ֖ה עַל־כָּל־הַ⁠גּוֹיִ֑ם</w:t>
+      </w:r>
+    </w:p>
+    <w:p>
+      <w:pPr/>
+      <w:r>
+        <w:rPr>
+          <w:lang w:val="hi_IN" w:bidi="hi_IN"/>
+        </w:rPr>
+      </w:r>
+      <w:r>
+        <w:rPr>
           <w:b/>
           <w:lang w:val="hi_IN" w:bidi="hi_IN"/>
         </w:rPr>
@@ -9875,6 +11298,20 @@
       </w:r>
       <w:r>
         <w:rPr>
+          <w:lang w:val="hi_IN" w:bidi="hi_IN"/>
+        </w:rPr>
+        <w:t>יוֹם־יְהוָ֖ה</w:t>
+      </w:r>
+    </w:p>
+    <w:p>
+      <w:pPr/>
+      <w:r>
+        <w:rPr>
+          <w:lang w:val="hi_IN" w:bidi="hi_IN"/>
+        </w:rPr>
+      </w:r>
+      <w:r>
+        <w:rPr>
           <w:b/>
           <w:lang w:val="hi_IN" w:bidi="hi_IN"/>
         </w:rPr>
@@ -9971,6 +11408,20 @@
       </w:r>
       <w:r>
         <w:rPr>
+          <w:lang w:val="hi_IN" w:bidi="hi_IN"/>
+        </w:rPr>
+        <w:t>קָר֥וֹב</w:t>
+      </w:r>
+    </w:p>
+    <w:p>
+      <w:pPr/>
+      <w:r>
+        <w:rPr>
+          <w:lang w:val="hi_IN" w:bidi="hi_IN"/>
+        </w:rPr>
+      </w:r>
+      <w:r>
+        <w:rPr>
           <w:b/>
           <w:lang w:val="hi_IN" w:bidi="hi_IN"/>
         </w:rPr>
@@ -10047,6 +11498,20 @@
       </w:r>
       <w:r>
         <w:rPr>
+          <w:lang w:val="hi_IN" w:bidi="hi_IN"/>
+        </w:rPr>
+        <w:t>יֵעָ֣שֶׂה לָּ֔⁠ךְ</w:t>
+      </w:r>
+    </w:p>
+    <w:p>
+      <w:pPr/>
+      <w:r>
+        <w:rPr>
+          <w:lang w:val="hi_IN" w:bidi="hi_IN"/>
+        </w:rPr>
+      </w:r>
+      <w:r>
+        <w:rPr>
           <w:b/>
           <w:lang w:val="hi_IN" w:bidi="hi_IN"/>
         </w:rPr>
@@ -10130,6 +11595,20 @@
       </w:r>
       <w:r>
         <w:rPr>
+          <w:lang w:val="hi_IN" w:bidi="hi_IN"/>
+        </w:rPr>
+        <w:t>גְּמֻלְ⁠ךָ֖ יָשׁ֥וּב בְּ⁠רֹאשֶֽׁ⁠ךָ</w:t>
+      </w:r>
+    </w:p>
+    <w:p>
+      <w:pPr/>
+      <w:r>
+        <w:rPr>
+          <w:lang w:val="hi_IN" w:bidi="hi_IN"/>
+        </w:rPr>
+      </w:r>
+      <w:r>
+        <w:rPr>
           <w:b/>
           <w:lang w:val="hi_IN" w:bidi="hi_IN"/>
         </w:rPr>
@@ -10213,6 +11692,20 @@
       </w:r>
       <w:r>
         <w:rPr>
+          <w:lang w:val="hi_IN" w:bidi="hi_IN"/>
+        </w:rPr>
+        <w:t>בְּ⁠רֹאשֶֽׁ⁠ךָ</w:t>
+      </w:r>
+    </w:p>
+    <w:p>
+      <w:pPr/>
+      <w:r>
+        <w:rPr>
+          <w:lang w:val="hi_IN" w:bidi="hi_IN"/>
+        </w:rPr>
+      </w:r>
+      <w:r>
+        <w:rPr>
           <w:b/>
           <w:lang w:val="hi_IN" w:bidi="hi_IN"/>
         </w:rPr>
@@ -10309,6 +11802,20 @@
       </w:r>
       <w:r>
         <w:rPr>
+          <w:lang w:val="hi_IN" w:bidi="hi_IN"/>
+        </w:rPr>
+        <w:t>כִּ֗י כַּֽ⁠אֲשֶׁ֤ר שְׁתִיתֶם֙</w:t>
+      </w:r>
+    </w:p>
+    <w:p>
+      <w:pPr/>
+      <w:r>
+        <w:rPr>
+          <w:lang w:val="hi_IN" w:bidi="hi_IN"/>
+        </w:rPr>
+      </w:r>
+      <w:r>
+        <w:rPr>
           <w:b/>
           <w:lang w:val="hi_IN" w:bidi="hi_IN"/>
         </w:rPr>
@@ -10457,6 +11964,20 @@
       </w:r>
       <w:r>
         <w:rPr>
+          <w:lang w:val="hi_IN" w:bidi="hi_IN"/>
+        </w:rPr>
+        <w:t>כַּֽ⁠אֲשֶׁ֤ר שְׁתִיתֶם֙</w:t>
+      </w:r>
+    </w:p>
+    <w:p>
+      <w:pPr/>
+      <w:r>
+        <w:rPr>
+          <w:lang w:val="hi_IN" w:bidi="hi_IN"/>
+        </w:rPr>
+      </w:r>
+      <w:r>
+        <w:rPr>
           <w:b/>
           <w:lang w:val="hi_IN" w:bidi="hi_IN"/>
         </w:rPr>
@@ -10502,7 +12023,7 @@
         </w:rPr>
         <w:t xml:space="preserve">"ओबद्याह की सम्पूर्ण पुस्तक में एदोम जाति को एकवचन पुल्लिंग ""तू"" से संबोधित किया गया है| (केवल एकमात्र स्थान </w:t>
       </w:r>
-      <w:hyperlink r:id="rId13">
+      <w:hyperlink r:id="rId15">
         <w:r>
           <w:rPr>
             <w:lang w:val="hi_IN" w:bidi="hi_IN"/>
@@ -10533,7 +12054,7 @@
         </w:rPr>
         <w:t xml:space="preserve"> पुल्लिंग बहुवचन है| यह किसके सन्दर्भ में है इसकी दो संभावनाएं हैं: (1) इसका सन्दर्भ इस्राएलियों से है| इससे प्रकट होगा कि एकवचन से बहुवचन में क्यों परिवर्तन आया| जिस प्रकार ओबद्याह </w:t>
       </w:r>
-      <w:hyperlink r:id="rId13">
+      <w:hyperlink r:id="rId15">
         <w:r>
           <w:rPr>
             <w:lang w:val="hi_IN" w:bidi="hi_IN"/>
@@ -10615,6 +12136,20 @@
       </w:r>
       <w:r>
         <w:rPr>
+          <w:lang w:val="hi_IN" w:bidi="hi_IN"/>
+        </w:rPr>
+        <w:t>שְׁתִיתֶם֙</w:t>
+      </w:r>
+    </w:p>
+    <w:p>
+      <w:pPr/>
+      <w:r>
+        <w:rPr>
+          <w:lang w:val="hi_IN" w:bidi="hi_IN"/>
+        </w:rPr>
+      </w:r>
+      <w:r>
+        <w:rPr>
           <w:b/>
           <w:lang w:val="hi_IN" w:bidi="hi_IN"/>
         </w:rPr>
@@ -10711,6 +12246,20 @@
       </w:r>
       <w:r>
         <w:rPr>
+          <w:lang w:val="hi_IN" w:bidi="hi_IN"/>
+        </w:rPr>
+        <w:t>עַל־הַ֣ר קָדְשִׁ֔⁠י</w:t>
+      </w:r>
+    </w:p>
+    <w:p>
+      <w:pPr/>
+      <w:r>
+        <w:rPr>
+          <w:lang w:val="hi_IN" w:bidi="hi_IN"/>
+        </w:rPr>
+      </w:r>
+      <w:r>
+        <w:rPr>
           <w:b/>
           <w:lang w:val="hi_IN" w:bidi="hi_IN"/>
         </w:rPr>
@@ -10807,6 +12356,20 @@
       </w:r>
       <w:r>
         <w:rPr>
+          <w:lang w:val="hi_IN" w:bidi="hi_IN"/>
+        </w:rPr>
+        <w:t>יִשְׁתּ֥וּ כָֽל־הַ⁠גּוֹיִ֖ם תָּמִ֑יד</w:t>
+      </w:r>
+    </w:p>
+    <w:p>
+      <w:pPr/>
+      <w:r>
+        <w:rPr>
+          <w:lang w:val="hi_IN" w:bidi="hi_IN"/>
+        </w:rPr>
+      </w:r>
+      <w:r>
+        <w:rPr>
           <w:b/>
           <w:lang w:val="hi_IN" w:bidi="hi_IN"/>
         </w:rPr>
@@ -10903,6 +12466,20 @@
       </w:r>
       <w:r>
         <w:rPr>
+          <w:lang w:val="hi_IN" w:bidi="hi_IN"/>
+        </w:rPr>
+        <w:t>וְ⁠שָׁת֣וּ וְ⁠לָע֔וּ</w:t>
+      </w:r>
+    </w:p>
+    <w:p>
+      <w:pPr/>
+      <w:r>
+        <w:rPr>
+          <w:lang w:val="hi_IN" w:bidi="hi_IN"/>
+        </w:rPr>
+      </w:r>
+      <w:r>
+        <w:rPr>
           <w:b/>
           <w:lang w:val="hi_IN" w:bidi="hi_IN"/>
         </w:rPr>
@@ -11012,6 +12589,20 @@
       </w:r>
       <w:r>
         <w:rPr>
+          <w:lang w:val="hi_IN" w:bidi="hi_IN"/>
+        </w:rPr>
+        <w:t>וְ⁠שָׁת֣וּ וְ⁠לָע֔וּ</w:t>
+      </w:r>
+    </w:p>
+    <w:p>
+      <w:pPr/>
+      <w:r>
+        <w:rPr>
+          <w:lang w:val="hi_IN" w:bidi="hi_IN"/>
+        </w:rPr>
+      </w:r>
+      <w:r>
+        <w:rPr>
           <w:b/>
           <w:lang w:val="hi_IN" w:bidi="hi_IN"/>
         </w:rPr>
@@ -11108,6 +12699,20 @@
       </w:r>
       <w:r>
         <w:rPr>
+          <w:lang w:val="hi_IN" w:bidi="hi_IN"/>
+        </w:rPr>
+        <w:t>וּ⁠בְ⁠הַ֥ר צִיּ֛וֹן תִּהְיֶ֥ה פְלֵיטָ֖ה</w:t>
+      </w:r>
+    </w:p>
+    <w:p>
+      <w:pPr/>
+      <w:r>
+        <w:rPr>
+          <w:lang w:val="hi_IN" w:bidi="hi_IN"/>
+        </w:rPr>
+      </w:r>
+      <w:r>
+        <w:rPr>
           <w:b/>
           <w:lang w:val="hi_IN" w:bidi="hi_IN"/>
         </w:rPr>
@@ -11140,7 +12745,7 @@
         </w:rPr>
         <w:t xml:space="preserve"> उन इस्राएलियों के सन्दर्भ में है जो यहोवा द्वारा अन्य जातियों को दण्डित करने के उपरान्त यरूशलेम में जीवित रहेंगे| जैसा </w:t>
       </w:r>
-      <w:hyperlink r:id="rId14">
+      <w:hyperlink r:id="rId16">
         <w:r>
           <w:rPr>
             <w:lang w:val="hi_IN" w:bidi="hi_IN"/>
@@ -11222,6 +12827,20 @@
       </w:r>
       <w:r>
         <w:rPr>
+          <w:lang w:val="hi_IN" w:bidi="hi_IN"/>
+        </w:rPr>
+        <w:t>וּ⁠בְ⁠הַ֥ר צִיּ֛וֹן</w:t>
+      </w:r>
+    </w:p>
+    <w:p>
+      <w:pPr/>
+      <w:r>
+        <w:rPr>
+          <w:lang w:val="hi_IN" w:bidi="hi_IN"/>
+        </w:rPr>
+      </w:r>
+      <w:r>
+        <w:rPr>
           <w:b/>
           <w:lang w:val="hi_IN" w:bidi="hi_IN"/>
         </w:rPr>
@@ -11305,6 +12924,20 @@
       </w:r>
       <w:r>
         <w:rPr>
+          <w:lang w:val="hi_IN" w:bidi="hi_IN"/>
+        </w:rPr>
+        <w:t>וְ⁠הָ֣יָה קֹ֑דֶשׁ</w:t>
+      </w:r>
+    </w:p>
+    <w:p>
+      <w:pPr/>
+      <w:r>
+        <w:rPr>
+          <w:lang w:val="hi_IN" w:bidi="hi_IN"/>
+        </w:rPr>
+      </w:r>
+      <w:r>
+        <w:rPr>
           <w:b/>
           <w:lang w:val="hi_IN" w:bidi="hi_IN"/>
         </w:rPr>
@@ -11401,6 +13034,20 @@
       </w:r>
       <w:r>
         <w:rPr>
+          <w:lang w:val="hi_IN" w:bidi="hi_IN"/>
+        </w:rPr>
+        <w:t>בֵּ֣ית יַֽעֲקֹ֔ב</w:t>
+      </w:r>
+    </w:p>
+    <w:p>
+      <w:pPr/>
+      <w:r>
+        <w:rPr>
+          <w:lang w:val="hi_IN" w:bidi="hi_IN"/>
+        </w:rPr>
+      </w:r>
+      <w:r>
+        <w:rPr>
           <w:b/>
           <w:lang w:val="hi_IN" w:bidi="hi_IN"/>
         </w:rPr>
@@ -11497,6 +13144,20 @@
       </w:r>
       <w:r>
         <w:rPr>
+          <w:lang w:val="hi_IN" w:bidi="hi_IN"/>
+        </w:rPr>
+        <w:t>אֵ֖ת מוֹרָֽשֵׁי⁠הֶם</w:t>
+      </w:r>
+    </w:p>
+    <w:p>
+      <w:pPr/>
+      <w:r>
+        <w:rPr>
+          <w:lang w:val="hi_IN" w:bidi="hi_IN"/>
+        </w:rPr>
+      </w:r>
+      <w:r>
+        <w:rPr>
           <w:b/>
           <w:lang w:val="hi_IN" w:bidi="hi_IN"/>
         </w:rPr>
@@ -11573,6 +13234,20 @@
       </w:r>
       <w:r>
         <w:rPr>
+          <w:lang w:val="hi_IN" w:bidi="hi_IN"/>
+        </w:rPr>
+        <w:t>וְ⁠הָיָה֩ בֵית־יַעֲקֹ֨ב אֵ֜שׁ וּ⁠בֵ֧ית יוֹסֵ֣ף לֶהָבָ֗ה</w:t>
+      </w:r>
+    </w:p>
+    <w:p>
+      <w:pPr/>
+      <w:r>
+        <w:rPr>
+          <w:lang w:val="hi_IN" w:bidi="hi_IN"/>
+        </w:rPr>
+      </w:r>
+      <w:r>
+        <w:rPr>
           <w:b/>
           <w:lang w:val="hi_IN" w:bidi="hi_IN"/>
         </w:rPr>
@@ -11682,6 +13357,20 @@
       </w:r>
       <w:r>
         <w:rPr>
+          <w:lang w:val="hi_IN" w:bidi="hi_IN"/>
+        </w:rPr>
+        <w:t>בֵית־יַעֲקֹ֨ב</w:t>
+      </w:r>
+    </w:p>
+    <w:p>
+      <w:pPr/>
+      <w:r>
+        <w:rPr>
+          <w:lang w:val="hi_IN" w:bidi="hi_IN"/>
+        </w:rPr>
+      </w:r>
+      <w:r>
+        <w:rPr>
           <w:b/>
           <w:lang w:val="hi_IN" w:bidi="hi_IN"/>
         </w:rPr>
@@ -11778,6 +13467,20 @@
       </w:r>
       <w:r>
         <w:rPr>
+          <w:lang w:val="hi_IN" w:bidi="hi_IN"/>
+        </w:rPr>
+        <w:t>וּ⁠בֵ֧ית יוֹסֵ֣ף</w:t>
+      </w:r>
+    </w:p>
+    <w:p>
+      <w:pPr/>
+      <w:r>
+        <w:rPr>
+          <w:lang w:val="hi_IN" w:bidi="hi_IN"/>
+        </w:rPr>
+      </w:r>
+      <w:r>
+        <w:rPr>
           <w:b/>
           <w:lang w:val="hi_IN" w:bidi="hi_IN"/>
         </w:rPr>
@@ -11861,6 +13564,20 @@
       </w:r>
       <w:r>
         <w:rPr>
+          <w:lang w:val="hi_IN" w:bidi="hi_IN"/>
+        </w:rPr>
+        <w:t>וּ⁠בֵ֤ית עֵשָׂו֙ &amp; לְ⁠בֵ֣ית עֵשָׂ֔ו</w:t>
+      </w:r>
+    </w:p>
+    <w:p>
+      <w:pPr/>
+      <w:r>
+        <w:rPr>
+          <w:lang w:val="hi_IN" w:bidi="hi_IN"/>
+        </w:rPr>
+      </w:r>
+      <w:r>
+        <w:rPr>
           <w:b/>
           <w:lang w:val="hi_IN" w:bidi="hi_IN"/>
         </w:rPr>
@@ -11957,6 +13674,20 @@
       </w:r>
       <w:r>
         <w:rPr>
+          <w:lang w:val="hi_IN" w:bidi="hi_IN"/>
+        </w:rPr>
+        <w:t>אֵ֜שׁ &amp; לֶהָבָ֗ה &amp; לְ⁠קַ֔שׁ</w:t>
+      </w:r>
+    </w:p>
+    <w:p>
+      <w:pPr/>
+      <w:r>
+        <w:rPr>
+          <w:lang w:val="hi_IN" w:bidi="hi_IN"/>
+        </w:rPr>
+      </w:r>
+      <w:r>
+        <w:rPr>
           <w:b/>
           <w:lang w:val="hi_IN" w:bidi="hi_IN"/>
         </w:rPr>
@@ -12066,6 +13797,20 @@
       </w:r>
       <w:r>
         <w:rPr>
+          <w:lang w:val="hi_IN" w:bidi="hi_IN"/>
+        </w:rPr>
+        <w:t>לְ⁠קַ֔שׁ</w:t>
+      </w:r>
+    </w:p>
+    <w:p>
+      <w:pPr/>
+      <w:r>
+        <w:rPr>
+          <w:lang w:val="hi_IN" w:bidi="hi_IN"/>
+        </w:rPr>
+      </w:r>
+      <w:r>
+        <w:rPr>
           <w:b/>
           <w:lang w:val="hi_IN" w:bidi="hi_IN"/>
         </w:rPr>
@@ -12162,6 +13907,20 @@
       </w:r>
       <w:r>
         <w:rPr>
+          <w:lang w:val="hi_IN" w:bidi="hi_IN"/>
+        </w:rPr>
+        <w:t>וְ⁠דָלְק֥וּ בָ⁠הֶ֖ם וַ⁠אֲכָל֑וּ⁠ם</w:t>
+      </w:r>
+    </w:p>
+    <w:p>
+      <w:pPr/>
+      <w:r>
+        <w:rPr>
+          <w:lang w:val="hi_IN" w:bidi="hi_IN"/>
+        </w:rPr>
+      </w:r>
+      <w:r>
+        <w:rPr>
           <w:b/>
           <w:lang w:val="hi_IN" w:bidi="hi_IN"/>
         </w:rPr>
@@ -12271,6 +14030,20 @@
       </w:r>
       <w:r>
         <w:rPr>
+          <w:lang w:val="hi_IN" w:bidi="hi_IN"/>
+        </w:rPr>
+        <w:t>כִּ֥י</w:t>
+      </w:r>
+    </w:p>
+    <w:p>
+      <w:pPr/>
+      <w:r>
+        <w:rPr>
+          <w:lang w:val="hi_IN" w:bidi="hi_IN"/>
+        </w:rPr>
+      </w:r>
+      <w:r>
+        <w:rPr>
           <w:b/>
           <w:lang w:val="hi_IN" w:bidi="hi_IN"/>
         </w:rPr>
@@ -12367,6 +14140,20 @@
       </w:r>
       <w:r>
         <w:rPr>
+          <w:lang w:val="hi_IN" w:bidi="hi_IN"/>
+        </w:rPr>
+        <w:t>כִּ֥י יְהוָ֖ה דִּבֵּֽר</w:t>
+      </w:r>
+    </w:p>
+    <w:p>
+      <w:pPr/>
+      <w:r>
+        <w:rPr>
+          <w:lang w:val="hi_IN" w:bidi="hi_IN"/>
+        </w:rPr>
+      </w:r>
+      <w:r>
+        <w:rPr>
           <w:b/>
           <w:lang w:val="hi_IN" w:bidi="hi_IN"/>
         </w:rPr>
@@ -12450,6 +14237,20 @@
       </w:r>
       <w:r>
         <w:rPr>
+          <w:lang w:val="hi_IN" w:bidi="hi_IN"/>
+        </w:rPr>
+        <w:t>וְ⁠יָרְשׁ֨וּ</w:t>
+      </w:r>
+    </w:p>
+    <w:p>
+      <w:pPr/>
+      <w:r>
+        <w:rPr>
+          <w:lang w:val="hi_IN" w:bidi="hi_IN"/>
+        </w:rPr>
+      </w:r>
+      <w:r>
+        <w:rPr>
           <w:b/>
           <w:lang w:val="hi_IN" w:bidi="hi_IN"/>
         </w:rPr>
@@ -12513,6 +14314,20 @@
       </w:r>
       <w:r>
         <w:rPr>
+          <w:lang w:val="hi_IN" w:bidi="hi_IN"/>
+        </w:rPr>
+        <w:t>הַ⁠נֶּ֜גֶב</w:t>
+      </w:r>
+    </w:p>
+    <w:p>
+      <w:pPr/>
+      <w:r>
+        <w:rPr>
+          <w:lang w:val="hi_IN" w:bidi="hi_IN"/>
+        </w:rPr>
+      </w:r>
+      <w:r>
+        <w:rPr>
           <w:b/>
           <w:lang w:val="hi_IN" w:bidi="hi_IN"/>
         </w:rPr>
@@ -12609,6 +14424,20 @@
       </w:r>
       <w:r>
         <w:rPr>
+          <w:lang w:val="hi_IN" w:bidi="hi_IN"/>
+        </w:rPr>
+        <w:t>אֶת־הַ֣ר עֵשָׂ֗ו</w:t>
+      </w:r>
+    </w:p>
+    <w:p>
+      <w:pPr/>
+      <w:r>
+        <w:rPr>
+          <w:lang w:val="hi_IN" w:bidi="hi_IN"/>
+        </w:rPr>
+      </w:r>
+      <w:r>
+        <w:rPr>
           <w:b/>
           <w:lang w:val="hi_IN" w:bidi="hi_IN"/>
         </w:rPr>
@@ -12692,6 +14521,20 @@
       </w:r>
       <w:r>
         <w:rPr>
+          <w:lang w:val="hi_IN" w:bidi="hi_IN"/>
+        </w:rPr>
+        <w:t>וְ⁠הַ⁠שְּׁפֵלָה֙</w:t>
+      </w:r>
+    </w:p>
+    <w:p>
+      <w:pPr/>
+      <w:r>
+        <w:rPr>
+          <w:lang w:val="hi_IN" w:bidi="hi_IN"/>
+        </w:rPr>
+      </w:r>
+      <w:r>
+        <w:rPr>
           <w:b/>
           <w:lang w:val="hi_IN" w:bidi="hi_IN"/>
         </w:rPr>
@@ -12788,6 +14631,20 @@
       </w:r>
       <w:r>
         <w:rPr>
+          <w:lang w:val="hi_IN" w:bidi="hi_IN"/>
+        </w:rPr>
+        <w:t>וְ⁠הַ⁠שְּׁפֵלָה֙ אֶת־פְּלִשְׁתִּ֔ים</w:t>
+      </w:r>
+    </w:p>
+    <w:p>
+      <w:pPr/>
+      <w:r>
+        <w:rPr>
+          <w:lang w:val="hi_IN" w:bidi="hi_IN"/>
+        </w:rPr>
+      </w:r>
+      <w:r>
+        <w:rPr>
           <w:b/>
           <w:lang w:val="hi_IN" w:bidi="hi_IN"/>
         </w:rPr>
@@ -12884,6 +14741,20 @@
       </w:r>
       <w:r>
         <w:rPr>
+          <w:lang w:val="hi_IN" w:bidi="hi_IN"/>
+        </w:rPr>
+        <w:t>אֶת־פְּלִשְׁתִּ֔ים</w:t>
+      </w:r>
+    </w:p>
+    <w:p>
+      <w:pPr/>
+      <w:r>
+        <w:rPr>
+          <w:lang w:val="hi_IN" w:bidi="hi_IN"/>
+        </w:rPr>
+      </w:r>
+      <w:r>
+        <w:rPr>
           <w:b/>
           <w:lang w:val="hi_IN" w:bidi="hi_IN"/>
         </w:rPr>
@@ -12980,6 +14851,20 @@
       </w:r>
       <w:r>
         <w:rPr>
+          <w:lang w:val="hi_IN" w:bidi="hi_IN"/>
+        </w:rPr>
+        <w:t>וְ⁠יָרְשׁוּ֙</w:t>
+      </w:r>
+    </w:p>
+    <w:p>
+      <w:pPr/>
+      <w:r>
+        <w:rPr>
+          <w:lang w:val="hi_IN" w:bidi="hi_IN"/>
+        </w:rPr>
+      </w:r>
+      <w:r>
+        <w:rPr>
           <w:b/>
           <w:lang w:val="hi_IN" w:bidi="hi_IN"/>
         </w:rPr>
@@ -13043,6 +14928,20 @@
       </w:r>
       <w:r>
         <w:rPr>
+          <w:lang w:val="hi_IN" w:bidi="hi_IN"/>
+        </w:rPr>
+        <w:t>אֶת־שְׂדֵ֣ה אֶפְרַ֔יִם וְ⁠אֵ֖ת שְׂדֵ֣ה שֹׁמְר֑וֹן</w:t>
+      </w:r>
+    </w:p>
+    <w:p>
+      <w:pPr/>
+      <w:r>
+        <w:rPr>
+          <w:lang w:val="hi_IN" w:bidi="hi_IN"/>
+        </w:rPr>
+      </w:r>
+      <w:r>
+        <w:rPr>
           <w:b/>
           <w:lang w:val="hi_IN" w:bidi="hi_IN"/>
         </w:rPr>
@@ -13165,6 +15064,20 @@
       </w:r>
       <w:r>
         <w:rPr>
+          <w:lang w:val="hi_IN" w:bidi="hi_IN"/>
+        </w:rPr>
+        <w:t>וּ⁠בִנְיָמִ֖ן</w:t>
+      </w:r>
+    </w:p>
+    <w:p>
+      <w:pPr/>
+      <w:r>
+        <w:rPr>
+          <w:lang w:val="hi_IN" w:bidi="hi_IN"/>
+        </w:rPr>
+      </w:r>
+      <w:r>
+        <w:rPr>
           <w:b/>
           <w:lang w:val="hi_IN" w:bidi="hi_IN"/>
         </w:rPr>
@@ -13261,6 +15174,20 @@
       </w:r>
       <w:r>
         <w:rPr>
+          <w:lang w:val="hi_IN" w:bidi="hi_IN"/>
+        </w:rPr>
+        <w:t>וּ⁠בִנְיָמִ֖ן אֶת־הַ⁠גִּלְעָֽד</w:t>
+      </w:r>
+    </w:p>
+    <w:p>
+      <w:pPr/>
+      <w:r>
+        <w:rPr>
+          <w:lang w:val="hi_IN" w:bidi="hi_IN"/>
+        </w:rPr>
+      </w:r>
+      <w:r>
+        <w:rPr>
           <w:b/>
           <w:lang w:val="hi_IN" w:bidi="hi_IN"/>
         </w:rPr>
@@ -13357,6 +15284,20 @@
       </w:r>
       <w:r>
         <w:rPr>
+          <w:lang w:val="hi_IN" w:bidi="hi_IN"/>
+        </w:rPr>
+        <w:t>אֶת־הַ⁠גִּלְעָֽד</w:t>
+      </w:r>
+    </w:p>
+    <w:p>
+      <w:pPr/>
+      <w:r>
+        <w:rPr>
+          <w:lang w:val="hi_IN" w:bidi="hi_IN"/>
+        </w:rPr>
+      </w:r>
+      <w:r>
+        <w:rPr>
           <w:b/>
           <w:lang w:val="hi_IN" w:bidi="hi_IN"/>
         </w:rPr>
@@ -13453,6 +15394,20 @@
       </w:r>
       <w:r>
         <w:rPr>
+          <w:lang w:val="hi_IN" w:bidi="hi_IN"/>
+        </w:rPr>
+        <w:t>וְ⁠גָלֻ֣ת הַֽ⁠חֵל־הַ֠⁠זֶּה</w:t>
+      </w:r>
+    </w:p>
+    <w:p>
+      <w:pPr/>
+      <w:r>
+        <w:rPr>
+          <w:lang w:val="hi_IN" w:bidi="hi_IN"/>
+        </w:rPr>
+      </w:r>
+      <w:r>
+        <w:rPr>
           <w:b/>
           <w:lang w:val="hi_IN" w:bidi="hi_IN"/>
         </w:rPr>
@@ -13549,6 +15504,20 @@
       </w:r>
       <w:r>
         <w:rPr>
+          <w:lang w:val="hi_IN" w:bidi="hi_IN"/>
+        </w:rPr>
+        <w:t>הַֽ⁠חֵל</w:t>
+      </w:r>
+    </w:p>
+    <w:p>
+      <w:pPr/>
+      <w:r>
+        <w:rPr>
+          <w:lang w:val="hi_IN" w:bidi="hi_IN"/>
+        </w:rPr>
+      </w:r>
+      <w:r>
+        <w:rPr>
           <w:b/>
           <w:lang w:val="hi_IN" w:bidi="hi_IN"/>
         </w:rPr>
@@ -13625,6 +15594,20 @@
       </w:r>
       <w:r>
         <w:rPr>
+          <w:lang w:val="hi_IN" w:bidi="hi_IN"/>
+        </w:rPr>
+        <w:t>לִ⁠בְנֵ֨י יִשְׂרָאֵ֤ל</w:t>
+      </w:r>
+    </w:p>
+    <w:p>
+      <w:pPr/>
+      <w:r>
+        <w:rPr>
+          <w:lang w:val="hi_IN" w:bidi="hi_IN"/>
+        </w:rPr>
+      </w:r>
+      <w:r>
+        <w:rPr>
           <w:b/>
           <w:lang w:val="hi_IN" w:bidi="hi_IN"/>
         </w:rPr>
@@ -13760,6 +15743,20 @@
       </w:r>
       <w:r>
         <w:rPr>
+          <w:lang w:val="hi_IN" w:bidi="hi_IN"/>
+        </w:rPr>
+        <w:t>אֲשֶֽׁר־כְּנַעֲנִים֙</w:t>
+      </w:r>
+    </w:p>
+    <w:p>
+      <w:pPr/>
+      <w:r>
+        <w:rPr>
+          <w:lang w:val="hi_IN" w:bidi="hi_IN"/>
+        </w:rPr>
+      </w:r>
+      <w:r>
+        <w:rPr>
           <w:b/>
           <w:lang w:val="hi_IN" w:bidi="hi_IN"/>
         </w:rPr>
@@ -13843,6 +15840,20 @@
       </w:r>
       <w:r>
         <w:rPr>
+          <w:lang w:val="hi_IN" w:bidi="hi_IN"/>
+        </w:rPr>
+        <w:t>עַד־צָ֣רְפַ֔ת</w:t>
+      </w:r>
+    </w:p>
+    <w:p>
+      <w:pPr/>
+      <w:r>
+        <w:rPr>
+          <w:lang w:val="hi_IN" w:bidi="hi_IN"/>
+        </w:rPr>
+      </w:r>
+      <w:r>
+        <w:rPr>
           <w:b/>
           <w:lang w:val="hi_IN" w:bidi="hi_IN"/>
         </w:rPr>
@@ -13926,6 +15937,20 @@
       </w:r>
       <w:r>
         <w:rPr>
+          <w:lang w:val="hi_IN" w:bidi="hi_IN"/>
+        </w:rPr>
+        <w:t>עַד־צָ֣רְפַ֔ת</w:t>
+      </w:r>
+    </w:p>
+    <w:p>
+      <w:pPr/>
+      <w:r>
+        <w:rPr>
+          <w:lang w:val="hi_IN" w:bidi="hi_IN"/>
+        </w:rPr>
+      </w:r>
+      <w:r>
+        <w:rPr>
           <w:b/>
           <w:lang w:val="hi_IN" w:bidi="hi_IN"/>
         </w:rPr>
@@ -14022,6 +16047,20 @@
       </w:r>
       <w:r>
         <w:rPr>
+          <w:lang w:val="hi_IN" w:bidi="hi_IN"/>
+        </w:rPr>
+        <w:t>וְ⁠גָלֻ֥ת יְרוּשָׁלִַ֖ם</w:t>
+      </w:r>
+    </w:p>
+    <w:p>
+      <w:pPr/>
+      <w:r>
+        <w:rPr>
+          <w:lang w:val="hi_IN" w:bidi="hi_IN"/>
+        </w:rPr>
+      </w:r>
+      <w:r>
+        <w:rPr>
           <w:b/>
           <w:lang w:val="hi_IN" w:bidi="hi_IN"/>
         </w:rPr>
@@ -14118,6 +16157,20 @@
       </w:r>
       <w:r>
         <w:rPr>
+          <w:lang w:val="hi_IN" w:bidi="hi_IN"/>
+        </w:rPr>
+        <w:t>בִּ⁠סְפָרַ֑ד</w:t>
+      </w:r>
+    </w:p>
+    <w:p>
+      <w:pPr/>
+      <w:r>
+        <w:rPr>
+          <w:lang w:val="hi_IN" w:bidi="hi_IN"/>
+        </w:rPr>
+      </w:r>
+      <w:r>
+        <w:rPr>
           <w:b/>
           <w:lang w:val="hi_IN" w:bidi="hi_IN"/>
         </w:rPr>
@@ -14214,6 +16267,20 @@
       </w:r>
       <w:r>
         <w:rPr>
+          <w:lang w:val="hi_IN" w:bidi="hi_IN"/>
+        </w:rPr>
+        <w:t>יִֽרְשׁ֕וּ</w:t>
+      </w:r>
+    </w:p>
+    <w:p>
+      <w:pPr/>
+      <w:r>
+        <w:rPr>
+          <w:lang w:val="hi_IN" w:bidi="hi_IN"/>
+        </w:rPr>
+      </w:r>
+      <w:r>
+        <w:rPr>
           <w:b/>
           <w:lang w:val="hi_IN" w:bidi="hi_IN"/>
         </w:rPr>
@@ -14310,6 +16377,20 @@
       </w:r>
       <w:r>
         <w:rPr>
+          <w:lang w:val="hi_IN" w:bidi="hi_IN"/>
+        </w:rPr>
+        <w:t>הַ⁠נֶּֽגֶב</w:t>
+      </w:r>
+    </w:p>
+    <w:p>
+      <w:pPr/>
+      <w:r>
+        <w:rPr>
+          <w:lang w:val="hi_IN" w:bidi="hi_IN"/>
+        </w:rPr>
+      </w:r>
+      <w:r>
+        <w:rPr>
           <w:b/>
           <w:lang w:val="hi_IN" w:bidi="hi_IN"/>
         </w:rPr>
@@ -14342,7 +16423,7 @@
         </w:rPr>
         <w:t xml:space="preserve"> यहूदा के दक्षिणी, निर्जल, चट्टानी और बंजर स्थान का नाम है| देखें की आपने इसका अनुवाद </w:t>
       </w:r>
-      <w:hyperlink r:id="rId15">
+      <w:hyperlink r:id="rId17">
         <w:r>
           <w:rPr>
             <w:lang w:val="hi_IN" w:bidi="hi_IN"/>
@@ -14424,6 +16505,20 @@
       </w:r>
       <w:r>
         <w:rPr>
+          <w:lang w:val="hi_IN" w:bidi="hi_IN"/>
+        </w:rPr>
+        <w:t>וְ⁠עָל֤וּ מֽוֹשִׁעִים֙ בְּ⁠הַ֣ר צִיּ֔וֹן לִ⁠שְׁפֹּ֖ט אֶת־הַ֣ר עֵשָׂ֑ו</w:t>
+      </w:r>
+    </w:p>
+    <w:p>
+      <w:pPr/>
+      <w:r>
+        <w:rPr>
+          <w:lang w:val="hi_IN" w:bidi="hi_IN"/>
+        </w:rPr>
+      </w:r>
+      <w:r>
+        <w:rPr>
           <w:b/>
           <w:lang w:val="hi_IN" w:bidi="hi_IN"/>
         </w:rPr>
@@ -14533,6 +16628,20 @@
       </w:r>
       <w:r>
         <w:rPr>
+          <w:lang w:val="hi_IN" w:bidi="hi_IN"/>
+        </w:rPr>
+        <w:t>מֽוֹשִׁעִים֙</w:t>
+      </w:r>
+    </w:p>
+    <w:p>
+      <w:pPr/>
+      <w:r>
+        <w:rPr>
+          <w:lang w:val="hi_IN" w:bidi="hi_IN"/>
+        </w:rPr>
+      </w:r>
+      <w:r>
+        <w:rPr>
           <w:b/>
           <w:lang w:val="hi_IN" w:bidi="hi_IN"/>
         </w:rPr>
@@ -14609,6 +16718,20 @@
       </w:r>
       <w:r>
         <w:rPr>
+          <w:lang w:val="hi_IN" w:bidi="hi_IN"/>
+        </w:rPr>
+        <w:t>בְּ⁠הַ֣ר צִיּ֔וֹן</w:t>
+      </w:r>
+    </w:p>
+    <w:p>
+      <w:pPr/>
+      <w:r>
+        <w:rPr>
+          <w:lang w:val="hi_IN" w:bidi="hi_IN"/>
+        </w:rPr>
+      </w:r>
+      <w:r>
+        <w:rPr>
           <w:b/>
           <w:lang w:val="hi_IN" w:bidi="hi_IN"/>
         </w:rPr>
@@ -14705,6 +16828,20 @@
       </w:r>
       <w:r>
         <w:rPr>
+          <w:lang w:val="hi_IN" w:bidi="hi_IN"/>
+        </w:rPr>
+        <w:t>אֶת־הַ֣ר עֵשָׂ֑ו</w:t>
+      </w:r>
+    </w:p>
+    <w:p>
+      <w:pPr/>
+      <w:r>
+        <w:rPr>
+          <w:lang w:val="hi_IN" w:bidi="hi_IN"/>
+        </w:rPr>
+      </w:r>
+      <w:r>
+        <w:rPr>
           <w:b/>
           <w:lang w:val="hi_IN" w:bidi="hi_IN"/>
         </w:rPr>
@@ -14790,6 +16927,20 @@
         <w:rPr>
           <w:lang w:val="hi_IN" w:bidi="hi_IN"/>
         </w:rPr>
+      </w:r>
+    </w:p>
+    <w:p>
+      <w:pPr/>
+      <w:r>
+        <w:rPr>
+          <w:lang w:val="hi_IN" w:bidi="hi_IN"/>
+        </w:rPr>
+      </w:r>
+      <w:r>
+        <w:rPr>
+          <w:lang w:val="hi_IN" w:bidi="hi_IN"/>
+        </w:rPr>
+        <w:t>וְ⁠הָיְתָ֥ה לַֽ⁠יהוָ֖ה הַ⁠מְּלוּכָֽה</w:t>
       </w:r>
     </w:p>
     <w:p>

--- a/hin/docx/31.content.docx
+++ b/hin/docx/31.content.docx
@@ -537,6 +537,20 @@
       </w:r>
       <w:r>
         <w:rPr>
+          <w:lang w:val="hi_IN" w:bidi="hi_IN"/>
+        </w:rPr>
+        <w:t>חֲז֖וֹן עֹֽבַדְיָ֑ה</w:t>
+      </w:r>
+    </w:p>
+    <w:p>
+      <w:pPr/>
+      <w:r>
+        <w:rPr>
+          <w:lang w:val="hi_IN" w:bidi="hi_IN"/>
+        </w:rPr>
+      </w:r>
+      <w:r>
+        <w:rPr>
           <w:b/>
           <w:lang w:val="hi_IN" w:bidi="hi_IN"/>
         </w:rPr>
@@ -646,6 +660,20 @@
       </w:r>
       <w:r>
         <w:rPr>
+          <w:lang w:val="hi_IN" w:bidi="hi_IN"/>
+        </w:rPr>
+        <w:t>עֹֽבַדְיָ֑ה</w:t>
+      </w:r>
+    </w:p>
+    <w:p>
+      <w:pPr/>
+      <w:r>
+        <w:rPr>
+          <w:lang w:val="hi_IN" w:bidi="hi_IN"/>
+        </w:rPr>
+      </w:r>
+      <w:r>
+        <w:rPr>
           <w:b/>
           <w:lang w:val="hi_IN" w:bidi="hi_IN"/>
         </w:rPr>
@@ -729,6 +757,20 @@
       </w:r>
       <w:r>
         <w:rPr>
+          <w:lang w:val="hi_IN" w:bidi="hi_IN"/>
+        </w:rPr>
+        <w:t>כֹּֽה־אָמַר֩ אֲדֹנָ֨⁠י יְהוִ֜ה</w:t>
+      </w:r>
+    </w:p>
+    <w:p>
+      <w:pPr/>
+      <w:r>
+        <w:rPr>
+          <w:lang w:val="hi_IN" w:bidi="hi_IN"/>
+        </w:rPr>
+      </w:r>
+      <w:r>
+        <w:rPr>
           <w:b/>
           <w:lang w:val="hi_IN" w:bidi="hi_IN"/>
         </w:rPr>
@@ -812,6 +854,20 @@
       </w:r>
       <w:r>
         <w:rPr>
+          <w:lang w:val="hi_IN" w:bidi="hi_IN"/>
+        </w:rPr>
+        <w:t>יְהוִ֜ה</w:t>
+      </w:r>
+    </w:p>
+    <w:p>
+      <w:pPr/>
+      <w:r>
+        <w:rPr>
+          <w:lang w:val="hi_IN" w:bidi="hi_IN"/>
+        </w:rPr>
+      </w:r>
+      <w:r>
+        <w:rPr>
           <w:b/>
           <w:lang w:val="hi_IN" w:bidi="hi_IN"/>
         </w:rPr>
@@ -895,6 +951,20 @@
       </w:r>
       <w:r>
         <w:rPr>
+          <w:lang w:val="hi_IN" w:bidi="hi_IN"/>
+        </w:rPr>
+        <w:t>לֶ⁠אֱד֗וֹם</w:t>
+      </w:r>
+    </w:p>
+    <w:p>
+      <w:pPr/>
+      <w:r>
+        <w:rPr>
+          <w:lang w:val="hi_IN" w:bidi="hi_IN"/>
+        </w:rPr>
+      </w:r>
+      <w:r>
+        <w:rPr>
           <w:b/>
           <w:lang w:val="hi_IN" w:bidi="hi_IN"/>
         </w:rPr>
@@ -991,6 +1061,20 @@
       </w:r>
       <w:r>
         <w:rPr>
+          <w:lang w:val="hi_IN" w:bidi="hi_IN"/>
+        </w:rPr>
+        <w:t>שָׁמַ֜עְנוּ</w:t>
+      </w:r>
+    </w:p>
+    <w:p>
+      <w:pPr/>
+      <w:r>
+        <w:rPr>
+          <w:lang w:val="hi_IN" w:bidi="hi_IN"/>
+        </w:rPr>
+      </w:r>
+      <w:r>
+        <w:rPr>
           <w:b/>
           <w:lang w:val="hi_IN" w:bidi="hi_IN"/>
         </w:rPr>
@@ -1087,6 +1171,20 @@
       </w:r>
       <w:r>
         <w:rPr>
+          <w:lang w:val="hi_IN" w:bidi="hi_IN"/>
+        </w:rPr>
+        <w:t>שָׁמַ֜עְנוּ</w:t>
+      </w:r>
+    </w:p>
+    <w:p>
+      <w:pPr/>
+      <w:r>
+        <w:rPr>
+          <w:lang w:val="hi_IN" w:bidi="hi_IN"/>
+        </w:rPr>
+      </w:r>
+      <w:r>
+        <w:rPr>
           <w:b/>
           <w:lang w:val="hi_IN" w:bidi="hi_IN"/>
         </w:rPr>
@@ -1183,6 +1281,20 @@
       </w:r>
       <w:r>
         <w:rPr>
+          <w:lang w:val="hi_IN" w:bidi="hi_IN"/>
+        </w:rPr>
+        <w:t>וְ⁠צִיר֙ &amp; שֻׁלָּ֔ח</w:t>
+      </w:r>
+    </w:p>
+    <w:p>
+      <w:pPr/>
+      <w:r>
+        <w:rPr>
+          <w:lang w:val="hi_IN" w:bidi="hi_IN"/>
+        </w:rPr>
+      </w:r>
+      <w:r>
+        <w:rPr>
           <w:b/>
           <w:lang w:val="hi_IN" w:bidi="hi_IN"/>
         </w:rPr>
@@ -1279,6 +1391,20 @@
       </w:r>
       <w:r>
         <w:rPr>
+          <w:lang w:val="hi_IN" w:bidi="hi_IN"/>
+        </w:rPr>
+        <w:t>וְ⁠צִיר֙ &amp; שֻׁלָּ֔ח</w:t>
+      </w:r>
+    </w:p>
+    <w:p>
+      <w:pPr/>
+      <w:r>
+        <w:rPr>
+          <w:lang w:val="hi_IN" w:bidi="hi_IN"/>
+        </w:rPr>
+      </w:r>
+      <w:r>
+        <w:rPr>
           <w:b/>
           <w:lang w:val="hi_IN" w:bidi="hi_IN"/>
         </w:rPr>
@@ -1375,6 +1501,20 @@
       </w:r>
       <w:r>
         <w:rPr>
+          <w:lang w:val="hi_IN" w:bidi="hi_IN"/>
+        </w:rPr>
+        <w:t>ק֛וּמוּ וְ⁠נָק֥וּמָה עָלֶי⁠הָ לַ⁠מִּלְחָמָֽה</w:t>
+      </w:r>
+    </w:p>
+    <w:p>
+      <w:pPr/>
+      <w:r>
+        <w:rPr>
+          <w:lang w:val="hi_IN" w:bidi="hi_IN"/>
+        </w:rPr>
+      </w:r>
+      <w:r>
+        <w:rPr>
           <w:b/>
           <w:lang w:val="hi_IN" w:bidi="hi_IN"/>
         </w:rPr>
@@ -1458,6 +1598,20 @@
       </w:r>
       <w:r>
         <w:rPr>
+          <w:lang w:val="hi_IN" w:bidi="hi_IN"/>
+        </w:rPr>
+        <w:t>ק֛וּמוּ</w:t>
+      </w:r>
+    </w:p>
+    <w:p>
+      <w:pPr/>
+      <w:r>
+        <w:rPr>
+          <w:lang w:val="hi_IN" w:bidi="hi_IN"/>
+        </w:rPr>
+      </w:r>
+      <w:r>
+        <w:rPr>
           <w:b/>
           <w:lang w:val="hi_IN" w:bidi="hi_IN"/>
         </w:rPr>
@@ -1541,6 +1695,20 @@
       </w:r>
       <w:r>
         <w:rPr>
+          <w:lang w:val="hi_IN" w:bidi="hi_IN"/>
+        </w:rPr>
+        <w:t>וְ⁠נָק֥וּמָה עָלֶי⁠הָ</w:t>
+      </w:r>
+    </w:p>
+    <w:p>
+      <w:pPr/>
+      <w:r>
+        <w:rPr>
+          <w:lang w:val="hi_IN" w:bidi="hi_IN"/>
+        </w:rPr>
+      </w:r>
+      <w:r>
+        <w:rPr>
           <w:b/>
           <w:lang w:val="hi_IN" w:bidi="hi_IN"/>
         </w:rPr>
@@ -1624,6 +1792,20 @@
       </w:r>
       <w:r>
         <w:rPr>
+          <w:lang w:val="hi_IN" w:bidi="hi_IN"/>
+        </w:rPr>
+        <w:t>וְ⁠נָק֥וּמָה עָלֶי⁠הָ</w:t>
+      </w:r>
+    </w:p>
+    <w:p>
+      <w:pPr/>
+      <w:r>
+        <w:rPr>
+          <w:lang w:val="hi_IN" w:bidi="hi_IN"/>
+        </w:rPr>
+      </w:r>
+      <w:r>
+        <w:rPr>
           <w:b/>
           <w:lang w:val="hi_IN" w:bidi="hi_IN"/>
         </w:rPr>
@@ -1720,6 +1902,20 @@
       </w:r>
       <w:r>
         <w:rPr>
+          <w:lang w:val="hi_IN" w:bidi="hi_IN"/>
+        </w:rPr>
+        <w:t>לַ⁠מִּלְחָמָֽה</w:t>
+      </w:r>
+    </w:p>
+    <w:p>
+      <w:pPr/>
+      <w:r>
+        <w:rPr>
+          <w:lang w:val="hi_IN" w:bidi="hi_IN"/>
+        </w:rPr>
+      </w:r>
+      <w:r>
+        <w:rPr>
           <w:b/>
           <w:lang w:val="hi_IN" w:bidi="hi_IN"/>
         </w:rPr>
@@ -1816,6 +2012,20 @@
       </w:r>
       <w:r>
         <w:rPr>
+          <w:lang w:val="hi_IN" w:bidi="hi_IN"/>
+        </w:rPr>
+        <w:t>הִנֵּ֥ה קָטֹ֛ן נְתַתִּ֖י⁠ךָ</w:t>
+      </w:r>
+    </w:p>
+    <w:p>
+      <w:pPr/>
+      <w:r>
+        <w:rPr>
+          <w:lang w:val="hi_IN" w:bidi="hi_IN"/>
+        </w:rPr>
+      </w:r>
+      <w:r>
+        <w:rPr>
           <w:b/>
           <w:lang w:val="hi_IN" w:bidi="hi_IN"/>
         </w:rPr>
@@ -1899,6 +2109,20 @@
       </w:r>
       <w:r>
         <w:rPr>
+          <w:lang w:val="hi_IN" w:bidi="hi_IN"/>
+        </w:rPr>
+        <w:t>הִנֵּ֥ה</w:t>
+      </w:r>
+    </w:p>
+    <w:p>
+      <w:pPr/>
+      <w:r>
+        <w:rPr>
+          <w:lang w:val="hi_IN" w:bidi="hi_IN"/>
+        </w:rPr>
+      </w:r>
+      <w:r>
+        <w:rPr>
           <w:b/>
           <w:lang w:val="hi_IN" w:bidi="hi_IN"/>
         </w:rPr>
@@ -1962,6 +2186,20 @@
       </w:r>
       <w:r>
         <w:rPr>
+          <w:lang w:val="hi_IN" w:bidi="hi_IN"/>
+        </w:rPr>
+        <w:t>קָטֹ֛ן נְתַתִּ֖י⁠ךָ בַּ⁠גּוֹיִ֑ם בָּז֥וּי אַתָּ֖ה מְאֹֽד</w:t>
+      </w:r>
+    </w:p>
+    <w:p>
+      <w:pPr/>
+      <w:r>
+        <w:rPr>
+          <w:lang w:val="hi_IN" w:bidi="hi_IN"/>
+        </w:rPr>
+      </w:r>
+      <w:r>
+        <w:rPr>
           <w:b/>
           <w:lang w:val="hi_IN" w:bidi="hi_IN"/>
         </w:rPr>
@@ -2045,6 +2283,20 @@
       </w:r>
       <w:r>
         <w:rPr>
+          <w:lang w:val="hi_IN" w:bidi="hi_IN"/>
+        </w:rPr>
+        <w:t>קָטֹ֛ן נְתַתִּ֖י⁠ךָ בַּ⁠גּוֹיִ֑ם</w:t>
+      </w:r>
+    </w:p>
+    <w:p>
+      <w:pPr/>
+      <w:r>
+        <w:rPr>
+          <w:lang w:val="hi_IN" w:bidi="hi_IN"/>
+        </w:rPr>
+      </w:r>
+      <w:r>
+        <w:rPr>
           <w:b/>
           <w:lang w:val="hi_IN" w:bidi="hi_IN"/>
         </w:rPr>
@@ -2128,6 +2380,20 @@
       </w:r>
       <w:r>
         <w:rPr>
+          <w:lang w:val="hi_IN" w:bidi="hi_IN"/>
+        </w:rPr>
+        <w:t>בָּז֥וּי אַתָּ֖ה מְאֹֽד</w:t>
+      </w:r>
+    </w:p>
+    <w:p>
+      <w:pPr/>
+      <w:r>
+        <w:rPr>
+          <w:lang w:val="hi_IN" w:bidi="hi_IN"/>
+        </w:rPr>
+      </w:r>
+      <w:r>
+        <w:rPr>
           <w:b/>
           <w:lang w:val="hi_IN" w:bidi="hi_IN"/>
         </w:rPr>
@@ -2211,6 +2477,20 @@
       </w:r>
       <w:r>
         <w:rPr>
+          <w:lang w:val="hi_IN" w:bidi="hi_IN"/>
+        </w:rPr>
+        <w:t>זְד֤וֹן לִבְּ⁠ךָ֙ הִשִּׁיאֶ֔⁠ךָ</w:t>
+      </w:r>
+    </w:p>
+    <w:p>
+      <w:pPr/>
+      <w:r>
+        <w:rPr>
+          <w:lang w:val="hi_IN" w:bidi="hi_IN"/>
+        </w:rPr>
+      </w:r>
+      <w:r>
+        <w:rPr>
           <w:b/>
           <w:lang w:val="hi_IN" w:bidi="hi_IN"/>
         </w:rPr>
@@ -2307,6 +2587,20 @@
       </w:r>
       <w:r>
         <w:rPr>
+          <w:lang w:val="hi_IN" w:bidi="hi_IN"/>
+        </w:rPr>
+        <w:t>זְד֤וֹן לִבְּ⁠ךָ֙ הִשִּׁיאֶ֔⁠ךָ</w:t>
+      </w:r>
+    </w:p>
+    <w:p>
+      <w:pPr/>
+      <w:r>
+        <w:rPr>
+          <w:lang w:val="hi_IN" w:bidi="hi_IN"/>
+        </w:rPr>
+      </w:r>
+      <w:r>
+        <w:rPr>
           <w:b/>
           <w:lang w:val="hi_IN" w:bidi="hi_IN"/>
         </w:rPr>
@@ -2403,6 +2697,20 @@
       </w:r>
       <w:r>
         <w:rPr>
+          <w:lang w:val="hi_IN" w:bidi="hi_IN"/>
+        </w:rPr>
+        <w:t>זְד֤וֹן לִבְּ⁠ךָ֙</w:t>
+      </w:r>
+    </w:p>
+    <w:p>
+      <w:pPr/>
+      <w:r>
+        <w:rPr>
+          <w:lang w:val="hi_IN" w:bidi="hi_IN"/>
+        </w:rPr>
+      </w:r>
+      <w:r>
+        <w:rPr>
           <w:b/>
           <w:lang w:val="hi_IN" w:bidi="hi_IN"/>
         </w:rPr>
@@ -2499,6 +2807,20 @@
       </w:r>
       <w:r>
         <w:rPr>
+          <w:lang w:val="hi_IN" w:bidi="hi_IN"/>
+        </w:rPr>
+        <w:t>זְד֤וֹן לִבְּ⁠ךָ֙</w:t>
+      </w:r>
+    </w:p>
+    <w:p>
+      <w:pPr/>
+      <w:r>
+        <w:rPr>
+          <w:lang w:val="hi_IN" w:bidi="hi_IN"/>
+        </w:rPr>
+      </w:r>
+      <w:r>
+        <w:rPr>
           <w:b/>
           <w:lang w:val="hi_IN" w:bidi="hi_IN"/>
         </w:rPr>
@@ -2595,6 +2917,20 @@
       </w:r>
       <w:r>
         <w:rPr>
+          <w:lang w:val="hi_IN" w:bidi="hi_IN"/>
+        </w:rPr>
+        <w:t>שֹׁכְנִ֥י בְ⁠חַגְוֵי־סֶּ֖לַע</w:t>
+      </w:r>
+    </w:p>
+    <w:p>
+      <w:pPr/>
+      <w:r>
+        <w:rPr>
+          <w:lang w:val="hi_IN" w:bidi="hi_IN"/>
+        </w:rPr>
+      </w:r>
+      <w:r>
+        <w:rPr>
           <w:b/>
           <w:lang w:val="hi_IN" w:bidi="hi_IN"/>
         </w:rPr>
@@ -2717,6 +3053,20 @@
       </w:r>
       <w:r>
         <w:rPr>
+          <w:lang w:val="hi_IN" w:bidi="hi_IN"/>
+        </w:rPr>
+        <w:t>בְ⁠חַגְוֵי־סֶּ֖לַע</w:t>
+      </w:r>
+    </w:p>
+    <w:p>
+      <w:pPr/>
+      <w:r>
+        <w:rPr>
+          <w:lang w:val="hi_IN" w:bidi="hi_IN"/>
+        </w:rPr>
+      </w:r>
+      <w:r>
+        <w:rPr>
           <w:b/>
           <w:lang w:val="hi_IN" w:bidi="hi_IN"/>
         </w:rPr>
@@ -2780,6 +3130,20 @@
       </w:r>
       <w:r>
         <w:rPr>
+          <w:lang w:val="hi_IN" w:bidi="hi_IN"/>
+        </w:rPr>
+        <w:t>אֹמֵ֣ר בְּ⁠לִבּ֔⁠וֹ</w:t>
+      </w:r>
+    </w:p>
+    <w:p>
+      <w:pPr/>
+      <w:r>
+        <w:rPr>
+          <w:lang w:val="hi_IN" w:bidi="hi_IN"/>
+        </w:rPr>
+      </w:r>
+      <w:r>
+        <w:rPr>
           <w:b/>
           <w:lang w:val="hi_IN" w:bidi="hi_IN"/>
         </w:rPr>
@@ -2902,6 +3266,20 @@
       </w:r>
       <w:r>
         <w:rPr>
+          <w:lang w:val="hi_IN" w:bidi="hi_IN"/>
+        </w:rPr>
+        <w:t>אֹמֵ֣ר בְּ⁠לִבּ֔⁠וֹ</w:t>
+      </w:r>
+    </w:p>
+    <w:p>
+      <w:pPr/>
+      <w:r>
+        <w:rPr>
+          <w:lang w:val="hi_IN" w:bidi="hi_IN"/>
+        </w:rPr>
+      </w:r>
+      <w:r>
+        <w:rPr>
           <w:b/>
           <w:lang w:val="hi_IN" w:bidi="hi_IN"/>
         </w:rPr>
@@ -2985,6 +3363,20 @@
       </w:r>
       <w:r>
         <w:rPr>
+          <w:lang w:val="hi_IN" w:bidi="hi_IN"/>
+        </w:rPr>
+        <w:t>מִ֥י יוֹרִדֵ֖⁠נִי אָֽרֶץ</w:t>
+      </w:r>
+    </w:p>
+    <w:p>
+      <w:pPr/>
+      <w:r>
+        <w:rPr>
+          <w:lang w:val="hi_IN" w:bidi="hi_IN"/>
+        </w:rPr>
+      </w:r>
+      <w:r>
+        <w:rPr>
           <w:b/>
           <w:lang w:val="hi_IN" w:bidi="hi_IN"/>
         </w:rPr>
@@ -3068,6 +3460,20 @@
       </w:r>
       <w:r>
         <w:rPr>
+          <w:lang w:val="hi_IN" w:bidi="hi_IN"/>
+        </w:rPr>
+        <w:t>אִם־תַּגְבִּ֣יהַּ כַּ⁠נֶּ֔שֶׁר וְ⁠אִם־בֵּ֥ין כּֽוֹכָבִ֖ים שִׂ֣ים קִנֶּ֑⁠ךָ</w:t>
+      </w:r>
+    </w:p>
+    <w:p>
+      <w:pPr/>
+      <w:r>
+        <w:rPr>
+          <w:lang w:val="hi_IN" w:bidi="hi_IN"/>
+        </w:rPr>
+      </w:r>
+      <w:r>
+        <w:rPr>
           <w:b/>
           <w:lang w:val="hi_IN" w:bidi="hi_IN"/>
         </w:rPr>
@@ -3151,6 +3557,20 @@
       </w:r>
       <w:r>
         <w:rPr>
+          <w:lang w:val="hi_IN" w:bidi="hi_IN"/>
+        </w:rPr>
+        <w:t>אִם־תַּגְבִּ֣יהַּ כַּ⁠נֶּ֔שֶׁר וְ⁠אִם־בֵּ֥ין כּֽוֹכָבִ֖ים שִׂ֣ים קִנֶּ֑⁠ךָ</w:t>
+      </w:r>
+    </w:p>
+    <w:p>
+      <w:pPr/>
+      <w:r>
+        <w:rPr>
+          <w:lang w:val="hi_IN" w:bidi="hi_IN"/>
+        </w:rPr>
+      </w:r>
+      <w:r>
+        <w:rPr>
           <w:b/>
           <w:lang w:val="hi_IN" w:bidi="hi_IN"/>
         </w:rPr>
@@ -3234,6 +3654,20 @@
       </w:r>
       <w:r>
         <w:rPr>
+          <w:lang w:val="hi_IN" w:bidi="hi_IN"/>
+        </w:rPr>
+        <w:t>שִׂ֣ים קִנֶּ֑⁠ךָ</w:t>
+      </w:r>
+    </w:p>
+    <w:p>
+      <w:pPr/>
+      <w:r>
+        <w:rPr>
+          <w:lang w:val="hi_IN" w:bidi="hi_IN"/>
+        </w:rPr>
+      </w:r>
+      <w:r>
+        <w:rPr>
           <w:b/>
           <w:lang w:val="hi_IN" w:bidi="hi_IN"/>
         </w:rPr>
@@ -3317,6 +3751,20 @@
       </w:r>
       <w:r>
         <w:rPr>
+          <w:lang w:val="hi_IN" w:bidi="hi_IN"/>
+        </w:rPr>
+        <w:t>מִ⁠שָּׁ֥ם אוֹרִֽידְ⁠ךָ֖</w:t>
+      </w:r>
+    </w:p>
+    <w:p>
+      <w:pPr/>
+      <w:r>
+        <w:rPr>
+          <w:lang w:val="hi_IN" w:bidi="hi_IN"/>
+        </w:rPr>
+      </w:r>
+      <w:r>
+        <w:rPr>
           <w:b/>
           <w:lang w:val="hi_IN" w:bidi="hi_IN"/>
         </w:rPr>
@@ -3413,6 +3861,20 @@
       </w:r>
       <w:r>
         <w:rPr>
+          <w:lang w:val="hi_IN" w:bidi="hi_IN"/>
+        </w:rPr>
+        <w:t>נְאֻם־יְהוָֽה</w:t>
+      </w:r>
+    </w:p>
+    <w:p>
+      <w:pPr/>
+      <w:r>
+        <w:rPr>
+          <w:lang w:val="hi_IN" w:bidi="hi_IN"/>
+        </w:rPr>
+      </w:r>
+      <w:r>
+        <w:rPr>
           <w:b/>
           <w:lang w:val="hi_IN" w:bidi="hi_IN"/>
         </w:rPr>
@@ -3496,6 +3958,20 @@
       </w:r>
       <w:r>
         <w:rPr>
+          <w:lang w:val="hi_IN" w:bidi="hi_IN"/>
+        </w:rPr>
+        <w:t>נְאֻם־יְהוָֽה</w:t>
+      </w:r>
+    </w:p>
+    <w:p>
+      <w:pPr/>
+      <w:r>
+        <w:rPr>
+          <w:lang w:val="hi_IN" w:bidi="hi_IN"/>
+        </w:rPr>
+      </w:r>
+      <w:r>
+        <w:rPr>
           <w:b/>
           <w:lang w:val="hi_IN" w:bidi="hi_IN"/>
         </w:rPr>
@@ -3592,6 +4068,20 @@
       </w:r>
       <w:r>
         <w:rPr>
+          <w:lang w:val="hi_IN" w:bidi="hi_IN"/>
+        </w:rPr>
+        <w:t>אִם־גַּנָּבִ֤ים בָּאֽוּ־לְ⁠ךָ֙ אִם־שׁ֣וֹדְדֵי לַ֔יְלָה</w:t>
+      </w:r>
+    </w:p>
+    <w:p>
+      <w:pPr/>
+      <w:r>
+        <w:rPr>
+          <w:lang w:val="hi_IN" w:bidi="hi_IN"/>
+        </w:rPr>
+      </w:r>
+      <w:r>
+        <w:rPr>
           <w:b/>
           <w:lang w:val="hi_IN" w:bidi="hi_IN"/>
         </w:rPr>
@@ -3675,6 +4165,20 @@
       </w:r>
       <w:r>
         <w:rPr>
+          <w:lang w:val="hi_IN" w:bidi="hi_IN"/>
+        </w:rPr>
+        <w:t>אֵ֣יךְ נִדְמֵ֔יתָה</w:t>
+      </w:r>
+    </w:p>
+    <w:p>
+      <w:pPr/>
+      <w:r>
+        <w:rPr>
+          <w:lang w:val="hi_IN" w:bidi="hi_IN"/>
+        </w:rPr>
+      </w:r>
+      <w:r>
+        <w:rPr>
           <w:b/>
           <w:lang w:val="hi_IN" w:bidi="hi_IN"/>
         </w:rPr>
@@ -3758,6 +4262,20 @@
       </w:r>
       <w:r>
         <w:rPr>
+          <w:lang w:val="hi_IN" w:bidi="hi_IN"/>
+        </w:rPr>
+        <w:t>אֵ֣יךְ נִדְמֵ֔יתָה</w:t>
+      </w:r>
+    </w:p>
+    <w:p>
+      <w:pPr/>
+      <w:r>
+        <w:rPr>
+          <w:lang w:val="hi_IN" w:bidi="hi_IN"/>
+        </w:rPr>
+      </w:r>
+      <w:r>
+        <w:rPr>
           <w:b/>
           <w:lang w:val="hi_IN" w:bidi="hi_IN"/>
         </w:rPr>
@@ -3841,6 +4359,20 @@
       </w:r>
       <w:r>
         <w:rPr>
+          <w:lang w:val="hi_IN" w:bidi="hi_IN"/>
+        </w:rPr>
+        <w:t>הֲ⁠ל֥וֹא יִגְנְב֖וּ דַּיָּ֑⁠ם</w:t>
+      </w:r>
+    </w:p>
+    <w:p>
+      <w:pPr/>
+      <w:r>
+        <w:rPr>
+          <w:lang w:val="hi_IN" w:bidi="hi_IN"/>
+        </w:rPr>
+      </w:r>
+      <w:r>
+        <w:rPr>
           <w:b/>
           <w:lang w:val="hi_IN" w:bidi="hi_IN"/>
         </w:rPr>
@@ -3924,6 +4456,20 @@
       </w:r>
       <w:r>
         <w:rPr>
+          <w:lang w:val="hi_IN" w:bidi="hi_IN"/>
+        </w:rPr>
+        <w:t>אִם־בֹּֽצְרִים֙ בָּ֣אוּ לָ֔⁠ךְ הֲ⁠ל֖וֹא יַשְׁאִ֥ירוּ עֹלֵלֽוֹת</w:t>
+      </w:r>
+    </w:p>
+    <w:p>
+      <w:pPr/>
+      <w:r>
+        <w:rPr>
+          <w:lang w:val="hi_IN" w:bidi="hi_IN"/>
+        </w:rPr>
+      </w:r>
+      <w:r>
+        <w:rPr>
           <w:b/>
           <w:lang w:val="hi_IN" w:bidi="hi_IN"/>
         </w:rPr>
@@ -4007,6 +4553,20 @@
       </w:r>
       <w:r>
         <w:rPr>
+          <w:lang w:val="hi_IN" w:bidi="hi_IN"/>
+        </w:rPr>
+        <w:t>אֵ֚יךְ</w:t>
+      </w:r>
+    </w:p>
+    <w:p>
+      <w:pPr/>
+      <w:r>
+        <w:rPr>
+          <w:lang w:val="hi_IN" w:bidi="hi_IN"/>
+        </w:rPr>
+      </w:r>
+      <w:r>
+        <w:rPr>
           <w:b/>
           <w:lang w:val="hi_IN" w:bidi="hi_IN"/>
         </w:rPr>
@@ -4103,6 +4663,20 @@
       </w:r>
       <w:r>
         <w:rPr>
+          <w:lang w:val="hi_IN" w:bidi="hi_IN"/>
+        </w:rPr>
+        <w:t>אֵ֚יךְ נֶחְפְּשׂ֣וּ עֵשָׂ֔ו</w:t>
+      </w:r>
+    </w:p>
+    <w:p>
+      <w:pPr/>
+      <w:r>
+        <w:rPr>
+          <w:lang w:val="hi_IN" w:bidi="hi_IN"/>
+        </w:rPr>
+      </w:r>
+      <w:r>
+        <w:rPr>
           <w:b/>
           <w:lang w:val="hi_IN" w:bidi="hi_IN"/>
         </w:rPr>
@@ -4186,6 +4760,20 @@
       </w:r>
       <w:r>
         <w:rPr>
+          <w:lang w:val="hi_IN" w:bidi="hi_IN"/>
+        </w:rPr>
+        <w:t>עֵשָׂ֔ו</w:t>
+      </w:r>
+    </w:p>
+    <w:p>
+      <w:pPr/>
+      <w:r>
+        <w:rPr>
+          <w:lang w:val="hi_IN" w:bidi="hi_IN"/>
+        </w:rPr>
+      </w:r>
+      <w:r>
+        <w:rPr>
           <w:b/>
           <w:lang w:val="hi_IN" w:bidi="hi_IN"/>
         </w:rPr>
@@ -4282,6 +4870,20 @@
       </w:r>
       <w:r>
         <w:rPr>
+          <w:lang w:val="hi_IN" w:bidi="hi_IN"/>
+        </w:rPr>
+        <w:t>נֶחְפְּשׂ֣וּ</w:t>
+      </w:r>
+    </w:p>
+    <w:p>
+      <w:pPr/>
+      <w:r>
+        <w:rPr>
+          <w:lang w:val="hi_IN" w:bidi="hi_IN"/>
+        </w:rPr>
+      </w:r>
+      <w:r>
+        <w:rPr>
           <w:b/>
           <w:lang w:val="hi_IN" w:bidi="hi_IN"/>
         </w:rPr>
@@ -4358,6 +4960,20 @@
       </w:r>
       <w:r>
         <w:rPr>
+          <w:lang w:val="hi_IN" w:bidi="hi_IN"/>
+        </w:rPr>
+        <w:t>נִבְע֖וּ מַצְפֻּנָֽי⁠ו</w:t>
+      </w:r>
+    </w:p>
+    <w:p>
+      <w:pPr/>
+      <w:r>
+        <w:rPr>
+          <w:lang w:val="hi_IN" w:bidi="hi_IN"/>
+        </w:rPr>
+      </w:r>
+      <w:r>
+        <w:rPr>
           <w:b/>
           <w:lang w:val="hi_IN" w:bidi="hi_IN"/>
         </w:rPr>
@@ -4441,6 +5057,20 @@
       </w:r>
       <w:r>
         <w:rPr>
+          <w:lang w:val="hi_IN" w:bidi="hi_IN"/>
+        </w:rPr>
+        <w:t>עַֽד־הַ⁠גְּב֣וּל שִׁלְּח֗וּ⁠ךָ כֹּ֚ל אַנְשֵׁ֣י בְרִיתֶ֔⁠ךָ</w:t>
+      </w:r>
+    </w:p>
+    <w:p>
+      <w:pPr/>
+      <w:r>
+        <w:rPr>
+          <w:lang w:val="hi_IN" w:bidi="hi_IN"/>
+        </w:rPr>
+      </w:r>
+      <w:r>
+        <w:rPr>
           <w:b/>
           <w:lang w:val="hi_IN" w:bidi="hi_IN"/>
         </w:rPr>
@@ -4537,6 +5167,20 @@
       </w:r>
       <w:r>
         <w:rPr>
+          <w:lang w:val="hi_IN" w:bidi="hi_IN"/>
+        </w:rPr>
+        <w:t>בְרִיתֶ֔⁠ךָ</w:t>
+      </w:r>
+    </w:p>
+    <w:p>
+      <w:pPr/>
+      <w:r>
+        <w:rPr>
+          <w:lang w:val="hi_IN" w:bidi="hi_IN"/>
+        </w:rPr>
+      </w:r>
+      <w:r>
+        <w:rPr>
           <w:b/>
           <w:lang w:val="hi_IN" w:bidi="hi_IN"/>
         </w:rPr>
@@ -4633,6 +5277,20 @@
       </w:r>
       <w:r>
         <w:rPr>
+          <w:lang w:val="hi_IN" w:bidi="hi_IN"/>
+        </w:rPr>
+        <w:t>עַֽד־הַ⁠גְּב֣וּל שִׁלְּח֗וּ⁠ךָ</w:t>
+      </w:r>
+    </w:p>
+    <w:p>
+      <w:pPr/>
+      <w:r>
+        <w:rPr>
+          <w:lang w:val="hi_IN" w:bidi="hi_IN"/>
+        </w:rPr>
+      </w:r>
+      <w:r>
+        <w:rPr>
           <w:b/>
           <w:lang w:val="hi_IN" w:bidi="hi_IN"/>
         </w:rPr>
@@ -4709,6 +5367,20 @@
       </w:r>
       <w:r>
         <w:rPr>
+          <w:lang w:val="hi_IN" w:bidi="hi_IN"/>
+        </w:rPr>
+        <w:t>כֹּ֚ל אַנְשֵׁ֣י בְרִיתֶ֔⁠ךָ &amp; אַנְשֵׁ֣י שְׁלֹמֶ֑⁠ךָ לַחְמְ⁠ךָ֗</w:t>
+      </w:r>
+    </w:p>
+    <w:p>
+      <w:pPr/>
+      <w:r>
+        <w:rPr>
+          <w:lang w:val="hi_IN" w:bidi="hi_IN"/>
+        </w:rPr>
+      </w:r>
+      <w:r>
+        <w:rPr>
           <w:b/>
           <w:lang w:val="hi_IN" w:bidi="hi_IN"/>
         </w:rPr>
@@ -4818,6 +5490,20 @@
       </w:r>
       <w:r>
         <w:rPr>
+          <w:lang w:val="hi_IN" w:bidi="hi_IN"/>
+        </w:rPr>
+        <w:t>לַחְמְ⁠ךָ֗ יָשִׂ֤ימוּ מָזוֹר֙ תַּחְתֶּ֔י⁠ךָ</w:t>
+      </w:r>
+    </w:p>
+    <w:p>
+      <w:pPr/>
+      <w:r>
+        <w:rPr>
+          <w:lang w:val="hi_IN" w:bidi="hi_IN"/>
+        </w:rPr>
+      </w:r>
+      <w:r>
+        <w:rPr>
           <w:b/>
           <w:lang w:val="hi_IN" w:bidi="hi_IN"/>
         </w:rPr>
@@ -4927,6 +5613,20 @@
       </w:r>
       <w:r>
         <w:rPr>
+          <w:lang w:val="hi_IN" w:bidi="hi_IN"/>
+        </w:rPr>
+        <w:t>אֵ֥ין תְּבוּנָ֖ה בּֽ⁠וֹ</w:t>
+      </w:r>
+    </w:p>
+    <w:p>
+      <w:pPr/>
+      <w:r>
+        <w:rPr>
+          <w:lang w:val="hi_IN" w:bidi="hi_IN"/>
+        </w:rPr>
+      </w:r>
+      <w:r>
+        <w:rPr>
           <w:b/>
           <w:lang w:val="hi_IN" w:bidi="hi_IN"/>
         </w:rPr>
@@ -5010,6 +5710,20 @@
       </w:r>
       <w:r>
         <w:rPr>
+          <w:lang w:val="hi_IN" w:bidi="hi_IN"/>
+        </w:rPr>
+        <w:t>אֵ֥ין תְּבוּנָ֖ה בּֽ⁠וֹ</w:t>
+      </w:r>
+    </w:p>
+    <w:p>
+      <w:pPr/>
+      <w:r>
+        <w:rPr>
+          <w:lang w:val="hi_IN" w:bidi="hi_IN"/>
+        </w:rPr>
+      </w:r>
+      <w:r>
+        <w:rPr>
           <w:b/>
           <w:lang w:val="hi_IN" w:bidi="hi_IN"/>
         </w:rPr>
@@ -5093,6 +5807,20 @@
       </w:r>
       <w:r>
         <w:rPr>
+          <w:lang w:val="hi_IN" w:bidi="hi_IN"/>
+        </w:rPr>
+        <w:t>בּֽ⁠וֹ</w:t>
+      </w:r>
+    </w:p>
+    <w:p>
+      <w:pPr/>
+      <w:r>
+        <w:rPr>
+          <w:lang w:val="hi_IN" w:bidi="hi_IN"/>
+        </w:rPr>
+      </w:r>
+      <w:r>
+        <w:rPr>
           <w:b/>
           <w:lang w:val="hi_IN" w:bidi="hi_IN"/>
         </w:rPr>
@@ -5189,6 +5917,20 @@
       </w:r>
       <w:r>
         <w:rPr>
+          <w:lang w:val="hi_IN" w:bidi="hi_IN"/>
+        </w:rPr>
+        <w:t>הֲ⁠ל֛וֹא בַּ⁠יּ֥וֹם הַ⁠ה֖וּא &amp; וְ⁠הַאֲבַדְתִּ֤י חֲכָמִים֙ מֵֽ⁠אֱד֔וֹם</w:t>
+      </w:r>
+    </w:p>
+    <w:p>
+      <w:pPr/>
+      <w:r>
+        <w:rPr>
+          <w:lang w:val="hi_IN" w:bidi="hi_IN"/>
+        </w:rPr>
+      </w:r>
+      <w:r>
+        <w:rPr>
           <w:b/>
           <w:lang w:val="hi_IN" w:bidi="hi_IN"/>
         </w:rPr>
@@ -5285,6 +6027,20 @@
       </w:r>
       <w:r>
         <w:rPr>
+          <w:lang w:val="hi_IN" w:bidi="hi_IN"/>
+        </w:rPr>
+        <w:t>וְ⁠הַאֲבַדְתִּ֤י חֲכָמִים֙ מֵֽ⁠אֱד֔וֹם</w:t>
+      </w:r>
+    </w:p>
+    <w:p>
+      <w:pPr/>
+      <w:r>
+        <w:rPr>
+          <w:lang w:val="hi_IN" w:bidi="hi_IN"/>
+        </w:rPr>
+      </w:r>
+      <w:r>
+        <w:rPr>
           <w:b/>
           <w:lang w:val="hi_IN" w:bidi="hi_IN"/>
         </w:rPr>
@@ -5394,6 +6150,20 @@
       </w:r>
       <w:r>
         <w:rPr>
+          <w:lang w:val="hi_IN" w:bidi="hi_IN"/>
+        </w:rPr>
+        <w:t>וּ⁠תְבוּנָ֖ה מֵ⁠הַ֥ר עֵשָֽׂו</w:t>
+      </w:r>
+    </w:p>
+    <w:p>
+      <w:pPr/>
+      <w:r>
+        <w:rPr>
+          <w:lang w:val="hi_IN" w:bidi="hi_IN"/>
+        </w:rPr>
+      </w:r>
+      <w:r>
+        <w:rPr>
           <w:b/>
           <w:lang w:val="hi_IN" w:bidi="hi_IN"/>
         </w:rPr>
@@ -5477,6 +6247,20 @@
       </w:r>
       <w:r>
         <w:rPr>
+          <w:lang w:val="hi_IN" w:bidi="hi_IN"/>
+        </w:rPr>
+        <w:t>וּ⁠תְבוּנָ֖ה מֵ⁠הַ֥ר עֵשָֽׂו</w:t>
+      </w:r>
+    </w:p>
+    <w:p>
+      <w:pPr/>
+      <w:r>
+        <w:rPr>
+          <w:lang w:val="hi_IN" w:bidi="hi_IN"/>
+        </w:rPr>
+      </w:r>
+      <w:r>
+        <w:rPr>
           <w:b/>
           <w:lang w:val="hi_IN" w:bidi="hi_IN"/>
         </w:rPr>
@@ -5573,6 +6357,20 @@
       </w:r>
       <w:r>
         <w:rPr>
+          <w:lang w:val="hi_IN" w:bidi="hi_IN"/>
+        </w:rPr>
+        <w:t>חֲכָמִים֙ מֵֽ⁠אֱד֔וֹם וּ⁠תְבוּנָ֖ה מֵ⁠הַ֥ר עֵשָֽׂו</w:t>
+      </w:r>
+    </w:p>
+    <w:p>
+      <w:pPr/>
+      <w:r>
+        <w:rPr>
+          <w:lang w:val="hi_IN" w:bidi="hi_IN"/>
+        </w:rPr>
+      </w:r>
+      <w:r>
+        <w:rPr>
           <w:b/>
           <w:lang w:val="hi_IN" w:bidi="hi_IN"/>
         </w:rPr>
@@ -5695,6 +6493,20 @@
       </w:r>
       <w:r>
         <w:rPr>
+          <w:lang w:val="hi_IN" w:bidi="hi_IN"/>
+        </w:rPr>
+        <w:t>וּ⁠תְבוּנָ֖ה</w:t>
+      </w:r>
+    </w:p>
+    <w:p>
+      <w:pPr/>
+      <w:r>
+        <w:rPr>
+          <w:lang w:val="hi_IN" w:bidi="hi_IN"/>
+        </w:rPr>
+      </w:r>
+      <w:r>
+        <w:rPr>
           <w:b/>
           <w:lang w:val="hi_IN" w:bidi="hi_IN"/>
         </w:rPr>
@@ -5778,6 +6590,20 @@
       </w:r>
       <w:r>
         <w:rPr>
+          <w:lang w:val="hi_IN" w:bidi="hi_IN"/>
+        </w:rPr>
+        <w:t>מֵ⁠הַ֥ר עֵשָֽׂו</w:t>
+      </w:r>
+    </w:p>
+    <w:p>
+      <w:pPr/>
+      <w:r>
+        <w:rPr>
+          <w:lang w:val="hi_IN" w:bidi="hi_IN"/>
+        </w:rPr>
+      </w:r>
+      <w:r>
+        <w:rPr>
           <w:b/>
           <w:lang w:val="hi_IN" w:bidi="hi_IN"/>
         </w:rPr>
@@ -5863,6 +6689,20 @@
         <w:rPr>
           <w:lang w:val="hi_IN" w:bidi="hi_IN"/>
         </w:rPr>
+      </w:r>
+    </w:p>
+    <w:p>
+      <w:pPr/>
+      <w:r>
+        <w:rPr>
+          <w:lang w:val="hi_IN" w:bidi="hi_IN"/>
+        </w:rPr>
+      </w:r>
+      <w:r>
+        <w:rPr>
+          <w:lang w:val="hi_IN" w:bidi="hi_IN"/>
+        </w:rPr>
+        <w:t>עֵשָֽׂו</w:t>
       </w:r>
     </w:p>
     <w:p>
@@ -5975,6 +6815,20 @@
       </w:r>
       <w:r>
         <w:rPr>
+          <w:lang w:val="hi_IN" w:bidi="hi_IN"/>
+        </w:rPr>
+        <w:t>וְ⁠חַתּ֥וּ גִבּוֹרֶ֖י⁠ךָ תֵּימָ֑ן</w:t>
+      </w:r>
+    </w:p>
+    <w:p>
+      <w:pPr/>
+      <w:r>
+        <w:rPr>
+          <w:lang w:val="hi_IN" w:bidi="hi_IN"/>
+        </w:rPr>
+      </w:r>
+      <w:r>
+        <w:rPr>
           <w:b/>
           <w:lang w:val="hi_IN" w:bidi="hi_IN"/>
         </w:rPr>
@@ -6071,6 +6925,20 @@
       </w:r>
       <w:r>
         <w:rPr>
+          <w:lang w:val="hi_IN" w:bidi="hi_IN"/>
+        </w:rPr>
+        <w:t>תֵּימָ֑ן</w:t>
+      </w:r>
+    </w:p>
+    <w:p>
+      <w:pPr/>
+      <w:r>
+        <w:rPr>
+          <w:lang w:val="hi_IN" w:bidi="hi_IN"/>
+        </w:rPr>
+      </w:r>
+      <w:r>
+        <w:rPr>
           <w:b/>
           <w:lang w:val="hi_IN" w:bidi="hi_IN"/>
         </w:rPr>
@@ -6154,6 +7022,20 @@
       </w:r>
       <w:r>
         <w:rPr>
+          <w:lang w:val="hi_IN" w:bidi="hi_IN"/>
+        </w:rPr>
+        <w:t>לְמַ֧עַן</w:t>
+      </w:r>
+    </w:p>
+    <w:p>
+      <w:pPr/>
+      <w:r>
+        <w:rPr>
+          <w:lang w:val="hi_IN" w:bidi="hi_IN"/>
+        </w:rPr>
+      </w:r>
+      <w:r>
+        <w:rPr>
           <w:b/>
           <w:lang w:val="hi_IN" w:bidi="hi_IN"/>
         </w:rPr>
@@ -6237,6 +7119,20 @@
       </w:r>
       <w:r>
         <w:rPr>
+          <w:lang w:val="hi_IN" w:bidi="hi_IN"/>
+        </w:rPr>
+        <w:t>יִכָּֽרֶת־אִ֛ישׁ</w:t>
+      </w:r>
+    </w:p>
+    <w:p>
+      <w:pPr/>
+      <w:r>
+        <w:rPr>
+          <w:lang w:val="hi_IN" w:bidi="hi_IN"/>
+        </w:rPr>
+      </w:r>
+      <w:r>
+        <w:rPr>
           <w:b/>
           <w:lang w:val="hi_IN" w:bidi="hi_IN"/>
         </w:rPr>
@@ -6346,6 +7242,20 @@
       </w:r>
       <w:r>
         <w:rPr>
+          <w:lang w:val="hi_IN" w:bidi="hi_IN"/>
+        </w:rPr>
+        <w:t>יִכָּֽרֶת־אִ֛ישׁ</w:t>
+      </w:r>
+    </w:p>
+    <w:p>
+      <w:pPr/>
+      <w:r>
+        <w:rPr>
+          <w:lang w:val="hi_IN" w:bidi="hi_IN"/>
+        </w:rPr>
+      </w:r>
+      <w:r>
+        <w:rPr>
           <w:b/>
           <w:lang w:val="hi_IN" w:bidi="hi_IN"/>
         </w:rPr>
@@ -6442,6 +7352,20 @@
       </w:r>
       <w:r>
         <w:rPr>
+          <w:lang w:val="hi_IN" w:bidi="hi_IN"/>
+        </w:rPr>
+        <w:t>אִ֛ישׁ</w:t>
+      </w:r>
+    </w:p>
+    <w:p>
+      <w:pPr/>
+      <w:r>
+        <w:rPr>
+          <w:lang w:val="hi_IN" w:bidi="hi_IN"/>
+        </w:rPr>
+      </w:r>
+      <w:r>
+        <w:rPr>
           <w:b/>
           <w:lang w:val="hi_IN" w:bidi="hi_IN"/>
         </w:rPr>
@@ -6538,6 +7462,20 @@
       </w:r>
       <w:r>
         <w:rPr>
+          <w:lang w:val="hi_IN" w:bidi="hi_IN"/>
+        </w:rPr>
+        <w:t>מֵ⁠הַ֥ר עֵשָׂ֖ו</w:t>
+      </w:r>
+    </w:p>
+    <w:p>
+      <w:pPr/>
+      <w:r>
+        <w:rPr>
+          <w:lang w:val="hi_IN" w:bidi="hi_IN"/>
+        </w:rPr>
+      </w:r>
+      <w:r>
+        <w:rPr>
           <w:b/>
           <w:lang w:val="hi_IN" w:bidi="hi_IN"/>
         </w:rPr>
@@ -6621,6 +7559,20 @@
       </w:r>
       <w:r>
         <w:rPr>
+          <w:lang w:val="hi_IN" w:bidi="hi_IN"/>
+        </w:rPr>
+        <w:t>מִ⁠קָּֽטֶל</w:t>
+      </w:r>
+    </w:p>
+    <w:p>
+      <w:pPr/>
+      <w:r>
+        <w:rPr>
+          <w:lang w:val="hi_IN" w:bidi="hi_IN"/>
+        </w:rPr>
+      </w:r>
+      <w:r>
+        <w:rPr>
           <w:b/>
           <w:lang w:val="hi_IN" w:bidi="hi_IN"/>
         </w:rPr>
@@ -6813,6 +7765,20 @@
       </w:r>
       <w:r>
         <w:rPr>
+          <w:lang w:val="hi_IN" w:bidi="hi_IN"/>
+        </w:rPr>
+        <w:t>אָחִ֥י⁠ךָ</w:t>
+      </w:r>
+    </w:p>
+    <w:p>
+      <w:pPr/>
+      <w:r>
+        <w:rPr>
+          <w:lang w:val="hi_IN" w:bidi="hi_IN"/>
+        </w:rPr>
+      </w:r>
+      <w:r>
+        <w:rPr>
           <w:b/>
           <w:lang w:val="hi_IN" w:bidi="hi_IN"/>
         </w:rPr>
@@ -6909,6 +7875,20 @@
       </w:r>
       <w:r>
         <w:rPr>
+          <w:lang w:val="hi_IN" w:bidi="hi_IN"/>
+        </w:rPr>
+        <w:t>יַעֲקֹ֖ב</w:t>
+      </w:r>
+    </w:p>
+    <w:p>
+      <w:pPr/>
+      <w:r>
+        <w:rPr>
+          <w:lang w:val="hi_IN" w:bidi="hi_IN"/>
+        </w:rPr>
+      </w:r>
+      <w:r>
+        <w:rPr>
           <w:b/>
           <w:lang w:val="hi_IN" w:bidi="hi_IN"/>
         </w:rPr>
@@ -7005,6 +7985,20 @@
       </w:r>
       <w:r>
         <w:rPr>
+          <w:lang w:val="hi_IN" w:bidi="hi_IN"/>
+        </w:rPr>
+        <w:t>תְּכַסְּ⁠ךָ֣ בוּשָׁ֑ה</w:t>
+      </w:r>
+    </w:p>
+    <w:p>
+      <w:pPr/>
+      <w:r>
+        <w:rPr>
+          <w:lang w:val="hi_IN" w:bidi="hi_IN"/>
+        </w:rPr>
+      </w:r>
+      <w:r>
+        <w:rPr>
           <w:b/>
           <w:lang w:val="hi_IN" w:bidi="hi_IN"/>
         </w:rPr>
@@ -7101,6 +8095,20 @@
       </w:r>
       <w:r>
         <w:rPr>
+          <w:lang w:val="hi_IN" w:bidi="hi_IN"/>
+        </w:rPr>
+        <w:t>תְּכַסְּ⁠ךָ֣ בוּשָׁ֑ה</w:t>
+      </w:r>
+    </w:p>
+    <w:p>
+      <w:pPr/>
+      <w:r>
+        <w:rPr>
+          <w:lang w:val="hi_IN" w:bidi="hi_IN"/>
+        </w:rPr>
+      </w:r>
+      <w:r>
+        <w:rPr>
           <w:b/>
           <w:lang w:val="hi_IN" w:bidi="hi_IN"/>
         </w:rPr>
@@ -7197,6 +8205,20 @@
       </w:r>
       <w:r>
         <w:rPr>
+          <w:lang w:val="hi_IN" w:bidi="hi_IN"/>
+        </w:rPr>
+        <w:t>וְ⁠נִכְרַ֖תָּ</w:t>
+      </w:r>
+    </w:p>
+    <w:p>
+      <w:pPr/>
+      <w:r>
+        <w:rPr>
+          <w:lang w:val="hi_IN" w:bidi="hi_IN"/>
+        </w:rPr>
+      </w:r>
+      <w:r>
+        <w:rPr>
           <w:b/>
           <w:lang w:val="hi_IN" w:bidi="hi_IN"/>
         </w:rPr>
@@ -7280,6 +8302,20 @@
       </w:r>
       <w:r>
         <w:rPr>
+          <w:lang w:val="hi_IN" w:bidi="hi_IN"/>
+        </w:rPr>
+        <w:t>וְ⁠נִכְרַ֖תָּ</w:t>
+      </w:r>
+    </w:p>
+    <w:p>
+      <w:pPr/>
+      <w:r>
+        <w:rPr>
+          <w:lang w:val="hi_IN" w:bidi="hi_IN"/>
+        </w:rPr>
+      </w:r>
+      <w:r>
+        <w:rPr>
           <w:b/>
           <w:lang w:val="hi_IN" w:bidi="hi_IN"/>
         </w:rPr>
@@ -7352,6 +8388,20 @@
         <w:rPr>
           <w:lang w:val="hi_IN" w:bidi="hi_IN"/>
         </w:rPr>
+      </w:r>
+    </w:p>
+    <w:p>
+      <w:pPr/>
+      <w:r>
+        <w:rPr>
+          <w:lang w:val="hi_IN" w:bidi="hi_IN"/>
+        </w:rPr>
+      </w:r>
+      <w:r>
+        <w:rPr>
+          <w:lang w:val="hi_IN" w:bidi="hi_IN"/>
+        </w:rPr>
+        <w:t>וְ⁠נִכְרַ֖תָּ</w:t>
       </w:r>
     </w:p>
     <w:p>
@@ -7477,6 +8527,20 @@
       </w:r>
       <w:r>
         <w:rPr>
+          <w:lang w:val="hi_IN" w:bidi="hi_IN"/>
+        </w:rPr>
+        <w:t>עֲמָֽדְ⁠ךָ֣ מִ⁠נֶּ֔גֶד</w:t>
+      </w:r>
+    </w:p>
+    <w:p>
+      <w:pPr/>
+      <w:r>
+        <w:rPr>
+          <w:lang w:val="hi_IN" w:bidi="hi_IN"/>
+        </w:rPr>
+      </w:r>
+      <w:r>
+        <w:rPr>
           <w:b/>
           <w:lang w:val="hi_IN" w:bidi="hi_IN"/>
         </w:rPr>
@@ -7549,6 +8613,20 @@
         <w:rPr>
           <w:lang w:val="hi_IN" w:bidi="hi_IN"/>
         </w:rPr>
+      </w:r>
+    </w:p>
+    <w:p>
+      <w:pPr/>
+      <w:r>
+        <w:rPr>
+          <w:lang w:val="hi_IN" w:bidi="hi_IN"/>
+        </w:rPr>
+      </w:r>
+      <w:r>
+        <w:rPr>
+          <w:lang w:val="hi_IN" w:bidi="hi_IN"/>
+        </w:rPr>
+        <w:t>שְׁב֥וֹת זָרִ֖ים חֵיל֑⁠וֹ וְ⁠נָכְרִ֞ים בָּ֣אוּ שְׁעָרָ֗יו</w:t>
       </w:r>
     </w:p>
     <w:p>
@@ -7783,6 +8861,20 @@
       </w:r>
       <w:r>
         <w:rPr>
+          <w:lang w:val="hi_IN" w:bidi="hi_IN"/>
+        </w:rPr>
+        <w:t>חֵיל֑⁠וֹ</w:t>
+      </w:r>
+    </w:p>
+    <w:p>
+      <w:pPr/>
+      <w:r>
+        <w:rPr>
+          <w:lang w:val="hi_IN" w:bidi="hi_IN"/>
+        </w:rPr>
+      </w:r>
+      <w:r>
+        <w:rPr>
           <w:b/>
           <w:lang w:val="hi_IN" w:bidi="hi_IN"/>
         </w:rPr>
@@ -7877,6 +8969,20 @@
       </w:r>
       <w:r>
         <w:rPr>
+          <w:lang w:val="hi_IN" w:bidi="hi_IN"/>
+        </w:rPr>
+        <w:t>שְׁעָרָ֗יו</w:t>
+      </w:r>
+    </w:p>
+    <w:p>
+      <w:pPr/>
+      <w:r>
+        <w:rPr>
+          <w:lang w:val="hi_IN" w:bidi="hi_IN"/>
+        </w:rPr>
+      </w:r>
+      <w:r>
+        <w:rPr>
           <w:b/>
           <w:lang w:val="hi_IN" w:bidi="hi_IN"/>
         </w:rPr>
@@ -7973,6 +9079,20 @@
       </w:r>
       <w:r>
         <w:rPr>
+          <w:lang w:val="hi_IN" w:bidi="hi_IN"/>
+        </w:rPr>
+        <w:t>וְ⁠עַל־יְרוּשָׁלִַ֨ם֙ יַדּ֣וּ גוֹרָ֔ל</w:t>
+      </w:r>
+    </w:p>
+    <w:p>
+      <w:pPr/>
+      <w:r>
+        <w:rPr>
+          <w:lang w:val="hi_IN" w:bidi="hi_IN"/>
+        </w:rPr>
+      </w:r>
+      <w:r>
+        <w:rPr>
           <w:b/>
           <w:lang w:val="hi_IN" w:bidi="hi_IN"/>
         </w:rPr>
@@ -8069,6 +9189,20 @@
       </w:r>
       <w:r>
         <w:rPr>
+          <w:lang w:val="hi_IN" w:bidi="hi_IN"/>
+        </w:rPr>
+        <w:t>גַּם־אַתָּ֖ה כְּ⁠אַחַ֥ד מֵ⁠הֶֽם</w:t>
+      </w:r>
+    </w:p>
+    <w:p>
+      <w:pPr/>
+      <w:r>
+        <w:rPr>
+          <w:lang w:val="hi_IN" w:bidi="hi_IN"/>
+        </w:rPr>
+      </w:r>
+      <w:r>
+        <w:rPr>
           <w:b/>
           <w:lang w:val="hi_IN" w:bidi="hi_IN"/>
         </w:rPr>
@@ -8178,6 +9312,20 @@
       </w:r>
       <w:r>
         <w:rPr>
+          <w:lang w:val="hi_IN" w:bidi="hi_IN"/>
+        </w:rPr>
+        <w:t>וְ⁠אַל &amp; וְ⁠אַל &amp; וְ⁠אַל</w:t>
+      </w:r>
+    </w:p>
+    <w:p>
+      <w:pPr/>
+      <w:r>
+        <w:rPr>
+          <w:lang w:val="hi_IN" w:bidi="hi_IN"/>
+        </w:rPr>
+      </w:r>
+      <w:r>
+        <w:rPr>
           <w:b/>
           <w:lang w:val="hi_IN" w:bidi="hi_IN"/>
         </w:rPr>
@@ -8261,6 +9409,20 @@
       </w:r>
       <w:r>
         <w:rPr>
+          <w:lang w:val="hi_IN" w:bidi="hi_IN"/>
+        </w:rPr>
+        <w:t>וְ⁠אַל־תֵּ֤רֶא</w:t>
+      </w:r>
+    </w:p>
+    <w:p>
+      <w:pPr/>
+      <w:r>
+        <w:rPr>
+          <w:lang w:val="hi_IN" w:bidi="hi_IN"/>
+        </w:rPr>
+      </w:r>
+      <w:r>
+        <w:rPr>
           <w:b/>
           <w:lang w:val="hi_IN" w:bidi="hi_IN"/>
         </w:rPr>
@@ -8370,6 +9532,20 @@
       </w:r>
       <w:r>
         <w:rPr>
+          <w:lang w:val="hi_IN" w:bidi="hi_IN"/>
+        </w:rPr>
+        <w:t>בְ⁠יוֹם־אָחִ֨י⁠ךָ֙ בְּ⁠י֣וֹם נָכְר֔⁠וֹ</w:t>
+      </w:r>
+    </w:p>
+    <w:p>
+      <w:pPr/>
+      <w:r>
+        <w:rPr>
+          <w:lang w:val="hi_IN" w:bidi="hi_IN"/>
+        </w:rPr>
+      </w:r>
+      <w:r>
+        <w:rPr>
           <w:b/>
           <w:lang w:val="hi_IN" w:bidi="hi_IN"/>
         </w:rPr>
@@ -8479,6 +9655,20 @@
       </w:r>
       <w:r>
         <w:rPr>
+          <w:lang w:val="hi_IN" w:bidi="hi_IN"/>
+        </w:rPr>
+        <w:t>בְ⁠יוֹם</w:t>
+      </w:r>
+    </w:p>
+    <w:p>
+      <w:pPr/>
+      <w:r>
+        <w:rPr>
+          <w:lang w:val="hi_IN" w:bidi="hi_IN"/>
+        </w:rPr>
+      </w:r>
+      <w:r>
+        <w:rPr>
           <w:b/>
           <w:lang w:val="hi_IN" w:bidi="hi_IN"/>
         </w:rPr>
@@ -8564,6 +9754,20 @@
         <w:rPr>
           <w:lang w:val="hi_IN" w:bidi="hi_IN"/>
         </w:rPr>
+      </w:r>
+    </w:p>
+    <w:p>
+      <w:pPr/>
+      <w:r>
+        <w:rPr>
+          <w:lang w:val="hi_IN" w:bidi="hi_IN"/>
+        </w:rPr>
+      </w:r>
+      <w:r>
+        <w:rPr>
+          <w:lang w:val="hi_IN" w:bidi="hi_IN"/>
+        </w:rPr>
+        <w:t>אָחִ֨י⁠ךָ֙</w:t>
       </w:r>
     </w:p>
     <w:p>
@@ -8689,6 +9893,20 @@
       </w:r>
       <w:r>
         <w:rPr>
+          <w:lang w:val="hi_IN" w:bidi="hi_IN"/>
+        </w:rPr>
+        <w:t>לִ⁠בְנֵֽי־יְהוּדָ֖ה</w:t>
+      </w:r>
+    </w:p>
+    <w:p>
+      <w:pPr/>
+      <w:r>
+        <w:rPr>
+          <w:lang w:val="hi_IN" w:bidi="hi_IN"/>
+        </w:rPr>
+      </w:r>
+      <w:r>
+        <w:rPr>
           <w:b/>
           <w:lang w:val="hi_IN" w:bidi="hi_IN"/>
         </w:rPr>
@@ -8785,6 +10003,20 @@
       </w:r>
       <w:r>
         <w:rPr>
+          <w:lang w:val="hi_IN" w:bidi="hi_IN"/>
+        </w:rPr>
+        <w:t>וְ⁠אַל־תַּגְדֵּ֥ל פִּ֖י⁠ךָ</w:t>
+      </w:r>
+    </w:p>
+    <w:p>
+      <w:pPr/>
+      <w:r>
+        <w:rPr>
+          <w:lang w:val="hi_IN" w:bidi="hi_IN"/>
+        </w:rPr>
+      </w:r>
+      <w:r>
+        <w:rPr>
           <w:b/>
           <w:lang w:val="hi_IN" w:bidi="hi_IN"/>
         </w:rPr>
@@ -8868,6 +10100,20 @@
       </w:r>
       <w:r>
         <w:rPr>
+          <w:lang w:val="hi_IN" w:bidi="hi_IN"/>
+        </w:rPr>
+        <w:t>בְּ⁠י֣וֹם אֵידָ֔⁠ם &amp; בְּ⁠י֣וֹם אֵיד֑⁠וֹ &amp; בְּ⁠י֥וֹם אֵידֽ⁠וֹ</w:t>
+      </w:r>
+    </w:p>
+    <w:p>
+      <w:pPr/>
+      <w:r>
+        <w:rPr>
+          <w:lang w:val="hi_IN" w:bidi="hi_IN"/>
+        </w:rPr>
+      </w:r>
+      <w:r>
+        <w:rPr>
           <w:b/>
           <w:lang w:val="hi_IN" w:bidi="hi_IN"/>
         </w:rPr>
@@ -8966,6 +10212,20 @@
         <w:rPr>
           <w:lang w:val="hi_IN" w:bidi="hi_IN"/>
         </w:rPr>
+      </w:r>
+    </w:p>
+    <w:p>
+      <w:pPr/>
+      <w:r>
+        <w:rPr>
+          <w:lang w:val="hi_IN" w:bidi="hi_IN"/>
+        </w:rPr>
+      </w:r>
+      <w:r>
+        <w:rPr>
+          <w:lang w:val="hi_IN" w:bidi="hi_IN"/>
+        </w:rPr>
+        <w:t>אֵידָ֔⁠ם &amp; אֵיד֑⁠וֹ &amp; אֵידֽ⁠וֹ</w:t>
       </w:r>
     </w:p>
     <w:p>
@@ -9143,6 +10403,20 @@
       </w:r>
       <w:r>
         <w:rPr>
+          <w:lang w:val="hi_IN" w:bidi="hi_IN"/>
+        </w:rPr>
+        <w:t>גַם־אַתָּ֛ה</w:t>
+      </w:r>
+    </w:p>
+    <w:p>
+      <w:pPr/>
+      <w:r>
+        <w:rPr>
+          <w:lang w:val="hi_IN" w:bidi="hi_IN"/>
+        </w:rPr>
+      </w:r>
+      <w:r>
+        <w:rPr>
           <w:b/>
           <w:lang w:val="hi_IN" w:bidi="hi_IN"/>
         </w:rPr>
@@ -9215,6 +10489,20 @@
         <w:rPr>
           <w:lang w:val="hi_IN" w:bidi="hi_IN"/>
         </w:rPr>
+      </w:r>
+    </w:p>
+    <w:p>
+      <w:pPr/>
+      <w:r>
+        <w:rPr>
+          <w:lang w:val="hi_IN" w:bidi="hi_IN"/>
+        </w:rPr>
+      </w:r>
+      <w:r>
+        <w:rPr>
+          <w:lang w:val="hi_IN" w:bidi="hi_IN"/>
+        </w:rPr>
+        <w:t>אַל־תֵּ֧רֶא</w:t>
       </w:r>
     </w:p>
     <w:p>
@@ -9340,6 +10628,20 @@
       </w:r>
       <w:r>
         <w:rPr>
+          <w:lang w:val="hi_IN" w:bidi="hi_IN"/>
+        </w:rPr>
+        <w:t>וְ⁠אַל־תִּשְׁלַ֥חְנָה בְ⁠חֵיל֖⁠וֹ</w:t>
+      </w:r>
+    </w:p>
+    <w:p>
+      <w:pPr/>
+      <w:r>
+        <w:rPr>
+          <w:lang w:val="hi_IN" w:bidi="hi_IN"/>
+        </w:rPr>
+      </w:r>
+      <w:r>
+        <w:rPr>
           <w:b/>
           <w:lang w:val="hi_IN" w:bidi="hi_IN"/>
         </w:rPr>
@@ -9436,6 +10738,20 @@
       </w:r>
       <w:r>
         <w:rPr>
+          <w:lang w:val="hi_IN" w:bidi="hi_IN"/>
+        </w:rPr>
+        <w:t>הַ⁠פֶּ֔רֶק</w:t>
+      </w:r>
+    </w:p>
+    <w:p>
+      <w:pPr/>
+      <w:r>
+        <w:rPr>
+          <w:lang w:val="hi_IN" w:bidi="hi_IN"/>
+        </w:rPr>
+      </w:r>
+      <w:r>
+        <w:rPr>
           <w:b/>
           <w:lang w:val="hi_IN" w:bidi="hi_IN"/>
         </w:rPr>
@@ -9521,6 +10837,20 @@
         <w:rPr>
           <w:lang w:val="hi_IN" w:bidi="hi_IN"/>
         </w:rPr>
+      </w:r>
+    </w:p>
+    <w:p>
+      <w:pPr/>
+      <w:r>
+        <w:rPr>
+          <w:lang w:val="hi_IN" w:bidi="hi_IN"/>
+        </w:rPr>
+      </w:r>
+      <w:r>
+        <w:rPr>
+          <w:lang w:val="hi_IN" w:bidi="hi_IN"/>
+        </w:rPr>
+        <w:t>לְ⁠הַכְרִ֖ית</w:t>
       </w:r>
     </w:p>
     <w:p>
@@ -9646,6 +10976,20 @@
       </w:r>
       <w:r>
         <w:rPr>
+          <w:lang w:val="hi_IN" w:bidi="hi_IN"/>
+        </w:rPr>
+        <w:t>וְ⁠אַל־תַּסְגֵּ֥ר שְׂרִידָ֖י⁠ו</w:t>
+      </w:r>
+    </w:p>
+    <w:p>
+      <w:pPr/>
+      <w:r>
+        <w:rPr>
+          <w:lang w:val="hi_IN" w:bidi="hi_IN"/>
+        </w:rPr>
+      </w:r>
+      <w:r>
+        <w:rPr>
           <w:b/>
           <w:lang w:val="hi_IN" w:bidi="hi_IN"/>
         </w:rPr>
@@ -9792,6 +11136,20 @@
       </w:r>
       <w:r>
         <w:rPr>
+          <w:lang w:val="hi_IN" w:bidi="hi_IN"/>
+        </w:rPr>
+        <w:t>כִּֽי־קָר֥וֹב יוֹם־יְהוָ֖ה עַל־כָּל־הַ⁠גּוֹיִ֑ם</w:t>
+      </w:r>
+    </w:p>
+    <w:p>
+      <w:pPr/>
+      <w:r>
+        <w:rPr>
+          <w:lang w:val="hi_IN" w:bidi="hi_IN"/>
+        </w:rPr>
+      </w:r>
+      <w:r>
+        <w:rPr>
           <w:b/>
           <w:lang w:val="hi_IN" w:bidi="hi_IN"/>
         </w:rPr>
@@ -9875,6 +11233,20 @@
       </w:r>
       <w:r>
         <w:rPr>
+          <w:lang w:val="hi_IN" w:bidi="hi_IN"/>
+        </w:rPr>
+        <w:t>יוֹם־יְהוָ֖ה</w:t>
+      </w:r>
+    </w:p>
+    <w:p>
+      <w:pPr/>
+      <w:r>
+        <w:rPr>
+          <w:lang w:val="hi_IN" w:bidi="hi_IN"/>
+        </w:rPr>
+      </w:r>
+      <w:r>
+        <w:rPr>
           <w:b/>
           <w:lang w:val="hi_IN" w:bidi="hi_IN"/>
         </w:rPr>
@@ -9971,6 +11343,20 @@
       </w:r>
       <w:r>
         <w:rPr>
+          <w:lang w:val="hi_IN" w:bidi="hi_IN"/>
+        </w:rPr>
+        <w:t>קָר֥וֹב</w:t>
+      </w:r>
+    </w:p>
+    <w:p>
+      <w:pPr/>
+      <w:r>
+        <w:rPr>
+          <w:lang w:val="hi_IN" w:bidi="hi_IN"/>
+        </w:rPr>
+      </w:r>
+      <w:r>
+        <w:rPr>
           <w:b/>
           <w:lang w:val="hi_IN" w:bidi="hi_IN"/>
         </w:rPr>
@@ -10047,6 +11433,20 @@
       </w:r>
       <w:r>
         <w:rPr>
+          <w:lang w:val="hi_IN" w:bidi="hi_IN"/>
+        </w:rPr>
+        <w:t>יֵעָ֣שֶׂה לָּ֔⁠ךְ</w:t>
+      </w:r>
+    </w:p>
+    <w:p>
+      <w:pPr/>
+      <w:r>
+        <w:rPr>
+          <w:lang w:val="hi_IN" w:bidi="hi_IN"/>
+        </w:rPr>
+      </w:r>
+      <w:r>
+        <w:rPr>
           <w:b/>
           <w:lang w:val="hi_IN" w:bidi="hi_IN"/>
         </w:rPr>
@@ -10130,6 +11530,20 @@
       </w:r>
       <w:r>
         <w:rPr>
+          <w:lang w:val="hi_IN" w:bidi="hi_IN"/>
+        </w:rPr>
+        <w:t>גְּמֻלְ⁠ךָ֖ יָשׁ֥וּב בְּ⁠רֹאשֶֽׁ⁠ךָ</w:t>
+      </w:r>
+    </w:p>
+    <w:p>
+      <w:pPr/>
+      <w:r>
+        <w:rPr>
+          <w:lang w:val="hi_IN" w:bidi="hi_IN"/>
+        </w:rPr>
+      </w:r>
+      <w:r>
+        <w:rPr>
           <w:b/>
           <w:lang w:val="hi_IN" w:bidi="hi_IN"/>
         </w:rPr>
@@ -10213,6 +11627,20 @@
       </w:r>
       <w:r>
         <w:rPr>
+          <w:lang w:val="hi_IN" w:bidi="hi_IN"/>
+        </w:rPr>
+        <w:t>בְּ⁠רֹאשֶֽׁ⁠ךָ</w:t>
+      </w:r>
+    </w:p>
+    <w:p>
+      <w:pPr/>
+      <w:r>
+        <w:rPr>
+          <w:lang w:val="hi_IN" w:bidi="hi_IN"/>
+        </w:rPr>
+      </w:r>
+      <w:r>
+        <w:rPr>
           <w:b/>
           <w:lang w:val="hi_IN" w:bidi="hi_IN"/>
         </w:rPr>
@@ -10309,6 +11737,20 @@
       </w:r>
       <w:r>
         <w:rPr>
+          <w:lang w:val="hi_IN" w:bidi="hi_IN"/>
+        </w:rPr>
+        <w:t>כִּ֗י כַּֽ⁠אֲשֶׁ֤ר שְׁתִיתֶם֙</w:t>
+      </w:r>
+    </w:p>
+    <w:p>
+      <w:pPr/>
+      <w:r>
+        <w:rPr>
+          <w:lang w:val="hi_IN" w:bidi="hi_IN"/>
+        </w:rPr>
+      </w:r>
+      <w:r>
+        <w:rPr>
           <w:b/>
           <w:lang w:val="hi_IN" w:bidi="hi_IN"/>
         </w:rPr>
@@ -10446,6 +11888,20 @@
         <w:rPr>
           <w:lang w:val="hi_IN" w:bidi="hi_IN"/>
         </w:rPr>
+      </w:r>
+    </w:p>
+    <w:p>
+      <w:pPr/>
+      <w:r>
+        <w:rPr>
+          <w:lang w:val="hi_IN" w:bidi="hi_IN"/>
+        </w:rPr>
+      </w:r>
+      <w:r>
+        <w:rPr>
+          <w:lang w:val="hi_IN" w:bidi="hi_IN"/>
+        </w:rPr>
+        <w:t>כַּֽ⁠אֲשֶׁ֤ר שְׁתִיתֶם֙</w:t>
       </w:r>
     </w:p>
     <w:p>
@@ -10615,6 +12071,20 @@
       </w:r>
       <w:r>
         <w:rPr>
+          <w:lang w:val="hi_IN" w:bidi="hi_IN"/>
+        </w:rPr>
+        <w:t>שְׁתִיתֶם֙</w:t>
+      </w:r>
+    </w:p>
+    <w:p>
+      <w:pPr/>
+      <w:r>
+        <w:rPr>
+          <w:lang w:val="hi_IN" w:bidi="hi_IN"/>
+        </w:rPr>
+      </w:r>
+      <w:r>
+        <w:rPr>
           <w:b/>
           <w:lang w:val="hi_IN" w:bidi="hi_IN"/>
         </w:rPr>
@@ -10711,6 +12181,20 @@
       </w:r>
       <w:r>
         <w:rPr>
+          <w:lang w:val="hi_IN" w:bidi="hi_IN"/>
+        </w:rPr>
+        <w:t>עַל־הַ֣ר קָדְשִׁ֔⁠י</w:t>
+      </w:r>
+    </w:p>
+    <w:p>
+      <w:pPr/>
+      <w:r>
+        <w:rPr>
+          <w:lang w:val="hi_IN" w:bidi="hi_IN"/>
+        </w:rPr>
+      </w:r>
+      <w:r>
+        <w:rPr>
           <w:b/>
           <w:lang w:val="hi_IN" w:bidi="hi_IN"/>
         </w:rPr>
@@ -10807,6 +12291,20 @@
       </w:r>
       <w:r>
         <w:rPr>
+          <w:lang w:val="hi_IN" w:bidi="hi_IN"/>
+        </w:rPr>
+        <w:t>יִשְׁתּ֥וּ כָֽל־הַ⁠גּוֹיִ֖ם תָּמִ֑יד</w:t>
+      </w:r>
+    </w:p>
+    <w:p>
+      <w:pPr/>
+      <w:r>
+        <w:rPr>
+          <w:lang w:val="hi_IN" w:bidi="hi_IN"/>
+        </w:rPr>
+      </w:r>
+      <w:r>
+        <w:rPr>
           <w:b/>
           <w:lang w:val="hi_IN" w:bidi="hi_IN"/>
         </w:rPr>
@@ -10903,6 +12401,20 @@
       </w:r>
       <w:r>
         <w:rPr>
+          <w:lang w:val="hi_IN" w:bidi="hi_IN"/>
+        </w:rPr>
+        <w:t>וְ⁠שָׁת֣וּ וְ⁠לָע֔וּ</w:t>
+      </w:r>
+    </w:p>
+    <w:p>
+      <w:pPr/>
+      <w:r>
+        <w:rPr>
+          <w:lang w:val="hi_IN" w:bidi="hi_IN"/>
+        </w:rPr>
+      </w:r>
+      <w:r>
+        <w:rPr>
           <w:b/>
           <w:lang w:val="hi_IN" w:bidi="hi_IN"/>
         </w:rPr>
@@ -11012,6 +12524,20 @@
       </w:r>
       <w:r>
         <w:rPr>
+          <w:lang w:val="hi_IN" w:bidi="hi_IN"/>
+        </w:rPr>
+        <w:t>וְ⁠שָׁת֣וּ וְ⁠לָע֔וּ</w:t>
+      </w:r>
+    </w:p>
+    <w:p>
+      <w:pPr/>
+      <w:r>
+        <w:rPr>
+          <w:lang w:val="hi_IN" w:bidi="hi_IN"/>
+        </w:rPr>
+      </w:r>
+      <w:r>
+        <w:rPr>
           <w:b/>
           <w:lang w:val="hi_IN" w:bidi="hi_IN"/>
         </w:rPr>
@@ -11097,6 +12623,20 @@
         <w:rPr>
           <w:lang w:val="hi_IN" w:bidi="hi_IN"/>
         </w:rPr>
+      </w:r>
+    </w:p>
+    <w:p>
+      <w:pPr/>
+      <w:r>
+        <w:rPr>
+          <w:lang w:val="hi_IN" w:bidi="hi_IN"/>
+        </w:rPr>
+      </w:r>
+      <w:r>
+        <w:rPr>
+          <w:lang w:val="hi_IN" w:bidi="hi_IN"/>
+        </w:rPr>
+        <w:t>וּ⁠בְ⁠הַ֥ר צִיּ֛וֹן תִּהְיֶ֥ה פְלֵיטָ֖ה</w:t>
       </w:r>
     </w:p>
     <w:p>
@@ -11222,6 +12762,20 @@
       </w:r>
       <w:r>
         <w:rPr>
+          <w:lang w:val="hi_IN" w:bidi="hi_IN"/>
+        </w:rPr>
+        <w:t>וּ⁠בְ⁠הַ֥ר צִיּ֛וֹן</w:t>
+      </w:r>
+    </w:p>
+    <w:p>
+      <w:pPr/>
+      <w:r>
+        <w:rPr>
+          <w:lang w:val="hi_IN" w:bidi="hi_IN"/>
+        </w:rPr>
+      </w:r>
+      <w:r>
+        <w:rPr>
           <w:b/>
           <w:lang w:val="hi_IN" w:bidi="hi_IN"/>
         </w:rPr>
@@ -11305,6 +12859,20 @@
       </w:r>
       <w:r>
         <w:rPr>
+          <w:lang w:val="hi_IN" w:bidi="hi_IN"/>
+        </w:rPr>
+        <w:t>וְ⁠הָ֣יָה קֹ֑דֶשׁ</w:t>
+      </w:r>
+    </w:p>
+    <w:p>
+      <w:pPr/>
+      <w:r>
+        <w:rPr>
+          <w:lang w:val="hi_IN" w:bidi="hi_IN"/>
+        </w:rPr>
+      </w:r>
+      <w:r>
+        <w:rPr>
           <w:b/>
           <w:lang w:val="hi_IN" w:bidi="hi_IN"/>
         </w:rPr>
@@ -11401,6 +12969,20 @@
       </w:r>
       <w:r>
         <w:rPr>
+          <w:lang w:val="hi_IN" w:bidi="hi_IN"/>
+        </w:rPr>
+        <w:t>בֵּ֣ית יַֽעֲקֹ֔ב</w:t>
+      </w:r>
+    </w:p>
+    <w:p>
+      <w:pPr/>
+      <w:r>
+        <w:rPr>
+          <w:lang w:val="hi_IN" w:bidi="hi_IN"/>
+        </w:rPr>
+      </w:r>
+      <w:r>
+        <w:rPr>
           <w:b/>
           <w:lang w:val="hi_IN" w:bidi="hi_IN"/>
         </w:rPr>
@@ -11497,6 +13079,20 @@
       </w:r>
       <w:r>
         <w:rPr>
+          <w:lang w:val="hi_IN" w:bidi="hi_IN"/>
+        </w:rPr>
+        <w:t>אֵ֖ת מוֹרָֽשֵׁי⁠הֶם</w:t>
+      </w:r>
+    </w:p>
+    <w:p>
+      <w:pPr/>
+      <w:r>
+        <w:rPr>
+          <w:lang w:val="hi_IN" w:bidi="hi_IN"/>
+        </w:rPr>
+      </w:r>
+      <w:r>
+        <w:rPr>
           <w:b/>
           <w:lang w:val="hi_IN" w:bidi="hi_IN"/>
         </w:rPr>
@@ -11573,6 +13169,20 @@
       </w:r>
       <w:r>
         <w:rPr>
+          <w:lang w:val="hi_IN" w:bidi="hi_IN"/>
+        </w:rPr>
+        <w:t>וְ⁠הָיָה֩ בֵית־יַעֲקֹ֨ב אֵ֜שׁ וּ⁠בֵ֧ית יוֹסֵ֣ף לֶהָבָ֗ה</w:t>
+      </w:r>
+    </w:p>
+    <w:p>
+      <w:pPr/>
+      <w:r>
+        <w:rPr>
+          <w:lang w:val="hi_IN" w:bidi="hi_IN"/>
+        </w:rPr>
+      </w:r>
+      <w:r>
+        <w:rPr>
           <w:b/>
           <w:lang w:val="hi_IN" w:bidi="hi_IN"/>
         </w:rPr>
@@ -11682,6 +13292,20 @@
       </w:r>
       <w:r>
         <w:rPr>
+          <w:lang w:val="hi_IN" w:bidi="hi_IN"/>
+        </w:rPr>
+        <w:t>בֵית־יַעֲקֹ֨ב</w:t>
+      </w:r>
+    </w:p>
+    <w:p>
+      <w:pPr/>
+      <w:r>
+        <w:rPr>
+          <w:lang w:val="hi_IN" w:bidi="hi_IN"/>
+        </w:rPr>
+      </w:r>
+      <w:r>
+        <w:rPr>
           <w:b/>
           <w:lang w:val="hi_IN" w:bidi="hi_IN"/>
         </w:rPr>
@@ -11778,6 +13402,20 @@
       </w:r>
       <w:r>
         <w:rPr>
+          <w:lang w:val="hi_IN" w:bidi="hi_IN"/>
+        </w:rPr>
+        <w:t>וּ⁠בֵ֧ית יוֹסֵ֣ף</w:t>
+      </w:r>
+    </w:p>
+    <w:p>
+      <w:pPr/>
+      <w:r>
+        <w:rPr>
+          <w:lang w:val="hi_IN" w:bidi="hi_IN"/>
+        </w:rPr>
+      </w:r>
+      <w:r>
+        <w:rPr>
           <w:b/>
           <w:lang w:val="hi_IN" w:bidi="hi_IN"/>
         </w:rPr>
@@ -11861,6 +13499,20 @@
       </w:r>
       <w:r>
         <w:rPr>
+          <w:lang w:val="hi_IN" w:bidi="hi_IN"/>
+        </w:rPr>
+        <w:t>וּ⁠בֵ֤ית עֵשָׂו֙ &amp; לְ⁠בֵ֣ית עֵשָׂ֔ו</w:t>
+      </w:r>
+    </w:p>
+    <w:p>
+      <w:pPr/>
+      <w:r>
+        <w:rPr>
+          <w:lang w:val="hi_IN" w:bidi="hi_IN"/>
+        </w:rPr>
+      </w:r>
+      <w:r>
+        <w:rPr>
           <w:b/>
           <w:lang w:val="hi_IN" w:bidi="hi_IN"/>
         </w:rPr>
@@ -11957,6 +13609,20 @@
       </w:r>
       <w:r>
         <w:rPr>
+          <w:lang w:val="hi_IN" w:bidi="hi_IN"/>
+        </w:rPr>
+        <w:t>אֵ֜שׁ &amp; לֶהָבָ֗ה &amp; לְ⁠קַ֔שׁ</w:t>
+      </w:r>
+    </w:p>
+    <w:p>
+      <w:pPr/>
+      <w:r>
+        <w:rPr>
+          <w:lang w:val="hi_IN" w:bidi="hi_IN"/>
+        </w:rPr>
+      </w:r>
+      <w:r>
+        <w:rPr>
           <w:b/>
           <w:lang w:val="hi_IN" w:bidi="hi_IN"/>
         </w:rPr>
@@ -12066,6 +13732,20 @@
       </w:r>
       <w:r>
         <w:rPr>
+          <w:lang w:val="hi_IN" w:bidi="hi_IN"/>
+        </w:rPr>
+        <w:t>לְ⁠קַ֔שׁ</w:t>
+      </w:r>
+    </w:p>
+    <w:p>
+      <w:pPr/>
+      <w:r>
+        <w:rPr>
+          <w:lang w:val="hi_IN" w:bidi="hi_IN"/>
+        </w:rPr>
+      </w:r>
+      <w:r>
+        <w:rPr>
           <w:b/>
           <w:lang w:val="hi_IN" w:bidi="hi_IN"/>
         </w:rPr>
@@ -12162,6 +13842,20 @@
       </w:r>
       <w:r>
         <w:rPr>
+          <w:lang w:val="hi_IN" w:bidi="hi_IN"/>
+        </w:rPr>
+        <w:t>וְ⁠דָלְק֥וּ בָ⁠הֶ֖ם וַ⁠אֲכָל֑וּ⁠ם</w:t>
+      </w:r>
+    </w:p>
+    <w:p>
+      <w:pPr/>
+      <w:r>
+        <w:rPr>
+          <w:lang w:val="hi_IN" w:bidi="hi_IN"/>
+        </w:rPr>
+      </w:r>
+      <w:r>
+        <w:rPr>
           <w:b/>
           <w:lang w:val="hi_IN" w:bidi="hi_IN"/>
         </w:rPr>
@@ -12271,6 +13965,20 @@
       </w:r>
       <w:r>
         <w:rPr>
+          <w:lang w:val="hi_IN" w:bidi="hi_IN"/>
+        </w:rPr>
+        <w:t>כִּ֥י</w:t>
+      </w:r>
+    </w:p>
+    <w:p>
+      <w:pPr/>
+      <w:r>
+        <w:rPr>
+          <w:lang w:val="hi_IN" w:bidi="hi_IN"/>
+        </w:rPr>
+      </w:r>
+      <w:r>
+        <w:rPr>
           <w:b/>
           <w:lang w:val="hi_IN" w:bidi="hi_IN"/>
         </w:rPr>
@@ -12367,6 +14075,20 @@
       </w:r>
       <w:r>
         <w:rPr>
+          <w:lang w:val="hi_IN" w:bidi="hi_IN"/>
+        </w:rPr>
+        <w:t>כִּ֥י יְהוָ֖ה דִּבֵּֽר</w:t>
+      </w:r>
+    </w:p>
+    <w:p>
+      <w:pPr/>
+      <w:r>
+        <w:rPr>
+          <w:lang w:val="hi_IN" w:bidi="hi_IN"/>
+        </w:rPr>
+      </w:r>
+      <w:r>
+        <w:rPr>
           <w:b/>
           <w:lang w:val="hi_IN" w:bidi="hi_IN"/>
         </w:rPr>
@@ -12450,6 +14172,20 @@
       </w:r>
       <w:r>
         <w:rPr>
+          <w:lang w:val="hi_IN" w:bidi="hi_IN"/>
+        </w:rPr>
+        <w:t>וְ⁠יָרְשׁ֨וּ</w:t>
+      </w:r>
+    </w:p>
+    <w:p>
+      <w:pPr/>
+      <w:r>
+        <w:rPr>
+          <w:lang w:val="hi_IN" w:bidi="hi_IN"/>
+        </w:rPr>
+      </w:r>
+      <w:r>
+        <w:rPr>
           <w:b/>
           <w:lang w:val="hi_IN" w:bidi="hi_IN"/>
         </w:rPr>
@@ -12513,6 +14249,20 @@
       </w:r>
       <w:r>
         <w:rPr>
+          <w:lang w:val="hi_IN" w:bidi="hi_IN"/>
+        </w:rPr>
+        <w:t>הַ⁠נֶּ֜גֶב</w:t>
+      </w:r>
+    </w:p>
+    <w:p>
+      <w:pPr/>
+      <w:r>
+        <w:rPr>
+          <w:lang w:val="hi_IN" w:bidi="hi_IN"/>
+        </w:rPr>
+      </w:r>
+      <w:r>
+        <w:rPr>
           <w:b/>
           <w:lang w:val="hi_IN" w:bidi="hi_IN"/>
         </w:rPr>
@@ -12609,6 +14359,20 @@
       </w:r>
       <w:r>
         <w:rPr>
+          <w:lang w:val="hi_IN" w:bidi="hi_IN"/>
+        </w:rPr>
+        <w:t>אֶת־הַ֣ר עֵשָׂ֗ו</w:t>
+      </w:r>
+    </w:p>
+    <w:p>
+      <w:pPr/>
+      <w:r>
+        <w:rPr>
+          <w:lang w:val="hi_IN" w:bidi="hi_IN"/>
+        </w:rPr>
+      </w:r>
+      <w:r>
+        <w:rPr>
           <w:b/>
           <w:lang w:val="hi_IN" w:bidi="hi_IN"/>
         </w:rPr>
@@ -12692,6 +14456,20 @@
       </w:r>
       <w:r>
         <w:rPr>
+          <w:lang w:val="hi_IN" w:bidi="hi_IN"/>
+        </w:rPr>
+        <w:t>וְ⁠הַ⁠שְּׁפֵלָה֙</w:t>
+      </w:r>
+    </w:p>
+    <w:p>
+      <w:pPr/>
+      <w:r>
+        <w:rPr>
+          <w:lang w:val="hi_IN" w:bidi="hi_IN"/>
+        </w:rPr>
+      </w:r>
+      <w:r>
+        <w:rPr>
           <w:b/>
           <w:lang w:val="hi_IN" w:bidi="hi_IN"/>
         </w:rPr>
@@ -12788,6 +14566,20 @@
       </w:r>
       <w:r>
         <w:rPr>
+          <w:lang w:val="hi_IN" w:bidi="hi_IN"/>
+        </w:rPr>
+        <w:t>וְ⁠הַ⁠שְּׁפֵלָה֙ אֶת־פְּלִשְׁתִּ֔ים</w:t>
+      </w:r>
+    </w:p>
+    <w:p>
+      <w:pPr/>
+      <w:r>
+        <w:rPr>
+          <w:lang w:val="hi_IN" w:bidi="hi_IN"/>
+        </w:rPr>
+      </w:r>
+      <w:r>
+        <w:rPr>
           <w:b/>
           <w:lang w:val="hi_IN" w:bidi="hi_IN"/>
         </w:rPr>
@@ -12884,6 +14676,20 @@
       </w:r>
       <w:r>
         <w:rPr>
+          <w:lang w:val="hi_IN" w:bidi="hi_IN"/>
+        </w:rPr>
+        <w:t>אֶת־פְּלִשְׁתִּ֔ים</w:t>
+      </w:r>
+    </w:p>
+    <w:p>
+      <w:pPr/>
+      <w:r>
+        <w:rPr>
+          <w:lang w:val="hi_IN" w:bidi="hi_IN"/>
+        </w:rPr>
+      </w:r>
+      <w:r>
+        <w:rPr>
           <w:b/>
           <w:lang w:val="hi_IN" w:bidi="hi_IN"/>
         </w:rPr>
@@ -12980,6 +14786,20 @@
       </w:r>
       <w:r>
         <w:rPr>
+          <w:lang w:val="hi_IN" w:bidi="hi_IN"/>
+        </w:rPr>
+        <w:t>וְ⁠יָרְשׁוּ֙</w:t>
+      </w:r>
+    </w:p>
+    <w:p>
+      <w:pPr/>
+      <w:r>
+        <w:rPr>
+          <w:lang w:val="hi_IN" w:bidi="hi_IN"/>
+        </w:rPr>
+      </w:r>
+      <w:r>
+        <w:rPr>
           <w:b/>
           <w:lang w:val="hi_IN" w:bidi="hi_IN"/>
         </w:rPr>
@@ -13043,6 +14863,20 @@
       </w:r>
       <w:r>
         <w:rPr>
+          <w:lang w:val="hi_IN" w:bidi="hi_IN"/>
+        </w:rPr>
+        <w:t>אֶת־שְׂדֵ֣ה אֶפְרַ֔יִם וְ⁠אֵ֖ת שְׂדֵ֣ה שֹׁמְר֑וֹן</w:t>
+      </w:r>
+    </w:p>
+    <w:p>
+      <w:pPr/>
+      <w:r>
+        <w:rPr>
+          <w:lang w:val="hi_IN" w:bidi="hi_IN"/>
+        </w:rPr>
+      </w:r>
+      <w:r>
+        <w:rPr>
           <w:b/>
           <w:lang w:val="hi_IN" w:bidi="hi_IN"/>
         </w:rPr>
@@ -13165,6 +14999,20 @@
       </w:r>
       <w:r>
         <w:rPr>
+          <w:lang w:val="hi_IN" w:bidi="hi_IN"/>
+        </w:rPr>
+        <w:t>וּ⁠בִנְיָמִ֖ן</w:t>
+      </w:r>
+    </w:p>
+    <w:p>
+      <w:pPr/>
+      <w:r>
+        <w:rPr>
+          <w:lang w:val="hi_IN" w:bidi="hi_IN"/>
+        </w:rPr>
+      </w:r>
+      <w:r>
+        <w:rPr>
           <w:b/>
           <w:lang w:val="hi_IN" w:bidi="hi_IN"/>
         </w:rPr>
@@ -13261,6 +15109,20 @@
       </w:r>
       <w:r>
         <w:rPr>
+          <w:lang w:val="hi_IN" w:bidi="hi_IN"/>
+        </w:rPr>
+        <w:t>וּ⁠בִנְיָמִ֖ן אֶת־הַ⁠גִּלְעָֽד</w:t>
+      </w:r>
+    </w:p>
+    <w:p>
+      <w:pPr/>
+      <w:r>
+        <w:rPr>
+          <w:lang w:val="hi_IN" w:bidi="hi_IN"/>
+        </w:rPr>
+      </w:r>
+      <w:r>
+        <w:rPr>
           <w:b/>
           <w:lang w:val="hi_IN" w:bidi="hi_IN"/>
         </w:rPr>
@@ -13357,6 +15219,20 @@
       </w:r>
       <w:r>
         <w:rPr>
+          <w:lang w:val="hi_IN" w:bidi="hi_IN"/>
+        </w:rPr>
+        <w:t>אֶת־הַ⁠גִּלְעָֽד</w:t>
+      </w:r>
+    </w:p>
+    <w:p>
+      <w:pPr/>
+      <w:r>
+        <w:rPr>
+          <w:lang w:val="hi_IN" w:bidi="hi_IN"/>
+        </w:rPr>
+      </w:r>
+      <w:r>
+        <w:rPr>
           <w:b/>
           <w:lang w:val="hi_IN" w:bidi="hi_IN"/>
         </w:rPr>
@@ -13453,6 +15329,20 @@
       </w:r>
       <w:r>
         <w:rPr>
+          <w:lang w:val="hi_IN" w:bidi="hi_IN"/>
+        </w:rPr>
+        <w:t>וְ⁠גָלֻ֣ת הַֽ⁠חֵל־הַ֠⁠זֶּה</w:t>
+      </w:r>
+    </w:p>
+    <w:p>
+      <w:pPr/>
+      <w:r>
+        <w:rPr>
+          <w:lang w:val="hi_IN" w:bidi="hi_IN"/>
+        </w:rPr>
+      </w:r>
+      <w:r>
+        <w:rPr>
           <w:b/>
           <w:lang w:val="hi_IN" w:bidi="hi_IN"/>
         </w:rPr>
@@ -13549,6 +15439,20 @@
       </w:r>
       <w:r>
         <w:rPr>
+          <w:lang w:val="hi_IN" w:bidi="hi_IN"/>
+        </w:rPr>
+        <w:t>הַֽ⁠חֵל</w:t>
+      </w:r>
+    </w:p>
+    <w:p>
+      <w:pPr/>
+      <w:r>
+        <w:rPr>
+          <w:lang w:val="hi_IN" w:bidi="hi_IN"/>
+        </w:rPr>
+      </w:r>
+      <w:r>
+        <w:rPr>
           <w:b/>
           <w:lang w:val="hi_IN" w:bidi="hi_IN"/>
         </w:rPr>
@@ -13625,6 +15529,20 @@
       </w:r>
       <w:r>
         <w:rPr>
+          <w:lang w:val="hi_IN" w:bidi="hi_IN"/>
+        </w:rPr>
+        <w:t>לִ⁠בְנֵ֨י יִשְׂרָאֵ֤ל</w:t>
+      </w:r>
+    </w:p>
+    <w:p>
+      <w:pPr/>
+      <w:r>
+        <w:rPr>
+          <w:lang w:val="hi_IN" w:bidi="hi_IN"/>
+        </w:rPr>
+      </w:r>
+      <w:r>
+        <w:rPr>
           <w:b/>
           <w:lang w:val="hi_IN" w:bidi="hi_IN"/>
         </w:rPr>
@@ -13760,6 +15678,20 @@
       </w:r>
       <w:r>
         <w:rPr>
+          <w:lang w:val="hi_IN" w:bidi="hi_IN"/>
+        </w:rPr>
+        <w:t>אֲשֶֽׁר־כְּנַעֲנִים֙</w:t>
+      </w:r>
+    </w:p>
+    <w:p>
+      <w:pPr/>
+      <w:r>
+        <w:rPr>
+          <w:lang w:val="hi_IN" w:bidi="hi_IN"/>
+        </w:rPr>
+      </w:r>
+      <w:r>
+        <w:rPr>
           <w:b/>
           <w:lang w:val="hi_IN" w:bidi="hi_IN"/>
         </w:rPr>
@@ -13843,6 +15775,20 @@
       </w:r>
       <w:r>
         <w:rPr>
+          <w:lang w:val="hi_IN" w:bidi="hi_IN"/>
+        </w:rPr>
+        <w:t>עַד־צָ֣רְפַ֔ת</w:t>
+      </w:r>
+    </w:p>
+    <w:p>
+      <w:pPr/>
+      <w:r>
+        <w:rPr>
+          <w:lang w:val="hi_IN" w:bidi="hi_IN"/>
+        </w:rPr>
+      </w:r>
+      <w:r>
+        <w:rPr>
           <w:b/>
           <w:lang w:val="hi_IN" w:bidi="hi_IN"/>
         </w:rPr>
@@ -13926,6 +15872,20 @@
       </w:r>
       <w:r>
         <w:rPr>
+          <w:lang w:val="hi_IN" w:bidi="hi_IN"/>
+        </w:rPr>
+        <w:t>עַד־צָ֣רְפַ֔ת</w:t>
+      </w:r>
+    </w:p>
+    <w:p>
+      <w:pPr/>
+      <w:r>
+        <w:rPr>
+          <w:lang w:val="hi_IN" w:bidi="hi_IN"/>
+        </w:rPr>
+      </w:r>
+      <w:r>
+        <w:rPr>
           <w:b/>
           <w:lang w:val="hi_IN" w:bidi="hi_IN"/>
         </w:rPr>
@@ -14022,6 +15982,20 @@
       </w:r>
       <w:r>
         <w:rPr>
+          <w:lang w:val="hi_IN" w:bidi="hi_IN"/>
+        </w:rPr>
+        <w:t>וְ⁠גָלֻ֥ת יְרוּשָׁלִַ֖ם</w:t>
+      </w:r>
+    </w:p>
+    <w:p>
+      <w:pPr/>
+      <w:r>
+        <w:rPr>
+          <w:lang w:val="hi_IN" w:bidi="hi_IN"/>
+        </w:rPr>
+      </w:r>
+      <w:r>
+        <w:rPr>
           <w:b/>
           <w:lang w:val="hi_IN" w:bidi="hi_IN"/>
         </w:rPr>
@@ -14118,6 +16092,20 @@
       </w:r>
       <w:r>
         <w:rPr>
+          <w:lang w:val="hi_IN" w:bidi="hi_IN"/>
+        </w:rPr>
+        <w:t>בִּ⁠סְפָרַ֑ד</w:t>
+      </w:r>
+    </w:p>
+    <w:p>
+      <w:pPr/>
+      <w:r>
+        <w:rPr>
+          <w:lang w:val="hi_IN" w:bidi="hi_IN"/>
+        </w:rPr>
+      </w:r>
+      <w:r>
+        <w:rPr>
           <w:b/>
           <w:lang w:val="hi_IN" w:bidi="hi_IN"/>
         </w:rPr>
@@ -14214,6 +16202,20 @@
       </w:r>
       <w:r>
         <w:rPr>
+          <w:lang w:val="hi_IN" w:bidi="hi_IN"/>
+        </w:rPr>
+        <w:t>יִֽרְשׁ֕וּ</w:t>
+      </w:r>
+    </w:p>
+    <w:p>
+      <w:pPr/>
+      <w:r>
+        <w:rPr>
+          <w:lang w:val="hi_IN" w:bidi="hi_IN"/>
+        </w:rPr>
+      </w:r>
+      <w:r>
+        <w:rPr>
           <w:b/>
           <w:lang w:val="hi_IN" w:bidi="hi_IN"/>
         </w:rPr>
@@ -14299,6 +16301,20 @@
         <w:rPr>
           <w:lang w:val="hi_IN" w:bidi="hi_IN"/>
         </w:rPr>
+      </w:r>
+    </w:p>
+    <w:p>
+      <w:pPr/>
+      <w:r>
+        <w:rPr>
+          <w:lang w:val="hi_IN" w:bidi="hi_IN"/>
+        </w:rPr>
+      </w:r>
+      <w:r>
+        <w:rPr>
+          <w:lang w:val="hi_IN" w:bidi="hi_IN"/>
+        </w:rPr>
+        <w:t>הַ⁠נֶּֽגֶב</w:t>
       </w:r>
     </w:p>
     <w:p>
@@ -14424,6 +16440,20 @@
       </w:r>
       <w:r>
         <w:rPr>
+          <w:lang w:val="hi_IN" w:bidi="hi_IN"/>
+        </w:rPr>
+        <w:t>וְ⁠עָל֤וּ מֽוֹשִׁעִים֙ בְּ⁠הַ֣ר צִיּ֔וֹן לִ⁠שְׁפֹּ֖ט אֶת־הַ֣ר עֵשָׂ֑ו</w:t>
+      </w:r>
+    </w:p>
+    <w:p>
+      <w:pPr/>
+      <w:r>
+        <w:rPr>
+          <w:lang w:val="hi_IN" w:bidi="hi_IN"/>
+        </w:rPr>
+      </w:r>
+      <w:r>
+        <w:rPr>
           <w:b/>
           <w:lang w:val="hi_IN" w:bidi="hi_IN"/>
         </w:rPr>
@@ -14533,6 +16563,20 @@
       </w:r>
       <w:r>
         <w:rPr>
+          <w:lang w:val="hi_IN" w:bidi="hi_IN"/>
+        </w:rPr>
+        <w:t>מֽוֹשִׁעִים֙</w:t>
+      </w:r>
+    </w:p>
+    <w:p>
+      <w:pPr/>
+      <w:r>
+        <w:rPr>
+          <w:lang w:val="hi_IN" w:bidi="hi_IN"/>
+        </w:rPr>
+      </w:r>
+      <w:r>
+        <w:rPr>
           <w:b/>
           <w:lang w:val="hi_IN" w:bidi="hi_IN"/>
         </w:rPr>
@@ -14609,6 +16653,20 @@
       </w:r>
       <w:r>
         <w:rPr>
+          <w:lang w:val="hi_IN" w:bidi="hi_IN"/>
+        </w:rPr>
+        <w:t>בְּ⁠הַ֣ר צִיּ֔וֹן</w:t>
+      </w:r>
+    </w:p>
+    <w:p>
+      <w:pPr/>
+      <w:r>
+        <w:rPr>
+          <w:lang w:val="hi_IN" w:bidi="hi_IN"/>
+        </w:rPr>
+      </w:r>
+      <w:r>
+        <w:rPr>
           <w:b/>
           <w:lang w:val="hi_IN" w:bidi="hi_IN"/>
         </w:rPr>
@@ -14705,6 +16763,20 @@
       </w:r>
       <w:r>
         <w:rPr>
+          <w:lang w:val="hi_IN" w:bidi="hi_IN"/>
+        </w:rPr>
+        <w:t>אֶת־הַ֣ר עֵשָׂ֑ו</w:t>
+      </w:r>
+    </w:p>
+    <w:p>
+      <w:pPr/>
+      <w:r>
+        <w:rPr>
+          <w:lang w:val="hi_IN" w:bidi="hi_IN"/>
+        </w:rPr>
+      </w:r>
+      <w:r>
+        <w:rPr>
           <w:b/>
           <w:lang w:val="hi_IN" w:bidi="hi_IN"/>
         </w:rPr>
@@ -14790,6 +16862,20 @@
         <w:rPr>
           <w:lang w:val="hi_IN" w:bidi="hi_IN"/>
         </w:rPr>
+      </w:r>
+    </w:p>
+    <w:p>
+      <w:pPr/>
+      <w:r>
+        <w:rPr>
+          <w:lang w:val="hi_IN" w:bidi="hi_IN"/>
+        </w:rPr>
+      </w:r>
+      <w:r>
+        <w:rPr>
+          <w:lang w:val="hi_IN" w:bidi="hi_IN"/>
+        </w:rPr>
+        <w:t>וְ⁠הָיְתָ֥ה לַֽ⁠יהוָ֖ה הַ⁠מְּלוּכָֽה</w:t>
       </w:r>
     </w:p>
     <w:p>

--- a/hin/docx/31.content.docx
+++ b/hin/docx/31.content.docx
@@ -28,49 +28,15 @@
       </w:r>
     </w:p>
     <w:p>
-      <w:pPr>
-        <w:pStyle w:val="Heading2"/>
-      </w:pPr>
-      <w:r>
-        <w:rPr>
-          <w:lang w:val="hi_IN" w:bidi="hi_IN"/>
-        </w:rPr>
-        <w:t>License Information</w:t>
-      </w:r>
-      <w:r>
-        <w:rPr>
-          <w:lang w:val="hi_IN" w:bidi="hi_IN"/>
-        </w:rPr>
-      </w:r>
-    </w:p>
-    <w:p>
-      <w:pPr/>
-      <w:r>
-        <w:rPr>
-          <w:lang w:val="hi_IN" w:bidi="hi_IN"/>
-        </w:rPr>
-      </w:r>
-      <w:r>
-        <w:rPr>
-          <w:b/>
-          <w:lang w:val="hi_IN" w:bidi="hi_IN"/>
-        </w:rPr>
-        <w:t>अनुवाद नोट्स (अनफोल्डिंग वर्ड)</w:t>
-      </w:r>
-      <w:r>
-        <w:rPr>
-          <w:lang w:val="hi_IN" w:bidi="hi_IN"/>
-        </w:rPr>
-        <w:t xml:space="preserve"> (Hindi) is based on</w:t>
-      </w:r>
-      <w:r>
-        <w:rPr>
-          <w:lang w:val="hi_IN" w:bidi="hi_IN"/>
-        </w:rPr>
-        <w:t xml:space="preserve">: </w:t>
-      </w:r>
-      <w:r>
-        <w:rPr>
+      <w:pPr/>
+      <w:r>
+        <w:rPr>
+          <w:lang w:val="hi_IN" w:bidi="hi_IN"/>
+        </w:rPr>
+      </w:r>
+      <w:r>
+        <w:rPr>
+          <w:b/>
           <w:lang w:val="hi_IN" w:bidi="hi_IN"/>
         </w:rPr>
         <w:t>unfoldingWord® Translation Notes</w:t>
@@ -79,62 +45,31 @@
         <w:rPr>
           <w:lang w:val="hi_IN" w:bidi="hi_IN"/>
         </w:rPr>
-        <w:t xml:space="preserve">, </w:t>
-      </w:r>
-      <w:hyperlink r:id="rId13">
-        <w:r>
-          <w:rPr>
-            <w:lang w:val="hi_IN" w:bidi="hi_IN"/>
-          </w:rPr>
-          <w:rPr>
-            <w:color w:val="0000EE"/>
-            <w:u w:val="single"/>
-          </w:rPr>
-          <w:t>unfoldingWord</w:t>
-        </w:r>
-      </w:hyperlink>
-      <w:r>
-        <w:rPr>
-          <w:lang w:val="hi_IN" w:bidi="hi_IN"/>
-        </w:rPr>
-        <w:t xml:space="preserve">, 2022, which is licensed under a </w:t>
-      </w:r>
-      <w:hyperlink r:id="rId14">
-        <w:r>
-          <w:rPr>
-            <w:lang w:val="hi_IN" w:bidi="hi_IN"/>
-          </w:rPr>
-          <w:rPr>
-            <w:color w:val="0000EE"/>
-            <w:u w:val="single"/>
-          </w:rPr>
-          <w:t>CC BY-SA 4.0 license</w:t>
-        </w:r>
-      </w:hyperlink>
-      <w:r>
-        <w:rPr>
-          <w:lang w:val="hi_IN" w:bidi="hi_IN"/>
-        </w:rPr>
-        <w:t>.</w:t>
-      </w:r>
-      <w:r>
-        <w:rPr>
-          <w:lang w:val="hi_IN" w:bidi="hi_IN"/>
-        </w:rPr>
-      </w:r>
-    </w:p>
-    <w:p>
-      <w:pPr/>
-      <w:r>
-        <w:rPr>
-          <w:lang w:val="hi_IN" w:bidi="hi_IN"/>
-        </w:rPr>
-      </w:r>
-      <w:r>
-        <w:rPr>
-          <w:lang w:val="hi_IN" w:bidi="hi_IN"/>
-        </w:rPr>
-        <w:t>This PDF version is provided under the same license.</w:t>
+        <w:t xml:space="preserve"> © 2022 unfoldingWord. Released under CC BY-SA 4.0 license. </w:t>
+      </w:r>
+      <w:r>
+        <w:rPr>
+          <w:lang w:val="hi_IN" w:bidi="hi_IN"/>
+        </w:rPr>
+        <w:t>unfoldingWord® Translation Notes</w:t>
+      </w:r>
+      <w:r>
+        <w:rPr>
+          <w:lang w:val="hi_IN" w:bidi="hi_IN"/>
+        </w:rPr>
+        <w:t xml:space="preserve"> has been adapted in the following languages: Tok Pisin, Arabic (عربي), French (Français), Hindi (हिंदी), Indonesian (Bahasa Indonesia), Portuguese (Português), Russian (Русский), Spanish (Español), Swahili (Kiswahili), and Simplified Chinese (简体中文) from </w:t>
+      </w:r>
+      <w:r>
+        <w:rPr>
+          <w:lang w:val="hi_IN" w:bidi="hi_IN"/>
+        </w:rPr>
+        <w:t>unfoldingWord® Translation Notes</w:t>
+      </w:r>
+      <w:r>
+        <w:rPr>
+          <w:lang w:val="hi_IN" w:bidi="hi_IN"/>
+        </w:rPr>
+        <w:t xml:space="preserve"> © 2022 unfoldingWord. Released under CC BY-SA 4.0 license by Mission Mutual</w:t>
       </w:r>
       <w:r>
         <w:rPr>
@@ -6798,7 +6733,7 @@
         </w:rPr>
         <w:t xml:space="preserve">"यह उस पुरुष का नाम है जो एदोमियों का पूर्वज था| देखें कि आपने इसका अनुवाद </w:t>
       </w:r>
-      <w:hyperlink r:id="rId15">
+      <w:hyperlink r:id="rId13">
         <w:r>
           <w:rPr>
             <w:lang w:val="hi_IN" w:bidi="hi_IN"/>
@@ -8497,7 +8432,7 @@
         </w:rPr>
         <w:t xml:space="preserve">"जैसा </w:t>
       </w:r>
-      <w:hyperlink r:id="rId15">
+      <w:hyperlink r:id="rId13">
         <w:r>
           <w:rPr>
             <w:lang w:val="hi_IN" w:bidi="hi_IN"/>
@@ -8831,7 +8766,7 @@
         </w:rPr>
         <w:t xml:space="preserve"> का सन्दर्भ </w:t>
       </w:r>
-      <w:hyperlink r:id="rId15">
+      <w:hyperlink r:id="rId13">
         <w:r>
           <w:rPr>
             <w:lang w:val="hi_IN" w:bidi="hi_IN"/>
@@ -8972,7 +8907,7 @@
         </w:rPr>
         <w:t xml:space="preserve"> का अभिप्राय ""सेना"" भी हो सकता है परन्तु </w:t>
       </w:r>
-      <w:hyperlink r:id="rId15">
+      <w:hyperlink r:id="rId13">
         <w:r>
           <w:rPr>
             <w:lang w:val="hi_IN" w:bidi="hi_IN"/>
@@ -9863,7 +9798,7 @@
         </w:rPr>
         <w:t xml:space="preserve">जैसा </w:t>
       </w:r>
-      <w:hyperlink r:id="rId15">
+      <w:hyperlink r:id="rId13">
         <w:r>
           <w:rPr>
             <w:lang w:val="hi_IN" w:bidi="hi_IN"/>
@@ -10386,7 +10321,7 @@
         </w:rPr>
         <w:t xml:space="preserve"> से संबोधित किया गया है (देखें </w:t>
       </w:r>
-      <w:hyperlink r:id="rId15">
+      <w:hyperlink r:id="rId13">
         <w:r>
           <w:rPr>
             <w:lang w:val="hi_IN" w:bidi="hi_IN"/>
@@ -10611,7 +10546,7 @@
         </w:rPr>
         <w:t xml:space="preserve"> ""देख कर आनंदित होना"" के लिए एक मुहावरा है| देखें कि आपने इस पद का अनुवाद </w:t>
       </w:r>
-      <w:hyperlink r:id="rId15">
+      <w:hyperlink r:id="rId13">
         <w:r>
           <w:rPr>
             <w:lang w:val="hi_IN" w:bidi="hi_IN"/>
@@ -10959,7 +10894,7 @@
         </w:rPr>
         <w:t xml:space="preserve"> एक रूपक है जिसका अर्थ है, ""मार डालने के लिए|"" यह संभवतः फसल काटने के समय अन्न काटने की तुलना में है| देखें कि आपने इसी रूपक का अनुवाद </w:t>
       </w:r>
-      <w:hyperlink r:id="rId15">
+      <w:hyperlink r:id="rId13">
         <w:r>
           <w:rPr>
             <w:lang w:val="hi_IN" w:bidi="hi_IN"/>
@@ -12023,7 +11958,7 @@
         </w:rPr>
         <w:t xml:space="preserve">"ओबद्याह की सम्पूर्ण पुस्तक में एदोम जाति को एकवचन पुल्लिंग ""तू"" से संबोधित किया गया है| (केवल एकमात्र स्थान </w:t>
       </w:r>
-      <w:hyperlink r:id="rId15">
+      <w:hyperlink r:id="rId13">
         <w:r>
           <w:rPr>
             <w:lang w:val="hi_IN" w:bidi="hi_IN"/>
@@ -12054,7 +11989,7 @@
         </w:rPr>
         <w:t xml:space="preserve"> पुल्लिंग बहुवचन है| यह किसके सन्दर्भ में है इसकी दो संभावनाएं हैं: (1) इसका सन्दर्भ इस्राएलियों से है| इससे प्रकट होगा कि एकवचन से बहुवचन में क्यों परिवर्तन आया| जिस प्रकार ओबद्याह </w:t>
       </w:r>
-      <w:hyperlink r:id="rId15">
+      <w:hyperlink r:id="rId13">
         <w:r>
           <w:rPr>
             <w:lang w:val="hi_IN" w:bidi="hi_IN"/>
@@ -12745,7 +12680,7 @@
         </w:rPr>
         <w:t xml:space="preserve"> उन इस्राएलियों के सन्दर्भ में है जो यहोवा द्वारा अन्य जातियों को दण्डित करने के उपरान्त यरूशलेम में जीवित रहेंगे| जैसा </w:t>
       </w:r>
-      <w:hyperlink r:id="rId16">
+      <w:hyperlink r:id="rId14">
         <w:r>
           <w:rPr>
             <w:lang w:val="hi_IN" w:bidi="hi_IN"/>
@@ -16423,7 +16358,7 @@
         </w:rPr>
         <w:t xml:space="preserve"> यहूदा के दक्षिणी, निर्जल, चट्टानी और बंजर स्थान का नाम है| देखें की आपने इसका अनुवाद </w:t>
       </w:r>
-      <w:hyperlink r:id="rId17">
+      <w:hyperlink r:id="rId15">
         <w:r>
           <w:rPr>
             <w:lang w:val="hi_IN" w:bidi="hi_IN"/>

--- a/hin/docx/31.content.docx
+++ b/hin/docx/31.content.docx
@@ -141,13 +141,6 @@
         <w:rPr>
           <w:lang w:val="hi_IN" w:bidi="hi_IN"/>
         </w:rPr>
-      </w:r>
-      <w:r>
-        <w:rPr>
-          <w:i/>
-          <w:lang w:val="hi_IN" w:bidi="hi_IN"/>
-        </w:rPr>
-        <w:t>ओबद्याह - परिचय, ओबद्याह 1:1 (#1), ओबद्याह 1:1 (#2), ओबद्याह 1:1 (#3), ओबद्याह 1:1 (#4), ओबद्याह 1:1 (#5), ओबद्याह 1:1 (#6), ओबद्याह 1:1 (#7), ओबद्याह 1:1 (#8), ओबद्याह 1:1 (#9), ओबद्याह 1:1 (#10), ओबद्याह 1:1 (#11), ओबद्याह 1:1 (#12), ओबद्याह 1:1 (#13), ओबद्याह 1:1 (#14), ओबद्याह 1:2 (#1), ओबद्याह 1:2 (#2), ओबद्याह 1:2 (#3), ओबद्याह 1:2 (#4), ओबद्याह 1:2 (#5), ओबद्याह 1:3 (#1), ओबद्याह 1:3 (#2), ओबद्याह 1:3 (#3), ओबद्याह 1:3 (#4), ओबद्याह 1:3 (#5), ओबद्याह 1:3 (#6), ओबद्याह 1:3 (#7), ओबद्याह 1:3 (#8), ओबद्याह 1:3 (#9), ओबद्याह 1:4 (#1), ओबद्याह 1:4 (#2), ओबद्याह 1:4 (#3), ओबद्याह 1:4 (#4), ओबद्याह 1:4 (#5), ओबद्याह 1:4 (#6), ओबद्याह 1:5 (#1), ओबद्याह 1:5 (#2), ओबद्याह 1:5 (#3), ओबद्याह 1:5 (#4), ओबद्याह 1:5 (#5), ओबद्याह 1:6 (#1), ओबद्याह 1:6 (#2), ओबद्याह 1:6 (#3), ओबद्याह 1:6 (#4), ओबद्याह 1:6 (#5), ओबद्याह 1:7 (#1), ओबद्याह 1:7 (#2), ओबद्याह 1:7 (#3), ओबद्याह 1:7 (#4), ओबद्याह 1:7 (#5), ओबद्याह 1:7 (#6), ओबद्याह 1:7 (#7), ओबद्याह 1:7 (#8), ओबद्याह 1:8 (#1), ओबद्याह 1:8 (#2), ओबद्याह 1:8 (#3), ओबद्याह 1:8 (#4), ओबद्याह 1:8 (#5), ओबद्याह 1:8 (#6), ओबद्याह 1:8 (#7), ओबद्याह 1:8 (#8), ओबद्याह 1:9 (#1), ओबद्याह 1:9 (#2), ओबद्याह 1:9 (#3), ओबद्याह 1:9 (#4), ओबद्याह 1:9 (#5), ओबद्याह 1:9 (#6), ओबद्याह 1:9 (#7), ओबद्याह 1:9 (#8), ओबद्याह 1:9 (#9), ओबद्याह 1:10 (#1), ओबद्याह 1:10 (#2), ओबद्याह 1:10 (#3), ओबद्याह 1:10 (#4), ओबद्याह 1:10 (#5), ओबद्याह 1:10 (#6), ओबद्याह 1:10 (#7), ओबद्याह 1:11 (#1), ओबद्याह 1:11 (#2), ओबद्याह 1:11 (#3), ओबद्याह 1:11 (#4), ओबद्याह 1:11 (#5), ओबद्याह 1:11 (#6), ओबद्याह 1:11 (#7), ओबद्याह 1:12 (#1), ओबद्याह 1:12 (#2), ओबद्याह 1:12 (#3), ओबद्याह 1:12 (#4), ओबद्याह 1:12 (#5), ओबद्याह 1:12 (#6), ओबद्याह 1:12 (#7), ओबद्याह 1:13 (#1), ओबद्याह 1:13 (#2), ओबद्याह 1:13 (#3), ओबद्याह 1:13 (#4), ओबद्याह 1:13 (#5), ओबद्याह 1:14 (#1), ओबद्याह 1:14 (#2), ओबद्याह 1:14 (#3), ओबद्याह 1:15 (#1), ओबद्याह 1:15 (#2), ओबद्याह 1:15 (#3), ओबद्याह 1:15 (#4), ओबद्याह 1:15 (#5), ओबद्याह 1:15 (#6), ओबद्याह 1:15 (#7), ओबद्याह 1:16 (#1), ओबद्याह 1:16 (#2), ओबद्याह 1:16 (#3), ओबद्याह 1:16 (#4), ओबद्याह 1:16 (#5), ओबद्याह 1:16 (#6), ओबद्याह 1:16 (#7), ओबद्याह 1:17 (#1), ओबद्याह 1:17 (#2), ओबद्याह 1:17 (#3), ओबद्याह 1:17 (#4), ओबद्याह 1:17 (#5), ओबद्याह 1:18 (#1), ओबद्याह 1:18 (#2), ओबद्याह 1:18 (#3), ओबद्याह 1:18 (#4), ओबद्याह 1:18 (#5), ओबद्याह 1:18 (#6), ओबद्याह 1:18 (#7), ओबद्याह 1:18 (#8), ओबद्याह 1:18 (#9), ओबद्याह 1:19 (#1), ओबद्याह 1:19 (#2), ओबद्याह 1:19 (#3), ओबद्याह 1:19 (#4), ओबद्याह 1:19 (#5), ओबद्याह 1:19 (#6), ओबद्याह 1:19 (#7), ओबद्याह 1:19 (#8), ओबद्याह 1:19 (#9), ओबद्याह 1:19 (#10), ओबद्याह 1:19 (#11), ओबद्याह 1:20 (#1), ओबद्याह 1:20 (#2), ओबद्याह 1:20 (#3), ओबद्याह 1:20 (#4), ओबद्याह 1:20 (#5), ओबद्याह 1:20 (#6), ओबद्याह 1:20 (#7), ओबद्याह 1:20 (#8), ओबद्याह 1:20 (#9), ओबद्याह 1:20 (#10), ओबद्याह 1:21 (#1), ओबद्याह 1:21 (#2), ओबद्याह 1:21 (#3), ओबद्याह 1:21 (#4), ओबद्याह 1:21 (#5)</w:t>
       </w:r>
       <w:r>
         <w:rPr>

--- a/hin/docx/31.content.docx
+++ b/hin/docx/31.content.docx
@@ -146,19 +146,6 @@
         <w:rPr>
           <w:lang w:val="hi_IN" w:bidi="hi_IN"/>
         </w:rPr>
-      </w:r>
-    </w:p>
-    <w:p>
-      <w:pPr/>
-      <w:r>
-        <w:rPr>
-          <w:lang w:val="hi_IN" w:bidi="hi_IN"/>
-        </w:rPr>
-      </w:r>
-      <w:r>
-        <w:rPr>
-          <w:lang w:val="hi_IN" w:bidi="hi_IN"/>
-        </w:rPr>
         <w:t xml:space="preserve"> </w:t>
       </w:r>
       <w:r>
@@ -530,20 +517,6 @@
       </w:r>
       <w:r>
         <w:rPr>
-          <w:lang w:val="hi_IN" w:bidi="hi_IN"/>
-        </w:rPr>
-        <w:t>חֲז֖וֹן עֹֽבַדְיָ֑ה</w:t>
-      </w:r>
-    </w:p>
-    <w:p>
-      <w:pPr/>
-      <w:r>
-        <w:rPr>
-          <w:lang w:val="hi_IN" w:bidi="hi_IN"/>
-        </w:rPr>
-      </w:r>
-      <w:r>
-        <w:rPr>
           <w:b/>
           <w:lang w:val="hi_IN" w:bidi="hi_IN"/>
         </w:rPr>
@@ -653,20 +626,6 @@
       </w:r>
       <w:r>
         <w:rPr>
-          <w:lang w:val="hi_IN" w:bidi="hi_IN"/>
-        </w:rPr>
-        <w:t>עֹֽבַדְיָ֑ה</w:t>
-      </w:r>
-    </w:p>
-    <w:p>
-      <w:pPr/>
-      <w:r>
-        <w:rPr>
-          <w:lang w:val="hi_IN" w:bidi="hi_IN"/>
-        </w:rPr>
-      </w:r>
-      <w:r>
-        <w:rPr>
           <w:b/>
           <w:lang w:val="hi_IN" w:bidi="hi_IN"/>
         </w:rPr>
@@ -750,20 +709,6 @@
       </w:r>
       <w:r>
         <w:rPr>
-          <w:lang w:val="hi_IN" w:bidi="hi_IN"/>
-        </w:rPr>
-        <w:t>כֹּֽה־אָמַר֩ אֲדֹנָ֨⁠י יְהוִ֜ה</w:t>
-      </w:r>
-    </w:p>
-    <w:p>
-      <w:pPr/>
-      <w:r>
-        <w:rPr>
-          <w:lang w:val="hi_IN" w:bidi="hi_IN"/>
-        </w:rPr>
-      </w:r>
-      <w:r>
-        <w:rPr>
           <w:b/>
           <w:lang w:val="hi_IN" w:bidi="hi_IN"/>
         </w:rPr>
@@ -847,20 +792,6 @@
       </w:r>
       <w:r>
         <w:rPr>
-          <w:lang w:val="hi_IN" w:bidi="hi_IN"/>
-        </w:rPr>
-        <w:t>יְהוִ֜ה</w:t>
-      </w:r>
-    </w:p>
-    <w:p>
-      <w:pPr/>
-      <w:r>
-        <w:rPr>
-          <w:lang w:val="hi_IN" w:bidi="hi_IN"/>
-        </w:rPr>
-      </w:r>
-      <w:r>
-        <w:rPr>
           <w:b/>
           <w:lang w:val="hi_IN" w:bidi="hi_IN"/>
         </w:rPr>
@@ -944,20 +875,6 @@
       </w:r>
       <w:r>
         <w:rPr>
-          <w:lang w:val="hi_IN" w:bidi="hi_IN"/>
-        </w:rPr>
-        <w:t>לֶ⁠אֱד֗וֹם</w:t>
-      </w:r>
-    </w:p>
-    <w:p>
-      <w:pPr/>
-      <w:r>
-        <w:rPr>
-          <w:lang w:val="hi_IN" w:bidi="hi_IN"/>
-        </w:rPr>
-      </w:r>
-      <w:r>
-        <w:rPr>
           <w:b/>
           <w:lang w:val="hi_IN" w:bidi="hi_IN"/>
         </w:rPr>
@@ -1054,20 +971,6 @@
       </w:r>
       <w:r>
         <w:rPr>
-          <w:lang w:val="hi_IN" w:bidi="hi_IN"/>
-        </w:rPr>
-        <w:t>שָׁמַ֜עְנוּ</w:t>
-      </w:r>
-    </w:p>
-    <w:p>
-      <w:pPr/>
-      <w:r>
-        <w:rPr>
-          <w:lang w:val="hi_IN" w:bidi="hi_IN"/>
-        </w:rPr>
-      </w:r>
-      <w:r>
-        <w:rPr>
           <w:b/>
           <w:lang w:val="hi_IN" w:bidi="hi_IN"/>
         </w:rPr>
@@ -1164,20 +1067,6 @@
       </w:r>
       <w:r>
         <w:rPr>
-          <w:lang w:val="hi_IN" w:bidi="hi_IN"/>
-        </w:rPr>
-        <w:t>שָׁמַ֜עְנוּ</w:t>
-      </w:r>
-    </w:p>
-    <w:p>
-      <w:pPr/>
-      <w:r>
-        <w:rPr>
-          <w:lang w:val="hi_IN" w:bidi="hi_IN"/>
-        </w:rPr>
-      </w:r>
-      <w:r>
-        <w:rPr>
           <w:b/>
           <w:lang w:val="hi_IN" w:bidi="hi_IN"/>
         </w:rPr>
@@ -1274,20 +1163,6 @@
       </w:r>
       <w:r>
         <w:rPr>
-          <w:lang w:val="hi_IN" w:bidi="hi_IN"/>
-        </w:rPr>
-        <w:t>וְ⁠צִיר֙ &amp; שֻׁלָּ֔ח</w:t>
-      </w:r>
-    </w:p>
-    <w:p>
-      <w:pPr/>
-      <w:r>
-        <w:rPr>
-          <w:lang w:val="hi_IN" w:bidi="hi_IN"/>
-        </w:rPr>
-      </w:r>
-      <w:r>
-        <w:rPr>
           <w:b/>
           <w:lang w:val="hi_IN" w:bidi="hi_IN"/>
         </w:rPr>
@@ -1384,20 +1259,6 @@
       </w:r>
       <w:r>
         <w:rPr>
-          <w:lang w:val="hi_IN" w:bidi="hi_IN"/>
-        </w:rPr>
-        <w:t>וְ⁠צִיר֙ &amp; שֻׁלָּ֔ח</w:t>
-      </w:r>
-    </w:p>
-    <w:p>
-      <w:pPr/>
-      <w:r>
-        <w:rPr>
-          <w:lang w:val="hi_IN" w:bidi="hi_IN"/>
-        </w:rPr>
-      </w:r>
-      <w:r>
-        <w:rPr>
           <w:b/>
           <w:lang w:val="hi_IN" w:bidi="hi_IN"/>
         </w:rPr>
@@ -1494,20 +1355,6 @@
       </w:r>
       <w:r>
         <w:rPr>
-          <w:lang w:val="hi_IN" w:bidi="hi_IN"/>
-        </w:rPr>
-        <w:t>ק֛וּמוּ וְ⁠נָק֥וּמָה עָלֶי⁠הָ לַ⁠מִּלְחָמָֽה</w:t>
-      </w:r>
-    </w:p>
-    <w:p>
-      <w:pPr/>
-      <w:r>
-        <w:rPr>
-          <w:lang w:val="hi_IN" w:bidi="hi_IN"/>
-        </w:rPr>
-      </w:r>
-      <w:r>
-        <w:rPr>
           <w:b/>
           <w:lang w:val="hi_IN" w:bidi="hi_IN"/>
         </w:rPr>
@@ -1591,20 +1438,6 @@
       </w:r>
       <w:r>
         <w:rPr>
-          <w:lang w:val="hi_IN" w:bidi="hi_IN"/>
-        </w:rPr>
-        <w:t>ק֛וּמוּ</w:t>
-      </w:r>
-    </w:p>
-    <w:p>
-      <w:pPr/>
-      <w:r>
-        <w:rPr>
-          <w:lang w:val="hi_IN" w:bidi="hi_IN"/>
-        </w:rPr>
-      </w:r>
-      <w:r>
-        <w:rPr>
           <w:b/>
           <w:lang w:val="hi_IN" w:bidi="hi_IN"/>
         </w:rPr>
@@ -1688,20 +1521,6 @@
       </w:r>
       <w:r>
         <w:rPr>
-          <w:lang w:val="hi_IN" w:bidi="hi_IN"/>
-        </w:rPr>
-        <w:t>וְ⁠נָק֥וּמָה עָלֶי⁠הָ</w:t>
-      </w:r>
-    </w:p>
-    <w:p>
-      <w:pPr/>
-      <w:r>
-        <w:rPr>
-          <w:lang w:val="hi_IN" w:bidi="hi_IN"/>
-        </w:rPr>
-      </w:r>
-      <w:r>
-        <w:rPr>
           <w:b/>
           <w:lang w:val="hi_IN" w:bidi="hi_IN"/>
         </w:rPr>
@@ -1785,20 +1604,6 @@
       </w:r>
       <w:r>
         <w:rPr>
-          <w:lang w:val="hi_IN" w:bidi="hi_IN"/>
-        </w:rPr>
-        <w:t>וְ⁠נָק֥וּמָה עָלֶי⁠הָ</w:t>
-      </w:r>
-    </w:p>
-    <w:p>
-      <w:pPr/>
-      <w:r>
-        <w:rPr>
-          <w:lang w:val="hi_IN" w:bidi="hi_IN"/>
-        </w:rPr>
-      </w:r>
-      <w:r>
-        <w:rPr>
           <w:b/>
           <w:lang w:val="hi_IN" w:bidi="hi_IN"/>
         </w:rPr>
@@ -1895,20 +1700,6 @@
       </w:r>
       <w:r>
         <w:rPr>
-          <w:lang w:val="hi_IN" w:bidi="hi_IN"/>
-        </w:rPr>
-        <w:t>לַ⁠מִּלְחָמָֽה</w:t>
-      </w:r>
-    </w:p>
-    <w:p>
-      <w:pPr/>
-      <w:r>
-        <w:rPr>
-          <w:lang w:val="hi_IN" w:bidi="hi_IN"/>
-        </w:rPr>
-      </w:r>
-      <w:r>
-        <w:rPr>
           <w:b/>
           <w:lang w:val="hi_IN" w:bidi="hi_IN"/>
         </w:rPr>
@@ -2005,20 +1796,6 @@
       </w:r>
       <w:r>
         <w:rPr>
-          <w:lang w:val="hi_IN" w:bidi="hi_IN"/>
-        </w:rPr>
-        <w:t>הִנֵּ֥ה קָטֹ֛ן נְתַתִּ֖י⁠ךָ</w:t>
-      </w:r>
-    </w:p>
-    <w:p>
-      <w:pPr/>
-      <w:r>
-        <w:rPr>
-          <w:lang w:val="hi_IN" w:bidi="hi_IN"/>
-        </w:rPr>
-      </w:r>
-      <w:r>
-        <w:rPr>
           <w:b/>
           <w:lang w:val="hi_IN" w:bidi="hi_IN"/>
         </w:rPr>
@@ -2102,20 +1879,6 @@
       </w:r>
       <w:r>
         <w:rPr>
-          <w:lang w:val="hi_IN" w:bidi="hi_IN"/>
-        </w:rPr>
-        <w:t>הִנֵּ֥ה</w:t>
-      </w:r>
-    </w:p>
-    <w:p>
-      <w:pPr/>
-      <w:r>
-        <w:rPr>
-          <w:lang w:val="hi_IN" w:bidi="hi_IN"/>
-        </w:rPr>
-      </w:r>
-      <w:r>
-        <w:rPr>
           <w:b/>
           <w:lang w:val="hi_IN" w:bidi="hi_IN"/>
         </w:rPr>
@@ -2179,20 +1942,6 @@
       </w:r>
       <w:r>
         <w:rPr>
-          <w:lang w:val="hi_IN" w:bidi="hi_IN"/>
-        </w:rPr>
-        <w:t>קָטֹ֛ן נְתַתִּ֖י⁠ךָ בַּ⁠גּוֹיִ֑ם בָּז֥וּי אַתָּ֖ה מְאֹֽד</w:t>
-      </w:r>
-    </w:p>
-    <w:p>
-      <w:pPr/>
-      <w:r>
-        <w:rPr>
-          <w:lang w:val="hi_IN" w:bidi="hi_IN"/>
-        </w:rPr>
-      </w:r>
-      <w:r>
-        <w:rPr>
           <w:b/>
           <w:lang w:val="hi_IN" w:bidi="hi_IN"/>
         </w:rPr>
@@ -2276,20 +2025,6 @@
       </w:r>
       <w:r>
         <w:rPr>
-          <w:lang w:val="hi_IN" w:bidi="hi_IN"/>
-        </w:rPr>
-        <w:t>קָטֹ֛ן נְתַתִּ֖י⁠ךָ בַּ⁠גּוֹיִ֑ם</w:t>
-      </w:r>
-    </w:p>
-    <w:p>
-      <w:pPr/>
-      <w:r>
-        <w:rPr>
-          <w:lang w:val="hi_IN" w:bidi="hi_IN"/>
-        </w:rPr>
-      </w:r>
-      <w:r>
-        <w:rPr>
           <w:b/>
           <w:lang w:val="hi_IN" w:bidi="hi_IN"/>
         </w:rPr>
@@ -2373,20 +2108,6 @@
       </w:r>
       <w:r>
         <w:rPr>
-          <w:lang w:val="hi_IN" w:bidi="hi_IN"/>
-        </w:rPr>
-        <w:t>בָּז֥וּי אַתָּ֖ה מְאֹֽד</w:t>
-      </w:r>
-    </w:p>
-    <w:p>
-      <w:pPr/>
-      <w:r>
-        <w:rPr>
-          <w:lang w:val="hi_IN" w:bidi="hi_IN"/>
-        </w:rPr>
-      </w:r>
-      <w:r>
-        <w:rPr>
           <w:b/>
           <w:lang w:val="hi_IN" w:bidi="hi_IN"/>
         </w:rPr>
@@ -2470,20 +2191,6 @@
       </w:r>
       <w:r>
         <w:rPr>
-          <w:lang w:val="hi_IN" w:bidi="hi_IN"/>
-        </w:rPr>
-        <w:t>זְד֤וֹן לִבְּ⁠ךָ֙ הִשִּׁיאֶ֔⁠ךָ</w:t>
-      </w:r>
-    </w:p>
-    <w:p>
-      <w:pPr/>
-      <w:r>
-        <w:rPr>
-          <w:lang w:val="hi_IN" w:bidi="hi_IN"/>
-        </w:rPr>
-      </w:r>
-      <w:r>
-        <w:rPr>
           <w:b/>
           <w:lang w:val="hi_IN" w:bidi="hi_IN"/>
         </w:rPr>
@@ -2580,20 +2287,6 @@
       </w:r>
       <w:r>
         <w:rPr>
-          <w:lang w:val="hi_IN" w:bidi="hi_IN"/>
-        </w:rPr>
-        <w:t>זְד֤וֹן לִבְּ⁠ךָ֙ הִשִּׁיאֶ֔⁠ךָ</w:t>
-      </w:r>
-    </w:p>
-    <w:p>
-      <w:pPr/>
-      <w:r>
-        <w:rPr>
-          <w:lang w:val="hi_IN" w:bidi="hi_IN"/>
-        </w:rPr>
-      </w:r>
-      <w:r>
-        <w:rPr>
           <w:b/>
           <w:lang w:val="hi_IN" w:bidi="hi_IN"/>
         </w:rPr>
@@ -2690,20 +2383,6 @@
       </w:r>
       <w:r>
         <w:rPr>
-          <w:lang w:val="hi_IN" w:bidi="hi_IN"/>
-        </w:rPr>
-        <w:t>זְד֤וֹן לִבְּ⁠ךָ֙</w:t>
-      </w:r>
-    </w:p>
-    <w:p>
-      <w:pPr/>
-      <w:r>
-        <w:rPr>
-          <w:lang w:val="hi_IN" w:bidi="hi_IN"/>
-        </w:rPr>
-      </w:r>
-      <w:r>
-        <w:rPr>
           <w:b/>
           <w:lang w:val="hi_IN" w:bidi="hi_IN"/>
         </w:rPr>
@@ -2800,20 +2479,6 @@
       </w:r>
       <w:r>
         <w:rPr>
-          <w:lang w:val="hi_IN" w:bidi="hi_IN"/>
-        </w:rPr>
-        <w:t>זְד֤וֹן לִבְּ⁠ךָ֙</w:t>
-      </w:r>
-    </w:p>
-    <w:p>
-      <w:pPr/>
-      <w:r>
-        <w:rPr>
-          <w:lang w:val="hi_IN" w:bidi="hi_IN"/>
-        </w:rPr>
-      </w:r>
-      <w:r>
-        <w:rPr>
           <w:b/>
           <w:lang w:val="hi_IN" w:bidi="hi_IN"/>
         </w:rPr>
@@ -2910,20 +2575,6 @@
       </w:r>
       <w:r>
         <w:rPr>
-          <w:lang w:val="hi_IN" w:bidi="hi_IN"/>
-        </w:rPr>
-        <w:t>שֹׁכְנִ֥י בְ⁠חַגְוֵי־סֶּ֖לַע</w:t>
-      </w:r>
-    </w:p>
-    <w:p>
-      <w:pPr/>
-      <w:r>
-        <w:rPr>
-          <w:lang w:val="hi_IN" w:bidi="hi_IN"/>
-        </w:rPr>
-      </w:r>
-      <w:r>
-        <w:rPr>
           <w:b/>
           <w:lang w:val="hi_IN" w:bidi="hi_IN"/>
         </w:rPr>
@@ -3046,20 +2697,6 @@
       </w:r>
       <w:r>
         <w:rPr>
-          <w:lang w:val="hi_IN" w:bidi="hi_IN"/>
-        </w:rPr>
-        <w:t>בְ⁠חַגְוֵי־סֶּ֖לַע</w:t>
-      </w:r>
-    </w:p>
-    <w:p>
-      <w:pPr/>
-      <w:r>
-        <w:rPr>
-          <w:lang w:val="hi_IN" w:bidi="hi_IN"/>
-        </w:rPr>
-      </w:r>
-      <w:r>
-        <w:rPr>
           <w:b/>
           <w:lang w:val="hi_IN" w:bidi="hi_IN"/>
         </w:rPr>
@@ -3123,20 +2760,6 @@
       </w:r>
       <w:r>
         <w:rPr>
-          <w:lang w:val="hi_IN" w:bidi="hi_IN"/>
-        </w:rPr>
-        <w:t>אֹמֵ֣ר בְּ⁠לִבּ֔⁠וֹ</w:t>
-      </w:r>
-    </w:p>
-    <w:p>
-      <w:pPr/>
-      <w:r>
-        <w:rPr>
-          <w:lang w:val="hi_IN" w:bidi="hi_IN"/>
-        </w:rPr>
-      </w:r>
-      <w:r>
-        <w:rPr>
           <w:b/>
           <w:lang w:val="hi_IN" w:bidi="hi_IN"/>
         </w:rPr>
@@ -3259,20 +2882,6 @@
       </w:r>
       <w:r>
         <w:rPr>
-          <w:lang w:val="hi_IN" w:bidi="hi_IN"/>
-        </w:rPr>
-        <w:t>אֹמֵ֣ר בְּ⁠לִבּ֔⁠וֹ</w:t>
-      </w:r>
-    </w:p>
-    <w:p>
-      <w:pPr/>
-      <w:r>
-        <w:rPr>
-          <w:lang w:val="hi_IN" w:bidi="hi_IN"/>
-        </w:rPr>
-      </w:r>
-      <w:r>
-        <w:rPr>
           <w:b/>
           <w:lang w:val="hi_IN" w:bidi="hi_IN"/>
         </w:rPr>
@@ -3356,20 +2965,6 @@
       </w:r>
       <w:r>
         <w:rPr>
-          <w:lang w:val="hi_IN" w:bidi="hi_IN"/>
-        </w:rPr>
-        <w:t>מִ֥י יוֹרִדֵ֖⁠נִי אָֽרֶץ</w:t>
-      </w:r>
-    </w:p>
-    <w:p>
-      <w:pPr/>
-      <w:r>
-        <w:rPr>
-          <w:lang w:val="hi_IN" w:bidi="hi_IN"/>
-        </w:rPr>
-      </w:r>
-      <w:r>
-        <w:rPr>
           <w:b/>
           <w:lang w:val="hi_IN" w:bidi="hi_IN"/>
         </w:rPr>
@@ -3453,20 +3048,6 @@
       </w:r>
       <w:r>
         <w:rPr>
-          <w:lang w:val="hi_IN" w:bidi="hi_IN"/>
-        </w:rPr>
-        <w:t>אִם־תַּגְבִּ֣יהַּ כַּ⁠נֶּ֔שֶׁר וְ⁠אִם־בֵּ֥ין כּֽוֹכָבִ֖ים שִׂ֣ים קִנֶּ֑⁠ךָ</w:t>
-      </w:r>
-    </w:p>
-    <w:p>
-      <w:pPr/>
-      <w:r>
-        <w:rPr>
-          <w:lang w:val="hi_IN" w:bidi="hi_IN"/>
-        </w:rPr>
-      </w:r>
-      <w:r>
-        <w:rPr>
           <w:b/>
           <w:lang w:val="hi_IN" w:bidi="hi_IN"/>
         </w:rPr>
@@ -3550,20 +3131,6 @@
       </w:r>
       <w:r>
         <w:rPr>
-          <w:lang w:val="hi_IN" w:bidi="hi_IN"/>
-        </w:rPr>
-        <w:t>אִם־תַּגְבִּ֣יהַּ כַּ⁠נֶּ֔שֶׁר וְ⁠אִם־בֵּ֥ין כּֽוֹכָבִ֖ים שִׂ֣ים קִנֶּ֑⁠ךָ</w:t>
-      </w:r>
-    </w:p>
-    <w:p>
-      <w:pPr/>
-      <w:r>
-        <w:rPr>
-          <w:lang w:val="hi_IN" w:bidi="hi_IN"/>
-        </w:rPr>
-      </w:r>
-      <w:r>
-        <w:rPr>
           <w:b/>
           <w:lang w:val="hi_IN" w:bidi="hi_IN"/>
         </w:rPr>
@@ -3647,20 +3214,6 @@
       </w:r>
       <w:r>
         <w:rPr>
-          <w:lang w:val="hi_IN" w:bidi="hi_IN"/>
-        </w:rPr>
-        <w:t>שִׂ֣ים קִנֶּ֑⁠ךָ</w:t>
-      </w:r>
-    </w:p>
-    <w:p>
-      <w:pPr/>
-      <w:r>
-        <w:rPr>
-          <w:lang w:val="hi_IN" w:bidi="hi_IN"/>
-        </w:rPr>
-      </w:r>
-      <w:r>
-        <w:rPr>
           <w:b/>
           <w:lang w:val="hi_IN" w:bidi="hi_IN"/>
         </w:rPr>
@@ -3744,20 +3297,6 @@
       </w:r>
       <w:r>
         <w:rPr>
-          <w:lang w:val="hi_IN" w:bidi="hi_IN"/>
-        </w:rPr>
-        <w:t>מִ⁠שָּׁ֥ם אוֹרִֽידְ⁠ךָ֖</w:t>
-      </w:r>
-    </w:p>
-    <w:p>
-      <w:pPr/>
-      <w:r>
-        <w:rPr>
-          <w:lang w:val="hi_IN" w:bidi="hi_IN"/>
-        </w:rPr>
-      </w:r>
-      <w:r>
-        <w:rPr>
           <w:b/>
           <w:lang w:val="hi_IN" w:bidi="hi_IN"/>
         </w:rPr>
@@ -3854,20 +3393,6 @@
       </w:r>
       <w:r>
         <w:rPr>
-          <w:lang w:val="hi_IN" w:bidi="hi_IN"/>
-        </w:rPr>
-        <w:t>נְאֻם־יְהוָֽה</w:t>
-      </w:r>
-    </w:p>
-    <w:p>
-      <w:pPr/>
-      <w:r>
-        <w:rPr>
-          <w:lang w:val="hi_IN" w:bidi="hi_IN"/>
-        </w:rPr>
-      </w:r>
-      <w:r>
-        <w:rPr>
           <w:b/>
           <w:lang w:val="hi_IN" w:bidi="hi_IN"/>
         </w:rPr>
@@ -3951,20 +3476,6 @@
       </w:r>
       <w:r>
         <w:rPr>
-          <w:lang w:val="hi_IN" w:bidi="hi_IN"/>
-        </w:rPr>
-        <w:t>נְאֻם־יְהוָֽה</w:t>
-      </w:r>
-    </w:p>
-    <w:p>
-      <w:pPr/>
-      <w:r>
-        <w:rPr>
-          <w:lang w:val="hi_IN" w:bidi="hi_IN"/>
-        </w:rPr>
-      </w:r>
-      <w:r>
-        <w:rPr>
           <w:b/>
           <w:lang w:val="hi_IN" w:bidi="hi_IN"/>
         </w:rPr>
@@ -4061,20 +3572,6 @@
       </w:r>
       <w:r>
         <w:rPr>
-          <w:lang w:val="hi_IN" w:bidi="hi_IN"/>
-        </w:rPr>
-        <w:t>אִם־גַּנָּבִ֤ים בָּאֽוּ־לְ⁠ךָ֙ אִם־שׁ֣וֹדְדֵי לַ֔יְלָה</w:t>
-      </w:r>
-    </w:p>
-    <w:p>
-      <w:pPr/>
-      <w:r>
-        <w:rPr>
-          <w:lang w:val="hi_IN" w:bidi="hi_IN"/>
-        </w:rPr>
-      </w:r>
-      <w:r>
-        <w:rPr>
           <w:b/>
           <w:lang w:val="hi_IN" w:bidi="hi_IN"/>
         </w:rPr>
@@ -4158,20 +3655,6 @@
       </w:r>
       <w:r>
         <w:rPr>
-          <w:lang w:val="hi_IN" w:bidi="hi_IN"/>
-        </w:rPr>
-        <w:t>אֵ֣יךְ נִדְמֵ֔יתָה</w:t>
-      </w:r>
-    </w:p>
-    <w:p>
-      <w:pPr/>
-      <w:r>
-        <w:rPr>
-          <w:lang w:val="hi_IN" w:bidi="hi_IN"/>
-        </w:rPr>
-      </w:r>
-      <w:r>
-        <w:rPr>
           <w:b/>
           <w:lang w:val="hi_IN" w:bidi="hi_IN"/>
         </w:rPr>
@@ -4255,20 +3738,6 @@
       </w:r>
       <w:r>
         <w:rPr>
-          <w:lang w:val="hi_IN" w:bidi="hi_IN"/>
-        </w:rPr>
-        <w:t>אֵ֣יךְ נִדְמֵ֔יתָה</w:t>
-      </w:r>
-    </w:p>
-    <w:p>
-      <w:pPr/>
-      <w:r>
-        <w:rPr>
-          <w:lang w:val="hi_IN" w:bidi="hi_IN"/>
-        </w:rPr>
-      </w:r>
-      <w:r>
-        <w:rPr>
           <w:b/>
           <w:lang w:val="hi_IN" w:bidi="hi_IN"/>
         </w:rPr>
@@ -4352,20 +3821,6 @@
       </w:r>
       <w:r>
         <w:rPr>
-          <w:lang w:val="hi_IN" w:bidi="hi_IN"/>
-        </w:rPr>
-        <w:t>הֲ⁠ל֥וֹא יִגְנְב֖וּ דַּיָּ֑⁠ם</w:t>
-      </w:r>
-    </w:p>
-    <w:p>
-      <w:pPr/>
-      <w:r>
-        <w:rPr>
-          <w:lang w:val="hi_IN" w:bidi="hi_IN"/>
-        </w:rPr>
-      </w:r>
-      <w:r>
-        <w:rPr>
           <w:b/>
           <w:lang w:val="hi_IN" w:bidi="hi_IN"/>
         </w:rPr>
@@ -4449,20 +3904,6 @@
       </w:r>
       <w:r>
         <w:rPr>
-          <w:lang w:val="hi_IN" w:bidi="hi_IN"/>
-        </w:rPr>
-        <w:t>אִם־בֹּֽצְרִים֙ בָּ֣אוּ לָ֔⁠ךְ הֲ⁠ל֖וֹא יַשְׁאִ֥ירוּ עֹלֵלֽוֹת</w:t>
-      </w:r>
-    </w:p>
-    <w:p>
-      <w:pPr/>
-      <w:r>
-        <w:rPr>
-          <w:lang w:val="hi_IN" w:bidi="hi_IN"/>
-        </w:rPr>
-      </w:r>
-      <w:r>
-        <w:rPr>
           <w:b/>
           <w:lang w:val="hi_IN" w:bidi="hi_IN"/>
         </w:rPr>
@@ -4546,20 +3987,6 @@
       </w:r>
       <w:r>
         <w:rPr>
-          <w:lang w:val="hi_IN" w:bidi="hi_IN"/>
-        </w:rPr>
-        <w:t>אֵ֚יךְ</w:t>
-      </w:r>
-    </w:p>
-    <w:p>
-      <w:pPr/>
-      <w:r>
-        <w:rPr>
-          <w:lang w:val="hi_IN" w:bidi="hi_IN"/>
-        </w:rPr>
-      </w:r>
-      <w:r>
-        <w:rPr>
           <w:b/>
           <w:lang w:val="hi_IN" w:bidi="hi_IN"/>
         </w:rPr>
@@ -4656,20 +4083,6 @@
       </w:r>
       <w:r>
         <w:rPr>
-          <w:lang w:val="hi_IN" w:bidi="hi_IN"/>
-        </w:rPr>
-        <w:t>אֵ֚יךְ נֶחְפְּשׂ֣וּ עֵשָׂ֔ו</w:t>
-      </w:r>
-    </w:p>
-    <w:p>
-      <w:pPr/>
-      <w:r>
-        <w:rPr>
-          <w:lang w:val="hi_IN" w:bidi="hi_IN"/>
-        </w:rPr>
-      </w:r>
-      <w:r>
-        <w:rPr>
           <w:b/>
           <w:lang w:val="hi_IN" w:bidi="hi_IN"/>
         </w:rPr>
@@ -4753,20 +4166,6 @@
       </w:r>
       <w:r>
         <w:rPr>
-          <w:lang w:val="hi_IN" w:bidi="hi_IN"/>
-        </w:rPr>
-        <w:t>עֵשָׂ֔ו</w:t>
-      </w:r>
-    </w:p>
-    <w:p>
-      <w:pPr/>
-      <w:r>
-        <w:rPr>
-          <w:lang w:val="hi_IN" w:bidi="hi_IN"/>
-        </w:rPr>
-      </w:r>
-      <w:r>
-        <w:rPr>
           <w:b/>
           <w:lang w:val="hi_IN" w:bidi="hi_IN"/>
         </w:rPr>
@@ -4863,20 +4262,6 @@
       </w:r>
       <w:r>
         <w:rPr>
-          <w:lang w:val="hi_IN" w:bidi="hi_IN"/>
-        </w:rPr>
-        <w:t>נֶחְפְּשׂ֣וּ</w:t>
-      </w:r>
-    </w:p>
-    <w:p>
-      <w:pPr/>
-      <w:r>
-        <w:rPr>
-          <w:lang w:val="hi_IN" w:bidi="hi_IN"/>
-        </w:rPr>
-      </w:r>
-      <w:r>
-        <w:rPr>
           <w:b/>
           <w:lang w:val="hi_IN" w:bidi="hi_IN"/>
         </w:rPr>
@@ -4953,20 +4338,6 @@
       </w:r>
       <w:r>
         <w:rPr>
-          <w:lang w:val="hi_IN" w:bidi="hi_IN"/>
-        </w:rPr>
-        <w:t>נִבְע֖וּ מַצְפֻּנָֽי⁠ו</w:t>
-      </w:r>
-    </w:p>
-    <w:p>
-      <w:pPr/>
-      <w:r>
-        <w:rPr>
-          <w:lang w:val="hi_IN" w:bidi="hi_IN"/>
-        </w:rPr>
-      </w:r>
-      <w:r>
-        <w:rPr>
           <w:b/>
           <w:lang w:val="hi_IN" w:bidi="hi_IN"/>
         </w:rPr>
@@ -5050,20 +4421,6 @@
       </w:r>
       <w:r>
         <w:rPr>
-          <w:lang w:val="hi_IN" w:bidi="hi_IN"/>
-        </w:rPr>
-        <w:t>עַֽד־הַ⁠גְּב֣וּל שִׁלְּח֗וּ⁠ךָ כֹּ֚ל אַנְשֵׁ֣י בְרִיתֶ֔⁠ךָ</w:t>
-      </w:r>
-    </w:p>
-    <w:p>
-      <w:pPr/>
-      <w:r>
-        <w:rPr>
-          <w:lang w:val="hi_IN" w:bidi="hi_IN"/>
-        </w:rPr>
-      </w:r>
-      <w:r>
-        <w:rPr>
           <w:b/>
           <w:lang w:val="hi_IN" w:bidi="hi_IN"/>
         </w:rPr>
@@ -5160,20 +4517,6 @@
       </w:r>
       <w:r>
         <w:rPr>
-          <w:lang w:val="hi_IN" w:bidi="hi_IN"/>
-        </w:rPr>
-        <w:t>בְרִיתֶ֔⁠ךָ</w:t>
-      </w:r>
-    </w:p>
-    <w:p>
-      <w:pPr/>
-      <w:r>
-        <w:rPr>
-          <w:lang w:val="hi_IN" w:bidi="hi_IN"/>
-        </w:rPr>
-      </w:r>
-      <w:r>
-        <w:rPr>
           <w:b/>
           <w:lang w:val="hi_IN" w:bidi="hi_IN"/>
         </w:rPr>
@@ -5270,20 +4613,6 @@
       </w:r>
       <w:r>
         <w:rPr>
-          <w:lang w:val="hi_IN" w:bidi="hi_IN"/>
-        </w:rPr>
-        <w:t>עַֽד־הַ⁠גְּב֣וּל שִׁלְּח֗וּ⁠ךָ</w:t>
-      </w:r>
-    </w:p>
-    <w:p>
-      <w:pPr/>
-      <w:r>
-        <w:rPr>
-          <w:lang w:val="hi_IN" w:bidi="hi_IN"/>
-        </w:rPr>
-      </w:r>
-      <w:r>
-        <w:rPr>
           <w:b/>
           <w:lang w:val="hi_IN" w:bidi="hi_IN"/>
         </w:rPr>
@@ -5360,20 +4689,6 @@
       </w:r>
       <w:r>
         <w:rPr>
-          <w:lang w:val="hi_IN" w:bidi="hi_IN"/>
-        </w:rPr>
-        <w:t>כֹּ֚ל אַנְשֵׁ֣י בְרִיתֶ֔⁠ךָ &amp; אַנְשֵׁ֣י שְׁלֹמֶ֑⁠ךָ לַחְמְ⁠ךָ֗</w:t>
-      </w:r>
-    </w:p>
-    <w:p>
-      <w:pPr/>
-      <w:r>
-        <w:rPr>
-          <w:lang w:val="hi_IN" w:bidi="hi_IN"/>
-        </w:rPr>
-      </w:r>
-      <w:r>
-        <w:rPr>
           <w:b/>
           <w:lang w:val="hi_IN" w:bidi="hi_IN"/>
         </w:rPr>
@@ -5483,20 +4798,6 @@
       </w:r>
       <w:r>
         <w:rPr>
-          <w:lang w:val="hi_IN" w:bidi="hi_IN"/>
-        </w:rPr>
-        <w:t>לַחְמְ⁠ךָ֗ יָשִׂ֤ימוּ מָזוֹר֙ תַּחְתֶּ֔י⁠ךָ</w:t>
-      </w:r>
-    </w:p>
-    <w:p>
-      <w:pPr/>
-      <w:r>
-        <w:rPr>
-          <w:lang w:val="hi_IN" w:bidi="hi_IN"/>
-        </w:rPr>
-      </w:r>
-      <w:r>
-        <w:rPr>
           <w:b/>
           <w:lang w:val="hi_IN" w:bidi="hi_IN"/>
         </w:rPr>
@@ -5606,20 +4907,6 @@
       </w:r>
       <w:r>
         <w:rPr>
-          <w:lang w:val="hi_IN" w:bidi="hi_IN"/>
-        </w:rPr>
-        <w:t>אֵ֥ין תְּבוּנָ֖ה בּֽ⁠וֹ</w:t>
-      </w:r>
-    </w:p>
-    <w:p>
-      <w:pPr/>
-      <w:r>
-        <w:rPr>
-          <w:lang w:val="hi_IN" w:bidi="hi_IN"/>
-        </w:rPr>
-      </w:r>
-      <w:r>
-        <w:rPr>
           <w:b/>
           <w:lang w:val="hi_IN" w:bidi="hi_IN"/>
         </w:rPr>
@@ -5703,20 +4990,6 @@
       </w:r>
       <w:r>
         <w:rPr>
-          <w:lang w:val="hi_IN" w:bidi="hi_IN"/>
-        </w:rPr>
-        <w:t>אֵ֥ין תְּבוּנָ֖ה בּֽ⁠וֹ</w:t>
-      </w:r>
-    </w:p>
-    <w:p>
-      <w:pPr/>
-      <w:r>
-        <w:rPr>
-          <w:lang w:val="hi_IN" w:bidi="hi_IN"/>
-        </w:rPr>
-      </w:r>
-      <w:r>
-        <w:rPr>
           <w:b/>
           <w:lang w:val="hi_IN" w:bidi="hi_IN"/>
         </w:rPr>
@@ -5800,20 +5073,6 @@
       </w:r>
       <w:r>
         <w:rPr>
-          <w:lang w:val="hi_IN" w:bidi="hi_IN"/>
-        </w:rPr>
-        <w:t>בּֽ⁠וֹ</w:t>
-      </w:r>
-    </w:p>
-    <w:p>
-      <w:pPr/>
-      <w:r>
-        <w:rPr>
-          <w:lang w:val="hi_IN" w:bidi="hi_IN"/>
-        </w:rPr>
-      </w:r>
-      <w:r>
-        <w:rPr>
           <w:b/>
           <w:lang w:val="hi_IN" w:bidi="hi_IN"/>
         </w:rPr>
@@ -5910,20 +5169,6 @@
       </w:r>
       <w:r>
         <w:rPr>
-          <w:lang w:val="hi_IN" w:bidi="hi_IN"/>
-        </w:rPr>
-        <w:t>הֲ⁠ל֛וֹא בַּ⁠יּ֥וֹם הַ⁠ה֖וּא &amp; וְ⁠הַאֲבַדְתִּ֤י חֲכָמִים֙ מֵֽ⁠אֱד֔וֹם</w:t>
-      </w:r>
-    </w:p>
-    <w:p>
-      <w:pPr/>
-      <w:r>
-        <w:rPr>
-          <w:lang w:val="hi_IN" w:bidi="hi_IN"/>
-        </w:rPr>
-      </w:r>
-      <w:r>
-        <w:rPr>
           <w:b/>
           <w:lang w:val="hi_IN" w:bidi="hi_IN"/>
         </w:rPr>
@@ -6020,20 +5265,6 @@
       </w:r>
       <w:r>
         <w:rPr>
-          <w:lang w:val="hi_IN" w:bidi="hi_IN"/>
-        </w:rPr>
-        <w:t>וְ⁠הַאֲבַדְתִּ֤י חֲכָמִים֙ מֵֽ⁠אֱד֔וֹם</w:t>
-      </w:r>
-    </w:p>
-    <w:p>
-      <w:pPr/>
-      <w:r>
-        <w:rPr>
-          <w:lang w:val="hi_IN" w:bidi="hi_IN"/>
-        </w:rPr>
-      </w:r>
-      <w:r>
-        <w:rPr>
           <w:b/>
           <w:lang w:val="hi_IN" w:bidi="hi_IN"/>
         </w:rPr>
@@ -6143,20 +5374,6 @@
       </w:r>
       <w:r>
         <w:rPr>
-          <w:lang w:val="hi_IN" w:bidi="hi_IN"/>
-        </w:rPr>
-        <w:t>וּ⁠תְבוּנָ֖ה מֵ⁠הַ֥ר עֵשָֽׂו</w:t>
-      </w:r>
-    </w:p>
-    <w:p>
-      <w:pPr/>
-      <w:r>
-        <w:rPr>
-          <w:lang w:val="hi_IN" w:bidi="hi_IN"/>
-        </w:rPr>
-      </w:r>
-      <w:r>
-        <w:rPr>
           <w:b/>
           <w:lang w:val="hi_IN" w:bidi="hi_IN"/>
         </w:rPr>
@@ -6240,20 +5457,6 @@
       </w:r>
       <w:r>
         <w:rPr>
-          <w:lang w:val="hi_IN" w:bidi="hi_IN"/>
-        </w:rPr>
-        <w:t>וּ⁠תְבוּנָ֖ה מֵ⁠הַ֥ר עֵשָֽׂו</w:t>
-      </w:r>
-    </w:p>
-    <w:p>
-      <w:pPr/>
-      <w:r>
-        <w:rPr>
-          <w:lang w:val="hi_IN" w:bidi="hi_IN"/>
-        </w:rPr>
-      </w:r>
-      <w:r>
-        <w:rPr>
           <w:b/>
           <w:lang w:val="hi_IN" w:bidi="hi_IN"/>
         </w:rPr>
@@ -6350,20 +5553,6 @@
       </w:r>
       <w:r>
         <w:rPr>
-          <w:lang w:val="hi_IN" w:bidi="hi_IN"/>
-        </w:rPr>
-        <w:t>חֲכָמִים֙ מֵֽ⁠אֱד֔וֹם וּ⁠תְבוּנָ֖ה מֵ⁠הַ֥ר עֵשָֽׂו</w:t>
-      </w:r>
-    </w:p>
-    <w:p>
-      <w:pPr/>
-      <w:r>
-        <w:rPr>
-          <w:lang w:val="hi_IN" w:bidi="hi_IN"/>
-        </w:rPr>
-      </w:r>
-      <w:r>
-        <w:rPr>
           <w:b/>
           <w:lang w:val="hi_IN" w:bidi="hi_IN"/>
         </w:rPr>
@@ -6486,20 +5675,6 @@
       </w:r>
       <w:r>
         <w:rPr>
-          <w:lang w:val="hi_IN" w:bidi="hi_IN"/>
-        </w:rPr>
-        <w:t>וּ⁠תְבוּנָ֖ה</w:t>
-      </w:r>
-    </w:p>
-    <w:p>
-      <w:pPr/>
-      <w:r>
-        <w:rPr>
-          <w:lang w:val="hi_IN" w:bidi="hi_IN"/>
-        </w:rPr>
-      </w:r>
-      <w:r>
-        <w:rPr>
           <w:b/>
           <w:lang w:val="hi_IN" w:bidi="hi_IN"/>
         </w:rPr>
@@ -6583,20 +5758,6 @@
       </w:r>
       <w:r>
         <w:rPr>
-          <w:lang w:val="hi_IN" w:bidi="hi_IN"/>
-        </w:rPr>
-        <w:t>מֵ⁠הַ֥ר עֵשָֽׂו</w:t>
-      </w:r>
-    </w:p>
-    <w:p>
-      <w:pPr/>
-      <w:r>
-        <w:rPr>
-          <w:lang w:val="hi_IN" w:bidi="hi_IN"/>
-        </w:rPr>
-      </w:r>
-      <w:r>
-        <w:rPr>
           <w:b/>
           <w:lang w:val="hi_IN" w:bidi="hi_IN"/>
         </w:rPr>
@@ -6682,20 +5843,6 @@
         <w:rPr>
           <w:lang w:val="hi_IN" w:bidi="hi_IN"/>
         </w:rPr>
-      </w:r>
-    </w:p>
-    <w:p>
-      <w:pPr/>
-      <w:r>
-        <w:rPr>
-          <w:lang w:val="hi_IN" w:bidi="hi_IN"/>
-        </w:rPr>
-      </w:r>
-      <w:r>
-        <w:rPr>
-          <w:lang w:val="hi_IN" w:bidi="hi_IN"/>
-        </w:rPr>
-        <w:t>עֵשָֽׂו</w:t>
       </w:r>
     </w:p>
     <w:p>
@@ -6808,20 +5955,6 @@
       </w:r>
       <w:r>
         <w:rPr>
-          <w:lang w:val="hi_IN" w:bidi="hi_IN"/>
-        </w:rPr>
-        <w:t>וְ⁠חַתּ֥וּ גִבּוֹרֶ֖י⁠ךָ תֵּימָ֑ן</w:t>
-      </w:r>
-    </w:p>
-    <w:p>
-      <w:pPr/>
-      <w:r>
-        <w:rPr>
-          <w:lang w:val="hi_IN" w:bidi="hi_IN"/>
-        </w:rPr>
-      </w:r>
-      <w:r>
-        <w:rPr>
           <w:b/>
           <w:lang w:val="hi_IN" w:bidi="hi_IN"/>
         </w:rPr>
@@ -6918,20 +6051,6 @@
       </w:r>
       <w:r>
         <w:rPr>
-          <w:lang w:val="hi_IN" w:bidi="hi_IN"/>
-        </w:rPr>
-        <w:t>תֵּימָ֑ן</w:t>
-      </w:r>
-    </w:p>
-    <w:p>
-      <w:pPr/>
-      <w:r>
-        <w:rPr>
-          <w:lang w:val="hi_IN" w:bidi="hi_IN"/>
-        </w:rPr>
-      </w:r>
-      <w:r>
-        <w:rPr>
           <w:b/>
           <w:lang w:val="hi_IN" w:bidi="hi_IN"/>
         </w:rPr>
@@ -7015,20 +6134,6 @@
       </w:r>
       <w:r>
         <w:rPr>
-          <w:lang w:val="hi_IN" w:bidi="hi_IN"/>
-        </w:rPr>
-        <w:t>לְמַ֧עַן</w:t>
-      </w:r>
-    </w:p>
-    <w:p>
-      <w:pPr/>
-      <w:r>
-        <w:rPr>
-          <w:lang w:val="hi_IN" w:bidi="hi_IN"/>
-        </w:rPr>
-      </w:r>
-      <w:r>
-        <w:rPr>
           <w:b/>
           <w:lang w:val="hi_IN" w:bidi="hi_IN"/>
         </w:rPr>
@@ -7112,20 +6217,6 @@
       </w:r>
       <w:r>
         <w:rPr>
-          <w:lang w:val="hi_IN" w:bidi="hi_IN"/>
-        </w:rPr>
-        <w:t>יִכָּֽרֶת־אִ֛ישׁ</w:t>
-      </w:r>
-    </w:p>
-    <w:p>
-      <w:pPr/>
-      <w:r>
-        <w:rPr>
-          <w:lang w:val="hi_IN" w:bidi="hi_IN"/>
-        </w:rPr>
-      </w:r>
-      <w:r>
-        <w:rPr>
           <w:b/>
           <w:lang w:val="hi_IN" w:bidi="hi_IN"/>
         </w:rPr>
@@ -7235,20 +6326,6 @@
       </w:r>
       <w:r>
         <w:rPr>
-          <w:lang w:val="hi_IN" w:bidi="hi_IN"/>
-        </w:rPr>
-        <w:t>יִכָּֽרֶת־אִ֛ישׁ</w:t>
-      </w:r>
-    </w:p>
-    <w:p>
-      <w:pPr/>
-      <w:r>
-        <w:rPr>
-          <w:lang w:val="hi_IN" w:bidi="hi_IN"/>
-        </w:rPr>
-      </w:r>
-      <w:r>
-        <w:rPr>
           <w:b/>
           <w:lang w:val="hi_IN" w:bidi="hi_IN"/>
         </w:rPr>
@@ -7345,20 +6422,6 @@
       </w:r>
       <w:r>
         <w:rPr>
-          <w:lang w:val="hi_IN" w:bidi="hi_IN"/>
-        </w:rPr>
-        <w:t>אִ֛ישׁ</w:t>
-      </w:r>
-    </w:p>
-    <w:p>
-      <w:pPr/>
-      <w:r>
-        <w:rPr>
-          <w:lang w:val="hi_IN" w:bidi="hi_IN"/>
-        </w:rPr>
-      </w:r>
-      <w:r>
-        <w:rPr>
           <w:b/>
           <w:lang w:val="hi_IN" w:bidi="hi_IN"/>
         </w:rPr>
@@ -7455,20 +6518,6 @@
       </w:r>
       <w:r>
         <w:rPr>
-          <w:lang w:val="hi_IN" w:bidi="hi_IN"/>
-        </w:rPr>
-        <w:t>מֵ⁠הַ֥ר עֵשָׂ֖ו</w:t>
-      </w:r>
-    </w:p>
-    <w:p>
-      <w:pPr/>
-      <w:r>
-        <w:rPr>
-          <w:lang w:val="hi_IN" w:bidi="hi_IN"/>
-        </w:rPr>
-      </w:r>
-      <w:r>
-        <w:rPr>
           <w:b/>
           <w:lang w:val="hi_IN" w:bidi="hi_IN"/>
         </w:rPr>
@@ -7552,20 +6601,6 @@
       </w:r>
       <w:r>
         <w:rPr>
-          <w:lang w:val="hi_IN" w:bidi="hi_IN"/>
-        </w:rPr>
-        <w:t>מִ⁠קָּֽטֶל</w:t>
-      </w:r>
-    </w:p>
-    <w:p>
-      <w:pPr/>
-      <w:r>
-        <w:rPr>
-          <w:lang w:val="hi_IN" w:bidi="hi_IN"/>
-        </w:rPr>
-      </w:r>
-      <w:r>
-        <w:rPr>
           <w:b/>
           <w:lang w:val="hi_IN" w:bidi="hi_IN"/>
         </w:rPr>
@@ -7758,20 +6793,6 @@
       </w:r>
       <w:r>
         <w:rPr>
-          <w:lang w:val="hi_IN" w:bidi="hi_IN"/>
-        </w:rPr>
-        <w:t>אָחִ֥י⁠ךָ</w:t>
-      </w:r>
-    </w:p>
-    <w:p>
-      <w:pPr/>
-      <w:r>
-        <w:rPr>
-          <w:lang w:val="hi_IN" w:bidi="hi_IN"/>
-        </w:rPr>
-      </w:r>
-      <w:r>
-        <w:rPr>
           <w:b/>
           <w:lang w:val="hi_IN" w:bidi="hi_IN"/>
         </w:rPr>
@@ -7868,20 +6889,6 @@
       </w:r>
       <w:r>
         <w:rPr>
-          <w:lang w:val="hi_IN" w:bidi="hi_IN"/>
-        </w:rPr>
-        <w:t>יַעֲקֹ֖ב</w:t>
-      </w:r>
-    </w:p>
-    <w:p>
-      <w:pPr/>
-      <w:r>
-        <w:rPr>
-          <w:lang w:val="hi_IN" w:bidi="hi_IN"/>
-        </w:rPr>
-      </w:r>
-      <w:r>
-        <w:rPr>
           <w:b/>
           <w:lang w:val="hi_IN" w:bidi="hi_IN"/>
         </w:rPr>
@@ -7978,20 +6985,6 @@
       </w:r>
       <w:r>
         <w:rPr>
-          <w:lang w:val="hi_IN" w:bidi="hi_IN"/>
-        </w:rPr>
-        <w:t>תְּכַסְּ⁠ךָ֣ בוּשָׁ֑ה</w:t>
-      </w:r>
-    </w:p>
-    <w:p>
-      <w:pPr/>
-      <w:r>
-        <w:rPr>
-          <w:lang w:val="hi_IN" w:bidi="hi_IN"/>
-        </w:rPr>
-      </w:r>
-      <w:r>
-        <w:rPr>
           <w:b/>
           <w:lang w:val="hi_IN" w:bidi="hi_IN"/>
         </w:rPr>
@@ -8088,20 +7081,6 @@
       </w:r>
       <w:r>
         <w:rPr>
-          <w:lang w:val="hi_IN" w:bidi="hi_IN"/>
-        </w:rPr>
-        <w:t>תְּכַסְּ⁠ךָ֣ בוּשָׁ֑ה</w:t>
-      </w:r>
-    </w:p>
-    <w:p>
-      <w:pPr/>
-      <w:r>
-        <w:rPr>
-          <w:lang w:val="hi_IN" w:bidi="hi_IN"/>
-        </w:rPr>
-      </w:r>
-      <w:r>
-        <w:rPr>
           <w:b/>
           <w:lang w:val="hi_IN" w:bidi="hi_IN"/>
         </w:rPr>
@@ -8198,20 +7177,6 @@
       </w:r>
       <w:r>
         <w:rPr>
-          <w:lang w:val="hi_IN" w:bidi="hi_IN"/>
-        </w:rPr>
-        <w:t>וְ⁠נִכְרַ֖תָּ</w:t>
-      </w:r>
-    </w:p>
-    <w:p>
-      <w:pPr/>
-      <w:r>
-        <w:rPr>
-          <w:lang w:val="hi_IN" w:bidi="hi_IN"/>
-        </w:rPr>
-      </w:r>
-      <w:r>
-        <w:rPr>
           <w:b/>
           <w:lang w:val="hi_IN" w:bidi="hi_IN"/>
         </w:rPr>
@@ -8295,20 +7260,6 @@
       </w:r>
       <w:r>
         <w:rPr>
-          <w:lang w:val="hi_IN" w:bidi="hi_IN"/>
-        </w:rPr>
-        <w:t>וְ⁠נִכְרַ֖תָּ</w:t>
-      </w:r>
-    </w:p>
-    <w:p>
-      <w:pPr/>
-      <w:r>
-        <w:rPr>
-          <w:lang w:val="hi_IN" w:bidi="hi_IN"/>
-        </w:rPr>
-      </w:r>
-      <w:r>
-        <w:rPr>
           <w:b/>
           <w:lang w:val="hi_IN" w:bidi="hi_IN"/>
         </w:rPr>
@@ -8381,20 +7332,6 @@
         <w:rPr>
           <w:lang w:val="hi_IN" w:bidi="hi_IN"/>
         </w:rPr>
-      </w:r>
-    </w:p>
-    <w:p>
-      <w:pPr/>
-      <w:r>
-        <w:rPr>
-          <w:lang w:val="hi_IN" w:bidi="hi_IN"/>
-        </w:rPr>
-      </w:r>
-      <w:r>
-        <w:rPr>
-          <w:lang w:val="hi_IN" w:bidi="hi_IN"/>
-        </w:rPr>
-        <w:t>וְ⁠נִכְרַ֖תָּ</w:t>
       </w:r>
     </w:p>
     <w:p>
@@ -8520,20 +7457,6 @@
       </w:r>
       <w:r>
         <w:rPr>
-          <w:lang w:val="hi_IN" w:bidi="hi_IN"/>
-        </w:rPr>
-        <w:t>עֲמָֽדְ⁠ךָ֣ מִ⁠נֶּ֔גֶד</w:t>
-      </w:r>
-    </w:p>
-    <w:p>
-      <w:pPr/>
-      <w:r>
-        <w:rPr>
-          <w:lang w:val="hi_IN" w:bidi="hi_IN"/>
-        </w:rPr>
-      </w:r>
-      <w:r>
-        <w:rPr>
           <w:b/>
           <w:lang w:val="hi_IN" w:bidi="hi_IN"/>
         </w:rPr>
@@ -8606,20 +7529,6 @@
         <w:rPr>
           <w:lang w:val="hi_IN" w:bidi="hi_IN"/>
         </w:rPr>
-      </w:r>
-    </w:p>
-    <w:p>
-      <w:pPr/>
-      <w:r>
-        <w:rPr>
-          <w:lang w:val="hi_IN" w:bidi="hi_IN"/>
-        </w:rPr>
-      </w:r>
-      <w:r>
-        <w:rPr>
-          <w:lang w:val="hi_IN" w:bidi="hi_IN"/>
-        </w:rPr>
-        <w:t>שְׁב֥וֹת זָרִ֖ים חֵיל֑⁠וֹ וְ⁠נָכְרִ֞ים בָּ֣אוּ שְׁעָרָ֗יו</w:t>
       </w:r>
     </w:p>
     <w:p>
@@ -8854,20 +7763,6 @@
       </w:r>
       <w:r>
         <w:rPr>
-          <w:lang w:val="hi_IN" w:bidi="hi_IN"/>
-        </w:rPr>
-        <w:t>חֵיל֑⁠וֹ</w:t>
-      </w:r>
-    </w:p>
-    <w:p>
-      <w:pPr/>
-      <w:r>
-        <w:rPr>
-          <w:lang w:val="hi_IN" w:bidi="hi_IN"/>
-        </w:rPr>
-      </w:r>
-      <w:r>
-        <w:rPr>
           <w:b/>
           <w:lang w:val="hi_IN" w:bidi="hi_IN"/>
         </w:rPr>
@@ -8962,20 +7857,6 @@
       </w:r>
       <w:r>
         <w:rPr>
-          <w:lang w:val="hi_IN" w:bidi="hi_IN"/>
-        </w:rPr>
-        <w:t>שְׁעָרָ֗יו</w:t>
-      </w:r>
-    </w:p>
-    <w:p>
-      <w:pPr/>
-      <w:r>
-        <w:rPr>
-          <w:lang w:val="hi_IN" w:bidi="hi_IN"/>
-        </w:rPr>
-      </w:r>
-      <w:r>
-        <w:rPr>
           <w:b/>
           <w:lang w:val="hi_IN" w:bidi="hi_IN"/>
         </w:rPr>
@@ -9072,20 +7953,6 @@
       </w:r>
       <w:r>
         <w:rPr>
-          <w:lang w:val="hi_IN" w:bidi="hi_IN"/>
-        </w:rPr>
-        <w:t>וְ⁠עַל־יְרוּשָׁלִַ֨ם֙ יַדּ֣וּ גוֹרָ֔ל</w:t>
-      </w:r>
-    </w:p>
-    <w:p>
-      <w:pPr/>
-      <w:r>
-        <w:rPr>
-          <w:lang w:val="hi_IN" w:bidi="hi_IN"/>
-        </w:rPr>
-      </w:r>
-      <w:r>
-        <w:rPr>
           <w:b/>
           <w:lang w:val="hi_IN" w:bidi="hi_IN"/>
         </w:rPr>
@@ -9182,20 +8049,6 @@
       </w:r>
       <w:r>
         <w:rPr>
-          <w:lang w:val="hi_IN" w:bidi="hi_IN"/>
-        </w:rPr>
-        <w:t>גַּם־אַתָּ֖ה כְּ⁠אַחַ֥ד מֵ⁠הֶֽם</w:t>
-      </w:r>
-    </w:p>
-    <w:p>
-      <w:pPr/>
-      <w:r>
-        <w:rPr>
-          <w:lang w:val="hi_IN" w:bidi="hi_IN"/>
-        </w:rPr>
-      </w:r>
-      <w:r>
-        <w:rPr>
           <w:b/>
           <w:lang w:val="hi_IN" w:bidi="hi_IN"/>
         </w:rPr>
@@ -9305,20 +8158,6 @@
       </w:r>
       <w:r>
         <w:rPr>
-          <w:lang w:val="hi_IN" w:bidi="hi_IN"/>
-        </w:rPr>
-        <w:t>וְ⁠אַל &amp; וְ⁠אַל &amp; וְ⁠אַל</w:t>
-      </w:r>
-    </w:p>
-    <w:p>
-      <w:pPr/>
-      <w:r>
-        <w:rPr>
-          <w:lang w:val="hi_IN" w:bidi="hi_IN"/>
-        </w:rPr>
-      </w:r>
-      <w:r>
-        <w:rPr>
           <w:b/>
           <w:lang w:val="hi_IN" w:bidi="hi_IN"/>
         </w:rPr>
@@ -9402,20 +8241,6 @@
       </w:r>
       <w:r>
         <w:rPr>
-          <w:lang w:val="hi_IN" w:bidi="hi_IN"/>
-        </w:rPr>
-        <w:t>וְ⁠אַל־תֵּ֤רֶא</w:t>
-      </w:r>
-    </w:p>
-    <w:p>
-      <w:pPr/>
-      <w:r>
-        <w:rPr>
-          <w:lang w:val="hi_IN" w:bidi="hi_IN"/>
-        </w:rPr>
-      </w:r>
-      <w:r>
-        <w:rPr>
           <w:b/>
           <w:lang w:val="hi_IN" w:bidi="hi_IN"/>
         </w:rPr>
@@ -9525,20 +8350,6 @@
       </w:r>
       <w:r>
         <w:rPr>
-          <w:lang w:val="hi_IN" w:bidi="hi_IN"/>
-        </w:rPr>
-        <w:t>בְ⁠יוֹם־אָחִ֨י⁠ךָ֙ בְּ⁠י֣וֹם נָכְר֔⁠וֹ</w:t>
-      </w:r>
-    </w:p>
-    <w:p>
-      <w:pPr/>
-      <w:r>
-        <w:rPr>
-          <w:lang w:val="hi_IN" w:bidi="hi_IN"/>
-        </w:rPr>
-      </w:r>
-      <w:r>
-        <w:rPr>
           <w:b/>
           <w:lang w:val="hi_IN" w:bidi="hi_IN"/>
         </w:rPr>
@@ -9648,20 +8459,6 @@
       </w:r>
       <w:r>
         <w:rPr>
-          <w:lang w:val="hi_IN" w:bidi="hi_IN"/>
-        </w:rPr>
-        <w:t>בְ⁠יוֹם</w:t>
-      </w:r>
-    </w:p>
-    <w:p>
-      <w:pPr/>
-      <w:r>
-        <w:rPr>
-          <w:lang w:val="hi_IN" w:bidi="hi_IN"/>
-        </w:rPr>
-      </w:r>
-      <w:r>
-        <w:rPr>
           <w:b/>
           <w:lang w:val="hi_IN" w:bidi="hi_IN"/>
         </w:rPr>
@@ -9747,20 +8544,6 @@
         <w:rPr>
           <w:lang w:val="hi_IN" w:bidi="hi_IN"/>
         </w:rPr>
-      </w:r>
-    </w:p>
-    <w:p>
-      <w:pPr/>
-      <w:r>
-        <w:rPr>
-          <w:lang w:val="hi_IN" w:bidi="hi_IN"/>
-        </w:rPr>
-      </w:r>
-      <w:r>
-        <w:rPr>
-          <w:lang w:val="hi_IN" w:bidi="hi_IN"/>
-        </w:rPr>
-        <w:t>אָחִ֨י⁠ךָ֙</w:t>
       </w:r>
     </w:p>
     <w:p>
@@ -9886,20 +8669,6 @@
       </w:r>
       <w:r>
         <w:rPr>
-          <w:lang w:val="hi_IN" w:bidi="hi_IN"/>
-        </w:rPr>
-        <w:t>לִ⁠בְנֵֽי־יְהוּדָ֖ה</w:t>
-      </w:r>
-    </w:p>
-    <w:p>
-      <w:pPr/>
-      <w:r>
-        <w:rPr>
-          <w:lang w:val="hi_IN" w:bidi="hi_IN"/>
-        </w:rPr>
-      </w:r>
-      <w:r>
-        <w:rPr>
           <w:b/>
           <w:lang w:val="hi_IN" w:bidi="hi_IN"/>
         </w:rPr>
@@ -9996,20 +8765,6 @@
       </w:r>
       <w:r>
         <w:rPr>
-          <w:lang w:val="hi_IN" w:bidi="hi_IN"/>
-        </w:rPr>
-        <w:t>וְ⁠אַל־תַּגְדֵּ֥ל פִּ֖י⁠ךָ</w:t>
-      </w:r>
-    </w:p>
-    <w:p>
-      <w:pPr/>
-      <w:r>
-        <w:rPr>
-          <w:lang w:val="hi_IN" w:bidi="hi_IN"/>
-        </w:rPr>
-      </w:r>
-      <w:r>
-        <w:rPr>
           <w:b/>
           <w:lang w:val="hi_IN" w:bidi="hi_IN"/>
         </w:rPr>
@@ -10093,20 +8848,6 @@
       </w:r>
       <w:r>
         <w:rPr>
-          <w:lang w:val="hi_IN" w:bidi="hi_IN"/>
-        </w:rPr>
-        <w:t>בְּ⁠י֣וֹם אֵידָ֔⁠ם &amp; בְּ⁠י֣וֹם אֵיד֑⁠וֹ &amp; בְּ⁠י֥וֹם אֵידֽ⁠וֹ</w:t>
-      </w:r>
-    </w:p>
-    <w:p>
-      <w:pPr/>
-      <w:r>
-        <w:rPr>
-          <w:lang w:val="hi_IN" w:bidi="hi_IN"/>
-        </w:rPr>
-      </w:r>
-      <w:r>
-        <w:rPr>
           <w:b/>
           <w:lang w:val="hi_IN" w:bidi="hi_IN"/>
         </w:rPr>
@@ -10205,20 +8946,6 @@
         <w:rPr>
           <w:lang w:val="hi_IN" w:bidi="hi_IN"/>
         </w:rPr>
-      </w:r>
-    </w:p>
-    <w:p>
-      <w:pPr/>
-      <w:r>
-        <w:rPr>
-          <w:lang w:val="hi_IN" w:bidi="hi_IN"/>
-        </w:rPr>
-      </w:r>
-      <w:r>
-        <w:rPr>
-          <w:lang w:val="hi_IN" w:bidi="hi_IN"/>
-        </w:rPr>
-        <w:t>אֵידָ֔⁠ם &amp; אֵיד֑⁠וֹ &amp; אֵידֽ⁠וֹ</w:t>
       </w:r>
     </w:p>
     <w:p>
@@ -10396,20 +9123,6 @@
       </w:r>
       <w:r>
         <w:rPr>
-          <w:lang w:val="hi_IN" w:bidi="hi_IN"/>
-        </w:rPr>
-        <w:t>גַם־אַתָּ֛ה</w:t>
-      </w:r>
-    </w:p>
-    <w:p>
-      <w:pPr/>
-      <w:r>
-        <w:rPr>
-          <w:lang w:val="hi_IN" w:bidi="hi_IN"/>
-        </w:rPr>
-      </w:r>
-      <w:r>
-        <w:rPr>
           <w:b/>
           <w:lang w:val="hi_IN" w:bidi="hi_IN"/>
         </w:rPr>
@@ -10482,20 +9195,6 @@
         <w:rPr>
           <w:lang w:val="hi_IN" w:bidi="hi_IN"/>
         </w:rPr>
-      </w:r>
-    </w:p>
-    <w:p>
-      <w:pPr/>
-      <w:r>
-        <w:rPr>
-          <w:lang w:val="hi_IN" w:bidi="hi_IN"/>
-        </w:rPr>
-      </w:r>
-      <w:r>
-        <w:rPr>
-          <w:lang w:val="hi_IN" w:bidi="hi_IN"/>
-        </w:rPr>
-        <w:t>אַל־תֵּ֧רֶא</w:t>
       </w:r>
     </w:p>
     <w:p>
@@ -10621,20 +9320,6 @@
       </w:r>
       <w:r>
         <w:rPr>
-          <w:lang w:val="hi_IN" w:bidi="hi_IN"/>
-        </w:rPr>
-        <w:t>וְ⁠אַל־תִּשְׁלַ֥חְנָה בְ⁠חֵיל֖⁠וֹ</w:t>
-      </w:r>
-    </w:p>
-    <w:p>
-      <w:pPr/>
-      <w:r>
-        <w:rPr>
-          <w:lang w:val="hi_IN" w:bidi="hi_IN"/>
-        </w:rPr>
-      </w:r>
-      <w:r>
-        <w:rPr>
           <w:b/>
           <w:lang w:val="hi_IN" w:bidi="hi_IN"/>
         </w:rPr>
@@ -10731,20 +9416,6 @@
       </w:r>
       <w:r>
         <w:rPr>
-          <w:lang w:val="hi_IN" w:bidi="hi_IN"/>
-        </w:rPr>
-        <w:t>הַ⁠פֶּ֔רֶק</w:t>
-      </w:r>
-    </w:p>
-    <w:p>
-      <w:pPr/>
-      <w:r>
-        <w:rPr>
-          <w:lang w:val="hi_IN" w:bidi="hi_IN"/>
-        </w:rPr>
-      </w:r>
-      <w:r>
-        <w:rPr>
           <w:b/>
           <w:lang w:val="hi_IN" w:bidi="hi_IN"/>
         </w:rPr>
@@ -10830,20 +9501,6 @@
         <w:rPr>
           <w:lang w:val="hi_IN" w:bidi="hi_IN"/>
         </w:rPr>
-      </w:r>
-    </w:p>
-    <w:p>
-      <w:pPr/>
-      <w:r>
-        <w:rPr>
-          <w:lang w:val="hi_IN" w:bidi="hi_IN"/>
-        </w:rPr>
-      </w:r>
-      <w:r>
-        <w:rPr>
-          <w:lang w:val="hi_IN" w:bidi="hi_IN"/>
-        </w:rPr>
-        <w:t>לְ⁠הַכְרִ֖ית</w:t>
       </w:r>
     </w:p>
     <w:p>
@@ -10969,20 +9626,6 @@
       </w:r>
       <w:r>
         <w:rPr>
-          <w:lang w:val="hi_IN" w:bidi="hi_IN"/>
-        </w:rPr>
-        <w:t>וְ⁠אַל־תַּסְגֵּ֥ר שְׂרִידָ֖י⁠ו</w:t>
-      </w:r>
-    </w:p>
-    <w:p>
-      <w:pPr/>
-      <w:r>
-        <w:rPr>
-          <w:lang w:val="hi_IN" w:bidi="hi_IN"/>
-        </w:rPr>
-      </w:r>
-      <w:r>
-        <w:rPr>
           <w:b/>
           <w:lang w:val="hi_IN" w:bidi="hi_IN"/>
         </w:rPr>
@@ -11129,20 +9772,6 @@
       </w:r>
       <w:r>
         <w:rPr>
-          <w:lang w:val="hi_IN" w:bidi="hi_IN"/>
-        </w:rPr>
-        <w:t>כִּֽי־קָר֥וֹב יוֹם־יְהוָ֖ה עַל־כָּל־הַ⁠גּוֹיִ֑ם</w:t>
-      </w:r>
-    </w:p>
-    <w:p>
-      <w:pPr/>
-      <w:r>
-        <w:rPr>
-          <w:lang w:val="hi_IN" w:bidi="hi_IN"/>
-        </w:rPr>
-      </w:r>
-      <w:r>
-        <w:rPr>
           <w:b/>
           <w:lang w:val="hi_IN" w:bidi="hi_IN"/>
         </w:rPr>
@@ -11226,20 +9855,6 @@
       </w:r>
       <w:r>
         <w:rPr>
-          <w:lang w:val="hi_IN" w:bidi="hi_IN"/>
-        </w:rPr>
-        <w:t>יוֹם־יְהוָ֖ה</w:t>
-      </w:r>
-    </w:p>
-    <w:p>
-      <w:pPr/>
-      <w:r>
-        <w:rPr>
-          <w:lang w:val="hi_IN" w:bidi="hi_IN"/>
-        </w:rPr>
-      </w:r>
-      <w:r>
-        <w:rPr>
           <w:b/>
           <w:lang w:val="hi_IN" w:bidi="hi_IN"/>
         </w:rPr>
@@ -11336,20 +9951,6 @@
       </w:r>
       <w:r>
         <w:rPr>
-          <w:lang w:val="hi_IN" w:bidi="hi_IN"/>
-        </w:rPr>
-        <w:t>קָר֥וֹב</w:t>
-      </w:r>
-    </w:p>
-    <w:p>
-      <w:pPr/>
-      <w:r>
-        <w:rPr>
-          <w:lang w:val="hi_IN" w:bidi="hi_IN"/>
-        </w:rPr>
-      </w:r>
-      <w:r>
-        <w:rPr>
           <w:b/>
           <w:lang w:val="hi_IN" w:bidi="hi_IN"/>
         </w:rPr>
@@ -11426,20 +10027,6 @@
       </w:r>
       <w:r>
         <w:rPr>
-          <w:lang w:val="hi_IN" w:bidi="hi_IN"/>
-        </w:rPr>
-        <w:t>יֵעָ֣שֶׂה לָּ֔⁠ךְ</w:t>
-      </w:r>
-    </w:p>
-    <w:p>
-      <w:pPr/>
-      <w:r>
-        <w:rPr>
-          <w:lang w:val="hi_IN" w:bidi="hi_IN"/>
-        </w:rPr>
-      </w:r>
-      <w:r>
-        <w:rPr>
           <w:b/>
           <w:lang w:val="hi_IN" w:bidi="hi_IN"/>
         </w:rPr>
@@ -11523,20 +10110,6 @@
       </w:r>
       <w:r>
         <w:rPr>
-          <w:lang w:val="hi_IN" w:bidi="hi_IN"/>
-        </w:rPr>
-        <w:t>גְּמֻלְ⁠ךָ֖ יָשׁ֥וּב בְּ⁠רֹאשֶֽׁ⁠ךָ</w:t>
-      </w:r>
-    </w:p>
-    <w:p>
-      <w:pPr/>
-      <w:r>
-        <w:rPr>
-          <w:lang w:val="hi_IN" w:bidi="hi_IN"/>
-        </w:rPr>
-      </w:r>
-      <w:r>
-        <w:rPr>
           <w:b/>
           <w:lang w:val="hi_IN" w:bidi="hi_IN"/>
         </w:rPr>
@@ -11620,20 +10193,6 @@
       </w:r>
       <w:r>
         <w:rPr>
-          <w:lang w:val="hi_IN" w:bidi="hi_IN"/>
-        </w:rPr>
-        <w:t>בְּ⁠רֹאשֶֽׁ⁠ךָ</w:t>
-      </w:r>
-    </w:p>
-    <w:p>
-      <w:pPr/>
-      <w:r>
-        <w:rPr>
-          <w:lang w:val="hi_IN" w:bidi="hi_IN"/>
-        </w:rPr>
-      </w:r>
-      <w:r>
-        <w:rPr>
           <w:b/>
           <w:lang w:val="hi_IN" w:bidi="hi_IN"/>
         </w:rPr>
@@ -11730,20 +10289,6 @@
       </w:r>
       <w:r>
         <w:rPr>
-          <w:lang w:val="hi_IN" w:bidi="hi_IN"/>
-        </w:rPr>
-        <w:t>כִּ֗י כַּֽ⁠אֲשֶׁ֤ר שְׁתִיתֶם֙</w:t>
-      </w:r>
-    </w:p>
-    <w:p>
-      <w:pPr/>
-      <w:r>
-        <w:rPr>
-          <w:lang w:val="hi_IN" w:bidi="hi_IN"/>
-        </w:rPr>
-      </w:r>
-      <w:r>
-        <w:rPr>
           <w:b/>
           <w:lang w:val="hi_IN" w:bidi="hi_IN"/>
         </w:rPr>
@@ -11881,20 +10426,6 @@
         <w:rPr>
           <w:lang w:val="hi_IN" w:bidi="hi_IN"/>
         </w:rPr>
-      </w:r>
-    </w:p>
-    <w:p>
-      <w:pPr/>
-      <w:r>
-        <w:rPr>
-          <w:lang w:val="hi_IN" w:bidi="hi_IN"/>
-        </w:rPr>
-      </w:r>
-      <w:r>
-        <w:rPr>
-          <w:lang w:val="hi_IN" w:bidi="hi_IN"/>
-        </w:rPr>
-        <w:t>כַּֽ⁠אֲשֶׁ֤ר שְׁתִיתֶם֙</w:t>
       </w:r>
     </w:p>
     <w:p>
@@ -12064,20 +10595,6 @@
       </w:r>
       <w:r>
         <w:rPr>
-          <w:lang w:val="hi_IN" w:bidi="hi_IN"/>
-        </w:rPr>
-        <w:t>שְׁתִיתֶם֙</w:t>
-      </w:r>
-    </w:p>
-    <w:p>
-      <w:pPr/>
-      <w:r>
-        <w:rPr>
-          <w:lang w:val="hi_IN" w:bidi="hi_IN"/>
-        </w:rPr>
-      </w:r>
-      <w:r>
-        <w:rPr>
           <w:b/>
           <w:lang w:val="hi_IN" w:bidi="hi_IN"/>
         </w:rPr>
@@ -12174,20 +10691,6 @@
       </w:r>
       <w:r>
         <w:rPr>
-          <w:lang w:val="hi_IN" w:bidi="hi_IN"/>
-        </w:rPr>
-        <w:t>עַל־הַ֣ר קָדְשִׁ֔⁠י</w:t>
-      </w:r>
-    </w:p>
-    <w:p>
-      <w:pPr/>
-      <w:r>
-        <w:rPr>
-          <w:lang w:val="hi_IN" w:bidi="hi_IN"/>
-        </w:rPr>
-      </w:r>
-      <w:r>
-        <w:rPr>
           <w:b/>
           <w:lang w:val="hi_IN" w:bidi="hi_IN"/>
         </w:rPr>
@@ -12284,20 +10787,6 @@
       </w:r>
       <w:r>
         <w:rPr>
-          <w:lang w:val="hi_IN" w:bidi="hi_IN"/>
-        </w:rPr>
-        <w:t>יִשְׁתּ֥וּ כָֽל־הַ⁠גּוֹיִ֖ם תָּמִ֑יד</w:t>
-      </w:r>
-    </w:p>
-    <w:p>
-      <w:pPr/>
-      <w:r>
-        <w:rPr>
-          <w:lang w:val="hi_IN" w:bidi="hi_IN"/>
-        </w:rPr>
-      </w:r>
-      <w:r>
-        <w:rPr>
           <w:b/>
           <w:lang w:val="hi_IN" w:bidi="hi_IN"/>
         </w:rPr>
@@ -12394,20 +10883,6 @@
       </w:r>
       <w:r>
         <w:rPr>
-          <w:lang w:val="hi_IN" w:bidi="hi_IN"/>
-        </w:rPr>
-        <w:t>וְ⁠שָׁת֣וּ וְ⁠לָע֔וּ</w:t>
-      </w:r>
-    </w:p>
-    <w:p>
-      <w:pPr/>
-      <w:r>
-        <w:rPr>
-          <w:lang w:val="hi_IN" w:bidi="hi_IN"/>
-        </w:rPr>
-      </w:r>
-      <w:r>
-        <w:rPr>
           <w:b/>
           <w:lang w:val="hi_IN" w:bidi="hi_IN"/>
         </w:rPr>
@@ -12517,20 +10992,6 @@
       </w:r>
       <w:r>
         <w:rPr>
-          <w:lang w:val="hi_IN" w:bidi="hi_IN"/>
-        </w:rPr>
-        <w:t>וְ⁠שָׁת֣וּ וְ⁠לָע֔וּ</w:t>
-      </w:r>
-    </w:p>
-    <w:p>
-      <w:pPr/>
-      <w:r>
-        <w:rPr>
-          <w:lang w:val="hi_IN" w:bidi="hi_IN"/>
-        </w:rPr>
-      </w:r>
-      <w:r>
-        <w:rPr>
           <w:b/>
           <w:lang w:val="hi_IN" w:bidi="hi_IN"/>
         </w:rPr>
@@ -12616,20 +11077,6 @@
         <w:rPr>
           <w:lang w:val="hi_IN" w:bidi="hi_IN"/>
         </w:rPr>
-      </w:r>
-    </w:p>
-    <w:p>
-      <w:pPr/>
-      <w:r>
-        <w:rPr>
-          <w:lang w:val="hi_IN" w:bidi="hi_IN"/>
-        </w:rPr>
-      </w:r>
-      <w:r>
-        <w:rPr>
-          <w:lang w:val="hi_IN" w:bidi="hi_IN"/>
-        </w:rPr>
-        <w:t>וּ⁠בְ⁠הַ֥ר צִיּ֛וֹן תִּהְיֶ֥ה פְלֵיטָ֖ה</w:t>
       </w:r>
     </w:p>
     <w:p>
@@ -12755,20 +11202,6 @@
       </w:r>
       <w:r>
         <w:rPr>
-          <w:lang w:val="hi_IN" w:bidi="hi_IN"/>
-        </w:rPr>
-        <w:t>וּ⁠בְ⁠הַ֥ר צִיּ֛וֹן</w:t>
-      </w:r>
-    </w:p>
-    <w:p>
-      <w:pPr/>
-      <w:r>
-        <w:rPr>
-          <w:lang w:val="hi_IN" w:bidi="hi_IN"/>
-        </w:rPr>
-      </w:r>
-      <w:r>
-        <w:rPr>
           <w:b/>
           <w:lang w:val="hi_IN" w:bidi="hi_IN"/>
         </w:rPr>
@@ -12852,20 +11285,6 @@
       </w:r>
       <w:r>
         <w:rPr>
-          <w:lang w:val="hi_IN" w:bidi="hi_IN"/>
-        </w:rPr>
-        <w:t>וְ⁠הָ֣יָה קֹ֑דֶשׁ</w:t>
-      </w:r>
-    </w:p>
-    <w:p>
-      <w:pPr/>
-      <w:r>
-        <w:rPr>
-          <w:lang w:val="hi_IN" w:bidi="hi_IN"/>
-        </w:rPr>
-      </w:r>
-      <w:r>
-        <w:rPr>
           <w:b/>
           <w:lang w:val="hi_IN" w:bidi="hi_IN"/>
         </w:rPr>
@@ -12962,20 +11381,6 @@
       </w:r>
       <w:r>
         <w:rPr>
-          <w:lang w:val="hi_IN" w:bidi="hi_IN"/>
-        </w:rPr>
-        <w:t>בֵּ֣ית יַֽעֲקֹ֔ב</w:t>
-      </w:r>
-    </w:p>
-    <w:p>
-      <w:pPr/>
-      <w:r>
-        <w:rPr>
-          <w:lang w:val="hi_IN" w:bidi="hi_IN"/>
-        </w:rPr>
-      </w:r>
-      <w:r>
-        <w:rPr>
           <w:b/>
           <w:lang w:val="hi_IN" w:bidi="hi_IN"/>
         </w:rPr>
@@ -13072,20 +11477,6 @@
       </w:r>
       <w:r>
         <w:rPr>
-          <w:lang w:val="hi_IN" w:bidi="hi_IN"/>
-        </w:rPr>
-        <w:t>אֵ֖ת מוֹרָֽשֵׁי⁠הֶם</w:t>
-      </w:r>
-    </w:p>
-    <w:p>
-      <w:pPr/>
-      <w:r>
-        <w:rPr>
-          <w:lang w:val="hi_IN" w:bidi="hi_IN"/>
-        </w:rPr>
-      </w:r>
-      <w:r>
-        <w:rPr>
           <w:b/>
           <w:lang w:val="hi_IN" w:bidi="hi_IN"/>
         </w:rPr>
@@ -13162,20 +11553,6 @@
       </w:r>
       <w:r>
         <w:rPr>
-          <w:lang w:val="hi_IN" w:bidi="hi_IN"/>
-        </w:rPr>
-        <w:t>וְ⁠הָיָה֩ בֵית־יַעֲקֹ֨ב אֵ֜שׁ וּ⁠בֵ֧ית יוֹסֵ֣ף לֶהָבָ֗ה</w:t>
-      </w:r>
-    </w:p>
-    <w:p>
-      <w:pPr/>
-      <w:r>
-        <w:rPr>
-          <w:lang w:val="hi_IN" w:bidi="hi_IN"/>
-        </w:rPr>
-      </w:r>
-      <w:r>
-        <w:rPr>
           <w:b/>
           <w:lang w:val="hi_IN" w:bidi="hi_IN"/>
         </w:rPr>
@@ -13285,20 +11662,6 @@
       </w:r>
       <w:r>
         <w:rPr>
-          <w:lang w:val="hi_IN" w:bidi="hi_IN"/>
-        </w:rPr>
-        <w:t>בֵית־יַעֲקֹ֨ב</w:t>
-      </w:r>
-    </w:p>
-    <w:p>
-      <w:pPr/>
-      <w:r>
-        <w:rPr>
-          <w:lang w:val="hi_IN" w:bidi="hi_IN"/>
-        </w:rPr>
-      </w:r>
-      <w:r>
-        <w:rPr>
           <w:b/>
           <w:lang w:val="hi_IN" w:bidi="hi_IN"/>
         </w:rPr>
@@ -13395,20 +11758,6 @@
       </w:r>
       <w:r>
         <w:rPr>
-          <w:lang w:val="hi_IN" w:bidi="hi_IN"/>
-        </w:rPr>
-        <w:t>וּ⁠בֵ֧ית יוֹסֵ֣ף</w:t>
-      </w:r>
-    </w:p>
-    <w:p>
-      <w:pPr/>
-      <w:r>
-        <w:rPr>
-          <w:lang w:val="hi_IN" w:bidi="hi_IN"/>
-        </w:rPr>
-      </w:r>
-      <w:r>
-        <w:rPr>
           <w:b/>
           <w:lang w:val="hi_IN" w:bidi="hi_IN"/>
         </w:rPr>
@@ -13492,20 +11841,6 @@
       </w:r>
       <w:r>
         <w:rPr>
-          <w:lang w:val="hi_IN" w:bidi="hi_IN"/>
-        </w:rPr>
-        <w:t>וּ⁠בֵ֤ית עֵשָׂו֙ &amp; לְ⁠בֵ֣ית עֵשָׂ֔ו</w:t>
-      </w:r>
-    </w:p>
-    <w:p>
-      <w:pPr/>
-      <w:r>
-        <w:rPr>
-          <w:lang w:val="hi_IN" w:bidi="hi_IN"/>
-        </w:rPr>
-      </w:r>
-      <w:r>
-        <w:rPr>
           <w:b/>
           <w:lang w:val="hi_IN" w:bidi="hi_IN"/>
         </w:rPr>
@@ -13602,20 +11937,6 @@
       </w:r>
       <w:r>
         <w:rPr>
-          <w:lang w:val="hi_IN" w:bidi="hi_IN"/>
-        </w:rPr>
-        <w:t>אֵ֜שׁ &amp; לֶהָבָ֗ה &amp; לְ⁠קַ֔שׁ</w:t>
-      </w:r>
-    </w:p>
-    <w:p>
-      <w:pPr/>
-      <w:r>
-        <w:rPr>
-          <w:lang w:val="hi_IN" w:bidi="hi_IN"/>
-        </w:rPr>
-      </w:r>
-      <w:r>
-        <w:rPr>
           <w:b/>
           <w:lang w:val="hi_IN" w:bidi="hi_IN"/>
         </w:rPr>
@@ -13725,20 +12046,6 @@
       </w:r>
       <w:r>
         <w:rPr>
-          <w:lang w:val="hi_IN" w:bidi="hi_IN"/>
-        </w:rPr>
-        <w:t>לְ⁠קַ֔שׁ</w:t>
-      </w:r>
-    </w:p>
-    <w:p>
-      <w:pPr/>
-      <w:r>
-        <w:rPr>
-          <w:lang w:val="hi_IN" w:bidi="hi_IN"/>
-        </w:rPr>
-      </w:r>
-      <w:r>
-        <w:rPr>
           <w:b/>
           <w:lang w:val="hi_IN" w:bidi="hi_IN"/>
         </w:rPr>
@@ -13835,20 +12142,6 @@
       </w:r>
       <w:r>
         <w:rPr>
-          <w:lang w:val="hi_IN" w:bidi="hi_IN"/>
-        </w:rPr>
-        <w:t>וְ⁠דָלְק֥וּ בָ⁠הֶ֖ם וַ⁠אֲכָל֑וּ⁠ם</w:t>
-      </w:r>
-    </w:p>
-    <w:p>
-      <w:pPr/>
-      <w:r>
-        <w:rPr>
-          <w:lang w:val="hi_IN" w:bidi="hi_IN"/>
-        </w:rPr>
-      </w:r>
-      <w:r>
-        <w:rPr>
           <w:b/>
           <w:lang w:val="hi_IN" w:bidi="hi_IN"/>
         </w:rPr>
@@ -13958,20 +12251,6 @@
       </w:r>
       <w:r>
         <w:rPr>
-          <w:lang w:val="hi_IN" w:bidi="hi_IN"/>
-        </w:rPr>
-        <w:t>כִּ֥י</w:t>
-      </w:r>
-    </w:p>
-    <w:p>
-      <w:pPr/>
-      <w:r>
-        <w:rPr>
-          <w:lang w:val="hi_IN" w:bidi="hi_IN"/>
-        </w:rPr>
-      </w:r>
-      <w:r>
-        <w:rPr>
           <w:b/>
           <w:lang w:val="hi_IN" w:bidi="hi_IN"/>
         </w:rPr>
@@ -14068,20 +12347,6 @@
       </w:r>
       <w:r>
         <w:rPr>
-          <w:lang w:val="hi_IN" w:bidi="hi_IN"/>
-        </w:rPr>
-        <w:t>כִּ֥י יְהוָ֖ה דִּבֵּֽר</w:t>
-      </w:r>
-    </w:p>
-    <w:p>
-      <w:pPr/>
-      <w:r>
-        <w:rPr>
-          <w:lang w:val="hi_IN" w:bidi="hi_IN"/>
-        </w:rPr>
-      </w:r>
-      <w:r>
-        <w:rPr>
           <w:b/>
           <w:lang w:val="hi_IN" w:bidi="hi_IN"/>
         </w:rPr>
@@ -14165,20 +12430,6 @@
       </w:r>
       <w:r>
         <w:rPr>
-          <w:lang w:val="hi_IN" w:bidi="hi_IN"/>
-        </w:rPr>
-        <w:t>וְ⁠יָרְשׁ֨וּ</w:t>
-      </w:r>
-    </w:p>
-    <w:p>
-      <w:pPr/>
-      <w:r>
-        <w:rPr>
-          <w:lang w:val="hi_IN" w:bidi="hi_IN"/>
-        </w:rPr>
-      </w:r>
-      <w:r>
-        <w:rPr>
           <w:b/>
           <w:lang w:val="hi_IN" w:bidi="hi_IN"/>
         </w:rPr>
@@ -14242,20 +12493,6 @@
       </w:r>
       <w:r>
         <w:rPr>
-          <w:lang w:val="hi_IN" w:bidi="hi_IN"/>
-        </w:rPr>
-        <w:t>הַ⁠נֶּ֜גֶב</w:t>
-      </w:r>
-    </w:p>
-    <w:p>
-      <w:pPr/>
-      <w:r>
-        <w:rPr>
-          <w:lang w:val="hi_IN" w:bidi="hi_IN"/>
-        </w:rPr>
-      </w:r>
-      <w:r>
-        <w:rPr>
           <w:b/>
           <w:lang w:val="hi_IN" w:bidi="hi_IN"/>
         </w:rPr>
@@ -14352,20 +12589,6 @@
       </w:r>
       <w:r>
         <w:rPr>
-          <w:lang w:val="hi_IN" w:bidi="hi_IN"/>
-        </w:rPr>
-        <w:t>אֶת־הַ֣ר עֵשָׂ֗ו</w:t>
-      </w:r>
-    </w:p>
-    <w:p>
-      <w:pPr/>
-      <w:r>
-        <w:rPr>
-          <w:lang w:val="hi_IN" w:bidi="hi_IN"/>
-        </w:rPr>
-      </w:r>
-      <w:r>
-        <w:rPr>
           <w:b/>
           <w:lang w:val="hi_IN" w:bidi="hi_IN"/>
         </w:rPr>
@@ -14449,20 +12672,6 @@
       </w:r>
       <w:r>
         <w:rPr>
-          <w:lang w:val="hi_IN" w:bidi="hi_IN"/>
-        </w:rPr>
-        <w:t>וְ⁠הַ⁠שְּׁפֵלָה֙</w:t>
-      </w:r>
-    </w:p>
-    <w:p>
-      <w:pPr/>
-      <w:r>
-        <w:rPr>
-          <w:lang w:val="hi_IN" w:bidi="hi_IN"/>
-        </w:rPr>
-      </w:r>
-      <w:r>
-        <w:rPr>
           <w:b/>
           <w:lang w:val="hi_IN" w:bidi="hi_IN"/>
         </w:rPr>
@@ -14559,20 +12768,6 @@
       </w:r>
       <w:r>
         <w:rPr>
-          <w:lang w:val="hi_IN" w:bidi="hi_IN"/>
-        </w:rPr>
-        <w:t>וְ⁠הַ⁠שְּׁפֵלָה֙ אֶת־פְּלִשְׁתִּ֔ים</w:t>
-      </w:r>
-    </w:p>
-    <w:p>
-      <w:pPr/>
-      <w:r>
-        <w:rPr>
-          <w:lang w:val="hi_IN" w:bidi="hi_IN"/>
-        </w:rPr>
-      </w:r>
-      <w:r>
-        <w:rPr>
           <w:b/>
           <w:lang w:val="hi_IN" w:bidi="hi_IN"/>
         </w:rPr>
@@ -14669,20 +12864,6 @@
       </w:r>
       <w:r>
         <w:rPr>
-          <w:lang w:val="hi_IN" w:bidi="hi_IN"/>
-        </w:rPr>
-        <w:t>אֶת־פְּלִשְׁתִּ֔ים</w:t>
-      </w:r>
-    </w:p>
-    <w:p>
-      <w:pPr/>
-      <w:r>
-        <w:rPr>
-          <w:lang w:val="hi_IN" w:bidi="hi_IN"/>
-        </w:rPr>
-      </w:r>
-      <w:r>
-        <w:rPr>
           <w:b/>
           <w:lang w:val="hi_IN" w:bidi="hi_IN"/>
         </w:rPr>
@@ -14779,20 +12960,6 @@
       </w:r>
       <w:r>
         <w:rPr>
-          <w:lang w:val="hi_IN" w:bidi="hi_IN"/>
-        </w:rPr>
-        <w:t>וְ⁠יָרְשׁוּ֙</w:t>
-      </w:r>
-    </w:p>
-    <w:p>
-      <w:pPr/>
-      <w:r>
-        <w:rPr>
-          <w:lang w:val="hi_IN" w:bidi="hi_IN"/>
-        </w:rPr>
-      </w:r>
-      <w:r>
-        <w:rPr>
           <w:b/>
           <w:lang w:val="hi_IN" w:bidi="hi_IN"/>
         </w:rPr>
@@ -14856,20 +13023,6 @@
       </w:r>
       <w:r>
         <w:rPr>
-          <w:lang w:val="hi_IN" w:bidi="hi_IN"/>
-        </w:rPr>
-        <w:t>אֶת־שְׂדֵ֣ה אֶפְרַ֔יִם וְ⁠אֵ֖ת שְׂדֵ֣ה שֹׁמְר֑וֹן</w:t>
-      </w:r>
-    </w:p>
-    <w:p>
-      <w:pPr/>
-      <w:r>
-        <w:rPr>
-          <w:lang w:val="hi_IN" w:bidi="hi_IN"/>
-        </w:rPr>
-      </w:r>
-      <w:r>
-        <w:rPr>
           <w:b/>
           <w:lang w:val="hi_IN" w:bidi="hi_IN"/>
         </w:rPr>
@@ -14992,20 +13145,6 @@
       </w:r>
       <w:r>
         <w:rPr>
-          <w:lang w:val="hi_IN" w:bidi="hi_IN"/>
-        </w:rPr>
-        <w:t>וּ⁠בִנְיָמִ֖ן</w:t>
-      </w:r>
-    </w:p>
-    <w:p>
-      <w:pPr/>
-      <w:r>
-        <w:rPr>
-          <w:lang w:val="hi_IN" w:bidi="hi_IN"/>
-        </w:rPr>
-      </w:r>
-      <w:r>
-        <w:rPr>
           <w:b/>
           <w:lang w:val="hi_IN" w:bidi="hi_IN"/>
         </w:rPr>
@@ -15102,20 +13241,6 @@
       </w:r>
       <w:r>
         <w:rPr>
-          <w:lang w:val="hi_IN" w:bidi="hi_IN"/>
-        </w:rPr>
-        <w:t>וּ⁠בִנְיָמִ֖ן אֶת־הַ⁠גִּלְעָֽד</w:t>
-      </w:r>
-    </w:p>
-    <w:p>
-      <w:pPr/>
-      <w:r>
-        <w:rPr>
-          <w:lang w:val="hi_IN" w:bidi="hi_IN"/>
-        </w:rPr>
-      </w:r>
-      <w:r>
-        <w:rPr>
           <w:b/>
           <w:lang w:val="hi_IN" w:bidi="hi_IN"/>
         </w:rPr>
@@ -15212,20 +13337,6 @@
       </w:r>
       <w:r>
         <w:rPr>
-          <w:lang w:val="hi_IN" w:bidi="hi_IN"/>
-        </w:rPr>
-        <w:t>אֶת־הַ⁠גִּלְעָֽד</w:t>
-      </w:r>
-    </w:p>
-    <w:p>
-      <w:pPr/>
-      <w:r>
-        <w:rPr>
-          <w:lang w:val="hi_IN" w:bidi="hi_IN"/>
-        </w:rPr>
-      </w:r>
-      <w:r>
-        <w:rPr>
           <w:b/>
           <w:lang w:val="hi_IN" w:bidi="hi_IN"/>
         </w:rPr>
@@ -15322,20 +13433,6 @@
       </w:r>
       <w:r>
         <w:rPr>
-          <w:lang w:val="hi_IN" w:bidi="hi_IN"/>
-        </w:rPr>
-        <w:t>וְ⁠גָלֻ֣ת הַֽ⁠חֵל־הַ֠⁠זֶּה</w:t>
-      </w:r>
-    </w:p>
-    <w:p>
-      <w:pPr/>
-      <w:r>
-        <w:rPr>
-          <w:lang w:val="hi_IN" w:bidi="hi_IN"/>
-        </w:rPr>
-      </w:r>
-      <w:r>
-        <w:rPr>
           <w:b/>
           <w:lang w:val="hi_IN" w:bidi="hi_IN"/>
         </w:rPr>
@@ -15432,20 +13529,6 @@
       </w:r>
       <w:r>
         <w:rPr>
-          <w:lang w:val="hi_IN" w:bidi="hi_IN"/>
-        </w:rPr>
-        <w:t>הַֽ⁠חֵל</w:t>
-      </w:r>
-    </w:p>
-    <w:p>
-      <w:pPr/>
-      <w:r>
-        <w:rPr>
-          <w:lang w:val="hi_IN" w:bidi="hi_IN"/>
-        </w:rPr>
-      </w:r>
-      <w:r>
-        <w:rPr>
           <w:b/>
           <w:lang w:val="hi_IN" w:bidi="hi_IN"/>
         </w:rPr>
@@ -15522,20 +13605,6 @@
       </w:r>
       <w:r>
         <w:rPr>
-          <w:lang w:val="hi_IN" w:bidi="hi_IN"/>
-        </w:rPr>
-        <w:t>לִ⁠בְנֵ֨י יִשְׂרָאֵ֤ל</w:t>
-      </w:r>
-    </w:p>
-    <w:p>
-      <w:pPr/>
-      <w:r>
-        <w:rPr>
-          <w:lang w:val="hi_IN" w:bidi="hi_IN"/>
-        </w:rPr>
-      </w:r>
-      <w:r>
-        <w:rPr>
           <w:b/>
           <w:lang w:val="hi_IN" w:bidi="hi_IN"/>
         </w:rPr>
@@ -15671,20 +13740,6 @@
       </w:r>
       <w:r>
         <w:rPr>
-          <w:lang w:val="hi_IN" w:bidi="hi_IN"/>
-        </w:rPr>
-        <w:t>אֲשֶֽׁר־כְּנַעֲנִים֙</w:t>
-      </w:r>
-    </w:p>
-    <w:p>
-      <w:pPr/>
-      <w:r>
-        <w:rPr>
-          <w:lang w:val="hi_IN" w:bidi="hi_IN"/>
-        </w:rPr>
-      </w:r>
-      <w:r>
-        <w:rPr>
           <w:b/>
           <w:lang w:val="hi_IN" w:bidi="hi_IN"/>
         </w:rPr>
@@ -15768,20 +13823,6 @@
       </w:r>
       <w:r>
         <w:rPr>
-          <w:lang w:val="hi_IN" w:bidi="hi_IN"/>
-        </w:rPr>
-        <w:t>עַד־צָ֣רְפַ֔ת</w:t>
-      </w:r>
-    </w:p>
-    <w:p>
-      <w:pPr/>
-      <w:r>
-        <w:rPr>
-          <w:lang w:val="hi_IN" w:bidi="hi_IN"/>
-        </w:rPr>
-      </w:r>
-      <w:r>
-        <w:rPr>
           <w:b/>
           <w:lang w:val="hi_IN" w:bidi="hi_IN"/>
         </w:rPr>
@@ -15865,20 +13906,6 @@
       </w:r>
       <w:r>
         <w:rPr>
-          <w:lang w:val="hi_IN" w:bidi="hi_IN"/>
-        </w:rPr>
-        <w:t>עַד־צָ֣רְפַ֔ת</w:t>
-      </w:r>
-    </w:p>
-    <w:p>
-      <w:pPr/>
-      <w:r>
-        <w:rPr>
-          <w:lang w:val="hi_IN" w:bidi="hi_IN"/>
-        </w:rPr>
-      </w:r>
-      <w:r>
-        <w:rPr>
           <w:b/>
           <w:lang w:val="hi_IN" w:bidi="hi_IN"/>
         </w:rPr>
@@ -15975,20 +14002,6 @@
       </w:r>
       <w:r>
         <w:rPr>
-          <w:lang w:val="hi_IN" w:bidi="hi_IN"/>
-        </w:rPr>
-        <w:t>וְ⁠גָלֻ֥ת יְרוּשָׁלִַ֖ם</w:t>
-      </w:r>
-    </w:p>
-    <w:p>
-      <w:pPr/>
-      <w:r>
-        <w:rPr>
-          <w:lang w:val="hi_IN" w:bidi="hi_IN"/>
-        </w:rPr>
-      </w:r>
-      <w:r>
-        <w:rPr>
           <w:b/>
           <w:lang w:val="hi_IN" w:bidi="hi_IN"/>
         </w:rPr>
@@ -16085,20 +14098,6 @@
       </w:r>
       <w:r>
         <w:rPr>
-          <w:lang w:val="hi_IN" w:bidi="hi_IN"/>
-        </w:rPr>
-        <w:t>בִּ⁠סְפָרַ֑ד</w:t>
-      </w:r>
-    </w:p>
-    <w:p>
-      <w:pPr/>
-      <w:r>
-        <w:rPr>
-          <w:lang w:val="hi_IN" w:bidi="hi_IN"/>
-        </w:rPr>
-      </w:r>
-      <w:r>
-        <w:rPr>
           <w:b/>
           <w:lang w:val="hi_IN" w:bidi="hi_IN"/>
         </w:rPr>
@@ -16195,20 +14194,6 @@
       </w:r>
       <w:r>
         <w:rPr>
-          <w:lang w:val="hi_IN" w:bidi="hi_IN"/>
-        </w:rPr>
-        <w:t>יִֽרְשׁ֕וּ</w:t>
-      </w:r>
-    </w:p>
-    <w:p>
-      <w:pPr/>
-      <w:r>
-        <w:rPr>
-          <w:lang w:val="hi_IN" w:bidi="hi_IN"/>
-        </w:rPr>
-      </w:r>
-      <w:r>
-        <w:rPr>
           <w:b/>
           <w:lang w:val="hi_IN" w:bidi="hi_IN"/>
         </w:rPr>
@@ -16294,20 +14279,6 @@
         <w:rPr>
           <w:lang w:val="hi_IN" w:bidi="hi_IN"/>
         </w:rPr>
-      </w:r>
-    </w:p>
-    <w:p>
-      <w:pPr/>
-      <w:r>
-        <w:rPr>
-          <w:lang w:val="hi_IN" w:bidi="hi_IN"/>
-        </w:rPr>
-      </w:r>
-      <w:r>
-        <w:rPr>
-          <w:lang w:val="hi_IN" w:bidi="hi_IN"/>
-        </w:rPr>
-        <w:t>הַ⁠נֶּֽגֶב</w:t>
       </w:r>
     </w:p>
     <w:p>
@@ -16433,20 +14404,6 @@
       </w:r>
       <w:r>
         <w:rPr>
-          <w:lang w:val="hi_IN" w:bidi="hi_IN"/>
-        </w:rPr>
-        <w:t>וְ⁠עָל֤וּ מֽוֹשִׁעִים֙ בְּ⁠הַ֣ר צִיּ֔וֹן לִ⁠שְׁפֹּ֖ט אֶת־הַ֣ר עֵשָׂ֑ו</w:t>
-      </w:r>
-    </w:p>
-    <w:p>
-      <w:pPr/>
-      <w:r>
-        <w:rPr>
-          <w:lang w:val="hi_IN" w:bidi="hi_IN"/>
-        </w:rPr>
-      </w:r>
-      <w:r>
-        <w:rPr>
           <w:b/>
           <w:lang w:val="hi_IN" w:bidi="hi_IN"/>
         </w:rPr>
@@ -16556,20 +14513,6 @@
       </w:r>
       <w:r>
         <w:rPr>
-          <w:lang w:val="hi_IN" w:bidi="hi_IN"/>
-        </w:rPr>
-        <w:t>מֽוֹשִׁעִים֙</w:t>
-      </w:r>
-    </w:p>
-    <w:p>
-      <w:pPr/>
-      <w:r>
-        <w:rPr>
-          <w:lang w:val="hi_IN" w:bidi="hi_IN"/>
-        </w:rPr>
-      </w:r>
-      <w:r>
-        <w:rPr>
           <w:b/>
           <w:lang w:val="hi_IN" w:bidi="hi_IN"/>
         </w:rPr>
@@ -16646,20 +14589,6 @@
       </w:r>
       <w:r>
         <w:rPr>
-          <w:lang w:val="hi_IN" w:bidi="hi_IN"/>
-        </w:rPr>
-        <w:t>בְּ⁠הַ֣ר צִיּ֔וֹן</w:t>
-      </w:r>
-    </w:p>
-    <w:p>
-      <w:pPr/>
-      <w:r>
-        <w:rPr>
-          <w:lang w:val="hi_IN" w:bidi="hi_IN"/>
-        </w:rPr>
-      </w:r>
-      <w:r>
-        <w:rPr>
           <w:b/>
           <w:lang w:val="hi_IN" w:bidi="hi_IN"/>
         </w:rPr>
@@ -16756,20 +14685,6 @@
       </w:r>
       <w:r>
         <w:rPr>
-          <w:lang w:val="hi_IN" w:bidi="hi_IN"/>
-        </w:rPr>
-        <w:t>אֶת־הַ֣ר עֵשָׂ֑ו</w:t>
-      </w:r>
-    </w:p>
-    <w:p>
-      <w:pPr/>
-      <w:r>
-        <w:rPr>
-          <w:lang w:val="hi_IN" w:bidi="hi_IN"/>
-        </w:rPr>
-      </w:r>
-      <w:r>
-        <w:rPr>
           <w:b/>
           <w:lang w:val="hi_IN" w:bidi="hi_IN"/>
         </w:rPr>
@@ -16855,20 +14770,6 @@
         <w:rPr>
           <w:lang w:val="hi_IN" w:bidi="hi_IN"/>
         </w:rPr>
-      </w:r>
-    </w:p>
-    <w:p>
-      <w:pPr/>
-      <w:r>
-        <w:rPr>
-          <w:lang w:val="hi_IN" w:bidi="hi_IN"/>
-        </w:rPr>
-      </w:r>
-      <w:r>
-        <w:rPr>
-          <w:lang w:val="hi_IN" w:bidi="hi_IN"/>
-        </w:rPr>
-        <w:t>וְ⁠הָיְתָ֥ה לַֽ⁠יהוָ֖ה הַ⁠מְּלוּכָֽה</w:t>
       </w:r>
     </w:p>
     <w:p>

--- a/hin/docx/31.content.docx
+++ b/hin/docx/31.content.docx
@@ -19,7 +19,7 @@
         <w:rPr>
           <w:lang w:val="hi_IN" w:bidi="hi_IN"/>
         </w:rPr>
-        <w:t>Resource: अनुवाद नोट्स (अनफोल्डिंग वर्ड)</w:t>
+        <w:t>Resource: unfoldingWord® Translation Notes</w:t>
       </w:r>
       <w:r>
         <w:rPr>
@@ -90,7 +90,7 @@
         <w:rPr>
           <w:lang w:val="hi_IN" w:bidi="hi_IN"/>
         </w:rPr>
-        <w:t>अनुवाद नोट्स (अनफोल्डिंग वर्ड)</w:t>
+        <w:t>unfoldingWord® Translation Notes</w:t>
       </w:r>
     </w:p>
     <w:p>

--- a/hin/docx/31.content.docx
+++ b/hin/docx/31.content.docx
@@ -517,6 +517,20 @@
       </w:r>
       <w:r>
         <w:rPr>
+          <w:lang w:val="hi_IN" w:bidi="hi_IN"/>
+        </w:rPr>
+        <w:t>חֲז֖וֹן עֹֽבַדְיָ֑ה</w:t>
+      </w:r>
+    </w:p>
+    <w:p>
+      <w:pPr/>
+      <w:r>
+        <w:rPr>
+          <w:lang w:val="hi_IN" w:bidi="hi_IN"/>
+        </w:rPr>
+      </w:r>
+      <w:r>
+        <w:rPr>
           <w:b/>
           <w:lang w:val="hi_IN" w:bidi="hi_IN"/>
         </w:rPr>
@@ -626,6 +640,20 @@
       </w:r>
       <w:r>
         <w:rPr>
+          <w:lang w:val="hi_IN" w:bidi="hi_IN"/>
+        </w:rPr>
+        <w:t>עֹֽבַדְיָ֑ה</w:t>
+      </w:r>
+    </w:p>
+    <w:p>
+      <w:pPr/>
+      <w:r>
+        <w:rPr>
+          <w:lang w:val="hi_IN" w:bidi="hi_IN"/>
+        </w:rPr>
+      </w:r>
+      <w:r>
+        <w:rPr>
           <w:b/>
           <w:lang w:val="hi_IN" w:bidi="hi_IN"/>
         </w:rPr>
@@ -709,6 +737,20 @@
       </w:r>
       <w:r>
         <w:rPr>
+          <w:lang w:val="hi_IN" w:bidi="hi_IN"/>
+        </w:rPr>
+        <w:t>כֹּֽה־אָמַר֩ אֲדֹנָ֨⁠י יְהוִ֜ה</w:t>
+      </w:r>
+    </w:p>
+    <w:p>
+      <w:pPr/>
+      <w:r>
+        <w:rPr>
+          <w:lang w:val="hi_IN" w:bidi="hi_IN"/>
+        </w:rPr>
+      </w:r>
+      <w:r>
+        <w:rPr>
           <w:b/>
           <w:lang w:val="hi_IN" w:bidi="hi_IN"/>
         </w:rPr>
@@ -792,6 +834,20 @@
       </w:r>
       <w:r>
         <w:rPr>
+          <w:lang w:val="hi_IN" w:bidi="hi_IN"/>
+        </w:rPr>
+        <w:t>יְהוִ֜ה</w:t>
+      </w:r>
+    </w:p>
+    <w:p>
+      <w:pPr/>
+      <w:r>
+        <w:rPr>
+          <w:lang w:val="hi_IN" w:bidi="hi_IN"/>
+        </w:rPr>
+      </w:r>
+      <w:r>
+        <w:rPr>
           <w:b/>
           <w:lang w:val="hi_IN" w:bidi="hi_IN"/>
         </w:rPr>
@@ -875,6 +931,20 @@
       </w:r>
       <w:r>
         <w:rPr>
+          <w:lang w:val="hi_IN" w:bidi="hi_IN"/>
+        </w:rPr>
+        <w:t>לֶ⁠אֱד֗וֹם</w:t>
+      </w:r>
+    </w:p>
+    <w:p>
+      <w:pPr/>
+      <w:r>
+        <w:rPr>
+          <w:lang w:val="hi_IN" w:bidi="hi_IN"/>
+        </w:rPr>
+      </w:r>
+      <w:r>
+        <w:rPr>
           <w:b/>
           <w:lang w:val="hi_IN" w:bidi="hi_IN"/>
         </w:rPr>
@@ -971,6 +1041,20 @@
       </w:r>
       <w:r>
         <w:rPr>
+          <w:lang w:val="hi_IN" w:bidi="hi_IN"/>
+        </w:rPr>
+        <w:t>שָׁמַ֜עְנוּ</w:t>
+      </w:r>
+    </w:p>
+    <w:p>
+      <w:pPr/>
+      <w:r>
+        <w:rPr>
+          <w:lang w:val="hi_IN" w:bidi="hi_IN"/>
+        </w:rPr>
+      </w:r>
+      <w:r>
+        <w:rPr>
           <w:b/>
           <w:lang w:val="hi_IN" w:bidi="hi_IN"/>
         </w:rPr>
@@ -1067,6 +1151,20 @@
       </w:r>
       <w:r>
         <w:rPr>
+          <w:lang w:val="hi_IN" w:bidi="hi_IN"/>
+        </w:rPr>
+        <w:t>שָׁמַ֜עְנוּ</w:t>
+      </w:r>
+    </w:p>
+    <w:p>
+      <w:pPr/>
+      <w:r>
+        <w:rPr>
+          <w:lang w:val="hi_IN" w:bidi="hi_IN"/>
+        </w:rPr>
+      </w:r>
+      <w:r>
+        <w:rPr>
           <w:b/>
           <w:lang w:val="hi_IN" w:bidi="hi_IN"/>
         </w:rPr>
@@ -1163,6 +1261,20 @@
       </w:r>
       <w:r>
         <w:rPr>
+          <w:lang w:val="hi_IN" w:bidi="hi_IN"/>
+        </w:rPr>
+        <w:t>וְ⁠צִיר֙ &amp; שֻׁלָּ֔ח</w:t>
+      </w:r>
+    </w:p>
+    <w:p>
+      <w:pPr/>
+      <w:r>
+        <w:rPr>
+          <w:lang w:val="hi_IN" w:bidi="hi_IN"/>
+        </w:rPr>
+      </w:r>
+      <w:r>
+        <w:rPr>
           <w:b/>
           <w:lang w:val="hi_IN" w:bidi="hi_IN"/>
         </w:rPr>
@@ -1259,6 +1371,20 @@
       </w:r>
       <w:r>
         <w:rPr>
+          <w:lang w:val="hi_IN" w:bidi="hi_IN"/>
+        </w:rPr>
+        <w:t>וְ⁠צִיר֙ &amp; שֻׁלָּ֔ח</w:t>
+      </w:r>
+    </w:p>
+    <w:p>
+      <w:pPr/>
+      <w:r>
+        <w:rPr>
+          <w:lang w:val="hi_IN" w:bidi="hi_IN"/>
+        </w:rPr>
+      </w:r>
+      <w:r>
+        <w:rPr>
           <w:b/>
           <w:lang w:val="hi_IN" w:bidi="hi_IN"/>
         </w:rPr>
@@ -1355,6 +1481,20 @@
       </w:r>
       <w:r>
         <w:rPr>
+          <w:lang w:val="hi_IN" w:bidi="hi_IN"/>
+        </w:rPr>
+        <w:t>ק֛וּמוּ וְ⁠נָק֥וּמָה עָלֶי⁠הָ לַ⁠מִּלְחָמָֽה</w:t>
+      </w:r>
+    </w:p>
+    <w:p>
+      <w:pPr/>
+      <w:r>
+        <w:rPr>
+          <w:lang w:val="hi_IN" w:bidi="hi_IN"/>
+        </w:rPr>
+      </w:r>
+      <w:r>
+        <w:rPr>
           <w:b/>
           <w:lang w:val="hi_IN" w:bidi="hi_IN"/>
         </w:rPr>
@@ -1438,6 +1578,20 @@
       </w:r>
       <w:r>
         <w:rPr>
+          <w:lang w:val="hi_IN" w:bidi="hi_IN"/>
+        </w:rPr>
+        <w:t>ק֛וּמוּ</w:t>
+      </w:r>
+    </w:p>
+    <w:p>
+      <w:pPr/>
+      <w:r>
+        <w:rPr>
+          <w:lang w:val="hi_IN" w:bidi="hi_IN"/>
+        </w:rPr>
+      </w:r>
+      <w:r>
+        <w:rPr>
           <w:b/>
           <w:lang w:val="hi_IN" w:bidi="hi_IN"/>
         </w:rPr>
@@ -1521,6 +1675,20 @@
       </w:r>
       <w:r>
         <w:rPr>
+          <w:lang w:val="hi_IN" w:bidi="hi_IN"/>
+        </w:rPr>
+        <w:t>וְ⁠נָק֥וּמָה עָלֶי⁠הָ</w:t>
+      </w:r>
+    </w:p>
+    <w:p>
+      <w:pPr/>
+      <w:r>
+        <w:rPr>
+          <w:lang w:val="hi_IN" w:bidi="hi_IN"/>
+        </w:rPr>
+      </w:r>
+      <w:r>
+        <w:rPr>
           <w:b/>
           <w:lang w:val="hi_IN" w:bidi="hi_IN"/>
         </w:rPr>
@@ -1604,6 +1772,20 @@
       </w:r>
       <w:r>
         <w:rPr>
+          <w:lang w:val="hi_IN" w:bidi="hi_IN"/>
+        </w:rPr>
+        <w:t>וְ⁠נָק֥וּמָה עָלֶי⁠הָ</w:t>
+      </w:r>
+    </w:p>
+    <w:p>
+      <w:pPr/>
+      <w:r>
+        <w:rPr>
+          <w:lang w:val="hi_IN" w:bidi="hi_IN"/>
+        </w:rPr>
+      </w:r>
+      <w:r>
+        <w:rPr>
           <w:b/>
           <w:lang w:val="hi_IN" w:bidi="hi_IN"/>
         </w:rPr>
@@ -1700,6 +1882,20 @@
       </w:r>
       <w:r>
         <w:rPr>
+          <w:lang w:val="hi_IN" w:bidi="hi_IN"/>
+        </w:rPr>
+        <w:t>לַ⁠מִּלְחָמָֽה</w:t>
+      </w:r>
+    </w:p>
+    <w:p>
+      <w:pPr/>
+      <w:r>
+        <w:rPr>
+          <w:lang w:val="hi_IN" w:bidi="hi_IN"/>
+        </w:rPr>
+      </w:r>
+      <w:r>
+        <w:rPr>
           <w:b/>
           <w:lang w:val="hi_IN" w:bidi="hi_IN"/>
         </w:rPr>
@@ -1796,6 +1992,20 @@
       </w:r>
       <w:r>
         <w:rPr>
+          <w:lang w:val="hi_IN" w:bidi="hi_IN"/>
+        </w:rPr>
+        <w:t>הִנֵּ֥ה קָטֹ֛ן נְתַתִּ֖י⁠ךָ</w:t>
+      </w:r>
+    </w:p>
+    <w:p>
+      <w:pPr/>
+      <w:r>
+        <w:rPr>
+          <w:lang w:val="hi_IN" w:bidi="hi_IN"/>
+        </w:rPr>
+      </w:r>
+      <w:r>
+        <w:rPr>
           <w:b/>
           <w:lang w:val="hi_IN" w:bidi="hi_IN"/>
         </w:rPr>
@@ -1879,6 +2089,20 @@
       </w:r>
       <w:r>
         <w:rPr>
+          <w:lang w:val="hi_IN" w:bidi="hi_IN"/>
+        </w:rPr>
+        <w:t>הִנֵּ֥ה</w:t>
+      </w:r>
+    </w:p>
+    <w:p>
+      <w:pPr/>
+      <w:r>
+        <w:rPr>
+          <w:lang w:val="hi_IN" w:bidi="hi_IN"/>
+        </w:rPr>
+      </w:r>
+      <w:r>
+        <w:rPr>
           <w:b/>
           <w:lang w:val="hi_IN" w:bidi="hi_IN"/>
         </w:rPr>
@@ -1942,6 +2166,20 @@
       </w:r>
       <w:r>
         <w:rPr>
+          <w:lang w:val="hi_IN" w:bidi="hi_IN"/>
+        </w:rPr>
+        <w:t>קָטֹ֛ן נְתַתִּ֖י⁠ךָ בַּ⁠גּוֹיִ֑ם בָּז֥וּי אַתָּ֖ה מְאֹֽד</w:t>
+      </w:r>
+    </w:p>
+    <w:p>
+      <w:pPr/>
+      <w:r>
+        <w:rPr>
+          <w:lang w:val="hi_IN" w:bidi="hi_IN"/>
+        </w:rPr>
+      </w:r>
+      <w:r>
+        <w:rPr>
           <w:b/>
           <w:lang w:val="hi_IN" w:bidi="hi_IN"/>
         </w:rPr>
@@ -2025,6 +2263,20 @@
       </w:r>
       <w:r>
         <w:rPr>
+          <w:lang w:val="hi_IN" w:bidi="hi_IN"/>
+        </w:rPr>
+        <w:t>קָטֹ֛ן נְתַתִּ֖י⁠ךָ בַּ⁠גּוֹיִ֑ם</w:t>
+      </w:r>
+    </w:p>
+    <w:p>
+      <w:pPr/>
+      <w:r>
+        <w:rPr>
+          <w:lang w:val="hi_IN" w:bidi="hi_IN"/>
+        </w:rPr>
+      </w:r>
+      <w:r>
+        <w:rPr>
           <w:b/>
           <w:lang w:val="hi_IN" w:bidi="hi_IN"/>
         </w:rPr>
@@ -2108,6 +2360,20 @@
       </w:r>
       <w:r>
         <w:rPr>
+          <w:lang w:val="hi_IN" w:bidi="hi_IN"/>
+        </w:rPr>
+        <w:t>בָּז֥וּי אַתָּ֖ה מְאֹֽד</w:t>
+      </w:r>
+    </w:p>
+    <w:p>
+      <w:pPr/>
+      <w:r>
+        <w:rPr>
+          <w:lang w:val="hi_IN" w:bidi="hi_IN"/>
+        </w:rPr>
+      </w:r>
+      <w:r>
+        <w:rPr>
           <w:b/>
           <w:lang w:val="hi_IN" w:bidi="hi_IN"/>
         </w:rPr>
@@ -2191,6 +2457,20 @@
       </w:r>
       <w:r>
         <w:rPr>
+          <w:lang w:val="hi_IN" w:bidi="hi_IN"/>
+        </w:rPr>
+        <w:t>זְד֤וֹן לִבְּ⁠ךָ֙ הִשִּׁיאֶ֔⁠ךָ</w:t>
+      </w:r>
+    </w:p>
+    <w:p>
+      <w:pPr/>
+      <w:r>
+        <w:rPr>
+          <w:lang w:val="hi_IN" w:bidi="hi_IN"/>
+        </w:rPr>
+      </w:r>
+      <w:r>
+        <w:rPr>
           <w:b/>
           <w:lang w:val="hi_IN" w:bidi="hi_IN"/>
         </w:rPr>
@@ -2287,6 +2567,20 @@
       </w:r>
       <w:r>
         <w:rPr>
+          <w:lang w:val="hi_IN" w:bidi="hi_IN"/>
+        </w:rPr>
+        <w:t>זְד֤וֹן לִבְּ⁠ךָ֙ הִשִּׁיאֶ֔⁠ךָ</w:t>
+      </w:r>
+    </w:p>
+    <w:p>
+      <w:pPr/>
+      <w:r>
+        <w:rPr>
+          <w:lang w:val="hi_IN" w:bidi="hi_IN"/>
+        </w:rPr>
+      </w:r>
+      <w:r>
+        <w:rPr>
           <w:b/>
           <w:lang w:val="hi_IN" w:bidi="hi_IN"/>
         </w:rPr>
@@ -2383,6 +2677,20 @@
       </w:r>
       <w:r>
         <w:rPr>
+          <w:lang w:val="hi_IN" w:bidi="hi_IN"/>
+        </w:rPr>
+        <w:t>זְד֤וֹן לִבְּ⁠ךָ֙</w:t>
+      </w:r>
+    </w:p>
+    <w:p>
+      <w:pPr/>
+      <w:r>
+        <w:rPr>
+          <w:lang w:val="hi_IN" w:bidi="hi_IN"/>
+        </w:rPr>
+      </w:r>
+      <w:r>
+        <w:rPr>
           <w:b/>
           <w:lang w:val="hi_IN" w:bidi="hi_IN"/>
         </w:rPr>
@@ -2479,6 +2787,20 @@
       </w:r>
       <w:r>
         <w:rPr>
+          <w:lang w:val="hi_IN" w:bidi="hi_IN"/>
+        </w:rPr>
+        <w:t>זְד֤וֹן לִבְּ⁠ךָ֙</w:t>
+      </w:r>
+    </w:p>
+    <w:p>
+      <w:pPr/>
+      <w:r>
+        <w:rPr>
+          <w:lang w:val="hi_IN" w:bidi="hi_IN"/>
+        </w:rPr>
+      </w:r>
+      <w:r>
+        <w:rPr>
           <w:b/>
           <w:lang w:val="hi_IN" w:bidi="hi_IN"/>
         </w:rPr>
@@ -2575,6 +2897,20 @@
       </w:r>
       <w:r>
         <w:rPr>
+          <w:lang w:val="hi_IN" w:bidi="hi_IN"/>
+        </w:rPr>
+        <w:t>שֹׁכְנִ֥י בְ⁠חַגְוֵי־סֶּ֖לַע</w:t>
+      </w:r>
+    </w:p>
+    <w:p>
+      <w:pPr/>
+      <w:r>
+        <w:rPr>
+          <w:lang w:val="hi_IN" w:bidi="hi_IN"/>
+        </w:rPr>
+      </w:r>
+      <w:r>
+        <w:rPr>
           <w:b/>
           <w:lang w:val="hi_IN" w:bidi="hi_IN"/>
         </w:rPr>
@@ -2697,6 +3033,20 @@
       </w:r>
       <w:r>
         <w:rPr>
+          <w:lang w:val="hi_IN" w:bidi="hi_IN"/>
+        </w:rPr>
+        <w:t>בְ⁠חַגְוֵי־סֶּ֖לַע</w:t>
+      </w:r>
+    </w:p>
+    <w:p>
+      <w:pPr/>
+      <w:r>
+        <w:rPr>
+          <w:lang w:val="hi_IN" w:bidi="hi_IN"/>
+        </w:rPr>
+      </w:r>
+      <w:r>
+        <w:rPr>
           <w:b/>
           <w:lang w:val="hi_IN" w:bidi="hi_IN"/>
         </w:rPr>
@@ -2760,6 +3110,20 @@
       </w:r>
       <w:r>
         <w:rPr>
+          <w:lang w:val="hi_IN" w:bidi="hi_IN"/>
+        </w:rPr>
+        <w:t>אֹמֵ֣ר בְּ⁠לִבּ֔⁠וֹ</w:t>
+      </w:r>
+    </w:p>
+    <w:p>
+      <w:pPr/>
+      <w:r>
+        <w:rPr>
+          <w:lang w:val="hi_IN" w:bidi="hi_IN"/>
+        </w:rPr>
+      </w:r>
+      <w:r>
+        <w:rPr>
           <w:b/>
           <w:lang w:val="hi_IN" w:bidi="hi_IN"/>
         </w:rPr>
@@ -2882,6 +3246,20 @@
       </w:r>
       <w:r>
         <w:rPr>
+          <w:lang w:val="hi_IN" w:bidi="hi_IN"/>
+        </w:rPr>
+        <w:t>אֹמֵ֣ר בְּ⁠לִבּ֔⁠וֹ</w:t>
+      </w:r>
+    </w:p>
+    <w:p>
+      <w:pPr/>
+      <w:r>
+        <w:rPr>
+          <w:lang w:val="hi_IN" w:bidi="hi_IN"/>
+        </w:rPr>
+      </w:r>
+      <w:r>
+        <w:rPr>
           <w:b/>
           <w:lang w:val="hi_IN" w:bidi="hi_IN"/>
         </w:rPr>
@@ -2965,6 +3343,20 @@
       </w:r>
       <w:r>
         <w:rPr>
+          <w:lang w:val="hi_IN" w:bidi="hi_IN"/>
+        </w:rPr>
+        <w:t>מִ֥י יוֹרִדֵ֖⁠נִי אָֽרֶץ</w:t>
+      </w:r>
+    </w:p>
+    <w:p>
+      <w:pPr/>
+      <w:r>
+        <w:rPr>
+          <w:lang w:val="hi_IN" w:bidi="hi_IN"/>
+        </w:rPr>
+      </w:r>
+      <w:r>
+        <w:rPr>
           <w:b/>
           <w:lang w:val="hi_IN" w:bidi="hi_IN"/>
         </w:rPr>
@@ -3048,6 +3440,20 @@
       </w:r>
       <w:r>
         <w:rPr>
+          <w:lang w:val="hi_IN" w:bidi="hi_IN"/>
+        </w:rPr>
+        <w:t>אִם־תַּגְבִּ֣יהַּ כַּ⁠נֶּ֔שֶׁר וְ⁠אִם־בֵּ֥ין כּֽוֹכָבִ֖ים שִׂ֣ים קִנֶּ֑⁠ךָ</w:t>
+      </w:r>
+    </w:p>
+    <w:p>
+      <w:pPr/>
+      <w:r>
+        <w:rPr>
+          <w:lang w:val="hi_IN" w:bidi="hi_IN"/>
+        </w:rPr>
+      </w:r>
+      <w:r>
+        <w:rPr>
           <w:b/>
           <w:lang w:val="hi_IN" w:bidi="hi_IN"/>
         </w:rPr>
@@ -3131,6 +3537,20 @@
       </w:r>
       <w:r>
         <w:rPr>
+          <w:lang w:val="hi_IN" w:bidi="hi_IN"/>
+        </w:rPr>
+        <w:t>אִם־תַּגְבִּ֣יהַּ כַּ⁠נֶּ֔שֶׁר וְ⁠אִם־בֵּ֥ין כּֽוֹכָבִ֖ים שִׂ֣ים קִנֶּ֑⁠ךָ</w:t>
+      </w:r>
+    </w:p>
+    <w:p>
+      <w:pPr/>
+      <w:r>
+        <w:rPr>
+          <w:lang w:val="hi_IN" w:bidi="hi_IN"/>
+        </w:rPr>
+      </w:r>
+      <w:r>
+        <w:rPr>
           <w:b/>
           <w:lang w:val="hi_IN" w:bidi="hi_IN"/>
         </w:rPr>
@@ -3214,6 +3634,20 @@
       </w:r>
       <w:r>
         <w:rPr>
+          <w:lang w:val="hi_IN" w:bidi="hi_IN"/>
+        </w:rPr>
+        <w:t>שִׂ֣ים קִנֶּ֑⁠ךָ</w:t>
+      </w:r>
+    </w:p>
+    <w:p>
+      <w:pPr/>
+      <w:r>
+        <w:rPr>
+          <w:lang w:val="hi_IN" w:bidi="hi_IN"/>
+        </w:rPr>
+      </w:r>
+      <w:r>
+        <w:rPr>
           <w:b/>
           <w:lang w:val="hi_IN" w:bidi="hi_IN"/>
         </w:rPr>
@@ -3297,6 +3731,20 @@
       </w:r>
       <w:r>
         <w:rPr>
+          <w:lang w:val="hi_IN" w:bidi="hi_IN"/>
+        </w:rPr>
+        <w:t>מִ⁠שָּׁ֥ם אוֹרִֽידְ⁠ךָ֖</w:t>
+      </w:r>
+    </w:p>
+    <w:p>
+      <w:pPr/>
+      <w:r>
+        <w:rPr>
+          <w:lang w:val="hi_IN" w:bidi="hi_IN"/>
+        </w:rPr>
+      </w:r>
+      <w:r>
+        <w:rPr>
           <w:b/>
           <w:lang w:val="hi_IN" w:bidi="hi_IN"/>
         </w:rPr>
@@ -3393,6 +3841,20 @@
       </w:r>
       <w:r>
         <w:rPr>
+          <w:lang w:val="hi_IN" w:bidi="hi_IN"/>
+        </w:rPr>
+        <w:t>נְאֻם־יְהוָֽה</w:t>
+      </w:r>
+    </w:p>
+    <w:p>
+      <w:pPr/>
+      <w:r>
+        <w:rPr>
+          <w:lang w:val="hi_IN" w:bidi="hi_IN"/>
+        </w:rPr>
+      </w:r>
+      <w:r>
+        <w:rPr>
           <w:b/>
           <w:lang w:val="hi_IN" w:bidi="hi_IN"/>
         </w:rPr>
@@ -3476,6 +3938,20 @@
       </w:r>
       <w:r>
         <w:rPr>
+          <w:lang w:val="hi_IN" w:bidi="hi_IN"/>
+        </w:rPr>
+        <w:t>נְאֻם־יְהוָֽה</w:t>
+      </w:r>
+    </w:p>
+    <w:p>
+      <w:pPr/>
+      <w:r>
+        <w:rPr>
+          <w:lang w:val="hi_IN" w:bidi="hi_IN"/>
+        </w:rPr>
+      </w:r>
+      <w:r>
+        <w:rPr>
           <w:b/>
           <w:lang w:val="hi_IN" w:bidi="hi_IN"/>
         </w:rPr>
@@ -3572,6 +4048,20 @@
       </w:r>
       <w:r>
         <w:rPr>
+          <w:lang w:val="hi_IN" w:bidi="hi_IN"/>
+        </w:rPr>
+        <w:t>אִם־גַּנָּבִ֤ים בָּאֽוּ־לְ⁠ךָ֙ אִם־שׁ֣וֹדְדֵי לַ֔יְלָה</w:t>
+      </w:r>
+    </w:p>
+    <w:p>
+      <w:pPr/>
+      <w:r>
+        <w:rPr>
+          <w:lang w:val="hi_IN" w:bidi="hi_IN"/>
+        </w:rPr>
+      </w:r>
+      <w:r>
+        <w:rPr>
           <w:b/>
           <w:lang w:val="hi_IN" w:bidi="hi_IN"/>
         </w:rPr>
@@ -3655,6 +4145,20 @@
       </w:r>
       <w:r>
         <w:rPr>
+          <w:lang w:val="hi_IN" w:bidi="hi_IN"/>
+        </w:rPr>
+        <w:t>אֵ֣יךְ נִדְמֵ֔יתָה</w:t>
+      </w:r>
+    </w:p>
+    <w:p>
+      <w:pPr/>
+      <w:r>
+        <w:rPr>
+          <w:lang w:val="hi_IN" w:bidi="hi_IN"/>
+        </w:rPr>
+      </w:r>
+      <w:r>
+        <w:rPr>
           <w:b/>
           <w:lang w:val="hi_IN" w:bidi="hi_IN"/>
         </w:rPr>
@@ -3738,6 +4242,20 @@
       </w:r>
       <w:r>
         <w:rPr>
+          <w:lang w:val="hi_IN" w:bidi="hi_IN"/>
+        </w:rPr>
+        <w:t>אֵ֣יךְ נִדְמֵ֔יתָה</w:t>
+      </w:r>
+    </w:p>
+    <w:p>
+      <w:pPr/>
+      <w:r>
+        <w:rPr>
+          <w:lang w:val="hi_IN" w:bidi="hi_IN"/>
+        </w:rPr>
+      </w:r>
+      <w:r>
+        <w:rPr>
           <w:b/>
           <w:lang w:val="hi_IN" w:bidi="hi_IN"/>
         </w:rPr>
@@ -3821,6 +4339,20 @@
       </w:r>
       <w:r>
         <w:rPr>
+          <w:lang w:val="hi_IN" w:bidi="hi_IN"/>
+        </w:rPr>
+        <w:t>הֲ⁠ל֥וֹא יִגְנְב֖וּ דַּיָּ֑⁠ם</w:t>
+      </w:r>
+    </w:p>
+    <w:p>
+      <w:pPr/>
+      <w:r>
+        <w:rPr>
+          <w:lang w:val="hi_IN" w:bidi="hi_IN"/>
+        </w:rPr>
+      </w:r>
+      <w:r>
+        <w:rPr>
           <w:b/>
           <w:lang w:val="hi_IN" w:bidi="hi_IN"/>
         </w:rPr>
@@ -3904,6 +4436,20 @@
       </w:r>
       <w:r>
         <w:rPr>
+          <w:lang w:val="hi_IN" w:bidi="hi_IN"/>
+        </w:rPr>
+        <w:t>אִם־בֹּֽצְרִים֙ בָּ֣אוּ לָ֔⁠ךְ הֲ⁠ל֖וֹא יַשְׁאִ֥ירוּ עֹלֵלֽוֹת</w:t>
+      </w:r>
+    </w:p>
+    <w:p>
+      <w:pPr/>
+      <w:r>
+        <w:rPr>
+          <w:lang w:val="hi_IN" w:bidi="hi_IN"/>
+        </w:rPr>
+      </w:r>
+      <w:r>
+        <w:rPr>
           <w:b/>
           <w:lang w:val="hi_IN" w:bidi="hi_IN"/>
         </w:rPr>
@@ -3987,6 +4533,20 @@
       </w:r>
       <w:r>
         <w:rPr>
+          <w:lang w:val="hi_IN" w:bidi="hi_IN"/>
+        </w:rPr>
+        <w:t>אֵ֚יךְ</w:t>
+      </w:r>
+    </w:p>
+    <w:p>
+      <w:pPr/>
+      <w:r>
+        <w:rPr>
+          <w:lang w:val="hi_IN" w:bidi="hi_IN"/>
+        </w:rPr>
+      </w:r>
+      <w:r>
+        <w:rPr>
           <w:b/>
           <w:lang w:val="hi_IN" w:bidi="hi_IN"/>
         </w:rPr>
@@ -4083,6 +4643,20 @@
       </w:r>
       <w:r>
         <w:rPr>
+          <w:lang w:val="hi_IN" w:bidi="hi_IN"/>
+        </w:rPr>
+        <w:t>אֵ֚יךְ נֶחְפְּשׂ֣וּ עֵשָׂ֔ו</w:t>
+      </w:r>
+    </w:p>
+    <w:p>
+      <w:pPr/>
+      <w:r>
+        <w:rPr>
+          <w:lang w:val="hi_IN" w:bidi="hi_IN"/>
+        </w:rPr>
+      </w:r>
+      <w:r>
+        <w:rPr>
           <w:b/>
           <w:lang w:val="hi_IN" w:bidi="hi_IN"/>
         </w:rPr>
@@ -4166,6 +4740,20 @@
       </w:r>
       <w:r>
         <w:rPr>
+          <w:lang w:val="hi_IN" w:bidi="hi_IN"/>
+        </w:rPr>
+        <w:t>עֵשָׂ֔ו</w:t>
+      </w:r>
+    </w:p>
+    <w:p>
+      <w:pPr/>
+      <w:r>
+        <w:rPr>
+          <w:lang w:val="hi_IN" w:bidi="hi_IN"/>
+        </w:rPr>
+      </w:r>
+      <w:r>
+        <w:rPr>
           <w:b/>
           <w:lang w:val="hi_IN" w:bidi="hi_IN"/>
         </w:rPr>
@@ -4262,6 +4850,20 @@
       </w:r>
       <w:r>
         <w:rPr>
+          <w:lang w:val="hi_IN" w:bidi="hi_IN"/>
+        </w:rPr>
+        <w:t>נֶחְפְּשׂ֣וּ</w:t>
+      </w:r>
+    </w:p>
+    <w:p>
+      <w:pPr/>
+      <w:r>
+        <w:rPr>
+          <w:lang w:val="hi_IN" w:bidi="hi_IN"/>
+        </w:rPr>
+      </w:r>
+      <w:r>
+        <w:rPr>
           <w:b/>
           <w:lang w:val="hi_IN" w:bidi="hi_IN"/>
         </w:rPr>
@@ -4338,6 +4940,20 @@
       </w:r>
       <w:r>
         <w:rPr>
+          <w:lang w:val="hi_IN" w:bidi="hi_IN"/>
+        </w:rPr>
+        <w:t>נִבְע֖וּ מַצְפֻּנָֽי⁠ו</w:t>
+      </w:r>
+    </w:p>
+    <w:p>
+      <w:pPr/>
+      <w:r>
+        <w:rPr>
+          <w:lang w:val="hi_IN" w:bidi="hi_IN"/>
+        </w:rPr>
+      </w:r>
+      <w:r>
+        <w:rPr>
           <w:b/>
           <w:lang w:val="hi_IN" w:bidi="hi_IN"/>
         </w:rPr>
@@ -4421,6 +5037,20 @@
       </w:r>
       <w:r>
         <w:rPr>
+          <w:lang w:val="hi_IN" w:bidi="hi_IN"/>
+        </w:rPr>
+        <w:t>עַֽד־הַ⁠גְּב֣וּל שִׁלְּח֗וּ⁠ךָ כֹּ֚ל אַנְשֵׁ֣י בְרִיתֶ֔⁠ךָ</w:t>
+      </w:r>
+    </w:p>
+    <w:p>
+      <w:pPr/>
+      <w:r>
+        <w:rPr>
+          <w:lang w:val="hi_IN" w:bidi="hi_IN"/>
+        </w:rPr>
+      </w:r>
+      <w:r>
+        <w:rPr>
           <w:b/>
           <w:lang w:val="hi_IN" w:bidi="hi_IN"/>
         </w:rPr>
@@ -4517,6 +5147,20 @@
       </w:r>
       <w:r>
         <w:rPr>
+          <w:lang w:val="hi_IN" w:bidi="hi_IN"/>
+        </w:rPr>
+        <w:t>בְרִיתֶ֔⁠ךָ</w:t>
+      </w:r>
+    </w:p>
+    <w:p>
+      <w:pPr/>
+      <w:r>
+        <w:rPr>
+          <w:lang w:val="hi_IN" w:bidi="hi_IN"/>
+        </w:rPr>
+      </w:r>
+      <w:r>
+        <w:rPr>
           <w:b/>
           <w:lang w:val="hi_IN" w:bidi="hi_IN"/>
         </w:rPr>
@@ -4613,6 +5257,20 @@
       </w:r>
       <w:r>
         <w:rPr>
+          <w:lang w:val="hi_IN" w:bidi="hi_IN"/>
+        </w:rPr>
+        <w:t>עַֽד־הַ⁠גְּב֣וּל שִׁלְּח֗וּ⁠ךָ</w:t>
+      </w:r>
+    </w:p>
+    <w:p>
+      <w:pPr/>
+      <w:r>
+        <w:rPr>
+          <w:lang w:val="hi_IN" w:bidi="hi_IN"/>
+        </w:rPr>
+      </w:r>
+      <w:r>
+        <w:rPr>
           <w:b/>
           <w:lang w:val="hi_IN" w:bidi="hi_IN"/>
         </w:rPr>
@@ -4689,6 +5347,20 @@
       </w:r>
       <w:r>
         <w:rPr>
+          <w:lang w:val="hi_IN" w:bidi="hi_IN"/>
+        </w:rPr>
+        <w:t>כֹּ֚ל אַנְשֵׁ֣י בְרִיתֶ֔⁠ךָ &amp; אַנְשֵׁ֣י שְׁלֹמֶ֑⁠ךָ לַחְמְ⁠ךָ֗</w:t>
+      </w:r>
+    </w:p>
+    <w:p>
+      <w:pPr/>
+      <w:r>
+        <w:rPr>
+          <w:lang w:val="hi_IN" w:bidi="hi_IN"/>
+        </w:rPr>
+      </w:r>
+      <w:r>
+        <w:rPr>
           <w:b/>
           <w:lang w:val="hi_IN" w:bidi="hi_IN"/>
         </w:rPr>
@@ -4798,6 +5470,20 @@
       </w:r>
       <w:r>
         <w:rPr>
+          <w:lang w:val="hi_IN" w:bidi="hi_IN"/>
+        </w:rPr>
+        <w:t>לַחְמְ⁠ךָ֗ יָשִׂ֤ימוּ מָזוֹר֙ תַּחְתֶּ֔י⁠ךָ</w:t>
+      </w:r>
+    </w:p>
+    <w:p>
+      <w:pPr/>
+      <w:r>
+        <w:rPr>
+          <w:lang w:val="hi_IN" w:bidi="hi_IN"/>
+        </w:rPr>
+      </w:r>
+      <w:r>
+        <w:rPr>
           <w:b/>
           <w:lang w:val="hi_IN" w:bidi="hi_IN"/>
         </w:rPr>
@@ -4907,6 +5593,20 @@
       </w:r>
       <w:r>
         <w:rPr>
+          <w:lang w:val="hi_IN" w:bidi="hi_IN"/>
+        </w:rPr>
+        <w:t>אֵ֥ין תְּבוּנָ֖ה בּֽ⁠וֹ</w:t>
+      </w:r>
+    </w:p>
+    <w:p>
+      <w:pPr/>
+      <w:r>
+        <w:rPr>
+          <w:lang w:val="hi_IN" w:bidi="hi_IN"/>
+        </w:rPr>
+      </w:r>
+      <w:r>
+        <w:rPr>
           <w:b/>
           <w:lang w:val="hi_IN" w:bidi="hi_IN"/>
         </w:rPr>
@@ -4990,6 +5690,20 @@
       </w:r>
       <w:r>
         <w:rPr>
+          <w:lang w:val="hi_IN" w:bidi="hi_IN"/>
+        </w:rPr>
+        <w:t>אֵ֥ין תְּבוּנָ֖ה בּֽ⁠וֹ</w:t>
+      </w:r>
+    </w:p>
+    <w:p>
+      <w:pPr/>
+      <w:r>
+        <w:rPr>
+          <w:lang w:val="hi_IN" w:bidi="hi_IN"/>
+        </w:rPr>
+      </w:r>
+      <w:r>
+        <w:rPr>
           <w:b/>
           <w:lang w:val="hi_IN" w:bidi="hi_IN"/>
         </w:rPr>
@@ -5073,6 +5787,20 @@
       </w:r>
       <w:r>
         <w:rPr>
+          <w:lang w:val="hi_IN" w:bidi="hi_IN"/>
+        </w:rPr>
+        <w:t>בּֽ⁠וֹ</w:t>
+      </w:r>
+    </w:p>
+    <w:p>
+      <w:pPr/>
+      <w:r>
+        <w:rPr>
+          <w:lang w:val="hi_IN" w:bidi="hi_IN"/>
+        </w:rPr>
+      </w:r>
+      <w:r>
+        <w:rPr>
           <w:b/>
           <w:lang w:val="hi_IN" w:bidi="hi_IN"/>
         </w:rPr>
@@ -5169,6 +5897,20 @@
       </w:r>
       <w:r>
         <w:rPr>
+          <w:lang w:val="hi_IN" w:bidi="hi_IN"/>
+        </w:rPr>
+        <w:t>הֲ⁠ל֛וֹא בַּ⁠יּ֥וֹם הַ⁠ה֖וּא &amp; וְ⁠הַאֲבַדְתִּ֤י חֲכָמִים֙ מֵֽ⁠אֱד֔וֹם</w:t>
+      </w:r>
+    </w:p>
+    <w:p>
+      <w:pPr/>
+      <w:r>
+        <w:rPr>
+          <w:lang w:val="hi_IN" w:bidi="hi_IN"/>
+        </w:rPr>
+      </w:r>
+      <w:r>
+        <w:rPr>
           <w:b/>
           <w:lang w:val="hi_IN" w:bidi="hi_IN"/>
         </w:rPr>
@@ -5265,6 +6007,20 @@
       </w:r>
       <w:r>
         <w:rPr>
+          <w:lang w:val="hi_IN" w:bidi="hi_IN"/>
+        </w:rPr>
+        <w:t>וְ⁠הַאֲבַדְתִּ֤י חֲכָמִים֙ מֵֽ⁠אֱד֔וֹם</w:t>
+      </w:r>
+    </w:p>
+    <w:p>
+      <w:pPr/>
+      <w:r>
+        <w:rPr>
+          <w:lang w:val="hi_IN" w:bidi="hi_IN"/>
+        </w:rPr>
+      </w:r>
+      <w:r>
+        <w:rPr>
           <w:b/>
           <w:lang w:val="hi_IN" w:bidi="hi_IN"/>
         </w:rPr>
@@ -5374,6 +6130,20 @@
       </w:r>
       <w:r>
         <w:rPr>
+          <w:lang w:val="hi_IN" w:bidi="hi_IN"/>
+        </w:rPr>
+        <w:t>וּ⁠תְבוּנָ֖ה מֵ⁠הַ֥ר עֵשָֽׂו</w:t>
+      </w:r>
+    </w:p>
+    <w:p>
+      <w:pPr/>
+      <w:r>
+        <w:rPr>
+          <w:lang w:val="hi_IN" w:bidi="hi_IN"/>
+        </w:rPr>
+      </w:r>
+      <w:r>
+        <w:rPr>
           <w:b/>
           <w:lang w:val="hi_IN" w:bidi="hi_IN"/>
         </w:rPr>
@@ -5457,6 +6227,20 @@
       </w:r>
       <w:r>
         <w:rPr>
+          <w:lang w:val="hi_IN" w:bidi="hi_IN"/>
+        </w:rPr>
+        <w:t>וּ⁠תְבוּנָ֖ה מֵ⁠הַ֥ר עֵשָֽׂו</w:t>
+      </w:r>
+    </w:p>
+    <w:p>
+      <w:pPr/>
+      <w:r>
+        <w:rPr>
+          <w:lang w:val="hi_IN" w:bidi="hi_IN"/>
+        </w:rPr>
+      </w:r>
+      <w:r>
+        <w:rPr>
           <w:b/>
           <w:lang w:val="hi_IN" w:bidi="hi_IN"/>
         </w:rPr>
@@ -5553,6 +6337,20 @@
       </w:r>
       <w:r>
         <w:rPr>
+          <w:lang w:val="hi_IN" w:bidi="hi_IN"/>
+        </w:rPr>
+        <w:t>חֲכָמִים֙ מֵֽ⁠אֱד֔וֹם וּ⁠תְבוּנָ֖ה מֵ⁠הַ֥ר עֵשָֽׂו</w:t>
+      </w:r>
+    </w:p>
+    <w:p>
+      <w:pPr/>
+      <w:r>
+        <w:rPr>
+          <w:lang w:val="hi_IN" w:bidi="hi_IN"/>
+        </w:rPr>
+      </w:r>
+      <w:r>
+        <w:rPr>
           <w:b/>
           <w:lang w:val="hi_IN" w:bidi="hi_IN"/>
         </w:rPr>
@@ -5675,6 +6473,20 @@
       </w:r>
       <w:r>
         <w:rPr>
+          <w:lang w:val="hi_IN" w:bidi="hi_IN"/>
+        </w:rPr>
+        <w:t>וּ⁠תְבוּנָ֖ה</w:t>
+      </w:r>
+    </w:p>
+    <w:p>
+      <w:pPr/>
+      <w:r>
+        <w:rPr>
+          <w:lang w:val="hi_IN" w:bidi="hi_IN"/>
+        </w:rPr>
+      </w:r>
+      <w:r>
+        <w:rPr>
           <w:b/>
           <w:lang w:val="hi_IN" w:bidi="hi_IN"/>
         </w:rPr>
@@ -5758,6 +6570,20 @@
       </w:r>
       <w:r>
         <w:rPr>
+          <w:lang w:val="hi_IN" w:bidi="hi_IN"/>
+        </w:rPr>
+        <w:t>מֵ⁠הַ֥ר עֵשָֽׂו</w:t>
+      </w:r>
+    </w:p>
+    <w:p>
+      <w:pPr/>
+      <w:r>
+        <w:rPr>
+          <w:lang w:val="hi_IN" w:bidi="hi_IN"/>
+        </w:rPr>
+      </w:r>
+      <w:r>
+        <w:rPr>
           <w:b/>
           <w:lang w:val="hi_IN" w:bidi="hi_IN"/>
         </w:rPr>
@@ -5843,6 +6669,20 @@
         <w:rPr>
           <w:lang w:val="hi_IN" w:bidi="hi_IN"/>
         </w:rPr>
+      </w:r>
+    </w:p>
+    <w:p>
+      <w:pPr/>
+      <w:r>
+        <w:rPr>
+          <w:lang w:val="hi_IN" w:bidi="hi_IN"/>
+        </w:rPr>
+      </w:r>
+      <w:r>
+        <w:rPr>
+          <w:lang w:val="hi_IN" w:bidi="hi_IN"/>
+        </w:rPr>
+        <w:t>עֵשָֽׂו</w:t>
       </w:r>
     </w:p>
     <w:p>
@@ -5955,6 +6795,20 @@
       </w:r>
       <w:r>
         <w:rPr>
+          <w:lang w:val="hi_IN" w:bidi="hi_IN"/>
+        </w:rPr>
+        <w:t>וְ⁠חַתּ֥וּ גִבּוֹרֶ֖י⁠ךָ תֵּימָ֑ן</w:t>
+      </w:r>
+    </w:p>
+    <w:p>
+      <w:pPr/>
+      <w:r>
+        <w:rPr>
+          <w:lang w:val="hi_IN" w:bidi="hi_IN"/>
+        </w:rPr>
+      </w:r>
+      <w:r>
+        <w:rPr>
           <w:b/>
           <w:lang w:val="hi_IN" w:bidi="hi_IN"/>
         </w:rPr>
@@ -6051,6 +6905,20 @@
       </w:r>
       <w:r>
         <w:rPr>
+          <w:lang w:val="hi_IN" w:bidi="hi_IN"/>
+        </w:rPr>
+        <w:t>תֵּימָ֑ן</w:t>
+      </w:r>
+    </w:p>
+    <w:p>
+      <w:pPr/>
+      <w:r>
+        <w:rPr>
+          <w:lang w:val="hi_IN" w:bidi="hi_IN"/>
+        </w:rPr>
+      </w:r>
+      <w:r>
+        <w:rPr>
           <w:b/>
           <w:lang w:val="hi_IN" w:bidi="hi_IN"/>
         </w:rPr>
@@ -6134,6 +7002,20 @@
       </w:r>
       <w:r>
         <w:rPr>
+          <w:lang w:val="hi_IN" w:bidi="hi_IN"/>
+        </w:rPr>
+        <w:t>לְמַ֧עַן</w:t>
+      </w:r>
+    </w:p>
+    <w:p>
+      <w:pPr/>
+      <w:r>
+        <w:rPr>
+          <w:lang w:val="hi_IN" w:bidi="hi_IN"/>
+        </w:rPr>
+      </w:r>
+      <w:r>
+        <w:rPr>
           <w:b/>
           <w:lang w:val="hi_IN" w:bidi="hi_IN"/>
         </w:rPr>
@@ -6217,6 +7099,20 @@
       </w:r>
       <w:r>
         <w:rPr>
+          <w:lang w:val="hi_IN" w:bidi="hi_IN"/>
+        </w:rPr>
+        <w:t>יִכָּֽרֶת־אִ֛ישׁ</w:t>
+      </w:r>
+    </w:p>
+    <w:p>
+      <w:pPr/>
+      <w:r>
+        <w:rPr>
+          <w:lang w:val="hi_IN" w:bidi="hi_IN"/>
+        </w:rPr>
+      </w:r>
+      <w:r>
+        <w:rPr>
           <w:b/>
           <w:lang w:val="hi_IN" w:bidi="hi_IN"/>
         </w:rPr>
@@ -6326,6 +7222,20 @@
       </w:r>
       <w:r>
         <w:rPr>
+          <w:lang w:val="hi_IN" w:bidi="hi_IN"/>
+        </w:rPr>
+        <w:t>יִכָּֽרֶת־אִ֛ישׁ</w:t>
+      </w:r>
+    </w:p>
+    <w:p>
+      <w:pPr/>
+      <w:r>
+        <w:rPr>
+          <w:lang w:val="hi_IN" w:bidi="hi_IN"/>
+        </w:rPr>
+      </w:r>
+      <w:r>
+        <w:rPr>
           <w:b/>
           <w:lang w:val="hi_IN" w:bidi="hi_IN"/>
         </w:rPr>
@@ -6422,6 +7332,20 @@
       </w:r>
       <w:r>
         <w:rPr>
+          <w:lang w:val="hi_IN" w:bidi="hi_IN"/>
+        </w:rPr>
+        <w:t>אִ֛ישׁ</w:t>
+      </w:r>
+    </w:p>
+    <w:p>
+      <w:pPr/>
+      <w:r>
+        <w:rPr>
+          <w:lang w:val="hi_IN" w:bidi="hi_IN"/>
+        </w:rPr>
+      </w:r>
+      <w:r>
+        <w:rPr>
           <w:b/>
           <w:lang w:val="hi_IN" w:bidi="hi_IN"/>
         </w:rPr>
@@ -6518,6 +7442,20 @@
       </w:r>
       <w:r>
         <w:rPr>
+          <w:lang w:val="hi_IN" w:bidi="hi_IN"/>
+        </w:rPr>
+        <w:t>מֵ⁠הַ֥ר עֵשָׂ֖ו</w:t>
+      </w:r>
+    </w:p>
+    <w:p>
+      <w:pPr/>
+      <w:r>
+        <w:rPr>
+          <w:lang w:val="hi_IN" w:bidi="hi_IN"/>
+        </w:rPr>
+      </w:r>
+      <w:r>
+        <w:rPr>
           <w:b/>
           <w:lang w:val="hi_IN" w:bidi="hi_IN"/>
         </w:rPr>
@@ -6601,6 +7539,20 @@
       </w:r>
       <w:r>
         <w:rPr>
+          <w:lang w:val="hi_IN" w:bidi="hi_IN"/>
+        </w:rPr>
+        <w:t>מִ⁠קָּֽטֶל</w:t>
+      </w:r>
+    </w:p>
+    <w:p>
+      <w:pPr/>
+      <w:r>
+        <w:rPr>
+          <w:lang w:val="hi_IN" w:bidi="hi_IN"/>
+        </w:rPr>
+      </w:r>
+      <w:r>
+        <w:rPr>
           <w:b/>
           <w:lang w:val="hi_IN" w:bidi="hi_IN"/>
         </w:rPr>
@@ -6793,6 +7745,20 @@
       </w:r>
       <w:r>
         <w:rPr>
+          <w:lang w:val="hi_IN" w:bidi="hi_IN"/>
+        </w:rPr>
+        <w:t>אָחִ֥י⁠ךָ</w:t>
+      </w:r>
+    </w:p>
+    <w:p>
+      <w:pPr/>
+      <w:r>
+        <w:rPr>
+          <w:lang w:val="hi_IN" w:bidi="hi_IN"/>
+        </w:rPr>
+      </w:r>
+      <w:r>
+        <w:rPr>
           <w:b/>
           <w:lang w:val="hi_IN" w:bidi="hi_IN"/>
         </w:rPr>
@@ -6889,6 +7855,20 @@
       </w:r>
       <w:r>
         <w:rPr>
+          <w:lang w:val="hi_IN" w:bidi="hi_IN"/>
+        </w:rPr>
+        <w:t>יַעֲקֹ֖ב</w:t>
+      </w:r>
+    </w:p>
+    <w:p>
+      <w:pPr/>
+      <w:r>
+        <w:rPr>
+          <w:lang w:val="hi_IN" w:bidi="hi_IN"/>
+        </w:rPr>
+      </w:r>
+      <w:r>
+        <w:rPr>
           <w:b/>
           <w:lang w:val="hi_IN" w:bidi="hi_IN"/>
         </w:rPr>
@@ -6985,6 +7965,20 @@
       </w:r>
       <w:r>
         <w:rPr>
+          <w:lang w:val="hi_IN" w:bidi="hi_IN"/>
+        </w:rPr>
+        <w:t>תְּכַסְּ⁠ךָ֣ בוּשָׁ֑ה</w:t>
+      </w:r>
+    </w:p>
+    <w:p>
+      <w:pPr/>
+      <w:r>
+        <w:rPr>
+          <w:lang w:val="hi_IN" w:bidi="hi_IN"/>
+        </w:rPr>
+      </w:r>
+      <w:r>
+        <w:rPr>
           <w:b/>
           <w:lang w:val="hi_IN" w:bidi="hi_IN"/>
         </w:rPr>
@@ -7081,6 +8075,20 @@
       </w:r>
       <w:r>
         <w:rPr>
+          <w:lang w:val="hi_IN" w:bidi="hi_IN"/>
+        </w:rPr>
+        <w:t>תְּכַסְּ⁠ךָ֣ בוּשָׁ֑ה</w:t>
+      </w:r>
+    </w:p>
+    <w:p>
+      <w:pPr/>
+      <w:r>
+        <w:rPr>
+          <w:lang w:val="hi_IN" w:bidi="hi_IN"/>
+        </w:rPr>
+      </w:r>
+      <w:r>
+        <w:rPr>
           <w:b/>
           <w:lang w:val="hi_IN" w:bidi="hi_IN"/>
         </w:rPr>
@@ -7177,6 +8185,20 @@
       </w:r>
       <w:r>
         <w:rPr>
+          <w:lang w:val="hi_IN" w:bidi="hi_IN"/>
+        </w:rPr>
+        <w:t>וְ⁠נִכְרַ֖תָּ</w:t>
+      </w:r>
+    </w:p>
+    <w:p>
+      <w:pPr/>
+      <w:r>
+        <w:rPr>
+          <w:lang w:val="hi_IN" w:bidi="hi_IN"/>
+        </w:rPr>
+      </w:r>
+      <w:r>
+        <w:rPr>
           <w:b/>
           <w:lang w:val="hi_IN" w:bidi="hi_IN"/>
         </w:rPr>
@@ -7260,6 +8282,20 @@
       </w:r>
       <w:r>
         <w:rPr>
+          <w:lang w:val="hi_IN" w:bidi="hi_IN"/>
+        </w:rPr>
+        <w:t>וְ⁠נִכְרַ֖תָּ</w:t>
+      </w:r>
+    </w:p>
+    <w:p>
+      <w:pPr/>
+      <w:r>
+        <w:rPr>
+          <w:lang w:val="hi_IN" w:bidi="hi_IN"/>
+        </w:rPr>
+      </w:r>
+      <w:r>
+        <w:rPr>
           <w:b/>
           <w:lang w:val="hi_IN" w:bidi="hi_IN"/>
         </w:rPr>
@@ -7332,6 +8368,20 @@
         <w:rPr>
           <w:lang w:val="hi_IN" w:bidi="hi_IN"/>
         </w:rPr>
+      </w:r>
+    </w:p>
+    <w:p>
+      <w:pPr/>
+      <w:r>
+        <w:rPr>
+          <w:lang w:val="hi_IN" w:bidi="hi_IN"/>
+        </w:rPr>
+      </w:r>
+      <w:r>
+        <w:rPr>
+          <w:lang w:val="hi_IN" w:bidi="hi_IN"/>
+        </w:rPr>
+        <w:t>וְ⁠נִכְרַ֖תָּ</w:t>
       </w:r>
     </w:p>
     <w:p>
@@ -7457,6 +8507,20 @@
       </w:r>
       <w:r>
         <w:rPr>
+          <w:lang w:val="hi_IN" w:bidi="hi_IN"/>
+        </w:rPr>
+        <w:t>עֲמָֽדְ⁠ךָ֣ מִ⁠נֶּ֔גֶד</w:t>
+      </w:r>
+    </w:p>
+    <w:p>
+      <w:pPr/>
+      <w:r>
+        <w:rPr>
+          <w:lang w:val="hi_IN" w:bidi="hi_IN"/>
+        </w:rPr>
+      </w:r>
+      <w:r>
+        <w:rPr>
           <w:b/>
           <w:lang w:val="hi_IN" w:bidi="hi_IN"/>
         </w:rPr>
@@ -7529,6 +8593,20 @@
         <w:rPr>
           <w:lang w:val="hi_IN" w:bidi="hi_IN"/>
         </w:rPr>
+      </w:r>
+    </w:p>
+    <w:p>
+      <w:pPr/>
+      <w:r>
+        <w:rPr>
+          <w:lang w:val="hi_IN" w:bidi="hi_IN"/>
+        </w:rPr>
+      </w:r>
+      <w:r>
+        <w:rPr>
+          <w:lang w:val="hi_IN" w:bidi="hi_IN"/>
+        </w:rPr>
+        <w:t>שְׁב֥וֹת זָרִ֖ים חֵיל֑⁠וֹ וְ⁠נָכְרִ֞ים בָּ֣אוּ שְׁעָרָ֗יו</w:t>
       </w:r>
     </w:p>
     <w:p>
@@ -7763,6 +8841,20 @@
       </w:r>
       <w:r>
         <w:rPr>
+          <w:lang w:val="hi_IN" w:bidi="hi_IN"/>
+        </w:rPr>
+        <w:t>חֵיל֑⁠וֹ</w:t>
+      </w:r>
+    </w:p>
+    <w:p>
+      <w:pPr/>
+      <w:r>
+        <w:rPr>
+          <w:lang w:val="hi_IN" w:bidi="hi_IN"/>
+        </w:rPr>
+      </w:r>
+      <w:r>
+        <w:rPr>
           <w:b/>
           <w:lang w:val="hi_IN" w:bidi="hi_IN"/>
         </w:rPr>
@@ -7857,6 +8949,20 @@
       </w:r>
       <w:r>
         <w:rPr>
+          <w:lang w:val="hi_IN" w:bidi="hi_IN"/>
+        </w:rPr>
+        <w:t>שְׁעָרָ֗יו</w:t>
+      </w:r>
+    </w:p>
+    <w:p>
+      <w:pPr/>
+      <w:r>
+        <w:rPr>
+          <w:lang w:val="hi_IN" w:bidi="hi_IN"/>
+        </w:rPr>
+      </w:r>
+      <w:r>
+        <w:rPr>
           <w:b/>
           <w:lang w:val="hi_IN" w:bidi="hi_IN"/>
         </w:rPr>
@@ -7953,6 +9059,20 @@
       </w:r>
       <w:r>
         <w:rPr>
+          <w:lang w:val="hi_IN" w:bidi="hi_IN"/>
+        </w:rPr>
+        <w:t>וְ⁠עַל־יְרוּשָׁלִַ֨ם֙ יַדּ֣וּ גוֹרָ֔ל</w:t>
+      </w:r>
+    </w:p>
+    <w:p>
+      <w:pPr/>
+      <w:r>
+        <w:rPr>
+          <w:lang w:val="hi_IN" w:bidi="hi_IN"/>
+        </w:rPr>
+      </w:r>
+      <w:r>
+        <w:rPr>
           <w:b/>
           <w:lang w:val="hi_IN" w:bidi="hi_IN"/>
         </w:rPr>
@@ -8049,6 +9169,20 @@
       </w:r>
       <w:r>
         <w:rPr>
+          <w:lang w:val="hi_IN" w:bidi="hi_IN"/>
+        </w:rPr>
+        <w:t>גַּם־אַתָּ֖ה כְּ⁠אַחַ֥ד מֵ⁠הֶֽם</w:t>
+      </w:r>
+    </w:p>
+    <w:p>
+      <w:pPr/>
+      <w:r>
+        <w:rPr>
+          <w:lang w:val="hi_IN" w:bidi="hi_IN"/>
+        </w:rPr>
+      </w:r>
+      <w:r>
+        <w:rPr>
           <w:b/>
           <w:lang w:val="hi_IN" w:bidi="hi_IN"/>
         </w:rPr>
@@ -8158,6 +9292,20 @@
       </w:r>
       <w:r>
         <w:rPr>
+          <w:lang w:val="hi_IN" w:bidi="hi_IN"/>
+        </w:rPr>
+        <w:t>וְ⁠אַל &amp; וְ⁠אַל &amp; וְ⁠אַל</w:t>
+      </w:r>
+    </w:p>
+    <w:p>
+      <w:pPr/>
+      <w:r>
+        <w:rPr>
+          <w:lang w:val="hi_IN" w:bidi="hi_IN"/>
+        </w:rPr>
+      </w:r>
+      <w:r>
+        <w:rPr>
           <w:b/>
           <w:lang w:val="hi_IN" w:bidi="hi_IN"/>
         </w:rPr>
@@ -8241,6 +9389,20 @@
       </w:r>
       <w:r>
         <w:rPr>
+          <w:lang w:val="hi_IN" w:bidi="hi_IN"/>
+        </w:rPr>
+        <w:t>וְ⁠אַל־תֵּ֤רֶא</w:t>
+      </w:r>
+    </w:p>
+    <w:p>
+      <w:pPr/>
+      <w:r>
+        <w:rPr>
+          <w:lang w:val="hi_IN" w:bidi="hi_IN"/>
+        </w:rPr>
+      </w:r>
+      <w:r>
+        <w:rPr>
           <w:b/>
           <w:lang w:val="hi_IN" w:bidi="hi_IN"/>
         </w:rPr>
@@ -8350,6 +9512,20 @@
       </w:r>
       <w:r>
         <w:rPr>
+          <w:lang w:val="hi_IN" w:bidi="hi_IN"/>
+        </w:rPr>
+        <w:t>בְ⁠יוֹם־אָחִ֨י⁠ךָ֙ בְּ⁠י֣וֹם נָכְר֔⁠וֹ</w:t>
+      </w:r>
+    </w:p>
+    <w:p>
+      <w:pPr/>
+      <w:r>
+        <w:rPr>
+          <w:lang w:val="hi_IN" w:bidi="hi_IN"/>
+        </w:rPr>
+      </w:r>
+      <w:r>
+        <w:rPr>
           <w:b/>
           <w:lang w:val="hi_IN" w:bidi="hi_IN"/>
         </w:rPr>
@@ -8459,6 +9635,20 @@
       </w:r>
       <w:r>
         <w:rPr>
+          <w:lang w:val="hi_IN" w:bidi="hi_IN"/>
+        </w:rPr>
+        <w:t>בְ⁠יוֹם</w:t>
+      </w:r>
+    </w:p>
+    <w:p>
+      <w:pPr/>
+      <w:r>
+        <w:rPr>
+          <w:lang w:val="hi_IN" w:bidi="hi_IN"/>
+        </w:rPr>
+      </w:r>
+      <w:r>
+        <w:rPr>
           <w:b/>
           <w:lang w:val="hi_IN" w:bidi="hi_IN"/>
         </w:rPr>
@@ -8544,6 +9734,20 @@
         <w:rPr>
           <w:lang w:val="hi_IN" w:bidi="hi_IN"/>
         </w:rPr>
+      </w:r>
+    </w:p>
+    <w:p>
+      <w:pPr/>
+      <w:r>
+        <w:rPr>
+          <w:lang w:val="hi_IN" w:bidi="hi_IN"/>
+        </w:rPr>
+      </w:r>
+      <w:r>
+        <w:rPr>
+          <w:lang w:val="hi_IN" w:bidi="hi_IN"/>
+        </w:rPr>
+        <w:t>אָחִ֨י⁠ךָ֙</w:t>
       </w:r>
     </w:p>
     <w:p>
@@ -8669,6 +9873,20 @@
       </w:r>
       <w:r>
         <w:rPr>
+          <w:lang w:val="hi_IN" w:bidi="hi_IN"/>
+        </w:rPr>
+        <w:t>לִ⁠בְנֵֽי־יְהוּדָ֖ה</w:t>
+      </w:r>
+    </w:p>
+    <w:p>
+      <w:pPr/>
+      <w:r>
+        <w:rPr>
+          <w:lang w:val="hi_IN" w:bidi="hi_IN"/>
+        </w:rPr>
+      </w:r>
+      <w:r>
+        <w:rPr>
           <w:b/>
           <w:lang w:val="hi_IN" w:bidi="hi_IN"/>
         </w:rPr>
@@ -8765,6 +9983,20 @@
       </w:r>
       <w:r>
         <w:rPr>
+          <w:lang w:val="hi_IN" w:bidi="hi_IN"/>
+        </w:rPr>
+        <w:t>וְ⁠אַל־תַּגְדֵּ֥ל פִּ֖י⁠ךָ</w:t>
+      </w:r>
+    </w:p>
+    <w:p>
+      <w:pPr/>
+      <w:r>
+        <w:rPr>
+          <w:lang w:val="hi_IN" w:bidi="hi_IN"/>
+        </w:rPr>
+      </w:r>
+      <w:r>
+        <w:rPr>
           <w:b/>
           <w:lang w:val="hi_IN" w:bidi="hi_IN"/>
         </w:rPr>
@@ -8848,6 +10080,20 @@
       </w:r>
       <w:r>
         <w:rPr>
+          <w:lang w:val="hi_IN" w:bidi="hi_IN"/>
+        </w:rPr>
+        <w:t>בְּ⁠י֣וֹם אֵידָ֔⁠ם &amp; בְּ⁠י֣וֹם אֵיד֑⁠וֹ &amp; בְּ⁠י֥וֹם אֵידֽ⁠וֹ</w:t>
+      </w:r>
+    </w:p>
+    <w:p>
+      <w:pPr/>
+      <w:r>
+        <w:rPr>
+          <w:lang w:val="hi_IN" w:bidi="hi_IN"/>
+        </w:rPr>
+      </w:r>
+      <w:r>
+        <w:rPr>
           <w:b/>
           <w:lang w:val="hi_IN" w:bidi="hi_IN"/>
         </w:rPr>
@@ -8946,6 +10192,20 @@
         <w:rPr>
           <w:lang w:val="hi_IN" w:bidi="hi_IN"/>
         </w:rPr>
+      </w:r>
+    </w:p>
+    <w:p>
+      <w:pPr/>
+      <w:r>
+        <w:rPr>
+          <w:lang w:val="hi_IN" w:bidi="hi_IN"/>
+        </w:rPr>
+      </w:r>
+      <w:r>
+        <w:rPr>
+          <w:lang w:val="hi_IN" w:bidi="hi_IN"/>
+        </w:rPr>
+        <w:t>אֵידָ֔⁠ם &amp; אֵיד֑⁠וֹ &amp; אֵידֽ⁠וֹ</w:t>
       </w:r>
     </w:p>
     <w:p>
@@ -9123,6 +10383,20 @@
       </w:r>
       <w:r>
         <w:rPr>
+          <w:lang w:val="hi_IN" w:bidi="hi_IN"/>
+        </w:rPr>
+        <w:t>גַם־אַתָּ֛ה</w:t>
+      </w:r>
+    </w:p>
+    <w:p>
+      <w:pPr/>
+      <w:r>
+        <w:rPr>
+          <w:lang w:val="hi_IN" w:bidi="hi_IN"/>
+        </w:rPr>
+      </w:r>
+      <w:r>
+        <w:rPr>
           <w:b/>
           <w:lang w:val="hi_IN" w:bidi="hi_IN"/>
         </w:rPr>
@@ -9195,6 +10469,20 @@
         <w:rPr>
           <w:lang w:val="hi_IN" w:bidi="hi_IN"/>
         </w:rPr>
+      </w:r>
+    </w:p>
+    <w:p>
+      <w:pPr/>
+      <w:r>
+        <w:rPr>
+          <w:lang w:val="hi_IN" w:bidi="hi_IN"/>
+        </w:rPr>
+      </w:r>
+      <w:r>
+        <w:rPr>
+          <w:lang w:val="hi_IN" w:bidi="hi_IN"/>
+        </w:rPr>
+        <w:t>אַל־תֵּ֧רֶא</w:t>
       </w:r>
     </w:p>
     <w:p>
@@ -9320,6 +10608,20 @@
       </w:r>
       <w:r>
         <w:rPr>
+          <w:lang w:val="hi_IN" w:bidi="hi_IN"/>
+        </w:rPr>
+        <w:t>וְ⁠אַל־תִּשְׁלַ֥חְנָה בְ⁠חֵיל֖⁠וֹ</w:t>
+      </w:r>
+    </w:p>
+    <w:p>
+      <w:pPr/>
+      <w:r>
+        <w:rPr>
+          <w:lang w:val="hi_IN" w:bidi="hi_IN"/>
+        </w:rPr>
+      </w:r>
+      <w:r>
+        <w:rPr>
           <w:b/>
           <w:lang w:val="hi_IN" w:bidi="hi_IN"/>
         </w:rPr>
@@ -9416,6 +10718,20 @@
       </w:r>
       <w:r>
         <w:rPr>
+          <w:lang w:val="hi_IN" w:bidi="hi_IN"/>
+        </w:rPr>
+        <w:t>הַ⁠פֶּ֔רֶק</w:t>
+      </w:r>
+    </w:p>
+    <w:p>
+      <w:pPr/>
+      <w:r>
+        <w:rPr>
+          <w:lang w:val="hi_IN" w:bidi="hi_IN"/>
+        </w:rPr>
+      </w:r>
+      <w:r>
+        <w:rPr>
           <w:b/>
           <w:lang w:val="hi_IN" w:bidi="hi_IN"/>
         </w:rPr>
@@ -9501,6 +10817,20 @@
         <w:rPr>
           <w:lang w:val="hi_IN" w:bidi="hi_IN"/>
         </w:rPr>
+      </w:r>
+    </w:p>
+    <w:p>
+      <w:pPr/>
+      <w:r>
+        <w:rPr>
+          <w:lang w:val="hi_IN" w:bidi="hi_IN"/>
+        </w:rPr>
+      </w:r>
+      <w:r>
+        <w:rPr>
+          <w:lang w:val="hi_IN" w:bidi="hi_IN"/>
+        </w:rPr>
+        <w:t>לְ⁠הַכְרִ֖ית</w:t>
       </w:r>
     </w:p>
     <w:p>
@@ -9626,6 +10956,20 @@
       </w:r>
       <w:r>
         <w:rPr>
+          <w:lang w:val="hi_IN" w:bidi="hi_IN"/>
+        </w:rPr>
+        <w:t>וְ⁠אַל־תַּסְגֵּ֥ר שְׂרִידָ֖י⁠ו</w:t>
+      </w:r>
+    </w:p>
+    <w:p>
+      <w:pPr/>
+      <w:r>
+        <w:rPr>
+          <w:lang w:val="hi_IN" w:bidi="hi_IN"/>
+        </w:rPr>
+      </w:r>
+      <w:r>
+        <w:rPr>
           <w:b/>
           <w:lang w:val="hi_IN" w:bidi="hi_IN"/>
         </w:rPr>
@@ -9772,6 +11116,20 @@
       </w:r>
       <w:r>
         <w:rPr>
+          <w:lang w:val="hi_IN" w:bidi="hi_IN"/>
+        </w:rPr>
+        <w:t>כִּֽי־קָר֥וֹב יוֹם־יְהוָ֖ה עַל־כָּל־הַ⁠גּוֹיִ֑ם</w:t>
+      </w:r>
+    </w:p>
+    <w:p>
+      <w:pPr/>
+      <w:r>
+        <w:rPr>
+          <w:lang w:val="hi_IN" w:bidi="hi_IN"/>
+        </w:rPr>
+      </w:r>
+      <w:r>
+        <w:rPr>
           <w:b/>
           <w:lang w:val="hi_IN" w:bidi="hi_IN"/>
         </w:rPr>
@@ -9855,6 +11213,20 @@
       </w:r>
       <w:r>
         <w:rPr>
+          <w:lang w:val="hi_IN" w:bidi="hi_IN"/>
+        </w:rPr>
+        <w:t>יוֹם־יְהוָ֖ה</w:t>
+      </w:r>
+    </w:p>
+    <w:p>
+      <w:pPr/>
+      <w:r>
+        <w:rPr>
+          <w:lang w:val="hi_IN" w:bidi="hi_IN"/>
+        </w:rPr>
+      </w:r>
+      <w:r>
+        <w:rPr>
           <w:b/>
           <w:lang w:val="hi_IN" w:bidi="hi_IN"/>
         </w:rPr>
@@ -9951,6 +11323,20 @@
       </w:r>
       <w:r>
         <w:rPr>
+          <w:lang w:val="hi_IN" w:bidi="hi_IN"/>
+        </w:rPr>
+        <w:t>קָר֥וֹב</w:t>
+      </w:r>
+    </w:p>
+    <w:p>
+      <w:pPr/>
+      <w:r>
+        <w:rPr>
+          <w:lang w:val="hi_IN" w:bidi="hi_IN"/>
+        </w:rPr>
+      </w:r>
+      <w:r>
+        <w:rPr>
           <w:b/>
           <w:lang w:val="hi_IN" w:bidi="hi_IN"/>
         </w:rPr>
@@ -10027,6 +11413,20 @@
       </w:r>
       <w:r>
         <w:rPr>
+          <w:lang w:val="hi_IN" w:bidi="hi_IN"/>
+        </w:rPr>
+        <w:t>יֵעָ֣שֶׂה לָּ֔⁠ךְ</w:t>
+      </w:r>
+    </w:p>
+    <w:p>
+      <w:pPr/>
+      <w:r>
+        <w:rPr>
+          <w:lang w:val="hi_IN" w:bidi="hi_IN"/>
+        </w:rPr>
+      </w:r>
+      <w:r>
+        <w:rPr>
           <w:b/>
           <w:lang w:val="hi_IN" w:bidi="hi_IN"/>
         </w:rPr>
@@ -10110,6 +11510,20 @@
       </w:r>
       <w:r>
         <w:rPr>
+          <w:lang w:val="hi_IN" w:bidi="hi_IN"/>
+        </w:rPr>
+        <w:t>גְּמֻלְ⁠ךָ֖ יָשׁ֥וּב בְּ⁠רֹאשֶֽׁ⁠ךָ</w:t>
+      </w:r>
+    </w:p>
+    <w:p>
+      <w:pPr/>
+      <w:r>
+        <w:rPr>
+          <w:lang w:val="hi_IN" w:bidi="hi_IN"/>
+        </w:rPr>
+      </w:r>
+      <w:r>
+        <w:rPr>
           <w:b/>
           <w:lang w:val="hi_IN" w:bidi="hi_IN"/>
         </w:rPr>
@@ -10193,6 +11607,20 @@
       </w:r>
       <w:r>
         <w:rPr>
+          <w:lang w:val="hi_IN" w:bidi="hi_IN"/>
+        </w:rPr>
+        <w:t>בְּ⁠רֹאשֶֽׁ⁠ךָ</w:t>
+      </w:r>
+    </w:p>
+    <w:p>
+      <w:pPr/>
+      <w:r>
+        <w:rPr>
+          <w:lang w:val="hi_IN" w:bidi="hi_IN"/>
+        </w:rPr>
+      </w:r>
+      <w:r>
+        <w:rPr>
           <w:b/>
           <w:lang w:val="hi_IN" w:bidi="hi_IN"/>
         </w:rPr>
@@ -10289,6 +11717,20 @@
       </w:r>
       <w:r>
         <w:rPr>
+          <w:lang w:val="hi_IN" w:bidi="hi_IN"/>
+        </w:rPr>
+        <w:t>כִּ֗י כַּֽ⁠אֲשֶׁ֤ר שְׁתִיתֶם֙</w:t>
+      </w:r>
+    </w:p>
+    <w:p>
+      <w:pPr/>
+      <w:r>
+        <w:rPr>
+          <w:lang w:val="hi_IN" w:bidi="hi_IN"/>
+        </w:rPr>
+      </w:r>
+      <w:r>
+        <w:rPr>
           <w:b/>
           <w:lang w:val="hi_IN" w:bidi="hi_IN"/>
         </w:rPr>
@@ -10426,6 +11868,20 @@
         <w:rPr>
           <w:lang w:val="hi_IN" w:bidi="hi_IN"/>
         </w:rPr>
+      </w:r>
+    </w:p>
+    <w:p>
+      <w:pPr/>
+      <w:r>
+        <w:rPr>
+          <w:lang w:val="hi_IN" w:bidi="hi_IN"/>
+        </w:rPr>
+      </w:r>
+      <w:r>
+        <w:rPr>
+          <w:lang w:val="hi_IN" w:bidi="hi_IN"/>
+        </w:rPr>
+        <w:t>כַּֽ⁠אֲשֶׁ֤ר שְׁתִיתֶם֙</w:t>
       </w:r>
     </w:p>
     <w:p>
@@ -10595,6 +12051,20 @@
       </w:r>
       <w:r>
         <w:rPr>
+          <w:lang w:val="hi_IN" w:bidi="hi_IN"/>
+        </w:rPr>
+        <w:t>שְׁתִיתֶם֙</w:t>
+      </w:r>
+    </w:p>
+    <w:p>
+      <w:pPr/>
+      <w:r>
+        <w:rPr>
+          <w:lang w:val="hi_IN" w:bidi="hi_IN"/>
+        </w:rPr>
+      </w:r>
+      <w:r>
+        <w:rPr>
           <w:b/>
           <w:lang w:val="hi_IN" w:bidi="hi_IN"/>
         </w:rPr>
@@ -10691,6 +12161,20 @@
       </w:r>
       <w:r>
         <w:rPr>
+          <w:lang w:val="hi_IN" w:bidi="hi_IN"/>
+        </w:rPr>
+        <w:t>עַל־הַ֣ר קָדְשִׁ֔⁠י</w:t>
+      </w:r>
+    </w:p>
+    <w:p>
+      <w:pPr/>
+      <w:r>
+        <w:rPr>
+          <w:lang w:val="hi_IN" w:bidi="hi_IN"/>
+        </w:rPr>
+      </w:r>
+      <w:r>
+        <w:rPr>
           <w:b/>
           <w:lang w:val="hi_IN" w:bidi="hi_IN"/>
         </w:rPr>
@@ -10787,6 +12271,20 @@
       </w:r>
       <w:r>
         <w:rPr>
+          <w:lang w:val="hi_IN" w:bidi="hi_IN"/>
+        </w:rPr>
+        <w:t>יִשְׁתּ֥וּ כָֽל־הַ⁠גּוֹיִ֖ם תָּמִ֑יד</w:t>
+      </w:r>
+    </w:p>
+    <w:p>
+      <w:pPr/>
+      <w:r>
+        <w:rPr>
+          <w:lang w:val="hi_IN" w:bidi="hi_IN"/>
+        </w:rPr>
+      </w:r>
+      <w:r>
+        <w:rPr>
           <w:b/>
           <w:lang w:val="hi_IN" w:bidi="hi_IN"/>
         </w:rPr>
@@ -10883,6 +12381,20 @@
       </w:r>
       <w:r>
         <w:rPr>
+          <w:lang w:val="hi_IN" w:bidi="hi_IN"/>
+        </w:rPr>
+        <w:t>וְ⁠שָׁת֣וּ וְ⁠לָע֔וּ</w:t>
+      </w:r>
+    </w:p>
+    <w:p>
+      <w:pPr/>
+      <w:r>
+        <w:rPr>
+          <w:lang w:val="hi_IN" w:bidi="hi_IN"/>
+        </w:rPr>
+      </w:r>
+      <w:r>
+        <w:rPr>
           <w:b/>
           <w:lang w:val="hi_IN" w:bidi="hi_IN"/>
         </w:rPr>
@@ -10992,6 +12504,20 @@
       </w:r>
       <w:r>
         <w:rPr>
+          <w:lang w:val="hi_IN" w:bidi="hi_IN"/>
+        </w:rPr>
+        <w:t>וְ⁠שָׁת֣וּ וְ⁠לָע֔וּ</w:t>
+      </w:r>
+    </w:p>
+    <w:p>
+      <w:pPr/>
+      <w:r>
+        <w:rPr>
+          <w:lang w:val="hi_IN" w:bidi="hi_IN"/>
+        </w:rPr>
+      </w:r>
+      <w:r>
+        <w:rPr>
           <w:b/>
           <w:lang w:val="hi_IN" w:bidi="hi_IN"/>
         </w:rPr>
@@ -11077,6 +12603,20 @@
         <w:rPr>
           <w:lang w:val="hi_IN" w:bidi="hi_IN"/>
         </w:rPr>
+      </w:r>
+    </w:p>
+    <w:p>
+      <w:pPr/>
+      <w:r>
+        <w:rPr>
+          <w:lang w:val="hi_IN" w:bidi="hi_IN"/>
+        </w:rPr>
+      </w:r>
+      <w:r>
+        <w:rPr>
+          <w:lang w:val="hi_IN" w:bidi="hi_IN"/>
+        </w:rPr>
+        <w:t>וּ⁠בְ⁠הַ֥ר צִיּ֛וֹן תִּהְיֶ֥ה פְלֵיטָ֖ה</w:t>
       </w:r>
     </w:p>
     <w:p>
@@ -11202,6 +12742,20 @@
       </w:r>
       <w:r>
         <w:rPr>
+          <w:lang w:val="hi_IN" w:bidi="hi_IN"/>
+        </w:rPr>
+        <w:t>וּ⁠בְ⁠הַ֥ר צִיּ֛וֹן</w:t>
+      </w:r>
+    </w:p>
+    <w:p>
+      <w:pPr/>
+      <w:r>
+        <w:rPr>
+          <w:lang w:val="hi_IN" w:bidi="hi_IN"/>
+        </w:rPr>
+      </w:r>
+      <w:r>
+        <w:rPr>
           <w:b/>
           <w:lang w:val="hi_IN" w:bidi="hi_IN"/>
         </w:rPr>
@@ -11285,6 +12839,20 @@
       </w:r>
       <w:r>
         <w:rPr>
+          <w:lang w:val="hi_IN" w:bidi="hi_IN"/>
+        </w:rPr>
+        <w:t>וְ⁠הָ֣יָה קֹ֑דֶשׁ</w:t>
+      </w:r>
+    </w:p>
+    <w:p>
+      <w:pPr/>
+      <w:r>
+        <w:rPr>
+          <w:lang w:val="hi_IN" w:bidi="hi_IN"/>
+        </w:rPr>
+      </w:r>
+      <w:r>
+        <w:rPr>
           <w:b/>
           <w:lang w:val="hi_IN" w:bidi="hi_IN"/>
         </w:rPr>
@@ -11381,6 +12949,20 @@
       </w:r>
       <w:r>
         <w:rPr>
+          <w:lang w:val="hi_IN" w:bidi="hi_IN"/>
+        </w:rPr>
+        <w:t>בֵּ֣ית יַֽעֲקֹ֔ב</w:t>
+      </w:r>
+    </w:p>
+    <w:p>
+      <w:pPr/>
+      <w:r>
+        <w:rPr>
+          <w:lang w:val="hi_IN" w:bidi="hi_IN"/>
+        </w:rPr>
+      </w:r>
+      <w:r>
+        <w:rPr>
           <w:b/>
           <w:lang w:val="hi_IN" w:bidi="hi_IN"/>
         </w:rPr>
@@ -11477,6 +13059,20 @@
       </w:r>
       <w:r>
         <w:rPr>
+          <w:lang w:val="hi_IN" w:bidi="hi_IN"/>
+        </w:rPr>
+        <w:t>אֵ֖ת מוֹרָֽשֵׁי⁠הֶם</w:t>
+      </w:r>
+    </w:p>
+    <w:p>
+      <w:pPr/>
+      <w:r>
+        <w:rPr>
+          <w:lang w:val="hi_IN" w:bidi="hi_IN"/>
+        </w:rPr>
+      </w:r>
+      <w:r>
+        <w:rPr>
           <w:b/>
           <w:lang w:val="hi_IN" w:bidi="hi_IN"/>
         </w:rPr>
@@ -11553,6 +13149,20 @@
       </w:r>
       <w:r>
         <w:rPr>
+          <w:lang w:val="hi_IN" w:bidi="hi_IN"/>
+        </w:rPr>
+        <w:t>וְ⁠הָיָה֩ בֵית־יַעֲקֹ֨ב אֵ֜שׁ וּ⁠בֵ֧ית יוֹסֵ֣ף לֶהָבָ֗ה</w:t>
+      </w:r>
+    </w:p>
+    <w:p>
+      <w:pPr/>
+      <w:r>
+        <w:rPr>
+          <w:lang w:val="hi_IN" w:bidi="hi_IN"/>
+        </w:rPr>
+      </w:r>
+      <w:r>
+        <w:rPr>
           <w:b/>
           <w:lang w:val="hi_IN" w:bidi="hi_IN"/>
         </w:rPr>
@@ -11662,6 +13272,20 @@
       </w:r>
       <w:r>
         <w:rPr>
+          <w:lang w:val="hi_IN" w:bidi="hi_IN"/>
+        </w:rPr>
+        <w:t>בֵית־יַעֲקֹ֨ב</w:t>
+      </w:r>
+    </w:p>
+    <w:p>
+      <w:pPr/>
+      <w:r>
+        <w:rPr>
+          <w:lang w:val="hi_IN" w:bidi="hi_IN"/>
+        </w:rPr>
+      </w:r>
+      <w:r>
+        <w:rPr>
           <w:b/>
           <w:lang w:val="hi_IN" w:bidi="hi_IN"/>
         </w:rPr>
@@ -11758,6 +13382,20 @@
       </w:r>
       <w:r>
         <w:rPr>
+          <w:lang w:val="hi_IN" w:bidi="hi_IN"/>
+        </w:rPr>
+        <w:t>וּ⁠בֵ֧ית יוֹסֵ֣ף</w:t>
+      </w:r>
+    </w:p>
+    <w:p>
+      <w:pPr/>
+      <w:r>
+        <w:rPr>
+          <w:lang w:val="hi_IN" w:bidi="hi_IN"/>
+        </w:rPr>
+      </w:r>
+      <w:r>
+        <w:rPr>
           <w:b/>
           <w:lang w:val="hi_IN" w:bidi="hi_IN"/>
         </w:rPr>
@@ -11841,6 +13479,20 @@
       </w:r>
       <w:r>
         <w:rPr>
+          <w:lang w:val="hi_IN" w:bidi="hi_IN"/>
+        </w:rPr>
+        <w:t>וּ⁠בֵ֤ית עֵשָׂו֙ &amp; לְ⁠בֵ֣ית עֵשָׂ֔ו</w:t>
+      </w:r>
+    </w:p>
+    <w:p>
+      <w:pPr/>
+      <w:r>
+        <w:rPr>
+          <w:lang w:val="hi_IN" w:bidi="hi_IN"/>
+        </w:rPr>
+      </w:r>
+      <w:r>
+        <w:rPr>
           <w:b/>
           <w:lang w:val="hi_IN" w:bidi="hi_IN"/>
         </w:rPr>
@@ -11937,6 +13589,20 @@
       </w:r>
       <w:r>
         <w:rPr>
+          <w:lang w:val="hi_IN" w:bidi="hi_IN"/>
+        </w:rPr>
+        <w:t>אֵ֜שׁ &amp; לֶהָבָ֗ה &amp; לְ⁠קַ֔שׁ</w:t>
+      </w:r>
+    </w:p>
+    <w:p>
+      <w:pPr/>
+      <w:r>
+        <w:rPr>
+          <w:lang w:val="hi_IN" w:bidi="hi_IN"/>
+        </w:rPr>
+      </w:r>
+      <w:r>
+        <w:rPr>
           <w:b/>
           <w:lang w:val="hi_IN" w:bidi="hi_IN"/>
         </w:rPr>
@@ -12046,6 +13712,20 @@
       </w:r>
       <w:r>
         <w:rPr>
+          <w:lang w:val="hi_IN" w:bidi="hi_IN"/>
+        </w:rPr>
+        <w:t>לְ⁠קַ֔שׁ</w:t>
+      </w:r>
+    </w:p>
+    <w:p>
+      <w:pPr/>
+      <w:r>
+        <w:rPr>
+          <w:lang w:val="hi_IN" w:bidi="hi_IN"/>
+        </w:rPr>
+      </w:r>
+      <w:r>
+        <w:rPr>
           <w:b/>
           <w:lang w:val="hi_IN" w:bidi="hi_IN"/>
         </w:rPr>
@@ -12142,6 +13822,20 @@
       </w:r>
       <w:r>
         <w:rPr>
+          <w:lang w:val="hi_IN" w:bidi="hi_IN"/>
+        </w:rPr>
+        <w:t>וְ⁠דָלְק֥וּ בָ⁠הֶ֖ם וַ⁠אֲכָל֑וּ⁠ם</w:t>
+      </w:r>
+    </w:p>
+    <w:p>
+      <w:pPr/>
+      <w:r>
+        <w:rPr>
+          <w:lang w:val="hi_IN" w:bidi="hi_IN"/>
+        </w:rPr>
+      </w:r>
+      <w:r>
+        <w:rPr>
           <w:b/>
           <w:lang w:val="hi_IN" w:bidi="hi_IN"/>
         </w:rPr>
@@ -12251,6 +13945,20 @@
       </w:r>
       <w:r>
         <w:rPr>
+          <w:lang w:val="hi_IN" w:bidi="hi_IN"/>
+        </w:rPr>
+        <w:t>כִּ֥י</w:t>
+      </w:r>
+    </w:p>
+    <w:p>
+      <w:pPr/>
+      <w:r>
+        <w:rPr>
+          <w:lang w:val="hi_IN" w:bidi="hi_IN"/>
+        </w:rPr>
+      </w:r>
+      <w:r>
+        <w:rPr>
           <w:b/>
           <w:lang w:val="hi_IN" w:bidi="hi_IN"/>
         </w:rPr>
@@ -12347,6 +14055,20 @@
       </w:r>
       <w:r>
         <w:rPr>
+          <w:lang w:val="hi_IN" w:bidi="hi_IN"/>
+        </w:rPr>
+        <w:t>כִּ֥י יְהוָ֖ה דִּבֵּֽר</w:t>
+      </w:r>
+    </w:p>
+    <w:p>
+      <w:pPr/>
+      <w:r>
+        <w:rPr>
+          <w:lang w:val="hi_IN" w:bidi="hi_IN"/>
+        </w:rPr>
+      </w:r>
+      <w:r>
+        <w:rPr>
           <w:b/>
           <w:lang w:val="hi_IN" w:bidi="hi_IN"/>
         </w:rPr>
@@ -12430,6 +14152,20 @@
       </w:r>
       <w:r>
         <w:rPr>
+          <w:lang w:val="hi_IN" w:bidi="hi_IN"/>
+        </w:rPr>
+        <w:t>וְ⁠יָרְשׁ֨וּ</w:t>
+      </w:r>
+    </w:p>
+    <w:p>
+      <w:pPr/>
+      <w:r>
+        <w:rPr>
+          <w:lang w:val="hi_IN" w:bidi="hi_IN"/>
+        </w:rPr>
+      </w:r>
+      <w:r>
+        <w:rPr>
           <w:b/>
           <w:lang w:val="hi_IN" w:bidi="hi_IN"/>
         </w:rPr>
@@ -12493,6 +14229,20 @@
       </w:r>
       <w:r>
         <w:rPr>
+          <w:lang w:val="hi_IN" w:bidi="hi_IN"/>
+        </w:rPr>
+        <w:t>הַ⁠נֶּ֜גֶב</w:t>
+      </w:r>
+    </w:p>
+    <w:p>
+      <w:pPr/>
+      <w:r>
+        <w:rPr>
+          <w:lang w:val="hi_IN" w:bidi="hi_IN"/>
+        </w:rPr>
+      </w:r>
+      <w:r>
+        <w:rPr>
           <w:b/>
           <w:lang w:val="hi_IN" w:bidi="hi_IN"/>
         </w:rPr>
@@ -12589,6 +14339,20 @@
       </w:r>
       <w:r>
         <w:rPr>
+          <w:lang w:val="hi_IN" w:bidi="hi_IN"/>
+        </w:rPr>
+        <w:t>אֶת־הַ֣ר עֵשָׂ֗ו</w:t>
+      </w:r>
+    </w:p>
+    <w:p>
+      <w:pPr/>
+      <w:r>
+        <w:rPr>
+          <w:lang w:val="hi_IN" w:bidi="hi_IN"/>
+        </w:rPr>
+      </w:r>
+      <w:r>
+        <w:rPr>
           <w:b/>
           <w:lang w:val="hi_IN" w:bidi="hi_IN"/>
         </w:rPr>
@@ -12672,6 +14436,20 @@
       </w:r>
       <w:r>
         <w:rPr>
+          <w:lang w:val="hi_IN" w:bidi="hi_IN"/>
+        </w:rPr>
+        <w:t>וְ⁠הַ⁠שְּׁפֵלָה֙</w:t>
+      </w:r>
+    </w:p>
+    <w:p>
+      <w:pPr/>
+      <w:r>
+        <w:rPr>
+          <w:lang w:val="hi_IN" w:bidi="hi_IN"/>
+        </w:rPr>
+      </w:r>
+      <w:r>
+        <w:rPr>
           <w:b/>
           <w:lang w:val="hi_IN" w:bidi="hi_IN"/>
         </w:rPr>
@@ -12768,6 +14546,20 @@
       </w:r>
       <w:r>
         <w:rPr>
+          <w:lang w:val="hi_IN" w:bidi="hi_IN"/>
+        </w:rPr>
+        <w:t>וְ⁠הַ⁠שְּׁפֵלָה֙ אֶת־פְּלִשְׁתִּ֔ים</w:t>
+      </w:r>
+    </w:p>
+    <w:p>
+      <w:pPr/>
+      <w:r>
+        <w:rPr>
+          <w:lang w:val="hi_IN" w:bidi="hi_IN"/>
+        </w:rPr>
+      </w:r>
+      <w:r>
+        <w:rPr>
           <w:b/>
           <w:lang w:val="hi_IN" w:bidi="hi_IN"/>
         </w:rPr>
@@ -12864,6 +14656,20 @@
       </w:r>
       <w:r>
         <w:rPr>
+          <w:lang w:val="hi_IN" w:bidi="hi_IN"/>
+        </w:rPr>
+        <w:t>אֶת־פְּלִשְׁתִּ֔ים</w:t>
+      </w:r>
+    </w:p>
+    <w:p>
+      <w:pPr/>
+      <w:r>
+        <w:rPr>
+          <w:lang w:val="hi_IN" w:bidi="hi_IN"/>
+        </w:rPr>
+      </w:r>
+      <w:r>
+        <w:rPr>
           <w:b/>
           <w:lang w:val="hi_IN" w:bidi="hi_IN"/>
         </w:rPr>
@@ -12960,6 +14766,20 @@
       </w:r>
       <w:r>
         <w:rPr>
+          <w:lang w:val="hi_IN" w:bidi="hi_IN"/>
+        </w:rPr>
+        <w:t>וְ⁠יָרְשׁוּ֙</w:t>
+      </w:r>
+    </w:p>
+    <w:p>
+      <w:pPr/>
+      <w:r>
+        <w:rPr>
+          <w:lang w:val="hi_IN" w:bidi="hi_IN"/>
+        </w:rPr>
+      </w:r>
+      <w:r>
+        <w:rPr>
           <w:b/>
           <w:lang w:val="hi_IN" w:bidi="hi_IN"/>
         </w:rPr>
@@ -13023,6 +14843,20 @@
       </w:r>
       <w:r>
         <w:rPr>
+          <w:lang w:val="hi_IN" w:bidi="hi_IN"/>
+        </w:rPr>
+        <w:t>אֶת־שְׂדֵ֣ה אֶפְרַ֔יִם וְ⁠אֵ֖ת שְׂדֵ֣ה שֹׁמְר֑וֹן</w:t>
+      </w:r>
+    </w:p>
+    <w:p>
+      <w:pPr/>
+      <w:r>
+        <w:rPr>
+          <w:lang w:val="hi_IN" w:bidi="hi_IN"/>
+        </w:rPr>
+      </w:r>
+      <w:r>
+        <w:rPr>
           <w:b/>
           <w:lang w:val="hi_IN" w:bidi="hi_IN"/>
         </w:rPr>
@@ -13145,6 +14979,20 @@
       </w:r>
       <w:r>
         <w:rPr>
+          <w:lang w:val="hi_IN" w:bidi="hi_IN"/>
+        </w:rPr>
+        <w:t>וּ⁠בִנְיָמִ֖ן</w:t>
+      </w:r>
+    </w:p>
+    <w:p>
+      <w:pPr/>
+      <w:r>
+        <w:rPr>
+          <w:lang w:val="hi_IN" w:bidi="hi_IN"/>
+        </w:rPr>
+      </w:r>
+      <w:r>
+        <w:rPr>
           <w:b/>
           <w:lang w:val="hi_IN" w:bidi="hi_IN"/>
         </w:rPr>
@@ -13241,6 +15089,20 @@
       </w:r>
       <w:r>
         <w:rPr>
+          <w:lang w:val="hi_IN" w:bidi="hi_IN"/>
+        </w:rPr>
+        <w:t>וּ⁠בִנְיָמִ֖ן אֶת־הַ⁠גִּלְעָֽד</w:t>
+      </w:r>
+    </w:p>
+    <w:p>
+      <w:pPr/>
+      <w:r>
+        <w:rPr>
+          <w:lang w:val="hi_IN" w:bidi="hi_IN"/>
+        </w:rPr>
+      </w:r>
+      <w:r>
+        <w:rPr>
           <w:b/>
           <w:lang w:val="hi_IN" w:bidi="hi_IN"/>
         </w:rPr>
@@ -13337,6 +15199,20 @@
       </w:r>
       <w:r>
         <w:rPr>
+          <w:lang w:val="hi_IN" w:bidi="hi_IN"/>
+        </w:rPr>
+        <w:t>אֶת־הַ⁠גִּלְעָֽד</w:t>
+      </w:r>
+    </w:p>
+    <w:p>
+      <w:pPr/>
+      <w:r>
+        <w:rPr>
+          <w:lang w:val="hi_IN" w:bidi="hi_IN"/>
+        </w:rPr>
+      </w:r>
+      <w:r>
+        <w:rPr>
           <w:b/>
           <w:lang w:val="hi_IN" w:bidi="hi_IN"/>
         </w:rPr>
@@ -13433,6 +15309,20 @@
       </w:r>
       <w:r>
         <w:rPr>
+          <w:lang w:val="hi_IN" w:bidi="hi_IN"/>
+        </w:rPr>
+        <w:t>וְ⁠גָלֻ֣ת הַֽ⁠חֵל־הַ֠⁠זֶּה</w:t>
+      </w:r>
+    </w:p>
+    <w:p>
+      <w:pPr/>
+      <w:r>
+        <w:rPr>
+          <w:lang w:val="hi_IN" w:bidi="hi_IN"/>
+        </w:rPr>
+      </w:r>
+      <w:r>
+        <w:rPr>
           <w:b/>
           <w:lang w:val="hi_IN" w:bidi="hi_IN"/>
         </w:rPr>
@@ -13529,6 +15419,20 @@
       </w:r>
       <w:r>
         <w:rPr>
+          <w:lang w:val="hi_IN" w:bidi="hi_IN"/>
+        </w:rPr>
+        <w:t>הַֽ⁠חֵל</w:t>
+      </w:r>
+    </w:p>
+    <w:p>
+      <w:pPr/>
+      <w:r>
+        <w:rPr>
+          <w:lang w:val="hi_IN" w:bidi="hi_IN"/>
+        </w:rPr>
+      </w:r>
+      <w:r>
+        <w:rPr>
           <w:b/>
           <w:lang w:val="hi_IN" w:bidi="hi_IN"/>
         </w:rPr>
@@ -13605,6 +15509,20 @@
       </w:r>
       <w:r>
         <w:rPr>
+          <w:lang w:val="hi_IN" w:bidi="hi_IN"/>
+        </w:rPr>
+        <w:t>לִ⁠בְנֵ֨י יִשְׂרָאֵ֤ל</w:t>
+      </w:r>
+    </w:p>
+    <w:p>
+      <w:pPr/>
+      <w:r>
+        <w:rPr>
+          <w:lang w:val="hi_IN" w:bidi="hi_IN"/>
+        </w:rPr>
+      </w:r>
+      <w:r>
+        <w:rPr>
           <w:b/>
           <w:lang w:val="hi_IN" w:bidi="hi_IN"/>
         </w:rPr>
@@ -13740,6 +15658,20 @@
       </w:r>
       <w:r>
         <w:rPr>
+          <w:lang w:val="hi_IN" w:bidi="hi_IN"/>
+        </w:rPr>
+        <w:t>אֲשֶֽׁר־כְּנַעֲנִים֙</w:t>
+      </w:r>
+    </w:p>
+    <w:p>
+      <w:pPr/>
+      <w:r>
+        <w:rPr>
+          <w:lang w:val="hi_IN" w:bidi="hi_IN"/>
+        </w:rPr>
+      </w:r>
+      <w:r>
+        <w:rPr>
           <w:b/>
           <w:lang w:val="hi_IN" w:bidi="hi_IN"/>
         </w:rPr>
@@ -13823,6 +15755,20 @@
       </w:r>
       <w:r>
         <w:rPr>
+          <w:lang w:val="hi_IN" w:bidi="hi_IN"/>
+        </w:rPr>
+        <w:t>עַד־צָ֣רְפַ֔ת</w:t>
+      </w:r>
+    </w:p>
+    <w:p>
+      <w:pPr/>
+      <w:r>
+        <w:rPr>
+          <w:lang w:val="hi_IN" w:bidi="hi_IN"/>
+        </w:rPr>
+      </w:r>
+      <w:r>
+        <w:rPr>
           <w:b/>
           <w:lang w:val="hi_IN" w:bidi="hi_IN"/>
         </w:rPr>
@@ -13906,6 +15852,20 @@
       </w:r>
       <w:r>
         <w:rPr>
+          <w:lang w:val="hi_IN" w:bidi="hi_IN"/>
+        </w:rPr>
+        <w:t>עַד־צָ֣רְפַ֔ת</w:t>
+      </w:r>
+    </w:p>
+    <w:p>
+      <w:pPr/>
+      <w:r>
+        <w:rPr>
+          <w:lang w:val="hi_IN" w:bidi="hi_IN"/>
+        </w:rPr>
+      </w:r>
+      <w:r>
+        <w:rPr>
           <w:b/>
           <w:lang w:val="hi_IN" w:bidi="hi_IN"/>
         </w:rPr>
@@ -14002,6 +15962,20 @@
       </w:r>
       <w:r>
         <w:rPr>
+          <w:lang w:val="hi_IN" w:bidi="hi_IN"/>
+        </w:rPr>
+        <w:t>וְ⁠גָלֻ֥ת יְרוּשָׁלִַ֖ם</w:t>
+      </w:r>
+    </w:p>
+    <w:p>
+      <w:pPr/>
+      <w:r>
+        <w:rPr>
+          <w:lang w:val="hi_IN" w:bidi="hi_IN"/>
+        </w:rPr>
+      </w:r>
+      <w:r>
+        <w:rPr>
           <w:b/>
           <w:lang w:val="hi_IN" w:bidi="hi_IN"/>
         </w:rPr>
@@ -14098,6 +16072,20 @@
       </w:r>
       <w:r>
         <w:rPr>
+          <w:lang w:val="hi_IN" w:bidi="hi_IN"/>
+        </w:rPr>
+        <w:t>בִּ⁠סְפָרַ֑ד</w:t>
+      </w:r>
+    </w:p>
+    <w:p>
+      <w:pPr/>
+      <w:r>
+        <w:rPr>
+          <w:lang w:val="hi_IN" w:bidi="hi_IN"/>
+        </w:rPr>
+      </w:r>
+      <w:r>
+        <w:rPr>
           <w:b/>
           <w:lang w:val="hi_IN" w:bidi="hi_IN"/>
         </w:rPr>
@@ -14194,6 +16182,20 @@
       </w:r>
       <w:r>
         <w:rPr>
+          <w:lang w:val="hi_IN" w:bidi="hi_IN"/>
+        </w:rPr>
+        <w:t>יִֽרְשׁ֕וּ</w:t>
+      </w:r>
+    </w:p>
+    <w:p>
+      <w:pPr/>
+      <w:r>
+        <w:rPr>
+          <w:lang w:val="hi_IN" w:bidi="hi_IN"/>
+        </w:rPr>
+      </w:r>
+      <w:r>
+        <w:rPr>
           <w:b/>
           <w:lang w:val="hi_IN" w:bidi="hi_IN"/>
         </w:rPr>
@@ -14279,6 +16281,20 @@
         <w:rPr>
           <w:lang w:val="hi_IN" w:bidi="hi_IN"/>
         </w:rPr>
+      </w:r>
+    </w:p>
+    <w:p>
+      <w:pPr/>
+      <w:r>
+        <w:rPr>
+          <w:lang w:val="hi_IN" w:bidi="hi_IN"/>
+        </w:rPr>
+      </w:r>
+      <w:r>
+        <w:rPr>
+          <w:lang w:val="hi_IN" w:bidi="hi_IN"/>
+        </w:rPr>
+        <w:t>הַ⁠נֶּֽגֶב</w:t>
       </w:r>
     </w:p>
     <w:p>
@@ -14404,6 +16420,20 @@
       </w:r>
       <w:r>
         <w:rPr>
+          <w:lang w:val="hi_IN" w:bidi="hi_IN"/>
+        </w:rPr>
+        <w:t>וְ⁠עָל֤וּ מֽוֹשִׁעִים֙ בְּ⁠הַ֣ר צִיּ֔וֹן לִ⁠שְׁפֹּ֖ט אֶת־הַ֣ר עֵשָׂ֑ו</w:t>
+      </w:r>
+    </w:p>
+    <w:p>
+      <w:pPr/>
+      <w:r>
+        <w:rPr>
+          <w:lang w:val="hi_IN" w:bidi="hi_IN"/>
+        </w:rPr>
+      </w:r>
+      <w:r>
+        <w:rPr>
           <w:b/>
           <w:lang w:val="hi_IN" w:bidi="hi_IN"/>
         </w:rPr>
@@ -14513,6 +16543,20 @@
       </w:r>
       <w:r>
         <w:rPr>
+          <w:lang w:val="hi_IN" w:bidi="hi_IN"/>
+        </w:rPr>
+        <w:t>מֽוֹשִׁעִים֙</w:t>
+      </w:r>
+    </w:p>
+    <w:p>
+      <w:pPr/>
+      <w:r>
+        <w:rPr>
+          <w:lang w:val="hi_IN" w:bidi="hi_IN"/>
+        </w:rPr>
+      </w:r>
+      <w:r>
+        <w:rPr>
           <w:b/>
           <w:lang w:val="hi_IN" w:bidi="hi_IN"/>
         </w:rPr>
@@ -14589,6 +16633,20 @@
       </w:r>
       <w:r>
         <w:rPr>
+          <w:lang w:val="hi_IN" w:bidi="hi_IN"/>
+        </w:rPr>
+        <w:t>בְּ⁠הַ֣ר צִיּ֔וֹן</w:t>
+      </w:r>
+    </w:p>
+    <w:p>
+      <w:pPr/>
+      <w:r>
+        <w:rPr>
+          <w:lang w:val="hi_IN" w:bidi="hi_IN"/>
+        </w:rPr>
+      </w:r>
+      <w:r>
+        <w:rPr>
           <w:b/>
           <w:lang w:val="hi_IN" w:bidi="hi_IN"/>
         </w:rPr>
@@ -14685,6 +16743,20 @@
       </w:r>
       <w:r>
         <w:rPr>
+          <w:lang w:val="hi_IN" w:bidi="hi_IN"/>
+        </w:rPr>
+        <w:t>אֶת־הַ֣ר עֵשָׂ֑ו</w:t>
+      </w:r>
+    </w:p>
+    <w:p>
+      <w:pPr/>
+      <w:r>
+        <w:rPr>
+          <w:lang w:val="hi_IN" w:bidi="hi_IN"/>
+        </w:rPr>
+      </w:r>
+      <w:r>
+        <w:rPr>
           <w:b/>
           <w:lang w:val="hi_IN" w:bidi="hi_IN"/>
         </w:rPr>
@@ -14770,6 +16842,20 @@
         <w:rPr>
           <w:lang w:val="hi_IN" w:bidi="hi_IN"/>
         </w:rPr>
+      </w:r>
+    </w:p>
+    <w:p>
+      <w:pPr/>
+      <w:r>
+        <w:rPr>
+          <w:lang w:val="hi_IN" w:bidi="hi_IN"/>
+        </w:rPr>
+      </w:r>
+      <w:r>
+        <w:rPr>
+          <w:lang w:val="hi_IN" w:bidi="hi_IN"/>
+        </w:rPr>
+        <w:t>וְ⁠הָיְתָ֥ה לַֽ⁠יהוָ֖ה הַ⁠מְּלוּכָֽה</w:t>
       </w:r>
     </w:p>
     <w:p>

--- a/hin/docx/31.content.docx
+++ b/hin/docx/31.content.docx
@@ -739,7 +739,7 @@
         <w:rPr>
           <w:lang w:val="hi_IN" w:bidi="hi_IN"/>
         </w:rPr>
-        <w:t>כֹּֽה־אָמַר֩ אֲדֹנָ֨⁠י יְהוִ֜ה</w:t>
+        <w:t>כֹּֽה־אָמַר֩ אֲדֹנָ֨⁠י יְהוִ֜ה</w:t>
       </w:r>
     </w:p>
     <w:p>
@@ -1043,7 +1043,7 @@
         <w:rPr>
           <w:lang w:val="hi_IN" w:bidi="hi_IN"/>
         </w:rPr>
-        <w:t>שָׁמַ֜עְנוּ</w:t>
+        <w:t>שָׁמַ֜עְנוּ</w:t>
       </w:r>
     </w:p>
     <w:p>
@@ -1153,7 +1153,7 @@
         <w:rPr>
           <w:lang w:val="hi_IN" w:bidi="hi_IN"/>
         </w:rPr>
-        <w:t>שָׁמַ֜עְנוּ</w:t>
+        <w:t>שָׁמַ֜עְנוּ</w:t>
       </w:r>
     </w:p>
     <w:p>
@@ -1263,7 +1263,7 @@
         <w:rPr>
           <w:lang w:val="hi_IN" w:bidi="hi_IN"/>
         </w:rPr>
-        <w:t>וְ⁠צִיר֙ &amp; שֻׁלָּ֔ח</w:t>
+        <w:t>וְ⁠צִיר֙ &amp; שֻׁלָּ֔ח</w:t>
       </w:r>
     </w:p>
     <w:p>
@@ -1373,7 +1373,7 @@
         <w:rPr>
           <w:lang w:val="hi_IN" w:bidi="hi_IN"/>
         </w:rPr>
-        <w:t>וְ⁠צִיר֙ &amp; שֻׁלָּ֔ח</w:t>
+        <w:t>וְ⁠צִיר֙ &amp; שֻׁלָּ֔ח</w:t>
       </w:r>
     </w:p>
     <w:p>
@@ -1483,7 +1483,7 @@
         <w:rPr>
           <w:lang w:val="hi_IN" w:bidi="hi_IN"/>
         </w:rPr>
-        <w:t>ק֛וּמוּ וְ⁠נָק֥וּמָה עָלֶי⁠הָ לַ⁠מִּלְחָמָֽה</w:t>
+        <w:t>ק֛וּמוּ וְ⁠נָק֥וּמָה עָלֶי⁠הָ לַ⁠מִּלְחָמָֽה</w:t>
       </w:r>
     </w:p>
     <w:p>
@@ -1884,7 +1884,7 @@
         <w:rPr>
           <w:lang w:val="hi_IN" w:bidi="hi_IN"/>
         </w:rPr>
-        <w:t>לַ⁠מִּלְחָמָֽה</w:t>
+        <w:t>לַ⁠מִּלְחָמָֽה</w:t>
       </w:r>
     </w:p>
     <w:p>
@@ -1994,7 +1994,7 @@
         <w:rPr>
           <w:lang w:val="hi_IN" w:bidi="hi_IN"/>
         </w:rPr>
-        <w:t>הִנֵּ֥ה קָטֹ֛ן נְתַתִּ֖י⁠ךָ</w:t>
+        <w:t>הִנֵּ֥ה קָטֹ֛ן נְתַתִּ֖י⁠ךָ</w:t>
       </w:r>
     </w:p>
     <w:p>
@@ -2091,7 +2091,7 @@
         <w:rPr>
           <w:lang w:val="hi_IN" w:bidi="hi_IN"/>
         </w:rPr>
-        <w:t>הִנֵּ֥ה</w:t>
+        <w:t>הִנֵּ֥ה</w:t>
       </w:r>
     </w:p>
     <w:p>
@@ -2168,7 +2168,7 @@
         <w:rPr>
           <w:lang w:val="hi_IN" w:bidi="hi_IN"/>
         </w:rPr>
-        <w:t>קָטֹ֛ן נְתַתִּ֖י⁠ךָ בַּ⁠גּוֹיִ֑ם בָּז֥וּי אַתָּ֖ה מְאֹֽד</w:t>
+        <w:t>קָטֹ֛ן נְתַתִּ֖י⁠ךָ בַּ⁠גּוֹיִ֑ם בָּז֥וּי אַתָּ֖ה מְאֹֽד</w:t>
       </w:r>
     </w:p>
     <w:p>
@@ -2265,7 +2265,7 @@
         <w:rPr>
           <w:lang w:val="hi_IN" w:bidi="hi_IN"/>
         </w:rPr>
-        <w:t>קָטֹ֛ן נְתַתִּ֖י⁠ךָ בַּ⁠גּוֹיִ֑ם</w:t>
+        <w:t>קָטֹ֛ן נְתַתִּ֖י⁠ךָ בַּ⁠גּוֹיִ֑ם</w:t>
       </w:r>
     </w:p>
     <w:p>
@@ -2362,7 +2362,7 @@
         <w:rPr>
           <w:lang w:val="hi_IN" w:bidi="hi_IN"/>
         </w:rPr>
-        <w:t>בָּז֥וּי אַתָּ֖ה מְאֹֽד</w:t>
+        <w:t>בָּז֥וּי אַתָּ֖ה מְאֹֽד</w:t>
       </w:r>
     </w:p>
     <w:p>
@@ -2459,7 +2459,7 @@
         <w:rPr>
           <w:lang w:val="hi_IN" w:bidi="hi_IN"/>
         </w:rPr>
-        <w:t>זְד֤וֹן לִבְּ⁠ךָ֙ הִשִּׁיאֶ֔⁠ךָ</w:t>
+        <w:t>זְד֤וֹן לִבְּ⁠ךָ֙ הִשִּׁיאֶ֔⁠ךָ</w:t>
       </w:r>
     </w:p>
     <w:p>
@@ -2569,7 +2569,7 @@
         <w:rPr>
           <w:lang w:val="hi_IN" w:bidi="hi_IN"/>
         </w:rPr>
-        <w:t>זְד֤וֹן לִבְּ⁠ךָ֙ הִשִּׁיאֶ֔⁠ךָ</w:t>
+        <w:t>זְד֤וֹן לִבְּ⁠ךָ֙ הִשִּׁיאֶ֔⁠ךָ</w:t>
       </w:r>
     </w:p>
     <w:p>
@@ -2679,7 +2679,7 @@
         <w:rPr>
           <w:lang w:val="hi_IN" w:bidi="hi_IN"/>
         </w:rPr>
-        <w:t>זְד֤וֹן לִבְּ⁠ךָ֙</w:t>
+        <w:t>זְד֤וֹן לִבְּ⁠ךָ֙</w:t>
       </w:r>
     </w:p>
     <w:p>
@@ -2789,7 +2789,7 @@
         <w:rPr>
           <w:lang w:val="hi_IN" w:bidi="hi_IN"/>
         </w:rPr>
-        <w:t>זְד֤וֹן לִבְּ⁠ךָ֙</w:t>
+        <w:t>זְד֤וֹן לִבְּ⁠ךָ֙</w:t>
       </w:r>
     </w:p>
     <w:p>
@@ -2899,7 +2899,7 @@
         <w:rPr>
           <w:lang w:val="hi_IN" w:bidi="hi_IN"/>
         </w:rPr>
-        <w:t>שֹׁכְנִ֥י בְ⁠חַגְוֵי־סֶּ֖לַע</w:t>
+        <w:t>שֹׁכְנִ֥י בְ⁠חַגְוֵי־סֶּ֖לַע</w:t>
       </w:r>
     </w:p>
     <w:p>
@@ -3035,7 +3035,7 @@
         <w:rPr>
           <w:lang w:val="hi_IN" w:bidi="hi_IN"/>
         </w:rPr>
-        <w:t>בְ⁠חַגְוֵי־סֶּ֖לַע</w:t>
+        <w:t>בְ⁠חַגְוֵי־סֶּ֖לַע</w:t>
       </w:r>
     </w:p>
     <w:p>
@@ -3112,7 +3112,7 @@
         <w:rPr>
           <w:lang w:val="hi_IN" w:bidi="hi_IN"/>
         </w:rPr>
-        <w:t>אֹמֵ֣ר בְּ⁠לִבּ֔⁠וֹ</w:t>
+        <w:t>אֹמֵ֣ר בְּ⁠לִבּ֔⁠וֹ</w:t>
       </w:r>
     </w:p>
     <w:p>
@@ -3248,7 +3248,7 @@
         <w:rPr>
           <w:lang w:val="hi_IN" w:bidi="hi_IN"/>
         </w:rPr>
-        <w:t>אֹמֵ֣ר בְּ⁠לִבּ֔⁠וֹ</w:t>
+        <w:t>אֹמֵ֣ר בְּ⁠לִבּ֔⁠וֹ</w:t>
       </w:r>
     </w:p>
     <w:p>
@@ -3442,7 +3442,7 @@
         <w:rPr>
           <w:lang w:val="hi_IN" w:bidi="hi_IN"/>
         </w:rPr>
-        <w:t>אִם־תַּגְבִּ֣יהַּ כַּ⁠נֶּ֔שֶׁר וְ⁠אִם־בֵּ֥ין כּֽוֹכָבִ֖ים שִׂ֣ים קִנֶּ֑⁠ךָ</w:t>
+        <w:t>אִם־תַּגְבִּ֣יהַּ כַּ⁠נֶּ֔שֶׁר וְ⁠אִם־בֵּ֥ין כּֽוֹכָבִ֖ים שִׂ֣ים קִנֶּ֑⁠ךָ</w:t>
       </w:r>
     </w:p>
     <w:p>
@@ -3539,7 +3539,7 @@
         <w:rPr>
           <w:lang w:val="hi_IN" w:bidi="hi_IN"/>
         </w:rPr>
-        <w:t>אִם־תַּגְבִּ֣יהַּ כַּ⁠נֶּ֔שֶׁר וְ⁠אִם־בֵּ֥ין כּֽוֹכָבִ֖ים שִׂ֣ים קִנֶּ֑⁠ךָ</w:t>
+        <w:t>אִם־תַּגְבִּ֣יהַּ כַּ⁠נֶּ֔שֶׁר וְ⁠אִם־בֵּ֥ין כּֽוֹכָבִ֖ים שִׂ֣ים קִנֶּ֑⁠ךָ</w:t>
       </w:r>
     </w:p>
     <w:p>
@@ -3636,7 +3636,7 @@
         <w:rPr>
           <w:lang w:val="hi_IN" w:bidi="hi_IN"/>
         </w:rPr>
-        <w:t>שִׂ֣ים קִנֶּ֑⁠ךָ</w:t>
+        <w:t>שִׂ֣ים קִנֶּ֑⁠ךָ</w:t>
       </w:r>
     </w:p>
     <w:p>
@@ -3733,7 +3733,7 @@
         <w:rPr>
           <w:lang w:val="hi_IN" w:bidi="hi_IN"/>
         </w:rPr>
-        <w:t>מִ⁠שָּׁ֥ם אוֹרִֽידְ⁠ךָ֖</w:t>
+        <w:t>מִ⁠שָּׁ֥ם אוֹרִֽידְ⁠ךָ֖</w:t>
       </w:r>
     </w:p>
     <w:p>
@@ -4050,7 +4050,7 @@
         <w:rPr>
           <w:lang w:val="hi_IN" w:bidi="hi_IN"/>
         </w:rPr>
-        <w:t>אִם־גַּנָּבִ֤ים בָּאֽוּ־לְ⁠ךָ֙ אִם־שׁ֣וֹדְדֵי לַ֔יְלָה</w:t>
+        <w:t>אִם־גַּנָּבִ֤ים בָּאֽוּ־לְ⁠ךָ֙ אִם־שׁ֣וֹדְדֵי לַ֔יְלָה</w:t>
       </w:r>
     </w:p>
     <w:p>
@@ -4341,7 +4341,7 @@
         <w:rPr>
           <w:lang w:val="hi_IN" w:bidi="hi_IN"/>
         </w:rPr>
-        <w:t>הֲ⁠ל֥וֹא יִגְנְב֖וּ דַּיָּ֑⁠ם</w:t>
+        <w:t>הֲ⁠ל֥וֹא יִגְנְב֖וּ דַּיָּ֑⁠ם</w:t>
       </w:r>
     </w:p>
     <w:p>
@@ -4438,7 +4438,7 @@
         <w:rPr>
           <w:lang w:val="hi_IN" w:bidi="hi_IN"/>
         </w:rPr>
-        <w:t>אִם־בֹּֽצְרִים֙ בָּ֣אוּ לָ֔⁠ךְ הֲ⁠ל֖וֹא יַשְׁאִ֥ירוּ עֹלֵלֽוֹת</w:t>
+        <w:t>אִם־בֹּֽצְרִים֙ בָּ֣אוּ לָ֔⁠ךְ הֲ⁠ל֖וֹא יַשְׁאִ֥ירוּ עֹלֵלֽוֹת</w:t>
       </w:r>
     </w:p>
     <w:p>
@@ -4645,7 +4645,7 @@
         <w:rPr>
           <w:lang w:val="hi_IN" w:bidi="hi_IN"/>
         </w:rPr>
-        <w:t>אֵ֚יךְ נֶחְפְּשׂ֣וּ עֵשָׂ֔ו</w:t>
+        <w:t>אֵ֚יךְ נֶחְפְּשׂ֣וּ עֵשָׂ֔ו</w:t>
       </w:r>
     </w:p>
     <w:p>
@@ -4742,7 +4742,7 @@
         <w:rPr>
           <w:lang w:val="hi_IN" w:bidi="hi_IN"/>
         </w:rPr>
-        <w:t>עֵשָׂ֔ו</w:t>
+        <w:t>עֵשָׂ֔ו</w:t>
       </w:r>
     </w:p>
     <w:p>
@@ -4852,7 +4852,7 @@
         <w:rPr>
           <w:lang w:val="hi_IN" w:bidi="hi_IN"/>
         </w:rPr>
-        <w:t>נֶחְפְּשׂ֣וּ</w:t>
+        <w:t>נֶחְפְּשׂ֣וּ</w:t>
       </w:r>
     </w:p>
     <w:p>
@@ -4942,7 +4942,7 @@
         <w:rPr>
           <w:lang w:val="hi_IN" w:bidi="hi_IN"/>
         </w:rPr>
-        <w:t>נִבְע֖וּ מַצְפֻּנָֽי⁠ו</w:t>
+        <w:t>נִבְע֖וּ מַצְפֻּנָֽי⁠ו</w:t>
       </w:r>
     </w:p>
     <w:p>
@@ -5039,7 +5039,7 @@
         <w:rPr>
           <w:lang w:val="hi_IN" w:bidi="hi_IN"/>
         </w:rPr>
-        <w:t>עַֽד־הַ⁠גְּב֣וּל שִׁלְּח֗וּ⁠ךָ כֹּ֚ל אַנְשֵׁ֣י בְרִיתֶ֔⁠ךָ</w:t>
+        <w:t>עַֽד־הַ⁠גְּב֣וּל שִׁלְּח֗וּ⁠ךָ כֹּ֚ל אַנְשֵׁ֣י בְרִיתֶ֔⁠ךָ</w:t>
       </w:r>
     </w:p>
     <w:p>
@@ -5259,7 +5259,7 @@
         <w:rPr>
           <w:lang w:val="hi_IN" w:bidi="hi_IN"/>
         </w:rPr>
-        <w:t>עַֽד־הַ⁠גְּב֣וּל שִׁלְּח֗וּ⁠ךָ</w:t>
+        <w:t>עַֽד־הַ⁠גְּב֣וּל שִׁלְּח֗וּ⁠ךָ</w:t>
       </w:r>
     </w:p>
     <w:p>
@@ -5349,7 +5349,7 @@
         <w:rPr>
           <w:lang w:val="hi_IN" w:bidi="hi_IN"/>
         </w:rPr>
-        <w:t>כֹּ֚ל אַנְשֵׁ֣י בְרִיתֶ֔⁠ךָ &amp; אַנְשֵׁ֣י שְׁלֹמֶ֑⁠ךָ לַחְמְ⁠ךָ֗</w:t>
+        <w:t>כֹּ֚ל אַנְשֵׁ֣י בְרִיתֶ֔⁠ךָ &amp; אַנְשֵׁ֣י שְׁלֹמֶ֑⁠ךָ לַחְמְ⁠ךָ֗</w:t>
       </w:r>
     </w:p>
     <w:p>
@@ -5472,7 +5472,7 @@
         <w:rPr>
           <w:lang w:val="hi_IN" w:bidi="hi_IN"/>
         </w:rPr>
-        <w:t>לַחְמְ⁠ךָ֗ יָשִׂ֤ימוּ מָזוֹר֙ תַּחְתֶּ֔י⁠ךָ</w:t>
+        <w:t>לַחְמְ⁠ךָ֗ יָשִׂ֤ימוּ מָזוֹר֙ תַּחְתֶּ֔י⁠ךָ</w:t>
       </w:r>
     </w:p>
     <w:p>
@@ -5595,7 +5595,7 @@
         <w:rPr>
           <w:lang w:val="hi_IN" w:bidi="hi_IN"/>
         </w:rPr>
-        <w:t>אֵ֥ין תְּבוּנָ֖ה בּֽ⁠וֹ</w:t>
+        <w:t>אֵ֥ין תְּבוּנָ֖ה בּֽ⁠וֹ</w:t>
       </w:r>
     </w:p>
     <w:p>
@@ -5692,7 +5692,7 @@
         <w:rPr>
           <w:lang w:val="hi_IN" w:bidi="hi_IN"/>
         </w:rPr>
-        <w:t>אֵ֥ין תְּבוּנָ֖ה בּֽ⁠וֹ</w:t>
+        <w:t>אֵ֥ין תְּבוּנָ֖ה בּֽ⁠וֹ</w:t>
       </w:r>
     </w:p>
     <w:p>
@@ -5899,7 +5899,7 @@
         <w:rPr>
           <w:lang w:val="hi_IN" w:bidi="hi_IN"/>
         </w:rPr>
-        <w:t>הֲ⁠ל֛וֹא בַּ⁠יּ֥וֹם הַ⁠ה֖וּא &amp; וְ⁠הַאֲבַדְתִּ֤י חֲכָמִים֙ מֵֽ⁠אֱד֔וֹם</w:t>
+        <w:t>הֲ⁠ל֛וֹא בַּ⁠יּ֥וֹם הַ⁠ה֖וּא &amp; וְ⁠הַאֲבַדְתִּ֤י חֲכָמִים֙ מֵֽ⁠אֱד֔וֹם</w:t>
       </w:r>
     </w:p>
     <w:p>
@@ -6009,7 +6009,7 @@
         <w:rPr>
           <w:lang w:val="hi_IN" w:bidi="hi_IN"/>
         </w:rPr>
-        <w:t>וְ⁠הַאֲבַדְתִּ֤י חֲכָמִים֙ מֵֽ⁠אֱד֔וֹם</w:t>
+        <w:t>וְ⁠הַאֲבַדְתִּ֤י חֲכָמִים֙ מֵֽ⁠אֱד֔וֹם</w:t>
       </w:r>
     </w:p>
     <w:p>
@@ -6132,7 +6132,7 @@
         <w:rPr>
           <w:lang w:val="hi_IN" w:bidi="hi_IN"/>
         </w:rPr>
-        <w:t>וּ⁠תְבוּנָ֖ה מֵ⁠הַ֥ר עֵשָֽׂו</w:t>
+        <w:t>וּ⁠תְבוּנָ֖ה מֵ⁠הַ֥ר עֵשָֽׂו</w:t>
       </w:r>
     </w:p>
     <w:p>
@@ -6229,7 +6229,7 @@
         <w:rPr>
           <w:lang w:val="hi_IN" w:bidi="hi_IN"/>
         </w:rPr>
-        <w:t>וּ⁠תְבוּנָ֖ה מֵ⁠הַ֥ר עֵשָֽׂו</w:t>
+        <w:t>וּ⁠תְבוּנָ֖ה מֵ⁠הַ֥ר עֵשָֽׂו</w:t>
       </w:r>
     </w:p>
     <w:p>
@@ -6339,7 +6339,7 @@
         <w:rPr>
           <w:lang w:val="hi_IN" w:bidi="hi_IN"/>
         </w:rPr>
-        <w:t>חֲכָמִים֙ מֵֽ⁠אֱד֔וֹם וּ⁠תְבוּנָ֖ה מֵ⁠הַ֥ר עֵשָֽׂו</w:t>
+        <w:t>חֲכָמִים֙ מֵֽ⁠אֱד֔וֹם וּ⁠תְבוּנָ֖ה מֵ⁠הַ֥ר עֵשָֽׂו</w:t>
       </w:r>
     </w:p>
     <w:p>
@@ -6572,7 +6572,7 @@
         <w:rPr>
           <w:lang w:val="hi_IN" w:bidi="hi_IN"/>
         </w:rPr>
-        <w:t>מֵ⁠הַ֥ר עֵשָֽׂו</w:t>
+        <w:t>מֵ⁠הַ֥ר עֵשָֽׂו</w:t>
       </w:r>
     </w:p>
     <w:p>
@@ -6682,7 +6682,7 @@
         <w:rPr>
           <w:lang w:val="hi_IN" w:bidi="hi_IN"/>
         </w:rPr>
-        <w:t>עֵשָֽׂו</w:t>
+        <w:t>עֵשָֽׂו</w:t>
       </w:r>
     </w:p>
     <w:p>
@@ -6797,7 +6797,7 @@
         <w:rPr>
           <w:lang w:val="hi_IN" w:bidi="hi_IN"/>
         </w:rPr>
-        <w:t>וְ⁠חַתּ֥וּ גִבּוֹרֶ֖י⁠ךָ תֵּימָ֑ן</w:t>
+        <w:t>וְ⁠חַתּ֥וּ גִבּוֹרֶ֖י⁠ךָ תֵּימָ֑ן</w:t>
       </w:r>
     </w:p>
     <w:p>
@@ -6907,7 +6907,7 @@
         <w:rPr>
           <w:lang w:val="hi_IN" w:bidi="hi_IN"/>
         </w:rPr>
-        <w:t>תֵּימָ֑ן</w:t>
+        <w:t>תֵּימָ֑ן</w:t>
       </w:r>
     </w:p>
     <w:p>
@@ -7101,7 +7101,7 @@
         <w:rPr>
           <w:lang w:val="hi_IN" w:bidi="hi_IN"/>
         </w:rPr>
-        <w:t>יִכָּֽרֶת־אִ֛ישׁ</w:t>
+        <w:t>יִכָּֽרֶת־אִ֛ישׁ</w:t>
       </w:r>
     </w:p>
     <w:p>
@@ -7224,7 +7224,7 @@
         <w:rPr>
           <w:lang w:val="hi_IN" w:bidi="hi_IN"/>
         </w:rPr>
-        <w:t>יִכָּֽרֶת־אִ֛ישׁ</w:t>
+        <w:t>יִכָּֽרֶת־אִ֛ישׁ</w:t>
       </w:r>
     </w:p>
     <w:p>
@@ -7444,7 +7444,7 @@
         <w:rPr>
           <w:lang w:val="hi_IN" w:bidi="hi_IN"/>
         </w:rPr>
-        <w:t>מֵ⁠הַ֥ר עֵשָׂ֖ו</w:t>
+        <w:t>מֵ⁠הַ֥ר עֵשָׂ֖ו</w:t>
       </w:r>
     </w:p>
     <w:p>
@@ -7541,7 +7541,7 @@
         <w:rPr>
           <w:lang w:val="hi_IN" w:bidi="hi_IN"/>
         </w:rPr>
-        <w:t>מִ⁠קָּֽטֶל</w:t>
+        <w:t>מִ⁠קָּֽטֶל</w:t>
       </w:r>
     </w:p>
     <w:p>
@@ -7967,7 +7967,7 @@
         <w:rPr>
           <w:lang w:val="hi_IN" w:bidi="hi_IN"/>
         </w:rPr>
-        <w:t>תְּכַסְּ⁠ךָ֣ בוּשָׁ֑ה</w:t>
+        <w:t>תְּכַסְּ⁠ךָ֣ בוּשָׁ֑ה</w:t>
       </w:r>
     </w:p>
     <w:p>
@@ -8077,7 +8077,7 @@
         <w:rPr>
           <w:lang w:val="hi_IN" w:bidi="hi_IN"/>
         </w:rPr>
-        <w:t>תְּכַסְּ⁠ךָ֣ בוּשָׁ֑ה</w:t>
+        <w:t>תְּכַסְּ⁠ךָ֣ בוּשָׁ֑ה</w:t>
       </w:r>
     </w:p>
     <w:p>
@@ -8187,7 +8187,7 @@
         <w:rPr>
           <w:lang w:val="hi_IN" w:bidi="hi_IN"/>
         </w:rPr>
-        <w:t>וְ⁠נִכְרַ֖תָּ</w:t>
+        <w:t>וְ⁠נִכְרַ֖תָּ</w:t>
       </w:r>
     </w:p>
     <w:p>
@@ -8284,7 +8284,7 @@
         <w:rPr>
           <w:lang w:val="hi_IN" w:bidi="hi_IN"/>
         </w:rPr>
-        <w:t>וְ⁠נִכְרַ֖תָּ</w:t>
+        <w:t>וְ⁠נִכְרַ֖תָּ</w:t>
       </w:r>
     </w:p>
     <w:p>
@@ -8381,7 +8381,7 @@
         <w:rPr>
           <w:lang w:val="hi_IN" w:bidi="hi_IN"/>
         </w:rPr>
-        <w:t>וְ⁠נִכְרַ֖תָּ</w:t>
+        <w:t>וְ⁠נִכְרַ֖תָּ</w:t>
       </w:r>
     </w:p>
     <w:p>
@@ -8509,7 +8509,7 @@
         <w:rPr>
           <w:lang w:val="hi_IN" w:bidi="hi_IN"/>
         </w:rPr>
-        <w:t>עֲמָֽדְ⁠ךָ֣ מִ⁠נֶּ֔גֶד</w:t>
+        <w:t>עֲמָֽדְ⁠ךָ֣ מִ⁠נֶּ֔גֶד</w:t>
       </w:r>
     </w:p>
     <w:p>
@@ -8606,7 +8606,7 @@
         <w:rPr>
           <w:lang w:val="hi_IN" w:bidi="hi_IN"/>
         </w:rPr>
-        <w:t>שְׁב֥וֹת זָרִ֖ים חֵיל֑⁠וֹ וְ⁠נָכְרִ֞ים בָּ֣אוּ שְׁעָרָ֗יו</w:t>
+        <w:t>שְׁב֥וֹת זָרִ֖ים חֵיל֑⁠וֹ וְ⁠נָכְרִ֞ים בָּ֣אוּ שְׁעָרָ֗יו</w:t>
       </w:r>
     </w:p>
     <w:p>
@@ -8951,7 +8951,7 @@
         <w:rPr>
           <w:lang w:val="hi_IN" w:bidi="hi_IN"/>
         </w:rPr>
-        <w:t>שְׁעָרָ֗יו</w:t>
+        <w:t>שְׁעָרָ֗יו</w:t>
       </w:r>
     </w:p>
     <w:p>
@@ -9061,7 +9061,7 @@
         <w:rPr>
           <w:lang w:val="hi_IN" w:bidi="hi_IN"/>
         </w:rPr>
-        <w:t>וְ⁠עַל־יְרוּשָׁלִַ֨ם֙ יַדּ֣וּ גוֹרָ֔ל</w:t>
+        <w:t>וְ⁠עַל־יְרוּשָׁלִַ֨ם֙ יַדּ֣וּ גוֹרָ֔ל</w:t>
       </w:r>
     </w:p>
     <w:p>
@@ -9171,7 +9171,7 @@
         <w:rPr>
           <w:lang w:val="hi_IN" w:bidi="hi_IN"/>
         </w:rPr>
-        <w:t>גַּם־אַתָּ֖ה כְּ⁠אַחַ֥ד מֵ⁠הֶֽם</w:t>
+        <w:t>גַּם־אַתָּ֖ה כְּ⁠אַחַ֥ד מֵ⁠הֶֽם</w:t>
       </w:r>
     </w:p>
     <w:p>
@@ -9391,7 +9391,7 @@
         <w:rPr>
           <w:lang w:val="hi_IN" w:bidi="hi_IN"/>
         </w:rPr>
-        <w:t>וְ⁠אַל־תֵּ֤רֶא</w:t>
+        <w:t>וְ⁠אַל־תֵּ֤רֶא</w:t>
       </w:r>
     </w:p>
     <w:p>
@@ -9514,7 +9514,7 @@
         <w:rPr>
           <w:lang w:val="hi_IN" w:bidi="hi_IN"/>
         </w:rPr>
-        <w:t>בְ⁠יוֹם־אָחִ֨י⁠ךָ֙ בְּ⁠י֣וֹם נָכְר֔⁠וֹ</w:t>
+        <w:t>בְ⁠יוֹם־אָחִ֨י⁠ךָ֙ בְּ⁠י֣וֹם נָכְר֔⁠וֹ</w:t>
       </w:r>
     </w:p>
     <w:p>
@@ -9985,7 +9985,7 @@
         <w:rPr>
           <w:lang w:val="hi_IN" w:bidi="hi_IN"/>
         </w:rPr>
-        <w:t>וְ⁠אַל־תַּגְדֵּ֥ל פִּ֖י⁠ךָ</w:t>
+        <w:t>וְ⁠אַל־תַּגְדֵּ֥ל פִּ֖י⁠ךָ</w:t>
       </w:r>
     </w:p>
     <w:p>
@@ -10082,7 +10082,7 @@
         <w:rPr>
           <w:lang w:val="hi_IN" w:bidi="hi_IN"/>
         </w:rPr>
-        <w:t>בְּ⁠י֣וֹם אֵידָ֔⁠ם &amp; בְּ⁠י֣וֹם אֵיד֑⁠וֹ &amp; בְּ⁠י֥וֹם אֵידֽ⁠וֹ</w:t>
+        <w:t>בְּ⁠י֣וֹם אֵידָ֔⁠ם &amp; בְּ⁠י֣וֹם אֵיד֑⁠וֹ &amp; בְּ⁠י֥וֹם אֵידֽ⁠וֹ</w:t>
       </w:r>
     </w:p>
     <w:p>
@@ -10385,7 +10385,7 @@
         <w:rPr>
           <w:lang w:val="hi_IN" w:bidi="hi_IN"/>
         </w:rPr>
-        <w:t>גַם־אַתָּ֛ה</w:t>
+        <w:t>גַם־אַתָּ֛ה</w:t>
       </w:r>
     </w:p>
     <w:p>
@@ -10482,7 +10482,7 @@
         <w:rPr>
           <w:lang w:val="hi_IN" w:bidi="hi_IN"/>
         </w:rPr>
-        <w:t>אַל־תֵּ֧רֶא</w:t>
+        <w:t>אַל־תֵּ֧רֶא</w:t>
       </w:r>
     </w:p>
     <w:p>
@@ -10610,7 +10610,7 @@
         <w:rPr>
           <w:lang w:val="hi_IN" w:bidi="hi_IN"/>
         </w:rPr>
-        <w:t>וְ⁠אַל־תִּשְׁלַ֥חְנָה בְ⁠חֵיל֖⁠וֹ</w:t>
+        <w:t>וְ⁠אַל־תִּשְׁלַ֥חְנָה בְ⁠חֵיל֖⁠וֹ</w:t>
       </w:r>
     </w:p>
     <w:p>
@@ -10720,7 +10720,7 @@
         <w:rPr>
           <w:lang w:val="hi_IN" w:bidi="hi_IN"/>
         </w:rPr>
-        <w:t>הַ⁠פֶּ֔רֶק</w:t>
+        <w:t>הַ⁠פֶּ֔רֶק</w:t>
       </w:r>
     </w:p>
     <w:p>
@@ -10958,7 +10958,7 @@
         <w:rPr>
           <w:lang w:val="hi_IN" w:bidi="hi_IN"/>
         </w:rPr>
-        <w:t>וְ⁠אַל־תַּסְגֵּ֥ר שְׂרִידָ֖י⁠ו</w:t>
+        <w:t>וְ⁠אַל־תַּסְגֵּ֥ר שְׂרִידָ֖י⁠ו</w:t>
       </w:r>
     </w:p>
     <w:p>
@@ -11118,7 +11118,7 @@
         <w:rPr>
           <w:lang w:val="hi_IN" w:bidi="hi_IN"/>
         </w:rPr>
-        <w:t>כִּֽי־קָר֥וֹב יוֹם־יְהוָ֖ה עַל־כָּל־הַ⁠גּוֹיִ֑ם</w:t>
+        <w:t>כִּֽי־קָר֥וֹב יוֹם־יְהוָ֖ה עַל־כָּל־הַ⁠גּוֹיִ֑ם</w:t>
       </w:r>
     </w:p>
     <w:p>
@@ -11415,7 +11415,7 @@
         <w:rPr>
           <w:lang w:val="hi_IN" w:bidi="hi_IN"/>
         </w:rPr>
-        <w:t>יֵעָ֣שֶׂה לָּ֔⁠ךְ</w:t>
+        <w:t>יֵעָ֣שֶׂה לָּ֔⁠ךְ</w:t>
       </w:r>
     </w:p>
     <w:p>
@@ -11512,7 +11512,7 @@
         <w:rPr>
           <w:lang w:val="hi_IN" w:bidi="hi_IN"/>
         </w:rPr>
-        <w:t>גְּמֻלְ⁠ךָ֖ יָשׁ֥וּב בְּ⁠רֹאשֶֽׁ⁠ךָ</w:t>
+        <w:t>גְּמֻלְ⁠ךָ֖ יָשׁ֥וּב בְּ⁠רֹאשֶֽׁ⁠ךָ</w:t>
       </w:r>
     </w:p>
     <w:p>
@@ -11609,7 +11609,7 @@
         <w:rPr>
           <w:lang w:val="hi_IN" w:bidi="hi_IN"/>
         </w:rPr>
-        <w:t>בְּ⁠רֹאשֶֽׁ⁠ךָ</w:t>
+        <w:t>בְּ⁠רֹאשֶֽׁ⁠ךָ</w:t>
       </w:r>
     </w:p>
     <w:p>
@@ -11719,7 +11719,7 @@
         <w:rPr>
           <w:lang w:val="hi_IN" w:bidi="hi_IN"/>
         </w:rPr>
-        <w:t>כִּ֗י כַּֽ⁠אֲשֶׁ֤ר שְׁתִיתֶם֙</w:t>
+        <w:t>כִּ֗י כַּֽ⁠אֲשֶׁ֤ר שְׁתִיתֶם֙</w:t>
       </w:r>
     </w:p>
     <w:p>
@@ -11881,7 +11881,7 @@
         <w:rPr>
           <w:lang w:val="hi_IN" w:bidi="hi_IN"/>
         </w:rPr>
-        <w:t>כַּֽ⁠אֲשֶׁ֤ר שְׁתִיתֶם֙</w:t>
+        <w:t>כַּֽ⁠אֲשֶׁ֤ר שְׁתִיתֶם֙</w:t>
       </w:r>
     </w:p>
     <w:p>
@@ -12053,7 +12053,7 @@
         <w:rPr>
           <w:lang w:val="hi_IN" w:bidi="hi_IN"/>
         </w:rPr>
-        <w:t>שְׁתִיתֶם֙</w:t>
+        <w:t>שְׁתִיתֶם֙</w:t>
       </w:r>
     </w:p>
     <w:p>
@@ -12163,7 +12163,7 @@
         <w:rPr>
           <w:lang w:val="hi_IN" w:bidi="hi_IN"/>
         </w:rPr>
-        <w:t>עַל־הַ֣ר קָדְשִׁ֔⁠י</w:t>
+        <w:t>עַל־הַ֣ר קָדְשִׁ֔⁠י</w:t>
       </w:r>
     </w:p>
     <w:p>
@@ -12273,7 +12273,7 @@
         <w:rPr>
           <w:lang w:val="hi_IN" w:bidi="hi_IN"/>
         </w:rPr>
-        <w:t>יִשְׁתּ֥וּ כָֽל־הַ⁠גּוֹיִ֖ם תָּמִ֑יד</w:t>
+        <w:t>יִשְׁתּ֥וּ כָֽל־הַ⁠גּוֹיִ֖ם תָּמִ֑יד</w:t>
       </w:r>
     </w:p>
     <w:p>
@@ -12383,7 +12383,7 @@
         <w:rPr>
           <w:lang w:val="hi_IN" w:bidi="hi_IN"/>
         </w:rPr>
-        <w:t>וְ⁠שָׁת֣וּ וְ⁠לָע֔וּ</w:t>
+        <w:t>וְ⁠שָׁת֣וּ וְ⁠לָע֔וּ</w:t>
       </w:r>
     </w:p>
     <w:p>
@@ -12506,7 +12506,7 @@
         <w:rPr>
           <w:lang w:val="hi_IN" w:bidi="hi_IN"/>
         </w:rPr>
-        <w:t>וְ⁠שָׁת֣וּ וְ⁠לָע֔וּ</w:t>
+        <w:t>וְ⁠שָׁת֣וּ וְ⁠לָע֔וּ</w:t>
       </w:r>
     </w:p>
     <w:p>
@@ -12616,7 +12616,7 @@
         <w:rPr>
           <w:lang w:val="hi_IN" w:bidi="hi_IN"/>
         </w:rPr>
-        <w:t>וּ⁠בְ⁠הַ֥ר צִיּ֛וֹן תִּהְיֶ֥ה פְלֵיטָ֖ה</w:t>
+        <w:t>וּ⁠בְ⁠הַ֥ר צִיּ֛וֹן תִּהְיֶ֥ה פְלֵיטָ֖ה</w:t>
       </w:r>
     </w:p>
     <w:p>
@@ -12951,7 +12951,7 @@
         <w:rPr>
           <w:lang w:val="hi_IN" w:bidi="hi_IN"/>
         </w:rPr>
-        <w:t>בֵּ֣ית יַֽעֲקֹ֔ב</w:t>
+        <w:t>בֵּ֣ית יַֽעֲקֹ֔ב</w:t>
       </w:r>
     </w:p>
     <w:p>
@@ -13061,7 +13061,7 @@
         <w:rPr>
           <w:lang w:val="hi_IN" w:bidi="hi_IN"/>
         </w:rPr>
-        <w:t>אֵ֖ת מוֹרָֽשֵׁי⁠הֶם</w:t>
+        <w:t>אֵ֖ת מוֹרָֽשֵׁי⁠הֶם</w:t>
       </w:r>
     </w:p>
     <w:p>
@@ -13481,7 +13481,7 @@
         <w:rPr>
           <w:lang w:val="hi_IN" w:bidi="hi_IN"/>
         </w:rPr>
-        <w:t>וּ⁠בֵ֤ית עֵשָׂו֙ &amp; לְ⁠בֵ֣ית עֵשָׂ֔ו</w:t>
+        <w:t>וּ⁠בֵ֤ית עֵשָׂו֙ &amp; לְ⁠בֵ֣ית עֵשָׂ֔ו</w:t>
       </w:r>
     </w:p>
     <w:p>
@@ -13947,7 +13947,7 @@
         <w:rPr>
           <w:lang w:val="hi_IN" w:bidi="hi_IN"/>
         </w:rPr>
-        <w:t>כִּ֥י</w:t>
+        <w:t>כִּ֥י</w:t>
       </w:r>
     </w:p>
     <w:p>
@@ -14057,7 +14057,7 @@
         <w:rPr>
           <w:lang w:val="hi_IN" w:bidi="hi_IN"/>
         </w:rPr>
-        <w:t>כִּ֥י יְהוָ֖ה דִּבֵּֽר</w:t>
+        <w:t>כִּ֥י יְהוָ֖ה דִּבֵּֽר</w:t>
       </w:r>
     </w:p>
     <w:p>
@@ -14231,7 +14231,7 @@
         <w:rPr>
           <w:lang w:val="hi_IN" w:bidi="hi_IN"/>
         </w:rPr>
-        <w:t>הַ⁠נֶּ֜גֶב</w:t>
+        <w:t>הַ⁠נֶּ֜גֶב</w:t>
       </w:r>
     </w:p>
     <w:p>
@@ -14341,7 +14341,7 @@
         <w:rPr>
           <w:lang w:val="hi_IN" w:bidi="hi_IN"/>
         </w:rPr>
-        <w:t>אֶת־הַ֣ר עֵשָׂ֗ו</w:t>
+        <w:t>אֶת־הַ֣ר עֵשָׂ֗ו</w:t>
       </w:r>
     </w:p>
     <w:p>
@@ -14438,7 +14438,7 @@
         <w:rPr>
           <w:lang w:val="hi_IN" w:bidi="hi_IN"/>
         </w:rPr>
-        <w:t>וְ⁠הַ⁠שְּׁפֵלָה֙</w:t>
+        <w:t>וְ⁠הַ⁠שְּׁפֵלָה֙</w:t>
       </w:r>
     </w:p>
     <w:p>
@@ -14548,7 +14548,7 @@
         <w:rPr>
           <w:lang w:val="hi_IN" w:bidi="hi_IN"/>
         </w:rPr>
-        <w:t>וְ⁠הַ⁠שְּׁפֵלָה֙ אֶת־פְּלִשְׁתִּ֔ים</w:t>
+        <w:t>וְ⁠הַ⁠שְּׁפֵלָה֙ אֶת־פְּלִשְׁתִּ֔ים</w:t>
       </w:r>
     </w:p>
     <w:p>
@@ -14658,7 +14658,7 @@
         <w:rPr>
           <w:lang w:val="hi_IN" w:bidi="hi_IN"/>
         </w:rPr>
-        <w:t>אֶת־פְּלִשְׁתִּ֔ים</w:t>
+        <w:t>אֶת־פְּלִשְׁתִּ֔ים</w:t>
       </w:r>
     </w:p>
     <w:p>
@@ -14845,7 +14845,7 @@
         <w:rPr>
           <w:lang w:val="hi_IN" w:bidi="hi_IN"/>
         </w:rPr>
-        <w:t>אֶת־שְׂדֵ֣ה אֶפְרַ֔יִם וְ⁠אֵ֖ת שְׂדֵ֣ה שֹׁמְר֑וֹן</w:t>
+        <w:t>אֶת־שְׂדֵ֣ה אֶפְרַ֔יִם וְ⁠אֵ֖ת שְׂדֵ֣ה שֹׁמְר֑וֹן</w:t>
       </w:r>
     </w:p>
     <w:p>
@@ -15091,7 +15091,7 @@
         <w:rPr>
           <w:lang w:val="hi_IN" w:bidi="hi_IN"/>
         </w:rPr>
-        <w:t>וּ⁠בִנְיָמִ֖ן אֶת־הַ⁠גִּלְעָֽד</w:t>
+        <w:t>וּ⁠בִנְיָמִ֖ן אֶת־הַ⁠גִּלְעָֽד</w:t>
       </w:r>
     </w:p>
     <w:p>
@@ -15201,7 +15201,7 @@
         <w:rPr>
           <w:lang w:val="hi_IN" w:bidi="hi_IN"/>
         </w:rPr>
-        <w:t>אֶת־הַ⁠גִּלְעָֽד</w:t>
+        <w:t>אֶת־הַ⁠גִּלְעָֽד</w:t>
       </w:r>
     </w:p>
     <w:p>
@@ -15311,7 +15311,7 @@
         <w:rPr>
           <w:lang w:val="hi_IN" w:bidi="hi_IN"/>
         </w:rPr>
-        <w:t>וְ⁠גָלֻ֣ת הַֽ⁠חֵל־הַ֠⁠זֶּה</w:t>
+        <w:t>וְ⁠גָלֻ֣ת הַֽ⁠חֵל־הַ֠⁠זֶּה</w:t>
       </w:r>
     </w:p>
     <w:p>
@@ -15511,7 +15511,7 @@
         <w:rPr>
           <w:lang w:val="hi_IN" w:bidi="hi_IN"/>
         </w:rPr>
-        <w:t>לִ⁠בְנֵ֨י יִשְׂרָאֵ֤ל</w:t>
+        <w:t>לִ⁠בְנֵ֨י יִשְׂרָאֵ֤ל</w:t>
       </w:r>
     </w:p>
     <w:p>
@@ -15660,7 +15660,7 @@
         <w:rPr>
           <w:lang w:val="hi_IN" w:bidi="hi_IN"/>
         </w:rPr>
-        <w:t>אֲשֶֽׁר־כְּנַעֲנִים֙</w:t>
+        <w:t>אֲשֶֽׁר־כְּנַעֲנִים֙</w:t>
       </w:r>
     </w:p>
     <w:p>
@@ -15964,7 +15964,7 @@
         <w:rPr>
           <w:lang w:val="hi_IN" w:bidi="hi_IN"/>
         </w:rPr>
-        <w:t>וְ⁠גָלֻ֥ת יְרוּשָׁלִַ֖ם</w:t>
+        <w:t>וְ⁠גָלֻ֥ת יְרוּשָׁלִַ֖ם</w:t>
       </w:r>
     </w:p>
     <w:p>
@@ -16074,7 +16074,7 @@
         <w:rPr>
           <w:lang w:val="hi_IN" w:bidi="hi_IN"/>
         </w:rPr>
-        <w:t>בִּ⁠סְפָרַ֑ד</w:t>
+        <w:t>בִּ⁠סְפָרַ֑ד</w:t>
       </w:r>
     </w:p>
     <w:p>
@@ -16294,7 +16294,7 @@
         <w:rPr>
           <w:lang w:val="hi_IN" w:bidi="hi_IN"/>
         </w:rPr>
-        <w:t>הַ⁠נֶּֽגֶב</w:t>
+        <w:t>הַ⁠נֶּֽגֶב</w:t>
       </w:r>
     </w:p>
     <w:p>
@@ -16422,7 +16422,7 @@
         <w:rPr>
           <w:lang w:val="hi_IN" w:bidi="hi_IN"/>
         </w:rPr>
-        <w:t>וְ⁠עָל֤וּ מֽוֹשִׁעִים֙ בְּ⁠הַ֣ר צִיּ֔וֹן לִ⁠שְׁפֹּ֖ט אֶת־הַ֣ר עֵשָׂ֑ו</w:t>
+        <w:t>וְ⁠עָל֤וּ מֽוֹשִׁעִים֙ בְּ⁠הַ֣ר צִיּ֔וֹן לִ⁠שְׁפֹּ֖ט אֶת־הַ֣ר עֵשָׂ֑ו</w:t>
       </w:r>
     </w:p>
     <w:p>
@@ -16545,7 +16545,7 @@
         <w:rPr>
           <w:lang w:val="hi_IN" w:bidi="hi_IN"/>
         </w:rPr>
-        <w:t>מֽוֹשִׁעִים֙</w:t>
+        <w:t>מֽוֹשִׁעִים֙</w:t>
       </w:r>
     </w:p>
     <w:p>
@@ -16635,7 +16635,7 @@
         <w:rPr>
           <w:lang w:val="hi_IN" w:bidi="hi_IN"/>
         </w:rPr>
-        <w:t>בְּ⁠הַ֣ר צִיּ֔וֹן</w:t>
+        <w:t>בְּ⁠הַ֣ר צִיּ֔וֹן</w:t>
       </w:r>
     </w:p>
     <w:p>
@@ -16745,7 +16745,7 @@
         <w:rPr>
           <w:lang w:val="hi_IN" w:bidi="hi_IN"/>
         </w:rPr>
-        <w:t>אֶת־הַ֣ר עֵשָׂ֑ו</w:t>
+        <w:t>אֶת־הַ֣ר עֵשָׂ֑ו</w:t>
       </w:r>
     </w:p>
     <w:p>
@@ -16855,7 +16855,7 @@
         <w:rPr>
           <w:lang w:val="hi_IN" w:bidi="hi_IN"/>
         </w:rPr>
-        <w:t>וְ⁠הָיְתָ֥ה לַֽ⁠יהוָ֖ה הַ⁠מְּלוּכָֽה</w:t>
+        <w:t>וְ⁠הָיְתָ֥ה לַֽ⁠יהוָ֖ה הַ⁠מְּלוּכָֽה</w:t>
       </w:r>
     </w:p>
     <w:p>

--- a/hin/docx/31.content.docx
+++ b/hin/docx/31.content.docx
@@ -737,20 +737,6 @@
       </w:r>
       <w:r>
         <w:rPr>
-          <w:lang w:val="hi_IN" w:bidi="hi_IN"/>
-        </w:rPr>
-        <w:t>כֹּֽה־אָמַר֩ אֲדֹנָ֨⁠י יְהוִ֜ה</w:t>
-      </w:r>
-    </w:p>
-    <w:p>
-      <w:pPr/>
-      <w:r>
-        <w:rPr>
-          <w:lang w:val="hi_IN" w:bidi="hi_IN"/>
-        </w:rPr>
-      </w:r>
-      <w:r>
-        <w:rPr>
           <w:b/>
           <w:lang w:val="hi_IN" w:bidi="hi_IN"/>
         </w:rPr>
@@ -834,20 +820,6 @@
       </w:r>
       <w:r>
         <w:rPr>
-          <w:lang w:val="hi_IN" w:bidi="hi_IN"/>
-        </w:rPr>
-        <w:t>יְהוִ֜ה</w:t>
-      </w:r>
-    </w:p>
-    <w:p>
-      <w:pPr/>
-      <w:r>
-        <w:rPr>
-          <w:lang w:val="hi_IN" w:bidi="hi_IN"/>
-        </w:rPr>
-      </w:r>
-      <w:r>
-        <w:rPr>
           <w:b/>
           <w:lang w:val="hi_IN" w:bidi="hi_IN"/>
         </w:rPr>
@@ -1261,20 +1233,6 @@
       </w:r>
       <w:r>
         <w:rPr>
-          <w:lang w:val="hi_IN" w:bidi="hi_IN"/>
-        </w:rPr>
-        <w:t>וְ⁠צִיר֙ &amp; שֻׁלָּ֔ח</w:t>
-      </w:r>
-    </w:p>
-    <w:p>
-      <w:pPr/>
-      <w:r>
-        <w:rPr>
-          <w:lang w:val="hi_IN" w:bidi="hi_IN"/>
-        </w:rPr>
-      </w:r>
-      <w:r>
-        <w:rPr>
           <w:b/>
           <w:lang w:val="hi_IN" w:bidi="hi_IN"/>
         </w:rPr>
@@ -1371,20 +1329,6 @@
       </w:r>
       <w:r>
         <w:rPr>
-          <w:lang w:val="hi_IN" w:bidi="hi_IN"/>
-        </w:rPr>
-        <w:t>וְ⁠צִיר֙ &amp; שֻׁלָּ֔ח</w:t>
-      </w:r>
-    </w:p>
-    <w:p>
-      <w:pPr/>
-      <w:r>
-        <w:rPr>
-          <w:lang w:val="hi_IN" w:bidi="hi_IN"/>
-        </w:rPr>
-      </w:r>
-      <w:r>
-        <w:rPr>
           <w:b/>
           <w:lang w:val="hi_IN" w:bidi="hi_IN"/>
         </w:rPr>
@@ -1481,20 +1425,6 @@
       </w:r>
       <w:r>
         <w:rPr>
-          <w:lang w:val="hi_IN" w:bidi="hi_IN"/>
-        </w:rPr>
-        <w:t>ק֛וּמוּ וְ⁠נָק֥וּמָה עָלֶי⁠הָ לַ⁠מִּלְחָמָֽה</w:t>
-      </w:r>
-    </w:p>
-    <w:p>
-      <w:pPr/>
-      <w:r>
-        <w:rPr>
-          <w:lang w:val="hi_IN" w:bidi="hi_IN"/>
-        </w:rPr>
-      </w:r>
-      <w:r>
-        <w:rPr>
           <w:b/>
           <w:lang w:val="hi_IN" w:bidi="hi_IN"/>
         </w:rPr>
@@ -1675,20 +1605,6 @@
       </w:r>
       <w:r>
         <w:rPr>
-          <w:lang w:val="hi_IN" w:bidi="hi_IN"/>
-        </w:rPr>
-        <w:t>וְ⁠נָק֥וּמָה עָלֶי⁠הָ</w:t>
-      </w:r>
-    </w:p>
-    <w:p>
-      <w:pPr/>
-      <w:r>
-        <w:rPr>
-          <w:lang w:val="hi_IN" w:bidi="hi_IN"/>
-        </w:rPr>
-      </w:r>
-      <w:r>
-        <w:rPr>
           <w:b/>
           <w:lang w:val="hi_IN" w:bidi="hi_IN"/>
         </w:rPr>
@@ -1772,20 +1688,6 @@
       </w:r>
       <w:r>
         <w:rPr>
-          <w:lang w:val="hi_IN" w:bidi="hi_IN"/>
-        </w:rPr>
-        <w:t>וְ⁠נָק֥וּמָה עָלֶי⁠הָ</w:t>
-      </w:r>
-    </w:p>
-    <w:p>
-      <w:pPr/>
-      <w:r>
-        <w:rPr>
-          <w:lang w:val="hi_IN" w:bidi="hi_IN"/>
-        </w:rPr>
-      </w:r>
-      <w:r>
-        <w:rPr>
           <w:b/>
           <w:lang w:val="hi_IN" w:bidi="hi_IN"/>
         </w:rPr>
@@ -2166,20 +2068,6 @@
       </w:r>
       <w:r>
         <w:rPr>
-          <w:lang w:val="hi_IN" w:bidi="hi_IN"/>
-        </w:rPr>
-        <w:t>קָטֹ֛ן נְתַתִּ֖י⁠ךָ בַּ⁠גּוֹיִ֑ם בָּז֥וּי אַתָּ֖ה מְאֹֽד</w:t>
-      </w:r>
-    </w:p>
-    <w:p>
-      <w:pPr/>
-      <w:r>
-        <w:rPr>
-          <w:lang w:val="hi_IN" w:bidi="hi_IN"/>
-        </w:rPr>
-      </w:r>
-      <w:r>
-        <w:rPr>
           <w:b/>
           <w:lang w:val="hi_IN" w:bidi="hi_IN"/>
         </w:rPr>
@@ -2263,20 +2151,6 @@
       </w:r>
       <w:r>
         <w:rPr>
-          <w:lang w:val="hi_IN" w:bidi="hi_IN"/>
-        </w:rPr>
-        <w:t>קָטֹ֛ן נְתַתִּ֖י⁠ךָ בַּ⁠גּוֹיִ֑ם</w:t>
-      </w:r>
-    </w:p>
-    <w:p>
-      <w:pPr/>
-      <w:r>
-        <w:rPr>
-          <w:lang w:val="hi_IN" w:bidi="hi_IN"/>
-        </w:rPr>
-      </w:r>
-      <w:r>
-        <w:rPr>
           <w:b/>
           <w:lang w:val="hi_IN" w:bidi="hi_IN"/>
         </w:rPr>
@@ -2360,20 +2234,6 @@
       </w:r>
       <w:r>
         <w:rPr>
-          <w:lang w:val="hi_IN" w:bidi="hi_IN"/>
-        </w:rPr>
-        <w:t>בָּז֥וּי אַתָּ֖ה מְאֹֽד</w:t>
-      </w:r>
-    </w:p>
-    <w:p>
-      <w:pPr/>
-      <w:r>
-        <w:rPr>
-          <w:lang w:val="hi_IN" w:bidi="hi_IN"/>
-        </w:rPr>
-      </w:r>
-      <w:r>
-        <w:rPr>
           <w:b/>
           <w:lang w:val="hi_IN" w:bidi="hi_IN"/>
         </w:rPr>
@@ -2457,20 +2317,6 @@
       </w:r>
       <w:r>
         <w:rPr>
-          <w:lang w:val="hi_IN" w:bidi="hi_IN"/>
-        </w:rPr>
-        <w:t>זְד֤וֹן לִבְּ⁠ךָ֙ הִשִּׁיאֶ֔⁠ךָ</w:t>
-      </w:r>
-    </w:p>
-    <w:p>
-      <w:pPr/>
-      <w:r>
-        <w:rPr>
-          <w:lang w:val="hi_IN" w:bidi="hi_IN"/>
-        </w:rPr>
-      </w:r>
-      <w:r>
-        <w:rPr>
           <w:b/>
           <w:lang w:val="hi_IN" w:bidi="hi_IN"/>
         </w:rPr>
@@ -2567,20 +2413,6 @@
       </w:r>
       <w:r>
         <w:rPr>
-          <w:lang w:val="hi_IN" w:bidi="hi_IN"/>
-        </w:rPr>
-        <w:t>זְד֤וֹן לִבְּ⁠ךָ֙ הִשִּׁיאֶ֔⁠ךָ</w:t>
-      </w:r>
-    </w:p>
-    <w:p>
-      <w:pPr/>
-      <w:r>
-        <w:rPr>
-          <w:lang w:val="hi_IN" w:bidi="hi_IN"/>
-        </w:rPr>
-      </w:r>
-      <w:r>
-        <w:rPr>
           <w:b/>
           <w:lang w:val="hi_IN" w:bidi="hi_IN"/>
         </w:rPr>
@@ -2787,20 +2619,6 @@
       </w:r>
       <w:r>
         <w:rPr>
-          <w:lang w:val="hi_IN" w:bidi="hi_IN"/>
-        </w:rPr>
-        <w:t>זְד֤וֹן לִבְּ⁠ךָ֙</w:t>
-      </w:r>
-    </w:p>
-    <w:p>
-      <w:pPr/>
-      <w:r>
-        <w:rPr>
-          <w:lang w:val="hi_IN" w:bidi="hi_IN"/>
-        </w:rPr>
-      </w:r>
-      <w:r>
-        <w:rPr>
           <w:b/>
           <w:lang w:val="hi_IN" w:bidi="hi_IN"/>
         </w:rPr>
@@ -3033,20 +2851,6 @@
       </w:r>
       <w:r>
         <w:rPr>
-          <w:lang w:val="hi_IN" w:bidi="hi_IN"/>
-        </w:rPr>
-        <w:t>בְ⁠חַגְוֵי־סֶּ֖לַע</w:t>
-      </w:r>
-    </w:p>
-    <w:p>
-      <w:pPr/>
-      <w:r>
-        <w:rPr>
-          <w:lang w:val="hi_IN" w:bidi="hi_IN"/>
-        </w:rPr>
-      </w:r>
-      <w:r>
-        <w:rPr>
           <w:b/>
           <w:lang w:val="hi_IN" w:bidi="hi_IN"/>
         </w:rPr>
@@ -3246,20 +3050,6 @@
       </w:r>
       <w:r>
         <w:rPr>
-          <w:lang w:val="hi_IN" w:bidi="hi_IN"/>
-        </w:rPr>
-        <w:t>אֹמֵ֣ר בְּ⁠לִבּ֔⁠וֹ</w:t>
-      </w:r>
-    </w:p>
-    <w:p>
-      <w:pPr/>
-      <w:r>
-        <w:rPr>
-          <w:lang w:val="hi_IN" w:bidi="hi_IN"/>
-        </w:rPr>
-      </w:r>
-      <w:r>
-        <w:rPr>
           <w:b/>
           <w:lang w:val="hi_IN" w:bidi="hi_IN"/>
         </w:rPr>
@@ -3343,20 +3133,6 @@
       </w:r>
       <w:r>
         <w:rPr>
-          <w:lang w:val="hi_IN" w:bidi="hi_IN"/>
-        </w:rPr>
-        <w:t>מִ֥י יוֹרִדֵ֖⁠נִי אָֽרֶץ</w:t>
-      </w:r>
-    </w:p>
-    <w:p>
-      <w:pPr/>
-      <w:r>
-        <w:rPr>
-          <w:lang w:val="hi_IN" w:bidi="hi_IN"/>
-        </w:rPr>
-      </w:r>
-      <w:r>
-        <w:rPr>
           <w:b/>
           <w:lang w:val="hi_IN" w:bidi="hi_IN"/>
         </w:rPr>
@@ -3440,20 +3216,6 @@
       </w:r>
       <w:r>
         <w:rPr>
-          <w:lang w:val="hi_IN" w:bidi="hi_IN"/>
-        </w:rPr>
-        <w:t>אִם־תַּגְבִּ֣יהַּ כַּ⁠נֶּ֔שֶׁר וְ⁠אִם־בֵּ֥ין כּֽוֹכָבִ֖ים שִׂ֣ים קִנֶּ֑⁠ךָ</w:t>
-      </w:r>
-    </w:p>
-    <w:p>
-      <w:pPr/>
-      <w:r>
-        <w:rPr>
-          <w:lang w:val="hi_IN" w:bidi="hi_IN"/>
-        </w:rPr>
-      </w:r>
-      <w:r>
-        <w:rPr>
           <w:b/>
           <w:lang w:val="hi_IN" w:bidi="hi_IN"/>
         </w:rPr>
@@ -3537,20 +3299,6 @@
       </w:r>
       <w:r>
         <w:rPr>
-          <w:lang w:val="hi_IN" w:bidi="hi_IN"/>
-        </w:rPr>
-        <w:t>אִם־תַּגְבִּ֣יהַּ כַּ⁠נֶּ֔שֶׁר וְ⁠אִם־בֵּ֥ין כּֽוֹכָבִ֖ים שִׂ֣ים קִנֶּ֑⁠ךָ</w:t>
-      </w:r>
-    </w:p>
-    <w:p>
-      <w:pPr/>
-      <w:r>
-        <w:rPr>
-          <w:lang w:val="hi_IN" w:bidi="hi_IN"/>
-        </w:rPr>
-      </w:r>
-      <w:r>
-        <w:rPr>
           <w:b/>
           <w:lang w:val="hi_IN" w:bidi="hi_IN"/>
         </w:rPr>
@@ -4048,20 +3796,6 @@
       </w:r>
       <w:r>
         <w:rPr>
-          <w:lang w:val="hi_IN" w:bidi="hi_IN"/>
-        </w:rPr>
-        <w:t>אִם־גַּנָּבִ֤ים בָּאֽוּ־לְ⁠ךָ֙ אִם־שׁ֣וֹדְדֵי לַ֔יְלָה</w:t>
-      </w:r>
-    </w:p>
-    <w:p>
-      <w:pPr/>
-      <w:r>
-        <w:rPr>
-          <w:lang w:val="hi_IN" w:bidi="hi_IN"/>
-        </w:rPr>
-      </w:r>
-      <w:r>
-        <w:rPr>
           <w:b/>
           <w:lang w:val="hi_IN" w:bidi="hi_IN"/>
         </w:rPr>
@@ -4145,6 +3879,89 @@
       </w:r>
       <w:r>
         <w:rPr>
+          <w:b/>
+          <w:lang w:val="hi_IN" w:bidi="hi_IN"/>
+        </w:rPr>
+        <w:t>"कैसे मिटा"</w:t>
+      </w:r>
+    </w:p>
+    <w:p>
+      <w:pPr/>
+      <w:r>
+        <w:rPr>
+          <w:lang w:val="hi_IN" w:bidi="hi_IN"/>
+        </w:rPr>
+      </w:r>
+      <w:r>
+        <w:rPr>
+          <w:lang w:val="hi_IN" w:bidi="hi_IN"/>
+        </w:rPr>
+        <w:t>"आप क्रिया का कर्तृवाच्य रूप काम में ले सकते हैं और काम के करने वाले को दर्शा सकते हैं| वैकल्पिक अनुवाद: ""आक्रमणकारी तुमको कैसे नष्ट करेंगे""</w:t>
+      </w:r>
+    </w:p>
+    <w:p>
+      <w:pPr/>
+      <w:r>
+        <w:rPr>
+          <w:lang w:val="hi_IN" w:bidi="hi_IN"/>
+        </w:rPr>
+      </w:r>
+      <w:r>
+        <w:rPr>
+          <w:lang w:val="hi_IN" w:bidi="hi_IN"/>
+        </w:rPr>
+        <w:t xml:space="preserve">देखें: </w:t>
+      </w:r>
+      <w:r>
+        <w:rPr>
+          <w:lang w:val="hi_IN" w:bidi="hi_IN"/>
+        </w:rPr>
+        <w:t>सक्रिय या निष्क्रिय</w:t>
+      </w:r>
+      <w:r>
+        <w:rPr>
+          <w:lang w:val="hi_IN" w:bidi="hi_IN"/>
+        </w:rPr>
+      </w:r>
+      <w:r>
+        <w:rPr>
+          <w:lang w:val="hi_IN" w:bidi="hi_IN"/>
+        </w:rPr>
+      </w:r>
+    </w:p>
+    <w:p>
+      <w:pPr/>
+      <w:r>
+        <w:rPr>
+          <w:lang w:val="hi_IN" w:bidi="hi_IN"/>
+        </w:rPr>
+      </w:r>
+    </w:p>
+    <w:p>
+      <w:pPr>
+        <w:pStyle w:val="Heading2"/>
+      </w:pPr>
+      <w:r>
+        <w:rPr>
+          <w:lang w:val="hi_IN" w:bidi="hi_IN"/>
+        </w:rPr>
+        <w:t>ओबद्याह 1:5 (#3)</w:t>
+      </w:r>
+      <w:r>
+        <w:rPr>
+          <w:lang w:val="hi_IN" w:bidi="hi_IN"/>
+        </w:rPr>
+      </w:r>
+    </w:p>
+    <w:p>
+      <w:pPr/>
+      <w:r>
+        <w:rPr>
+          <w:lang w:val="hi_IN" w:bidi="hi_IN"/>
+        </w:rPr>
+      </w:r>
+      <w:r>
+        <w:rPr>
           <w:lang w:val="hi_IN" w:bidi="hi_IN"/>
         </w:rPr>
         <w:t>אֵ֣יךְ נִדְמֵ֔יתָה</w:t>
@@ -4176,7 +3993,7 @@
         <w:rPr>
           <w:lang w:val="hi_IN" w:bidi="hi_IN"/>
         </w:rPr>
-        <w:t>"आप क्रिया का कर्तृवाच्य रूप काम में ले सकते हैं और काम के करने वाले को दर्शा सकते हैं| वैकल्पिक अनुवाद: ""आक्रमणकारी तुमको कैसे नष्ट करेंगे""</w:t>
+        <w:t>"यहोवा इस वाक्यांश को और एक वाक्य के मध्य में समाहित करता है कि एदोम के दंड को अघातपूर्ण दर्शाए| चोरों और दाख के तोड़ने वालों से सर्वथा भिन्न, एदोम पर आक्रमण करने वाले कुछ भी नहीं छोड़ेंगे| यदि आपकी भाषा में स्पष्ट हो तो आप इस वाक्यांश को पद के अंत में रख सकते हैं और इसका एक अलग वाक्य बना सकते हैं| वैकल्पिक अनुवाद: ""परन्तु आक्रमणकारी तुम्हारा सर्वनाश कर देंगे""</w:t>
       </w:r>
     </w:p>
     <w:p>
@@ -4196,6 +4013,393 @@
         <w:rPr>
           <w:lang w:val="hi_IN" w:bidi="hi_IN"/>
         </w:rPr>
+        <w:t>विस्मयादिबोधक</w:t>
+      </w:r>
+      <w:r>
+        <w:rPr>
+          <w:lang w:val="hi_IN" w:bidi="hi_IN"/>
+        </w:rPr>
+      </w:r>
+      <w:r>
+        <w:rPr>
+          <w:lang w:val="hi_IN" w:bidi="hi_IN"/>
+        </w:rPr>
+      </w:r>
+    </w:p>
+    <w:p>
+      <w:pPr/>
+      <w:r>
+        <w:rPr>
+          <w:lang w:val="hi_IN" w:bidi="hi_IN"/>
+        </w:rPr>
+      </w:r>
+    </w:p>
+    <w:p>
+      <w:pPr>
+        <w:pStyle w:val="Heading2"/>
+      </w:pPr>
+      <w:r>
+        <w:rPr>
+          <w:lang w:val="hi_IN" w:bidi="hi_IN"/>
+        </w:rPr>
+        <w:t>ओबद्याह 1:5 (#4)</w:t>
+      </w:r>
+      <w:r>
+        <w:rPr>
+          <w:lang w:val="hi_IN" w:bidi="hi_IN"/>
+        </w:rPr>
+      </w:r>
+    </w:p>
+    <w:p>
+      <w:pPr/>
+      <w:r>
+        <w:rPr>
+          <w:lang w:val="hi_IN" w:bidi="hi_IN"/>
+        </w:rPr>
+      </w:r>
+      <w:r>
+        <w:rPr>
+          <w:lang w:val="hi_IN" w:bidi="hi_IN"/>
+        </w:rPr>
+        <w:t>הֲ⁠ל֥וֹא יִגְנְב֖וּ דַּיָּ֑⁠ם</w:t>
+      </w:r>
+    </w:p>
+    <w:p>
+      <w:pPr/>
+      <w:r>
+        <w:rPr>
+          <w:lang w:val="hi_IN" w:bidi="hi_IN"/>
+        </w:rPr>
+      </w:r>
+      <w:r>
+        <w:rPr>
+          <w:b/>
+          <w:lang w:val="hi_IN" w:bidi="hi_IN"/>
+        </w:rPr>
+        <w:t>"चुराए तृप्त न"</w:t>
+      </w:r>
+    </w:p>
+    <w:p>
+      <w:pPr/>
+      <w:r>
+        <w:rPr>
+          <w:lang w:val="hi_IN" w:bidi="hi_IN"/>
+        </w:rPr>
+      </w:r>
+      <w:r>
+        <w:rPr>
+          <w:lang w:val="hi_IN" w:bidi="hi_IN"/>
+        </w:rPr>
+        <w:t>"यह एक वाग्मितापूर्ण प्रश्न है| बात को प्रभावी बनाने के लिए प्रश्न रूप को काम में लिया गया है| यदि आपकी भाषा में इस प्रकार वाग्मितापूर्ण प्रश्न काम में नहीं लिए जाते हैं तो आप यहाँ कथन रूप काम में ले सकते हैं| वैकल्पिक अनुवाद: ""वे तो वही चुराएंगे जिसकी उनको आवश्यकता है"" (देल्हें: [[rc://hi/ta/man/translate/figs-rquestion]])"</w:t>
+      </w:r>
+    </w:p>
+    <w:p>
+      <w:pPr/>
+      <w:r>
+        <w:rPr>
+          <w:lang w:val="hi_IN" w:bidi="hi_IN"/>
+        </w:rPr>
+      </w:r>
+      <w:r>
+        <w:rPr>
+          <w:lang w:val="hi_IN" w:bidi="hi_IN"/>
+        </w:rPr>
+        <w:t xml:space="preserve">देखें: </w:t>
+      </w:r>
+      <w:r>
+        <w:rPr>
+          <w:lang w:val="hi_IN" w:bidi="hi_IN"/>
+        </w:rPr>
+        <w:t>आलंकारिक प्रश्न</w:t>
+      </w:r>
+      <w:r>
+        <w:rPr>
+          <w:lang w:val="hi_IN" w:bidi="hi_IN"/>
+        </w:rPr>
+      </w:r>
+      <w:r>
+        <w:rPr>
+          <w:lang w:val="hi_IN" w:bidi="hi_IN"/>
+        </w:rPr>
+      </w:r>
+    </w:p>
+    <w:p>
+      <w:pPr/>
+      <w:r>
+        <w:rPr>
+          <w:lang w:val="hi_IN" w:bidi="hi_IN"/>
+        </w:rPr>
+      </w:r>
+    </w:p>
+    <w:p>
+      <w:pPr>
+        <w:pStyle w:val="Heading2"/>
+      </w:pPr>
+      <w:r>
+        <w:rPr>
+          <w:lang w:val="hi_IN" w:bidi="hi_IN"/>
+        </w:rPr>
+        <w:t>ओबद्याह 1:5 (#5)</w:t>
+      </w:r>
+      <w:r>
+        <w:rPr>
+          <w:lang w:val="hi_IN" w:bidi="hi_IN"/>
+        </w:rPr>
+      </w:r>
+    </w:p>
+    <w:p>
+      <w:pPr/>
+      <w:r>
+        <w:rPr>
+          <w:lang w:val="hi_IN" w:bidi="hi_IN"/>
+        </w:rPr>
+      </w:r>
+      <w:r>
+        <w:rPr>
+          <w:b/>
+          <w:lang w:val="hi_IN" w:bidi="hi_IN"/>
+        </w:rPr>
+        <w:t>"यदि दाख तेरे पास आते, दाख न छोड़"</w:t>
+      </w:r>
+    </w:p>
+    <w:p>
+      <w:pPr/>
+      <w:r>
+        <w:rPr>
+          <w:lang w:val="hi_IN" w:bidi="hi_IN"/>
+        </w:rPr>
+      </w:r>
+      <w:r>
+        <w:rPr>
+          <w:lang w:val="hi_IN" w:bidi="hi_IN"/>
+        </w:rPr>
+        <w:t>"यह एक वाग्मितापूर्ण प्रश्न है| प्रश्न रूप बात को प्रभावी बनाने के लिए काम में लिया गया है| यदि आपकी भाषा में वाग्मितापूर्ण प्रश्न काम में नहीं लिए जाते हैं तो आप यहाँ कथन रूप काम में ले सकते हैं| वैकल्पिक अनुवाद: ""वे कुछ दाख तो निश्चय ही छोड़ देंगे""</w:t>
+      </w:r>
+    </w:p>
+    <w:p>
+      <w:pPr/>
+      <w:r>
+        <w:rPr>
+          <w:lang w:val="hi_IN" w:bidi="hi_IN"/>
+        </w:rPr>
+      </w:r>
+      <w:r>
+        <w:rPr>
+          <w:lang w:val="hi_IN" w:bidi="hi_IN"/>
+        </w:rPr>
+        <w:t xml:space="preserve">देखें: </w:t>
+      </w:r>
+      <w:r>
+        <w:rPr>
+          <w:lang w:val="hi_IN" w:bidi="hi_IN"/>
+        </w:rPr>
+        <w:t>आलंकारिक प्रश्न</w:t>
+      </w:r>
+      <w:r>
+        <w:rPr>
+          <w:lang w:val="hi_IN" w:bidi="hi_IN"/>
+        </w:rPr>
+      </w:r>
+      <w:r>
+        <w:rPr>
+          <w:lang w:val="hi_IN" w:bidi="hi_IN"/>
+        </w:rPr>
+      </w:r>
+    </w:p>
+    <w:p>
+      <w:pPr/>
+      <w:r>
+        <w:rPr>
+          <w:lang w:val="hi_IN" w:bidi="hi_IN"/>
+        </w:rPr>
+      </w:r>
+    </w:p>
+    <w:p>
+      <w:pPr>
+        <w:pStyle w:val="Heading2"/>
+      </w:pPr>
+      <w:r>
+        <w:rPr>
+          <w:lang w:val="hi_IN" w:bidi="hi_IN"/>
+        </w:rPr>
+        <w:t>ओबद्याह 1:6 (#1)</w:t>
+      </w:r>
+      <w:r>
+        <w:rPr>
+          <w:lang w:val="hi_IN" w:bidi="hi_IN"/>
+        </w:rPr>
+      </w:r>
+    </w:p>
+    <w:p>
+      <w:pPr/>
+      <w:r>
+        <w:rPr>
+          <w:lang w:val="hi_IN" w:bidi="hi_IN"/>
+        </w:rPr>
+      </w:r>
+      <w:r>
+        <w:rPr>
+          <w:lang w:val="hi_IN" w:bidi="hi_IN"/>
+        </w:rPr>
+        <w:t>אֵ֚יךְ</w:t>
+      </w:r>
+    </w:p>
+    <w:p>
+      <w:pPr/>
+      <w:r>
+        <w:rPr>
+          <w:lang w:val="hi_IN" w:bidi="hi_IN"/>
+        </w:rPr>
+      </w:r>
+      <w:r>
+        <w:rPr>
+          <w:b/>
+          <w:lang w:val="hi_IN" w:bidi="hi_IN"/>
+        </w:rPr>
+        <w:t>"कैसे"</w:t>
+      </w:r>
+    </w:p>
+    <w:p>
+      <w:pPr/>
+      <w:r>
+        <w:rPr>
+          <w:lang w:val="hi_IN" w:bidi="hi_IN"/>
+        </w:rPr>
+      </w:r>
+      <w:r>
+        <w:rPr>
+          <w:lang w:val="hi_IN" w:bidi="hi_IN"/>
+        </w:rPr>
+        <w:t xml:space="preserve">"यहाँ </w:t>
+      </w:r>
+      <w:r>
+        <w:rPr>
+          <w:b/>
+          <w:lang w:val="hi_IN" w:bidi="hi_IN"/>
+        </w:rPr>
+        <w:t>कैसे</w:t>
+      </w:r>
+      <w:r>
+        <w:rPr>
+          <w:lang w:val="hi_IN" w:bidi="hi_IN"/>
+        </w:rPr>
+        <w:t xml:space="preserve"> विस्मय का समावेश कराता है की विस्मय उत्पन्न हो कि एदोम का लूटा जाना पराकाष्ठा में होगा| इसको व्यक्त करने के लिए अपनी भाषा में व्यावहारिक विधि काम में लें| वैकल्पिक अनुवाद: ""अत्यान्तिक रूप में"" या ""पूर्णतया""</w:t>
+      </w:r>
+    </w:p>
+    <w:p>
+      <w:pPr/>
+      <w:r>
+        <w:rPr>
+          <w:lang w:val="hi_IN" w:bidi="hi_IN"/>
+        </w:rPr>
+      </w:r>
+      <w:r>
+        <w:rPr>
+          <w:lang w:val="hi_IN" w:bidi="hi_IN"/>
+        </w:rPr>
+        <w:t xml:space="preserve">देखें: </w:t>
+      </w:r>
+      <w:r>
+        <w:rPr>
+          <w:lang w:val="hi_IN" w:bidi="hi_IN"/>
+        </w:rPr>
+        <w:t>विस्मयादिबोधक</w:t>
+      </w:r>
+      <w:r>
+        <w:rPr>
+          <w:lang w:val="hi_IN" w:bidi="hi_IN"/>
+        </w:rPr>
+      </w:r>
+      <w:r>
+        <w:rPr>
+          <w:lang w:val="hi_IN" w:bidi="hi_IN"/>
+        </w:rPr>
+      </w:r>
+    </w:p>
+    <w:p>
+      <w:pPr/>
+      <w:r>
+        <w:rPr>
+          <w:lang w:val="hi_IN" w:bidi="hi_IN"/>
+        </w:rPr>
+      </w:r>
+    </w:p>
+    <w:p>
+      <w:pPr>
+        <w:pStyle w:val="Heading2"/>
+      </w:pPr>
+      <w:r>
+        <w:rPr>
+          <w:lang w:val="hi_IN" w:bidi="hi_IN"/>
+        </w:rPr>
+        <w:t>ओबद्याह 1:6 (#2)</w:t>
+      </w:r>
+      <w:r>
+        <w:rPr>
+          <w:lang w:val="hi_IN" w:bidi="hi_IN"/>
+        </w:rPr>
+      </w:r>
+    </w:p>
+    <w:p>
+      <w:pPr/>
+      <w:r>
+        <w:rPr>
+          <w:lang w:val="hi_IN" w:bidi="hi_IN"/>
+        </w:rPr>
+      </w:r>
+      <w:r>
+        <w:rPr>
+          <w:lang w:val="hi_IN" w:bidi="hi_IN"/>
+        </w:rPr>
+        <w:t>אֵ֚יךְ נֶחְפְּשׂ֣וּ עֵשָׂ֔ו</w:t>
+      </w:r>
+    </w:p>
+    <w:p>
+      <w:pPr/>
+      <w:r>
+        <w:rPr>
+          <w:lang w:val="hi_IN" w:bidi="hi_IN"/>
+        </w:rPr>
+      </w:r>
+      <w:r>
+        <w:rPr>
+          <w:b/>
+          <w:lang w:val="hi_IN" w:bidi="hi_IN"/>
+        </w:rPr>
+        <w:t>"एसाव कैसे खोजकर"</w:t>
+      </w:r>
+    </w:p>
+    <w:p>
+      <w:pPr/>
+      <w:r>
+        <w:rPr>
+          <w:lang w:val="hi_IN" w:bidi="hi_IN"/>
+        </w:rPr>
+      </w:r>
+      <w:r>
+        <w:rPr>
+          <w:lang w:val="hi_IN" w:bidi="hi_IN"/>
+        </w:rPr>
+        <w:t>"यदि आपकी भाषा में स्पष्ट हो तो आप इस क्रिया का कर्तृवाच्य रूप काम में ले सकते हैं और काम के करने वाले को दर्शा सकते हैं| वैकल्पिक अनुवाद: ""आक्रमंकारे एडोम देश को कैसा तहस नहस कर डालेंगे""</w:t>
+      </w:r>
+    </w:p>
+    <w:p>
+      <w:pPr/>
+      <w:r>
+        <w:rPr>
+          <w:lang w:val="hi_IN" w:bidi="hi_IN"/>
+        </w:rPr>
+      </w:r>
+      <w:r>
+        <w:rPr>
+          <w:lang w:val="hi_IN" w:bidi="hi_IN"/>
+        </w:rPr>
+        <w:t xml:space="preserve">देखें: </w:t>
+      </w:r>
+      <w:r>
+        <w:rPr>
+          <w:lang w:val="hi_IN" w:bidi="hi_IN"/>
+        </w:rPr>
         <w:t>सक्रिय या निष्क्रिय</w:t>
       </w:r>
       <w:r>
@@ -4225,55 +4429,68 @@
         <w:rPr>
           <w:lang w:val="hi_IN" w:bidi="hi_IN"/>
         </w:rPr>
-        <w:t>ओबद्याह 1:5 (#3)</w:t>
-      </w:r>
-      <w:r>
-        <w:rPr>
-          <w:lang w:val="hi_IN" w:bidi="hi_IN"/>
-        </w:rPr>
-      </w:r>
-    </w:p>
-    <w:p>
-      <w:pPr/>
-      <w:r>
-        <w:rPr>
-          <w:lang w:val="hi_IN" w:bidi="hi_IN"/>
-        </w:rPr>
-      </w:r>
-      <w:r>
-        <w:rPr>
-          <w:lang w:val="hi_IN" w:bidi="hi_IN"/>
-        </w:rPr>
-        <w:t>אֵ֣יךְ נִדְמֵ֔יתָה</w:t>
-      </w:r>
-    </w:p>
-    <w:p>
-      <w:pPr/>
-      <w:r>
-        <w:rPr>
-          <w:lang w:val="hi_IN" w:bidi="hi_IN"/>
-        </w:rPr>
-      </w:r>
-      <w:r>
-        <w:rPr>
-          <w:b/>
-          <w:lang w:val="hi_IN" w:bidi="hi_IN"/>
-        </w:rPr>
-        <w:t>"कैसे मिटा"</w:t>
-      </w:r>
-    </w:p>
-    <w:p>
-      <w:pPr/>
-      <w:r>
-        <w:rPr>
-          <w:lang w:val="hi_IN" w:bidi="hi_IN"/>
-        </w:rPr>
-      </w:r>
-      <w:r>
-        <w:rPr>
-          <w:lang w:val="hi_IN" w:bidi="hi_IN"/>
-        </w:rPr>
-        <w:t>"यहोवा इस वाक्यांश को और एक वाक्य के मध्य में समाहित करता है कि एदोम के दंड को अघातपूर्ण दर्शाए| चोरों और दाख के तोड़ने वालों से सर्वथा भिन्न, एदोम पर आक्रमण करने वाले कुछ भी नहीं छोड़ेंगे| यदि आपकी भाषा में स्पष्ट हो तो आप इस वाक्यांश को पद के अंत में रख सकते हैं और इसका एक अलग वाक्य बना सकते हैं| वैकल्पिक अनुवाद: ""परन्तु आक्रमणकारी तुम्हारा सर्वनाश कर देंगे""</w:t>
+        <w:t>ओबद्याह 1:6 (#3)</w:t>
+      </w:r>
+      <w:r>
+        <w:rPr>
+          <w:lang w:val="hi_IN" w:bidi="hi_IN"/>
+        </w:rPr>
+      </w:r>
+    </w:p>
+    <w:p>
+      <w:pPr/>
+      <w:r>
+        <w:rPr>
+          <w:lang w:val="hi_IN" w:bidi="hi_IN"/>
+        </w:rPr>
+      </w:r>
+      <w:r>
+        <w:rPr>
+          <w:lang w:val="hi_IN" w:bidi="hi_IN"/>
+        </w:rPr>
+        <w:t>עֵשָׂ֔ו</w:t>
+      </w:r>
+    </w:p>
+    <w:p>
+      <w:pPr/>
+      <w:r>
+        <w:rPr>
+          <w:lang w:val="hi_IN" w:bidi="hi_IN"/>
+        </w:rPr>
+      </w:r>
+      <w:r>
+        <w:rPr>
+          <w:b/>
+          <w:lang w:val="hi_IN" w:bidi="hi_IN"/>
+        </w:rPr>
+        <w:t>"एसाव"</w:t>
+      </w:r>
+    </w:p>
+    <w:p>
+      <w:pPr/>
+      <w:r>
+        <w:rPr>
+          <w:lang w:val="hi_IN" w:bidi="hi_IN"/>
+        </w:rPr>
+      </w:r>
+      <w:r>
+        <w:rPr>
+          <w:lang w:val="hi_IN" w:bidi="hi_IN"/>
+        </w:rPr>
+        <w:t xml:space="preserve">"यहाँ </w:t>
+      </w:r>
+      <w:r>
+        <w:rPr>
+          <w:b/>
+          <w:lang w:val="hi_IN" w:bidi="hi_IN"/>
+        </w:rPr>
+        <w:t>एसाव</w:t>
+      </w:r>
+      <w:r>
+        <w:rPr>
+          <w:lang w:val="hi_IN" w:bidi="hi_IN"/>
+        </w:rPr>
+        <w:t xml:space="preserve"> शब्द एदोमियों के सन्दर्भ में है| वे एसाव के वंशज थे| एसाव को एदोम भी कहा जाता था| सब एदोमवासियों को उनके पूर्वज में समाहित एक व्यक्ति दर्शाया जा रहा है| यदि आपकी भाषा में इसके कारण उलझन उत्पन्न हो तो आप UST के सदृश्य लोगों को संदर्भित कर सकते हैं|</w:t>
       </w:r>
     </w:p>
     <w:p>
@@ -4293,7 +4510,7 @@
         <w:rPr>
           <w:lang w:val="hi_IN" w:bidi="hi_IN"/>
         </w:rPr>
-        <w:t>विस्मयादिबोधक</w:t>
+        <w:t>व्यक्तित्व</w:t>
       </w:r>
       <w:r>
         <w:rPr>
@@ -4322,55 +4539,131 @@
         <w:rPr>
           <w:lang w:val="hi_IN" w:bidi="hi_IN"/>
         </w:rPr>
-        <w:t>ओबद्याह 1:5 (#4)</w:t>
-      </w:r>
-      <w:r>
-        <w:rPr>
-          <w:lang w:val="hi_IN" w:bidi="hi_IN"/>
-        </w:rPr>
-      </w:r>
-    </w:p>
-    <w:p>
-      <w:pPr/>
-      <w:r>
-        <w:rPr>
-          <w:lang w:val="hi_IN" w:bidi="hi_IN"/>
-        </w:rPr>
-      </w:r>
-      <w:r>
-        <w:rPr>
-          <w:lang w:val="hi_IN" w:bidi="hi_IN"/>
-        </w:rPr>
-        <w:t>הֲ⁠ל֥וֹא יִגְנְב֖וּ דַּיָּ֑⁠ם</w:t>
-      </w:r>
-    </w:p>
-    <w:p>
-      <w:pPr/>
-      <w:r>
-        <w:rPr>
-          <w:lang w:val="hi_IN" w:bidi="hi_IN"/>
-        </w:rPr>
-      </w:r>
-      <w:r>
-        <w:rPr>
-          <w:b/>
-          <w:lang w:val="hi_IN" w:bidi="hi_IN"/>
-        </w:rPr>
-        <w:t>"चुराए तृप्त न"</w:t>
-      </w:r>
-    </w:p>
-    <w:p>
-      <w:pPr/>
-      <w:r>
-        <w:rPr>
-          <w:lang w:val="hi_IN" w:bidi="hi_IN"/>
-        </w:rPr>
-      </w:r>
-      <w:r>
-        <w:rPr>
-          <w:lang w:val="hi_IN" w:bidi="hi_IN"/>
-        </w:rPr>
-        <w:t>"यह एक वाग्मितापूर्ण प्रश्न है| बात को प्रभावी बनाने के लिए प्रश्न रूप को काम में लिया गया है| यदि आपकी भाषा में इस प्रकार वाग्मितापूर्ण प्रश्न काम में नहीं लिए जाते हैं तो आप यहाँ कथन रूप काम में ले सकते हैं| वैकल्पिक अनुवाद: ""वे तो वही चुराएंगे जिसकी उनको आवश्यकता है"" (देल्हें: [[rc://hi/ta/man/translate/figs-rquestion]])"</w:t>
+        <w:t>ओबद्याह 1:6 (#4)</w:t>
+      </w:r>
+      <w:r>
+        <w:rPr>
+          <w:lang w:val="hi_IN" w:bidi="hi_IN"/>
+        </w:rPr>
+      </w:r>
+    </w:p>
+    <w:p>
+      <w:pPr/>
+      <w:r>
+        <w:rPr>
+          <w:lang w:val="hi_IN" w:bidi="hi_IN"/>
+        </w:rPr>
+      </w:r>
+      <w:r>
+        <w:rPr>
+          <w:lang w:val="hi_IN" w:bidi="hi_IN"/>
+        </w:rPr>
+        <w:t>נֶחְפְּשׂ֣וּ</w:t>
+      </w:r>
+    </w:p>
+    <w:p>
+      <w:pPr/>
+      <w:r>
+        <w:rPr>
+          <w:lang w:val="hi_IN" w:bidi="hi_IN"/>
+        </w:rPr>
+      </w:r>
+      <w:r>
+        <w:rPr>
+          <w:b/>
+          <w:lang w:val="hi_IN" w:bidi="hi_IN"/>
+        </w:rPr>
+        <w:t>"खोजकर"</w:t>
+      </w:r>
+    </w:p>
+    <w:p>
+      <w:pPr/>
+      <w:r>
+        <w:rPr>
+          <w:lang w:val="hi_IN" w:bidi="hi_IN"/>
+        </w:rPr>
+      </w:r>
+      <w:r>
+        <w:rPr>
+          <w:lang w:val="hi_IN" w:bidi="hi_IN"/>
+        </w:rPr>
+        <w:t xml:space="preserve">"यहाँ </w:t>
+      </w:r>
+      <w:r>
+        <w:rPr>
+          <w:b/>
+          <w:lang w:val="hi_IN" w:bidi="hi_IN"/>
+        </w:rPr>
+        <w:t>खोज कर लूटा गया</w:t>
+      </w:r>
+      <w:r>
+        <w:rPr>
+          <w:lang w:val="hi_IN" w:bidi="hi_IN"/>
+        </w:rPr>
+        <w:t xml:space="preserve"> का अभिप्राय है कि क्षत्रु ने लोगों के संपदा को छान छान कर मूल्यवान वस्तुएं ले लीं और शेष सब क्षतिग्रस्त कर दिया या बर्बाद कर दिया|"</w:t>
+      </w:r>
+      <w:r>
+        <w:rPr>
+          <w:lang w:val="hi_IN" w:bidi="hi_IN"/>
+        </w:rPr>
+      </w:r>
+      <w:r>
+        <w:rPr>
+          <w:lang w:val="hi_IN" w:bidi="hi_IN"/>
+        </w:rPr>
+      </w:r>
+    </w:p>
+    <w:p>
+      <w:pPr/>
+      <w:r>
+        <w:rPr>
+          <w:lang w:val="hi_IN" w:bidi="hi_IN"/>
+        </w:rPr>
+      </w:r>
+    </w:p>
+    <w:p>
+      <w:pPr>
+        <w:pStyle w:val="Heading2"/>
+      </w:pPr>
+      <w:r>
+        <w:rPr>
+          <w:lang w:val="hi_IN" w:bidi="hi_IN"/>
+        </w:rPr>
+        <w:t>ओबद्याह 1:6 (#5)</w:t>
+      </w:r>
+      <w:r>
+        <w:rPr>
+          <w:lang w:val="hi_IN" w:bidi="hi_IN"/>
+        </w:rPr>
+      </w:r>
+    </w:p>
+    <w:p>
+      <w:pPr/>
+      <w:r>
+        <w:rPr>
+          <w:lang w:val="hi_IN" w:bidi="hi_IN"/>
+        </w:rPr>
+      </w:r>
+      <w:r>
+        <w:rPr>
+          <w:b/>
+          <w:lang w:val="hi_IN" w:bidi="hi_IN"/>
+        </w:rPr>
+        <w:t>"गुप्त"</w:t>
+      </w:r>
+    </w:p>
+    <w:p>
+      <w:pPr/>
+      <w:r>
+        <w:rPr>
+          <w:lang w:val="hi_IN" w:bidi="hi_IN"/>
+        </w:rPr>
+      </w:r>
+      <w:r>
+        <w:rPr>
+          <w:lang w:val="hi_IN" w:bidi="hi_IN"/>
+        </w:rPr>
+        <w:t>"यदि आपकी भाषा में स्पष्ट हो सके तो आप इस क्रिया शब्द को कर्तृवाच्य रूप में काम में ले सकते हैं और काम के करने वाले को दर्शा सकते हैं| वैकल्पिक अनुवाद: ""वे उसके सम्पूर्ण गुप्त संपदा को खोज कर ढूँढेंगे ""</w:t>
       </w:r>
     </w:p>
     <w:p>
@@ -4390,7 +4683,7 @@
         <w:rPr>
           <w:lang w:val="hi_IN" w:bidi="hi_IN"/>
         </w:rPr>
-        <w:t>आलंकारिक प्रश्न</w:t>
+        <w:t>सक्रिय या निष्क्रिय</w:t>
       </w:r>
       <w:r>
         <w:rPr>
@@ -4419,55 +4712,54 @@
         <w:rPr>
           <w:lang w:val="hi_IN" w:bidi="hi_IN"/>
         </w:rPr>
-        <w:t>ओबद्याह 1:5 (#5)</w:t>
-      </w:r>
-      <w:r>
-        <w:rPr>
-          <w:lang w:val="hi_IN" w:bidi="hi_IN"/>
-        </w:rPr>
-      </w:r>
-    </w:p>
-    <w:p>
-      <w:pPr/>
-      <w:r>
-        <w:rPr>
-          <w:lang w:val="hi_IN" w:bidi="hi_IN"/>
-        </w:rPr>
-      </w:r>
-      <w:r>
-        <w:rPr>
-          <w:lang w:val="hi_IN" w:bidi="hi_IN"/>
-        </w:rPr>
-        <w:t>אִם־בֹּֽצְרִים֙ בָּ֣אוּ לָ֔⁠ךְ הֲ⁠ל֖וֹא יַשְׁאִ֥ירוּ עֹלֵלֽוֹת</w:t>
-      </w:r>
-    </w:p>
-    <w:p>
-      <w:pPr/>
-      <w:r>
-        <w:rPr>
-          <w:lang w:val="hi_IN" w:bidi="hi_IN"/>
-        </w:rPr>
-      </w:r>
-      <w:r>
-        <w:rPr>
-          <w:b/>
-          <w:lang w:val="hi_IN" w:bidi="hi_IN"/>
-        </w:rPr>
-        <w:t>"यदि दाख तेरे पास आते, दाख न छोड़"</w:t>
-      </w:r>
-    </w:p>
-    <w:p>
-      <w:pPr/>
-      <w:r>
-        <w:rPr>
-          <w:lang w:val="hi_IN" w:bidi="hi_IN"/>
-        </w:rPr>
-      </w:r>
-      <w:r>
-        <w:rPr>
-          <w:lang w:val="hi_IN" w:bidi="hi_IN"/>
-        </w:rPr>
-        <w:t>"यह एक वाग्मितापूर्ण प्रश्न है| प्रश्न रूप बात को प्रभावी बनाने के लिए काम में लिया गया है| यदि आपकी भाषा में वाग्मितापूर्ण प्रश्न काम में नहीं लिए जाते हैं तो आप यहाँ कथन रूप काम में ले सकते हैं| वैकल्पिक अनुवाद: ""वे कुछ दाख तो निश्चय ही छोड़ देंगे""</w:t>
+        <w:t>ओबद्याह 1:7 (#1)</w:t>
+      </w:r>
+      <w:r>
+        <w:rPr>
+          <w:lang w:val="hi_IN" w:bidi="hi_IN"/>
+        </w:rPr>
+      </w:r>
+    </w:p>
+    <w:p>
+      <w:pPr/>
+      <w:r>
+        <w:rPr>
+          <w:lang w:val="hi_IN" w:bidi="hi_IN"/>
+        </w:rPr>
+      </w:r>
+      <w:r>
+        <w:rPr>
+          <w:b/>
+          <w:lang w:val="hi_IN" w:bidi="hi_IN"/>
+        </w:rPr>
+        <w:t>"जितनों ने वाचा सभी ने सीमा तक ढकेल दिया"</w:t>
+      </w:r>
+    </w:p>
+    <w:p>
+      <w:pPr/>
+      <w:r>
+        <w:rPr>
+          <w:lang w:val="hi_IN" w:bidi="hi_IN"/>
+        </w:rPr>
+      </w:r>
+      <w:r>
+        <w:rPr>
+          <w:lang w:val="hi_IN" w:bidi="hi_IN"/>
+        </w:rPr>
+        <w:t xml:space="preserve">"यदि आपकी भाषा में, </w:t>
+      </w:r>
+      <w:r>
+        <w:rPr>
+          <w:b/>
+          <w:lang w:val="hi_IN" w:bidi="hi_IN"/>
+        </w:rPr>
+        <w:t>वाचा</w:t>
+      </w:r>
+      <w:r>
+        <w:rPr>
+          <w:lang w:val="hi_IN" w:bidi="hi_IN"/>
+        </w:rPr>
+        <w:t xml:space="preserve"> बांधने वाले पर दुसरे पक्ष,अर्थात मित्र पक्ष का आक्रमण तर्कसम्मत न प्रतीत हो तो आप UST के सदृश्य उसके विश्वासघात की लुप्त कड़ी को जोड़ सकते हैं|</w:t>
       </w:r>
     </w:p>
     <w:p>
@@ -4487,7 +4779,7 @@
         <w:rPr>
           <w:lang w:val="hi_IN" w:bidi="hi_IN"/>
         </w:rPr>
-        <w:t>आलंकारिक प्रश्न</w:t>
+        <w:t>अनुमानित ज्ञान और निहित जानकारी</w:t>
       </w:r>
       <w:r>
         <w:rPr>
@@ -4516,41 +4808,625 @@
         <w:rPr>
           <w:lang w:val="hi_IN" w:bidi="hi_IN"/>
         </w:rPr>
-        <w:t>ओबद्याह 1:6 (#1)</w:t>
-      </w:r>
-      <w:r>
-        <w:rPr>
-          <w:lang w:val="hi_IN" w:bidi="hi_IN"/>
-        </w:rPr>
-      </w:r>
-    </w:p>
-    <w:p>
-      <w:pPr/>
-      <w:r>
-        <w:rPr>
-          <w:lang w:val="hi_IN" w:bidi="hi_IN"/>
-        </w:rPr>
-      </w:r>
-      <w:r>
-        <w:rPr>
-          <w:lang w:val="hi_IN" w:bidi="hi_IN"/>
-        </w:rPr>
-        <w:t>אֵ֚יךְ</w:t>
-      </w:r>
-    </w:p>
-    <w:p>
-      <w:pPr/>
-      <w:r>
-        <w:rPr>
-          <w:lang w:val="hi_IN" w:bidi="hi_IN"/>
-        </w:rPr>
-      </w:r>
-      <w:r>
-        <w:rPr>
-          <w:b/>
-          <w:lang w:val="hi_IN" w:bidi="hi_IN"/>
-        </w:rPr>
-        <w:t>"कैसे"</w:t>
+        <w:t>ओबद्याह 1:7 (#2)</w:t>
+      </w:r>
+      <w:r>
+        <w:rPr>
+          <w:lang w:val="hi_IN" w:bidi="hi_IN"/>
+        </w:rPr>
+      </w:r>
+    </w:p>
+    <w:p>
+      <w:pPr/>
+      <w:r>
+        <w:rPr>
+          <w:lang w:val="hi_IN" w:bidi="hi_IN"/>
+        </w:rPr>
+      </w:r>
+      <w:r>
+        <w:rPr>
+          <w:b/>
+          <w:lang w:val="hi_IN" w:bidi="hi_IN"/>
+        </w:rPr>
+        <w:t>"वाचा"</w:t>
+      </w:r>
+    </w:p>
+    <w:p>
+      <w:pPr/>
+      <w:r>
+        <w:rPr>
+          <w:lang w:val="hi_IN" w:bidi="hi_IN"/>
+        </w:rPr>
+      </w:r>
+      <w:r>
+        <w:rPr>
+          <w:lang w:val="hi_IN" w:bidi="hi_IN"/>
+        </w:rPr>
+        <w:t xml:space="preserve">"यहोवा अब भी एदोमियों को ही संबोधित कर रहा है| अतः </w:t>
+      </w:r>
+      <w:r>
+        <w:rPr>
+          <w:b/>
+          <w:lang w:val="hi_IN" w:bidi="hi_IN"/>
+        </w:rPr>
+        <w:t>तेरी</w:t>
+      </w:r>
+      <w:r>
+        <w:rPr>
+          <w:lang w:val="hi_IN" w:bidi="hi_IN"/>
+        </w:rPr>
+        <w:t xml:space="preserve"> शब्द का सन्दर्भ उनसे ही है|</w:t>
+      </w:r>
+    </w:p>
+    <w:p>
+      <w:pPr/>
+      <w:r>
+        <w:rPr>
+          <w:lang w:val="hi_IN" w:bidi="hi_IN"/>
+        </w:rPr>
+      </w:r>
+      <w:r>
+        <w:rPr>
+          <w:lang w:val="hi_IN" w:bidi="hi_IN"/>
+        </w:rPr>
+        <w:t xml:space="preserve">देखें: </w:t>
+      </w:r>
+      <w:r>
+        <w:rPr>
+          <w:lang w:val="hi_IN" w:bidi="hi_IN"/>
+        </w:rPr>
+        <w:t>Singular सर्वनाम that refer to Groups</w:t>
+      </w:r>
+      <w:r>
+        <w:rPr>
+          <w:lang w:val="hi_IN" w:bidi="hi_IN"/>
+        </w:rPr>
+      </w:r>
+      <w:r>
+        <w:rPr>
+          <w:lang w:val="hi_IN" w:bidi="hi_IN"/>
+        </w:rPr>
+      </w:r>
+    </w:p>
+    <w:p>
+      <w:pPr/>
+      <w:r>
+        <w:rPr>
+          <w:lang w:val="hi_IN" w:bidi="hi_IN"/>
+        </w:rPr>
+      </w:r>
+    </w:p>
+    <w:p>
+      <w:pPr>
+        <w:pStyle w:val="Heading2"/>
+      </w:pPr>
+      <w:r>
+        <w:rPr>
+          <w:lang w:val="hi_IN" w:bidi="hi_IN"/>
+        </w:rPr>
+        <w:t>ओबद्याह 1:7 (#3)</w:t>
+      </w:r>
+      <w:r>
+        <w:rPr>
+          <w:lang w:val="hi_IN" w:bidi="hi_IN"/>
+        </w:rPr>
+      </w:r>
+    </w:p>
+    <w:p>
+      <w:pPr/>
+      <w:r>
+        <w:rPr>
+          <w:lang w:val="hi_IN" w:bidi="hi_IN"/>
+        </w:rPr>
+      </w:r>
+      <w:r>
+        <w:rPr>
+          <w:lang w:val="hi_IN" w:bidi="hi_IN"/>
+        </w:rPr>
+        <w:t>עַֽד־הַ⁠גְּב֣וּל שִׁלְּח֗וּ⁠ךָ</w:t>
+      </w:r>
+    </w:p>
+    <w:p>
+      <w:pPr/>
+      <w:r>
+        <w:rPr>
+          <w:lang w:val="hi_IN" w:bidi="hi_IN"/>
+        </w:rPr>
+      </w:r>
+      <w:r>
+        <w:rPr>
+          <w:b/>
+          <w:lang w:val="hi_IN" w:bidi="hi_IN"/>
+        </w:rPr>
+        <w:t>"सीमा तक ढकेल दिया"</w:t>
+      </w:r>
+    </w:p>
+    <w:p>
+      <w:pPr/>
+      <w:r>
+        <w:rPr>
+          <w:lang w:val="hi_IN" w:bidi="hi_IN"/>
+        </w:rPr>
+      </w:r>
+      <w:r>
+        <w:rPr>
+          <w:lang w:val="hi_IN" w:bidi="hi_IN"/>
+        </w:rPr>
+        <w:t>"</w:t>
+      </w:r>
+      <w:r>
+        <w:rPr>
+          <w:b/>
+          <w:lang w:val="hi_IN" w:bidi="hi_IN"/>
+        </w:rPr>
+        <w:t>सीमा</w:t>
+      </w:r>
+      <w:r>
+        <w:rPr>
+          <w:lang w:val="hi_IN" w:bidi="hi_IN"/>
+        </w:rPr>
+        <w:t xml:space="preserve"> के सन्दर्भ में दो संभावित अभिप्राय हो सकते हैं:(1) इसका सन्दर्भ एदोम की भौगोलिक सीमा से हो सकता है| वैकल्पिक अनुवाद: ""तुझे बलपूर्वक देश से बाहर कर देंगे"" या (2) इसका सन्दर्भ पूर्वकालिक मित्र राष्ट्र की सीमा से हो सकता है| वैकल्पिक अनुवाद: ""उनके देश में शरण देने से इनकार कर देंगे"""</w:t>
+      </w:r>
+      <w:r>
+        <w:rPr>
+          <w:lang w:val="hi_IN" w:bidi="hi_IN"/>
+        </w:rPr>
+      </w:r>
+      <w:r>
+        <w:rPr>
+          <w:lang w:val="hi_IN" w:bidi="hi_IN"/>
+        </w:rPr>
+      </w:r>
+    </w:p>
+    <w:p>
+      <w:pPr/>
+      <w:r>
+        <w:rPr>
+          <w:lang w:val="hi_IN" w:bidi="hi_IN"/>
+        </w:rPr>
+      </w:r>
+    </w:p>
+    <w:p>
+      <w:pPr>
+        <w:pStyle w:val="Heading2"/>
+      </w:pPr>
+      <w:r>
+        <w:rPr>
+          <w:lang w:val="hi_IN" w:bidi="hi_IN"/>
+        </w:rPr>
+        <w:t>ओबद्याह 1:7 (#4)</w:t>
+      </w:r>
+      <w:r>
+        <w:rPr>
+          <w:lang w:val="hi_IN" w:bidi="hi_IN"/>
+        </w:rPr>
+      </w:r>
+    </w:p>
+    <w:p>
+      <w:pPr/>
+      <w:r>
+        <w:rPr>
+          <w:lang w:val="hi_IN" w:bidi="hi_IN"/>
+        </w:rPr>
+      </w:r>
+      <w:r>
+        <w:rPr>
+          <w:b/>
+          <w:lang w:val="hi_IN" w:bidi="hi_IN"/>
+        </w:rPr>
+        <w:t>"जितनों ने वाचा सभी ने"</w:t>
+      </w:r>
+      <w:r>
+        <w:rPr>
+          <w:lang w:val="hi_IN" w:bidi="hi_IN"/>
+        </w:rPr>
+        <w:t xml:space="preserve"> - </w:t>
+      </w:r>
+      <w:r>
+        <w:rPr>
+          <w:b/>
+          <w:lang w:val="hi_IN" w:bidi="hi_IN"/>
+        </w:rPr>
+        <w:t>"लोग मेल"</w:t>
+      </w:r>
+      <w:r>
+        <w:rPr>
+          <w:lang w:val="hi_IN" w:bidi="hi_IN"/>
+        </w:rPr>
+        <w:t xml:space="preserve"> - </w:t>
+      </w:r>
+      <w:r>
+        <w:rPr>
+          <w:b/>
+          <w:lang w:val="hi_IN" w:bidi="hi_IN"/>
+        </w:rPr>
+        <w:t>"रोटी"</w:t>
+      </w:r>
+    </w:p>
+    <w:p>
+      <w:pPr/>
+      <w:r>
+        <w:rPr>
+          <w:lang w:val="hi_IN" w:bidi="hi_IN"/>
+        </w:rPr>
+      </w:r>
+      <w:r>
+        <w:rPr>
+          <w:lang w:val="hi_IN" w:bidi="hi_IN"/>
+        </w:rPr>
+        <w:t>"ये तीनों वाक्यांश एदोम के मित्र राष्ट्रों के सन्दर्भ में हैं|यहोवा एक ही बात को एक से अधिक बार कह कर प्रकट करना चाहता है कि जो वह कह रहा है वह महत्वपूर्ण है|</w:t>
+      </w:r>
+    </w:p>
+    <w:p>
+      <w:pPr/>
+      <w:r>
+        <w:rPr>
+          <w:lang w:val="hi_IN" w:bidi="hi_IN"/>
+        </w:rPr>
+      </w:r>
+      <w:r>
+        <w:rPr>
+          <w:lang w:val="hi_IN" w:bidi="hi_IN"/>
+        </w:rPr>
+        <w:t xml:space="preserve">देखें: </w:t>
+      </w:r>
+      <w:r>
+        <w:rPr>
+          <w:lang w:val="hi_IN" w:bidi="hi_IN"/>
+        </w:rPr>
+        <w:t>समांतरता</w:t>
+      </w:r>
+      <w:r>
+        <w:rPr>
+          <w:lang w:val="hi_IN" w:bidi="hi_IN"/>
+        </w:rPr>
+      </w:r>
+      <w:r>
+        <w:rPr>
+          <w:lang w:val="hi_IN" w:bidi="hi_IN"/>
+        </w:rPr>
+      </w:r>
+    </w:p>
+    <w:p>
+      <w:pPr/>
+      <w:r>
+        <w:rPr>
+          <w:lang w:val="hi_IN" w:bidi="hi_IN"/>
+        </w:rPr>
+      </w:r>
+    </w:p>
+    <w:p>
+      <w:pPr>
+        <w:pStyle w:val="Heading2"/>
+      </w:pPr>
+      <w:r>
+        <w:rPr>
+          <w:lang w:val="hi_IN" w:bidi="hi_IN"/>
+        </w:rPr>
+        <w:t>ओबद्याह 1:7 (#5)</w:t>
+      </w:r>
+      <w:r>
+        <w:rPr>
+          <w:lang w:val="hi_IN" w:bidi="hi_IN"/>
+        </w:rPr>
+      </w:r>
+    </w:p>
+    <w:p>
+      <w:pPr/>
+      <w:r>
+        <w:rPr>
+          <w:lang w:val="hi_IN" w:bidi="hi_IN"/>
+        </w:rPr>
+      </w:r>
+      <w:r>
+        <w:rPr>
+          <w:b/>
+          <w:lang w:val="hi_IN" w:bidi="hi_IN"/>
+        </w:rPr>
+        <w:t>"रोटी तेरे लिये फंदा लगाते हैं"</w:t>
+      </w:r>
+    </w:p>
+    <w:p>
+      <w:pPr/>
+      <w:r>
+        <w:rPr>
+          <w:lang w:val="hi_IN" w:bidi="hi_IN"/>
+        </w:rPr>
+      </w:r>
+      <w:r>
+        <w:rPr>
+          <w:lang w:val="hi_IN" w:bidi="hi_IN"/>
+        </w:rPr>
+        <w:t xml:space="preserve">"इब्रानी संस्करण में मात्र </w:t>
+      </w:r>
+      <w:r>
+        <w:rPr>
+          <w:i/>
+          <w:lang w:val="hi_IN" w:bidi="hi_IN"/>
+        </w:rPr>
+        <w:t>तेरी रोटी</w:t>
+      </w:r>
+      <w:r>
+        <w:rPr>
+          <w:lang w:val="hi_IN" w:bidi="hi_IN"/>
+        </w:rPr>
+        <w:t>* लिखा है इस काव्य शैली में, श्रोताओं और पाठकों से अपेक्षा की गई है कि आर्ट को समझ ले और लुप्त शब्दों,</w:t>
+      </w:r>
+      <w:r>
+        <w:rPr>
+          <w:b/>
+          <w:lang w:val="hi_IN" w:bidi="hi_IN"/>
+        </w:rPr>
+        <w:t>के पुरुष</w:t>
+      </w:r>
+      <w:r>
+        <w:rPr>
+          <w:lang w:val="hi_IN" w:bidi="hi_IN"/>
+        </w:rPr>
+        <w:t>(पिछली दो पंक्तियों से) का समावेश करें|</w:t>
+      </w:r>
+    </w:p>
+    <w:p>
+      <w:pPr/>
+      <w:r>
+        <w:rPr>
+          <w:lang w:val="hi_IN" w:bidi="hi_IN"/>
+        </w:rPr>
+      </w:r>
+      <w:r>
+        <w:rPr>
+          <w:lang w:val="hi_IN" w:bidi="hi_IN"/>
+        </w:rPr>
+        <w:t xml:space="preserve">देखें: </w:t>
+      </w:r>
+      <w:r>
+        <w:rPr>
+          <w:lang w:val="hi_IN" w:bidi="hi_IN"/>
+        </w:rPr>
+        <w:t>विराम बिंदु</w:t>
+      </w:r>
+      <w:r>
+        <w:rPr>
+          <w:lang w:val="hi_IN" w:bidi="hi_IN"/>
+        </w:rPr>
+      </w:r>
+      <w:r>
+        <w:rPr>
+          <w:lang w:val="hi_IN" w:bidi="hi_IN"/>
+        </w:rPr>
+      </w:r>
+    </w:p>
+    <w:p>
+      <w:pPr/>
+      <w:r>
+        <w:rPr>
+          <w:lang w:val="hi_IN" w:bidi="hi_IN"/>
+        </w:rPr>
+      </w:r>
+    </w:p>
+    <w:p>
+      <w:pPr>
+        <w:pStyle w:val="Heading2"/>
+      </w:pPr>
+      <w:r>
+        <w:rPr>
+          <w:lang w:val="hi_IN" w:bidi="hi_IN"/>
+        </w:rPr>
+        <w:t>ओबद्याह 1:7 (#6)</w:t>
+      </w:r>
+      <w:r>
+        <w:rPr>
+          <w:lang w:val="hi_IN" w:bidi="hi_IN"/>
+        </w:rPr>
+      </w:r>
+    </w:p>
+    <w:p>
+      <w:pPr/>
+      <w:r>
+        <w:rPr>
+          <w:lang w:val="hi_IN" w:bidi="hi_IN"/>
+        </w:rPr>
+      </w:r>
+      <w:r>
+        <w:rPr>
+          <w:lang w:val="hi_IN" w:bidi="hi_IN"/>
+        </w:rPr>
+        <w:t>אֵ֥ין תְּבוּנָ֖ה בּֽ⁠וֹ</w:t>
+      </w:r>
+    </w:p>
+    <w:p>
+      <w:pPr/>
+      <w:r>
+        <w:rPr>
+          <w:lang w:val="hi_IN" w:bidi="hi_IN"/>
+        </w:rPr>
+      </w:r>
+      <w:r>
+        <w:rPr>
+          <w:b/>
+          <w:lang w:val="hi_IN" w:bidi="hi_IN"/>
+        </w:rPr>
+        <w:t>"उसमें कुछ समझ"</w:t>
+      </w:r>
+    </w:p>
+    <w:p>
+      <w:pPr/>
+      <w:r>
+        <w:rPr>
+          <w:lang w:val="hi_IN" w:bidi="hi_IN"/>
+        </w:rPr>
+      </w:r>
+      <w:r>
+        <w:rPr>
+          <w:lang w:val="hi_IN" w:bidi="hi_IN"/>
+        </w:rPr>
+        <w:t>"इस वाक्यांश के चार संभावित अर्थ हैं: (1)यहोवा इसको अलग हट कर कह रहा होगा कि एदोम के लोगों का जो उसने मान निर्धारण किया हाई उसको प्रकट करे| यदि आपकी भाषा में यह उलझन उत्पन्न करे तो आप एदोम के संबोधन को द्वितीय पुरुष में अनुवाद कर सकते हैं जैसा UST में है| (2) एदोम के पूर्वकालिक मित्र राष्ट्र उसके लिए यह कहते होंगे| वैकल्पिक अनुवाद: """"तब वे तुझ से कहेंगे,'तू इतना समझदार नहीं है जितना की तू अपने को समझता है'"" (3) अभी जिस फंदे की चर्चा की गई है, हो सकता है कि यह उसके सन्दर्भ में हो| वैकल्पिक अनुवाद: ""और इसकी कोई अनुभूति नहीं है"" (4) संभवतः इसका सन्दर्भ एदोम के मित्र राष्ट्रों द्वारा उसके साथ विश्वासघात करने की अघातपूर्ण स्थिति से हो| वैकल्पिक अनुवाद: ""इसकी तो कोई समझ ही नहीं है""</w:t>
+      </w:r>
+    </w:p>
+    <w:p>
+      <w:pPr/>
+      <w:r>
+        <w:rPr>
+          <w:lang w:val="hi_IN" w:bidi="hi_IN"/>
+        </w:rPr>
+      </w:r>
+      <w:r>
+        <w:rPr>
+          <w:lang w:val="hi_IN" w:bidi="hi_IN"/>
+        </w:rPr>
+        <w:t xml:space="preserve">देखें: </w:t>
+      </w:r>
+      <w:r>
+        <w:rPr>
+          <w:lang w:val="hi_IN" w:bidi="hi_IN"/>
+        </w:rPr>
+        <w:t>किनारे</w:t>
+      </w:r>
+      <w:r>
+        <w:rPr>
+          <w:lang w:val="hi_IN" w:bidi="hi_IN"/>
+        </w:rPr>
+      </w:r>
+      <w:r>
+        <w:rPr>
+          <w:lang w:val="hi_IN" w:bidi="hi_IN"/>
+        </w:rPr>
+      </w:r>
+    </w:p>
+    <w:p>
+      <w:pPr/>
+      <w:r>
+        <w:rPr>
+          <w:lang w:val="hi_IN" w:bidi="hi_IN"/>
+        </w:rPr>
+      </w:r>
+    </w:p>
+    <w:p>
+      <w:pPr>
+        <w:pStyle w:val="Heading2"/>
+      </w:pPr>
+      <w:r>
+        <w:rPr>
+          <w:lang w:val="hi_IN" w:bidi="hi_IN"/>
+        </w:rPr>
+        <w:t>ओबद्याह 1:7 (#7)</w:t>
+      </w:r>
+      <w:r>
+        <w:rPr>
+          <w:lang w:val="hi_IN" w:bidi="hi_IN"/>
+        </w:rPr>
+      </w:r>
+    </w:p>
+    <w:p>
+      <w:pPr/>
+      <w:r>
+        <w:rPr>
+          <w:lang w:val="hi_IN" w:bidi="hi_IN"/>
+        </w:rPr>
+      </w:r>
+      <w:r>
+        <w:rPr>
+          <w:b/>
+          <w:lang w:val="hi_IN" w:bidi="hi_IN"/>
+        </w:rPr>
+        <w:t>"उसमें कुछ समझ"</w:t>
+      </w:r>
+    </w:p>
+    <w:p>
+      <w:pPr/>
+      <w:r>
+        <w:rPr>
+          <w:lang w:val="hi_IN" w:bidi="hi_IN"/>
+        </w:rPr>
+      </w:r>
+      <w:r>
+        <w:rPr>
+          <w:lang w:val="hi_IN" w:bidi="hi_IN"/>
+        </w:rPr>
+        <w:t>"आप इस भाव वाचक संज्ञा शब्द, ""समझ"" का अनुवाद क्रिया शब्द से कर सकते हैं| वैकल्पिक अनुवाद: ""वह कुछ नहीं समझता है""</w:t>
+      </w:r>
+    </w:p>
+    <w:p>
+      <w:pPr/>
+      <w:r>
+        <w:rPr>
+          <w:lang w:val="hi_IN" w:bidi="hi_IN"/>
+        </w:rPr>
+      </w:r>
+      <w:r>
+        <w:rPr>
+          <w:lang w:val="hi_IN" w:bidi="hi_IN"/>
+        </w:rPr>
+        <w:t xml:space="preserve">देखें: </w:t>
+      </w:r>
+      <w:r>
+        <w:rPr>
+          <w:lang w:val="hi_IN" w:bidi="hi_IN"/>
+        </w:rPr>
+        <w:t>अमूर्त संज्ञाएँ</w:t>
+      </w:r>
+      <w:r>
+        <w:rPr>
+          <w:lang w:val="hi_IN" w:bidi="hi_IN"/>
+        </w:rPr>
+      </w:r>
+      <w:r>
+        <w:rPr>
+          <w:lang w:val="hi_IN" w:bidi="hi_IN"/>
+        </w:rPr>
+      </w:r>
+    </w:p>
+    <w:p>
+      <w:pPr/>
+      <w:r>
+        <w:rPr>
+          <w:lang w:val="hi_IN" w:bidi="hi_IN"/>
+        </w:rPr>
+      </w:r>
+    </w:p>
+    <w:p>
+      <w:pPr>
+        <w:pStyle w:val="Heading2"/>
+      </w:pPr>
+      <w:r>
+        <w:rPr>
+          <w:lang w:val="hi_IN" w:bidi="hi_IN"/>
+        </w:rPr>
+        <w:t>ओबद्याह 1:7 (#8)</w:t>
+      </w:r>
+      <w:r>
+        <w:rPr>
+          <w:lang w:val="hi_IN" w:bidi="hi_IN"/>
+        </w:rPr>
+      </w:r>
+    </w:p>
+    <w:p>
+      <w:pPr/>
+      <w:r>
+        <w:rPr>
+          <w:lang w:val="hi_IN" w:bidi="hi_IN"/>
+        </w:rPr>
+      </w:r>
+      <w:r>
+        <w:rPr>
+          <w:lang w:val="hi_IN" w:bidi="hi_IN"/>
+        </w:rPr>
+        <w:t>בּֽ⁠וֹ</w:t>
+      </w:r>
+    </w:p>
+    <w:p>
+      <w:pPr/>
+      <w:r>
+        <w:rPr>
+          <w:lang w:val="hi_IN" w:bidi="hi_IN"/>
+        </w:rPr>
+      </w:r>
+      <w:r>
+        <w:rPr>
+          <w:b/>
+          <w:lang w:val="hi_IN" w:bidi="hi_IN"/>
+        </w:rPr>
+        <w:t>"उसमें"</w:t>
       </w:r>
     </w:p>
     <w:p>
@@ -4571,13 +5447,13 @@
           <w:b/>
           <w:lang w:val="hi_IN" w:bidi="hi_IN"/>
         </w:rPr>
-        <w:t>कैसे</w:t>
-      </w:r>
-      <w:r>
-        <w:rPr>
-          <w:lang w:val="hi_IN" w:bidi="hi_IN"/>
-        </w:rPr>
-        <w:t xml:space="preserve"> विस्मय का समावेश कराता है की विस्मय उत्पन्न हो कि एदोम का लूटा जाना पराकाष्ठा में होगा| इसको व्यक्त करने के लिए अपनी भाषा में व्यावहारिक विधि काम में लें| वैकल्पिक अनुवाद: ""अत्यान्तिक रूप में"" या ""पूर्णतया""</w:t>
+        <w:t>उसमें</w:t>
+      </w:r>
+      <w:r>
+        <w:rPr>
+          <w:lang w:val="hi_IN" w:bidi="hi_IN"/>
+        </w:rPr>
+        <w:t xml:space="preserve"> का सन्दर्भ संभवतः एदोम से हैजो वहाँ के निवासियों का प्रतिनिधित्व करता है| वैकल्पिक अनुवाद: ""एदोमियों में""</w:t>
       </w:r>
     </w:p>
     <w:p>
@@ -4597,7 +5473,7 @@
         <w:rPr>
           <w:lang w:val="hi_IN" w:bidi="hi_IN"/>
         </w:rPr>
-        <w:t>विस्मयादिबोधक</w:t>
+        <w:t>व्यक्तित्व</w:t>
       </w:r>
       <w:r>
         <w:rPr>
@@ -4626,1280 +5502,12 @@
         <w:rPr>
           <w:lang w:val="hi_IN" w:bidi="hi_IN"/>
         </w:rPr>
-        <w:t>ओबद्याह 1:6 (#2)</w:t>
-      </w:r>
-      <w:r>
-        <w:rPr>
-          <w:lang w:val="hi_IN" w:bidi="hi_IN"/>
-        </w:rPr>
-      </w:r>
-    </w:p>
-    <w:p>
-      <w:pPr/>
-      <w:r>
-        <w:rPr>
-          <w:lang w:val="hi_IN" w:bidi="hi_IN"/>
-        </w:rPr>
-      </w:r>
-      <w:r>
-        <w:rPr>
-          <w:lang w:val="hi_IN" w:bidi="hi_IN"/>
-        </w:rPr>
-        <w:t>אֵ֚יךְ נֶחְפְּשׂ֣וּ עֵשָׂ֔ו</w:t>
-      </w:r>
-    </w:p>
-    <w:p>
-      <w:pPr/>
-      <w:r>
-        <w:rPr>
-          <w:lang w:val="hi_IN" w:bidi="hi_IN"/>
-        </w:rPr>
-      </w:r>
-      <w:r>
-        <w:rPr>
-          <w:b/>
-          <w:lang w:val="hi_IN" w:bidi="hi_IN"/>
-        </w:rPr>
-        <w:t>"एसाव कैसे खोजकर"</w:t>
-      </w:r>
-    </w:p>
-    <w:p>
-      <w:pPr/>
-      <w:r>
-        <w:rPr>
-          <w:lang w:val="hi_IN" w:bidi="hi_IN"/>
-        </w:rPr>
-      </w:r>
-      <w:r>
-        <w:rPr>
-          <w:lang w:val="hi_IN" w:bidi="hi_IN"/>
-        </w:rPr>
-        <w:t>"यदि आपकी भाषा में स्पष्ट हो तो आप इस क्रिया का कर्तृवाच्य रूप काम में ले सकते हैं और काम के करने वाले को दर्शा सकते हैं| वैकल्पिक अनुवाद: ""आक्रमंकारे एडोम देश को कैसा तहस नहस कर डालेंगे""</w:t>
-      </w:r>
-    </w:p>
-    <w:p>
-      <w:pPr/>
-      <w:r>
-        <w:rPr>
-          <w:lang w:val="hi_IN" w:bidi="hi_IN"/>
-        </w:rPr>
-      </w:r>
-      <w:r>
-        <w:rPr>
-          <w:lang w:val="hi_IN" w:bidi="hi_IN"/>
-        </w:rPr>
-        <w:t xml:space="preserve">देखें: </w:t>
-      </w:r>
-      <w:r>
-        <w:rPr>
-          <w:lang w:val="hi_IN" w:bidi="hi_IN"/>
-        </w:rPr>
-        <w:t>सक्रिय या निष्क्रिय</w:t>
-      </w:r>
-      <w:r>
-        <w:rPr>
-          <w:lang w:val="hi_IN" w:bidi="hi_IN"/>
-        </w:rPr>
-      </w:r>
-      <w:r>
-        <w:rPr>
-          <w:lang w:val="hi_IN" w:bidi="hi_IN"/>
-        </w:rPr>
-      </w:r>
-    </w:p>
-    <w:p>
-      <w:pPr/>
-      <w:r>
-        <w:rPr>
-          <w:lang w:val="hi_IN" w:bidi="hi_IN"/>
-        </w:rPr>
-      </w:r>
-    </w:p>
-    <w:p>
-      <w:pPr>
-        <w:pStyle w:val="Heading2"/>
-      </w:pPr>
-      <w:r>
-        <w:rPr>
-          <w:lang w:val="hi_IN" w:bidi="hi_IN"/>
-        </w:rPr>
-        <w:t>ओबद्याह 1:6 (#3)</w:t>
-      </w:r>
-      <w:r>
-        <w:rPr>
-          <w:lang w:val="hi_IN" w:bidi="hi_IN"/>
-        </w:rPr>
-      </w:r>
-    </w:p>
-    <w:p>
-      <w:pPr/>
-      <w:r>
-        <w:rPr>
-          <w:lang w:val="hi_IN" w:bidi="hi_IN"/>
-        </w:rPr>
-      </w:r>
-      <w:r>
-        <w:rPr>
-          <w:lang w:val="hi_IN" w:bidi="hi_IN"/>
-        </w:rPr>
-        <w:t>עֵשָׂ֔ו</w:t>
-      </w:r>
-    </w:p>
-    <w:p>
-      <w:pPr/>
-      <w:r>
-        <w:rPr>
-          <w:lang w:val="hi_IN" w:bidi="hi_IN"/>
-        </w:rPr>
-      </w:r>
-      <w:r>
-        <w:rPr>
-          <w:b/>
-          <w:lang w:val="hi_IN" w:bidi="hi_IN"/>
-        </w:rPr>
-        <w:t>"एसाव"</w:t>
-      </w:r>
-    </w:p>
-    <w:p>
-      <w:pPr/>
-      <w:r>
-        <w:rPr>
-          <w:lang w:val="hi_IN" w:bidi="hi_IN"/>
-        </w:rPr>
-      </w:r>
-      <w:r>
-        <w:rPr>
-          <w:lang w:val="hi_IN" w:bidi="hi_IN"/>
-        </w:rPr>
-        <w:t xml:space="preserve">"यहाँ </w:t>
-      </w:r>
-      <w:r>
-        <w:rPr>
-          <w:b/>
-          <w:lang w:val="hi_IN" w:bidi="hi_IN"/>
-        </w:rPr>
-        <w:t>एसाव</w:t>
-      </w:r>
-      <w:r>
-        <w:rPr>
-          <w:lang w:val="hi_IN" w:bidi="hi_IN"/>
-        </w:rPr>
-        <w:t xml:space="preserve"> शब्द एदोमियों के सन्दर्भ में है| वे एसाव के वंशज थे| एसाव को एदोम भी कहा जाता था| सब एदोमवासियों को उनके पूर्वज में समाहित एक व्यक्ति दर्शाया जा रहा है| यदि आपकी भाषा में इसके कारण उलझन उत्पन्न हो तो आप UST के सदृश्य लोगों को संदर्भित कर सकते हैं|</w:t>
-      </w:r>
-    </w:p>
-    <w:p>
-      <w:pPr/>
-      <w:r>
-        <w:rPr>
-          <w:lang w:val="hi_IN" w:bidi="hi_IN"/>
-        </w:rPr>
-      </w:r>
-      <w:r>
-        <w:rPr>
-          <w:lang w:val="hi_IN" w:bidi="hi_IN"/>
-        </w:rPr>
-        <w:t xml:space="preserve">देखें: </w:t>
-      </w:r>
-      <w:r>
-        <w:rPr>
-          <w:lang w:val="hi_IN" w:bidi="hi_IN"/>
-        </w:rPr>
-        <w:t>व्यक्तित्व</w:t>
-      </w:r>
-      <w:r>
-        <w:rPr>
-          <w:lang w:val="hi_IN" w:bidi="hi_IN"/>
-        </w:rPr>
-      </w:r>
-      <w:r>
-        <w:rPr>
-          <w:lang w:val="hi_IN" w:bidi="hi_IN"/>
-        </w:rPr>
-      </w:r>
-    </w:p>
-    <w:p>
-      <w:pPr/>
-      <w:r>
-        <w:rPr>
-          <w:lang w:val="hi_IN" w:bidi="hi_IN"/>
-        </w:rPr>
-      </w:r>
-    </w:p>
-    <w:p>
-      <w:pPr>
-        <w:pStyle w:val="Heading2"/>
-      </w:pPr>
-      <w:r>
-        <w:rPr>
-          <w:lang w:val="hi_IN" w:bidi="hi_IN"/>
-        </w:rPr>
-        <w:t>ओबद्याह 1:6 (#4)</w:t>
-      </w:r>
-      <w:r>
-        <w:rPr>
-          <w:lang w:val="hi_IN" w:bidi="hi_IN"/>
-        </w:rPr>
-      </w:r>
-    </w:p>
-    <w:p>
-      <w:pPr/>
-      <w:r>
-        <w:rPr>
-          <w:lang w:val="hi_IN" w:bidi="hi_IN"/>
-        </w:rPr>
-      </w:r>
-      <w:r>
-        <w:rPr>
-          <w:lang w:val="hi_IN" w:bidi="hi_IN"/>
-        </w:rPr>
-        <w:t>נֶחְפְּשׂ֣וּ</w:t>
-      </w:r>
-    </w:p>
-    <w:p>
-      <w:pPr/>
-      <w:r>
-        <w:rPr>
-          <w:lang w:val="hi_IN" w:bidi="hi_IN"/>
-        </w:rPr>
-      </w:r>
-      <w:r>
-        <w:rPr>
-          <w:b/>
-          <w:lang w:val="hi_IN" w:bidi="hi_IN"/>
-        </w:rPr>
-        <w:t>"खोजकर"</w:t>
-      </w:r>
-    </w:p>
-    <w:p>
-      <w:pPr/>
-      <w:r>
-        <w:rPr>
-          <w:lang w:val="hi_IN" w:bidi="hi_IN"/>
-        </w:rPr>
-      </w:r>
-      <w:r>
-        <w:rPr>
-          <w:lang w:val="hi_IN" w:bidi="hi_IN"/>
-        </w:rPr>
-        <w:t xml:space="preserve">"यहाँ </w:t>
-      </w:r>
-      <w:r>
-        <w:rPr>
-          <w:b/>
-          <w:lang w:val="hi_IN" w:bidi="hi_IN"/>
-        </w:rPr>
-        <w:t>खोज कर लूटा गया</w:t>
-      </w:r>
-      <w:r>
-        <w:rPr>
-          <w:lang w:val="hi_IN" w:bidi="hi_IN"/>
-        </w:rPr>
-        <w:t xml:space="preserve"> का अभिप्राय है कि क्षत्रु ने लोगों के संपदा को छान छान कर मूल्यवान वस्तुएं ले लीं और शेष सब क्षतिग्रस्त कर दिया या बर्बाद कर दिया|"</w:t>
-      </w:r>
-      <w:r>
-        <w:rPr>
-          <w:lang w:val="hi_IN" w:bidi="hi_IN"/>
-        </w:rPr>
-      </w:r>
-      <w:r>
-        <w:rPr>
-          <w:lang w:val="hi_IN" w:bidi="hi_IN"/>
-        </w:rPr>
-      </w:r>
-    </w:p>
-    <w:p>
-      <w:pPr/>
-      <w:r>
-        <w:rPr>
-          <w:lang w:val="hi_IN" w:bidi="hi_IN"/>
-        </w:rPr>
-      </w:r>
-    </w:p>
-    <w:p>
-      <w:pPr>
-        <w:pStyle w:val="Heading2"/>
-      </w:pPr>
-      <w:r>
-        <w:rPr>
-          <w:lang w:val="hi_IN" w:bidi="hi_IN"/>
-        </w:rPr>
-        <w:t>ओबद्याह 1:6 (#5)</w:t>
-      </w:r>
-      <w:r>
-        <w:rPr>
-          <w:lang w:val="hi_IN" w:bidi="hi_IN"/>
-        </w:rPr>
-      </w:r>
-    </w:p>
-    <w:p>
-      <w:pPr/>
-      <w:r>
-        <w:rPr>
-          <w:lang w:val="hi_IN" w:bidi="hi_IN"/>
-        </w:rPr>
-      </w:r>
-      <w:r>
-        <w:rPr>
-          <w:lang w:val="hi_IN" w:bidi="hi_IN"/>
-        </w:rPr>
-        <w:t>נִבְע֖וּ מַצְפֻּנָֽי⁠ו</w:t>
-      </w:r>
-    </w:p>
-    <w:p>
-      <w:pPr/>
-      <w:r>
-        <w:rPr>
-          <w:lang w:val="hi_IN" w:bidi="hi_IN"/>
-        </w:rPr>
-      </w:r>
-      <w:r>
-        <w:rPr>
-          <w:b/>
-          <w:lang w:val="hi_IN" w:bidi="hi_IN"/>
-        </w:rPr>
-        <w:t>"गुप्त"</w:t>
-      </w:r>
-    </w:p>
-    <w:p>
-      <w:pPr/>
-      <w:r>
-        <w:rPr>
-          <w:lang w:val="hi_IN" w:bidi="hi_IN"/>
-        </w:rPr>
-      </w:r>
-      <w:r>
-        <w:rPr>
-          <w:lang w:val="hi_IN" w:bidi="hi_IN"/>
-        </w:rPr>
-        <w:t>"यदि आपकी भाषा में स्पष्ट हो सके तो आप इस क्रिया शब्द को कर्तृवाच्य रूप में काम में ले सकते हैं और काम के करने वाले को दर्शा सकते हैं| वैकल्पिक अनुवाद: ""वे उसके सम्पूर्ण गुप्त संपदा को खोज कर ढूँढेंगे ""</w:t>
-      </w:r>
-    </w:p>
-    <w:p>
-      <w:pPr/>
-      <w:r>
-        <w:rPr>
-          <w:lang w:val="hi_IN" w:bidi="hi_IN"/>
-        </w:rPr>
-      </w:r>
-      <w:r>
-        <w:rPr>
-          <w:lang w:val="hi_IN" w:bidi="hi_IN"/>
-        </w:rPr>
-        <w:t xml:space="preserve">देखें: </w:t>
-      </w:r>
-      <w:r>
-        <w:rPr>
-          <w:lang w:val="hi_IN" w:bidi="hi_IN"/>
-        </w:rPr>
-        <w:t>सक्रिय या निष्क्रिय</w:t>
-      </w:r>
-      <w:r>
-        <w:rPr>
-          <w:lang w:val="hi_IN" w:bidi="hi_IN"/>
-        </w:rPr>
-      </w:r>
-      <w:r>
-        <w:rPr>
-          <w:lang w:val="hi_IN" w:bidi="hi_IN"/>
-        </w:rPr>
-      </w:r>
-    </w:p>
-    <w:p>
-      <w:pPr/>
-      <w:r>
-        <w:rPr>
-          <w:lang w:val="hi_IN" w:bidi="hi_IN"/>
-        </w:rPr>
-      </w:r>
-    </w:p>
-    <w:p>
-      <w:pPr>
-        <w:pStyle w:val="Heading2"/>
-      </w:pPr>
-      <w:r>
-        <w:rPr>
-          <w:lang w:val="hi_IN" w:bidi="hi_IN"/>
-        </w:rPr>
-        <w:t>ओबद्याह 1:7 (#1)</w:t>
-      </w:r>
-      <w:r>
-        <w:rPr>
-          <w:lang w:val="hi_IN" w:bidi="hi_IN"/>
-        </w:rPr>
-      </w:r>
-    </w:p>
-    <w:p>
-      <w:pPr/>
-      <w:r>
-        <w:rPr>
-          <w:lang w:val="hi_IN" w:bidi="hi_IN"/>
-        </w:rPr>
-      </w:r>
-      <w:r>
-        <w:rPr>
-          <w:lang w:val="hi_IN" w:bidi="hi_IN"/>
-        </w:rPr>
-        <w:t>עַֽד־הַ⁠גְּב֣וּל שִׁלְּח֗וּ⁠ךָ כֹּ֚ל אַנְשֵׁ֣י בְרִיתֶ֔⁠ךָ</w:t>
-      </w:r>
-    </w:p>
-    <w:p>
-      <w:pPr/>
-      <w:r>
-        <w:rPr>
-          <w:lang w:val="hi_IN" w:bidi="hi_IN"/>
-        </w:rPr>
-      </w:r>
-      <w:r>
-        <w:rPr>
-          <w:b/>
-          <w:lang w:val="hi_IN" w:bidi="hi_IN"/>
-        </w:rPr>
-        <w:t>"जितनों ने वाचा सभी ने सीमा तक ढकेल दिया"</w:t>
-      </w:r>
-    </w:p>
-    <w:p>
-      <w:pPr/>
-      <w:r>
-        <w:rPr>
-          <w:lang w:val="hi_IN" w:bidi="hi_IN"/>
-        </w:rPr>
-      </w:r>
-      <w:r>
-        <w:rPr>
-          <w:lang w:val="hi_IN" w:bidi="hi_IN"/>
-        </w:rPr>
-        <w:t xml:space="preserve">"यदि आपकी भाषा में, </w:t>
-      </w:r>
-      <w:r>
-        <w:rPr>
-          <w:b/>
-          <w:lang w:val="hi_IN" w:bidi="hi_IN"/>
-        </w:rPr>
-        <w:t>वाचा</w:t>
-      </w:r>
-      <w:r>
-        <w:rPr>
-          <w:lang w:val="hi_IN" w:bidi="hi_IN"/>
-        </w:rPr>
-        <w:t xml:space="preserve"> बांधने वाले पर दुसरे पक्ष,अर्थात मित्र पक्ष का आक्रमण तर्कसम्मत न प्रतीत हो तो आप UST के सदृश्य उसके विश्वासघात की लुप्त कड़ी को जोड़ सकते हैं|</w:t>
-      </w:r>
-    </w:p>
-    <w:p>
-      <w:pPr/>
-      <w:r>
-        <w:rPr>
-          <w:lang w:val="hi_IN" w:bidi="hi_IN"/>
-        </w:rPr>
-      </w:r>
-      <w:r>
-        <w:rPr>
-          <w:lang w:val="hi_IN" w:bidi="hi_IN"/>
-        </w:rPr>
-        <w:t xml:space="preserve">देखें: </w:t>
-      </w:r>
-      <w:r>
-        <w:rPr>
-          <w:lang w:val="hi_IN" w:bidi="hi_IN"/>
-        </w:rPr>
-        <w:t>अनुमानित ज्ञान और निहित जानकारी</w:t>
-      </w:r>
-      <w:r>
-        <w:rPr>
-          <w:lang w:val="hi_IN" w:bidi="hi_IN"/>
-        </w:rPr>
-      </w:r>
-      <w:r>
-        <w:rPr>
-          <w:lang w:val="hi_IN" w:bidi="hi_IN"/>
-        </w:rPr>
-      </w:r>
-    </w:p>
-    <w:p>
-      <w:pPr/>
-      <w:r>
-        <w:rPr>
-          <w:lang w:val="hi_IN" w:bidi="hi_IN"/>
-        </w:rPr>
-      </w:r>
-    </w:p>
-    <w:p>
-      <w:pPr>
-        <w:pStyle w:val="Heading2"/>
-      </w:pPr>
-      <w:r>
-        <w:rPr>
-          <w:lang w:val="hi_IN" w:bidi="hi_IN"/>
-        </w:rPr>
-        <w:t>ओबद्याह 1:7 (#2)</w:t>
-      </w:r>
-      <w:r>
-        <w:rPr>
-          <w:lang w:val="hi_IN" w:bidi="hi_IN"/>
-        </w:rPr>
-      </w:r>
-    </w:p>
-    <w:p>
-      <w:pPr/>
-      <w:r>
-        <w:rPr>
-          <w:lang w:val="hi_IN" w:bidi="hi_IN"/>
-        </w:rPr>
-      </w:r>
-      <w:r>
-        <w:rPr>
-          <w:lang w:val="hi_IN" w:bidi="hi_IN"/>
-        </w:rPr>
-        <w:t>בְרִיתֶ֔⁠ךָ</w:t>
-      </w:r>
-    </w:p>
-    <w:p>
-      <w:pPr/>
-      <w:r>
-        <w:rPr>
-          <w:lang w:val="hi_IN" w:bidi="hi_IN"/>
-        </w:rPr>
-      </w:r>
-      <w:r>
-        <w:rPr>
-          <w:b/>
-          <w:lang w:val="hi_IN" w:bidi="hi_IN"/>
-        </w:rPr>
-        <w:t>"वाचा"</w:t>
-      </w:r>
-    </w:p>
-    <w:p>
-      <w:pPr/>
-      <w:r>
-        <w:rPr>
-          <w:lang w:val="hi_IN" w:bidi="hi_IN"/>
-        </w:rPr>
-      </w:r>
-      <w:r>
-        <w:rPr>
-          <w:lang w:val="hi_IN" w:bidi="hi_IN"/>
-        </w:rPr>
-        <w:t xml:space="preserve">"यहोवा अब भी एदोमियों को ही संबोधित कर रहा है| अतः </w:t>
-      </w:r>
-      <w:r>
-        <w:rPr>
-          <w:b/>
-          <w:lang w:val="hi_IN" w:bidi="hi_IN"/>
-        </w:rPr>
-        <w:t>तेरी</w:t>
-      </w:r>
-      <w:r>
-        <w:rPr>
-          <w:lang w:val="hi_IN" w:bidi="hi_IN"/>
-        </w:rPr>
-        <w:t xml:space="preserve"> शब्द का सन्दर्भ उनसे ही है|</w:t>
-      </w:r>
-    </w:p>
-    <w:p>
-      <w:pPr/>
-      <w:r>
-        <w:rPr>
-          <w:lang w:val="hi_IN" w:bidi="hi_IN"/>
-        </w:rPr>
-      </w:r>
-      <w:r>
-        <w:rPr>
-          <w:lang w:val="hi_IN" w:bidi="hi_IN"/>
-        </w:rPr>
-        <w:t xml:space="preserve">देखें: </w:t>
-      </w:r>
-      <w:r>
-        <w:rPr>
-          <w:lang w:val="hi_IN" w:bidi="hi_IN"/>
-        </w:rPr>
-        <w:t>Singular सर्वनाम that refer to Groups</w:t>
-      </w:r>
-      <w:r>
-        <w:rPr>
-          <w:lang w:val="hi_IN" w:bidi="hi_IN"/>
-        </w:rPr>
-      </w:r>
-      <w:r>
-        <w:rPr>
-          <w:lang w:val="hi_IN" w:bidi="hi_IN"/>
-        </w:rPr>
-      </w:r>
-    </w:p>
-    <w:p>
-      <w:pPr/>
-      <w:r>
-        <w:rPr>
-          <w:lang w:val="hi_IN" w:bidi="hi_IN"/>
-        </w:rPr>
-      </w:r>
-    </w:p>
-    <w:p>
-      <w:pPr>
-        <w:pStyle w:val="Heading2"/>
-      </w:pPr>
-      <w:r>
-        <w:rPr>
-          <w:lang w:val="hi_IN" w:bidi="hi_IN"/>
-        </w:rPr>
-        <w:t>ओबद्याह 1:7 (#3)</w:t>
-      </w:r>
-      <w:r>
-        <w:rPr>
-          <w:lang w:val="hi_IN" w:bidi="hi_IN"/>
-        </w:rPr>
-      </w:r>
-    </w:p>
-    <w:p>
-      <w:pPr/>
-      <w:r>
-        <w:rPr>
-          <w:lang w:val="hi_IN" w:bidi="hi_IN"/>
-        </w:rPr>
-      </w:r>
-      <w:r>
-        <w:rPr>
-          <w:lang w:val="hi_IN" w:bidi="hi_IN"/>
-        </w:rPr>
-        <w:t>עַֽד־הַ⁠גְּב֣וּל שִׁלְּח֗וּ⁠ךָ</w:t>
-      </w:r>
-    </w:p>
-    <w:p>
-      <w:pPr/>
-      <w:r>
-        <w:rPr>
-          <w:lang w:val="hi_IN" w:bidi="hi_IN"/>
-        </w:rPr>
-      </w:r>
-      <w:r>
-        <w:rPr>
-          <w:b/>
-          <w:lang w:val="hi_IN" w:bidi="hi_IN"/>
-        </w:rPr>
-        <w:t>"सीमा तक ढकेल दिया"</w:t>
-      </w:r>
-    </w:p>
-    <w:p>
-      <w:pPr/>
-      <w:r>
-        <w:rPr>
-          <w:lang w:val="hi_IN" w:bidi="hi_IN"/>
-        </w:rPr>
-      </w:r>
-      <w:r>
-        <w:rPr>
-          <w:lang w:val="hi_IN" w:bidi="hi_IN"/>
-        </w:rPr>
-        <w:t>"</w:t>
-      </w:r>
-      <w:r>
-        <w:rPr>
-          <w:b/>
-          <w:lang w:val="hi_IN" w:bidi="hi_IN"/>
-        </w:rPr>
-        <w:t>सीमा</w:t>
-      </w:r>
-      <w:r>
-        <w:rPr>
-          <w:lang w:val="hi_IN" w:bidi="hi_IN"/>
-        </w:rPr>
-        <w:t xml:space="preserve"> के सन्दर्भ में दो संभावित अभिप्राय हो सकते हैं:(1) इसका सन्दर्भ एदोम की भौगोलिक सीमा से हो सकता है| वैकल्पिक अनुवाद: ""तुझे बलपूर्वक देश से बाहर कर देंगे"" या (2) इसका सन्दर्भ पूर्वकालिक मित्र राष्ट्र की सीमा से हो सकता है| वैकल्पिक अनुवाद: ""उनके देश में शरण देने से इनकार कर देंगे"""</w:t>
-      </w:r>
-      <w:r>
-        <w:rPr>
-          <w:lang w:val="hi_IN" w:bidi="hi_IN"/>
-        </w:rPr>
-      </w:r>
-      <w:r>
-        <w:rPr>
-          <w:lang w:val="hi_IN" w:bidi="hi_IN"/>
-        </w:rPr>
-      </w:r>
-    </w:p>
-    <w:p>
-      <w:pPr/>
-      <w:r>
-        <w:rPr>
-          <w:lang w:val="hi_IN" w:bidi="hi_IN"/>
-        </w:rPr>
-      </w:r>
-    </w:p>
-    <w:p>
-      <w:pPr>
-        <w:pStyle w:val="Heading2"/>
-      </w:pPr>
-      <w:r>
-        <w:rPr>
-          <w:lang w:val="hi_IN" w:bidi="hi_IN"/>
-        </w:rPr>
-        <w:t>ओबद्याह 1:7 (#4)</w:t>
-      </w:r>
-      <w:r>
-        <w:rPr>
-          <w:lang w:val="hi_IN" w:bidi="hi_IN"/>
-        </w:rPr>
-      </w:r>
-    </w:p>
-    <w:p>
-      <w:pPr/>
-      <w:r>
-        <w:rPr>
-          <w:lang w:val="hi_IN" w:bidi="hi_IN"/>
-        </w:rPr>
-      </w:r>
-      <w:r>
-        <w:rPr>
-          <w:lang w:val="hi_IN" w:bidi="hi_IN"/>
-        </w:rPr>
-        <w:t>כֹּ֚ל אַנְשֵׁ֣י בְרִיתֶ֔⁠ךָ &amp; אַנְשֵׁ֣י שְׁלֹמֶ֑⁠ךָ לַחְמְ⁠ךָ֗</w:t>
-      </w:r>
-    </w:p>
-    <w:p>
-      <w:pPr/>
-      <w:r>
-        <w:rPr>
-          <w:lang w:val="hi_IN" w:bidi="hi_IN"/>
-        </w:rPr>
-      </w:r>
-      <w:r>
-        <w:rPr>
-          <w:b/>
-          <w:lang w:val="hi_IN" w:bidi="hi_IN"/>
-        </w:rPr>
-        <w:t>"जितनों ने वाचा सभी ने"</w:t>
-      </w:r>
-      <w:r>
-        <w:rPr>
-          <w:lang w:val="hi_IN" w:bidi="hi_IN"/>
-        </w:rPr>
-        <w:t xml:space="preserve"> - </w:t>
-      </w:r>
-      <w:r>
-        <w:rPr>
-          <w:b/>
-          <w:lang w:val="hi_IN" w:bidi="hi_IN"/>
-        </w:rPr>
-        <w:t>"लोग मेल"</w:t>
-      </w:r>
-      <w:r>
-        <w:rPr>
-          <w:lang w:val="hi_IN" w:bidi="hi_IN"/>
-        </w:rPr>
-        <w:t xml:space="preserve"> - </w:t>
-      </w:r>
-      <w:r>
-        <w:rPr>
-          <w:b/>
-          <w:lang w:val="hi_IN" w:bidi="hi_IN"/>
-        </w:rPr>
-        <w:t>"रोटी"</w:t>
-      </w:r>
-    </w:p>
-    <w:p>
-      <w:pPr/>
-      <w:r>
-        <w:rPr>
-          <w:lang w:val="hi_IN" w:bidi="hi_IN"/>
-        </w:rPr>
-      </w:r>
-      <w:r>
-        <w:rPr>
-          <w:lang w:val="hi_IN" w:bidi="hi_IN"/>
-        </w:rPr>
-        <w:t>"ये तीनों वाक्यांश एदोम के मित्र राष्ट्रों के सन्दर्भ में हैं|यहोवा एक ही बात को एक से अधिक बार कह कर प्रकट करना चाहता है कि जो वह कह रहा है वह महत्वपूर्ण है|</w:t>
-      </w:r>
-    </w:p>
-    <w:p>
-      <w:pPr/>
-      <w:r>
-        <w:rPr>
-          <w:lang w:val="hi_IN" w:bidi="hi_IN"/>
-        </w:rPr>
-      </w:r>
-      <w:r>
-        <w:rPr>
-          <w:lang w:val="hi_IN" w:bidi="hi_IN"/>
-        </w:rPr>
-        <w:t xml:space="preserve">देखें: </w:t>
-      </w:r>
-      <w:r>
-        <w:rPr>
-          <w:lang w:val="hi_IN" w:bidi="hi_IN"/>
-        </w:rPr>
-        <w:t>समांतरता</w:t>
-      </w:r>
-      <w:r>
-        <w:rPr>
-          <w:lang w:val="hi_IN" w:bidi="hi_IN"/>
-        </w:rPr>
-      </w:r>
-      <w:r>
-        <w:rPr>
-          <w:lang w:val="hi_IN" w:bidi="hi_IN"/>
-        </w:rPr>
-      </w:r>
-    </w:p>
-    <w:p>
-      <w:pPr/>
-      <w:r>
-        <w:rPr>
-          <w:lang w:val="hi_IN" w:bidi="hi_IN"/>
-        </w:rPr>
-      </w:r>
-    </w:p>
-    <w:p>
-      <w:pPr>
-        <w:pStyle w:val="Heading2"/>
-      </w:pPr>
-      <w:r>
-        <w:rPr>
-          <w:lang w:val="hi_IN" w:bidi="hi_IN"/>
-        </w:rPr>
-        <w:t>ओबद्याह 1:7 (#5)</w:t>
-      </w:r>
-      <w:r>
-        <w:rPr>
-          <w:lang w:val="hi_IN" w:bidi="hi_IN"/>
-        </w:rPr>
-      </w:r>
-    </w:p>
-    <w:p>
-      <w:pPr/>
-      <w:r>
-        <w:rPr>
-          <w:lang w:val="hi_IN" w:bidi="hi_IN"/>
-        </w:rPr>
-      </w:r>
-      <w:r>
-        <w:rPr>
-          <w:lang w:val="hi_IN" w:bidi="hi_IN"/>
-        </w:rPr>
-        <w:t>לַחְמְ⁠ךָ֗ יָשִׂ֤ימוּ מָזוֹר֙ תַּחְתֶּ֔י⁠ךָ</w:t>
-      </w:r>
-    </w:p>
-    <w:p>
-      <w:pPr/>
-      <w:r>
-        <w:rPr>
-          <w:lang w:val="hi_IN" w:bidi="hi_IN"/>
-        </w:rPr>
-      </w:r>
-      <w:r>
-        <w:rPr>
-          <w:b/>
-          <w:lang w:val="hi_IN" w:bidi="hi_IN"/>
-        </w:rPr>
-        <w:t>"रोटी तेरे लिये फंदा लगाते हैं"</w:t>
-      </w:r>
-    </w:p>
-    <w:p>
-      <w:pPr/>
-      <w:r>
-        <w:rPr>
-          <w:lang w:val="hi_IN" w:bidi="hi_IN"/>
-        </w:rPr>
-      </w:r>
-      <w:r>
-        <w:rPr>
-          <w:lang w:val="hi_IN" w:bidi="hi_IN"/>
-        </w:rPr>
-        <w:t xml:space="preserve">"इब्रानी संस्करण में मात्र </w:t>
-      </w:r>
-      <w:r>
-        <w:rPr>
-          <w:i/>
-          <w:lang w:val="hi_IN" w:bidi="hi_IN"/>
-        </w:rPr>
-        <w:t>तेरी रोटी</w:t>
-      </w:r>
-      <w:r>
-        <w:rPr>
-          <w:lang w:val="hi_IN" w:bidi="hi_IN"/>
-        </w:rPr>
-        <w:t>* लिखा है इस काव्य शैली में, श्रोताओं और पाठकों से अपेक्षा की गई है कि आर्ट को समझ ले और लुप्त शब्दों,</w:t>
-      </w:r>
-      <w:r>
-        <w:rPr>
-          <w:b/>
-          <w:lang w:val="hi_IN" w:bidi="hi_IN"/>
-        </w:rPr>
-        <w:t>के पुरुष</w:t>
-      </w:r>
-      <w:r>
-        <w:rPr>
-          <w:lang w:val="hi_IN" w:bidi="hi_IN"/>
-        </w:rPr>
-        <w:t>(पिछली दो पंक्तियों से) का समावेश करें|</w:t>
-      </w:r>
-    </w:p>
-    <w:p>
-      <w:pPr/>
-      <w:r>
-        <w:rPr>
-          <w:lang w:val="hi_IN" w:bidi="hi_IN"/>
-        </w:rPr>
-      </w:r>
-      <w:r>
-        <w:rPr>
-          <w:lang w:val="hi_IN" w:bidi="hi_IN"/>
-        </w:rPr>
-        <w:t xml:space="preserve">देखें: </w:t>
-      </w:r>
-      <w:r>
-        <w:rPr>
-          <w:lang w:val="hi_IN" w:bidi="hi_IN"/>
-        </w:rPr>
-        <w:t>विराम बिंदु</w:t>
-      </w:r>
-      <w:r>
-        <w:rPr>
-          <w:lang w:val="hi_IN" w:bidi="hi_IN"/>
-        </w:rPr>
-      </w:r>
-      <w:r>
-        <w:rPr>
-          <w:lang w:val="hi_IN" w:bidi="hi_IN"/>
-        </w:rPr>
-      </w:r>
-    </w:p>
-    <w:p>
-      <w:pPr/>
-      <w:r>
-        <w:rPr>
-          <w:lang w:val="hi_IN" w:bidi="hi_IN"/>
-        </w:rPr>
-      </w:r>
-    </w:p>
-    <w:p>
-      <w:pPr>
-        <w:pStyle w:val="Heading2"/>
-      </w:pPr>
-      <w:r>
-        <w:rPr>
-          <w:lang w:val="hi_IN" w:bidi="hi_IN"/>
-        </w:rPr>
-        <w:t>ओबद्याह 1:7 (#6)</w:t>
-      </w:r>
-      <w:r>
-        <w:rPr>
-          <w:lang w:val="hi_IN" w:bidi="hi_IN"/>
-        </w:rPr>
-      </w:r>
-    </w:p>
-    <w:p>
-      <w:pPr/>
-      <w:r>
-        <w:rPr>
-          <w:lang w:val="hi_IN" w:bidi="hi_IN"/>
-        </w:rPr>
-      </w:r>
-      <w:r>
-        <w:rPr>
-          <w:lang w:val="hi_IN" w:bidi="hi_IN"/>
-        </w:rPr>
-        <w:t>אֵ֥ין תְּבוּנָ֖ה בּֽ⁠וֹ</w:t>
-      </w:r>
-    </w:p>
-    <w:p>
-      <w:pPr/>
-      <w:r>
-        <w:rPr>
-          <w:lang w:val="hi_IN" w:bidi="hi_IN"/>
-        </w:rPr>
-      </w:r>
-      <w:r>
-        <w:rPr>
-          <w:b/>
-          <w:lang w:val="hi_IN" w:bidi="hi_IN"/>
-        </w:rPr>
-        <w:t>"उसमें कुछ समझ"</w:t>
-      </w:r>
-    </w:p>
-    <w:p>
-      <w:pPr/>
-      <w:r>
-        <w:rPr>
-          <w:lang w:val="hi_IN" w:bidi="hi_IN"/>
-        </w:rPr>
-      </w:r>
-      <w:r>
-        <w:rPr>
-          <w:lang w:val="hi_IN" w:bidi="hi_IN"/>
-        </w:rPr>
-        <w:t>"इस वाक्यांश के चार संभावित अर्थ हैं: (1)यहोवा इसको अलग हट कर कह रहा होगा कि एदोम के लोगों का जो उसने मान निर्धारण किया हाई उसको प्रकट करे| यदि आपकी भाषा में यह उलझन उत्पन्न करे तो आप एदोम के संबोधन को द्वितीय पुरुष में अनुवाद कर सकते हैं जैसा UST में है| (2) एदोम के पूर्वकालिक मित्र राष्ट्र उसके लिए यह कहते होंगे| वैकल्पिक अनुवाद: """"तब वे तुझ से कहेंगे,'तू इतना समझदार नहीं है जितना की तू अपने को समझता है'"" (3) अभी जिस फंदे की चर्चा की गई है, हो सकता है कि यह उसके सन्दर्भ में हो| वैकल्पिक अनुवाद: ""और इसकी कोई अनुभूति नहीं है"" (4) संभवतः इसका सन्दर्भ एदोम के मित्र राष्ट्रों द्वारा उसके साथ विश्वासघात करने की अघातपूर्ण स्थिति से हो| वैकल्पिक अनुवाद: ""इसकी तो कोई समझ ही नहीं है""</w:t>
-      </w:r>
-    </w:p>
-    <w:p>
-      <w:pPr/>
-      <w:r>
-        <w:rPr>
-          <w:lang w:val="hi_IN" w:bidi="hi_IN"/>
-        </w:rPr>
-      </w:r>
-      <w:r>
-        <w:rPr>
-          <w:lang w:val="hi_IN" w:bidi="hi_IN"/>
-        </w:rPr>
-        <w:t xml:space="preserve">देखें: </w:t>
-      </w:r>
-      <w:r>
-        <w:rPr>
-          <w:lang w:val="hi_IN" w:bidi="hi_IN"/>
-        </w:rPr>
-        <w:t>किनारे</w:t>
-      </w:r>
-      <w:r>
-        <w:rPr>
-          <w:lang w:val="hi_IN" w:bidi="hi_IN"/>
-        </w:rPr>
-      </w:r>
-      <w:r>
-        <w:rPr>
-          <w:lang w:val="hi_IN" w:bidi="hi_IN"/>
-        </w:rPr>
-      </w:r>
-    </w:p>
-    <w:p>
-      <w:pPr/>
-      <w:r>
-        <w:rPr>
-          <w:lang w:val="hi_IN" w:bidi="hi_IN"/>
-        </w:rPr>
-      </w:r>
-    </w:p>
-    <w:p>
-      <w:pPr>
-        <w:pStyle w:val="Heading2"/>
-      </w:pPr>
-      <w:r>
-        <w:rPr>
-          <w:lang w:val="hi_IN" w:bidi="hi_IN"/>
-        </w:rPr>
-        <w:t>ओबद्याह 1:7 (#7)</w:t>
-      </w:r>
-      <w:r>
-        <w:rPr>
-          <w:lang w:val="hi_IN" w:bidi="hi_IN"/>
-        </w:rPr>
-      </w:r>
-    </w:p>
-    <w:p>
-      <w:pPr/>
-      <w:r>
-        <w:rPr>
-          <w:lang w:val="hi_IN" w:bidi="hi_IN"/>
-        </w:rPr>
-      </w:r>
-      <w:r>
-        <w:rPr>
-          <w:lang w:val="hi_IN" w:bidi="hi_IN"/>
-        </w:rPr>
-        <w:t>אֵ֥ין תְּבוּנָ֖ה בּֽ⁠וֹ</w:t>
-      </w:r>
-    </w:p>
-    <w:p>
-      <w:pPr/>
-      <w:r>
-        <w:rPr>
-          <w:lang w:val="hi_IN" w:bidi="hi_IN"/>
-        </w:rPr>
-      </w:r>
-      <w:r>
-        <w:rPr>
-          <w:b/>
-          <w:lang w:val="hi_IN" w:bidi="hi_IN"/>
-        </w:rPr>
-        <w:t>"उसमें कुछ समझ"</w:t>
-      </w:r>
-    </w:p>
-    <w:p>
-      <w:pPr/>
-      <w:r>
-        <w:rPr>
-          <w:lang w:val="hi_IN" w:bidi="hi_IN"/>
-        </w:rPr>
-      </w:r>
-      <w:r>
-        <w:rPr>
-          <w:lang w:val="hi_IN" w:bidi="hi_IN"/>
-        </w:rPr>
-        <w:t>"आप इस भाव वाचक संज्ञा शब्द, ""समझ"" का अनुवाद क्रिया शब्द से कर सकते हैं| वैकल्पिक अनुवाद: ""वह कुछ नहीं समझता है""</w:t>
-      </w:r>
-    </w:p>
-    <w:p>
-      <w:pPr/>
-      <w:r>
-        <w:rPr>
-          <w:lang w:val="hi_IN" w:bidi="hi_IN"/>
-        </w:rPr>
-      </w:r>
-      <w:r>
-        <w:rPr>
-          <w:lang w:val="hi_IN" w:bidi="hi_IN"/>
-        </w:rPr>
-        <w:t xml:space="preserve">देखें: </w:t>
-      </w:r>
-      <w:r>
-        <w:rPr>
-          <w:lang w:val="hi_IN" w:bidi="hi_IN"/>
-        </w:rPr>
-        <w:t>अमूर्त संज्ञाएँ</w:t>
-      </w:r>
-      <w:r>
-        <w:rPr>
-          <w:lang w:val="hi_IN" w:bidi="hi_IN"/>
-        </w:rPr>
-      </w:r>
-      <w:r>
-        <w:rPr>
-          <w:lang w:val="hi_IN" w:bidi="hi_IN"/>
-        </w:rPr>
-      </w:r>
-    </w:p>
-    <w:p>
-      <w:pPr/>
-      <w:r>
-        <w:rPr>
-          <w:lang w:val="hi_IN" w:bidi="hi_IN"/>
-        </w:rPr>
-      </w:r>
-    </w:p>
-    <w:p>
-      <w:pPr>
-        <w:pStyle w:val="Heading2"/>
-      </w:pPr>
-      <w:r>
-        <w:rPr>
-          <w:lang w:val="hi_IN" w:bidi="hi_IN"/>
-        </w:rPr>
-        <w:t>ओबद्याह 1:7 (#8)</w:t>
-      </w:r>
-      <w:r>
-        <w:rPr>
-          <w:lang w:val="hi_IN" w:bidi="hi_IN"/>
-        </w:rPr>
-      </w:r>
-    </w:p>
-    <w:p>
-      <w:pPr/>
-      <w:r>
-        <w:rPr>
-          <w:lang w:val="hi_IN" w:bidi="hi_IN"/>
-        </w:rPr>
-      </w:r>
-      <w:r>
-        <w:rPr>
-          <w:lang w:val="hi_IN" w:bidi="hi_IN"/>
-        </w:rPr>
-        <w:t>בּֽ⁠וֹ</w:t>
-      </w:r>
-    </w:p>
-    <w:p>
-      <w:pPr/>
-      <w:r>
-        <w:rPr>
-          <w:lang w:val="hi_IN" w:bidi="hi_IN"/>
-        </w:rPr>
-      </w:r>
-      <w:r>
-        <w:rPr>
-          <w:b/>
-          <w:lang w:val="hi_IN" w:bidi="hi_IN"/>
-        </w:rPr>
-        <w:t>"उसमें"</w:t>
-      </w:r>
-    </w:p>
-    <w:p>
-      <w:pPr/>
-      <w:r>
-        <w:rPr>
-          <w:lang w:val="hi_IN" w:bidi="hi_IN"/>
-        </w:rPr>
-      </w:r>
-      <w:r>
-        <w:rPr>
-          <w:lang w:val="hi_IN" w:bidi="hi_IN"/>
-        </w:rPr>
-        <w:t xml:space="preserve">"यहाँ </w:t>
-      </w:r>
-      <w:r>
-        <w:rPr>
-          <w:b/>
-          <w:lang w:val="hi_IN" w:bidi="hi_IN"/>
-        </w:rPr>
-        <w:t>उसमें</w:t>
-      </w:r>
-      <w:r>
-        <w:rPr>
-          <w:lang w:val="hi_IN" w:bidi="hi_IN"/>
-        </w:rPr>
-        <w:t xml:space="preserve"> का सन्दर्भ संभवतः एदोम से हैजो वहाँ के निवासियों का प्रतिनिधित्व करता है| वैकल्पिक अनुवाद: ""एदोमियों में""</w:t>
-      </w:r>
-    </w:p>
-    <w:p>
-      <w:pPr/>
-      <w:r>
-        <w:rPr>
-          <w:lang w:val="hi_IN" w:bidi="hi_IN"/>
-        </w:rPr>
-      </w:r>
-      <w:r>
-        <w:rPr>
-          <w:lang w:val="hi_IN" w:bidi="hi_IN"/>
-        </w:rPr>
-        <w:t xml:space="preserve">देखें: </w:t>
-      </w:r>
-      <w:r>
-        <w:rPr>
-          <w:lang w:val="hi_IN" w:bidi="hi_IN"/>
-        </w:rPr>
-        <w:t>व्यक्तित्व</w:t>
-      </w:r>
-      <w:r>
-        <w:rPr>
-          <w:lang w:val="hi_IN" w:bidi="hi_IN"/>
-        </w:rPr>
-      </w:r>
-      <w:r>
-        <w:rPr>
-          <w:lang w:val="hi_IN" w:bidi="hi_IN"/>
-        </w:rPr>
-      </w:r>
-    </w:p>
-    <w:p>
-      <w:pPr/>
-      <w:r>
-        <w:rPr>
-          <w:lang w:val="hi_IN" w:bidi="hi_IN"/>
-        </w:rPr>
-      </w:r>
-    </w:p>
-    <w:p>
-      <w:pPr>
-        <w:pStyle w:val="Heading2"/>
-      </w:pPr>
-      <w:r>
-        <w:rPr>
-          <w:lang w:val="hi_IN" w:bidi="hi_IN"/>
-        </w:rPr>
         <w:t>ओबद्याह 1:8 (#1)</w:t>
       </w:r>
       <w:r>
         <w:rPr>
           <w:lang w:val="hi_IN" w:bidi="hi_IN"/>
         </w:rPr>
-      </w:r>
-    </w:p>
-    <w:p>
-      <w:pPr/>
-      <w:r>
-        <w:rPr>
-          <w:lang w:val="hi_IN" w:bidi="hi_IN"/>
-        </w:rPr>
-      </w:r>
-      <w:r>
-        <w:rPr>
-          <w:lang w:val="hi_IN" w:bidi="hi_IN"/>
-        </w:rPr>
-        <w:t>הֲ⁠ל֛וֹא בַּ⁠יּ֥וֹם הַ⁠ה֖וּא &amp; וְ⁠הַאֲבַדְתִּ֤י חֲכָמִים֙ מֵֽ⁠אֱד֔וֹם</w:t>
       </w:r>
     </w:p>
     <w:p>
@@ -7662,6 +7270,20 @@
       </w:r>
       <w:r>
         <w:rPr>
+          <w:lang w:val="hi_IN" w:bidi="hi_IN"/>
+        </w:rPr>
+        <w:t>מִ⁠קָּֽטֶל</w:t>
+      </w:r>
+    </w:p>
+    <w:p>
+      <w:pPr/>
+      <w:r>
+        <w:rPr>
+          <w:lang w:val="hi_IN" w:bidi="hi_IN"/>
+        </w:rPr>
+      </w:r>
+      <w:r>
+        <w:rPr>
           <w:b/>
           <w:lang w:val="hi_IN" w:bidi="hi_IN"/>
         </w:rPr>
@@ -8075,20 +7697,6 @@
       </w:r>
       <w:r>
         <w:rPr>
-          <w:lang w:val="hi_IN" w:bidi="hi_IN"/>
-        </w:rPr>
-        <w:t>תְּכַסְּ⁠ךָ֣ בוּשָׁ֑ה</w:t>
-      </w:r>
-    </w:p>
-    <w:p>
-      <w:pPr/>
-      <w:r>
-        <w:rPr>
-          <w:lang w:val="hi_IN" w:bidi="hi_IN"/>
-        </w:rPr>
-      </w:r>
-      <w:r>
-        <w:rPr>
           <w:b/>
           <w:lang w:val="hi_IN" w:bidi="hi_IN"/>
         </w:rPr>
@@ -8185,20 +7793,6 @@
       </w:r>
       <w:r>
         <w:rPr>
-          <w:lang w:val="hi_IN" w:bidi="hi_IN"/>
-        </w:rPr>
-        <w:t>וְ⁠נִכְרַ֖תָּ</w:t>
-      </w:r>
-    </w:p>
-    <w:p>
-      <w:pPr/>
-      <w:r>
-        <w:rPr>
-          <w:lang w:val="hi_IN" w:bidi="hi_IN"/>
-        </w:rPr>
-      </w:r>
-      <w:r>
-        <w:rPr>
           <w:b/>
           <w:lang w:val="hi_IN" w:bidi="hi_IN"/>
         </w:rPr>
@@ -8282,20 +7876,6 @@
       </w:r>
       <w:r>
         <w:rPr>
-          <w:lang w:val="hi_IN" w:bidi="hi_IN"/>
-        </w:rPr>
-        <w:t>וְ⁠נִכְרַ֖תָּ</w:t>
-      </w:r>
-    </w:p>
-    <w:p>
-      <w:pPr/>
-      <w:r>
-        <w:rPr>
-          <w:lang w:val="hi_IN" w:bidi="hi_IN"/>
-        </w:rPr>
-      </w:r>
-      <w:r>
-        <w:rPr>
           <w:b/>
           <w:lang w:val="hi_IN" w:bidi="hi_IN"/>
         </w:rPr>
@@ -8368,20 +7948,6 @@
         <w:rPr>
           <w:lang w:val="hi_IN" w:bidi="hi_IN"/>
         </w:rPr>
-      </w:r>
-    </w:p>
-    <w:p>
-      <w:pPr/>
-      <w:r>
-        <w:rPr>
-          <w:lang w:val="hi_IN" w:bidi="hi_IN"/>
-        </w:rPr>
-      </w:r>
-      <w:r>
-        <w:rPr>
-          <w:lang w:val="hi_IN" w:bidi="hi_IN"/>
-        </w:rPr>
-        <w:t>וְ⁠נִכְרַ֖תָּ</w:t>
       </w:r>
     </w:p>
     <w:p>
@@ -8604,20 +8170,6 @@
       </w:r>
       <w:r>
         <w:rPr>
-          <w:lang w:val="hi_IN" w:bidi="hi_IN"/>
-        </w:rPr>
-        <w:t>שְׁב֥וֹת זָרִ֖ים חֵיל֑⁠וֹ וְ⁠נָכְרִ֞ים בָּ֣אוּ שְׁעָרָ֗יו</w:t>
-      </w:r>
-    </w:p>
-    <w:p>
-      <w:pPr/>
-      <w:r>
-        <w:rPr>
-          <w:lang w:val="hi_IN" w:bidi="hi_IN"/>
-        </w:rPr>
-      </w:r>
-      <w:r>
-        <w:rPr>
           <w:b/>
           <w:lang w:val="hi_IN" w:bidi="hi_IN"/>
         </w:rPr>
@@ -9512,20 +9064,6 @@
       </w:r>
       <w:r>
         <w:rPr>
-          <w:lang w:val="hi_IN" w:bidi="hi_IN"/>
-        </w:rPr>
-        <w:t>בְ⁠יוֹם־אָחִ֨י⁠ךָ֙ בְּ⁠י֣וֹם נָכְר֔⁠וֹ</w:t>
-      </w:r>
-    </w:p>
-    <w:p>
-      <w:pPr/>
-      <w:r>
-        <w:rPr>
-          <w:lang w:val="hi_IN" w:bidi="hi_IN"/>
-        </w:rPr>
-      </w:r>
-      <w:r>
-        <w:rPr>
           <w:b/>
           <w:lang w:val="hi_IN" w:bidi="hi_IN"/>
         </w:rPr>
@@ -9983,20 +9521,6 @@
       </w:r>
       <w:r>
         <w:rPr>
-          <w:lang w:val="hi_IN" w:bidi="hi_IN"/>
-        </w:rPr>
-        <w:t>וְ⁠אַל־תַּגְדֵּ֥ל פִּ֖י⁠ךָ</w:t>
-      </w:r>
-    </w:p>
-    <w:p>
-      <w:pPr/>
-      <w:r>
-        <w:rPr>
-          <w:lang w:val="hi_IN" w:bidi="hi_IN"/>
-        </w:rPr>
-      </w:r>
-      <w:r>
-        <w:rPr>
           <w:b/>
           <w:lang w:val="hi_IN" w:bidi="hi_IN"/>
         </w:rPr>
@@ -10069,20 +9593,6 @@
         <w:rPr>
           <w:lang w:val="hi_IN" w:bidi="hi_IN"/>
         </w:rPr>
-      </w:r>
-    </w:p>
-    <w:p>
-      <w:pPr/>
-      <w:r>
-        <w:rPr>
-          <w:lang w:val="hi_IN" w:bidi="hi_IN"/>
-        </w:rPr>
-      </w:r>
-      <w:r>
-        <w:rPr>
-          <w:lang w:val="hi_IN" w:bidi="hi_IN"/>
-        </w:rPr>
-        <w:t>בְּ⁠י֣וֹם אֵידָ֔⁠ם &amp; בְּ⁠י֣וֹם אֵיד֑⁠וֹ &amp; בְּ⁠י֥וֹם אֵידֽ⁠וֹ</w:t>
       </w:r>
     </w:p>
     <w:p>
@@ -10480,20 +9990,6 @@
       </w:r>
       <w:r>
         <w:rPr>
-          <w:lang w:val="hi_IN" w:bidi="hi_IN"/>
-        </w:rPr>
-        <w:t>אַל־תֵּ֧רֶא</w:t>
-      </w:r>
-    </w:p>
-    <w:p>
-      <w:pPr/>
-      <w:r>
-        <w:rPr>
-          <w:lang w:val="hi_IN" w:bidi="hi_IN"/>
-        </w:rPr>
-      </w:r>
-      <w:r>
-        <w:rPr>
           <w:b/>
           <w:lang w:val="hi_IN" w:bidi="hi_IN"/>
         </w:rPr>
@@ -10718,20 +10214,6 @@
       </w:r>
       <w:r>
         <w:rPr>
-          <w:lang w:val="hi_IN" w:bidi="hi_IN"/>
-        </w:rPr>
-        <w:t>הַ⁠פֶּ֔רֶק</w:t>
-      </w:r>
-    </w:p>
-    <w:p>
-      <w:pPr/>
-      <w:r>
-        <w:rPr>
-          <w:lang w:val="hi_IN" w:bidi="hi_IN"/>
-        </w:rPr>
-      </w:r>
-      <w:r>
-        <w:rPr>
           <w:b/>
           <w:lang w:val="hi_IN" w:bidi="hi_IN"/>
         </w:rPr>
@@ -10956,20 +10438,6 @@
       </w:r>
       <w:r>
         <w:rPr>
-          <w:lang w:val="hi_IN" w:bidi="hi_IN"/>
-        </w:rPr>
-        <w:t>וְ⁠אַל־תַּסְגֵּ֥ר שְׂרִידָ֖י⁠ו</w:t>
-      </w:r>
-    </w:p>
-    <w:p>
-      <w:pPr/>
-      <w:r>
-        <w:rPr>
-          <w:lang w:val="hi_IN" w:bidi="hi_IN"/>
-        </w:rPr>
-      </w:r>
-      <w:r>
-        <w:rPr>
           <w:b/>
           <w:lang w:val="hi_IN" w:bidi="hi_IN"/>
         </w:rPr>
@@ -11510,20 +10978,6 @@
       </w:r>
       <w:r>
         <w:rPr>
-          <w:lang w:val="hi_IN" w:bidi="hi_IN"/>
-        </w:rPr>
-        <w:t>גְּמֻלְ⁠ךָ֖ יָשׁ֥וּב בְּ⁠רֹאשֶֽׁ⁠ךָ</w:t>
-      </w:r>
-    </w:p>
-    <w:p>
-      <w:pPr/>
-      <w:r>
-        <w:rPr>
-          <w:lang w:val="hi_IN" w:bidi="hi_IN"/>
-        </w:rPr>
-      </w:r>
-      <w:r>
-        <w:rPr>
           <w:b/>
           <w:lang w:val="hi_IN" w:bidi="hi_IN"/>
         </w:rPr>
@@ -11596,20 +11050,6 @@
         <w:rPr>
           <w:lang w:val="hi_IN" w:bidi="hi_IN"/>
         </w:rPr>
-      </w:r>
-    </w:p>
-    <w:p>
-      <w:pPr/>
-      <w:r>
-        <w:rPr>
-          <w:lang w:val="hi_IN" w:bidi="hi_IN"/>
-        </w:rPr>
-      </w:r>
-      <w:r>
-        <w:rPr>
-          <w:lang w:val="hi_IN" w:bidi="hi_IN"/>
-        </w:rPr>
-        <w:t>בְּ⁠רֹאשֶֽׁ⁠ךָ</w:t>
       </w:r>
     </w:p>
     <w:p>
@@ -12271,20 +11711,6 @@
       </w:r>
       <w:r>
         <w:rPr>
-          <w:lang w:val="hi_IN" w:bidi="hi_IN"/>
-        </w:rPr>
-        <w:t>יִשְׁתּ֥וּ כָֽל־הַ⁠גּוֹיִ֖ם תָּמִ֑יד</w:t>
-      </w:r>
-    </w:p>
-    <w:p>
-      <w:pPr/>
-      <w:r>
-        <w:rPr>
-          <w:lang w:val="hi_IN" w:bidi="hi_IN"/>
-        </w:rPr>
-      </w:r>
-      <w:r>
-        <w:rPr>
           <w:b/>
           <w:lang w:val="hi_IN" w:bidi="hi_IN"/>
         </w:rPr>
@@ -12493,20 +11919,6 @@
         <w:rPr>
           <w:lang w:val="hi_IN" w:bidi="hi_IN"/>
         </w:rPr>
-      </w:r>
-    </w:p>
-    <w:p>
-      <w:pPr/>
-      <w:r>
-        <w:rPr>
-          <w:lang w:val="hi_IN" w:bidi="hi_IN"/>
-        </w:rPr>
-      </w:r>
-      <w:r>
-        <w:rPr>
-          <w:lang w:val="hi_IN" w:bidi="hi_IN"/>
-        </w:rPr>
-        <w:t>וְ⁠שָׁת֣וּ וְ⁠לָע֔וּ</w:t>
       </w:r>
     </w:p>
     <w:p>
@@ -12839,20 +12251,6 @@
       </w:r>
       <w:r>
         <w:rPr>
-          <w:lang w:val="hi_IN" w:bidi="hi_IN"/>
-        </w:rPr>
-        <w:t>וְ⁠הָ֣יָה קֹ֑דֶשׁ</w:t>
-      </w:r>
-    </w:p>
-    <w:p>
-      <w:pPr/>
-      <w:r>
-        <w:rPr>
-          <w:lang w:val="hi_IN" w:bidi="hi_IN"/>
-        </w:rPr>
-      </w:r>
-      <w:r>
-        <w:rPr>
           <w:b/>
           <w:lang w:val="hi_IN" w:bidi="hi_IN"/>
         </w:rPr>
@@ -13149,20 +12547,6 @@
       </w:r>
       <w:r>
         <w:rPr>
-          <w:lang w:val="hi_IN" w:bidi="hi_IN"/>
-        </w:rPr>
-        <w:t>וְ⁠הָיָה֩ בֵית־יַעֲקֹ֨ב אֵ֜שׁ וּ⁠בֵ֧ית יוֹסֵ֣ף לֶהָבָ֗ה</w:t>
-      </w:r>
-    </w:p>
-    <w:p>
-      <w:pPr/>
-      <w:r>
-        <w:rPr>
-          <w:lang w:val="hi_IN" w:bidi="hi_IN"/>
-        </w:rPr>
-      </w:r>
-      <w:r>
-        <w:rPr>
           <w:b/>
           <w:lang w:val="hi_IN" w:bidi="hi_IN"/>
         </w:rPr>
@@ -13479,20 +12863,6 @@
       </w:r>
       <w:r>
         <w:rPr>
-          <w:lang w:val="hi_IN" w:bidi="hi_IN"/>
-        </w:rPr>
-        <w:t>וּ⁠בֵ֤ית עֵשָׂו֙ &amp; לְ⁠בֵ֣ית עֵשָׂ֔ו</w:t>
-      </w:r>
-    </w:p>
-    <w:p>
-      <w:pPr/>
-      <w:r>
-        <w:rPr>
-          <w:lang w:val="hi_IN" w:bidi="hi_IN"/>
-        </w:rPr>
-      </w:r>
-      <w:r>
-        <w:rPr>
           <w:b/>
           <w:lang w:val="hi_IN" w:bidi="hi_IN"/>
         </w:rPr>
@@ -14546,20 +13916,6 @@
       </w:r>
       <w:r>
         <w:rPr>
-          <w:lang w:val="hi_IN" w:bidi="hi_IN"/>
-        </w:rPr>
-        <w:t>וְ⁠הַ⁠שְּׁפֵלָה֙ אֶת־פְּלִשְׁתִּ֔ים</w:t>
-      </w:r>
-    </w:p>
-    <w:p>
-      <w:pPr/>
-      <w:r>
-        <w:rPr>
-          <w:lang w:val="hi_IN" w:bidi="hi_IN"/>
-        </w:rPr>
-      </w:r>
-      <w:r>
-        <w:rPr>
           <w:b/>
           <w:lang w:val="hi_IN" w:bidi="hi_IN"/>
         </w:rPr>
@@ -14755,20 +14111,6 @@
         <w:rPr>
           <w:lang w:val="hi_IN" w:bidi="hi_IN"/>
         </w:rPr>
-      </w:r>
-    </w:p>
-    <w:p>
-      <w:pPr/>
-      <w:r>
-        <w:rPr>
-          <w:lang w:val="hi_IN" w:bidi="hi_IN"/>
-        </w:rPr>
-      </w:r>
-      <w:r>
-        <w:rPr>
-          <w:lang w:val="hi_IN" w:bidi="hi_IN"/>
-        </w:rPr>
-        <w:t>וְ⁠יָרְשׁוּ֙</w:t>
       </w:r>
     </w:p>
     <w:p>
@@ -16842,20 +16184,6 @@
         <w:rPr>
           <w:lang w:val="hi_IN" w:bidi="hi_IN"/>
         </w:rPr>
-      </w:r>
-    </w:p>
-    <w:p>
-      <w:pPr/>
-      <w:r>
-        <w:rPr>
-          <w:lang w:val="hi_IN" w:bidi="hi_IN"/>
-        </w:rPr>
-      </w:r>
-      <w:r>
-        <w:rPr>
-          <w:lang w:val="hi_IN" w:bidi="hi_IN"/>
-        </w:rPr>
-        <w:t>וְ⁠הָיְתָ֥ה לַֽ⁠יהוָ֖ה הַ⁠מְּלוּכָֽה</w:t>
       </w:r>
     </w:p>
     <w:p>

--- a/hin/docx/31.content.docx
+++ b/hin/docx/31.content.docx
@@ -737,6 +737,20 @@
       </w:r>
       <w:r>
         <w:rPr>
+          <w:lang w:val="hi_IN" w:bidi="hi_IN"/>
+        </w:rPr>
+        <w:t>כֹּֽה־אָמַר֩ אֲדֹנָ֨⁠י יְהוִ֜ה</w:t>
+      </w:r>
+    </w:p>
+    <w:p>
+      <w:pPr/>
+      <w:r>
+        <w:rPr>
+          <w:lang w:val="hi_IN" w:bidi="hi_IN"/>
+        </w:rPr>
+      </w:r>
+      <w:r>
+        <w:rPr>
           <w:b/>
           <w:lang w:val="hi_IN" w:bidi="hi_IN"/>
         </w:rPr>
@@ -820,6 +834,20 @@
       </w:r>
       <w:r>
         <w:rPr>
+          <w:lang w:val="hi_IN" w:bidi="hi_IN"/>
+        </w:rPr>
+        <w:t>יְהוִ֜ה</w:t>
+      </w:r>
+    </w:p>
+    <w:p>
+      <w:pPr/>
+      <w:r>
+        <w:rPr>
+          <w:lang w:val="hi_IN" w:bidi="hi_IN"/>
+        </w:rPr>
+      </w:r>
+      <w:r>
+        <w:rPr>
           <w:b/>
           <w:lang w:val="hi_IN" w:bidi="hi_IN"/>
         </w:rPr>
@@ -1233,6 +1261,20 @@
       </w:r>
       <w:r>
         <w:rPr>
+          <w:lang w:val="hi_IN" w:bidi="hi_IN"/>
+        </w:rPr>
+        <w:t>וְ⁠צִיר֙ &amp; שֻׁלָּ֔ח</w:t>
+      </w:r>
+    </w:p>
+    <w:p>
+      <w:pPr/>
+      <w:r>
+        <w:rPr>
+          <w:lang w:val="hi_IN" w:bidi="hi_IN"/>
+        </w:rPr>
+      </w:r>
+      <w:r>
+        <w:rPr>
           <w:b/>
           <w:lang w:val="hi_IN" w:bidi="hi_IN"/>
         </w:rPr>
@@ -1329,6 +1371,20 @@
       </w:r>
       <w:r>
         <w:rPr>
+          <w:lang w:val="hi_IN" w:bidi="hi_IN"/>
+        </w:rPr>
+        <w:t>וְ⁠צִיר֙ &amp; שֻׁלָּ֔ח</w:t>
+      </w:r>
+    </w:p>
+    <w:p>
+      <w:pPr/>
+      <w:r>
+        <w:rPr>
+          <w:lang w:val="hi_IN" w:bidi="hi_IN"/>
+        </w:rPr>
+      </w:r>
+      <w:r>
+        <w:rPr>
           <w:b/>
           <w:lang w:val="hi_IN" w:bidi="hi_IN"/>
         </w:rPr>
@@ -1425,6 +1481,20 @@
       </w:r>
       <w:r>
         <w:rPr>
+          <w:lang w:val="hi_IN" w:bidi="hi_IN"/>
+        </w:rPr>
+        <w:t>ק֛וּמוּ וְ⁠נָק֥וּמָה עָלֶי⁠הָ לַ⁠מִּלְחָמָֽה</w:t>
+      </w:r>
+    </w:p>
+    <w:p>
+      <w:pPr/>
+      <w:r>
+        <w:rPr>
+          <w:lang w:val="hi_IN" w:bidi="hi_IN"/>
+        </w:rPr>
+      </w:r>
+      <w:r>
+        <w:rPr>
           <w:b/>
           <w:lang w:val="hi_IN" w:bidi="hi_IN"/>
         </w:rPr>
@@ -1605,6 +1675,20 @@
       </w:r>
       <w:r>
         <w:rPr>
+          <w:lang w:val="hi_IN" w:bidi="hi_IN"/>
+        </w:rPr>
+        <w:t>וְ⁠נָק֥וּמָה עָלֶי⁠הָ</w:t>
+      </w:r>
+    </w:p>
+    <w:p>
+      <w:pPr/>
+      <w:r>
+        <w:rPr>
+          <w:lang w:val="hi_IN" w:bidi="hi_IN"/>
+        </w:rPr>
+      </w:r>
+      <w:r>
+        <w:rPr>
           <w:b/>
           <w:lang w:val="hi_IN" w:bidi="hi_IN"/>
         </w:rPr>
@@ -1688,6 +1772,20 @@
       </w:r>
       <w:r>
         <w:rPr>
+          <w:lang w:val="hi_IN" w:bidi="hi_IN"/>
+        </w:rPr>
+        <w:t>וְ⁠נָק֥וּמָה עָלֶי⁠הָ</w:t>
+      </w:r>
+    </w:p>
+    <w:p>
+      <w:pPr/>
+      <w:r>
+        <w:rPr>
+          <w:lang w:val="hi_IN" w:bidi="hi_IN"/>
+        </w:rPr>
+      </w:r>
+      <w:r>
+        <w:rPr>
           <w:b/>
           <w:lang w:val="hi_IN" w:bidi="hi_IN"/>
         </w:rPr>
@@ -2068,6 +2166,20 @@
       </w:r>
       <w:r>
         <w:rPr>
+          <w:lang w:val="hi_IN" w:bidi="hi_IN"/>
+        </w:rPr>
+        <w:t>קָטֹ֛ן נְתַתִּ֖י⁠ךָ בַּ⁠גּוֹיִ֑ם בָּז֥וּי אַתָּ֖ה מְאֹֽד</w:t>
+      </w:r>
+    </w:p>
+    <w:p>
+      <w:pPr/>
+      <w:r>
+        <w:rPr>
+          <w:lang w:val="hi_IN" w:bidi="hi_IN"/>
+        </w:rPr>
+      </w:r>
+      <w:r>
+        <w:rPr>
           <w:b/>
           <w:lang w:val="hi_IN" w:bidi="hi_IN"/>
         </w:rPr>
@@ -2151,6 +2263,20 @@
       </w:r>
       <w:r>
         <w:rPr>
+          <w:lang w:val="hi_IN" w:bidi="hi_IN"/>
+        </w:rPr>
+        <w:t>קָטֹ֛ן נְתַתִּ֖י⁠ךָ בַּ⁠גּוֹיִ֑ם</w:t>
+      </w:r>
+    </w:p>
+    <w:p>
+      <w:pPr/>
+      <w:r>
+        <w:rPr>
+          <w:lang w:val="hi_IN" w:bidi="hi_IN"/>
+        </w:rPr>
+      </w:r>
+      <w:r>
+        <w:rPr>
           <w:b/>
           <w:lang w:val="hi_IN" w:bidi="hi_IN"/>
         </w:rPr>
@@ -2234,6 +2360,20 @@
       </w:r>
       <w:r>
         <w:rPr>
+          <w:lang w:val="hi_IN" w:bidi="hi_IN"/>
+        </w:rPr>
+        <w:t>בָּז֥וּי אַתָּ֖ה מְאֹֽד</w:t>
+      </w:r>
+    </w:p>
+    <w:p>
+      <w:pPr/>
+      <w:r>
+        <w:rPr>
+          <w:lang w:val="hi_IN" w:bidi="hi_IN"/>
+        </w:rPr>
+      </w:r>
+      <w:r>
+        <w:rPr>
           <w:b/>
           <w:lang w:val="hi_IN" w:bidi="hi_IN"/>
         </w:rPr>
@@ -2317,6 +2457,20 @@
       </w:r>
       <w:r>
         <w:rPr>
+          <w:lang w:val="hi_IN" w:bidi="hi_IN"/>
+        </w:rPr>
+        <w:t>זְד֤וֹן לִבְּ⁠ךָ֙ הִשִּׁיאֶ֔⁠ךָ</w:t>
+      </w:r>
+    </w:p>
+    <w:p>
+      <w:pPr/>
+      <w:r>
+        <w:rPr>
+          <w:lang w:val="hi_IN" w:bidi="hi_IN"/>
+        </w:rPr>
+      </w:r>
+      <w:r>
+        <w:rPr>
           <w:b/>
           <w:lang w:val="hi_IN" w:bidi="hi_IN"/>
         </w:rPr>
@@ -2413,6 +2567,20 @@
       </w:r>
       <w:r>
         <w:rPr>
+          <w:lang w:val="hi_IN" w:bidi="hi_IN"/>
+        </w:rPr>
+        <w:t>זְד֤וֹן לִבְּ⁠ךָ֙ הִשִּׁיאֶ֔⁠ךָ</w:t>
+      </w:r>
+    </w:p>
+    <w:p>
+      <w:pPr/>
+      <w:r>
+        <w:rPr>
+          <w:lang w:val="hi_IN" w:bidi="hi_IN"/>
+        </w:rPr>
+      </w:r>
+      <w:r>
+        <w:rPr>
           <w:b/>
           <w:lang w:val="hi_IN" w:bidi="hi_IN"/>
         </w:rPr>
@@ -2619,6 +2787,20 @@
       </w:r>
       <w:r>
         <w:rPr>
+          <w:lang w:val="hi_IN" w:bidi="hi_IN"/>
+        </w:rPr>
+        <w:t>זְד֤וֹן לִבְּ⁠ךָ֙</w:t>
+      </w:r>
+    </w:p>
+    <w:p>
+      <w:pPr/>
+      <w:r>
+        <w:rPr>
+          <w:lang w:val="hi_IN" w:bidi="hi_IN"/>
+        </w:rPr>
+      </w:r>
+      <w:r>
+        <w:rPr>
           <w:b/>
           <w:lang w:val="hi_IN" w:bidi="hi_IN"/>
         </w:rPr>
@@ -2851,6 +3033,20 @@
       </w:r>
       <w:r>
         <w:rPr>
+          <w:lang w:val="hi_IN" w:bidi="hi_IN"/>
+        </w:rPr>
+        <w:t>בְ⁠חַגְוֵי־סֶּ֖לַע</w:t>
+      </w:r>
+    </w:p>
+    <w:p>
+      <w:pPr/>
+      <w:r>
+        <w:rPr>
+          <w:lang w:val="hi_IN" w:bidi="hi_IN"/>
+        </w:rPr>
+      </w:r>
+      <w:r>
+        <w:rPr>
           <w:b/>
           <w:lang w:val="hi_IN" w:bidi="hi_IN"/>
         </w:rPr>
@@ -3050,6 +3246,20 @@
       </w:r>
       <w:r>
         <w:rPr>
+          <w:lang w:val="hi_IN" w:bidi="hi_IN"/>
+        </w:rPr>
+        <w:t>אֹמֵ֣ר בְּ⁠לִבּ֔⁠וֹ</w:t>
+      </w:r>
+    </w:p>
+    <w:p>
+      <w:pPr/>
+      <w:r>
+        <w:rPr>
+          <w:lang w:val="hi_IN" w:bidi="hi_IN"/>
+        </w:rPr>
+      </w:r>
+      <w:r>
+        <w:rPr>
           <w:b/>
           <w:lang w:val="hi_IN" w:bidi="hi_IN"/>
         </w:rPr>
@@ -3133,6 +3343,20 @@
       </w:r>
       <w:r>
         <w:rPr>
+          <w:lang w:val="hi_IN" w:bidi="hi_IN"/>
+        </w:rPr>
+        <w:t>מִ֥י יוֹרִדֵ֖⁠נִי אָֽרֶץ</w:t>
+      </w:r>
+    </w:p>
+    <w:p>
+      <w:pPr/>
+      <w:r>
+        <w:rPr>
+          <w:lang w:val="hi_IN" w:bidi="hi_IN"/>
+        </w:rPr>
+      </w:r>
+      <w:r>
+        <w:rPr>
           <w:b/>
           <w:lang w:val="hi_IN" w:bidi="hi_IN"/>
         </w:rPr>
@@ -3216,6 +3440,20 @@
       </w:r>
       <w:r>
         <w:rPr>
+          <w:lang w:val="hi_IN" w:bidi="hi_IN"/>
+        </w:rPr>
+        <w:t>אִם־תַּגְבִּ֣יהַּ כַּ⁠נֶּ֔שֶׁר וְ⁠אִם־בֵּ֥ין כּֽוֹכָבִ֖ים שִׂ֣ים קִנֶּ֑⁠ךָ</w:t>
+      </w:r>
+    </w:p>
+    <w:p>
+      <w:pPr/>
+      <w:r>
+        <w:rPr>
+          <w:lang w:val="hi_IN" w:bidi="hi_IN"/>
+        </w:rPr>
+      </w:r>
+      <w:r>
+        <w:rPr>
           <w:b/>
           <w:lang w:val="hi_IN" w:bidi="hi_IN"/>
         </w:rPr>
@@ -3299,6 +3537,20 @@
       </w:r>
       <w:r>
         <w:rPr>
+          <w:lang w:val="hi_IN" w:bidi="hi_IN"/>
+        </w:rPr>
+        <w:t>אִם־תַּגְבִּ֣יהַּ כַּ⁠נֶּ֔שֶׁר וְ⁠אִם־בֵּ֥ין כּֽוֹכָבִ֖ים שִׂ֣ים קִנֶּ֑⁠ךָ</w:t>
+      </w:r>
+    </w:p>
+    <w:p>
+      <w:pPr/>
+      <w:r>
+        <w:rPr>
+          <w:lang w:val="hi_IN" w:bidi="hi_IN"/>
+        </w:rPr>
+      </w:r>
+      <w:r>
+        <w:rPr>
           <w:b/>
           <w:lang w:val="hi_IN" w:bidi="hi_IN"/>
         </w:rPr>
@@ -3796,6 +4048,20 @@
       </w:r>
       <w:r>
         <w:rPr>
+          <w:lang w:val="hi_IN" w:bidi="hi_IN"/>
+        </w:rPr>
+        <w:t>אִם־גַּנָּבִ֤ים בָּאֽוּ־לְ⁠ךָ֙ אִם־שׁ֣וֹדְדֵי לַ֔יְלָה</w:t>
+      </w:r>
+    </w:p>
+    <w:p>
+      <w:pPr/>
+      <w:r>
+        <w:rPr>
+          <w:lang w:val="hi_IN" w:bidi="hi_IN"/>
+        </w:rPr>
+      </w:r>
+      <w:r>
+        <w:rPr>
           <w:b/>
           <w:lang w:val="hi_IN" w:bidi="hi_IN"/>
         </w:rPr>
@@ -3879,6 +4145,20 @@
       </w:r>
       <w:r>
         <w:rPr>
+          <w:lang w:val="hi_IN" w:bidi="hi_IN"/>
+        </w:rPr>
+        <w:t>אֵ֣יךְ נִדְמֵ֔יתָה</w:t>
+      </w:r>
+    </w:p>
+    <w:p>
+      <w:pPr/>
+      <w:r>
+        <w:rPr>
+          <w:lang w:val="hi_IN" w:bidi="hi_IN"/>
+        </w:rPr>
+      </w:r>
+      <w:r>
+        <w:rPr>
           <w:b/>
           <w:lang w:val="hi_IN" w:bidi="hi_IN"/>
         </w:rPr>
@@ -4156,6 +4436,20 @@
       </w:r>
       <w:r>
         <w:rPr>
+          <w:lang w:val="hi_IN" w:bidi="hi_IN"/>
+        </w:rPr>
+        <w:t>אִם־בֹּֽצְרִים֙ בָּ֣אוּ לָ֔⁠ךְ הֲ⁠ל֖וֹא יַשְׁאִ֥ירוּ עֹלֵלֽוֹת</w:t>
+      </w:r>
+    </w:p>
+    <w:p>
+      <w:pPr/>
+      <w:r>
+        <w:rPr>
+          <w:lang w:val="hi_IN" w:bidi="hi_IN"/>
+        </w:rPr>
+      </w:r>
+      <w:r>
+        <w:rPr>
           <w:b/>
           <w:lang w:val="hi_IN" w:bidi="hi_IN"/>
         </w:rPr>
@@ -4646,6 +4940,20 @@
       </w:r>
       <w:r>
         <w:rPr>
+          <w:lang w:val="hi_IN" w:bidi="hi_IN"/>
+        </w:rPr>
+        <w:t>נִבְע֖וּ מַצְפֻּנָֽי⁠ו</w:t>
+      </w:r>
+    </w:p>
+    <w:p>
+      <w:pPr/>
+      <w:r>
+        <w:rPr>
+          <w:lang w:val="hi_IN" w:bidi="hi_IN"/>
+        </w:rPr>
+      </w:r>
+      <w:r>
+        <w:rPr>
           <w:b/>
           <w:lang w:val="hi_IN" w:bidi="hi_IN"/>
         </w:rPr>
@@ -4729,6 +5037,20 @@
       </w:r>
       <w:r>
         <w:rPr>
+          <w:lang w:val="hi_IN" w:bidi="hi_IN"/>
+        </w:rPr>
+        <w:t>עַֽד־הַ⁠גְּב֣וּל שִׁלְּח֗וּ⁠ךָ כֹּ֚ל אַנְשֵׁ֣י בְרִיתֶ֔⁠ךָ</w:t>
+      </w:r>
+    </w:p>
+    <w:p>
+      <w:pPr/>
+      <w:r>
+        <w:rPr>
+          <w:lang w:val="hi_IN" w:bidi="hi_IN"/>
+        </w:rPr>
+      </w:r>
+      <w:r>
+        <w:rPr>
           <w:b/>
           <w:lang w:val="hi_IN" w:bidi="hi_IN"/>
         </w:rPr>
@@ -4825,6 +5147,20 @@
       </w:r>
       <w:r>
         <w:rPr>
+          <w:lang w:val="hi_IN" w:bidi="hi_IN"/>
+        </w:rPr>
+        <w:t>בְרִיתֶ֔⁠ךָ</w:t>
+      </w:r>
+    </w:p>
+    <w:p>
+      <w:pPr/>
+      <w:r>
+        <w:rPr>
+          <w:lang w:val="hi_IN" w:bidi="hi_IN"/>
+        </w:rPr>
+      </w:r>
+      <w:r>
+        <w:rPr>
           <w:b/>
           <w:lang w:val="hi_IN" w:bidi="hi_IN"/>
         </w:rPr>
@@ -5011,6 +5347,20 @@
       </w:r>
       <w:r>
         <w:rPr>
+          <w:lang w:val="hi_IN" w:bidi="hi_IN"/>
+        </w:rPr>
+        <w:t>כֹּ֚ל אַנְשֵׁ֣י בְרִיתֶ֔⁠ךָ &amp; אַנְשֵׁ֣י שְׁלֹמֶ֑⁠ךָ לַחְמְ⁠ךָ֗</w:t>
+      </w:r>
+    </w:p>
+    <w:p>
+      <w:pPr/>
+      <w:r>
+        <w:rPr>
+          <w:lang w:val="hi_IN" w:bidi="hi_IN"/>
+        </w:rPr>
+      </w:r>
+      <w:r>
+        <w:rPr>
           <w:b/>
           <w:lang w:val="hi_IN" w:bidi="hi_IN"/>
         </w:rPr>
@@ -5120,6 +5470,20 @@
       </w:r>
       <w:r>
         <w:rPr>
+          <w:lang w:val="hi_IN" w:bidi="hi_IN"/>
+        </w:rPr>
+        <w:t>לַחְמְ⁠ךָ֗ יָשִׂ֤ימוּ מָזוֹר֙ תַּחְתֶּ֔י⁠ךָ</w:t>
+      </w:r>
+    </w:p>
+    <w:p>
+      <w:pPr/>
+      <w:r>
+        <w:rPr>
+          <w:lang w:val="hi_IN" w:bidi="hi_IN"/>
+        </w:rPr>
+      </w:r>
+      <w:r>
+        <w:rPr>
           <w:b/>
           <w:lang w:val="hi_IN" w:bidi="hi_IN"/>
         </w:rPr>
@@ -5326,6 +5690,20 @@
       </w:r>
       <w:r>
         <w:rPr>
+          <w:lang w:val="hi_IN" w:bidi="hi_IN"/>
+        </w:rPr>
+        <w:t>אֵ֥ין תְּבוּנָ֖ה בּֽ⁠וֹ</w:t>
+      </w:r>
+    </w:p>
+    <w:p>
+      <w:pPr/>
+      <w:r>
+        <w:rPr>
+          <w:lang w:val="hi_IN" w:bidi="hi_IN"/>
+        </w:rPr>
+      </w:r>
+      <w:r>
+        <w:rPr>
           <w:b/>
           <w:lang w:val="hi_IN" w:bidi="hi_IN"/>
         </w:rPr>
@@ -5508,6 +5886,20 @@
         <w:rPr>
           <w:lang w:val="hi_IN" w:bidi="hi_IN"/>
         </w:rPr>
+      </w:r>
+    </w:p>
+    <w:p>
+      <w:pPr/>
+      <w:r>
+        <w:rPr>
+          <w:lang w:val="hi_IN" w:bidi="hi_IN"/>
+        </w:rPr>
+      </w:r>
+      <w:r>
+        <w:rPr>
+          <w:lang w:val="hi_IN" w:bidi="hi_IN"/>
+        </w:rPr>
+        <w:t>הֲ⁠ל֛וֹא בַּ⁠יּ֥וֹם הַ⁠ה֖וּא &amp; וְ⁠הַאֲבַדְתִּ֤י חֲכָמִים֙ מֵֽ⁠אֱד֔וֹם</w:t>
       </w:r>
     </w:p>
     <w:p>
@@ -7697,6 +8089,20 @@
       </w:r>
       <w:r>
         <w:rPr>
+          <w:lang w:val="hi_IN" w:bidi="hi_IN"/>
+        </w:rPr>
+        <w:t>תְּכַסְּ⁠ךָ֣ בוּשָׁ֑ה</w:t>
+      </w:r>
+    </w:p>
+    <w:p>
+      <w:pPr/>
+      <w:r>
+        <w:rPr>
+          <w:lang w:val="hi_IN" w:bidi="hi_IN"/>
+        </w:rPr>
+      </w:r>
+      <w:r>
+        <w:rPr>
           <w:b/>
           <w:lang w:val="hi_IN" w:bidi="hi_IN"/>
         </w:rPr>
@@ -7793,6 +8199,20 @@
       </w:r>
       <w:r>
         <w:rPr>
+          <w:lang w:val="hi_IN" w:bidi="hi_IN"/>
+        </w:rPr>
+        <w:t>וְ⁠נִכְרַ֖תָּ</w:t>
+      </w:r>
+    </w:p>
+    <w:p>
+      <w:pPr/>
+      <w:r>
+        <w:rPr>
+          <w:lang w:val="hi_IN" w:bidi="hi_IN"/>
+        </w:rPr>
+      </w:r>
+      <w:r>
+        <w:rPr>
           <w:b/>
           <w:lang w:val="hi_IN" w:bidi="hi_IN"/>
         </w:rPr>
@@ -7876,6 +8296,20 @@
       </w:r>
       <w:r>
         <w:rPr>
+          <w:lang w:val="hi_IN" w:bidi="hi_IN"/>
+        </w:rPr>
+        <w:t>וְ⁠נִכְרַ֖תָּ</w:t>
+      </w:r>
+    </w:p>
+    <w:p>
+      <w:pPr/>
+      <w:r>
+        <w:rPr>
+          <w:lang w:val="hi_IN" w:bidi="hi_IN"/>
+        </w:rPr>
+      </w:r>
+      <w:r>
+        <w:rPr>
           <w:b/>
           <w:lang w:val="hi_IN" w:bidi="hi_IN"/>
         </w:rPr>
@@ -7948,6 +8382,20 @@
         <w:rPr>
           <w:lang w:val="hi_IN" w:bidi="hi_IN"/>
         </w:rPr>
+      </w:r>
+    </w:p>
+    <w:p>
+      <w:pPr/>
+      <w:r>
+        <w:rPr>
+          <w:lang w:val="hi_IN" w:bidi="hi_IN"/>
+        </w:rPr>
+      </w:r>
+      <w:r>
+        <w:rPr>
+          <w:lang w:val="hi_IN" w:bidi="hi_IN"/>
+        </w:rPr>
+        <w:t>וְ⁠נִכְרַ֖תָּ</w:t>
       </w:r>
     </w:p>
     <w:p>
@@ -8170,6 +8618,20 @@
       </w:r>
       <w:r>
         <w:rPr>
+          <w:lang w:val="hi_IN" w:bidi="hi_IN"/>
+        </w:rPr>
+        <w:t>שְׁב֥וֹת זָרִ֖ים חֵיל֑⁠וֹ וְ⁠נָכְרִ֞ים בָּ֣אוּ שְׁעָרָ֗יו</w:t>
+      </w:r>
+    </w:p>
+    <w:p>
+      <w:pPr/>
+      <w:r>
+        <w:rPr>
+          <w:lang w:val="hi_IN" w:bidi="hi_IN"/>
+        </w:rPr>
+      </w:r>
+      <w:r>
+        <w:rPr>
           <w:b/>
           <w:lang w:val="hi_IN" w:bidi="hi_IN"/>
         </w:rPr>
@@ -8255,6 +8717,20 @@
         <w:rPr>
           <w:lang w:val="hi_IN" w:bidi="hi_IN"/>
         </w:rPr>
+      </w:r>
+    </w:p>
+    <w:p>
+      <w:pPr/>
+      <w:r>
+        <w:rPr>
+          <w:lang w:val="hi_IN" w:bidi="hi_IN"/>
+        </w:rPr>
+      </w:r>
+      <w:r>
+        <w:rPr>
+          <w:lang w:val="hi_IN" w:bidi="hi_IN"/>
+        </w:rPr>
+        <w:t>חֵיל֑⁠וֹ &amp; שְׁעָרָ֗יו</w:t>
       </w:r>
     </w:p>
     <w:p>
@@ -9064,6 +9540,20 @@
       </w:r>
       <w:r>
         <w:rPr>
+          <w:lang w:val="hi_IN" w:bidi="hi_IN"/>
+        </w:rPr>
+        <w:t>בְ⁠יוֹם־אָחִ֨י⁠ךָ֙ בְּ⁠י֣וֹם נָכְר֔⁠וֹ</w:t>
+      </w:r>
+    </w:p>
+    <w:p>
+      <w:pPr/>
+      <w:r>
+        <w:rPr>
+          <w:lang w:val="hi_IN" w:bidi="hi_IN"/>
+        </w:rPr>
+      </w:r>
+      <w:r>
+        <w:rPr>
           <w:b/>
           <w:lang w:val="hi_IN" w:bidi="hi_IN"/>
         </w:rPr>
@@ -9521,6 +10011,20 @@
       </w:r>
       <w:r>
         <w:rPr>
+          <w:lang w:val="hi_IN" w:bidi="hi_IN"/>
+        </w:rPr>
+        <w:t>וְ⁠אַל־תַּגְדֵּ֥ל פִּ֖י⁠ךָ</w:t>
+      </w:r>
+    </w:p>
+    <w:p>
+      <w:pPr/>
+      <w:r>
+        <w:rPr>
+          <w:lang w:val="hi_IN" w:bidi="hi_IN"/>
+        </w:rPr>
+      </w:r>
+      <w:r>
+        <w:rPr>
           <w:b/>
           <w:lang w:val="hi_IN" w:bidi="hi_IN"/>
         </w:rPr>
@@ -9593,6 +10097,20 @@
         <w:rPr>
           <w:lang w:val="hi_IN" w:bidi="hi_IN"/>
         </w:rPr>
+      </w:r>
+    </w:p>
+    <w:p>
+      <w:pPr/>
+      <w:r>
+        <w:rPr>
+          <w:lang w:val="hi_IN" w:bidi="hi_IN"/>
+        </w:rPr>
+      </w:r>
+      <w:r>
+        <w:rPr>
+          <w:lang w:val="hi_IN" w:bidi="hi_IN"/>
+        </w:rPr>
+        <w:t>בְּ⁠י֣וֹם אֵידָ֔⁠ם &amp; בְּ⁠י֣וֹם אֵיד֑⁠וֹ &amp; בְּ⁠י֥וֹם אֵידֽ⁠וֹ</w:t>
       </w:r>
     </w:p>
     <w:p>
@@ -9990,6 +10508,20 @@
       </w:r>
       <w:r>
         <w:rPr>
+          <w:lang w:val="hi_IN" w:bidi="hi_IN"/>
+        </w:rPr>
+        <w:t>אַל־תֵּ֧רֶא</w:t>
+      </w:r>
+    </w:p>
+    <w:p>
+      <w:pPr/>
+      <w:r>
+        <w:rPr>
+          <w:lang w:val="hi_IN" w:bidi="hi_IN"/>
+        </w:rPr>
+      </w:r>
+      <w:r>
+        <w:rPr>
           <w:b/>
           <w:lang w:val="hi_IN" w:bidi="hi_IN"/>
         </w:rPr>
@@ -10214,6 +10746,20 @@
       </w:r>
       <w:r>
         <w:rPr>
+          <w:lang w:val="hi_IN" w:bidi="hi_IN"/>
+        </w:rPr>
+        <w:t>הַ⁠פֶּ֔רֶק</w:t>
+      </w:r>
+    </w:p>
+    <w:p>
+      <w:pPr/>
+      <w:r>
+        <w:rPr>
+          <w:lang w:val="hi_IN" w:bidi="hi_IN"/>
+        </w:rPr>
+      </w:r>
+      <w:r>
+        <w:rPr>
           <w:b/>
           <w:lang w:val="hi_IN" w:bidi="hi_IN"/>
         </w:rPr>
@@ -10438,6 +10984,20 @@
       </w:r>
       <w:r>
         <w:rPr>
+          <w:lang w:val="hi_IN" w:bidi="hi_IN"/>
+        </w:rPr>
+        <w:t>וְ⁠אַל־תַּסְגֵּ֥ר שְׂרִידָ֖י⁠ו</w:t>
+      </w:r>
+    </w:p>
+    <w:p>
+      <w:pPr/>
+      <w:r>
+        <w:rPr>
+          <w:lang w:val="hi_IN" w:bidi="hi_IN"/>
+        </w:rPr>
+      </w:r>
+      <w:r>
+        <w:rPr>
           <w:b/>
           <w:lang w:val="hi_IN" w:bidi="hi_IN"/>
         </w:rPr>
@@ -10521,6 +11081,20 @@
       </w:r>
       <w:r>
         <w:rPr>
+          <w:lang w:val="hi_IN" w:bidi="hi_IN"/>
+        </w:rPr>
+        <w:t>כִּֽי־קָר֥וֹב יוֹם־יְהוָ֖ה עַל־כָּל־הַ⁠גּוֹיִ֑ם כַּ⁠אֲשֶׁ֤ר עָשִׂ֨יתָ֙ יֵעָ֣שֶׂה לָּ֔⁠ךְ גְּמֻלְ⁠ךָ֖ יָשׁ֥וּב בְּ⁠רֹאשֶֽׁ⁠ךָ</w:t>
+      </w:r>
+    </w:p>
+    <w:p>
+      <w:pPr/>
+      <w:r>
+        <w:rPr>
+          <w:lang w:val="hi_IN" w:bidi="hi_IN"/>
+        </w:rPr>
+      </w:r>
+      <w:r>
+        <w:rPr>
           <w:b/>
           <w:lang w:val="hi_IN" w:bidi="hi_IN"/>
         </w:rPr>
@@ -10978,6 +11552,20 @@
       </w:r>
       <w:r>
         <w:rPr>
+          <w:lang w:val="hi_IN" w:bidi="hi_IN"/>
+        </w:rPr>
+        <w:t>גְּמֻלְ⁠ךָ֖ יָשׁ֥וּב בְּ⁠רֹאשֶֽׁ⁠ךָ</w:t>
+      </w:r>
+    </w:p>
+    <w:p>
+      <w:pPr/>
+      <w:r>
+        <w:rPr>
+          <w:lang w:val="hi_IN" w:bidi="hi_IN"/>
+        </w:rPr>
+      </w:r>
+      <w:r>
+        <w:rPr>
           <w:b/>
           <w:lang w:val="hi_IN" w:bidi="hi_IN"/>
         </w:rPr>
@@ -11050,6 +11638,20 @@
         <w:rPr>
           <w:lang w:val="hi_IN" w:bidi="hi_IN"/>
         </w:rPr>
+      </w:r>
+    </w:p>
+    <w:p>
+      <w:pPr/>
+      <w:r>
+        <w:rPr>
+          <w:lang w:val="hi_IN" w:bidi="hi_IN"/>
+        </w:rPr>
+      </w:r>
+      <w:r>
+        <w:rPr>
+          <w:lang w:val="hi_IN" w:bidi="hi_IN"/>
+        </w:rPr>
+        <w:t>בְּ⁠רֹאשֶֽׁ⁠ךָ</w:t>
       </w:r>
     </w:p>
     <w:p>
@@ -11711,6 +12313,20 @@
       </w:r>
       <w:r>
         <w:rPr>
+          <w:lang w:val="hi_IN" w:bidi="hi_IN"/>
+        </w:rPr>
+        <w:t>יִשְׁתּ֥וּ כָֽל־הַ⁠גּוֹיִ֖ם תָּמִ֑יד</w:t>
+      </w:r>
+    </w:p>
+    <w:p>
+      <w:pPr/>
+      <w:r>
+        <w:rPr>
+          <w:lang w:val="hi_IN" w:bidi="hi_IN"/>
+        </w:rPr>
+      </w:r>
+      <w:r>
+        <w:rPr>
           <w:b/>
           <w:lang w:val="hi_IN" w:bidi="hi_IN"/>
         </w:rPr>
@@ -11919,6 +12535,20 @@
         <w:rPr>
           <w:lang w:val="hi_IN" w:bidi="hi_IN"/>
         </w:rPr>
+      </w:r>
+    </w:p>
+    <w:p>
+      <w:pPr/>
+      <w:r>
+        <w:rPr>
+          <w:lang w:val="hi_IN" w:bidi="hi_IN"/>
+        </w:rPr>
+      </w:r>
+      <w:r>
+        <w:rPr>
+          <w:lang w:val="hi_IN" w:bidi="hi_IN"/>
+        </w:rPr>
+        <w:t>וְ⁠שָׁת֣וּ וְ⁠לָע֔וּ</w:t>
       </w:r>
     </w:p>
     <w:p>
@@ -12251,6 +12881,20 @@
       </w:r>
       <w:r>
         <w:rPr>
+          <w:lang w:val="hi_IN" w:bidi="hi_IN"/>
+        </w:rPr>
+        <w:t>וְ⁠הָ֣יָה קֹ֑דֶשׁ</w:t>
+      </w:r>
+    </w:p>
+    <w:p>
+      <w:pPr/>
+      <w:r>
+        <w:rPr>
+          <w:lang w:val="hi_IN" w:bidi="hi_IN"/>
+        </w:rPr>
+      </w:r>
+      <w:r>
+        <w:rPr>
           <w:b/>
           <w:lang w:val="hi_IN" w:bidi="hi_IN"/>
         </w:rPr>
@@ -12547,6 +13191,20 @@
       </w:r>
       <w:r>
         <w:rPr>
+          <w:lang w:val="hi_IN" w:bidi="hi_IN"/>
+        </w:rPr>
+        <w:t>וְ⁠הָיָה֩ בֵית־יַעֲקֹ֨ב אֵ֜שׁ וּ⁠בֵ֧ית יוֹסֵ֣ף לֶהָבָ֗ה</w:t>
+      </w:r>
+    </w:p>
+    <w:p>
+      <w:pPr/>
+      <w:r>
+        <w:rPr>
+          <w:lang w:val="hi_IN" w:bidi="hi_IN"/>
+        </w:rPr>
+      </w:r>
+      <w:r>
+        <w:rPr>
           <w:b/>
           <w:lang w:val="hi_IN" w:bidi="hi_IN"/>
         </w:rPr>
@@ -12863,6 +13521,20 @@
       </w:r>
       <w:r>
         <w:rPr>
+          <w:lang w:val="hi_IN" w:bidi="hi_IN"/>
+        </w:rPr>
+        <w:t>וּ⁠בֵ֤ית עֵשָׂו֙ &amp; לְ⁠בֵ֣ית עֵשָׂ֔ו</w:t>
+      </w:r>
+    </w:p>
+    <w:p>
+      <w:pPr/>
+      <w:r>
+        <w:rPr>
+          <w:lang w:val="hi_IN" w:bidi="hi_IN"/>
+        </w:rPr>
+      </w:r>
+      <w:r>
+        <w:rPr>
           <w:b/>
           <w:lang w:val="hi_IN" w:bidi="hi_IN"/>
         </w:rPr>
@@ -13916,6 +14588,20 @@
       </w:r>
       <w:r>
         <w:rPr>
+          <w:lang w:val="hi_IN" w:bidi="hi_IN"/>
+        </w:rPr>
+        <w:t>וְ⁠הַ⁠שְּׁפֵלָה֙ אֶת־פְּלִשְׁתִּ֔ים</w:t>
+      </w:r>
+    </w:p>
+    <w:p>
+      <w:pPr/>
+      <w:r>
+        <w:rPr>
+          <w:lang w:val="hi_IN" w:bidi="hi_IN"/>
+        </w:rPr>
+      </w:r>
+      <w:r>
+        <w:rPr>
           <w:b/>
           <w:lang w:val="hi_IN" w:bidi="hi_IN"/>
         </w:rPr>
@@ -14111,6 +14797,20 @@
         <w:rPr>
           <w:lang w:val="hi_IN" w:bidi="hi_IN"/>
         </w:rPr>
+      </w:r>
+    </w:p>
+    <w:p>
+      <w:pPr/>
+      <w:r>
+        <w:rPr>
+          <w:lang w:val="hi_IN" w:bidi="hi_IN"/>
+        </w:rPr>
+      </w:r>
+      <w:r>
+        <w:rPr>
+          <w:lang w:val="hi_IN" w:bidi="hi_IN"/>
+        </w:rPr>
+        <w:t>וְ⁠יָרְשׁוּ֙</w:t>
       </w:r>
     </w:p>
     <w:p>
@@ -16184,6 +16884,20 @@
         <w:rPr>
           <w:lang w:val="hi_IN" w:bidi="hi_IN"/>
         </w:rPr>
+      </w:r>
+    </w:p>
+    <w:p>
+      <w:pPr/>
+      <w:r>
+        <w:rPr>
+          <w:lang w:val="hi_IN" w:bidi="hi_IN"/>
+        </w:rPr>
+      </w:r>
+      <w:r>
+        <w:rPr>
+          <w:lang w:val="hi_IN" w:bidi="hi_IN"/>
+        </w:rPr>
+        <w:t>וְ⁠הָיְתָ֥ה לַֽ⁠יהוָ֖ה הַ⁠מְּלוּכָֽה</w:t>
       </w:r>
     </w:p>
     <w:p>

--- a/hin/docx/31.content.docx
+++ b/hin/docx/31.content.docx
@@ -8620,7 +8620,7 @@
         <w:rPr>
           <w:lang w:val="hi_IN" w:bidi="hi_IN"/>
         </w:rPr>
-        <w:t>שְׁב֥וֹת זָרִ֖ים חֵיל֑⁠וֹ וְ⁠נָכְרִ֞ים בָּ֣אוּ שְׁעָרָ֗יו</w:t>
+        <w:t>שְׁב֥וֹת זָרִ֖ים חֵיל֑⁠וֹ וְ⁠נָכְרִ֞ים בָּ֣אוּ שער⁠ו</w:t>
       </w:r>
     </w:p>
     <w:p>
@@ -8730,7 +8730,7 @@
         <w:rPr>
           <w:lang w:val="hi_IN" w:bidi="hi_IN"/>
         </w:rPr>
-        <w:t>חֵיל֑⁠וֹ &amp; שְׁעָרָ֗יו</w:t>
+        <w:t>חֵיל֑⁠וֹ &amp; שער⁠ו</w:t>
       </w:r>
     </w:p>
     <w:p>
@@ -8979,7 +8979,7 @@
         <w:rPr>
           <w:lang w:val="hi_IN" w:bidi="hi_IN"/>
         </w:rPr>
-        <w:t>שְׁעָרָ֗יו</w:t>
+        <w:t>שער⁠ו</w:t>
       </w:r>
     </w:p>
     <w:p>
